--- a/data/outputs/v2/Grade11/Biology/Lesson_Plans/SS1.2_Ecology/Biology_Ecology_CBE_LessonSequence.docx
+++ b/data/outputs/v2/Grade11/Biology/Lesson_Plans/SS1.2_Ecology/Biology_Ecology_CBE_LessonSequence.docx
@@ -2330,7 +2330,7 @@
         </w:rPr>
         <w:t xml:space="preserve">© 2026 SeaVuria and ARES. This work is licensed under a </w:t>
       </w:r>
-      <w:hyperlink w:history="1" r:id="rIdbrehk0x1svhu6nvvbfjls">
+      <w:hyperlink w:history="1" r:id="rIdbp1homtliviry04wsq05y">
         <w:r>
           <w:rPr>
             <w:rFonts w:ascii="Arial" w:cs="Arial" w:eastAsia="Arial" w:hAnsi="Arial"/>
@@ -2350,7 +2350,7 @@
         </w:rPr>
         <w:t xml:space="preserve"> (</w:t>
       </w:r>
-      <w:hyperlink w:history="1" r:id="rIdaivygwzzqx0qrvvn82rfs">
+      <w:hyperlink w:history="1" r:id="rIdadwh9mpdqzxn7bw3iknyw">
         <w:r>
           <w:rPr>
             <w:rFonts w:ascii="Arial" w:cs="Arial" w:eastAsia="Arial" w:hAnsi="Arial"/>
@@ -2370,7 +2370,7 @@
         </w:rPr>
         <w:t xml:space="preserve">). To view a copy of this license, visit </w:t>
       </w:r>
-      <w:hyperlink w:history="1" r:id="rIdpxearhiqq1o6q6bikzqp_">
+      <w:hyperlink w:history="1" r:id="rId1xj4kvcf55bylpwtzo4mt">
         <w:r>
           <w:rPr>
             <w:rFonts w:ascii="Arial" w:cs="Arial" w:eastAsia="Arial" w:hAnsi="Arial"/>
@@ -3382,7 +3382,7 @@
             <w:pPr>
               <w:spacing w:after="20" w:before="0"/>
             </w:pPr>
-            <w:hyperlink w:history="1" r:id="rIdh2or5pyh8pfdg5j__ncni">
+            <w:hyperlink w:history="1" r:id="rId1rlplpfdu6nsgmgvdvkcg">
               <w:r>
                 <w:rPr>
                   <w:rFonts w:ascii="Arial" w:cs="Arial" w:eastAsia="Arial" w:hAnsi="Arial"/>
@@ -3415,7 +3415,7 @@
               <w:spacing w:after="10" w:before="0"/>
               <w:ind w:left="120"/>
             </w:pPr>
-            <w:hyperlink w:history="1" r:id="rIdvzsd6_3wm3pmdirw18smp">
+            <w:hyperlink w:history="1" r:id="rIdlwrikb9zidylckaaevihz">
               <w:r>
                 <w:rPr>
                   <w:rFonts w:ascii="Arial" w:cs="Arial" w:eastAsia="Arial" w:hAnsi="Arial"/>
@@ -3460,7 +3460,7 @@
             <w:pPr>
               <w:spacing w:after="20" w:before="0"/>
             </w:pPr>
-            <w:hyperlink w:history="1" r:id="rIdjleyiimiz2ala_s8seq7q">
+            <w:hyperlink w:history="1" r:id="rIdr1qbdv2wu_rzt3_zmjqkz">
               <w:r>
                 <w:rPr>
                   <w:rFonts w:ascii="Arial" w:cs="Arial" w:eastAsia="Arial" w:hAnsi="Arial"/>
@@ -3493,7 +3493,7 @@
               <w:spacing w:after="10" w:before="0"/>
               <w:ind w:left="120"/>
             </w:pPr>
-            <w:hyperlink w:history="1" r:id="rIdvl2qventlmg2vxkoyv2xm">
+            <w:hyperlink w:history="1" r:id="rId55lg5qazoejryvmgbc9dz">
               <w:r>
                 <w:rPr>
                   <w:rFonts w:ascii="Arial" w:cs="Arial" w:eastAsia="Arial" w:hAnsi="Arial"/>
@@ -3688,7 +3688,7 @@
             <w:pPr>
               <w:spacing w:after="20" w:before="0"/>
             </w:pPr>
-            <w:hyperlink w:history="1" r:id="rId6-tmahk5zk1myfjxvmjfp">
+            <w:hyperlink w:history="1" r:id="rIdyewq4az6xmvnkpmw2igqu">
               <w:r>
                 <w:rPr>
                   <w:rFonts w:ascii="Arial" w:cs="Arial" w:eastAsia="Arial" w:hAnsi="Arial"/>
@@ -3721,7 +3721,7 @@
               <w:spacing w:after="10" w:before="0"/>
               <w:ind w:left="120"/>
             </w:pPr>
-            <w:hyperlink w:history="1" r:id="rIdgrbywbhby9ltevlm9h4ox">
+            <w:hyperlink w:history="1" r:id="rIdaa_oc8n2v-liejeujaagg">
               <w:r>
                 <w:rPr>
                   <w:rFonts w:ascii="Arial" w:cs="Arial" w:eastAsia="Arial" w:hAnsi="Arial"/>
@@ -3766,7 +3766,7 @@
             <w:pPr>
               <w:spacing w:after="20" w:before="0"/>
             </w:pPr>
-            <w:hyperlink w:history="1" r:id="rIdlfy3hlqw_vagxs5vfd5a-">
+            <w:hyperlink w:history="1" r:id="rIdva7ictzgmhe2l5zgqxaxf">
               <w:r>
                 <w:rPr>
                   <w:rFonts w:ascii="Arial" w:cs="Arial" w:eastAsia="Arial" w:hAnsi="Arial"/>
@@ -3799,7 +3799,7 @@
               <w:spacing w:after="10" w:before="0"/>
               <w:ind w:left="120"/>
             </w:pPr>
-            <w:hyperlink w:history="1" r:id="rIdbl-da0xnuz1cfh8-in6wz">
+            <w:hyperlink w:history="1" r:id="rIdqobzgyjgtarfpvamoiqyn">
               <w:r>
                 <w:rPr>
                   <w:rFonts w:ascii="Arial" w:cs="Arial" w:eastAsia="Arial" w:hAnsi="Arial"/>
@@ -3994,7 +3994,7 @@
             <w:pPr>
               <w:spacing w:after="20" w:before="0"/>
             </w:pPr>
-            <w:hyperlink w:history="1" r:id="rId8j2grkph8ix-6ksqykgub">
+            <w:hyperlink w:history="1" r:id="rIdvp9fs6-tjlpijhqx-kifr">
               <w:r>
                 <w:rPr>
                   <w:rFonts w:ascii="Arial" w:cs="Arial" w:eastAsia="Arial" w:hAnsi="Arial"/>
@@ -4027,7 +4027,7 @@
               <w:spacing w:after="10" w:before="0"/>
               <w:ind w:left="120"/>
             </w:pPr>
-            <w:hyperlink w:history="1" r:id="rIdcjdw_6at73crwvjx8ck5q">
+            <w:hyperlink w:history="1" r:id="rIdq6vdl7nrdz4pohpxyq7rb">
               <w:r>
                 <w:rPr>
                   <w:rFonts w:ascii="Arial" w:cs="Arial" w:eastAsia="Arial" w:hAnsi="Arial"/>
@@ -4072,7 +4072,7 @@
             <w:pPr>
               <w:spacing w:after="20" w:before="0"/>
             </w:pPr>
-            <w:hyperlink w:history="1" r:id="rIdytvfmq7qwpizkw-b55jo4">
+            <w:hyperlink w:history="1" r:id="rIdsyijqmr0csvtudsd_fb6i">
               <w:r>
                 <w:rPr>
                   <w:rFonts w:ascii="Arial" w:cs="Arial" w:eastAsia="Arial" w:hAnsi="Arial"/>
@@ -4105,7 +4105,7 @@
               <w:spacing w:after="10" w:before="0"/>
               <w:ind w:left="120"/>
             </w:pPr>
-            <w:hyperlink w:history="1" r:id="rIdyddhtykrtexob6hzhe0vt">
+            <w:hyperlink w:history="1" r:id="rIddrkyxfchnllmig7m6lvab">
               <w:r>
                 <w:rPr>
                   <w:rFonts w:ascii="Arial" w:cs="Arial" w:eastAsia="Arial" w:hAnsi="Arial"/>
@@ -4300,7 +4300,7 @@
             <w:pPr>
               <w:spacing w:after="20" w:before="0"/>
             </w:pPr>
-            <w:hyperlink w:history="1" r:id="rIdptcjl0gbh09o8dl-vdkzg">
+            <w:hyperlink w:history="1" r:id="rIdo5r5ldtrz_ww052aswjkq">
               <w:r>
                 <w:rPr>
                   <w:rFonts w:ascii="Arial" w:cs="Arial" w:eastAsia="Arial" w:hAnsi="Arial"/>
@@ -4333,7 +4333,7 @@
               <w:spacing w:after="10" w:before="0"/>
               <w:ind w:left="120"/>
             </w:pPr>
-            <w:hyperlink w:history="1" r:id="rIdjb53ewjmaqqydpjxqoboj">
+            <w:hyperlink w:history="1" r:id="rIdui4ytpmlgpilwbnbejchk">
               <w:r>
                 <w:rPr>
                   <w:rFonts w:ascii="Arial" w:cs="Arial" w:eastAsia="Arial" w:hAnsi="Arial"/>
@@ -4378,7 +4378,7 @@
             <w:pPr>
               <w:spacing w:after="20" w:before="0"/>
             </w:pPr>
-            <w:hyperlink w:history="1" r:id="rIdgctn4xqbuwjf4tbnqomg9">
+            <w:hyperlink w:history="1" r:id="rIdxdgnygrbtxlsfmxkqajcd">
               <w:r>
                 <w:rPr>
                   <w:rFonts w:ascii="Arial" w:cs="Arial" w:eastAsia="Arial" w:hAnsi="Arial"/>
@@ -4411,7 +4411,7 @@
               <w:spacing w:after="10" w:before="0"/>
               <w:ind w:left="120"/>
             </w:pPr>
-            <w:hyperlink w:history="1" r:id="rIdhatize-bav1c_skr0s4l9">
+            <w:hyperlink w:history="1" r:id="rId9oqsejgjidzaeeslrnixa">
               <w:r>
                 <w:rPr>
                   <w:rFonts w:ascii="Arial" w:cs="Arial" w:eastAsia="Arial" w:hAnsi="Arial"/>
@@ -4606,7 +4606,7 @@
             <w:pPr>
               <w:spacing w:after="20" w:before="0"/>
             </w:pPr>
-            <w:hyperlink w:history="1" r:id="rIdje3r10e81khwsqen59gxg">
+            <w:hyperlink w:history="1" r:id="rIdg_ktrvb8grw0mvjbequv3">
               <w:r>
                 <w:rPr>
                   <w:rFonts w:ascii="Arial" w:cs="Arial" w:eastAsia="Arial" w:hAnsi="Arial"/>
@@ -4639,7 +4639,7 @@
               <w:spacing w:after="10" w:before="0"/>
               <w:ind w:left="120"/>
             </w:pPr>
-            <w:hyperlink w:history="1" r:id="rIdg1k3a39urymgbngxdpkos">
+            <w:hyperlink w:history="1" r:id="rIdj0qqfefdxxkvofsf9se4w">
               <w:r>
                 <w:rPr>
                   <w:rFonts w:ascii="Arial" w:cs="Arial" w:eastAsia="Arial" w:hAnsi="Arial"/>
@@ -4684,7 +4684,7 @@
             <w:pPr>
               <w:spacing w:after="20" w:before="0"/>
             </w:pPr>
-            <w:hyperlink w:history="1" r:id="rIdh0j7pkybu2tfuhc9ada49">
+            <w:hyperlink w:history="1" r:id="rIdthyyy0xqqioynkxkzrtmd">
               <w:r>
                 <w:rPr>
                   <w:rFonts w:ascii="Arial" w:cs="Arial" w:eastAsia="Arial" w:hAnsi="Arial"/>
@@ -4717,7 +4717,7 @@
               <w:spacing w:after="10" w:before="0"/>
               <w:ind w:left="120"/>
             </w:pPr>
-            <w:hyperlink w:history="1" r:id="rId9hkeu1yrsyktcllwvwsgd">
+            <w:hyperlink w:history="1" r:id="rIdzluszvr5qq4rgq5r8dqsx">
               <w:r>
                 <w:rPr>
                   <w:rFonts w:ascii="Arial" w:cs="Arial" w:eastAsia="Arial" w:hAnsi="Arial"/>
@@ -5229,7 +5229,7 @@
         </w:rPr>
         <w:t xml:space="preserve">© 2026 SeaVuria and ARES. Aligned with KICD objectives. Developed by SeaVuria; technical implementation by ARES (with AI assistance from Claude). Licensed under </w:t>
       </w:r>
-      <w:hyperlink w:history="1" r:id="rIdpk6migokpievjdxlo_qyj">
+      <w:hyperlink w:history="1" r:id="rIdv_kd3xsakzas0f5zake5e">
         <w:r>
           <w:rPr>
             <w:rFonts w:ascii="Arial" w:cs="Arial" w:eastAsia="Arial" w:hAnsi="Arial"/>
@@ -5250,7 +5250,7 @@
         </w:rPr>
         <w:t xml:space="preserve"> (</w:t>
       </w:r>
-      <w:hyperlink w:history="1" r:id="rIdhhurw9lwf-kl6gb4uvsr4">
+      <w:hyperlink w:history="1" r:id="rIdngjqlfzmu4xfzgee1s1bx">
         <w:r>
           <w:rPr>
             <w:rFonts w:ascii="Arial" w:cs="Arial" w:eastAsia="Arial" w:hAnsi="Arial"/>
@@ -6263,7 +6263,7 @@
             <w:pPr>
               <w:spacing w:after="20" w:before="0"/>
             </w:pPr>
-            <w:hyperlink w:history="1" r:id="rIdcktdhheiew-86qtfr7fqc">
+            <w:hyperlink w:history="1" r:id="rIdwpb3ohq-urpdgkj43wtl4">
               <w:r>
                 <w:rPr>
                   <w:rFonts w:ascii="Arial" w:cs="Arial" w:eastAsia="Arial" w:hAnsi="Arial"/>
@@ -6296,7 +6296,7 @@
               <w:spacing w:after="10" w:before="0"/>
               <w:ind w:left="120"/>
             </w:pPr>
-            <w:hyperlink w:history="1" r:id="rIdm2hqsokwg1ql2d25guzoh">
+            <w:hyperlink w:history="1" r:id="rIdohbxganewqlwu_mka8k1o">
               <w:r>
                 <w:rPr>
                   <w:rFonts w:ascii="Arial" w:cs="Arial" w:eastAsia="Arial" w:hAnsi="Arial"/>
@@ -6341,7 +6341,7 @@
             <w:pPr>
               <w:spacing w:after="20" w:before="0"/>
             </w:pPr>
-            <w:hyperlink w:history="1" r:id="rIdwmunx2ol3zajnzgjqwofo">
+            <w:hyperlink w:history="1" r:id="rIdycsix60cssdheyz5vzt6l">
               <w:r>
                 <w:rPr>
                   <w:rFonts w:ascii="Arial" w:cs="Arial" w:eastAsia="Arial" w:hAnsi="Arial"/>
@@ -6374,7 +6374,7 @@
               <w:spacing w:after="10" w:before="0"/>
               <w:ind w:left="120"/>
             </w:pPr>
-            <w:hyperlink w:history="1" r:id="rId841l89hdcnnz_edxaoz0y">
+            <w:hyperlink w:history="1" r:id="rIdl9xa09qfwwnmrc9ur0cfo">
               <w:r>
                 <w:rPr>
                   <w:rFonts w:ascii="Arial" w:cs="Arial" w:eastAsia="Arial" w:hAnsi="Arial"/>
@@ -6569,7 +6569,7 @@
             <w:pPr>
               <w:spacing w:after="20" w:before="0"/>
             </w:pPr>
-            <w:hyperlink w:history="1" r:id="rIdgjq3ikb3g8m34bz5ust99">
+            <w:hyperlink w:history="1" r:id="rIdvmttg2ke89yrmvolrny19">
               <w:r>
                 <w:rPr>
                   <w:rFonts w:ascii="Arial" w:cs="Arial" w:eastAsia="Arial" w:hAnsi="Arial"/>
@@ -6602,7 +6602,7 @@
               <w:spacing w:after="10" w:before="0"/>
               <w:ind w:left="120"/>
             </w:pPr>
-            <w:hyperlink w:history="1" r:id="rIdwyu10pbzujy86y-2yuqi2">
+            <w:hyperlink w:history="1" r:id="rId9jaxie7t6cbmc6mhr8yow">
               <w:r>
                 <w:rPr>
                   <w:rFonts w:ascii="Arial" w:cs="Arial" w:eastAsia="Arial" w:hAnsi="Arial"/>
@@ -6647,7 +6647,7 @@
             <w:pPr>
               <w:spacing w:after="20" w:before="0"/>
             </w:pPr>
-            <w:hyperlink w:history="1" r:id="rIdenxbsbyfw7k-tftdpvstl">
+            <w:hyperlink w:history="1" r:id="rIdparxhomgher-rcn81n5kw">
               <w:r>
                 <w:rPr>
                   <w:rFonts w:ascii="Arial" w:cs="Arial" w:eastAsia="Arial" w:hAnsi="Arial"/>
@@ -6680,7 +6680,7 @@
               <w:spacing w:after="10" w:before="0"/>
               <w:ind w:left="120"/>
             </w:pPr>
-            <w:hyperlink w:history="1" r:id="rIddl46fpcz4pfoj3xf6cgj5">
+            <w:hyperlink w:history="1" r:id="rIdxurdvpcclh3dwyp_xak1c">
               <w:r>
                 <w:rPr>
                   <w:rFonts w:ascii="Arial" w:cs="Arial" w:eastAsia="Arial" w:hAnsi="Arial"/>
@@ -6875,7 +6875,7 @@
             <w:pPr>
               <w:spacing w:after="20" w:before="0"/>
             </w:pPr>
-            <w:hyperlink w:history="1" r:id="rIdwd2e4rgrrwfk6fnqptrsy">
+            <w:hyperlink w:history="1" r:id="rIdxq7bpe7qmp6k9jocc7xsp">
               <w:r>
                 <w:rPr>
                   <w:rFonts w:ascii="Arial" w:cs="Arial" w:eastAsia="Arial" w:hAnsi="Arial"/>
@@ -6908,7 +6908,7 @@
               <w:spacing w:after="10" w:before="0"/>
               <w:ind w:left="120"/>
             </w:pPr>
-            <w:hyperlink w:history="1" r:id="rId4iyeb3_ikz3drgczrg_i5">
+            <w:hyperlink w:history="1" r:id="rIdqej8kwu0a1pen3dehfjwy">
               <w:r>
                 <w:rPr>
                   <w:rFonts w:ascii="Arial" w:cs="Arial" w:eastAsia="Arial" w:hAnsi="Arial"/>
@@ -6953,7 +6953,7 @@
             <w:pPr>
               <w:spacing w:after="20" w:before="0"/>
             </w:pPr>
-            <w:hyperlink w:history="1" r:id="rIdbcztbuzcexe55b19ftkcz">
+            <w:hyperlink w:history="1" r:id="rIdinajx5hcfjxyek5fdckma">
               <w:r>
                 <w:rPr>
                   <w:rFonts w:ascii="Arial" w:cs="Arial" w:eastAsia="Arial" w:hAnsi="Arial"/>
@@ -6986,7 +6986,7 @@
               <w:spacing w:after="10" w:before="0"/>
               <w:ind w:left="120"/>
             </w:pPr>
-            <w:hyperlink w:history="1" r:id="rIdnvtg_n-ag_51ttfy4d53n">
+            <w:hyperlink w:history="1" r:id="rIdrouo46xwmbhaysvvlscwv">
               <w:r>
                 <w:rPr>
                   <w:rFonts w:ascii="Arial" w:cs="Arial" w:eastAsia="Arial" w:hAnsi="Arial"/>
@@ -7181,7 +7181,7 @@
             <w:pPr>
               <w:spacing w:after="20" w:before="0"/>
             </w:pPr>
-            <w:hyperlink w:history="1" r:id="rIdgjed6r_3xtjmwlp4t9u6m">
+            <w:hyperlink w:history="1" r:id="rIdmaommdxi_lb9uzm07tulk">
               <w:r>
                 <w:rPr>
                   <w:rFonts w:ascii="Arial" w:cs="Arial" w:eastAsia="Arial" w:hAnsi="Arial"/>
@@ -7214,7 +7214,7 @@
               <w:spacing w:after="10" w:before="0"/>
               <w:ind w:left="120"/>
             </w:pPr>
-            <w:hyperlink w:history="1" r:id="rIdb576hxbkpik-zczocb9na">
+            <w:hyperlink w:history="1" r:id="rIdyjfysa_zk6uesnqzjjfst">
               <w:r>
                 <w:rPr>
                   <w:rFonts w:ascii="Arial" w:cs="Arial" w:eastAsia="Arial" w:hAnsi="Arial"/>
@@ -7259,7 +7259,7 @@
             <w:pPr>
               <w:spacing w:after="20" w:before="0"/>
             </w:pPr>
-            <w:hyperlink w:history="1" r:id="rIdgttfyagvigcf7ycnhcmzg">
+            <w:hyperlink w:history="1" r:id="rId7swvbygcyyklmmmjkxuog">
               <w:r>
                 <w:rPr>
                   <w:rFonts w:ascii="Arial" w:cs="Arial" w:eastAsia="Arial" w:hAnsi="Arial"/>
@@ -7292,7 +7292,7 @@
               <w:spacing w:after="10" w:before="0"/>
               <w:ind w:left="120"/>
             </w:pPr>
-            <w:hyperlink w:history="1" r:id="rId5efugyz-jahridixzgv-0">
+            <w:hyperlink w:history="1" r:id="rIdniyukbqgy-2icgbh0ish-">
               <w:r>
                 <w:rPr>
                   <w:rFonts w:ascii="Arial" w:cs="Arial" w:eastAsia="Arial" w:hAnsi="Arial"/>
@@ -7487,7 +7487,7 @@
             <w:pPr>
               <w:spacing w:after="20" w:before="0"/>
             </w:pPr>
-            <w:hyperlink w:history="1" r:id="rIdxbftrqcpvmwljsfgrz3bg">
+            <w:hyperlink w:history="1" r:id="rIdxqk_bg_jgf4ppqha986lc">
               <w:r>
                 <w:rPr>
                   <w:rFonts w:ascii="Arial" w:cs="Arial" w:eastAsia="Arial" w:hAnsi="Arial"/>
@@ -7520,7 +7520,7 @@
               <w:spacing w:after="10" w:before="0"/>
               <w:ind w:left="120"/>
             </w:pPr>
-            <w:hyperlink w:history="1" r:id="rIdwohzlqq7eydlu5xzlx4ah">
+            <w:hyperlink w:history="1" r:id="rIdxbet7lgsboq73yuk2ef5h">
               <w:r>
                 <w:rPr>
                   <w:rFonts w:ascii="Arial" w:cs="Arial" w:eastAsia="Arial" w:hAnsi="Arial"/>
@@ -7565,7 +7565,7 @@
             <w:pPr>
               <w:spacing w:after="20" w:before="0"/>
             </w:pPr>
-            <w:hyperlink w:history="1" r:id="rIdpuahal5kxeglrhnjw6-al">
+            <w:hyperlink w:history="1" r:id="rIdmrt1v2yqlgekttosqv6q8">
               <w:r>
                 <w:rPr>
                   <w:rFonts w:ascii="Arial" w:cs="Arial" w:eastAsia="Arial" w:hAnsi="Arial"/>
@@ -7598,7 +7598,7 @@
               <w:spacing w:after="10" w:before="0"/>
               <w:ind w:left="120"/>
             </w:pPr>
-            <w:hyperlink w:history="1" r:id="rId9x4tril-ktizdoeyvzycu">
+            <w:hyperlink w:history="1" r:id="rId3ibo6zvugzhwtaxk31ghh">
               <w:r>
                 <w:rPr>
                   <w:rFonts w:ascii="Arial" w:cs="Arial" w:eastAsia="Arial" w:hAnsi="Arial"/>
@@ -8110,7 +8110,7 @@
         </w:rPr>
         <w:t xml:space="preserve">© 2026 SeaVuria and ARES. Aligned with KICD objectives. Developed by SeaVuria; technical implementation by ARES (with AI assistance from Claude). Licensed under </w:t>
       </w:r>
-      <w:hyperlink w:history="1" r:id="rIdhhhfq_hxrwhthq6gzg6ms">
+      <w:hyperlink w:history="1" r:id="rIdniaq-oqy6fw0s1erixlt8">
         <w:r>
           <w:rPr>
             <w:rFonts w:ascii="Arial" w:cs="Arial" w:eastAsia="Arial" w:hAnsi="Arial"/>
@@ -8131,7 +8131,7 @@
         </w:rPr>
         <w:t xml:space="preserve"> (</w:t>
       </w:r>
-      <w:hyperlink w:history="1" r:id="rIdobzyvukzlht92hgadr1a7">
+      <w:hyperlink w:history="1" r:id="rIdmpdzunvrf2hpibhkcrdgd">
         <w:r>
           <w:rPr>
             <w:rFonts w:ascii="Arial" w:cs="Arial" w:eastAsia="Arial" w:hAnsi="Arial"/>
@@ -9144,7 +9144,7 @@
             <w:pPr>
               <w:spacing w:after="20" w:before="0"/>
             </w:pPr>
-            <w:hyperlink w:history="1" r:id="rIdfmm33pdgbelrhq8j9lg7n">
+            <w:hyperlink w:history="1" r:id="rIdmrmvtbbf6iwx5dmksrnnc">
               <w:r>
                 <w:rPr>
                   <w:rFonts w:ascii="Arial" w:cs="Arial" w:eastAsia="Arial" w:hAnsi="Arial"/>
@@ -9177,7 +9177,7 @@
               <w:spacing w:after="10" w:before="0"/>
               <w:ind w:left="120"/>
             </w:pPr>
-            <w:hyperlink w:history="1" r:id="rId0hlge0pfrhgj7wnkx4-n2">
+            <w:hyperlink w:history="1" r:id="rIdowk-aawfi4oejazpisrjw">
               <w:r>
                 <w:rPr>
                   <w:rFonts w:ascii="Arial" w:cs="Arial" w:eastAsia="Arial" w:hAnsi="Arial"/>
@@ -9222,7 +9222,7 @@
             <w:pPr>
               <w:spacing w:after="20" w:before="0"/>
             </w:pPr>
-            <w:hyperlink w:history="1" r:id="rIdyhbgub2eeqz8kbe308qih">
+            <w:hyperlink w:history="1" r:id="rIdlsgr8covmg0brxfgfb0lm">
               <w:r>
                 <w:rPr>
                   <w:rFonts w:ascii="Arial" w:cs="Arial" w:eastAsia="Arial" w:hAnsi="Arial"/>
@@ -9255,7 +9255,7 @@
               <w:spacing w:after="10" w:before="0"/>
               <w:ind w:left="120"/>
             </w:pPr>
-            <w:hyperlink w:history="1" r:id="rIdppc73bs_acimpgkgvurii">
+            <w:hyperlink w:history="1" r:id="rIdgdy482rpa1mzjf6seyjst">
               <w:r>
                 <w:rPr>
                   <w:rFonts w:ascii="Arial" w:cs="Arial" w:eastAsia="Arial" w:hAnsi="Arial"/>
@@ -9450,7 +9450,7 @@
             <w:pPr>
               <w:spacing w:after="20" w:before="0"/>
             </w:pPr>
-            <w:hyperlink w:history="1" r:id="rIdocgjmmuvgymnuvsnvkkil">
+            <w:hyperlink w:history="1" r:id="rIdje7kf30znuxbtbcjj2ykq">
               <w:r>
                 <w:rPr>
                   <w:rFonts w:ascii="Arial" w:cs="Arial" w:eastAsia="Arial" w:hAnsi="Arial"/>
@@ -9483,7 +9483,7 @@
               <w:spacing w:after="10" w:before="0"/>
               <w:ind w:left="120"/>
             </w:pPr>
-            <w:hyperlink w:history="1" r:id="rId5icyhyzdonr3j7x1dj5yz">
+            <w:hyperlink w:history="1" r:id="rId863q4clqrpmp-cxr_a-bi">
               <w:r>
                 <w:rPr>
                   <w:rFonts w:ascii="Arial" w:cs="Arial" w:eastAsia="Arial" w:hAnsi="Arial"/>
@@ -9528,7 +9528,7 @@
             <w:pPr>
               <w:spacing w:after="20" w:before="0"/>
             </w:pPr>
-            <w:hyperlink w:history="1" r:id="rIdnl_tahz97aiol62kz9zoo">
+            <w:hyperlink w:history="1" r:id="rId2dsd6s12zbekhayxkswgm">
               <w:r>
                 <w:rPr>
                   <w:rFonts w:ascii="Arial" w:cs="Arial" w:eastAsia="Arial" w:hAnsi="Arial"/>
@@ -9561,7 +9561,7 @@
               <w:spacing w:after="10" w:before="0"/>
               <w:ind w:left="120"/>
             </w:pPr>
-            <w:hyperlink w:history="1" r:id="rId6m46f0fta5klxohycibwx">
+            <w:hyperlink w:history="1" r:id="rIdt1vq3l855vbevu_0bgg2y">
               <w:r>
                 <w:rPr>
                   <w:rFonts w:ascii="Arial" w:cs="Arial" w:eastAsia="Arial" w:hAnsi="Arial"/>
@@ -9756,7 +9756,7 @@
             <w:pPr>
               <w:spacing w:after="20" w:before="0"/>
             </w:pPr>
-            <w:hyperlink w:history="1" r:id="rIdxgcpn9po-iptqysjcvjts">
+            <w:hyperlink w:history="1" r:id="rIdd7mmqvrnpq0viie5t5fvy">
               <w:r>
                 <w:rPr>
                   <w:rFonts w:ascii="Arial" w:cs="Arial" w:eastAsia="Arial" w:hAnsi="Arial"/>
@@ -9789,7 +9789,7 @@
               <w:spacing w:after="10" w:before="0"/>
               <w:ind w:left="120"/>
             </w:pPr>
-            <w:hyperlink w:history="1" r:id="rIdph-1s5zrdk3js2ksc-oon">
+            <w:hyperlink w:history="1" r:id="rId4qjhxjphkh4eqvxue2mio">
               <w:r>
                 <w:rPr>
                   <w:rFonts w:ascii="Arial" w:cs="Arial" w:eastAsia="Arial" w:hAnsi="Arial"/>
@@ -9834,7 +9834,7 @@
             <w:pPr>
               <w:spacing w:after="20" w:before="0"/>
             </w:pPr>
-            <w:hyperlink w:history="1" r:id="rIddvu40tviarhqyhh-vn4mx">
+            <w:hyperlink w:history="1" r:id="rIdv26n9u5677negubhpmnjc">
               <w:r>
                 <w:rPr>
                   <w:rFonts w:ascii="Arial" w:cs="Arial" w:eastAsia="Arial" w:hAnsi="Arial"/>
@@ -9867,7 +9867,7 @@
               <w:spacing w:after="10" w:before="0"/>
               <w:ind w:left="120"/>
             </w:pPr>
-            <w:hyperlink w:history="1" r:id="rIdtoauzdncs95odwr-3gejr">
+            <w:hyperlink w:history="1" r:id="rIdjamtf8c7xtdpu1aexss9x">
               <w:r>
                 <w:rPr>
                   <w:rFonts w:ascii="Arial" w:cs="Arial" w:eastAsia="Arial" w:hAnsi="Arial"/>
@@ -10062,7 +10062,7 @@
             <w:pPr>
               <w:spacing w:after="20" w:before="0"/>
             </w:pPr>
-            <w:hyperlink w:history="1" r:id="rIda6wfrlbcetaxsbthr7fb3">
+            <w:hyperlink w:history="1" r:id="rIdrzpfjgkkaadd25qb5egwu">
               <w:r>
                 <w:rPr>
                   <w:rFonts w:ascii="Arial" w:cs="Arial" w:eastAsia="Arial" w:hAnsi="Arial"/>
@@ -10095,7 +10095,7 @@
               <w:spacing w:after="10" w:before="0"/>
               <w:ind w:left="120"/>
             </w:pPr>
-            <w:hyperlink w:history="1" r:id="rIdci2chlqfnko0pqqfac70l">
+            <w:hyperlink w:history="1" r:id="rIduq1-lbtj5fgw110jlyevs">
               <w:r>
                 <w:rPr>
                   <w:rFonts w:ascii="Arial" w:cs="Arial" w:eastAsia="Arial" w:hAnsi="Arial"/>
@@ -10140,7 +10140,7 @@
             <w:pPr>
               <w:spacing w:after="20" w:before="0"/>
             </w:pPr>
-            <w:hyperlink w:history="1" r:id="rIdvwqngp0yvgfb1pr-ci0ol">
+            <w:hyperlink w:history="1" r:id="rIdof1brgjk1srtsoyxf1iv2">
               <w:r>
                 <w:rPr>
                   <w:rFonts w:ascii="Arial" w:cs="Arial" w:eastAsia="Arial" w:hAnsi="Arial"/>
@@ -10173,7 +10173,7 @@
               <w:spacing w:after="10" w:before="0"/>
               <w:ind w:left="120"/>
             </w:pPr>
-            <w:hyperlink w:history="1" r:id="rIdgfothbpwope7dyq1dymsl">
+            <w:hyperlink w:history="1" r:id="rIdikixce_hmpdq_nzgvp3ds">
               <w:r>
                 <w:rPr>
                   <w:rFonts w:ascii="Arial" w:cs="Arial" w:eastAsia="Arial" w:hAnsi="Arial"/>
@@ -10368,7 +10368,7 @@
             <w:pPr>
               <w:spacing w:after="20" w:before="0"/>
             </w:pPr>
-            <w:hyperlink w:history="1" r:id="rIdewardpbpzooboq_nmoa_6">
+            <w:hyperlink w:history="1" r:id="rIdffvh_marllygrbb0tliux">
               <w:r>
                 <w:rPr>
                   <w:rFonts w:ascii="Arial" w:cs="Arial" w:eastAsia="Arial" w:hAnsi="Arial"/>
@@ -10401,7 +10401,7 @@
               <w:spacing w:after="10" w:before="0"/>
               <w:ind w:left="120"/>
             </w:pPr>
-            <w:hyperlink w:history="1" r:id="rIdstup_q8lhsxlznjw7zpl2">
+            <w:hyperlink w:history="1" r:id="rIdfclf2issjhdd3vgcthpwd">
               <w:r>
                 <w:rPr>
                   <w:rFonts w:ascii="Arial" w:cs="Arial" w:eastAsia="Arial" w:hAnsi="Arial"/>
@@ -10446,7 +10446,7 @@
             <w:pPr>
               <w:spacing w:after="20" w:before="0"/>
             </w:pPr>
-            <w:hyperlink w:history="1" r:id="rIdb5_6gnabgq-xfega0lsbo">
+            <w:hyperlink w:history="1" r:id="rIdt3ayxywpjshbig9oo161v">
               <w:r>
                 <w:rPr>
                   <w:rFonts w:ascii="Arial" w:cs="Arial" w:eastAsia="Arial" w:hAnsi="Arial"/>
@@ -10479,7 +10479,7 @@
               <w:spacing w:after="10" w:before="0"/>
               <w:ind w:left="120"/>
             </w:pPr>
-            <w:hyperlink w:history="1" r:id="rIdnd4fztrkgmkuvzquoj8qg">
+            <w:hyperlink w:history="1" r:id="rIdli0mpaibtahfhja74jni_">
               <w:r>
                 <w:rPr>
                   <w:rFonts w:ascii="Arial" w:cs="Arial" w:eastAsia="Arial" w:hAnsi="Arial"/>
@@ -10991,7 +10991,7 @@
         </w:rPr>
         <w:t xml:space="preserve">© 2026 SeaVuria and ARES. Aligned with KICD objectives. Developed by SeaVuria; technical implementation by ARES (with AI assistance from Claude). Licensed under </w:t>
       </w:r>
-      <w:hyperlink w:history="1" r:id="rIds1p0avzvekj6pikk-m0sm">
+      <w:hyperlink w:history="1" r:id="rIdwificeyil3uvzoykllvvw">
         <w:r>
           <w:rPr>
             <w:rFonts w:ascii="Arial" w:cs="Arial" w:eastAsia="Arial" w:hAnsi="Arial"/>
@@ -11012,7 +11012,7 @@
         </w:rPr>
         <w:t xml:space="preserve"> (</w:t>
       </w:r>
-      <w:hyperlink w:history="1" r:id="rIdmaeakq5ghex3ac0o3f0yi">
+      <w:hyperlink w:history="1" r:id="rIdcm6tvcqjcsyej-4s-sbwr">
         <w:r>
           <w:rPr>
             <w:rFonts w:ascii="Arial" w:cs="Arial" w:eastAsia="Arial" w:hAnsi="Arial"/>
@@ -12025,7 +12025,7 @@
             <w:pPr>
               <w:spacing w:after="20" w:before="0"/>
             </w:pPr>
-            <w:hyperlink w:history="1" r:id="rIdovlrrjmx0ukffraoe5rq9">
+            <w:hyperlink w:history="1" r:id="rIdmoh4-lavqkfbz2szxztas">
               <w:r>
                 <w:rPr>
                   <w:rFonts w:ascii="Arial" w:cs="Arial" w:eastAsia="Arial" w:hAnsi="Arial"/>
@@ -12058,7 +12058,7 @@
               <w:spacing w:after="10" w:before="0"/>
               <w:ind w:left="120"/>
             </w:pPr>
-            <w:hyperlink w:history="1" r:id="rIdklckwhls9ak8rsqg4ig5o">
+            <w:hyperlink w:history="1" r:id="rIdwhybjx_sryeyegpunu-wu">
               <w:r>
                 <w:rPr>
                   <w:rFonts w:ascii="Arial" w:cs="Arial" w:eastAsia="Arial" w:hAnsi="Arial"/>
@@ -12103,7 +12103,7 @@
             <w:pPr>
               <w:spacing w:after="20" w:before="0"/>
             </w:pPr>
-            <w:hyperlink w:history="1" r:id="rId5olwalnbwe0m1t2acukp8">
+            <w:hyperlink w:history="1" r:id="rIdbhe0rinnpwzwrbyx3ip4k">
               <w:r>
                 <w:rPr>
                   <w:rFonts w:ascii="Arial" w:cs="Arial" w:eastAsia="Arial" w:hAnsi="Arial"/>
@@ -12136,7 +12136,7 @@
               <w:spacing w:after="10" w:before="0"/>
               <w:ind w:left="120"/>
             </w:pPr>
-            <w:hyperlink w:history="1" r:id="rId4ym9mchus3bhddplz9olq">
+            <w:hyperlink w:history="1" r:id="rIdrtcr6vocym2qc9chx5j1y">
               <w:r>
                 <w:rPr>
                   <w:rFonts w:ascii="Arial" w:cs="Arial" w:eastAsia="Arial" w:hAnsi="Arial"/>
@@ -12331,7 +12331,7 @@
             <w:pPr>
               <w:spacing w:after="20" w:before="0"/>
             </w:pPr>
-            <w:hyperlink w:history="1" r:id="rIdrrxsfvjdra3i2gyoswfak">
+            <w:hyperlink w:history="1" r:id="rIdyg81pxluzyzdjtby8s2l5">
               <w:r>
                 <w:rPr>
                   <w:rFonts w:ascii="Arial" w:cs="Arial" w:eastAsia="Arial" w:hAnsi="Arial"/>
@@ -12364,7 +12364,7 @@
               <w:spacing w:after="10" w:before="0"/>
               <w:ind w:left="120"/>
             </w:pPr>
-            <w:hyperlink w:history="1" r:id="rId2h5yy4hlumqz81z7oalfd">
+            <w:hyperlink w:history="1" r:id="rIddcvcd9w0zkn63kq0hm5uc">
               <w:r>
                 <w:rPr>
                   <w:rFonts w:ascii="Arial" w:cs="Arial" w:eastAsia="Arial" w:hAnsi="Arial"/>
@@ -12409,7 +12409,7 @@
             <w:pPr>
               <w:spacing w:after="20" w:before="0"/>
             </w:pPr>
-            <w:hyperlink w:history="1" r:id="rIdo6aivlfootl8zuxnjzau8">
+            <w:hyperlink w:history="1" r:id="rIdkzz1dweeeiizykpla_b4b">
               <w:r>
                 <w:rPr>
                   <w:rFonts w:ascii="Arial" w:cs="Arial" w:eastAsia="Arial" w:hAnsi="Arial"/>
@@ -12442,7 +12442,7 @@
               <w:spacing w:after="10" w:before="0"/>
               <w:ind w:left="120"/>
             </w:pPr>
-            <w:hyperlink w:history="1" r:id="rIdjaptrjycvdvtqpknf1rvs">
+            <w:hyperlink w:history="1" r:id="rIdz4qkodyynyfheevz-ga4u">
               <w:r>
                 <w:rPr>
                   <w:rFonts w:ascii="Arial" w:cs="Arial" w:eastAsia="Arial" w:hAnsi="Arial"/>
@@ -12637,7 +12637,7 @@
             <w:pPr>
               <w:spacing w:after="20" w:before="0"/>
             </w:pPr>
-            <w:hyperlink w:history="1" r:id="rIdj8rdgpbs5f3_qyvglvk6x">
+            <w:hyperlink w:history="1" r:id="rIdsz2swzad5ydryutfxfcl2">
               <w:r>
                 <w:rPr>
                   <w:rFonts w:ascii="Arial" w:cs="Arial" w:eastAsia="Arial" w:hAnsi="Arial"/>
@@ -12670,7 +12670,7 @@
               <w:spacing w:after="10" w:before="0"/>
               <w:ind w:left="120"/>
             </w:pPr>
-            <w:hyperlink w:history="1" r:id="rIdjepzwxfshxekmghtpxjuw">
+            <w:hyperlink w:history="1" r:id="rId8eq0a462fbfdg7lbt36bg">
               <w:r>
                 <w:rPr>
                   <w:rFonts w:ascii="Arial" w:cs="Arial" w:eastAsia="Arial" w:hAnsi="Arial"/>
@@ -12715,7 +12715,7 @@
             <w:pPr>
               <w:spacing w:after="20" w:before="0"/>
             </w:pPr>
-            <w:hyperlink w:history="1" r:id="rId36nexcvieok2ufmuxqaro">
+            <w:hyperlink w:history="1" r:id="rId4ptkxnzy66m3xfkaoqje9">
               <w:r>
                 <w:rPr>
                   <w:rFonts w:ascii="Arial" w:cs="Arial" w:eastAsia="Arial" w:hAnsi="Arial"/>
@@ -12748,7 +12748,7 @@
               <w:spacing w:after="10" w:before="0"/>
               <w:ind w:left="120"/>
             </w:pPr>
-            <w:hyperlink w:history="1" r:id="rIdi7bwjfigzz1ecw8x27qjd">
+            <w:hyperlink w:history="1" r:id="rIdpnzb5pyqzbkrouwgiaoc1">
               <w:r>
                 <w:rPr>
                   <w:rFonts w:ascii="Arial" w:cs="Arial" w:eastAsia="Arial" w:hAnsi="Arial"/>
@@ -12943,7 +12943,7 @@
             <w:pPr>
               <w:spacing w:after="20" w:before="0"/>
             </w:pPr>
-            <w:hyperlink w:history="1" r:id="rIdaxesluyumj1aqbyvxczwe">
+            <w:hyperlink w:history="1" r:id="rId4ceiho-16gyh4ilitqxui">
               <w:r>
                 <w:rPr>
                   <w:rFonts w:ascii="Arial" w:cs="Arial" w:eastAsia="Arial" w:hAnsi="Arial"/>
@@ -12976,7 +12976,7 @@
               <w:spacing w:after="10" w:before="0"/>
               <w:ind w:left="120"/>
             </w:pPr>
-            <w:hyperlink w:history="1" r:id="rIde6sn9lqccluxbkmku2t6h">
+            <w:hyperlink w:history="1" r:id="rIddb2opkpu1gcsnoxpzkhvw">
               <w:r>
                 <w:rPr>
                   <w:rFonts w:ascii="Arial" w:cs="Arial" w:eastAsia="Arial" w:hAnsi="Arial"/>
@@ -13021,7 +13021,7 @@
             <w:pPr>
               <w:spacing w:after="20" w:before="0"/>
             </w:pPr>
-            <w:hyperlink w:history="1" r:id="rIds6qoo8w6hghhaqdfzph4d">
+            <w:hyperlink w:history="1" r:id="rIdi85q4on5af-srjcmhkwpk">
               <w:r>
                 <w:rPr>
                   <w:rFonts w:ascii="Arial" w:cs="Arial" w:eastAsia="Arial" w:hAnsi="Arial"/>
@@ -13054,7 +13054,7 @@
               <w:spacing w:after="10" w:before="0"/>
               <w:ind w:left="120"/>
             </w:pPr>
-            <w:hyperlink w:history="1" r:id="rId85uvkbnrbegrhbf2_v751">
+            <w:hyperlink w:history="1" r:id="rIdlua91qqfsk2bnsdyhjszf">
               <w:r>
                 <w:rPr>
                   <w:rFonts w:ascii="Arial" w:cs="Arial" w:eastAsia="Arial" w:hAnsi="Arial"/>
@@ -13249,7 +13249,7 @@
             <w:pPr>
               <w:spacing w:after="20" w:before="0"/>
             </w:pPr>
-            <w:hyperlink w:history="1" r:id="rIdenqd4vumas7c8hfzshrsq">
+            <w:hyperlink w:history="1" r:id="rIdm9wmnveioq9bokg-k1pit">
               <w:r>
                 <w:rPr>
                   <w:rFonts w:ascii="Arial" w:cs="Arial" w:eastAsia="Arial" w:hAnsi="Arial"/>
@@ -13282,7 +13282,7 @@
               <w:spacing w:after="10" w:before="0"/>
               <w:ind w:left="120"/>
             </w:pPr>
-            <w:hyperlink w:history="1" r:id="rIdfiihacp_8p6sl9_ywjogr">
+            <w:hyperlink w:history="1" r:id="rIdgplgz8kkqts2irbbt-sin">
               <w:r>
                 <w:rPr>
                   <w:rFonts w:ascii="Arial" w:cs="Arial" w:eastAsia="Arial" w:hAnsi="Arial"/>
@@ -13327,7 +13327,7 @@
             <w:pPr>
               <w:spacing w:after="20" w:before="0"/>
             </w:pPr>
-            <w:hyperlink w:history="1" r:id="rIdgf4xhlbiwwgb_sbcbtbtg">
+            <w:hyperlink w:history="1" r:id="rIdy1wpth429gqlnebrosyqs">
               <w:r>
                 <w:rPr>
                   <w:rFonts w:ascii="Arial" w:cs="Arial" w:eastAsia="Arial" w:hAnsi="Arial"/>
@@ -13360,7 +13360,7 @@
               <w:spacing w:after="10" w:before="0"/>
               <w:ind w:left="120"/>
             </w:pPr>
-            <w:hyperlink w:history="1" r:id="rId3f_cqvms0ps4yghlx4yvj">
+            <w:hyperlink w:history="1" r:id="rIdrvf4mg6y9cpvhki1bmxhd">
               <w:r>
                 <w:rPr>
                   <w:rFonts w:ascii="Arial" w:cs="Arial" w:eastAsia="Arial" w:hAnsi="Arial"/>
@@ -13872,7 +13872,7 @@
         </w:rPr>
         <w:t xml:space="preserve">© 2026 SeaVuria and ARES. Aligned with KICD objectives. Developed by SeaVuria; technical implementation by ARES (with AI assistance from Claude). Licensed under </w:t>
       </w:r>
-      <w:hyperlink w:history="1" r:id="rIdpxni88skxsa08pwsnfmfe">
+      <w:hyperlink w:history="1" r:id="rIdmzbmnq8szz_usvypqn7wm">
         <w:r>
           <w:rPr>
             <w:rFonts w:ascii="Arial" w:cs="Arial" w:eastAsia="Arial" w:hAnsi="Arial"/>
@@ -13893,7 +13893,7 @@
         </w:rPr>
         <w:t xml:space="preserve"> (</w:t>
       </w:r>
-      <w:hyperlink w:history="1" r:id="rId0uky48k1hnzysaodppkgc">
+      <w:hyperlink w:history="1" r:id="rIdpeavboqe-4pxhkd8e-fwf">
         <w:r>
           <w:rPr>
             <w:rFonts w:ascii="Arial" w:cs="Arial" w:eastAsia="Arial" w:hAnsi="Arial"/>
@@ -14906,7 +14906,7 @@
             <w:pPr>
               <w:spacing w:after="20" w:before="0"/>
             </w:pPr>
-            <w:hyperlink w:history="1" r:id="rIdgnkn0w3-4c2lhjafejt3i">
+            <w:hyperlink w:history="1" r:id="rIdmhssjizuu5bk5towbntlz">
               <w:r>
                 <w:rPr>
                   <w:rFonts w:ascii="Arial" w:cs="Arial" w:eastAsia="Arial" w:hAnsi="Arial"/>
@@ -14939,7 +14939,7 @@
               <w:spacing w:after="10" w:before="0"/>
               <w:ind w:left="120"/>
             </w:pPr>
-            <w:hyperlink w:history="1" r:id="rIdiewm6k66k3aktwsnnqsk8">
+            <w:hyperlink w:history="1" r:id="rIdumlxbqcj_4rfzcjpvctmo">
               <w:r>
                 <w:rPr>
                   <w:rFonts w:ascii="Arial" w:cs="Arial" w:eastAsia="Arial" w:hAnsi="Arial"/>
@@ -14984,7 +14984,7 @@
             <w:pPr>
               <w:spacing w:after="20" w:before="0"/>
             </w:pPr>
-            <w:hyperlink w:history="1" r:id="rIdmxlnwryvcnu2ybzeeolaj">
+            <w:hyperlink w:history="1" r:id="rIdro_yx9kozpxvg3gymugvn">
               <w:r>
                 <w:rPr>
                   <w:rFonts w:ascii="Arial" w:cs="Arial" w:eastAsia="Arial" w:hAnsi="Arial"/>
@@ -15017,7 +15017,7 @@
               <w:spacing w:after="10" w:before="0"/>
               <w:ind w:left="120"/>
             </w:pPr>
-            <w:hyperlink w:history="1" r:id="rIdb4x9cljepqfvaiag6y0gj">
+            <w:hyperlink w:history="1" r:id="rIdguea6_ai3jbpdvte4ulwu">
               <w:r>
                 <w:rPr>
                   <w:rFonts w:ascii="Arial" w:cs="Arial" w:eastAsia="Arial" w:hAnsi="Arial"/>
@@ -15212,7 +15212,7 @@
             <w:pPr>
               <w:spacing w:after="20" w:before="0"/>
             </w:pPr>
-            <w:hyperlink w:history="1" r:id="rIdziqlmrtw9nhr0ttsfbxrs">
+            <w:hyperlink w:history="1" r:id="rIdnzrocyzqeyoniszdswzzg">
               <w:r>
                 <w:rPr>
                   <w:rFonts w:ascii="Arial" w:cs="Arial" w:eastAsia="Arial" w:hAnsi="Arial"/>
@@ -15245,7 +15245,7 @@
               <w:spacing w:after="10" w:before="0"/>
               <w:ind w:left="120"/>
             </w:pPr>
-            <w:hyperlink w:history="1" r:id="rIdau6xbrcehxqenmc7oxgh_">
+            <w:hyperlink w:history="1" r:id="rIdmkyp8bzpt6xtykill1r99">
               <w:r>
                 <w:rPr>
                   <w:rFonts w:ascii="Arial" w:cs="Arial" w:eastAsia="Arial" w:hAnsi="Arial"/>
@@ -15290,7 +15290,7 @@
             <w:pPr>
               <w:spacing w:after="20" w:before="0"/>
             </w:pPr>
-            <w:hyperlink w:history="1" r:id="rIdkmxgddcsq6xdvq0adebpf">
+            <w:hyperlink w:history="1" r:id="rId-j5vea79mtibjtx9rb0k8">
               <w:r>
                 <w:rPr>
                   <w:rFonts w:ascii="Arial" w:cs="Arial" w:eastAsia="Arial" w:hAnsi="Arial"/>
@@ -15323,7 +15323,7 @@
               <w:spacing w:after="10" w:before="0"/>
               <w:ind w:left="120"/>
             </w:pPr>
-            <w:hyperlink w:history="1" r:id="rIdf4zxuiq5vfwhoxduh7g-k">
+            <w:hyperlink w:history="1" r:id="rIdessde7pknonvhyixkaspd">
               <w:r>
                 <w:rPr>
                   <w:rFonts w:ascii="Arial" w:cs="Arial" w:eastAsia="Arial" w:hAnsi="Arial"/>
@@ -15518,7 +15518,7 @@
             <w:pPr>
               <w:spacing w:after="20" w:before="0"/>
             </w:pPr>
-            <w:hyperlink w:history="1" r:id="rIdsuaepl69zloijd28ggbrv">
+            <w:hyperlink w:history="1" r:id="rIdtlg0nq_ajvfefhqajciy1">
               <w:r>
                 <w:rPr>
                   <w:rFonts w:ascii="Arial" w:cs="Arial" w:eastAsia="Arial" w:hAnsi="Arial"/>
@@ -15551,7 +15551,7 @@
               <w:spacing w:after="10" w:before="0"/>
               <w:ind w:left="120"/>
             </w:pPr>
-            <w:hyperlink w:history="1" r:id="rIdfidvs_hmc-6ll4b3org3r">
+            <w:hyperlink w:history="1" r:id="rIduyy0uvasztzdvijfnkkpw">
               <w:r>
                 <w:rPr>
                   <w:rFonts w:ascii="Arial" w:cs="Arial" w:eastAsia="Arial" w:hAnsi="Arial"/>
@@ -15596,7 +15596,7 @@
             <w:pPr>
               <w:spacing w:after="20" w:before="0"/>
             </w:pPr>
-            <w:hyperlink w:history="1" r:id="rId7urywlv2x5fnpdgev5v0e">
+            <w:hyperlink w:history="1" r:id="rIdih_ifnegkssbmuekzvtpi">
               <w:r>
                 <w:rPr>
                   <w:rFonts w:ascii="Arial" w:cs="Arial" w:eastAsia="Arial" w:hAnsi="Arial"/>
@@ -15629,7 +15629,7 @@
               <w:spacing w:after="10" w:before="0"/>
               <w:ind w:left="120"/>
             </w:pPr>
-            <w:hyperlink w:history="1" r:id="rIdampyitedbstvqcyo5ll4b">
+            <w:hyperlink w:history="1" r:id="rIdppsk0h2tn2atl7dj3s7ap">
               <w:r>
                 <w:rPr>
                   <w:rFonts w:ascii="Arial" w:cs="Arial" w:eastAsia="Arial" w:hAnsi="Arial"/>
@@ -15824,7 +15824,7 @@
             <w:pPr>
               <w:spacing w:after="20" w:before="0"/>
             </w:pPr>
-            <w:hyperlink w:history="1" r:id="rIdxjmqbkvw_vru5joj2tg6p">
+            <w:hyperlink w:history="1" r:id="rIdqyqvd-h6qhjl5fkdn52si">
               <w:r>
                 <w:rPr>
                   <w:rFonts w:ascii="Arial" w:cs="Arial" w:eastAsia="Arial" w:hAnsi="Arial"/>
@@ -15857,7 +15857,7 @@
               <w:spacing w:after="10" w:before="0"/>
               <w:ind w:left="120"/>
             </w:pPr>
-            <w:hyperlink w:history="1" r:id="rIddo-go2kotszlxf7mna2j2">
+            <w:hyperlink w:history="1" r:id="rId71-eavp__whp0rwp5nhbh">
               <w:r>
                 <w:rPr>
                   <w:rFonts w:ascii="Arial" w:cs="Arial" w:eastAsia="Arial" w:hAnsi="Arial"/>
@@ -15902,7 +15902,7 @@
             <w:pPr>
               <w:spacing w:after="20" w:before="0"/>
             </w:pPr>
-            <w:hyperlink w:history="1" r:id="rIdpucmplt26n8ywv5kox1ls">
+            <w:hyperlink w:history="1" r:id="rIdypwkzhohriu_kswugp1nd">
               <w:r>
                 <w:rPr>
                   <w:rFonts w:ascii="Arial" w:cs="Arial" w:eastAsia="Arial" w:hAnsi="Arial"/>
@@ -15935,7 +15935,7 @@
               <w:spacing w:after="10" w:before="0"/>
               <w:ind w:left="120"/>
             </w:pPr>
-            <w:hyperlink w:history="1" r:id="rIdwu_yte5kgkqxi1mjcamu7">
+            <w:hyperlink w:history="1" r:id="rIdcqx-jofiqpvq5aebldc3p">
               <w:r>
                 <w:rPr>
                   <w:rFonts w:ascii="Arial" w:cs="Arial" w:eastAsia="Arial" w:hAnsi="Arial"/>
@@ -16130,7 +16130,7 @@
             <w:pPr>
               <w:spacing w:after="20" w:before="0"/>
             </w:pPr>
-            <w:hyperlink w:history="1" r:id="rIda3f5wpralbdocnaunb5ce">
+            <w:hyperlink w:history="1" r:id="rIday3byafosepu-llnoygak">
               <w:r>
                 <w:rPr>
                   <w:rFonts w:ascii="Arial" w:cs="Arial" w:eastAsia="Arial" w:hAnsi="Arial"/>
@@ -16163,7 +16163,7 @@
               <w:spacing w:after="10" w:before="0"/>
               <w:ind w:left="120"/>
             </w:pPr>
-            <w:hyperlink w:history="1" r:id="rIdolzw7stwcoz2w6gk8uqcv">
+            <w:hyperlink w:history="1" r:id="rIdn3wb3l-b0ekxc0oiuxmeh">
               <w:r>
                 <w:rPr>
                   <w:rFonts w:ascii="Arial" w:cs="Arial" w:eastAsia="Arial" w:hAnsi="Arial"/>
@@ -16208,7 +16208,7 @@
             <w:pPr>
               <w:spacing w:after="20" w:before="0"/>
             </w:pPr>
-            <w:hyperlink w:history="1" r:id="rId90vh8ygvyrrreiyz5rnd0">
+            <w:hyperlink w:history="1" r:id="rIdz7-mkgummxm6svhaw9i5r">
               <w:r>
                 <w:rPr>
                   <w:rFonts w:ascii="Arial" w:cs="Arial" w:eastAsia="Arial" w:hAnsi="Arial"/>
@@ -16241,7 +16241,7 @@
               <w:spacing w:after="10" w:before="0"/>
               <w:ind w:left="120"/>
             </w:pPr>
-            <w:hyperlink w:history="1" r:id="rIdaqv3fjzxahn78-atclok9">
+            <w:hyperlink w:history="1" r:id="rIdm9plbnd8yo5ozhlucrriz">
               <w:r>
                 <w:rPr>
                   <w:rFonts w:ascii="Arial" w:cs="Arial" w:eastAsia="Arial" w:hAnsi="Arial"/>
@@ -16753,7 +16753,7 @@
         </w:rPr>
         <w:t xml:space="preserve">© 2026 SeaVuria and ARES. Aligned with KICD objectives. Developed by SeaVuria; technical implementation by ARES (with AI assistance from Claude). Licensed under </w:t>
       </w:r>
-      <w:hyperlink w:history="1" r:id="rId2uv9nd7savpyufdxbbpf3">
+      <w:hyperlink w:history="1" r:id="rIdkj_vfq98cqc6vhgfebn_p">
         <w:r>
           <w:rPr>
             <w:rFonts w:ascii="Arial" w:cs="Arial" w:eastAsia="Arial" w:hAnsi="Arial"/>
@@ -16774,7 +16774,7 @@
         </w:rPr>
         <w:t xml:space="preserve"> (</w:t>
       </w:r>
-      <w:hyperlink w:history="1" r:id="rIdbairsf_1rbrdebmo2fsjf">
+      <w:hyperlink w:history="1" r:id="rIdnzyedquugt_8xtbc3nc6n">
         <w:r>
           <w:rPr>
             <w:rFonts w:ascii="Arial" w:cs="Arial" w:eastAsia="Arial" w:hAnsi="Arial"/>
@@ -17787,7 +17787,7 @@
             <w:pPr>
               <w:spacing w:after="20" w:before="0"/>
             </w:pPr>
-            <w:hyperlink w:history="1" r:id="rIdr2t2kauxpmem4fmsrt2y_">
+            <w:hyperlink w:history="1" r:id="rIdontovvjdxgc7dtw6vpw-e">
               <w:r>
                 <w:rPr>
                   <w:rFonts w:ascii="Arial" w:cs="Arial" w:eastAsia="Arial" w:hAnsi="Arial"/>
@@ -17820,7 +17820,7 @@
               <w:spacing w:after="10" w:before="0"/>
               <w:ind w:left="120"/>
             </w:pPr>
-            <w:hyperlink w:history="1" r:id="rId10q6oa3wxtjq-4x-3c_0q">
+            <w:hyperlink w:history="1" r:id="rIdta-qp_wmxolbnk7t4wsjy">
               <w:r>
                 <w:rPr>
                   <w:rFonts w:ascii="Arial" w:cs="Arial" w:eastAsia="Arial" w:hAnsi="Arial"/>
@@ -17865,7 +17865,7 @@
             <w:pPr>
               <w:spacing w:after="20" w:before="0"/>
             </w:pPr>
-            <w:hyperlink w:history="1" r:id="rId7sndgatsnbcpag57cyeme">
+            <w:hyperlink w:history="1" r:id="rIdpb3y2-cs3k-kp8qn2kz6i">
               <w:r>
                 <w:rPr>
                   <w:rFonts w:ascii="Arial" w:cs="Arial" w:eastAsia="Arial" w:hAnsi="Arial"/>
@@ -17898,7 +17898,7 @@
               <w:spacing w:after="10" w:before="0"/>
               <w:ind w:left="120"/>
             </w:pPr>
-            <w:hyperlink w:history="1" r:id="rIddhlo0gh5t8roo26fx7g0a">
+            <w:hyperlink w:history="1" r:id="rId2ghfd5ijn72no6lq2ctqg">
               <w:r>
                 <w:rPr>
                   <w:rFonts w:ascii="Arial" w:cs="Arial" w:eastAsia="Arial" w:hAnsi="Arial"/>
@@ -18093,7 +18093,7 @@
             <w:pPr>
               <w:spacing w:after="20" w:before="0"/>
             </w:pPr>
-            <w:hyperlink w:history="1" r:id="rIdfe-cmjfe20khrj-luisea">
+            <w:hyperlink w:history="1" r:id="rIdl1rlowarbnnikmnk5jwft">
               <w:r>
                 <w:rPr>
                   <w:rFonts w:ascii="Arial" w:cs="Arial" w:eastAsia="Arial" w:hAnsi="Arial"/>
@@ -18126,7 +18126,7 @@
               <w:spacing w:after="10" w:before="0"/>
               <w:ind w:left="120"/>
             </w:pPr>
-            <w:hyperlink w:history="1" r:id="rIdufzssplh4b59t-0_eaud7">
+            <w:hyperlink w:history="1" r:id="rIdssmn7xhqrov-ayedpkwap">
               <w:r>
                 <w:rPr>
                   <w:rFonts w:ascii="Arial" w:cs="Arial" w:eastAsia="Arial" w:hAnsi="Arial"/>
@@ -18171,7 +18171,7 @@
             <w:pPr>
               <w:spacing w:after="20" w:before="0"/>
             </w:pPr>
-            <w:hyperlink w:history="1" r:id="rIdpksfcez_i39thpjei65rc">
+            <w:hyperlink w:history="1" r:id="rId8xionvmy4e08rfnzcuonz">
               <w:r>
                 <w:rPr>
                   <w:rFonts w:ascii="Arial" w:cs="Arial" w:eastAsia="Arial" w:hAnsi="Arial"/>
@@ -18204,7 +18204,7 @@
               <w:spacing w:after="10" w:before="0"/>
               <w:ind w:left="120"/>
             </w:pPr>
-            <w:hyperlink w:history="1" r:id="rIddwsadsrmgbq5pnk2yv08r">
+            <w:hyperlink w:history="1" r:id="rIdhmhdbhfpyllbthiv18ryu">
               <w:r>
                 <w:rPr>
                   <w:rFonts w:ascii="Arial" w:cs="Arial" w:eastAsia="Arial" w:hAnsi="Arial"/>
@@ -18399,7 +18399,7 @@
             <w:pPr>
               <w:spacing w:after="20" w:before="0"/>
             </w:pPr>
-            <w:hyperlink w:history="1" r:id="rIddpudpsv-hajn9tkdzr3ck">
+            <w:hyperlink w:history="1" r:id="rIdz2sxjuepttjhqhzl3lvkt">
               <w:r>
                 <w:rPr>
                   <w:rFonts w:ascii="Arial" w:cs="Arial" w:eastAsia="Arial" w:hAnsi="Arial"/>
@@ -18432,7 +18432,7 @@
               <w:spacing w:after="10" w:before="0"/>
               <w:ind w:left="120"/>
             </w:pPr>
-            <w:hyperlink w:history="1" r:id="rId_25htldmy0vuhf0qk8ju1">
+            <w:hyperlink w:history="1" r:id="rIdmqbmdlnidr6ubwh9uswnd">
               <w:r>
                 <w:rPr>
                   <w:rFonts w:ascii="Arial" w:cs="Arial" w:eastAsia="Arial" w:hAnsi="Arial"/>
@@ -18477,7 +18477,7 @@
             <w:pPr>
               <w:spacing w:after="20" w:before="0"/>
             </w:pPr>
-            <w:hyperlink w:history="1" r:id="rId8lvgfid3xevauuxf52miz">
+            <w:hyperlink w:history="1" r:id="rIdb04mipmt9adzx-jyx45gq">
               <w:r>
                 <w:rPr>
                   <w:rFonts w:ascii="Arial" w:cs="Arial" w:eastAsia="Arial" w:hAnsi="Arial"/>
@@ -18510,7 +18510,7 @@
               <w:spacing w:after="10" w:before="0"/>
               <w:ind w:left="120"/>
             </w:pPr>
-            <w:hyperlink w:history="1" r:id="rId8ompznfzckbcghvuhrwyt">
+            <w:hyperlink w:history="1" r:id="rIdi0ljoxcqwxdct07eomkma">
               <w:r>
                 <w:rPr>
                   <w:rFonts w:ascii="Arial" w:cs="Arial" w:eastAsia="Arial" w:hAnsi="Arial"/>
@@ -18705,7 +18705,7 @@
             <w:pPr>
               <w:spacing w:after="20" w:before="0"/>
             </w:pPr>
-            <w:hyperlink w:history="1" r:id="rIdww5p0wakjg3w-hkl6pz92">
+            <w:hyperlink w:history="1" r:id="rIdojvltokvsq6dxtt9lzdeq">
               <w:r>
                 <w:rPr>
                   <w:rFonts w:ascii="Arial" w:cs="Arial" w:eastAsia="Arial" w:hAnsi="Arial"/>
@@ -18738,7 +18738,7 @@
               <w:spacing w:after="10" w:before="0"/>
               <w:ind w:left="120"/>
             </w:pPr>
-            <w:hyperlink w:history="1" r:id="rIdx9we_p6iyf9nc2k8kxrgi">
+            <w:hyperlink w:history="1" r:id="rIds_s8w0cemyyinuz3sem0-">
               <w:r>
                 <w:rPr>
                   <w:rFonts w:ascii="Arial" w:cs="Arial" w:eastAsia="Arial" w:hAnsi="Arial"/>
@@ -18783,7 +18783,7 @@
             <w:pPr>
               <w:spacing w:after="20" w:before="0"/>
             </w:pPr>
-            <w:hyperlink w:history="1" r:id="rIdjvqz6j5axre_bbfsm_xgc">
+            <w:hyperlink w:history="1" r:id="rIdlvzn4rodaao9eeppjz6am">
               <w:r>
                 <w:rPr>
                   <w:rFonts w:ascii="Arial" w:cs="Arial" w:eastAsia="Arial" w:hAnsi="Arial"/>
@@ -18816,7 +18816,7 @@
               <w:spacing w:after="10" w:before="0"/>
               <w:ind w:left="120"/>
             </w:pPr>
-            <w:hyperlink w:history="1" r:id="rIdahdsns_pvb2ghepyafb3t">
+            <w:hyperlink w:history="1" r:id="rIdmu39sbmdixhq3ebvbnf6w">
               <w:r>
                 <w:rPr>
                   <w:rFonts w:ascii="Arial" w:cs="Arial" w:eastAsia="Arial" w:hAnsi="Arial"/>
@@ -19011,7 +19011,7 @@
             <w:pPr>
               <w:spacing w:after="20" w:before="0"/>
             </w:pPr>
-            <w:hyperlink w:history="1" r:id="rIdfgbc4bxmwg1qxehje9m-l">
+            <w:hyperlink w:history="1" r:id="rIdzkip7ndbxznve1vubehgd">
               <w:r>
                 <w:rPr>
                   <w:rFonts w:ascii="Arial" w:cs="Arial" w:eastAsia="Arial" w:hAnsi="Arial"/>
@@ -19044,7 +19044,7 @@
               <w:spacing w:after="10" w:before="0"/>
               <w:ind w:left="120"/>
             </w:pPr>
-            <w:hyperlink w:history="1" r:id="rId4jmz8tazq7cglaq0vx5su">
+            <w:hyperlink w:history="1" r:id="rId-_mksb8zid5btxh8cdqnb">
               <w:r>
                 <w:rPr>
                   <w:rFonts w:ascii="Arial" w:cs="Arial" w:eastAsia="Arial" w:hAnsi="Arial"/>
@@ -19089,7 +19089,7 @@
             <w:pPr>
               <w:spacing w:after="20" w:before="0"/>
             </w:pPr>
-            <w:hyperlink w:history="1" r:id="rIdeamqryrfgat8yh25agu9w">
+            <w:hyperlink w:history="1" r:id="rIdkacxwjuzm0rqhgblzqc7h">
               <w:r>
                 <w:rPr>
                   <w:rFonts w:ascii="Arial" w:cs="Arial" w:eastAsia="Arial" w:hAnsi="Arial"/>
@@ -19122,7 +19122,7 @@
               <w:spacing w:after="10" w:before="0"/>
               <w:ind w:left="120"/>
             </w:pPr>
-            <w:hyperlink w:history="1" r:id="rIdnlwpy0herjhklorkvjwza">
+            <w:hyperlink w:history="1" r:id="rIdahygxdfsuzkbjatpz2md7">
               <w:r>
                 <w:rPr>
                   <w:rFonts w:ascii="Arial" w:cs="Arial" w:eastAsia="Arial" w:hAnsi="Arial"/>
@@ -19634,7 +19634,7 @@
         </w:rPr>
         <w:t xml:space="preserve">© 2026 SeaVuria and ARES. Aligned with KICD objectives. Developed by SeaVuria; technical implementation by ARES (with AI assistance from Claude). Licensed under </w:t>
       </w:r>
-      <w:hyperlink w:history="1" r:id="rIdec-yqsddagfd-8dwspgw0">
+      <w:hyperlink w:history="1" r:id="rIdjrbyjnckusa0fwnbawake">
         <w:r>
           <w:rPr>
             <w:rFonts w:ascii="Arial" w:cs="Arial" w:eastAsia="Arial" w:hAnsi="Arial"/>
@@ -19655,7 +19655,7 @@
         </w:rPr>
         <w:t xml:space="preserve"> (</w:t>
       </w:r>
-      <w:hyperlink w:history="1" r:id="rIdnxaly38_idtpeiwb6kdqg">
+      <w:hyperlink w:history="1" r:id="rIdvufiugw4aho3xtm7edxjh">
         <w:r>
           <w:rPr>
             <w:rFonts w:ascii="Arial" w:cs="Arial" w:eastAsia="Arial" w:hAnsi="Arial"/>
@@ -20668,7 +20668,7 @@
             <w:pPr>
               <w:spacing w:after="20" w:before="0"/>
             </w:pPr>
-            <w:hyperlink w:history="1" r:id="rId0vaigey1m0je7o1bg-e61">
+            <w:hyperlink w:history="1" r:id="rIdylprx6woynswjekaehhjr">
               <w:r>
                 <w:rPr>
                   <w:rFonts w:ascii="Arial" w:cs="Arial" w:eastAsia="Arial" w:hAnsi="Arial"/>
@@ -20701,7 +20701,7 @@
               <w:spacing w:after="10" w:before="0"/>
               <w:ind w:left="120"/>
             </w:pPr>
-            <w:hyperlink w:history="1" r:id="rId-rskwpcwj8agnwhcolqab">
+            <w:hyperlink w:history="1" r:id="rIdw8zphyc207j9emoziz7br">
               <w:r>
                 <w:rPr>
                   <w:rFonts w:ascii="Arial" w:cs="Arial" w:eastAsia="Arial" w:hAnsi="Arial"/>
@@ -20746,7 +20746,7 @@
             <w:pPr>
               <w:spacing w:after="20" w:before="0"/>
             </w:pPr>
-            <w:hyperlink w:history="1" r:id="rIdbe3qxtrpdywuilegbaz9j">
+            <w:hyperlink w:history="1" r:id="rIdmzuienufnfgvo6isgqqiy">
               <w:r>
                 <w:rPr>
                   <w:rFonts w:ascii="Arial" w:cs="Arial" w:eastAsia="Arial" w:hAnsi="Arial"/>
@@ -20779,7 +20779,7 @@
               <w:spacing w:after="10" w:before="0"/>
               <w:ind w:left="120"/>
             </w:pPr>
-            <w:hyperlink w:history="1" r:id="rIdyex_ji9l4lsatoy3ecs5m">
+            <w:hyperlink w:history="1" r:id="rIdbesjtlyfkn4plyhog_cz-">
               <w:r>
                 <w:rPr>
                   <w:rFonts w:ascii="Arial" w:cs="Arial" w:eastAsia="Arial" w:hAnsi="Arial"/>
@@ -20974,7 +20974,7 @@
             <w:pPr>
               <w:spacing w:after="20" w:before="0"/>
             </w:pPr>
-            <w:hyperlink w:history="1" r:id="rId0eqlcbmwaujahkdg1dryl">
+            <w:hyperlink w:history="1" r:id="rId2ed8fl9hg3m8t9lnvdw3p">
               <w:r>
                 <w:rPr>
                   <w:rFonts w:ascii="Arial" w:cs="Arial" w:eastAsia="Arial" w:hAnsi="Arial"/>
@@ -21007,7 +21007,7 @@
               <w:spacing w:after="10" w:before="0"/>
               <w:ind w:left="120"/>
             </w:pPr>
-            <w:hyperlink w:history="1" r:id="rIdjry6ta8f1mbef9b8n6mac">
+            <w:hyperlink w:history="1" r:id="rIdlhl98qzk90deuqobshhmt">
               <w:r>
                 <w:rPr>
                   <w:rFonts w:ascii="Arial" w:cs="Arial" w:eastAsia="Arial" w:hAnsi="Arial"/>
@@ -21052,7 +21052,7 @@
             <w:pPr>
               <w:spacing w:after="20" w:before="0"/>
             </w:pPr>
-            <w:hyperlink w:history="1" r:id="rIdowhxo2ijh9g7jhm57ahpt">
+            <w:hyperlink w:history="1" r:id="rId5tk3zjyrxmomblkccykbk">
               <w:r>
                 <w:rPr>
                   <w:rFonts w:ascii="Arial" w:cs="Arial" w:eastAsia="Arial" w:hAnsi="Arial"/>
@@ -21085,7 +21085,7 @@
               <w:spacing w:after="10" w:before="0"/>
               <w:ind w:left="120"/>
             </w:pPr>
-            <w:hyperlink w:history="1" r:id="rId6fjjhe0b4ivnrz9isoyny">
+            <w:hyperlink w:history="1" r:id="rIdctgw2cbitm0ikmhdj545g">
               <w:r>
                 <w:rPr>
                   <w:rFonts w:ascii="Arial" w:cs="Arial" w:eastAsia="Arial" w:hAnsi="Arial"/>
@@ -21280,7 +21280,7 @@
             <w:pPr>
               <w:spacing w:after="20" w:before="0"/>
             </w:pPr>
-            <w:hyperlink w:history="1" r:id="rIdetunnu_g2xukr1mx1nugv">
+            <w:hyperlink w:history="1" r:id="rId90mzasluvwlfunx2cmfng">
               <w:r>
                 <w:rPr>
                   <w:rFonts w:ascii="Arial" w:cs="Arial" w:eastAsia="Arial" w:hAnsi="Arial"/>
@@ -21313,7 +21313,7 @@
               <w:spacing w:after="10" w:before="0"/>
               <w:ind w:left="120"/>
             </w:pPr>
-            <w:hyperlink w:history="1" r:id="rId3ojg2lsd7mwmaqm0kua23">
+            <w:hyperlink w:history="1" r:id="rIdit5ftxyt3smeb10udw6vp">
               <w:r>
                 <w:rPr>
                   <w:rFonts w:ascii="Arial" w:cs="Arial" w:eastAsia="Arial" w:hAnsi="Arial"/>
@@ -21358,7 +21358,7 @@
             <w:pPr>
               <w:spacing w:after="20" w:before="0"/>
             </w:pPr>
-            <w:hyperlink w:history="1" r:id="rIdspqhkfiws8exqqa1m9fpi">
+            <w:hyperlink w:history="1" r:id="rIdznzxx12d3b75l-3se7u9g">
               <w:r>
                 <w:rPr>
                   <w:rFonts w:ascii="Arial" w:cs="Arial" w:eastAsia="Arial" w:hAnsi="Arial"/>
@@ -21391,7 +21391,7 @@
               <w:spacing w:after="10" w:before="0"/>
               <w:ind w:left="120"/>
             </w:pPr>
-            <w:hyperlink w:history="1" r:id="rIdfdxldzbuze_ylntt_v4el">
+            <w:hyperlink w:history="1" r:id="rIdytx2qujizn_ubyay6_eoa">
               <w:r>
                 <w:rPr>
                   <w:rFonts w:ascii="Arial" w:cs="Arial" w:eastAsia="Arial" w:hAnsi="Arial"/>
@@ -21586,7 +21586,7 @@
             <w:pPr>
               <w:spacing w:after="20" w:before="0"/>
             </w:pPr>
-            <w:hyperlink w:history="1" r:id="rIdhl9euaqr5jrz3lp-jw7dt">
+            <w:hyperlink w:history="1" r:id="rIdgs4iops-yfuhvslb85clp">
               <w:r>
                 <w:rPr>
                   <w:rFonts w:ascii="Arial" w:cs="Arial" w:eastAsia="Arial" w:hAnsi="Arial"/>
@@ -21619,7 +21619,7 @@
               <w:spacing w:after="10" w:before="0"/>
               <w:ind w:left="120"/>
             </w:pPr>
-            <w:hyperlink w:history="1" r:id="rIdtzaxdvpvwtprfs9yj4iae">
+            <w:hyperlink w:history="1" r:id="rIdne77hdeik0k-isuwgvsao">
               <w:r>
                 <w:rPr>
                   <w:rFonts w:ascii="Arial" w:cs="Arial" w:eastAsia="Arial" w:hAnsi="Arial"/>
@@ -21664,7 +21664,7 @@
             <w:pPr>
               <w:spacing w:after="20" w:before="0"/>
             </w:pPr>
-            <w:hyperlink w:history="1" r:id="rId4prejopmdn2qgmsfuki75">
+            <w:hyperlink w:history="1" r:id="rIdegjrm2ttgbaumwaebpiht">
               <w:r>
                 <w:rPr>
                   <w:rFonts w:ascii="Arial" w:cs="Arial" w:eastAsia="Arial" w:hAnsi="Arial"/>
@@ -21697,7 +21697,7 @@
               <w:spacing w:after="10" w:before="0"/>
               <w:ind w:left="120"/>
             </w:pPr>
-            <w:hyperlink w:history="1" r:id="rIdfxh3ujq2ro_ofc0crjhjt">
+            <w:hyperlink w:history="1" r:id="rIdchrm6ygavpd9j7qdbqrv5">
               <w:r>
                 <w:rPr>
                   <w:rFonts w:ascii="Arial" w:cs="Arial" w:eastAsia="Arial" w:hAnsi="Arial"/>
@@ -21892,7 +21892,7 @@
             <w:pPr>
               <w:spacing w:after="20" w:before="0"/>
             </w:pPr>
-            <w:hyperlink w:history="1" r:id="rId_8pt7k7wtgypmzn3isswu">
+            <w:hyperlink w:history="1" r:id="rIdb0agux5jy8dsowutz-xnh">
               <w:r>
                 <w:rPr>
                   <w:rFonts w:ascii="Arial" w:cs="Arial" w:eastAsia="Arial" w:hAnsi="Arial"/>
@@ -21925,7 +21925,7 @@
               <w:spacing w:after="10" w:before="0"/>
               <w:ind w:left="120"/>
             </w:pPr>
-            <w:hyperlink w:history="1" r:id="rIdp_gtbuyt5nfxnajijp6tt">
+            <w:hyperlink w:history="1" r:id="rIddxwajoxnfhgb-ocnnsbua">
               <w:r>
                 <w:rPr>
                   <w:rFonts w:ascii="Arial" w:cs="Arial" w:eastAsia="Arial" w:hAnsi="Arial"/>
@@ -21970,7 +21970,7 @@
             <w:pPr>
               <w:spacing w:after="20" w:before="0"/>
             </w:pPr>
-            <w:hyperlink w:history="1" r:id="rIdcf4y5bglptizprymav-wz">
+            <w:hyperlink w:history="1" r:id="rIdqlpb2hnlt8jh3wmvrutuw">
               <w:r>
                 <w:rPr>
                   <w:rFonts w:ascii="Arial" w:cs="Arial" w:eastAsia="Arial" w:hAnsi="Arial"/>
@@ -22003,7 +22003,7 @@
               <w:spacing w:after="10" w:before="0"/>
               <w:ind w:left="120"/>
             </w:pPr>
-            <w:hyperlink w:history="1" r:id="rIdagcrtk12bntrtlcoremgt">
+            <w:hyperlink w:history="1" r:id="rIdhdfmyhnfv9n8cfcyfsxi5">
               <w:r>
                 <w:rPr>
                   <w:rFonts w:ascii="Arial" w:cs="Arial" w:eastAsia="Arial" w:hAnsi="Arial"/>
@@ -22515,7 +22515,7 @@
         </w:rPr>
         <w:t xml:space="preserve">© 2026 SeaVuria and ARES. Aligned with KICD objectives. Developed by SeaVuria; technical implementation by ARES (with AI assistance from Claude). Licensed under </w:t>
       </w:r>
-      <w:hyperlink w:history="1" r:id="rIdwpb0fvym2hduiteb_oamu">
+      <w:hyperlink w:history="1" r:id="rIdvib9x2i3chuvz-bdjsva-">
         <w:r>
           <w:rPr>
             <w:rFonts w:ascii="Arial" w:cs="Arial" w:eastAsia="Arial" w:hAnsi="Arial"/>
@@ -22536,7 +22536,7 @@
         </w:rPr>
         <w:t xml:space="preserve"> (</w:t>
       </w:r>
-      <w:hyperlink w:history="1" r:id="rIdcxdlwujkehs4l1vbfw2yp">
+      <w:hyperlink w:history="1" r:id="rId7yadfrd0--jehiu3cid8n">
         <w:r>
           <w:rPr>
             <w:rFonts w:ascii="Arial" w:cs="Arial" w:eastAsia="Arial" w:hAnsi="Arial"/>
@@ -23549,7 +23549,7 @@
             <w:pPr>
               <w:spacing w:after="20" w:before="0"/>
             </w:pPr>
-            <w:hyperlink w:history="1" r:id="rIdgorhnp2u2pdudfqegvgex">
+            <w:hyperlink w:history="1" r:id="rIdbqfm1dgcywfcmlejgj2ih">
               <w:r>
                 <w:rPr>
                   <w:rFonts w:ascii="Arial" w:cs="Arial" w:eastAsia="Arial" w:hAnsi="Arial"/>
@@ -23582,7 +23582,7 @@
               <w:spacing w:after="10" w:before="0"/>
               <w:ind w:left="120"/>
             </w:pPr>
-            <w:hyperlink w:history="1" r:id="rIdyaf1uxjfodgxh1alzvffk">
+            <w:hyperlink w:history="1" r:id="rIdxdbvcblf28kfq5urmdbuv">
               <w:r>
                 <w:rPr>
                   <w:rFonts w:ascii="Arial" w:cs="Arial" w:eastAsia="Arial" w:hAnsi="Arial"/>
@@ -23627,7 +23627,7 @@
             <w:pPr>
               <w:spacing w:after="20" w:before="0"/>
             </w:pPr>
-            <w:hyperlink w:history="1" r:id="rId8t9haborgqlnukcidk-w2">
+            <w:hyperlink w:history="1" r:id="rIdqnyir5kf8mrxieaforfup">
               <w:r>
                 <w:rPr>
                   <w:rFonts w:ascii="Arial" w:cs="Arial" w:eastAsia="Arial" w:hAnsi="Arial"/>
@@ -23660,7 +23660,7 @@
               <w:spacing w:after="10" w:before="0"/>
               <w:ind w:left="120"/>
             </w:pPr>
-            <w:hyperlink w:history="1" r:id="rIdpfxfizdzyel6cmr2yxw4i">
+            <w:hyperlink w:history="1" r:id="rId1h7swjekbglzbtg4pla4u">
               <w:r>
                 <w:rPr>
                   <w:rFonts w:ascii="Arial" w:cs="Arial" w:eastAsia="Arial" w:hAnsi="Arial"/>
@@ -23855,7 +23855,7 @@
             <w:pPr>
               <w:spacing w:after="20" w:before="0"/>
             </w:pPr>
-            <w:hyperlink w:history="1" r:id="rIdkqsvcyeg2oe8apix5zwwl">
+            <w:hyperlink w:history="1" r:id="rIdi87zmie_bpiiopchr583x">
               <w:r>
                 <w:rPr>
                   <w:rFonts w:ascii="Arial" w:cs="Arial" w:eastAsia="Arial" w:hAnsi="Arial"/>
@@ -23888,7 +23888,7 @@
               <w:spacing w:after="10" w:before="0"/>
               <w:ind w:left="120"/>
             </w:pPr>
-            <w:hyperlink w:history="1" r:id="rIdhahftzmcgcuvkftsah8x0">
+            <w:hyperlink w:history="1" r:id="rId1kmwkcamvid13stma-tba">
               <w:r>
                 <w:rPr>
                   <w:rFonts w:ascii="Arial" w:cs="Arial" w:eastAsia="Arial" w:hAnsi="Arial"/>
@@ -23933,7 +23933,7 @@
             <w:pPr>
               <w:spacing w:after="20" w:before="0"/>
             </w:pPr>
-            <w:hyperlink w:history="1" r:id="rIdjjn2j0pz_aadubwgmmppq">
+            <w:hyperlink w:history="1" r:id="rIdwjvexooz69er6qdhjneak">
               <w:r>
                 <w:rPr>
                   <w:rFonts w:ascii="Arial" w:cs="Arial" w:eastAsia="Arial" w:hAnsi="Arial"/>
@@ -23966,7 +23966,7 @@
               <w:spacing w:after="10" w:before="0"/>
               <w:ind w:left="120"/>
             </w:pPr>
-            <w:hyperlink w:history="1" r:id="rIdyojye5_ywx63llygycoa3">
+            <w:hyperlink w:history="1" r:id="rIdeyf1vx34kuxyyg11cahgk">
               <w:r>
                 <w:rPr>
                   <w:rFonts w:ascii="Arial" w:cs="Arial" w:eastAsia="Arial" w:hAnsi="Arial"/>
@@ -24161,7 +24161,7 @@
             <w:pPr>
               <w:spacing w:after="20" w:before="0"/>
             </w:pPr>
-            <w:hyperlink w:history="1" r:id="rIdh2h6dnkkls-2lswse0zup">
+            <w:hyperlink w:history="1" r:id="rIdrva3v52kxrdw4g0xo5znn">
               <w:r>
                 <w:rPr>
                   <w:rFonts w:ascii="Arial" w:cs="Arial" w:eastAsia="Arial" w:hAnsi="Arial"/>
@@ -24194,7 +24194,7 @@
               <w:spacing w:after="10" w:before="0"/>
               <w:ind w:left="120"/>
             </w:pPr>
-            <w:hyperlink w:history="1" r:id="rId1vj5xekbydl5pwgbob1ra">
+            <w:hyperlink w:history="1" r:id="rIdamykwgucm43vl5qa6nzfn">
               <w:r>
                 <w:rPr>
                   <w:rFonts w:ascii="Arial" w:cs="Arial" w:eastAsia="Arial" w:hAnsi="Arial"/>
@@ -24239,7 +24239,7 @@
             <w:pPr>
               <w:spacing w:after="20" w:before="0"/>
             </w:pPr>
-            <w:hyperlink w:history="1" r:id="rIdwh-vgwgmnncdclyu2yiwx">
+            <w:hyperlink w:history="1" r:id="rIdfbmsfo-mecfsglxaqrixo">
               <w:r>
                 <w:rPr>
                   <w:rFonts w:ascii="Arial" w:cs="Arial" w:eastAsia="Arial" w:hAnsi="Arial"/>
@@ -24272,7 +24272,7 @@
               <w:spacing w:after="10" w:before="0"/>
               <w:ind w:left="120"/>
             </w:pPr>
-            <w:hyperlink w:history="1" r:id="rIdtmasjmcaqvyvhwxrxnyjx">
+            <w:hyperlink w:history="1" r:id="rId_y0f_tta_jnunxfrntd6x">
               <w:r>
                 <w:rPr>
                   <w:rFonts w:ascii="Arial" w:cs="Arial" w:eastAsia="Arial" w:hAnsi="Arial"/>
@@ -24467,7 +24467,7 @@
             <w:pPr>
               <w:spacing w:after="20" w:before="0"/>
             </w:pPr>
-            <w:hyperlink w:history="1" r:id="rIduke-hf-qtkzbvp2f7mnhc">
+            <w:hyperlink w:history="1" r:id="rId8w3_0yf_rqd7sezobd4j2">
               <w:r>
                 <w:rPr>
                   <w:rFonts w:ascii="Arial" w:cs="Arial" w:eastAsia="Arial" w:hAnsi="Arial"/>
@@ -24500,7 +24500,7 @@
               <w:spacing w:after="10" w:before="0"/>
               <w:ind w:left="120"/>
             </w:pPr>
-            <w:hyperlink w:history="1" r:id="rId44dnay4nv-ydpxqxxrrkh">
+            <w:hyperlink w:history="1" r:id="rId-ywazzkhgo-ytnkazd5be">
               <w:r>
                 <w:rPr>
                   <w:rFonts w:ascii="Arial" w:cs="Arial" w:eastAsia="Arial" w:hAnsi="Arial"/>
@@ -24545,7 +24545,7 @@
             <w:pPr>
               <w:spacing w:after="20" w:before="0"/>
             </w:pPr>
-            <w:hyperlink w:history="1" r:id="rId8brc_2wd5h56foiktnh7c">
+            <w:hyperlink w:history="1" r:id="rIdr0osnai6xkdznkixzo1op">
               <w:r>
                 <w:rPr>
                   <w:rFonts w:ascii="Arial" w:cs="Arial" w:eastAsia="Arial" w:hAnsi="Arial"/>
@@ -24578,7 +24578,7 @@
               <w:spacing w:after="10" w:before="0"/>
               <w:ind w:left="120"/>
             </w:pPr>
-            <w:hyperlink w:history="1" r:id="rId9oiqpcteqzflos-yem8ud">
+            <w:hyperlink w:history="1" r:id="rIdbql1mfsumbsfpwea0yvtp">
               <w:r>
                 <w:rPr>
                   <w:rFonts w:ascii="Arial" w:cs="Arial" w:eastAsia="Arial" w:hAnsi="Arial"/>
@@ -24773,7 +24773,7 @@
             <w:pPr>
               <w:spacing w:after="20" w:before="0"/>
             </w:pPr>
-            <w:hyperlink w:history="1" r:id="rIdofhrskv6-pg9l6rolhxeq">
+            <w:hyperlink w:history="1" r:id="rId25qccnooryko9bjf6uyhc">
               <w:r>
                 <w:rPr>
                   <w:rFonts w:ascii="Arial" w:cs="Arial" w:eastAsia="Arial" w:hAnsi="Arial"/>
@@ -24806,7 +24806,7 @@
               <w:spacing w:after="10" w:before="0"/>
               <w:ind w:left="120"/>
             </w:pPr>
-            <w:hyperlink w:history="1" r:id="rIdsv24oqsosb8whvbrzt952">
+            <w:hyperlink w:history="1" r:id="rIdajtdnmoveub34aukoy1nl">
               <w:r>
                 <w:rPr>
                   <w:rFonts w:ascii="Arial" w:cs="Arial" w:eastAsia="Arial" w:hAnsi="Arial"/>
@@ -24851,7 +24851,7 @@
             <w:pPr>
               <w:spacing w:after="20" w:before="0"/>
             </w:pPr>
-            <w:hyperlink w:history="1" r:id="rIdolme7b81pag2f5jy6wh5h">
+            <w:hyperlink w:history="1" r:id="rIdswan0hf8whthgqzuh77nl">
               <w:r>
                 <w:rPr>
                   <w:rFonts w:ascii="Arial" w:cs="Arial" w:eastAsia="Arial" w:hAnsi="Arial"/>
@@ -24884,7 +24884,7 @@
               <w:spacing w:after="10" w:before="0"/>
               <w:ind w:left="120"/>
             </w:pPr>
-            <w:hyperlink w:history="1" r:id="rIdgvkbnuleupgpx3lyfjr8k">
+            <w:hyperlink w:history="1" r:id="rIdr0cx_qziiqpyha4r5eqvn">
               <w:r>
                 <w:rPr>
                   <w:rFonts w:ascii="Arial" w:cs="Arial" w:eastAsia="Arial" w:hAnsi="Arial"/>
@@ -25396,7 +25396,7 @@
         </w:rPr>
         <w:t xml:space="preserve">© 2026 SeaVuria and ARES. Aligned with KICD objectives. Developed by SeaVuria; technical implementation by ARES (with AI assistance from Claude). Licensed under </w:t>
       </w:r>
-      <w:hyperlink w:history="1" r:id="rIdlktvne3af5i6cjodgk1fm">
+      <w:hyperlink w:history="1" r:id="rIdk-fwncmfjv1ejgs6ugvsy">
         <w:r>
           <w:rPr>
             <w:rFonts w:ascii="Arial" w:cs="Arial" w:eastAsia="Arial" w:hAnsi="Arial"/>
@@ -25417,7 +25417,7 @@
         </w:rPr>
         <w:t xml:space="preserve"> (</w:t>
       </w:r>
-      <w:hyperlink w:history="1" r:id="rId2nfrrjvuf--ksomucuwt5">
+      <w:hyperlink w:history="1" r:id="rIdpgcpf0dpbjoscq5pm_4fi">
         <w:r>
           <w:rPr>
             <w:rFonts w:ascii="Arial" w:cs="Arial" w:eastAsia="Arial" w:hAnsi="Arial"/>
@@ -26447,7 +26447,7 @@
               <w:spacing w:after="10" w:before="0"/>
               <w:ind w:left="120"/>
             </w:pPr>
-            <w:hyperlink w:history="1" r:id="rIdw4leprqs3f7hlbywes9fe">
+            <w:hyperlink w:history="1" r:id="rIdspeqczulig_pdbn9maye9">
               <w:r>
                 <w:rPr>
                   <w:rFonts w:ascii="Arial" w:cs="Arial" w:eastAsia="Arial" w:hAnsi="Arial"/>
@@ -26507,7 +26507,7 @@
             <w:pPr>
               <w:spacing w:after="20" w:before="0"/>
             </w:pPr>
-            <w:hyperlink w:history="1" r:id="rIdqcpdibijxmpwvpd2tczug">
+            <w:hyperlink w:history="1" r:id="rId1ow073kaioctpowa1zjyu">
               <w:r>
                 <w:rPr>
                   <w:rFonts w:ascii="Arial" w:cs="Arial" w:eastAsia="Arial" w:hAnsi="Arial"/>
@@ -26540,7 +26540,7 @@
               <w:spacing w:after="10" w:before="0"/>
               <w:ind w:left="120"/>
             </w:pPr>
-            <w:hyperlink w:history="1" r:id="rIdyzil8jgwjp-ffjpj3i_ua">
+            <w:hyperlink w:history="1" r:id="rIdmp_cmbzhz5xprs3kxly2c">
               <w:r>
                 <w:rPr>
                   <w:rFonts w:ascii="Arial" w:cs="Arial" w:eastAsia="Arial" w:hAnsi="Arial"/>
@@ -26752,7 +26752,7 @@
               <w:spacing w:after="10" w:before="0"/>
               <w:ind w:left="120"/>
             </w:pPr>
-            <w:hyperlink w:history="1" r:id="rIdqem_j_3zizk6sxh3re5io">
+            <w:hyperlink w:history="1" r:id="rIdsazqx-gigc35l7bl-b7nq">
               <w:r>
                 <w:rPr>
                   <w:rFonts w:ascii="Arial" w:cs="Arial" w:eastAsia="Arial" w:hAnsi="Arial"/>
@@ -26812,7 +26812,7 @@
             <w:pPr>
               <w:spacing w:after="20" w:before="0"/>
             </w:pPr>
-            <w:hyperlink w:history="1" r:id="rId1qpvypjh54nprrbty78xv">
+            <w:hyperlink w:history="1" r:id="rIduv57h6pjzx15a-w8rr3a0">
               <w:r>
                 <w:rPr>
                   <w:rFonts w:ascii="Arial" w:cs="Arial" w:eastAsia="Arial" w:hAnsi="Arial"/>
@@ -26845,7 +26845,7 @@
               <w:spacing w:after="10" w:before="0"/>
               <w:ind w:left="120"/>
             </w:pPr>
-            <w:hyperlink w:history="1" r:id="rIdsjpbrpy5btendntafomvn">
+            <w:hyperlink w:history="1" r:id="rIdfygzosvh43eycxjf8kx-k">
               <w:r>
                 <w:rPr>
                   <w:rFonts w:ascii="Arial" w:cs="Arial" w:eastAsia="Arial" w:hAnsi="Arial"/>
@@ -27057,7 +27057,7 @@
               <w:spacing w:after="10" w:before="0"/>
               <w:ind w:left="120"/>
             </w:pPr>
-            <w:hyperlink w:history="1" r:id="rIdgmfe0s4ip5scsqcnro09r">
+            <w:hyperlink w:history="1" r:id="rIdlv0rj304dmcrldr9xqr_l">
               <w:r>
                 <w:rPr>
                   <w:rFonts w:ascii="Arial" w:cs="Arial" w:eastAsia="Arial" w:hAnsi="Arial"/>
@@ -27117,7 +27117,7 @@
             <w:pPr>
               <w:spacing w:after="20" w:before="0"/>
             </w:pPr>
-            <w:hyperlink w:history="1" r:id="rIdtaxbnv_3gyo_6gtsvm0vj">
+            <w:hyperlink w:history="1" r:id="rIduql8qb5bivbhogqeelq0x">
               <w:r>
                 <w:rPr>
                   <w:rFonts w:ascii="Arial" w:cs="Arial" w:eastAsia="Arial" w:hAnsi="Arial"/>
@@ -27150,7 +27150,7 @@
               <w:spacing w:after="10" w:before="0"/>
               <w:ind w:left="120"/>
             </w:pPr>
-            <w:hyperlink w:history="1" r:id="rIdyvtqy972qw6tlydanj3ee">
+            <w:hyperlink w:history="1" r:id="rIdorcf7m0eju_c_ljbazl1l">
               <w:r>
                 <w:rPr>
                   <w:rFonts w:ascii="Arial" w:cs="Arial" w:eastAsia="Arial" w:hAnsi="Arial"/>
@@ -27362,7 +27362,7 @@
               <w:spacing w:after="10" w:before="0"/>
               <w:ind w:left="120"/>
             </w:pPr>
-            <w:hyperlink w:history="1" r:id="rIdafgsiw29d2ad9ge9liwbs">
+            <w:hyperlink w:history="1" r:id="rIdsagknfsm21yyg2xwvweic">
               <w:r>
                 <w:rPr>
                   <w:rFonts w:ascii="Arial" w:cs="Arial" w:eastAsia="Arial" w:hAnsi="Arial"/>
@@ -27422,7 +27422,7 @@
             <w:pPr>
               <w:spacing w:after="20" w:before="0"/>
             </w:pPr>
-            <w:hyperlink w:history="1" r:id="rIdfbgqtl7xpe9ms_im5--72">
+            <w:hyperlink w:history="1" r:id="rIdvcv-qeytejpvjiubd9xb5">
               <w:r>
                 <w:rPr>
                   <w:rFonts w:ascii="Arial" w:cs="Arial" w:eastAsia="Arial" w:hAnsi="Arial"/>
@@ -27455,7 +27455,7 @@
               <w:spacing w:after="10" w:before="0"/>
               <w:ind w:left="120"/>
             </w:pPr>
-            <w:hyperlink w:history="1" r:id="rIdu2rgfq2o5jzd77fhzdw6f">
+            <w:hyperlink w:history="1" r:id="rId5rgd8uip0-0ngqvlynp87">
               <w:r>
                 <w:rPr>
                   <w:rFonts w:ascii="Arial" w:cs="Arial" w:eastAsia="Arial" w:hAnsi="Arial"/>
@@ -27667,7 +27667,7 @@
               <w:spacing w:after="10" w:before="0"/>
               <w:ind w:left="120"/>
             </w:pPr>
-            <w:hyperlink w:history="1" r:id="rIdoicamtwsu96sylchqopoo">
+            <w:hyperlink w:history="1" r:id="rIdmw5gznwq5nzpteduktmw8">
               <w:r>
                 <w:rPr>
                   <w:rFonts w:ascii="Arial" w:cs="Arial" w:eastAsia="Arial" w:hAnsi="Arial"/>
@@ -27727,7 +27727,7 @@
             <w:pPr>
               <w:spacing w:after="20" w:before="0"/>
             </w:pPr>
-            <w:hyperlink w:history="1" r:id="rId__eaij8mz4_77htfgbrkk">
+            <w:hyperlink w:history="1" r:id="rIdzwmy4b3ixhdvzxh0uedz1">
               <w:r>
                 <w:rPr>
                   <w:rFonts w:ascii="Arial" w:cs="Arial" w:eastAsia="Arial" w:hAnsi="Arial"/>
@@ -27760,7 +27760,7 @@
               <w:spacing w:after="10" w:before="0"/>
               <w:ind w:left="120"/>
             </w:pPr>
-            <w:hyperlink w:history="1" r:id="rIdx64nqcx_dq3zf62fwibr2">
+            <w:hyperlink w:history="1" r:id="rIdchnmeptovzbds6pkfqjlp">
               <w:r>
                 <w:rPr>
                   <w:rFonts w:ascii="Arial" w:cs="Arial" w:eastAsia="Arial" w:hAnsi="Arial"/>
@@ -28272,7 +28272,7 @@
         </w:rPr>
         <w:t xml:space="preserve">© 2026 SeaVuria and ARES. Aligned with KICD objectives. Developed by SeaVuria; technical implementation by ARES (with AI assistance from Claude). Licensed under </w:t>
       </w:r>
-      <w:hyperlink w:history="1" r:id="rId4qspgooabxuccjrmdjl3n">
+      <w:hyperlink w:history="1" r:id="rIdgxanvfhxbbvsszxnwggjt">
         <w:r>
           <w:rPr>
             <w:rFonts w:ascii="Arial" w:cs="Arial" w:eastAsia="Arial" w:hAnsi="Arial"/>
@@ -28293,7 +28293,7 @@
         </w:rPr>
         <w:t xml:space="preserve"> (</w:t>
       </w:r>
-      <w:hyperlink w:history="1" r:id="rIdfppvqzp4nbhyaywl3ojdn">
+      <w:hyperlink w:history="1" r:id="rId8fmlhezyxjeaxgyrehkdj">
         <w:r>
           <w:rPr>
             <w:rFonts w:ascii="Arial" w:cs="Arial" w:eastAsia="Arial" w:hAnsi="Arial"/>

--- a/data/outputs/v2/Grade11/Biology/Lesson_Plans/SS1.2_Ecology/Biology_Ecology_CBE_LessonSequence.docx
+++ b/data/outputs/v2/Grade11/Biology/Lesson_Plans/SS1.2_Ecology/Biology_Ecology_CBE_LessonSequence.docx
@@ -2330,7 +2330,7 @@
         </w:rPr>
         <w:t xml:space="preserve">© 2026 SeaVuria and ARES. This work is licensed under a </w:t>
       </w:r>
-      <w:hyperlink w:history="1" r:id="rIdhjmchxjejtf96wnfbyxxe">
+      <w:hyperlink w:history="1" r:id="rIdyhfc-rxa9jpuxu1jdjpsg">
         <w:r>
           <w:rPr>
             <w:rFonts w:ascii="Arial" w:cs="Arial" w:eastAsia="Arial" w:hAnsi="Arial"/>
@@ -2350,7 +2350,7 @@
         </w:rPr>
         <w:t xml:space="preserve"> (</w:t>
       </w:r>
-      <w:hyperlink w:history="1" r:id="rIdmr6muwy18r2xt1pfnqvmk">
+      <w:hyperlink w:history="1" r:id="rIdp_tmm2bekbpnuwvyhvqjc">
         <w:r>
           <w:rPr>
             <w:rFonts w:ascii="Arial" w:cs="Arial" w:eastAsia="Arial" w:hAnsi="Arial"/>
@@ -2370,7 +2370,7 @@
         </w:rPr>
         <w:t xml:space="preserve">). To view a copy of this license, visit </w:t>
       </w:r>
-      <w:hyperlink w:history="1" r:id="rIdqjbwvl1wkl7c3pdnbdyv5">
+      <w:hyperlink w:history="1" r:id="rIdgrbd3-b5syantu9a62sw0">
         <w:r>
           <w:rPr>
             <w:rFonts w:ascii="Arial" w:cs="Arial" w:eastAsia="Arial" w:hAnsi="Arial"/>
@@ -3382,7 +3382,7 @@
             <w:pPr>
               <w:spacing w:after="20" w:before="0"/>
             </w:pPr>
-            <w:hyperlink w:history="1" r:id="rIdgywmuo7irpw4qivyh6c_n">
+            <w:hyperlink w:history="1" r:id="rIdbiipg-owho9ojxgyguxfl">
               <w:r>
                 <w:rPr>
                   <w:rFonts w:ascii="Arial" w:cs="Arial" w:eastAsia="Arial" w:hAnsi="Arial"/>
@@ -3415,7 +3415,7 @@
               <w:spacing w:after="10" w:before="0"/>
               <w:ind w:left="120"/>
             </w:pPr>
-            <w:hyperlink w:history="1" r:id="rIded9gobabvkl_6uhx6ycsi">
+            <w:hyperlink w:history="1" r:id="rIdrv3wjtsebz_6rekynb7tn">
               <w:r>
                 <w:rPr>
                   <w:rFonts w:ascii="Arial" w:cs="Arial" w:eastAsia="Arial" w:hAnsi="Arial"/>
@@ -3460,7 +3460,7 @@
             <w:pPr>
               <w:spacing w:after="20" w:before="0"/>
             </w:pPr>
-            <w:hyperlink w:history="1" r:id="rIdx4fwlmrgccqb4kutmh-ng">
+            <w:hyperlink w:history="1" r:id="rIdomaoz3n91-qllqzywhhzo">
               <w:r>
                 <w:rPr>
                   <w:rFonts w:ascii="Arial" w:cs="Arial" w:eastAsia="Arial" w:hAnsi="Arial"/>
@@ -3493,7 +3493,7 @@
               <w:spacing w:after="10" w:before="0"/>
               <w:ind w:left="120"/>
             </w:pPr>
-            <w:hyperlink w:history="1" r:id="rIdei3eyicirr96n8f2skrwk">
+            <w:hyperlink w:history="1" r:id="rIdjrrjtlumyhlpbcbu_u3kb">
               <w:r>
                 <w:rPr>
                   <w:rFonts w:ascii="Arial" w:cs="Arial" w:eastAsia="Arial" w:hAnsi="Arial"/>
@@ -3688,7 +3688,7 @@
             <w:pPr>
               <w:spacing w:after="20" w:before="0"/>
             </w:pPr>
-            <w:hyperlink w:history="1" r:id="rId_tj3wo3bz_fe6tksswnxb">
+            <w:hyperlink w:history="1" r:id="rIdwb1b-s2rvwtlitexohtt9">
               <w:r>
                 <w:rPr>
                   <w:rFonts w:ascii="Arial" w:cs="Arial" w:eastAsia="Arial" w:hAnsi="Arial"/>
@@ -3721,7 +3721,7 @@
               <w:spacing w:after="10" w:before="0"/>
               <w:ind w:left="120"/>
             </w:pPr>
-            <w:hyperlink w:history="1" r:id="rIdz5vrwju8ismez5kwqyuif">
+            <w:hyperlink w:history="1" r:id="rIdpbprfvjoa4t8czbmyoqsw">
               <w:r>
                 <w:rPr>
                   <w:rFonts w:ascii="Arial" w:cs="Arial" w:eastAsia="Arial" w:hAnsi="Arial"/>
@@ -3766,7 +3766,7 @@
             <w:pPr>
               <w:spacing w:after="20" w:before="0"/>
             </w:pPr>
-            <w:hyperlink w:history="1" r:id="rIdhbgur1dw2df8ggo90qf5o">
+            <w:hyperlink w:history="1" r:id="rIdwdnv85lxqwy3hjhgugeyb">
               <w:r>
                 <w:rPr>
                   <w:rFonts w:ascii="Arial" w:cs="Arial" w:eastAsia="Arial" w:hAnsi="Arial"/>
@@ -3799,7 +3799,7 @@
               <w:spacing w:after="10" w:before="0"/>
               <w:ind w:left="120"/>
             </w:pPr>
-            <w:hyperlink w:history="1" r:id="rIdgwnwtfuxuzdrwv20duwat">
+            <w:hyperlink w:history="1" r:id="rIdaycac151oidvkl753qzro">
               <w:r>
                 <w:rPr>
                   <w:rFonts w:ascii="Arial" w:cs="Arial" w:eastAsia="Arial" w:hAnsi="Arial"/>
@@ -3994,7 +3994,7 @@
             <w:pPr>
               <w:spacing w:after="20" w:before="0"/>
             </w:pPr>
-            <w:hyperlink w:history="1" r:id="rIduvjqbmvztco4wwtqqhj5j">
+            <w:hyperlink w:history="1" r:id="rIdu0e1b9gdltd-kdpizme8k">
               <w:r>
                 <w:rPr>
                   <w:rFonts w:ascii="Arial" w:cs="Arial" w:eastAsia="Arial" w:hAnsi="Arial"/>
@@ -4027,7 +4027,7 @@
               <w:spacing w:after="10" w:before="0"/>
               <w:ind w:left="120"/>
             </w:pPr>
-            <w:hyperlink w:history="1" r:id="rIdmqlfbvh6wz-swspsgbqps">
+            <w:hyperlink w:history="1" r:id="rIdtqtvwiu2lcqvjimtjo9c_">
               <w:r>
                 <w:rPr>
                   <w:rFonts w:ascii="Arial" w:cs="Arial" w:eastAsia="Arial" w:hAnsi="Arial"/>
@@ -4072,7 +4072,7 @@
             <w:pPr>
               <w:spacing w:after="20" w:before="0"/>
             </w:pPr>
-            <w:hyperlink w:history="1" r:id="rIdpummqzjzrylldxd-mqoze">
+            <w:hyperlink w:history="1" r:id="rId1skuy1liheiubztbzgnmn">
               <w:r>
                 <w:rPr>
                   <w:rFonts w:ascii="Arial" w:cs="Arial" w:eastAsia="Arial" w:hAnsi="Arial"/>
@@ -4105,7 +4105,7 @@
               <w:spacing w:after="10" w:before="0"/>
               <w:ind w:left="120"/>
             </w:pPr>
-            <w:hyperlink w:history="1" r:id="rIdfpnkm2vn2zhbad86tnbm6">
+            <w:hyperlink w:history="1" r:id="rIdr4jzyy0ahgcg-m7pltcyt">
               <w:r>
                 <w:rPr>
                   <w:rFonts w:ascii="Arial" w:cs="Arial" w:eastAsia="Arial" w:hAnsi="Arial"/>
@@ -4300,7 +4300,7 @@
             <w:pPr>
               <w:spacing w:after="20" w:before="0"/>
             </w:pPr>
-            <w:hyperlink w:history="1" r:id="rIdrwmcq6lomnthkzrllrpgp">
+            <w:hyperlink w:history="1" r:id="rIdr8pbvesr-vygkmg6dww5w">
               <w:r>
                 <w:rPr>
                   <w:rFonts w:ascii="Arial" w:cs="Arial" w:eastAsia="Arial" w:hAnsi="Arial"/>
@@ -4333,7 +4333,7 @@
               <w:spacing w:after="10" w:before="0"/>
               <w:ind w:left="120"/>
             </w:pPr>
-            <w:hyperlink w:history="1" r:id="rIdfg1yrku2to5bnm7u5u-lo">
+            <w:hyperlink w:history="1" r:id="rId-h_fy2we_exami28bpncp">
               <w:r>
                 <w:rPr>
                   <w:rFonts w:ascii="Arial" w:cs="Arial" w:eastAsia="Arial" w:hAnsi="Arial"/>
@@ -4378,7 +4378,7 @@
             <w:pPr>
               <w:spacing w:after="20" w:before="0"/>
             </w:pPr>
-            <w:hyperlink w:history="1" r:id="rIdvwdbxk-ysburuxirjyryf">
+            <w:hyperlink w:history="1" r:id="rIdsc1j0h9qhsai7agqosg3m">
               <w:r>
                 <w:rPr>
                   <w:rFonts w:ascii="Arial" w:cs="Arial" w:eastAsia="Arial" w:hAnsi="Arial"/>
@@ -4411,7 +4411,7 @@
               <w:spacing w:after="10" w:before="0"/>
               <w:ind w:left="120"/>
             </w:pPr>
-            <w:hyperlink w:history="1" r:id="rIdhy9vluj6b8bquxz3bbgts">
+            <w:hyperlink w:history="1" r:id="rIdedrf1ngypqefr3eh68rub">
               <w:r>
                 <w:rPr>
                   <w:rFonts w:ascii="Arial" w:cs="Arial" w:eastAsia="Arial" w:hAnsi="Arial"/>
@@ -4606,7 +4606,7 @@
             <w:pPr>
               <w:spacing w:after="20" w:before="0"/>
             </w:pPr>
-            <w:hyperlink w:history="1" r:id="rIdt6g3p9ou6x5ta-er8_9cx">
+            <w:hyperlink w:history="1" r:id="rIdbzzeaifrjzlmyl29p9bsb">
               <w:r>
                 <w:rPr>
                   <w:rFonts w:ascii="Arial" w:cs="Arial" w:eastAsia="Arial" w:hAnsi="Arial"/>
@@ -4655,7 +4655,7 @@
               <w:spacing w:after="10" w:before="0"/>
               <w:ind w:left="120"/>
             </w:pPr>
-            <w:hyperlink w:history="1" r:id="rId6iusnhxqvwkgsihnfjzep">
+            <w:hyperlink w:history="1" r:id="rIdmserffyw-nbup8kwb0xtx">
               <w:r>
                 <w:rPr>
                   <w:rFonts w:ascii="Arial" w:cs="Arial" w:eastAsia="Arial" w:hAnsi="Arial"/>
@@ -4700,7 +4700,7 @@
             <w:pPr>
               <w:spacing w:after="20" w:before="0"/>
             </w:pPr>
-            <w:hyperlink w:history="1" r:id="rIdyxnv-9nu50qormsufjmg5">
+            <w:hyperlink w:history="1" r:id="rIdo6v-cjane-eb00ianvfnn">
               <w:r>
                 <w:rPr>
                   <w:rFonts w:ascii="Arial" w:cs="Arial" w:eastAsia="Arial" w:hAnsi="Arial"/>
@@ -4733,7 +4733,7 @@
               <w:spacing w:after="10" w:before="0"/>
               <w:ind w:left="120"/>
             </w:pPr>
-            <w:hyperlink w:history="1" r:id="rIdnbjb-xo54dk-mt9hhcsyk">
+            <w:hyperlink w:history="1" r:id="rId_g-gevptrzjo0vpcixnyj">
               <w:r>
                 <w:rPr>
                   <w:rFonts w:ascii="Arial" w:cs="Arial" w:eastAsia="Arial" w:hAnsi="Arial"/>
@@ -5245,7 +5245,7 @@
         </w:rPr>
         <w:t xml:space="preserve">© 2026 SeaVuria and ARES. Aligned with KICD objectives. Developed by SeaVuria; technical implementation by ARES (with AI assistance from Claude). Licensed under </w:t>
       </w:r>
-      <w:hyperlink w:history="1" r:id="rIdscupesvtzruhwgpomdc5p">
+      <w:hyperlink w:history="1" r:id="rId_9fjq9mxddyx7szsf9jnp">
         <w:r>
           <w:rPr>
             <w:rFonts w:ascii="Arial" w:cs="Arial" w:eastAsia="Arial" w:hAnsi="Arial"/>
@@ -5266,7 +5266,7 @@
         </w:rPr>
         <w:t xml:space="preserve"> (</w:t>
       </w:r>
-      <w:hyperlink w:history="1" r:id="rId85o3uikwev-vgunn5ehif">
+      <w:hyperlink w:history="1" r:id="rId6kuzn9rjvdqdcfxeaog5e">
         <w:r>
           <w:rPr>
             <w:rFonts w:ascii="Arial" w:cs="Arial" w:eastAsia="Arial" w:hAnsi="Arial"/>
@@ -6279,7 +6279,7 @@
             <w:pPr>
               <w:spacing w:after="20" w:before="0"/>
             </w:pPr>
-            <w:hyperlink w:history="1" r:id="rId0rovmdratkoril0g5tjd_">
+            <w:hyperlink w:history="1" r:id="rIdj0jrttgze2lm6ly4jd0yv">
               <w:r>
                 <w:rPr>
                   <w:rFonts w:ascii="Arial" w:cs="Arial" w:eastAsia="Arial" w:hAnsi="Arial"/>
@@ -6328,7 +6328,7 @@
               <w:spacing w:after="10" w:before="0"/>
               <w:ind w:left="120"/>
             </w:pPr>
-            <w:hyperlink w:history="1" r:id="rId3q4nsvrwic5yawqeo6001">
+            <w:hyperlink w:history="1" r:id="rIdsjw5zr5r5acq0tvuoluwi">
               <w:r>
                 <w:rPr>
                   <w:rFonts w:ascii="Arial" w:cs="Arial" w:eastAsia="Arial" w:hAnsi="Arial"/>
@@ -6373,7 +6373,7 @@
             <w:pPr>
               <w:spacing w:after="20" w:before="0"/>
             </w:pPr>
-            <w:hyperlink w:history="1" r:id="rIduw5rrad7hhwp1myrji6q6">
+            <w:hyperlink w:history="1" r:id="rIdfhza1vydqq_bnn_p7al4d">
               <w:r>
                 <w:rPr>
                   <w:rFonts w:ascii="Arial" w:cs="Arial" w:eastAsia="Arial" w:hAnsi="Arial"/>
@@ -6422,7 +6422,7 @@
               <w:spacing w:after="10" w:before="0"/>
               <w:ind w:left="120"/>
             </w:pPr>
-            <w:hyperlink w:history="1" r:id="rIdcgocehgw7s_v9etsui3b6">
+            <w:hyperlink w:history="1" r:id="rIdwc_yipz7ucjcr_spqjwtp">
               <w:r>
                 <w:rPr>
                   <w:rFonts w:ascii="Arial" w:cs="Arial" w:eastAsia="Arial" w:hAnsi="Arial"/>
@@ -6617,7 +6617,7 @@
             <w:pPr>
               <w:spacing w:after="20" w:before="0"/>
             </w:pPr>
-            <w:hyperlink w:history="1" r:id="rId9rnglcvfw8lbf52kpwtjo">
+            <w:hyperlink w:history="1" r:id="rIdnuey5ij-vp0fgob0jj6zp">
               <w:r>
                 <w:rPr>
                   <w:rFonts w:ascii="Arial" w:cs="Arial" w:eastAsia="Arial" w:hAnsi="Arial"/>
@@ -6666,7 +6666,7 @@
               <w:spacing w:after="10" w:before="0"/>
               <w:ind w:left="120"/>
             </w:pPr>
-            <w:hyperlink w:history="1" r:id="rIdyv3ql8rvo5avh05vztvny">
+            <w:hyperlink w:history="1" r:id="rIdlkz2faxz8p3-vtc14wd5s">
               <w:r>
                 <w:rPr>
                   <w:rFonts w:ascii="Arial" w:cs="Arial" w:eastAsia="Arial" w:hAnsi="Arial"/>
@@ -6711,7 +6711,7 @@
             <w:pPr>
               <w:spacing w:after="20" w:before="0"/>
             </w:pPr>
-            <w:hyperlink w:history="1" r:id="rIdjgjscjcun03yu2ibuz3iq">
+            <w:hyperlink w:history="1" r:id="rIdn_nlczlezfewxwkz0xirz">
               <w:r>
                 <w:rPr>
                   <w:rFonts w:ascii="Arial" w:cs="Arial" w:eastAsia="Arial" w:hAnsi="Arial"/>
@@ -6760,7 +6760,7 @@
               <w:spacing w:after="10" w:before="0"/>
               <w:ind w:left="120"/>
             </w:pPr>
-            <w:hyperlink w:history="1" r:id="rIdbal1oaayfkptzrx4nhpbg">
+            <w:hyperlink w:history="1" r:id="rIdbsc1t6gv0gsutw81d0psv">
               <w:r>
                 <w:rPr>
                   <w:rFonts w:ascii="Arial" w:cs="Arial" w:eastAsia="Arial" w:hAnsi="Arial"/>
@@ -6955,7 +6955,7 @@
             <w:pPr>
               <w:spacing w:after="20" w:before="0"/>
             </w:pPr>
-            <w:hyperlink w:history="1" r:id="rIdimc3gnwiqvunllmpw8iv8">
+            <w:hyperlink w:history="1" r:id="rIdjjvljzbxfre-n_0bgrelf">
               <w:r>
                 <w:rPr>
                   <w:rFonts w:ascii="Arial" w:cs="Arial" w:eastAsia="Arial" w:hAnsi="Arial"/>
@@ -7004,7 +7004,7 @@
               <w:spacing w:after="10" w:before="0"/>
               <w:ind w:left="120"/>
             </w:pPr>
-            <w:hyperlink w:history="1" r:id="rIdtdmxj6vuaq4tnej97tmm2">
+            <w:hyperlink w:history="1" r:id="rIdrjgy5mhdgpw5yjylritwb">
               <w:r>
                 <w:rPr>
                   <w:rFonts w:ascii="Arial" w:cs="Arial" w:eastAsia="Arial" w:hAnsi="Arial"/>
@@ -7049,7 +7049,7 @@
             <w:pPr>
               <w:spacing w:after="20" w:before="0"/>
             </w:pPr>
-            <w:hyperlink w:history="1" r:id="rIdojvx2zt9zkxa1uu1jrhxm">
+            <w:hyperlink w:history="1" r:id="rId-zaneegibhjh1_o7wirm0">
               <w:r>
                 <w:rPr>
                   <w:rFonts w:ascii="Arial" w:cs="Arial" w:eastAsia="Arial" w:hAnsi="Arial"/>
@@ -7098,7 +7098,7 @@
               <w:spacing w:after="10" w:before="0"/>
               <w:ind w:left="120"/>
             </w:pPr>
-            <w:hyperlink w:history="1" r:id="rIdwlpvdcyp2scyxrbxhucau">
+            <w:hyperlink w:history="1" r:id="rIdf2675vwjzejioby_kws4g">
               <w:r>
                 <w:rPr>
                   <w:rFonts w:ascii="Arial" w:cs="Arial" w:eastAsia="Arial" w:hAnsi="Arial"/>
@@ -7293,7 +7293,7 @@
             <w:pPr>
               <w:spacing w:after="20" w:before="0"/>
             </w:pPr>
-            <w:hyperlink w:history="1" r:id="rIddbyx8g-jmqx08oozv3-uc">
+            <w:hyperlink w:history="1" r:id="rIdxtejnd5pochmmz-uw7l5y">
               <w:r>
                 <w:rPr>
                   <w:rFonts w:ascii="Arial" w:cs="Arial" w:eastAsia="Arial" w:hAnsi="Arial"/>
@@ -7342,7 +7342,7 @@
               <w:spacing w:after="10" w:before="0"/>
               <w:ind w:left="120"/>
             </w:pPr>
-            <w:hyperlink w:history="1" r:id="rIdccvjxy7the3ichq9fpdnl">
+            <w:hyperlink w:history="1" r:id="rIdgvdpsronzx908u61cpoq2">
               <w:r>
                 <w:rPr>
                   <w:rFonts w:ascii="Arial" w:cs="Arial" w:eastAsia="Arial" w:hAnsi="Arial"/>
@@ -7387,7 +7387,7 @@
             <w:pPr>
               <w:spacing w:after="20" w:before="0"/>
             </w:pPr>
-            <w:hyperlink w:history="1" r:id="rIdwai8axcs_if9dd2mtqged">
+            <w:hyperlink w:history="1" r:id="rIdxqaz9w7aqovzh8nhbp7yj">
               <w:r>
                 <w:rPr>
                   <w:rFonts w:ascii="Arial" w:cs="Arial" w:eastAsia="Arial" w:hAnsi="Arial"/>
@@ -7436,7 +7436,7 @@
               <w:spacing w:after="10" w:before="0"/>
               <w:ind w:left="120"/>
             </w:pPr>
-            <w:hyperlink w:history="1" r:id="rIdlatogkuf5jazfy-ndyyld">
+            <w:hyperlink w:history="1" r:id="rIdlnj804fv6voyalt4unvak">
               <w:r>
                 <w:rPr>
                   <w:rFonts w:ascii="Arial" w:cs="Arial" w:eastAsia="Arial" w:hAnsi="Arial"/>
@@ -7631,7 +7631,7 @@
             <w:pPr>
               <w:spacing w:after="20" w:before="0"/>
             </w:pPr>
-            <w:hyperlink w:history="1" r:id="rIdbkvuqzk-h5tbvxgcusmbp">
+            <w:hyperlink w:history="1" r:id="rIdi6igx4x2vsxs9n8gbur7k">
               <w:r>
                 <w:rPr>
                   <w:rFonts w:ascii="Arial" w:cs="Arial" w:eastAsia="Arial" w:hAnsi="Arial"/>
@@ -7680,7 +7680,7 @@
               <w:spacing w:after="10" w:before="0"/>
               <w:ind w:left="120"/>
             </w:pPr>
-            <w:hyperlink w:history="1" r:id="rIdnkfnql-hugeo_xf2jdais">
+            <w:hyperlink w:history="1" r:id="rIdoayqfq210khcwukq6ca-j">
               <w:r>
                 <w:rPr>
                   <w:rFonts w:ascii="Arial" w:cs="Arial" w:eastAsia="Arial" w:hAnsi="Arial"/>
@@ -7725,7 +7725,7 @@
             <w:pPr>
               <w:spacing w:after="20" w:before="0"/>
             </w:pPr>
-            <w:hyperlink w:history="1" r:id="rIdnwg2fix4hsrgvrzsigr9-">
+            <w:hyperlink w:history="1" r:id="rIduxcrrpvot7nrsthrqll5t">
               <w:r>
                 <w:rPr>
                   <w:rFonts w:ascii="Arial" w:cs="Arial" w:eastAsia="Arial" w:hAnsi="Arial"/>
@@ -7774,7 +7774,7 @@
               <w:spacing w:after="10" w:before="0"/>
               <w:ind w:left="120"/>
             </w:pPr>
-            <w:hyperlink w:history="1" r:id="rIdmjfamrf2gr2jpdwyqphhj">
+            <w:hyperlink w:history="1" r:id="rIddebmlvz2cetguinic5cpf">
               <w:r>
                 <w:rPr>
                   <w:rFonts w:ascii="Arial" w:cs="Arial" w:eastAsia="Arial" w:hAnsi="Arial"/>
@@ -8286,7 +8286,7 @@
         </w:rPr>
         <w:t xml:space="preserve">© 2026 SeaVuria and ARES. Aligned with KICD objectives. Developed by SeaVuria; technical implementation by ARES (with AI assistance from Claude). Licensed under </w:t>
       </w:r>
-      <w:hyperlink w:history="1" r:id="rIds-6hfcdi-ovchmonw4ex1">
+      <w:hyperlink w:history="1" r:id="rIdwt4b91tmfjdq59puc3hl1">
         <w:r>
           <w:rPr>
             <w:rFonts w:ascii="Arial" w:cs="Arial" w:eastAsia="Arial" w:hAnsi="Arial"/>
@@ -8307,7 +8307,7 @@
         </w:rPr>
         <w:t xml:space="preserve"> (</w:t>
       </w:r>
-      <w:hyperlink w:history="1" r:id="rIdxb8xflssgzugk_mzspuxv">
+      <w:hyperlink w:history="1" r:id="rIddkew3utzz9jwffvher-db">
         <w:r>
           <w:rPr>
             <w:rFonts w:ascii="Arial" w:cs="Arial" w:eastAsia="Arial" w:hAnsi="Arial"/>
@@ -9320,7 +9320,7 @@
             <w:pPr>
               <w:spacing w:after="20" w:before="0"/>
             </w:pPr>
-            <w:hyperlink w:history="1" r:id="rIdyk-amdygpe8c3-kk0lo4u">
+            <w:hyperlink w:history="1" r:id="rIdyrhbueymd8lkjdxw_vcng">
               <w:r>
                 <w:rPr>
                   <w:rFonts w:ascii="Arial" w:cs="Arial" w:eastAsia="Arial" w:hAnsi="Arial"/>
@@ -9353,7 +9353,7 @@
               <w:spacing w:after="10" w:before="0"/>
               <w:ind w:left="120"/>
             </w:pPr>
-            <w:hyperlink w:history="1" r:id="rId0_ikn6cpytmqzgpkknz-b">
+            <w:hyperlink w:history="1" r:id="rIdr201mqo8wwyovre2-9z70">
               <w:r>
                 <w:rPr>
                   <w:rFonts w:ascii="Arial" w:cs="Arial" w:eastAsia="Arial" w:hAnsi="Arial"/>
@@ -9398,7 +9398,7 @@
             <w:pPr>
               <w:spacing w:after="20" w:before="0"/>
             </w:pPr>
-            <w:hyperlink w:history="1" r:id="rIdglal3xq2tw_mwwdotqawc">
+            <w:hyperlink w:history="1" r:id="rIdeebaecslfbscpn7dmfig0">
               <w:r>
                 <w:rPr>
                   <w:rFonts w:ascii="Arial" w:cs="Arial" w:eastAsia="Arial" w:hAnsi="Arial"/>
@@ -9431,7 +9431,7 @@
               <w:spacing w:after="10" w:before="0"/>
               <w:ind w:left="120"/>
             </w:pPr>
-            <w:hyperlink w:history="1" r:id="rIdqusjfwa_spsxsoumwvfxk">
+            <w:hyperlink w:history="1" r:id="rIdi2kxsudohvyidlyv3w57s">
               <w:r>
                 <w:rPr>
                   <w:rFonts w:ascii="Arial" w:cs="Arial" w:eastAsia="Arial" w:hAnsi="Arial"/>
@@ -9626,7 +9626,7 @@
             <w:pPr>
               <w:spacing w:after="20" w:before="0"/>
             </w:pPr>
-            <w:hyperlink w:history="1" r:id="rIdefw0alqtmgkibipuy5xnh">
+            <w:hyperlink w:history="1" r:id="rIdtsjtiwohdfxezywbaew1d">
               <w:r>
                 <w:rPr>
                   <w:rFonts w:ascii="Arial" w:cs="Arial" w:eastAsia="Arial" w:hAnsi="Arial"/>
@@ -9659,7 +9659,7 @@
               <w:spacing w:after="10" w:before="0"/>
               <w:ind w:left="120"/>
             </w:pPr>
-            <w:hyperlink w:history="1" r:id="rIdkuacs_bszhvgu9uilfce6">
+            <w:hyperlink w:history="1" r:id="rIdxkc4brlyix3gahna9h_k1">
               <w:r>
                 <w:rPr>
                   <w:rFonts w:ascii="Arial" w:cs="Arial" w:eastAsia="Arial" w:hAnsi="Arial"/>
@@ -9704,7 +9704,7 @@
             <w:pPr>
               <w:spacing w:after="20" w:before="0"/>
             </w:pPr>
-            <w:hyperlink w:history="1" r:id="rIdeusxy0utmqfjyenhfv43_">
+            <w:hyperlink w:history="1" r:id="rIdlwu8vc9hitertif29vpae">
               <w:r>
                 <w:rPr>
                   <w:rFonts w:ascii="Arial" w:cs="Arial" w:eastAsia="Arial" w:hAnsi="Arial"/>
@@ -9737,7 +9737,7 @@
               <w:spacing w:after="10" w:before="0"/>
               <w:ind w:left="120"/>
             </w:pPr>
-            <w:hyperlink w:history="1" r:id="rIddmpf8lqbgfpeunqsqhv0x">
+            <w:hyperlink w:history="1" r:id="rIdrfaizj-n8h1jf5li4ymiq">
               <w:r>
                 <w:rPr>
                   <w:rFonts w:ascii="Arial" w:cs="Arial" w:eastAsia="Arial" w:hAnsi="Arial"/>
@@ -9932,7 +9932,7 @@
             <w:pPr>
               <w:spacing w:after="20" w:before="0"/>
             </w:pPr>
-            <w:hyperlink w:history="1" r:id="rIdux59fzscv_igngjdslgim">
+            <w:hyperlink w:history="1" r:id="rIdz8j9ftiizswnftknmokmy">
               <w:r>
                 <w:rPr>
                   <w:rFonts w:ascii="Arial" w:cs="Arial" w:eastAsia="Arial" w:hAnsi="Arial"/>
@@ -9981,7 +9981,7 @@
               <w:spacing w:after="10" w:before="0"/>
               <w:ind w:left="120"/>
             </w:pPr>
-            <w:hyperlink w:history="1" r:id="rId5vdgke7dvbcgn4l69vvba">
+            <w:hyperlink w:history="1" r:id="rId2uaif8eknws2mojuzixra">
               <w:r>
                 <w:rPr>
                   <w:rFonts w:ascii="Arial" w:cs="Arial" w:eastAsia="Arial" w:hAnsi="Arial"/>
@@ -10026,7 +10026,7 @@
             <w:pPr>
               <w:spacing w:after="20" w:before="0"/>
             </w:pPr>
-            <w:hyperlink w:history="1" r:id="rIdjvpuemq2ufvjwwfocu7gk">
+            <w:hyperlink w:history="1" r:id="rIdzdsc9yfwxfv0hny9eg546">
               <w:r>
                 <w:rPr>
                   <w:rFonts w:ascii="Arial" w:cs="Arial" w:eastAsia="Arial" w:hAnsi="Arial"/>
@@ -10059,7 +10059,7 @@
               <w:spacing w:after="10" w:before="0"/>
               <w:ind w:left="120"/>
             </w:pPr>
-            <w:hyperlink w:history="1" r:id="rIdz_bvntuz6wbqjjiivyobv">
+            <w:hyperlink w:history="1" r:id="rIddtwhpvnk5d7wmqrrhjrcn">
               <w:r>
                 <w:rPr>
                   <w:rFonts w:ascii="Arial" w:cs="Arial" w:eastAsia="Arial" w:hAnsi="Arial"/>
@@ -10254,7 +10254,7 @@
             <w:pPr>
               <w:spacing w:after="20" w:before="0"/>
             </w:pPr>
-            <w:hyperlink w:history="1" r:id="rId7vzz6reqns_zk76--l8xj">
+            <w:hyperlink w:history="1" r:id="rIdrr8u_sldi1y4hmfgvgooj">
               <w:r>
                 <w:rPr>
                   <w:rFonts w:ascii="Arial" w:cs="Arial" w:eastAsia="Arial" w:hAnsi="Arial"/>
@@ -10303,7 +10303,7 @@
               <w:spacing w:after="10" w:before="0"/>
               <w:ind w:left="120"/>
             </w:pPr>
-            <w:hyperlink w:history="1" r:id="rIdtbuclvq9eqjvrrmpgpfmp">
+            <w:hyperlink w:history="1" r:id="rIdhpid4tol6qzqq4dpr85oo">
               <w:r>
                 <w:rPr>
                   <w:rFonts w:ascii="Arial" w:cs="Arial" w:eastAsia="Arial" w:hAnsi="Arial"/>
@@ -10348,7 +10348,7 @@
             <w:pPr>
               <w:spacing w:after="20" w:before="0"/>
             </w:pPr>
-            <w:hyperlink w:history="1" r:id="rIdrbw_wppvyaf0qxx8wi1lp">
+            <w:hyperlink w:history="1" r:id="rIdwvfbulh0pebh--ygllgw5">
               <w:r>
                 <w:rPr>
                   <w:rFonts w:ascii="Arial" w:cs="Arial" w:eastAsia="Arial" w:hAnsi="Arial"/>
@@ -10381,7 +10381,7 @@
               <w:spacing w:after="10" w:before="0"/>
               <w:ind w:left="120"/>
             </w:pPr>
-            <w:hyperlink w:history="1" r:id="rIdlx7nr30ilxxgrmjegnyjd">
+            <w:hyperlink w:history="1" r:id="rIdavnxvpazvdbynncbemukj">
               <w:r>
                 <w:rPr>
                   <w:rFonts w:ascii="Arial" w:cs="Arial" w:eastAsia="Arial" w:hAnsi="Arial"/>
@@ -10576,7 +10576,7 @@
             <w:pPr>
               <w:spacing w:after="20" w:before="0"/>
             </w:pPr>
-            <w:hyperlink w:history="1" r:id="rIdufri-nwu21xplxlom66--">
+            <w:hyperlink w:history="1" r:id="rIdgiulmrxnq0hpub6fgv-sh">
               <w:r>
                 <w:rPr>
                   <w:rFonts w:ascii="Arial" w:cs="Arial" w:eastAsia="Arial" w:hAnsi="Arial"/>
@@ -10625,7 +10625,7 @@
               <w:spacing w:after="10" w:before="0"/>
               <w:ind w:left="120"/>
             </w:pPr>
-            <w:hyperlink w:history="1" r:id="rIdxoj7zmavxvbrsecs-sbka">
+            <w:hyperlink w:history="1" r:id="rIdpshjeaplp30s7uflpfttg">
               <w:r>
                 <w:rPr>
                   <w:rFonts w:ascii="Arial" w:cs="Arial" w:eastAsia="Arial" w:hAnsi="Arial"/>
@@ -10670,7 +10670,7 @@
             <w:pPr>
               <w:spacing w:after="20" w:before="0"/>
             </w:pPr>
-            <w:hyperlink w:history="1" r:id="rIdjpu-ijfamrkd_-dsyhtrq">
+            <w:hyperlink w:history="1" r:id="rIdy5ewl9oo3hpvics4fepug">
               <w:r>
                 <w:rPr>
                   <w:rFonts w:ascii="Arial" w:cs="Arial" w:eastAsia="Arial" w:hAnsi="Arial"/>
@@ -10719,7 +10719,7 @@
               <w:spacing w:after="10" w:before="0"/>
               <w:ind w:left="120"/>
             </w:pPr>
-            <w:hyperlink w:history="1" r:id="rIdjsjapumbmskn2inptcuoc">
+            <w:hyperlink w:history="1" r:id="rIdgx8u61dhrwuuxrd13r-oa">
               <w:r>
                 <w:rPr>
                   <w:rFonts w:ascii="Arial" w:cs="Arial" w:eastAsia="Arial" w:hAnsi="Arial"/>
@@ -11231,7 +11231,7 @@
         </w:rPr>
         <w:t xml:space="preserve">© 2026 SeaVuria and ARES. Aligned with KICD objectives. Developed by SeaVuria; technical implementation by ARES (with AI assistance from Claude). Licensed under </w:t>
       </w:r>
-      <w:hyperlink w:history="1" r:id="rId5r-siweec8c3odzde0f4-">
+      <w:hyperlink w:history="1" r:id="rIdjoacpziiwag93b4ndewrn">
         <w:r>
           <w:rPr>
             <w:rFonts w:ascii="Arial" w:cs="Arial" w:eastAsia="Arial" w:hAnsi="Arial"/>
@@ -11252,7 +11252,7 @@
         </w:rPr>
         <w:t xml:space="preserve"> (</w:t>
       </w:r>
-      <w:hyperlink w:history="1" r:id="rIdfc5lkhqyaek-ea3isvez9">
+      <w:hyperlink w:history="1" r:id="rIdpfz3dzo7jv5ox5ysvdgpx">
         <w:r>
           <w:rPr>
             <w:rFonts w:ascii="Arial" w:cs="Arial" w:eastAsia="Arial" w:hAnsi="Arial"/>
@@ -12265,7 +12265,7 @@
             <w:pPr>
               <w:spacing w:after="20" w:before="0"/>
             </w:pPr>
-            <w:hyperlink w:history="1" r:id="rIdlj6gn8opxtqqa7lsvar-k">
+            <w:hyperlink w:history="1" r:id="rId9e6o0jh6b1zlfkzkluaaf">
               <w:r>
                 <w:rPr>
                   <w:rFonts w:ascii="Arial" w:cs="Arial" w:eastAsia="Arial" w:hAnsi="Arial"/>
@@ -12298,7 +12298,7 @@
               <w:spacing w:after="10" w:before="0"/>
               <w:ind w:left="120"/>
             </w:pPr>
-            <w:hyperlink w:history="1" r:id="rIdpkkktgmvhglkm-p8mjlpk">
+            <w:hyperlink w:history="1" r:id="rIdidvukr7ijtt8w49okwest">
               <w:r>
                 <w:rPr>
                   <w:rFonts w:ascii="Arial" w:cs="Arial" w:eastAsia="Arial" w:hAnsi="Arial"/>
@@ -12343,7 +12343,7 @@
             <w:pPr>
               <w:spacing w:after="20" w:before="0"/>
             </w:pPr>
-            <w:hyperlink w:history="1" r:id="rIdxuj1i_8jf4rdgnrfns64h">
+            <w:hyperlink w:history="1" r:id="rIdcbrsfsyzpqgzcjmnbsvcc">
               <w:r>
                 <w:rPr>
                   <w:rFonts w:ascii="Arial" w:cs="Arial" w:eastAsia="Arial" w:hAnsi="Arial"/>
@@ -12376,7 +12376,7 @@
               <w:spacing w:after="10" w:before="0"/>
               <w:ind w:left="120"/>
             </w:pPr>
-            <w:hyperlink w:history="1" r:id="rIdzlpuewncwclhct1ox-y4l">
+            <w:hyperlink w:history="1" r:id="rIdixgzfosa8a9308oblxf2y">
               <w:r>
                 <w:rPr>
                   <w:rFonts w:ascii="Arial" w:cs="Arial" w:eastAsia="Arial" w:hAnsi="Arial"/>
@@ -12571,7 +12571,7 @@
             <w:pPr>
               <w:spacing w:after="20" w:before="0"/>
             </w:pPr>
-            <w:hyperlink w:history="1" r:id="rIdziuiaoqoo9wkd7l9fd658">
+            <w:hyperlink w:history="1" r:id="rId-ncap0gefm43reluiucnr">
               <w:r>
                 <w:rPr>
                   <w:rFonts w:ascii="Arial" w:cs="Arial" w:eastAsia="Arial" w:hAnsi="Arial"/>
@@ -12604,7 +12604,7 @@
               <w:spacing w:after="10" w:before="0"/>
               <w:ind w:left="120"/>
             </w:pPr>
-            <w:hyperlink w:history="1" r:id="rIdwfytgvv-x0huxz29xtyay">
+            <w:hyperlink w:history="1" r:id="rIdwfvxracecfzrmrgzxg4jc">
               <w:r>
                 <w:rPr>
                   <w:rFonts w:ascii="Arial" w:cs="Arial" w:eastAsia="Arial" w:hAnsi="Arial"/>
@@ -12649,7 +12649,7 @@
             <w:pPr>
               <w:spacing w:after="20" w:before="0"/>
             </w:pPr>
-            <w:hyperlink w:history="1" r:id="rId65wmqzrmn_lyokbxd2nca">
+            <w:hyperlink w:history="1" r:id="rIdk-_khxs2an9pa_qdkzrnv">
               <w:r>
                 <w:rPr>
                   <w:rFonts w:ascii="Arial" w:cs="Arial" w:eastAsia="Arial" w:hAnsi="Arial"/>
@@ -12682,7 +12682,7 @@
               <w:spacing w:after="10" w:before="0"/>
               <w:ind w:left="120"/>
             </w:pPr>
-            <w:hyperlink w:history="1" r:id="rIdbj89qtzbjr17t-oeq8obl">
+            <w:hyperlink w:history="1" r:id="rIddytbi6gwf2mm5ayjthbtb">
               <w:r>
                 <w:rPr>
                   <w:rFonts w:ascii="Arial" w:cs="Arial" w:eastAsia="Arial" w:hAnsi="Arial"/>
@@ -12877,7 +12877,7 @@
             <w:pPr>
               <w:spacing w:after="20" w:before="0"/>
             </w:pPr>
-            <w:hyperlink w:history="1" r:id="rIdsuq-kmmmginchus-r4kxu">
+            <w:hyperlink w:history="1" r:id="rIdbtffp78rrrtjmz79n53vj">
               <w:r>
                 <w:rPr>
                   <w:rFonts w:ascii="Arial" w:cs="Arial" w:eastAsia="Arial" w:hAnsi="Arial"/>
@@ -12910,7 +12910,7 @@
               <w:spacing w:after="10" w:before="0"/>
               <w:ind w:left="120"/>
             </w:pPr>
-            <w:hyperlink w:history="1" r:id="rIdpwzs4rsmc0r1sgmn9zmcz">
+            <w:hyperlink w:history="1" r:id="rIddse1_tudqvlwauqpluxjk">
               <w:r>
                 <w:rPr>
                   <w:rFonts w:ascii="Arial" w:cs="Arial" w:eastAsia="Arial" w:hAnsi="Arial"/>
@@ -12955,7 +12955,7 @@
             <w:pPr>
               <w:spacing w:after="20" w:before="0"/>
             </w:pPr>
-            <w:hyperlink w:history="1" r:id="rIduidup4lgijkxzjmuaboao">
+            <w:hyperlink w:history="1" r:id="rIduxngsc3rvgwh3rdltpw_d">
               <w:r>
                 <w:rPr>
                   <w:rFonts w:ascii="Arial" w:cs="Arial" w:eastAsia="Arial" w:hAnsi="Arial"/>
@@ -12988,7 +12988,7 @@
               <w:spacing w:after="10" w:before="0"/>
               <w:ind w:left="120"/>
             </w:pPr>
-            <w:hyperlink w:history="1" r:id="rIdli645ck5r-wvuelwueywy">
+            <w:hyperlink w:history="1" r:id="rIdlahpdqxpqym1dpyj2b0hz">
               <w:r>
                 <w:rPr>
                   <w:rFonts w:ascii="Arial" w:cs="Arial" w:eastAsia="Arial" w:hAnsi="Arial"/>
@@ -13183,7 +13183,7 @@
             <w:pPr>
               <w:spacing w:after="20" w:before="0"/>
             </w:pPr>
-            <w:hyperlink w:history="1" r:id="rId9dtdxe7c21bou-_qakgzk">
+            <w:hyperlink w:history="1" r:id="rIdhek2g_048rabd3ilw-1nn">
               <w:r>
                 <w:rPr>
                   <w:rFonts w:ascii="Arial" w:cs="Arial" w:eastAsia="Arial" w:hAnsi="Arial"/>
@@ -13216,7 +13216,7 @@
               <w:spacing w:after="10" w:before="0"/>
               <w:ind w:left="120"/>
             </w:pPr>
-            <w:hyperlink w:history="1" r:id="rIdtptth_pzige7t2ot001d3">
+            <w:hyperlink w:history="1" r:id="rIdmqcr5zhu36vaoy_q_p-la">
               <w:r>
                 <w:rPr>
                   <w:rFonts w:ascii="Arial" w:cs="Arial" w:eastAsia="Arial" w:hAnsi="Arial"/>
@@ -13261,7 +13261,7 @@
             <w:pPr>
               <w:spacing w:after="20" w:before="0"/>
             </w:pPr>
-            <w:hyperlink w:history="1" r:id="rIdlcfasmt67quvubhaav2mj">
+            <w:hyperlink w:history="1" r:id="rIds-bwgztxu3ehucwg_m_2y">
               <w:r>
                 <w:rPr>
                   <w:rFonts w:ascii="Arial" w:cs="Arial" w:eastAsia="Arial" w:hAnsi="Arial"/>
@@ -13294,7 +13294,7 @@
               <w:spacing w:after="10" w:before="0"/>
               <w:ind w:left="120"/>
             </w:pPr>
-            <w:hyperlink w:history="1" r:id="rIdteo5n5t9qhwkaivnnazxz">
+            <w:hyperlink w:history="1" r:id="rIdpzjak1bsdlihrdnevi--3">
               <w:r>
                 <w:rPr>
                   <w:rFonts w:ascii="Arial" w:cs="Arial" w:eastAsia="Arial" w:hAnsi="Arial"/>
@@ -13489,7 +13489,7 @@
             <w:pPr>
               <w:spacing w:after="20" w:before="0"/>
             </w:pPr>
-            <w:hyperlink w:history="1" r:id="rIduznh4ukyfmgi3heklf7p2">
+            <w:hyperlink w:history="1" r:id="rIdzq818jcgte23hd2h_29ml">
               <w:r>
                 <w:rPr>
                   <w:rFonts w:ascii="Arial" w:cs="Arial" w:eastAsia="Arial" w:hAnsi="Arial"/>
@@ -13538,7 +13538,7 @@
               <w:spacing w:after="10" w:before="0"/>
               <w:ind w:left="120"/>
             </w:pPr>
-            <w:hyperlink w:history="1" r:id="rIdjthxojibky_1aqd3dj7-s">
+            <w:hyperlink w:history="1" r:id="rIdqhl3gopzppm2mscu6rbia">
               <w:r>
                 <w:rPr>
                   <w:rFonts w:ascii="Arial" w:cs="Arial" w:eastAsia="Arial" w:hAnsi="Arial"/>
@@ -13583,7 +13583,7 @@
             <w:pPr>
               <w:spacing w:after="20" w:before="0"/>
             </w:pPr>
-            <w:hyperlink w:history="1" r:id="rId-2eb2a16j-zlaswdmtyl-">
+            <w:hyperlink w:history="1" r:id="rIdslc6me9xloclzf1fka72t">
               <w:r>
                 <w:rPr>
                   <w:rFonts w:ascii="Arial" w:cs="Arial" w:eastAsia="Arial" w:hAnsi="Arial"/>
@@ -13632,7 +13632,7 @@
               <w:spacing w:after="10" w:before="0"/>
               <w:ind w:left="120"/>
             </w:pPr>
-            <w:hyperlink w:history="1" r:id="rId0st9z-lfybmeoznaz_hut">
+            <w:hyperlink w:history="1" r:id="rIdxnw3dobxzr7nnukq--an1">
               <w:r>
                 <w:rPr>
                   <w:rFonts w:ascii="Arial" w:cs="Arial" w:eastAsia="Arial" w:hAnsi="Arial"/>
@@ -14144,7 +14144,7 @@
         </w:rPr>
         <w:t xml:space="preserve">© 2026 SeaVuria and ARES. Aligned with KICD objectives. Developed by SeaVuria; technical implementation by ARES (with AI assistance from Claude). Licensed under </w:t>
       </w:r>
-      <w:hyperlink w:history="1" r:id="rIdkg3sbsipgcapd4auevqeb">
+      <w:hyperlink w:history="1" r:id="rIdzgajcgxevcofv8kfnmw5g">
         <w:r>
           <w:rPr>
             <w:rFonts w:ascii="Arial" w:cs="Arial" w:eastAsia="Arial" w:hAnsi="Arial"/>
@@ -14165,7 +14165,7 @@
         </w:rPr>
         <w:t xml:space="preserve"> (</w:t>
       </w:r>
-      <w:hyperlink w:history="1" r:id="rIdn_77jl3qln_xxzgq6s5jk">
+      <w:hyperlink w:history="1" r:id="rIdccbalkvujvu0rxxofmmoj">
         <w:r>
           <w:rPr>
             <w:rFonts w:ascii="Arial" w:cs="Arial" w:eastAsia="Arial" w:hAnsi="Arial"/>
@@ -15178,7 +15178,7 @@
             <w:pPr>
               <w:spacing w:after="20" w:before="0"/>
             </w:pPr>
-            <w:hyperlink w:history="1" r:id="rIdftmk_qn5lnnwvtmwegltf">
+            <w:hyperlink w:history="1" r:id="rId4h5pzafwh1uavxm-ajjw_">
               <w:r>
                 <w:rPr>
                   <w:rFonts w:ascii="Arial" w:cs="Arial" w:eastAsia="Arial" w:hAnsi="Arial"/>
@@ -15211,7 +15211,7 @@
               <w:spacing w:after="10" w:before="0"/>
               <w:ind w:left="120"/>
             </w:pPr>
-            <w:hyperlink w:history="1" r:id="rId_u4px3yxzu_uwyu0axtel">
+            <w:hyperlink w:history="1" r:id="rId_kbogdchauahmxbks660r">
               <w:r>
                 <w:rPr>
                   <w:rFonts w:ascii="Arial" w:cs="Arial" w:eastAsia="Arial" w:hAnsi="Arial"/>
@@ -15256,7 +15256,7 @@
             <w:pPr>
               <w:spacing w:after="20" w:before="0"/>
             </w:pPr>
-            <w:hyperlink w:history="1" r:id="rIdxncofqcy7cb8j0n5o7aui">
+            <w:hyperlink w:history="1" r:id="rIdqflrmo09pemj01b5nhzg7">
               <w:r>
                 <w:rPr>
                   <w:rFonts w:ascii="Arial" w:cs="Arial" w:eastAsia="Arial" w:hAnsi="Arial"/>
@@ -15289,7 +15289,7 @@
               <w:spacing w:after="10" w:before="0"/>
               <w:ind w:left="120"/>
             </w:pPr>
-            <w:hyperlink w:history="1" r:id="rId9xd6qzf8twcxxbignlgtr">
+            <w:hyperlink w:history="1" r:id="rIdxzmejawwcuekpctewfucf">
               <w:r>
                 <w:rPr>
                   <w:rFonts w:ascii="Arial" w:cs="Arial" w:eastAsia="Arial" w:hAnsi="Arial"/>
@@ -15484,7 +15484,7 @@
             <w:pPr>
               <w:spacing w:after="20" w:before="0"/>
             </w:pPr>
-            <w:hyperlink w:history="1" r:id="rIdjhs5k5pfyfju85ltcthci">
+            <w:hyperlink w:history="1" r:id="rIdytisns8yq8hcgnda5ouvb">
               <w:r>
                 <w:rPr>
                   <w:rFonts w:ascii="Arial" w:cs="Arial" w:eastAsia="Arial" w:hAnsi="Arial"/>
@@ -15517,7 +15517,7 @@
               <w:spacing w:after="10" w:before="0"/>
               <w:ind w:left="120"/>
             </w:pPr>
-            <w:hyperlink w:history="1" r:id="rIdonj7w5atnpuyeeno6lw8u">
+            <w:hyperlink w:history="1" r:id="rIdeeu88lzym5-50ueitcire">
               <w:r>
                 <w:rPr>
                   <w:rFonts w:ascii="Arial" w:cs="Arial" w:eastAsia="Arial" w:hAnsi="Arial"/>
@@ -15562,7 +15562,7 @@
             <w:pPr>
               <w:spacing w:after="20" w:before="0"/>
             </w:pPr>
-            <w:hyperlink w:history="1" r:id="rIdyqugd_w07eva8tvtm0eez">
+            <w:hyperlink w:history="1" r:id="rId-ckgajpwbzw9f3mcc9lr0">
               <w:r>
                 <w:rPr>
                   <w:rFonts w:ascii="Arial" w:cs="Arial" w:eastAsia="Arial" w:hAnsi="Arial"/>
@@ -15595,7 +15595,7 @@
               <w:spacing w:after="10" w:before="0"/>
               <w:ind w:left="120"/>
             </w:pPr>
-            <w:hyperlink w:history="1" r:id="rIdrtcpuj__jc2s0-hm_chnj">
+            <w:hyperlink w:history="1" r:id="rIdoogdgrukin_i5qbxe9ng2">
               <w:r>
                 <w:rPr>
                   <w:rFonts w:ascii="Arial" w:cs="Arial" w:eastAsia="Arial" w:hAnsi="Arial"/>
@@ -15790,7 +15790,7 @@
             <w:pPr>
               <w:spacing w:after="20" w:before="0"/>
             </w:pPr>
-            <w:hyperlink w:history="1" r:id="rIdr1jpz8xvetzxvztkw0_bj">
+            <w:hyperlink w:history="1" r:id="rIdijpzcz1w27hlijasoxeny">
               <w:r>
                 <w:rPr>
                   <w:rFonts w:ascii="Arial" w:cs="Arial" w:eastAsia="Arial" w:hAnsi="Arial"/>
@@ -15839,7 +15839,7 @@
               <w:spacing w:after="10" w:before="0"/>
               <w:ind w:left="120"/>
             </w:pPr>
-            <w:hyperlink w:history="1" r:id="rIdn8k4pmvnz3n9ddam4aevo">
+            <w:hyperlink w:history="1" r:id="rIdygnveinrqr31a2qqyyoxj">
               <w:r>
                 <w:rPr>
                   <w:rFonts w:ascii="Arial" w:cs="Arial" w:eastAsia="Arial" w:hAnsi="Arial"/>
@@ -15884,7 +15884,7 @@
             <w:pPr>
               <w:spacing w:after="20" w:before="0"/>
             </w:pPr>
-            <w:hyperlink w:history="1" r:id="rIdl6zktkp2o_-b9q3qiqe1j">
+            <w:hyperlink w:history="1" r:id="rIdzwv83yjvmuqwp-9tfsqew">
               <w:r>
                 <w:rPr>
                   <w:rFonts w:ascii="Arial" w:cs="Arial" w:eastAsia="Arial" w:hAnsi="Arial"/>
@@ -15917,7 +15917,7 @@
               <w:spacing w:after="10" w:before="0"/>
               <w:ind w:left="120"/>
             </w:pPr>
-            <w:hyperlink w:history="1" r:id="rId5x_4w56zwi3zjhkugmcnq">
+            <w:hyperlink w:history="1" r:id="rIdyv22ddtbxl3nj3kriyvqu">
               <w:r>
                 <w:rPr>
                   <w:rFonts w:ascii="Arial" w:cs="Arial" w:eastAsia="Arial" w:hAnsi="Arial"/>
@@ -16112,7 +16112,7 @@
             <w:pPr>
               <w:spacing w:after="20" w:before="0"/>
             </w:pPr>
-            <w:hyperlink w:history="1" r:id="rIddyh-1wb07rhhgwbu9uv95">
+            <w:hyperlink w:history="1" r:id="rIdw4i2jc_anbmjgkotohs4u">
               <w:r>
                 <w:rPr>
                   <w:rFonts w:ascii="Arial" w:cs="Arial" w:eastAsia="Arial" w:hAnsi="Arial"/>
@@ -16161,7 +16161,7 @@
               <w:spacing w:after="10" w:before="0"/>
               <w:ind w:left="120"/>
             </w:pPr>
-            <w:hyperlink w:history="1" r:id="rIdoaicifb5k48koudgx7dpk">
+            <w:hyperlink w:history="1" r:id="rId0az4ylnky3kadzoel1suk">
               <w:r>
                 <w:rPr>
                   <w:rFonts w:ascii="Arial" w:cs="Arial" w:eastAsia="Arial" w:hAnsi="Arial"/>
@@ -16206,7 +16206,7 @@
             <w:pPr>
               <w:spacing w:after="20" w:before="0"/>
             </w:pPr>
-            <w:hyperlink w:history="1" r:id="rIdtokwwhcz5dfthzd1j03h8">
+            <w:hyperlink w:history="1" r:id="rIdwou0rjjcg3hxvpljpk9ug">
               <w:r>
                 <w:rPr>
                   <w:rFonts w:ascii="Arial" w:cs="Arial" w:eastAsia="Arial" w:hAnsi="Arial"/>
@@ -16239,7 +16239,7 @@
               <w:spacing w:after="10" w:before="0"/>
               <w:ind w:left="120"/>
             </w:pPr>
-            <w:hyperlink w:history="1" r:id="rIdignkzk-b_dfmqpetoxpm2">
+            <w:hyperlink w:history="1" r:id="rIdisaltumbhu7mknsdhulkp">
               <w:r>
                 <w:rPr>
                   <w:rFonts w:ascii="Arial" w:cs="Arial" w:eastAsia="Arial" w:hAnsi="Arial"/>
@@ -16434,7 +16434,7 @@
             <w:pPr>
               <w:spacing w:after="20" w:before="0"/>
             </w:pPr>
-            <w:hyperlink w:history="1" r:id="rId6vbw1vs7mrzs63cn9hmjq">
+            <w:hyperlink w:history="1" r:id="rIdzyylbaiapyzin287b8hs3">
               <w:r>
                 <w:rPr>
                   <w:rFonts w:ascii="Arial" w:cs="Arial" w:eastAsia="Arial" w:hAnsi="Arial"/>
@@ -16467,7 +16467,7 @@
               <w:spacing w:after="10" w:before="0"/>
               <w:ind w:left="120"/>
             </w:pPr>
-            <w:hyperlink w:history="1" r:id="rIduqnlwmwd4zkmkemp2pio9">
+            <w:hyperlink w:history="1" r:id="rIdoode9wdqhr-lobq8lssps">
               <w:r>
                 <w:rPr>
                   <w:rFonts w:ascii="Arial" w:cs="Arial" w:eastAsia="Arial" w:hAnsi="Arial"/>
@@ -16512,7 +16512,7 @@
             <w:pPr>
               <w:spacing w:after="20" w:before="0"/>
             </w:pPr>
-            <w:hyperlink w:history="1" r:id="rId0hw0a1h-zx0gymestyjvo">
+            <w:hyperlink w:history="1" r:id="rIdcwx5zs4jbjxg0muqdeu3n">
               <w:r>
                 <w:rPr>
                   <w:rFonts w:ascii="Arial" w:cs="Arial" w:eastAsia="Arial" w:hAnsi="Arial"/>
@@ -16561,7 +16561,7 @@
               <w:spacing w:after="10" w:before="0"/>
               <w:ind w:left="120"/>
             </w:pPr>
-            <w:hyperlink w:history="1" r:id="rIdqc7uhe93akpzdu3sgkx-s">
+            <w:hyperlink w:history="1" r:id="rIdce7l06osly7pmcjh2sgoy">
               <w:r>
                 <w:rPr>
                   <w:rFonts w:ascii="Arial" w:cs="Arial" w:eastAsia="Arial" w:hAnsi="Arial"/>
@@ -17073,7 +17073,7 @@
         </w:rPr>
         <w:t xml:space="preserve">© 2026 SeaVuria and ARES. Aligned with KICD objectives. Developed by SeaVuria; technical implementation by ARES (with AI assistance from Claude). Licensed under </w:t>
       </w:r>
-      <w:hyperlink w:history="1" r:id="rIdzp6idetcllzfjo8ofq-vs">
+      <w:hyperlink w:history="1" r:id="rIdkrsv9eoue5z0l-l_fchqj">
         <w:r>
           <w:rPr>
             <w:rFonts w:ascii="Arial" w:cs="Arial" w:eastAsia="Arial" w:hAnsi="Arial"/>
@@ -17094,7 +17094,7 @@
         </w:rPr>
         <w:t xml:space="preserve"> (</w:t>
       </w:r>
-      <w:hyperlink w:history="1" r:id="rId3qztkryujvsx0xxmfxj9g">
+      <w:hyperlink w:history="1" r:id="rIdearqr3r3gnyiuar0bagtf">
         <w:r>
           <w:rPr>
             <w:rFonts w:ascii="Arial" w:cs="Arial" w:eastAsia="Arial" w:hAnsi="Arial"/>
@@ -18107,7 +18107,7 @@
             <w:pPr>
               <w:spacing w:after="20" w:before="0"/>
             </w:pPr>
-            <w:hyperlink w:history="1" r:id="rIdshfh-9la32blfumhpqulf">
+            <w:hyperlink w:history="1" r:id="rId4plgtxobmyqinunzpkjg-">
               <w:r>
                 <w:rPr>
                   <w:rFonts w:ascii="Arial" w:cs="Arial" w:eastAsia="Arial" w:hAnsi="Arial"/>
@@ -18156,7 +18156,7 @@
               <w:spacing w:after="10" w:before="0"/>
               <w:ind w:left="120"/>
             </w:pPr>
-            <w:hyperlink w:history="1" r:id="rIdwfvaxbmz0awxvrw4-lrx3">
+            <w:hyperlink w:history="1" r:id="rIdxlq6xtzsgdxjohvdzb3bc">
               <w:r>
                 <w:rPr>
                   <w:rFonts w:ascii="Arial" w:cs="Arial" w:eastAsia="Arial" w:hAnsi="Arial"/>
@@ -18201,7 +18201,7 @@
             <w:pPr>
               <w:spacing w:after="20" w:before="0"/>
             </w:pPr>
-            <w:hyperlink w:history="1" r:id="rIdfhf8embajopbkj91kj_ox">
+            <w:hyperlink w:history="1" r:id="rIdr4zaqg3i2yvv6aoqlprt1">
               <w:r>
                 <w:rPr>
                   <w:rFonts w:ascii="Arial" w:cs="Arial" w:eastAsia="Arial" w:hAnsi="Arial"/>
@@ -18234,7 +18234,7 @@
               <w:spacing w:after="10" w:before="0"/>
               <w:ind w:left="120"/>
             </w:pPr>
-            <w:hyperlink w:history="1" r:id="rIdbzket7-o-vnhpayshvnds">
+            <w:hyperlink w:history="1" r:id="rIdq45t3utlrok3ihzlmxwzc">
               <w:r>
                 <w:rPr>
                   <w:rFonts w:ascii="Arial" w:cs="Arial" w:eastAsia="Arial" w:hAnsi="Arial"/>
@@ -18429,7 +18429,7 @@
             <w:pPr>
               <w:spacing w:after="20" w:before="0"/>
             </w:pPr>
-            <w:hyperlink w:history="1" r:id="rIddawe2unullsj2onohbmrj">
+            <w:hyperlink w:history="1" r:id="rIdkpq37jjwxcowxkao6ahyw">
               <w:r>
                 <w:rPr>
                   <w:rFonts w:ascii="Arial" w:cs="Arial" w:eastAsia="Arial" w:hAnsi="Arial"/>
@@ -18478,7 +18478,7 @@
               <w:spacing w:after="10" w:before="0"/>
               <w:ind w:left="120"/>
             </w:pPr>
-            <w:hyperlink w:history="1" r:id="rIdger9vqrw5fsmmibj3e500">
+            <w:hyperlink w:history="1" r:id="rIdpoumqmxhqgprkzqqu4gxs">
               <w:r>
                 <w:rPr>
                   <w:rFonts w:ascii="Arial" w:cs="Arial" w:eastAsia="Arial" w:hAnsi="Arial"/>
@@ -18523,7 +18523,7 @@
             <w:pPr>
               <w:spacing w:after="20" w:before="0"/>
             </w:pPr>
-            <w:hyperlink w:history="1" r:id="rIdk29q6cdajxjma-w6iv-2i">
+            <w:hyperlink w:history="1" r:id="rIdke2rrbgtd8umhymxmbqvy">
               <w:r>
                 <w:rPr>
                   <w:rFonts w:ascii="Arial" w:cs="Arial" w:eastAsia="Arial" w:hAnsi="Arial"/>
@@ -18556,7 +18556,7 @@
               <w:spacing w:after="10" w:before="0"/>
               <w:ind w:left="120"/>
             </w:pPr>
-            <w:hyperlink w:history="1" r:id="rIdnvniughcb8i9uue16to42">
+            <w:hyperlink w:history="1" r:id="rIdw4b_ldsohjnjbz49zgfmk">
               <w:r>
                 <w:rPr>
                   <w:rFonts w:ascii="Arial" w:cs="Arial" w:eastAsia="Arial" w:hAnsi="Arial"/>
@@ -18751,7 +18751,7 @@
             <w:pPr>
               <w:spacing w:after="20" w:before="0"/>
             </w:pPr>
-            <w:hyperlink w:history="1" r:id="rIdntjxq_wfcxqchgachi32s">
+            <w:hyperlink w:history="1" r:id="rIdqv5a9oam9bjbzujl6xgvp">
               <w:r>
                 <w:rPr>
                   <w:rFonts w:ascii="Arial" w:cs="Arial" w:eastAsia="Arial" w:hAnsi="Arial"/>
@@ -18800,7 +18800,7 @@
               <w:spacing w:after="10" w:before="0"/>
               <w:ind w:left="120"/>
             </w:pPr>
-            <w:hyperlink w:history="1" r:id="rIdzhz5anj5ruwdkc65jhxo9">
+            <w:hyperlink w:history="1" r:id="rId9lsudjgsjzqkvwbmve0r9">
               <w:r>
                 <w:rPr>
                   <w:rFonts w:ascii="Arial" w:cs="Arial" w:eastAsia="Arial" w:hAnsi="Arial"/>
@@ -18845,7 +18845,7 @@
             <w:pPr>
               <w:spacing w:after="20" w:before="0"/>
             </w:pPr>
-            <w:hyperlink w:history="1" r:id="rIdrinoffafqmabjjpt4vpat">
+            <w:hyperlink w:history="1" r:id="rIdemx2y7qwkg_hg5gtw_wre">
               <w:r>
                 <w:rPr>
                   <w:rFonts w:ascii="Arial" w:cs="Arial" w:eastAsia="Arial" w:hAnsi="Arial"/>
@@ -18878,7 +18878,7 @@
               <w:spacing w:after="10" w:before="0"/>
               <w:ind w:left="120"/>
             </w:pPr>
-            <w:hyperlink w:history="1" r:id="rId74oeaf9dde-gvtlnyqwmk">
+            <w:hyperlink w:history="1" r:id="rIdsy8aclswmmtayu4qpejpn">
               <w:r>
                 <w:rPr>
                   <w:rFonts w:ascii="Arial" w:cs="Arial" w:eastAsia="Arial" w:hAnsi="Arial"/>
@@ -19073,7 +19073,7 @@
             <w:pPr>
               <w:spacing w:after="20" w:before="0"/>
             </w:pPr>
-            <w:hyperlink w:history="1" r:id="rIdipw1vpxgu74h-lagj4k0a">
+            <w:hyperlink w:history="1" r:id="rIdlr_qinpzifn1vntyi32oc">
               <w:r>
                 <w:rPr>
                   <w:rFonts w:ascii="Arial" w:cs="Arial" w:eastAsia="Arial" w:hAnsi="Arial"/>
@@ -19122,7 +19122,7 @@
               <w:spacing w:after="10" w:before="0"/>
               <w:ind w:left="120"/>
             </w:pPr>
-            <w:hyperlink w:history="1" r:id="rId2cyrdtokmzuuk56-7amow">
+            <w:hyperlink w:history="1" r:id="rId7ib58kiiq40fupky-jgif">
               <w:r>
                 <w:rPr>
                   <w:rFonts w:ascii="Arial" w:cs="Arial" w:eastAsia="Arial" w:hAnsi="Arial"/>
@@ -19167,7 +19167,7 @@
             <w:pPr>
               <w:spacing w:after="20" w:before="0"/>
             </w:pPr>
-            <w:hyperlink w:history="1" r:id="rIdxsgjw8le0vi9ry5gc0lee">
+            <w:hyperlink w:history="1" r:id="rId3qtqkjh8zfb-2x0g1ma_v">
               <w:r>
                 <w:rPr>
                   <w:rFonts w:ascii="Arial" w:cs="Arial" w:eastAsia="Arial" w:hAnsi="Arial"/>
@@ -19200,7 +19200,7 @@
               <w:spacing w:after="10" w:before="0"/>
               <w:ind w:left="120"/>
             </w:pPr>
-            <w:hyperlink w:history="1" r:id="rId62bq8_u8bokjfui6h8ecy">
+            <w:hyperlink w:history="1" r:id="rIdc7-wi1uyltououy1p6fr1">
               <w:r>
                 <w:rPr>
                   <w:rFonts w:ascii="Arial" w:cs="Arial" w:eastAsia="Arial" w:hAnsi="Arial"/>
@@ -19395,7 +19395,7 @@
             <w:pPr>
               <w:spacing w:after="20" w:before="0"/>
             </w:pPr>
-            <w:hyperlink w:history="1" r:id="rIdhhmibor5fluzszvpihn08">
+            <w:hyperlink w:history="1" r:id="rIdor_cxsw_fv5mx85quvn9t">
               <w:r>
                 <w:rPr>
                   <w:rFonts w:ascii="Arial" w:cs="Arial" w:eastAsia="Arial" w:hAnsi="Arial"/>
@@ -19444,7 +19444,7 @@
               <w:spacing w:after="10" w:before="0"/>
               <w:ind w:left="120"/>
             </w:pPr>
-            <w:hyperlink w:history="1" r:id="rIdzlrrm77takzxbllsougq_">
+            <w:hyperlink w:history="1" r:id="rIdenslvlnmv1s-v7fyvht0m">
               <w:r>
                 <w:rPr>
                   <w:rFonts w:ascii="Arial" w:cs="Arial" w:eastAsia="Arial" w:hAnsi="Arial"/>
@@ -19489,7 +19489,7 @@
             <w:pPr>
               <w:spacing w:after="20" w:before="0"/>
             </w:pPr>
-            <w:hyperlink w:history="1" r:id="rIdr9nn_s9rn8kv9sd0lx8uh">
+            <w:hyperlink w:history="1" r:id="rId1ymi6wdtamn4mpwrxxdv4">
               <w:r>
                 <w:rPr>
                   <w:rFonts w:ascii="Arial" w:cs="Arial" w:eastAsia="Arial" w:hAnsi="Arial"/>
@@ -19522,7 +19522,7 @@
               <w:spacing w:after="10" w:before="0"/>
               <w:ind w:left="120"/>
             </w:pPr>
-            <w:hyperlink w:history="1" r:id="rIdrkskf3d-46umlshaibvxg">
+            <w:hyperlink w:history="1" r:id="rIds0betubolzhg--gpd-_ya">
               <w:r>
                 <w:rPr>
                   <w:rFonts w:ascii="Arial" w:cs="Arial" w:eastAsia="Arial" w:hAnsi="Arial"/>
@@ -20034,7 +20034,7 @@
         </w:rPr>
         <w:t xml:space="preserve">© 2026 SeaVuria and ARES. Aligned with KICD objectives. Developed by SeaVuria; technical implementation by ARES (with AI assistance from Claude). Licensed under </w:t>
       </w:r>
-      <w:hyperlink w:history="1" r:id="rIddbk8hqtv7agqctf-xiabh">
+      <w:hyperlink w:history="1" r:id="rIdadxnjob2924yfwwbf9iqb">
         <w:r>
           <w:rPr>
             <w:rFonts w:ascii="Arial" w:cs="Arial" w:eastAsia="Arial" w:hAnsi="Arial"/>
@@ -20055,7 +20055,7 @@
         </w:rPr>
         <w:t xml:space="preserve"> (</w:t>
       </w:r>
-      <w:hyperlink w:history="1" r:id="rIdng3prddygn0lq_ylv9ms1">
+      <w:hyperlink w:history="1" r:id="rId6hcuzkhym-sxcaxadtm_e">
         <w:r>
           <w:rPr>
             <w:rFonts w:ascii="Arial" w:cs="Arial" w:eastAsia="Arial" w:hAnsi="Arial"/>
@@ -21068,7 +21068,7 @@
             <w:pPr>
               <w:spacing w:after="20" w:before="0"/>
             </w:pPr>
-            <w:hyperlink w:history="1" r:id="rIdyfim-vv6ezycyw9i961gt">
+            <w:hyperlink w:history="1" r:id="rIdrqxfs42o2m3fgzzljk6vt">
               <w:r>
                 <w:rPr>
                   <w:rFonts w:ascii="Arial" w:cs="Arial" w:eastAsia="Arial" w:hAnsi="Arial"/>
@@ -21101,7 +21101,7 @@
               <w:spacing w:after="10" w:before="0"/>
               <w:ind w:left="120"/>
             </w:pPr>
-            <w:hyperlink w:history="1" r:id="rIdu70loseobdhht8yyxii5d">
+            <w:hyperlink w:history="1" r:id="rId5bosqpvedz31l9xt5x-in">
               <w:r>
                 <w:rPr>
                   <w:rFonts w:ascii="Arial" w:cs="Arial" w:eastAsia="Arial" w:hAnsi="Arial"/>
@@ -21146,7 +21146,7 @@
             <w:pPr>
               <w:spacing w:after="20" w:before="0"/>
             </w:pPr>
-            <w:hyperlink w:history="1" r:id="rIds9sbjvcqlryox5fdvldqw">
+            <w:hyperlink w:history="1" r:id="rId16jdtrskbdjurkm1onswt">
               <w:r>
                 <w:rPr>
                   <w:rFonts w:ascii="Arial" w:cs="Arial" w:eastAsia="Arial" w:hAnsi="Arial"/>
@@ -21179,7 +21179,7 @@
               <w:spacing w:after="10" w:before="0"/>
               <w:ind w:left="120"/>
             </w:pPr>
-            <w:hyperlink w:history="1" r:id="rIdsks1qj6pjg9c1hk3-h9za">
+            <w:hyperlink w:history="1" r:id="rIdyyxr5rccnaezbfcwnxzcv">
               <w:r>
                 <w:rPr>
                   <w:rFonts w:ascii="Arial" w:cs="Arial" w:eastAsia="Arial" w:hAnsi="Arial"/>
@@ -21374,7 +21374,7 @@
             <w:pPr>
               <w:spacing w:after="20" w:before="0"/>
             </w:pPr>
-            <w:hyperlink w:history="1" r:id="rIdkwgrmz4oeqgut9qyvjgdo">
+            <w:hyperlink w:history="1" r:id="rIdltiljee4lc3a4q-xa_isv">
               <w:r>
                 <w:rPr>
                   <w:rFonts w:ascii="Arial" w:cs="Arial" w:eastAsia="Arial" w:hAnsi="Arial"/>
@@ -21407,7 +21407,7 @@
               <w:spacing w:after="10" w:before="0"/>
               <w:ind w:left="120"/>
             </w:pPr>
-            <w:hyperlink w:history="1" r:id="rIdgbkrl0baunm7gkwgs5z1f">
+            <w:hyperlink w:history="1" r:id="rId_0abi6tgl-cp0-u9e4u3d">
               <w:r>
                 <w:rPr>
                   <w:rFonts w:ascii="Arial" w:cs="Arial" w:eastAsia="Arial" w:hAnsi="Arial"/>
@@ -21452,7 +21452,7 @@
             <w:pPr>
               <w:spacing w:after="20" w:before="0"/>
             </w:pPr>
-            <w:hyperlink w:history="1" r:id="rIdocctzd3ql7uil2x2ml76f">
+            <w:hyperlink w:history="1" r:id="rIdn8gjhyryiw2dogog29igz">
               <w:r>
                 <w:rPr>
                   <w:rFonts w:ascii="Arial" w:cs="Arial" w:eastAsia="Arial" w:hAnsi="Arial"/>
@@ -21485,7 +21485,7 @@
               <w:spacing w:after="10" w:before="0"/>
               <w:ind w:left="120"/>
             </w:pPr>
-            <w:hyperlink w:history="1" r:id="rIdsc7unrdb__yygtjionqmf">
+            <w:hyperlink w:history="1" r:id="rIdaq4ygfwvb8mroo889so00">
               <w:r>
                 <w:rPr>
                   <w:rFonts w:ascii="Arial" w:cs="Arial" w:eastAsia="Arial" w:hAnsi="Arial"/>
@@ -21680,7 +21680,7 @@
             <w:pPr>
               <w:spacing w:after="20" w:before="0"/>
             </w:pPr>
-            <w:hyperlink w:history="1" r:id="rId8kewcpfvyufn6ydh7kctj">
+            <w:hyperlink w:history="1" r:id="rId41ecfomhhe57ut1ttv0v8">
               <w:r>
                 <w:rPr>
                   <w:rFonts w:ascii="Arial" w:cs="Arial" w:eastAsia="Arial" w:hAnsi="Arial"/>
@@ -21729,7 +21729,7 @@
               <w:spacing w:after="10" w:before="0"/>
               <w:ind w:left="120"/>
             </w:pPr>
-            <w:hyperlink w:history="1" r:id="rIdsxmrytdadtgsan-0aerwh">
+            <w:hyperlink w:history="1" r:id="rIdsn-sn3qhxlownglflka8w">
               <w:r>
                 <w:rPr>
                   <w:rFonts w:ascii="Arial" w:cs="Arial" w:eastAsia="Arial" w:hAnsi="Arial"/>
@@ -21774,7 +21774,7 @@
             <w:pPr>
               <w:spacing w:after="20" w:before="0"/>
             </w:pPr>
-            <w:hyperlink w:history="1" r:id="rIdlmiogy-xlajvu7o9aalgj">
+            <w:hyperlink w:history="1" r:id="rIdnnyoyobyv_q3vajp9ros4">
               <w:r>
                 <w:rPr>
                   <w:rFonts w:ascii="Arial" w:cs="Arial" w:eastAsia="Arial" w:hAnsi="Arial"/>
@@ -21807,7 +21807,7 @@
               <w:spacing w:after="10" w:before="0"/>
               <w:ind w:left="120"/>
             </w:pPr>
-            <w:hyperlink w:history="1" r:id="rIdce8eyos2vl-y4utdmlsap">
+            <w:hyperlink w:history="1" r:id="rId7yvaogukiwgbfxiu2u4a-">
               <w:r>
                 <w:rPr>
                   <w:rFonts w:ascii="Arial" w:cs="Arial" w:eastAsia="Arial" w:hAnsi="Arial"/>
@@ -22002,7 +22002,7 @@
             <w:pPr>
               <w:spacing w:after="20" w:before="0"/>
             </w:pPr>
-            <w:hyperlink w:history="1" r:id="rIdpx2b_qbu9gij6jyuxiig5">
+            <w:hyperlink w:history="1" r:id="rIdhym86vkpnml5r51zxcdvb">
               <w:r>
                 <w:rPr>
                   <w:rFonts w:ascii="Arial" w:cs="Arial" w:eastAsia="Arial" w:hAnsi="Arial"/>
@@ -22051,7 +22051,7 @@
               <w:spacing w:after="10" w:before="0"/>
               <w:ind w:left="120"/>
             </w:pPr>
-            <w:hyperlink w:history="1" r:id="rId_mufj9v55ppcm28vmlt5n">
+            <w:hyperlink w:history="1" r:id="rId8xecursj0llqk2cpqwfjo">
               <w:r>
                 <w:rPr>
                   <w:rFonts w:ascii="Arial" w:cs="Arial" w:eastAsia="Arial" w:hAnsi="Arial"/>
@@ -22096,7 +22096,7 @@
             <w:pPr>
               <w:spacing w:after="20" w:before="0"/>
             </w:pPr>
-            <w:hyperlink w:history="1" r:id="rIdvk2eo1lg1_azcqsvm92be">
+            <w:hyperlink w:history="1" r:id="rId9p0zzibhnsixr09neizk6">
               <w:r>
                 <w:rPr>
                   <w:rFonts w:ascii="Arial" w:cs="Arial" w:eastAsia="Arial" w:hAnsi="Arial"/>
@@ -22129,7 +22129,7 @@
               <w:spacing w:after="10" w:before="0"/>
               <w:ind w:left="120"/>
             </w:pPr>
-            <w:hyperlink w:history="1" r:id="rId2cc8fg--xxprr8lwk57_w">
+            <w:hyperlink w:history="1" r:id="rIdzlc3tb5uuqa10umfubqeg">
               <w:r>
                 <w:rPr>
                   <w:rFonts w:ascii="Arial" w:cs="Arial" w:eastAsia="Arial" w:hAnsi="Arial"/>
@@ -22324,7 +22324,7 @@
             <w:pPr>
               <w:spacing w:after="20" w:before="0"/>
             </w:pPr>
-            <w:hyperlink w:history="1" r:id="rIdjvyztsurs50nzqydxwfda">
+            <w:hyperlink w:history="1" r:id="rId7e2ntmtha9ipclxjyfnmw">
               <w:r>
                 <w:rPr>
                   <w:rFonts w:ascii="Arial" w:cs="Arial" w:eastAsia="Arial" w:hAnsi="Arial"/>
@@ -22373,7 +22373,7 @@
               <w:spacing w:after="10" w:before="0"/>
               <w:ind w:left="120"/>
             </w:pPr>
-            <w:hyperlink w:history="1" r:id="rIdmg0yu4ithxsj5fj5sr0jl">
+            <w:hyperlink w:history="1" r:id="rIdfi7lm2iwelh9_gv4hyzsl">
               <w:r>
                 <w:rPr>
                   <w:rFonts w:ascii="Arial" w:cs="Arial" w:eastAsia="Arial" w:hAnsi="Arial"/>
@@ -22418,7 +22418,7 @@
             <w:pPr>
               <w:spacing w:after="20" w:before="0"/>
             </w:pPr>
-            <w:hyperlink w:history="1" r:id="rIdzbp0bws97wu3lxohwj99n">
+            <w:hyperlink w:history="1" r:id="rIdtj1dztpi_-0w96lo5qikj">
               <w:r>
                 <w:rPr>
                   <w:rFonts w:ascii="Arial" w:cs="Arial" w:eastAsia="Arial" w:hAnsi="Arial"/>
@@ -22451,7 +22451,7 @@
               <w:spacing w:after="10" w:before="0"/>
               <w:ind w:left="120"/>
             </w:pPr>
-            <w:hyperlink w:history="1" r:id="rId36i7iicesifobqn0c2yvw">
+            <w:hyperlink w:history="1" r:id="rIdguxfk8ukbs72sqqio6lj7">
               <w:r>
                 <w:rPr>
                   <w:rFonts w:ascii="Arial" w:cs="Arial" w:eastAsia="Arial" w:hAnsi="Arial"/>
@@ -22963,7 +22963,7 @@
         </w:rPr>
         <w:t xml:space="preserve">© 2026 SeaVuria and ARES. Aligned with KICD objectives. Developed by SeaVuria; technical implementation by ARES (with AI assistance from Claude). Licensed under </w:t>
       </w:r>
-      <w:hyperlink w:history="1" r:id="rIdf1x43gl1btjwzmqk4ob_n">
+      <w:hyperlink w:history="1" r:id="rIdqapzld5eayirbjtrof9k3">
         <w:r>
           <w:rPr>
             <w:rFonts w:ascii="Arial" w:cs="Arial" w:eastAsia="Arial" w:hAnsi="Arial"/>
@@ -22984,7 +22984,7 @@
         </w:rPr>
         <w:t xml:space="preserve"> (</w:t>
       </w:r>
-      <w:hyperlink w:history="1" r:id="rIdbvbp4_soy4flunemtec50">
+      <w:hyperlink w:history="1" r:id="rIdyy8witjmaahim8bd4kyi5">
         <w:r>
           <w:rPr>
             <w:rFonts w:ascii="Arial" w:cs="Arial" w:eastAsia="Arial" w:hAnsi="Arial"/>
@@ -23997,7 +23997,7 @@
             <w:pPr>
               <w:spacing w:after="20" w:before="0"/>
             </w:pPr>
-            <w:hyperlink w:history="1" r:id="rId0gcgtsqdlpnhj2osqbugj">
+            <w:hyperlink w:history="1" r:id="rIdw50wbyj-t1oxpsbh9mqrx">
               <w:r>
                 <w:rPr>
                   <w:rFonts w:ascii="Arial" w:cs="Arial" w:eastAsia="Arial" w:hAnsi="Arial"/>
@@ -24030,7 +24030,7 @@
               <w:spacing w:after="10" w:before="0"/>
               <w:ind w:left="120"/>
             </w:pPr>
-            <w:hyperlink w:history="1" r:id="rId3k33xjiwywqfg8poakk7p">
+            <w:hyperlink w:history="1" r:id="rIdj95ck3yfvbbrecykvthpe">
               <w:r>
                 <w:rPr>
                   <w:rFonts w:ascii="Arial" w:cs="Arial" w:eastAsia="Arial" w:hAnsi="Arial"/>
@@ -24075,7 +24075,7 @@
             <w:pPr>
               <w:spacing w:after="20" w:before="0"/>
             </w:pPr>
-            <w:hyperlink w:history="1" r:id="rIdnq8j87fzdkoemzikgjqns">
+            <w:hyperlink w:history="1" r:id="rIdrgargnmsaswwdacnrh8ra">
               <w:r>
                 <w:rPr>
                   <w:rFonts w:ascii="Arial" w:cs="Arial" w:eastAsia="Arial" w:hAnsi="Arial"/>
@@ -24108,7 +24108,7 @@
               <w:spacing w:after="10" w:before="0"/>
               <w:ind w:left="120"/>
             </w:pPr>
-            <w:hyperlink w:history="1" r:id="rIdzlkuu-gl6xb_u7-afgm4v">
+            <w:hyperlink w:history="1" r:id="rIddsu_m8mho8nn49ndstx2q">
               <w:r>
                 <w:rPr>
                   <w:rFonts w:ascii="Arial" w:cs="Arial" w:eastAsia="Arial" w:hAnsi="Arial"/>
@@ -24303,7 +24303,7 @@
             <w:pPr>
               <w:spacing w:after="20" w:before="0"/>
             </w:pPr>
-            <w:hyperlink w:history="1" r:id="rIdpzuk52t-k9yskhp_5xeeh">
+            <w:hyperlink w:history="1" r:id="rIdkg7d1mkd6i5jb4tzylhcj">
               <w:r>
                 <w:rPr>
                   <w:rFonts w:ascii="Arial" w:cs="Arial" w:eastAsia="Arial" w:hAnsi="Arial"/>
@@ -24336,7 +24336,7 @@
               <w:spacing w:after="10" w:before="0"/>
               <w:ind w:left="120"/>
             </w:pPr>
-            <w:hyperlink w:history="1" r:id="rIdlw9_cxqvb9mx0-mr-7vth">
+            <w:hyperlink w:history="1" r:id="rIdyoquhzwueh3rj5phyyn7x">
               <w:r>
                 <w:rPr>
                   <w:rFonts w:ascii="Arial" w:cs="Arial" w:eastAsia="Arial" w:hAnsi="Arial"/>
@@ -24381,7 +24381,7 @@
             <w:pPr>
               <w:spacing w:after="20" w:before="0"/>
             </w:pPr>
-            <w:hyperlink w:history="1" r:id="rIdo-drcnslcquplp4jhqltm">
+            <w:hyperlink w:history="1" r:id="rIdhnfkite8psv6shjqyc4ob">
               <w:r>
                 <w:rPr>
                   <w:rFonts w:ascii="Arial" w:cs="Arial" w:eastAsia="Arial" w:hAnsi="Arial"/>
@@ -24414,7 +24414,7 @@
               <w:spacing w:after="10" w:before="0"/>
               <w:ind w:left="120"/>
             </w:pPr>
-            <w:hyperlink w:history="1" r:id="rIdchn2pzkevrfdcoolhle63">
+            <w:hyperlink w:history="1" r:id="rIdyz4ts76rgvjdut8xpmpcl">
               <w:r>
                 <w:rPr>
                   <w:rFonts w:ascii="Arial" w:cs="Arial" w:eastAsia="Arial" w:hAnsi="Arial"/>
@@ -24609,7 +24609,7 @@
             <w:pPr>
               <w:spacing w:after="20" w:before="0"/>
             </w:pPr>
-            <w:hyperlink w:history="1" r:id="rId41fc0xzlkwnv9kggevg3e">
+            <w:hyperlink w:history="1" r:id="rId_gc4tekj_qo85zk3zc0fz">
               <w:r>
                 <w:rPr>
                   <w:rFonts w:ascii="Arial" w:cs="Arial" w:eastAsia="Arial" w:hAnsi="Arial"/>
@@ -24642,7 +24642,7 @@
               <w:spacing w:after="10" w:before="0"/>
               <w:ind w:left="120"/>
             </w:pPr>
-            <w:hyperlink w:history="1" r:id="rIdj6ynpla46m6zwcmrkwnd_">
+            <w:hyperlink w:history="1" r:id="rIdxs0saw-26ylpxg87hhytt">
               <w:r>
                 <w:rPr>
                   <w:rFonts w:ascii="Arial" w:cs="Arial" w:eastAsia="Arial" w:hAnsi="Arial"/>
@@ -24687,7 +24687,7 @@
             <w:pPr>
               <w:spacing w:after="20" w:before="0"/>
             </w:pPr>
-            <w:hyperlink w:history="1" r:id="rIdjtchcgu_wulooahbphtbv">
+            <w:hyperlink w:history="1" r:id="rIdyfs4laozwij8nlyioo6f-">
               <w:r>
                 <w:rPr>
                   <w:rFonts w:ascii="Arial" w:cs="Arial" w:eastAsia="Arial" w:hAnsi="Arial"/>
@@ -24720,7 +24720,7 @@
               <w:spacing w:after="10" w:before="0"/>
               <w:ind w:left="120"/>
             </w:pPr>
-            <w:hyperlink w:history="1" r:id="rIdfjmz8mcljkqazn1oltila">
+            <w:hyperlink w:history="1" r:id="rIdllg0oxu5fmze0srqzh7gu">
               <w:r>
                 <w:rPr>
                   <w:rFonts w:ascii="Arial" w:cs="Arial" w:eastAsia="Arial" w:hAnsi="Arial"/>
@@ -24915,7 +24915,7 @@
             <w:pPr>
               <w:spacing w:after="20" w:before="0"/>
             </w:pPr>
-            <w:hyperlink w:history="1" r:id="rIdhaltairmr_zukqkuvttgy">
+            <w:hyperlink w:history="1" r:id="rIdpciw8jjz6phja9ou8ijnu">
               <w:r>
                 <w:rPr>
                   <w:rFonts w:ascii="Arial" w:cs="Arial" w:eastAsia="Arial" w:hAnsi="Arial"/>
@@ -24948,7 +24948,7 @@
               <w:spacing w:after="10" w:before="0"/>
               <w:ind w:left="120"/>
             </w:pPr>
-            <w:hyperlink w:history="1" r:id="rIdhwzp23qf7xekq7hyqrgrf">
+            <w:hyperlink w:history="1" r:id="rIdmtsqi8bnrbjxr5ljikcat">
               <w:r>
                 <w:rPr>
                   <w:rFonts w:ascii="Arial" w:cs="Arial" w:eastAsia="Arial" w:hAnsi="Arial"/>
@@ -24993,7 +24993,7 @@
             <w:pPr>
               <w:spacing w:after="20" w:before="0"/>
             </w:pPr>
-            <w:hyperlink w:history="1" r:id="rIdq23hzbibcbqmuf2qt-rbr">
+            <w:hyperlink w:history="1" r:id="rIdythqky2pbikmzlp2z01vv">
               <w:r>
                 <w:rPr>
                   <w:rFonts w:ascii="Arial" w:cs="Arial" w:eastAsia="Arial" w:hAnsi="Arial"/>
@@ -25026,7 +25026,7 @@
               <w:spacing w:after="10" w:before="0"/>
               <w:ind w:left="120"/>
             </w:pPr>
-            <w:hyperlink w:history="1" r:id="rIdjrhzkuaoujz19fcj-qyql">
+            <w:hyperlink w:history="1" r:id="rIdwgek569m3hmh7p3apstpo">
               <w:r>
                 <w:rPr>
                   <w:rFonts w:ascii="Arial" w:cs="Arial" w:eastAsia="Arial" w:hAnsi="Arial"/>
@@ -25221,7 +25221,7 @@
             <w:pPr>
               <w:spacing w:after="20" w:before="0"/>
             </w:pPr>
-            <w:hyperlink w:history="1" r:id="rIdof_ets8xbiuogok5zrdx8">
+            <w:hyperlink w:history="1" r:id="rIdnxpki71fbo4yh1bsmjak6">
               <w:r>
                 <w:rPr>
                   <w:rFonts w:ascii="Arial" w:cs="Arial" w:eastAsia="Arial" w:hAnsi="Arial"/>
@@ -25254,7 +25254,7 @@
               <w:spacing w:after="10" w:before="0"/>
               <w:ind w:left="120"/>
             </w:pPr>
-            <w:hyperlink w:history="1" r:id="rIdo2wgxdasvusdugh9apgc3">
+            <w:hyperlink w:history="1" r:id="rIdl66sq9ymgitdylhx93uvx">
               <w:r>
                 <w:rPr>
                   <w:rFonts w:ascii="Arial" w:cs="Arial" w:eastAsia="Arial" w:hAnsi="Arial"/>
@@ -25299,7 +25299,7 @@
             <w:pPr>
               <w:spacing w:after="20" w:before="0"/>
             </w:pPr>
-            <w:hyperlink w:history="1" r:id="rIdjstvqdecbrjddti3lznfe">
+            <w:hyperlink w:history="1" r:id="rIdegl-j72em509_vvaqegwn">
               <w:r>
                 <w:rPr>
                   <w:rFonts w:ascii="Arial" w:cs="Arial" w:eastAsia="Arial" w:hAnsi="Arial"/>
@@ -25332,7 +25332,7 @@
               <w:spacing w:after="10" w:before="0"/>
               <w:ind w:left="120"/>
             </w:pPr>
-            <w:hyperlink w:history="1" r:id="rIdprtnz17xaqgoll5r-dywx">
+            <w:hyperlink w:history="1" r:id="rIdz9bloapjur1ymj0ycd26e">
               <w:r>
                 <w:rPr>
                   <w:rFonts w:ascii="Arial" w:cs="Arial" w:eastAsia="Arial" w:hAnsi="Arial"/>
@@ -25844,7 +25844,7 @@
         </w:rPr>
         <w:t xml:space="preserve">© 2026 SeaVuria and ARES. Aligned with KICD objectives. Developed by SeaVuria; technical implementation by ARES (with AI assistance from Claude). Licensed under </w:t>
       </w:r>
-      <w:hyperlink w:history="1" r:id="rIdqxx1nxuvbicm-lprqyl9l">
+      <w:hyperlink w:history="1" r:id="rIdnphkomdgbuisvrjflmcrz">
         <w:r>
           <w:rPr>
             <w:rFonts w:ascii="Arial" w:cs="Arial" w:eastAsia="Arial" w:hAnsi="Arial"/>
@@ -25865,7 +25865,7 @@
         </w:rPr>
         <w:t xml:space="preserve"> (</w:t>
       </w:r>
-      <w:hyperlink w:history="1" r:id="rId67dagvljbmzwzwluedywp">
+      <w:hyperlink w:history="1" r:id="rIdmihi30p1s6senw17iuwxm">
         <w:r>
           <w:rPr>
             <w:rFonts w:ascii="Arial" w:cs="Arial" w:eastAsia="Arial" w:hAnsi="Arial"/>
@@ -26895,7 +26895,7 @@
               <w:spacing w:after="10" w:before="0"/>
               <w:ind w:left="120"/>
             </w:pPr>
-            <w:hyperlink w:history="1" r:id="rIdnbzt7outlji47cflvad69">
+            <w:hyperlink w:history="1" r:id="rIdawix0rx7wao50l1jd1yde">
               <w:r>
                 <w:rPr>
                   <w:rFonts w:ascii="Arial" w:cs="Arial" w:eastAsia="Arial" w:hAnsi="Arial"/>
@@ -26955,7 +26955,7 @@
             <w:pPr>
               <w:spacing w:after="20" w:before="0"/>
             </w:pPr>
-            <w:hyperlink w:history="1" r:id="rIdlkclbhlqqbd3cqzqj-blf">
+            <w:hyperlink w:history="1" r:id="rIdcpnfhaohkvebj-rq-zmro">
               <w:r>
                 <w:rPr>
                   <w:rFonts w:ascii="Arial" w:cs="Arial" w:eastAsia="Arial" w:hAnsi="Arial"/>
@@ -26988,7 +26988,7 @@
               <w:spacing w:after="10" w:before="0"/>
               <w:ind w:left="120"/>
             </w:pPr>
-            <w:hyperlink w:history="1" r:id="rIdmu641qaq1q1q95vocre2c">
+            <w:hyperlink w:history="1" r:id="rIdu1dhth3yk57-v_gyt2log">
               <w:r>
                 <w:rPr>
                   <w:rFonts w:ascii="Arial" w:cs="Arial" w:eastAsia="Arial" w:hAnsi="Arial"/>
@@ -27200,7 +27200,7 @@
               <w:spacing w:after="10" w:before="0"/>
               <w:ind w:left="120"/>
             </w:pPr>
-            <w:hyperlink w:history="1" r:id="rIdtlciozg5zqcd8oqtubrmd">
+            <w:hyperlink w:history="1" r:id="rIdq2_qll-bo2xukorajg0d4">
               <w:r>
                 <w:rPr>
                   <w:rFonts w:ascii="Arial" w:cs="Arial" w:eastAsia="Arial" w:hAnsi="Arial"/>
@@ -27260,7 +27260,7 @@
             <w:pPr>
               <w:spacing w:after="20" w:before="0"/>
             </w:pPr>
-            <w:hyperlink w:history="1" r:id="rIdt1idsyl2dazgkpgiz5lg3">
+            <w:hyperlink w:history="1" r:id="rIdrfcu02mzjkfwhiyxcvckm">
               <w:r>
                 <w:rPr>
                   <w:rFonts w:ascii="Arial" w:cs="Arial" w:eastAsia="Arial" w:hAnsi="Arial"/>
@@ -27293,7 +27293,7 @@
               <w:spacing w:after="10" w:before="0"/>
               <w:ind w:left="120"/>
             </w:pPr>
-            <w:hyperlink w:history="1" r:id="rId7aucyciuvo3fpz_fwp8zf">
+            <w:hyperlink w:history="1" r:id="rIdtv3-mx5ozquow-gyujsfo">
               <w:r>
                 <w:rPr>
                   <w:rFonts w:ascii="Arial" w:cs="Arial" w:eastAsia="Arial" w:hAnsi="Arial"/>
@@ -27505,7 +27505,7 @@
               <w:spacing w:after="10" w:before="0"/>
               <w:ind w:left="120"/>
             </w:pPr>
-            <w:hyperlink w:history="1" r:id="rIdpi4ysbmk2g2dtks7pzxv5">
+            <w:hyperlink w:history="1" r:id="rIdzpys-a0dd7kzipjqbgbeo">
               <w:r>
                 <w:rPr>
                   <w:rFonts w:ascii="Arial" w:cs="Arial" w:eastAsia="Arial" w:hAnsi="Arial"/>
@@ -27565,7 +27565,7 @@
             <w:pPr>
               <w:spacing w:after="20" w:before="0"/>
             </w:pPr>
-            <w:hyperlink w:history="1" r:id="rIdhf8j0i27s6ziapxwrjhsr">
+            <w:hyperlink w:history="1" r:id="rIdcfm91cja5hnggn___xzcs">
               <w:r>
                 <w:rPr>
                   <w:rFonts w:ascii="Arial" w:cs="Arial" w:eastAsia="Arial" w:hAnsi="Arial"/>
@@ -27598,7 +27598,7 @@
               <w:spacing w:after="10" w:before="0"/>
               <w:ind w:left="120"/>
             </w:pPr>
-            <w:hyperlink w:history="1" r:id="rIdcuomjlnmthmunnakjhd8v">
+            <w:hyperlink w:history="1" r:id="rIdwmp-1esqcel1jlqj5ctd9">
               <w:r>
                 <w:rPr>
                   <w:rFonts w:ascii="Arial" w:cs="Arial" w:eastAsia="Arial" w:hAnsi="Arial"/>
@@ -27810,7 +27810,7 @@
               <w:spacing w:after="10" w:before="0"/>
               <w:ind w:left="120"/>
             </w:pPr>
-            <w:hyperlink w:history="1" r:id="rIdge32xnt9-ctijsjcau6vj">
+            <w:hyperlink w:history="1" r:id="rIdbukcslptjz7v0f0mwr_sx">
               <w:r>
                 <w:rPr>
                   <w:rFonts w:ascii="Arial" w:cs="Arial" w:eastAsia="Arial" w:hAnsi="Arial"/>
@@ -27870,7 +27870,7 @@
             <w:pPr>
               <w:spacing w:after="20" w:before="0"/>
             </w:pPr>
-            <w:hyperlink w:history="1" r:id="rIdn2axkrkwl78kci1ivqq-d">
+            <w:hyperlink w:history="1" r:id="rIdl4lefjxpw9ld9mgyefeed">
               <w:r>
                 <w:rPr>
                   <w:rFonts w:ascii="Arial" w:cs="Arial" w:eastAsia="Arial" w:hAnsi="Arial"/>
@@ -27903,7 +27903,7 @@
               <w:spacing w:after="10" w:before="0"/>
               <w:ind w:left="120"/>
             </w:pPr>
-            <w:hyperlink w:history="1" r:id="rIdo26kbjlzh9udrvtr7qdea">
+            <w:hyperlink w:history="1" r:id="rId2ud0iw7bcjdjhuiqtzy6i">
               <w:r>
                 <w:rPr>
                   <w:rFonts w:ascii="Arial" w:cs="Arial" w:eastAsia="Arial" w:hAnsi="Arial"/>
@@ -28115,7 +28115,7 @@
               <w:spacing w:after="10" w:before="0"/>
               <w:ind w:left="120"/>
             </w:pPr>
-            <w:hyperlink w:history="1" r:id="rIdinie-qbaktw0lcbmjvswh">
+            <w:hyperlink w:history="1" r:id="rIdrcxlqqjdr6yzygo1gotg6">
               <w:r>
                 <w:rPr>
                   <w:rFonts w:ascii="Arial" w:cs="Arial" w:eastAsia="Arial" w:hAnsi="Arial"/>
@@ -28175,7 +28175,7 @@
             <w:pPr>
               <w:spacing w:after="20" w:before="0"/>
             </w:pPr>
-            <w:hyperlink w:history="1" r:id="rIde-c5slknxs2t0wbn1_70g">
+            <w:hyperlink w:history="1" r:id="rIdpvgeerclhzsg7yvaxwh3e">
               <w:r>
                 <w:rPr>
                   <w:rFonts w:ascii="Arial" w:cs="Arial" w:eastAsia="Arial" w:hAnsi="Arial"/>
@@ -28208,7 +28208,7 @@
               <w:spacing w:after="10" w:before="0"/>
               <w:ind w:left="120"/>
             </w:pPr>
-            <w:hyperlink w:history="1" r:id="rIderlf721u69iiqvuszui5h">
+            <w:hyperlink w:history="1" r:id="rId7tzkqo28icj3znxrrs51g">
               <w:r>
                 <w:rPr>
                   <w:rFonts w:ascii="Arial" w:cs="Arial" w:eastAsia="Arial" w:hAnsi="Arial"/>
@@ -28720,7 +28720,7 @@
         </w:rPr>
         <w:t xml:space="preserve">© 2026 SeaVuria and ARES. Aligned with KICD objectives. Developed by SeaVuria; technical implementation by ARES (with AI assistance from Claude). Licensed under </w:t>
       </w:r>
-      <w:hyperlink w:history="1" r:id="rIdfeszzpvgihntmorxd9uql">
+      <w:hyperlink w:history="1" r:id="rIdoqkzkflvy27v3m5duxhyy">
         <w:r>
           <w:rPr>
             <w:rFonts w:ascii="Arial" w:cs="Arial" w:eastAsia="Arial" w:hAnsi="Arial"/>
@@ -28741,7 +28741,7 @@
         </w:rPr>
         <w:t xml:space="preserve"> (</w:t>
       </w:r>
-      <w:hyperlink w:history="1" r:id="rIdsgcdz3wxmvyopv06mipl5">
+      <w:hyperlink w:history="1" r:id="rId_a7yxtybmo_yvfjpzbuhh">
         <w:r>
           <w:rPr>
             <w:rFonts w:ascii="Arial" w:cs="Arial" w:eastAsia="Arial" w:hAnsi="Arial"/>

--- a/data/outputs/v2/Grade11/Biology/Lesson_Plans/SS1.2_Ecology/Biology_Ecology_CBE_LessonSequence.docx
+++ b/data/outputs/v2/Grade11/Biology/Lesson_Plans/SS1.2_Ecology/Biology_Ecology_CBE_LessonSequence.docx
@@ -2330,7 +2330,7 @@
         </w:rPr>
         <w:t xml:space="preserve">© 2026 SeaVuria and ARES. This work is licensed under a </w:t>
       </w:r>
-      <w:hyperlink w:history="1" r:id="rIdyhfc-rxa9jpuxu1jdjpsg">
+      <w:hyperlink w:history="1" r:id="rIdwewsfmqipwmmhg2vuaqqw">
         <w:r>
           <w:rPr>
             <w:rFonts w:ascii="Arial" w:cs="Arial" w:eastAsia="Arial" w:hAnsi="Arial"/>
@@ -2350,7 +2350,7 @@
         </w:rPr>
         <w:t xml:space="preserve"> (</w:t>
       </w:r>
-      <w:hyperlink w:history="1" r:id="rIdp_tmm2bekbpnuwvyhvqjc">
+      <w:hyperlink w:history="1" r:id="rIdpyiswvfzjgv2hpacm58nh">
         <w:r>
           <w:rPr>
             <w:rFonts w:ascii="Arial" w:cs="Arial" w:eastAsia="Arial" w:hAnsi="Arial"/>
@@ -2370,7 +2370,7 @@
         </w:rPr>
         <w:t xml:space="preserve">). To view a copy of this license, visit </w:t>
       </w:r>
-      <w:hyperlink w:history="1" r:id="rIdgrbd3-b5syantu9a62sw0">
+      <w:hyperlink w:history="1" r:id="rIdo7vx5uwhht-pjyc1pj-4s">
         <w:r>
           <w:rPr>
             <w:rFonts w:ascii="Arial" w:cs="Arial" w:eastAsia="Arial" w:hAnsi="Arial"/>
@@ -3382,7 +3382,7 @@
             <w:pPr>
               <w:spacing w:after="20" w:before="0"/>
             </w:pPr>
-            <w:hyperlink w:history="1" r:id="rIdbiipg-owho9ojxgyguxfl">
+            <w:hyperlink w:history="1" r:id="rId2syebtitneswljpas_doj">
               <w:r>
                 <w:rPr>
                   <w:rFonts w:ascii="Arial" w:cs="Arial" w:eastAsia="Arial" w:hAnsi="Arial"/>
@@ -3415,7 +3415,7 @@
               <w:spacing w:after="10" w:before="0"/>
               <w:ind w:left="120"/>
             </w:pPr>
-            <w:hyperlink w:history="1" r:id="rIdrv3wjtsebz_6rekynb7tn">
+            <w:hyperlink w:history="1" r:id="rIdkt9sqkbhzsj2olcz9edds">
               <w:r>
                 <w:rPr>
                   <w:rFonts w:ascii="Arial" w:cs="Arial" w:eastAsia="Arial" w:hAnsi="Arial"/>
@@ -3460,7 +3460,7 @@
             <w:pPr>
               <w:spacing w:after="20" w:before="0"/>
             </w:pPr>
-            <w:hyperlink w:history="1" r:id="rIdomaoz3n91-qllqzywhhzo">
+            <w:hyperlink w:history="1" r:id="rId_zb727bxanfl5fs8o3zwe">
               <w:r>
                 <w:rPr>
                   <w:rFonts w:ascii="Arial" w:cs="Arial" w:eastAsia="Arial" w:hAnsi="Arial"/>
@@ -3493,7 +3493,7 @@
               <w:spacing w:after="10" w:before="0"/>
               <w:ind w:left="120"/>
             </w:pPr>
-            <w:hyperlink w:history="1" r:id="rIdjrrjtlumyhlpbcbu_u3kb">
+            <w:hyperlink w:history="1" r:id="rIdfudxhrfyehkcvqvr6pol9">
               <w:r>
                 <w:rPr>
                   <w:rFonts w:ascii="Arial" w:cs="Arial" w:eastAsia="Arial" w:hAnsi="Arial"/>
@@ -3688,7 +3688,7 @@
             <w:pPr>
               <w:spacing w:after="20" w:before="0"/>
             </w:pPr>
-            <w:hyperlink w:history="1" r:id="rIdwb1b-s2rvwtlitexohtt9">
+            <w:hyperlink w:history="1" r:id="rId0aj0qpxohv4vjbwiedb5v">
               <w:r>
                 <w:rPr>
                   <w:rFonts w:ascii="Arial" w:cs="Arial" w:eastAsia="Arial" w:hAnsi="Arial"/>
@@ -3721,7 +3721,7 @@
               <w:spacing w:after="10" w:before="0"/>
               <w:ind w:left="120"/>
             </w:pPr>
-            <w:hyperlink w:history="1" r:id="rIdpbprfvjoa4t8czbmyoqsw">
+            <w:hyperlink w:history="1" r:id="rId6w4gvrmr4tryyzidwgthx">
               <w:r>
                 <w:rPr>
                   <w:rFonts w:ascii="Arial" w:cs="Arial" w:eastAsia="Arial" w:hAnsi="Arial"/>
@@ -3766,7 +3766,7 @@
             <w:pPr>
               <w:spacing w:after="20" w:before="0"/>
             </w:pPr>
-            <w:hyperlink w:history="1" r:id="rIdwdnv85lxqwy3hjhgugeyb">
+            <w:hyperlink w:history="1" r:id="rIdewzzsmtfia4g5ja0_9dsi">
               <w:r>
                 <w:rPr>
                   <w:rFonts w:ascii="Arial" w:cs="Arial" w:eastAsia="Arial" w:hAnsi="Arial"/>
@@ -3799,7 +3799,7 @@
               <w:spacing w:after="10" w:before="0"/>
               <w:ind w:left="120"/>
             </w:pPr>
-            <w:hyperlink w:history="1" r:id="rIdaycac151oidvkl753qzro">
+            <w:hyperlink w:history="1" r:id="rId0pabr2hinr2eqx_5ppxu3">
               <w:r>
                 <w:rPr>
                   <w:rFonts w:ascii="Arial" w:cs="Arial" w:eastAsia="Arial" w:hAnsi="Arial"/>
@@ -3994,7 +3994,7 @@
             <w:pPr>
               <w:spacing w:after="20" w:before="0"/>
             </w:pPr>
-            <w:hyperlink w:history="1" r:id="rIdu0e1b9gdltd-kdpizme8k">
+            <w:hyperlink w:history="1" r:id="rIdmowxb9cagfz3-zupacied">
               <w:r>
                 <w:rPr>
                   <w:rFonts w:ascii="Arial" w:cs="Arial" w:eastAsia="Arial" w:hAnsi="Arial"/>
@@ -4027,7 +4027,7 @@
               <w:spacing w:after="10" w:before="0"/>
               <w:ind w:left="120"/>
             </w:pPr>
-            <w:hyperlink w:history="1" r:id="rIdtqtvwiu2lcqvjimtjo9c_">
+            <w:hyperlink w:history="1" r:id="rIdavau-pq0i3-t7akvvvpln">
               <w:r>
                 <w:rPr>
                   <w:rFonts w:ascii="Arial" w:cs="Arial" w:eastAsia="Arial" w:hAnsi="Arial"/>
@@ -4072,7 +4072,7 @@
             <w:pPr>
               <w:spacing w:after="20" w:before="0"/>
             </w:pPr>
-            <w:hyperlink w:history="1" r:id="rId1skuy1liheiubztbzgnmn">
+            <w:hyperlink w:history="1" r:id="rIdlkhezbfqy1lrfdoksrjmk">
               <w:r>
                 <w:rPr>
                   <w:rFonts w:ascii="Arial" w:cs="Arial" w:eastAsia="Arial" w:hAnsi="Arial"/>
@@ -4105,7 +4105,7 @@
               <w:spacing w:after="10" w:before="0"/>
               <w:ind w:left="120"/>
             </w:pPr>
-            <w:hyperlink w:history="1" r:id="rIdr4jzyy0ahgcg-m7pltcyt">
+            <w:hyperlink w:history="1" r:id="rId81nxoe3maqjhhezhrbibs">
               <w:r>
                 <w:rPr>
                   <w:rFonts w:ascii="Arial" w:cs="Arial" w:eastAsia="Arial" w:hAnsi="Arial"/>
@@ -4300,7 +4300,7 @@
             <w:pPr>
               <w:spacing w:after="20" w:before="0"/>
             </w:pPr>
-            <w:hyperlink w:history="1" r:id="rIdr8pbvesr-vygkmg6dww5w">
+            <w:hyperlink w:history="1" r:id="rIdldrycwg0eoapvca4jjo9k">
               <w:r>
                 <w:rPr>
                   <w:rFonts w:ascii="Arial" w:cs="Arial" w:eastAsia="Arial" w:hAnsi="Arial"/>
@@ -4333,7 +4333,7 @@
               <w:spacing w:after="10" w:before="0"/>
               <w:ind w:left="120"/>
             </w:pPr>
-            <w:hyperlink w:history="1" r:id="rId-h_fy2we_exami28bpncp">
+            <w:hyperlink w:history="1" r:id="rId1i7ohe9xffkjyfi41vpbo">
               <w:r>
                 <w:rPr>
                   <w:rFonts w:ascii="Arial" w:cs="Arial" w:eastAsia="Arial" w:hAnsi="Arial"/>
@@ -4378,7 +4378,7 @@
             <w:pPr>
               <w:spacing w:after="20" w:before="0"/>
             </w:pPr>
-            <w:hyperlink w:history="1" r:id="rIdsc1j0h9qhsai7agqosg3m">
+            <w:hyperlink w:history="1" r:id="rIdbw7bwn7i-eigkpvqb8etr">
               <w:r>
                 <w:rPr>
                   <w:rFonts w:ascii="Arial" w:cs="Arial" w:eastAsia="Arial" w:hAnsi="Arial"/>
@@ -4411,7 +4411,7 @@
               <w:spacing w:after="10" w:before="0"/>
               <w:ind w:left="120"/>
             </w:pPr>
-            <w:hyperlink w:history="1" r:id="rIdedrf1ngypqefr3eh68rub">
+            <w:hyperlink w:history="1" r:id="rIdsmz6-phxu_ivlkw9aykpn">
               <w:r>
                 <w:rPr>
                   <w:rFonts w:ascii="Arial" w:cs="Arial" w:eastAsia="Arial" w:hAnsi="Arial"/>
@@ -4606,7 +4606,7 @@
             <w:pPr>
               <w:spacing w:after="20" w:before="0"/>
             </w:pPr>
-            <w:hyperlink w:history="1" r:id="rIdbzzeaifrjzlmyl29p9bsb">
+            <w:hyperlink w:history="1" r:id="rIdmikeydnf9e-u5_hvpjj1a">
               <w:r>
                 <w:rPr>
                   <w:rFonts w:ascii="Arial" w:cs="Arial" w:eastAsia="Arial" w:hAnsi="Arial"/>
@@ -4655,7 +4655,7 @@
               <w:spacing w:after="10" w:before="0"/>
               <w:ind w:left="120"/>
             </w:pPr>
-            <w:hyperlink w:history="1" r:id="rIdmserffyw-nbup8kwb0xtx">
+            <w:hyperlink w:history="1" r:id="rIdwpiavuubbjtgnsjonr7r-">
               <w:r>
                 <w:rPr>
                   <w:rFonts w:ascii="Arial" w:cs="Arial" w:eastAsia="Arial" w:hAnsi="Arial"/>
@@ -4700,7 +4700,7 @@
             <w:pPr>
               <w:spacing w:after="20" w:before="0"/>
             </w:pPr>
-            <w:hyperlink w:history="1" r:id="rIdo6v-cjane-eb00ianvfnn">
+            <w:hyperlink w:history="1" r:id="rIdfcmi1cm2tb39zfnahdb8u">
               <w:r>
                 <w:rPr>
                   <w:rFonts w:ascii="Arial" w:cs="Arial" w:eastAsia="Arial" w:hAnsi="Arial"/>
@@ -4733,7 +4733,7 @@
               <w:spacing w:after="10" w:before="0"/>
               <w:ind w:left="120"/>
             </w:pPr>
-            <w:hyperlink w:history="1" r:id="rId_g-gevptrzjo0vpcixnyj">
+            <w:hyperlink w:history="1" r:id="rIdm4aayr9js_n6m4rc5vzcv">
               <w:r>
                 <w:rPr>
                   <w:rFonts w:ascii="Arial" w:cs="Arial" w:eastAsia="Arial" w:hAnsi="Arial"/>
@@ -5245,7 +5245,7 @@
         </w:rPr>
         <w:t xml:space="preserve">© 2026 SeaVuria and ARES. Aligned with KICD objectives. Developed by SeaVuria; technical implementation by ARES (with AI assistance from Claude). Licensed under </w:t>
       </w:r>
-      <w:hyperlink w:history="1" r:id="rId_9fjq9mxddyx7szsf9jnp">
+      <w:hyperlink w:history="1" r:id="rIdamxngurde1rntbin05aje">
         <w:r>
           <w:rPr>
             <w:rFonts w:ascii="Arial" w:cs="Arial" w:eastAsia="Arial" w:hAnsi="Arial"/>
@@ -5266,7 +5266,7 @@
         </w:rPr>
         <w:t xml:space="preserve"> (</w:t>
       </w:r>
-      <w:hyperlink w:history="1" r:id="rId6kuzn9rjvdqdcfxeaog5e">
+      <w:hyperlink w:history="1" r:id="rId9whyzdt_6aox9f_tgypf1">
         <w:r>
           <w:rPr>
             <w:rFonts w:ascii="Arial" w:cs="Arial" w:eastAsia="Arial" w:hAnsi="Arial"/>
@@ -6279,7 +6279,7 @@
             <w:pPr>
               <w:spacing w:after="20" w:before="0"/>
             </w:pPr>
-            <w:hyperlink w:history="1" r:id="rIdj0jrttgze2lm6ly4jd0yv">
+            <w:hyperlink w:history="1" r:id="rIdzlsmy-lluwfqvatowcjab">
               <w:r>
                 <w:rPr>
                   <w:rFonts w:ascii="Arial" w:cs="Arial" w:eastAsia="Arial" w:hAnsi="Arial"/>
@@ -6328,7 +6328,7 @@
               <w:spacing w:after="10" w:before="0"/>
               <w:ind w:left="120"/>
             </w:pPr>
-            <w:hyperlink w:history="1" r:id="rIdsjw5zr5r5acq0tvuoluwi">
+            <w:hyperlink w:history="1" r:id="rIdkgglgvzqg8rmzoifv9hah">
               <w:r>
                 <w:rPr>
                   <w:rFonts w:ascii="Arial" w:cs="Arial" w:eastAsia="Arial" w:hAnsi="Arial"/>
@@ -6373,7 +6373,7 @@
             <w:pPr>
               <w:spacing w:after="20" w:before="0"/>
             </w:pPr>
-            <w:hyperlink w:history="1" r:id="rIdfhza1vydqq_bnn_p7al4d">
+            <w:hyperlink w:history="1" r:id="rIdhh28x-sd1zlsadwliin8u">
               <w:r>
                 <w:rPr>
                   <w:rFonts w:ascii="Arial" w:cs="Arial" w:eastAsia="Arial" w:hAnsi="Arial"/>
@@ -6422,7 +6422,7 @@
               <w:spacing w:after="10" w:before="0"/>
               <w:ind w:left="120"/>
             </w:pPr>
-            <w:hyperlink w:history="1" r:id="rIdwc_yipz7ucjcr_spqjwtp">
+            <w:hyperlink w:history="1" r:id="rIdnmrtz8brhtpwuthuckbdf">
               <w:r>
                 <w:rPr>
                   <w:rFonts w:ascii="Arial" w:cs="Arial" w:eastAsia="Arial" w:hAnsi="Arial"/>
@@ -6617,7 +6617,7 @@
             <w:pPr>
               <w:spacing w:after="20" w:before="0"/>
             </w:pPr>
-            <w:hyperlink w:history="1" r:id="rIdnuey5ij-vp0fgob0jj6zp">
+            <w:hyperlink w:history="1" r:id="rId2x3sbftwe5mmw8c1m24wo">
               <w:r>
                 <w:rPr>
                   <w:rFonts w:ascii="Arial" w:cs="Arial" w:eastAsia="Arial" w:hAnsi="Arial"/>
@@ -6666,7 +6666,7 @@
               <w:spacing w:after="10" w:before="0"/>
               <w:ind w:left="120"/>
             </w:pPr>
-            <w:hyperlink w:history="1" r:id="rIdlkz2faxz8p3-vtc14wd5s">
+            <w:hyperlink w:history="1" r:id="rIdu3gakukwayda0wo88bo6a">
               <w:r>
                 <w:rPr>
                   <w:rFonts w:ascii="Arial" w:cs="Arial" w:eastAsia="Arial" w:hAnsi="Arial"/>
@@ -6711,7 +6711,7 @@
             <w:pPr>
               <w:spacing w:after="20" w:before="0"/>
             </w:pPr>
-            <w:hyperlink w:history="1" r:id="rIdn_nlczlezfewxwkz0xirz">
+            <w:hyperlink w:history="1" r:id="rIdxsd7xx6vqwr7vso_96v7m">
               <w:r>
                 <w:rPr>
                   <w:rFonts w:ascii="Arial" w:cs="Arial" w:eastAsia="Arial" w:hAnsi="Arial"/>
@@ -6760,7 +6760,7 @@
               <w:spacing w:after="10" w:before="0"/>
               <w:ind w:left="120"/>
             </w:pPr>
-            <w:hyperlink w:history="1" r:id="rIdbsc1t6gv0gsutw81d0psv">
+            <w:hyperlink w:history="1" r:id="rId43dols5dbgjpjqqsaygl5">
               <w:r>
                 <w:rPr>
                   <w:rFonts w:ascii="Arial" w:cs="Arial" w:eastAsia="Arial" w:hAnsi="Arial"/>
@@ -6955,7 +6955,7 @@
             <w:pPr>
               <w:spacing w:after="20" w:before="0"/>
             </w:pPr>
-            <w:hyperlink w:history="1" r:id="rIdjjvljzbxfre-n_0bgrelf">
+            <w:hyperlink w:history="1" r:id="rId9d4uqt-7-5kj8sip1cjn9">
               <w:r>
                 <w:rPr>
                   <w:rFonts w:ascii="Arial" w:cs="Arial" w:eastAsia="Arial" w:hAnsi="Arial"/>
@@ -7004,7 +7004,7 @@
               <w:spacing w:after="10" w:before="0"/>
               <w:ind w:left="120"/>
             </w:pPr>
-            <w:hyperlink w:history="1" r:id="rIdrjgy5mhdgpw5yjylritwb">
+            <w:hyperlink w:history="1" r:id="rIdduce0i0d7garulbdlyglf">
               <w:r>
                 <w:rPr>
                   <w:rFonts w:ascii="Arial" w:cs="Arial" w:eastAsia="Arial" w:hAnsi="Arial"/>
@@ -7049,7 +7049,7 @@
             <w:pPr>
               <w:spacing w:after="20" w:before="0"/>
             </w:pPr>
-            <w:hyperlink w:history="1" r:id="rId-zaneegibhjh1_o7wirm0">
+            <w:hyperlink w:history="1" r:id="rIdgggg8e4x2s5ufyn8_tr2i">
               <w:r>
                 <w:rPr>
                   <w:rFonts w:ascii="Arial" w:cs="Arial" w:eastAsia="Arial" w:hAnsi="Arial"/>
@@ -7098,7 +7098,7 @@
               <w:spacing w:after="10" w:before="0"/>
               <w:ind w:left="120"/>
             </w:pPr>
-            <w:hyperlink w:history="1" r:id="rIdf2675vwjzejioby_kws4g">
+            <w:hyperlink w:history="1" r:id="rIdvh43aueut5i4z44ix4gjd">
               <w:r>
                 <w:rPr>
                   <w:rFonts w:ascii="Arial" w:cs="Arial" w:eastAsia="Arial" w:hAnsi="Arial"/>
@@ -7293,7 +7293,7 @@
             <w:pPr>
               <w:spacing w:after="20" w:before="0"/>
             </w:pPr>
-            <w:hyperlink w:history="1" r:id="rIdxtejnd5pochmmz-uw7l5y">
+            <w:hyperlink w:history="1" r:id="rIdb39hlux4eoxfjsobytqw9">
               <w:r>
                 <w:rPr>
                   <w:rFonts w:ascii="Arial" w:cs="Arial" w:eastAsia="Arial" w:hAnsi="Arial"/>
@@ -7342,7 +7342,7 @@
               <w:spacing w:after="10" w:before="0"/>
               <w:ind w:left="120"/>
             </w:pPr>
-            <w:hyperlink w:history="1" r:id="rIdgvdpsronzx908u61cpoq2">
+            <w:hyperlink w:history="1" r:id="rIdti0plfc54x7ggyaeyoans">
               <w:r>
                 <w:rPr>
                   <w:rFonts w:ascii="Arial" w:cs="Arial" w:eastAsia="Arial" w:hAnsi="Arial"/>
@@ -7387,7 +7387,7 @@
             <w:pPr>
               <w:spacing w:after="20" w:before="0"/>
             </w:pPr>
-            <w:hyperlink w:history="1" r:id="rIdxqaz9w7aqovzh8nhbp7yj">
+            <w:hyperlink w:history="1" r:id="rIdwmuwwarjpne0mre7klujm">
               <w:r>
                 <w:rPr>
                   <w:rFonts w:ascii="Arial" w:cs="Arial" w:eastAsia="Arial" w:hAnsi="Arial"/>
@@ -7436,7 +7436,7 @@
               <w:spacing w:after="10" w:before="0"/>
               <w:ind w:left="120"/>
             </w:pPr>
-            <w:hyperlink w:history="1" r:id="rIdlnj804fv6voyalt4unvak">
+            <w:hyperlink w:history="1" r:id="rId7us4vmaipsj00uiz9fpn2">
               <w:r>
                 <w:rPr>
                   <w:rFonts w:ascii="Arial" w:cs="Arial" w:eastAsia="Arial" w:hAnsi="Arial"/>
@@ -7631,7 +7631,7 @@
             <w:pPr>
               <w:spacing w:after="20" w:before="0"/>
             </w:pPr>
-            <w:hyperlink w:history="1" r:id="rIdi6igx4x2vsxs9n8gbur7k">
+            <w:hyperlink w:history="1" r:id="rIdkfrmwsqxzg3bbdsspnpx1">
               <w:r>
                 <w:rPr>
                   <w:rFonts w:ascii="Arial" w:cs="Arial" w:eastAsia="Arial" w:hAnsi="Arial"/>
@@ -7680,7 +7680,7 @@
               <w:spacing w:after="10" w:before="0"/>
               <w:ind w:left="120"/>
             </w:pPr>
-            <w:hyperlink w:history="1" r:id="rIdoayqfq210khcwukq6ca-j">
+            <w:hyperlink w:history="1" r:id="rIdb2rmdklbmdbvr4lwqv4hq">
               <w:r>
                 <w:rPr>
                   <w:rFonts w:ascii="Arial" w:cs="Arial" w:eastAsia="Arial" w:hAnsi="Arial"/>
@@ -7725,7 +7725,7 @@
             <w:pPr>
               <w:spacing w:after="20" w:before="0"/>
             </w:pPr>
-            <w:hyperlink w:history="1" r:id="rIduxcrrpvot7nrsthrqll5t">
+            <w:hyperlink w:history="1" r:id="rIdopztbbi596n3yjccb3fwk">
               <w:r>
                 <w:rPr>
                   <w:rFonts w:ascii="Arial" w:cs="Arial" w:eastAsia="Arial" w:hAnsi="Arial"/>
@@ -7774,7 +7774,7 @@
               <w:spacing w:after="10" w:before="0"/>
               <w:ind w:left="120"/>
             </w:pPr>
-            <w:hyperlink w:history="1" r:id="rIddebmlvz2cetguinic5cpf">
+            <w:hyperlink w:history="1" r:id="rIdfjsxzlfuqtm2q8o9ehnjk">
               <w:r>
                 <w:rPr>
                   <w:rFonts w:ascii="Arial" w:cs="Arial" w:eastAsia="Arial" w:hAnsi="Arial"/>
@@ -8286,7 +8286,7 @@
         </w:rPr>
         <w:t xml:space="preserve">© 2026 SeaVuria and ARES. Aligned with KICD objectives. Developed by SeaVuria; technical implementation by ARES (with AI assistance from Claude). Licensed under </w:t>
       </w:r>
-      <w:hyperlink w:history="1" r:id="rIdwt4b91tmfjdq59puc3hl1">
+      <w:hyperlink w:history="1" r:id="rIdiks5arpwy3yc0yweoldot">
         <w:r>
           <w:rPr>
             <w:rFonts w:ascii="Arial" w:cs="Arial" w:eastAsia="Arial" w:hAnsi="Arial"/>
@@ -8307,7 +8307,7 @@
         </w:rPr>
         <w:t xml:space="preserve"> (</w:t>
       </w:r>
-      <w:hyperlink w:history="1" r:id="rIddkew3utzz9jwffvher-db">
+      <w:hyperlink w:history="1" r:id="rId9trpyv6s2mlnq76zpgkq2">
         <w:r>
           <w:rPr>
             <w:rFonts w:ascii="Arial" w:cs="Arial" w:eastAsia="Arial" w:hAnsi="Arial"/>
@@ -9320,7 +9320,7 @@
             <w:pPr>
               <w:spacing w:after="20" w:before="0"/>
             </w:pPr>
-            <w:hyperlink w:history="1" r:id="rIdyrhbueymd8lkjdxw_vcng">
+            <w:hyperlink w:history="1" r:id="rId_runsnw1s8hzrc0wfapjf">
               <w:r>
                 <w:rPr>
                   <w:rFonts w:ascii="Arial" w:cs="Arial" w:eastAsia="Arial" w:hAnsi="Arial"/>
@@ -9353,7 +9353,7 @@
               <w:spacing w:after="10" w:before="0"/>
               <w:ind w:left="120"/>
             </w:pPr>
-            <w:hyperlink w:history="1" r:id="rIdr201mqo8wwyovre2-9z70">
+            <w:hyperlink w:history="1" r:id="rId7xblcfeiqmipfi23thpwx">
               <w:r>
                 <w:rPr>
                   <w:rFonts w:ascii="Arial" w:cs="Arial" w:eastAsia="Arial" w:hAnsi="Arial"/>
@@ -9398,7 +9398,7 @@
             <w:pPr>
               <w:spacing w:after="20" w:before="0"/>
             </w:pPr>
-            <w:hyperlink w:history="1" r:id="rIdeebaecslfbscpn7dmfig0">
+            <w:hyperlink w:history="1" r:id="rIdjnkwlrermlnxwgnjjpxat">
               <w:r>
                 <w:rPr>
                   <w:rFonts w:ascii="Arial" w:cs="Arial" w:eastAsia="Arial" w:hAnsi="Arial"/>
@@ -9431,7 +9431,7 @@
               <w:spacing w:after="10" w:before="0"/>
               <w:ind w:left="120"/>
             </w:pPr>
-            <w:hyperlink w:history="1" r:id="rIdi2kxsudohvyidlyv3w57s">
+            <w:hyperlink w:history="1" r:id="rIdrfct0eqopqrx4-6elgrj1">
               <w:r>
                 <w:rPr>
                   <w:rFonts w:ascii="Arial" w:cs="Arial" w:eastAsia="Arial" w:hAnsi="Arial"/>
@@ -9626,7 +9626,7 @@
             <w:pPr>
               <w:spacing w:after="20" w:before="0"/>
             </w:pPr>
-            <w:hyperlink w:history="1" r:id="rIdtsjtiwohdfxezywbaew1d">
+            <w:hyperlink w:history="1" r:id="rIdfh-cvea0guygcx6unzvkl">
               <w:r>
                 <w:rPr>
                   <w:rFonts w:ascii="Arial" w:cs="Arial" w:eastAsia="Arial" w:hAnsi="Arial"/>
@@ -9659,7 +9659,7 @@
               <w:spacing w:after="10" w:before="0"/>
               <w:ind w:left="120"/>
             </w:pPr>
-            <w:hyperlink w:history="1" r:id="rIdxkc4brlyix3gahna9h_k1">
+            <w:hyperlink w:history="1" r:id="rId9wqd99gihff_geh-c7kms">
               <w:r>
                 <w:rPr>
                   <w:rFonts w:ascii="Arial" w:cs="Arial" w:eastAsia="Arial" w:hAnsi="Arial"/>
@@ -9704,7 +9704,7 @@
             <w:pPr>
               <w:spacing w:after="20" w:before="0"/>
             </w:pPr>
-            <w:hyperlink w:history="1" r:id="rIdlwu8vc9hitertif29vpae">
+            <w:hyperlink w:history="1" r:id="rIdvi-4r7cjayxypmzt9bq8_">
               <w:r>
                 <w:rPr>
                   <w:rFonts w:ascii="Arial" w:cs="Arial" w:eastAsia="Arial" w:hAnsi="Arial"/>
@@ -9737,7 +9737,7 @@
               <w:spacing w:after="10" w:before="0"/>
               <w:ind w:left="120"/>
             </w:pPr>
-            <w:hyperlink w:history="1" r:id="rIdrfaizj-n8h1jf5li4ymiq">
+            <w:hyperlink w:history="1" r:id="rId4felk_n9duvp4lp33in_o">
               <w:r>
                 <w:rPr>
                   <w:rFonts w:ascii="Arial" w:cs="Arial" w:eastAsia="Arial" w:hAnsi="Arial"/>
@@ -9932,7 +9932,7 @@
             <w:pPr>
               <w:spacing w:after="20" w:before="0"/>
             </w:pPr>
-            <w:hyperlink w:history="1" r:id="rIdz8j9ftiizswnftknmokmy">
+            <w:hyperlink w:history="1" r:id="rIddpsq3gpxg60xojsrhgtf7">
               <w:r>
                 <w:rPr>
                   <w:rFonts w:ascii="Arial" w:cs="Arial" w:eastAsia="Arial" w:hAnsi="Arial"/>
@@ -9981,7 +9981,7 @@
               <w:spacing w:after="10" w:before="0"/>
               <w:ind w:left="120"/>
             </w:pPr>
-            <w:hyperlink w:history="1" r:id="rId2uaif8eknws2mojuzixra">
+            <w:hyperlink w:history="1" r:id="rIdml6ecbzilzkjfbxpqurvk">
               <w:r>
                 <w:rPr>
                   <w:rFonts w:ascii="Arial" w:cs="Arial" w:eastAsia="Arial" w:hAnsi="Arial"/>
@@ -10026,7 +10026,7 @@
             <w:pPr>
               <w:spacing w:after="20" w:before="0"/>
             </w:pPr>
-            <w:hyperlink w:history="1" r:id="rIdzdsc9yfwxfv0hny9eg546">
+            <w:hyperlink w:history="1" r:id="rIdqeiykqdc1e0keakiw_hmk">
               <w:r>
                 <w:rPr>
                   <w:rFonts w:ascii="Arial" w:cs="Arial" w:eastAsia="Arial" w:hAnsi="Arial"/>
@@ -10059,7 +10059,7 @@
               <w:spacing w:after="10" w:before="0"/>
               <w:ind w:left="120"/>
             </w:pPr>
-            <w:hyperlink w:history="1" r:id="rIddtwhpvnk5d7wmqrrhjrcn">
+            <w:hyperlink w:history="1" r:id="rIdqclic8wxk5gtcejz-hdgr">
               <w:r>
                 <w:rPr>
                   <w:rFonts w:ascii="Arial" w:cs="Arial" w:eastAsia="Arial" w:hAnsi="Arial"/>
@@ -10254,7 +10254,7 @@
             <w:pPr>
               <w:spacing w:after="20" w:before="0"/>
             </w:pPr>
-            <w:hyperlink w:history="1" r:id="rIdrr8u_sldi1y4hmfgvgooj">
+            <w:hyperlink w:history="1" r:id="rIduqk2aeuube8mslscx9kgt">
               <w:r>
                 <w:rPr>
                   <w:rFonts w:ascii="Arial" w:cs="Arial" w:eastAsia="Arial" w:hAnsi="Arial"/>
@@ -10303,7 +10303,7 @@
               <w:spacing w:after="10" w:before="0"/>
               <w:ind w:left="120"/>
             </w:pPr>
-            <w:hyperlink w:history="1" r:id="rIdhpid4tol6qzqq4dpr85oo">
+            <w:hyperlink w:history="1" r:id="rIds5zh7cujxbrjk9kmqnp7z">
               <w:r>
                 <w:rPr>
                   <w:rFonts w:ascii="Arial" w:cs="Arial" w:eastAsia="Arial" w:hAnsi="Arial"/>
@@ -10348,7 +10348,7 @@
             <w:pPr>
               <w:spacing w:after="20" w:before="0"/>
             </w:pPr>
-            <w:hyperlink w:history="1" r:id="rIdwvfbulh0pebh--ygllgw5">
+            <w:hyperlink w:history="1" r:id="rIdxmft6g8sbrubobmue9efv">
               <w:r>
                 <w:rPr>
                   <w:rFonts w:ascii="Arial" w:cs="Arial" w:eastAsia="Arial" w:hAnsi="Arial"/>
@@ -10381,7 +10381,7 @@
               <w:spacing w:after="10" w:before="0"/>
               <w:ind w:left="120"/>
             </w:pPr>
-            <w:hyperlink w:history="1" r:id="rIdavnxvpazvdbynncbemukj">
+            <w:hyperlink w:history="1" r:id="rIdnll7m4e7q_5sj3lyjpzhr">
               <w:r>
                 <w:rPr>
                   <w:rFonts w:ascii="Arial" w:cs="Arial" w:eastAsia="Arial" w:hAnsi="Arial"/>
@@ -10576,7 +10576,7 @@
             <w:pPr>
               <w:spacing w:after="20" w:before="0"/>
             </w:pPr>
-            <w:hyperlink w:history="1" r:id="rIdgiulmrxnq0hpub6fgv-sh">
+            <w:hyperlink w:history="1" r:id="rIdrfdf1nbi0hrx1jikrovr-">
               <w:r>
                 <w:rPr>
                   <w:rFonts w:ascii="Arial" w:cs="Arial" w:eastAsia="Arial" w:hAnsi="Arial"/>
@@ -10625,7 +10625,7 @@
               <w:spacing w:after="10" w:before="0"/>
               <w:ind w:left="120"/>
             </w:pPr>
-            <w:hyperlink w:history="1" r:id="rIdpshjeaplp30s7uflpfttg">
+            <w:hyperlink w:history="1" r:id="rIdboxkf7r2f90lty3ywyisj">
               <w:r>
                 <w:rPr>
                   <w:rFonts w:ascii="Arial" w:cs="Arial" w:eastAsia="Arial" w:hAnsi="Arial"/>
@@ -10670,7 +10670,7 @@
             <w:pPr>
               <w:spacing w:after="20" w:before="0"/>
             </w:pPr>
-            <w:hyperlink w:history="1" r:id="rIdy5ewl9oo3hpvics4fepug">
+            <w:hyperlink w:history="1" r:id="rIdvfi9h0cglfhxtl7dskoxq">
               <w:r>
                 <w:rPr>
                   <w:rFonts w:ascii="Arial" w:cs="Arial" w:eastAsia="Arial" w:hAnsi="Arial"/>
@@ -10719,7 +10719,7 @@
               <w:spacing w:after="10" w:before="0"/>
               <w:ind w:left="120"/>
             </w:pPr>
-            <w:hyperlink w:history="1" r:id="rIdgx8u61dhrwuuxrd13r-oa">
+            <w:hyperlink w:history="1" r:id="rIddoccyx7jswfzv4g6nbkzr">
               <w:r>
                 <w:rPr>
                   <w:rFonts w:ascii="Arial" w:cs="Arial" w:eastAsia="Arial" w:hAnsi="Arial"/>
@@ -11231,7 +11231,7 @@
         </w:rPr>
         <w:t xml:space="preserve">© 2026 SeaVuria and ARES. Aligned with KICD objectives. Developed by SeaVuria; technical implementation by ARES (with AI assistance from Claude). Licensed under </w:t>
       </w:r>
-      <w:hyperlink w:history="1" r:id="rIdjoacpziiwag93b4ndewrn">
+      <w:hyperlink w:history="1" r:id="rIdlm13vn4rxpp-9yzbam6qk">
         <w:r>
           <w:rPr>
             <w:rFonts w:ascii="Arial" w:cs="Arial" w:eastAsia="Arial" w:hAnsi="Arial"/>
@@ -11252,7 +11252,7 @@
         </w:rPr>
         <w:t xml:space="preserve"> (</w:t>
       </w:r>
-      <w:hyperlink w:history="1" r:id="rIdpfz3dzo7jv5ox5ysvdgpx">
+      <w:hyperlink w:history="1" r:id="rIdwpbc2b5d2sel7h6ft6ckq">
         <w:r>
           <w:rPr>
             <w:rFonts w:ascii="Arial" w:cs="Arial" w:eastAsia="Arial" w:hAnsi="Arial"/>
@@ -12265,7 +12265,7 @@
             <w:pPr>
               <w:spacing w:after="20" w:before="0"/>
             </w:pPr>
-            <w:hyperlink w:history="1" r:id="rId9e6o0jh6b1zlfkzkluaaf">
+            <w:hyperlink w:history="1" r:id="rIdi5im39altnp1tiiq70bbv">
               <w:r>
                 <w:rPr>
                   <w:rFonts w:ascii="Arial" w:cs="Arial" w:eastAsia="Arial" w:hAnsi="Arial"/>
@@ -12298,7 +12298,7 @@
               <w:spacing w:after="10" w:before="0"/>
               <w:ind w:left="120"/>
             </w:pPr>
-            <w:hyperlink w:history="1" r:id="rIdidvukr7ijtt8w49okwest">
+            <w:hyperlink w:history="1" r:id="rId6cg4n3atftq_z_wfywgxf">
               <w:r>
                 <w:rPr>
                   <w:rFonts w:ascii="Arial" w:cs="Arial" w:eastAsia="Arial" w:hAnsi="Arial"/>
@@ -12343,7 +12343,7 @@
             <w:pPr>
               <w:spacing w:after="20" w:before="0"/>
             </w:pPr>
-            <w:hyperlink w:history="1" r:id="rIdcbrsfsyzpqgzcjmnbsvcc">
+            <w:hyperlink w:history="1" r:id="rIdkpru7iqkfl5d1uuld0ei0">
               <w:r>
                 <w:rPr>
                   <w:rFonts w:ascii="Arial" w:cs="Arial" w:eastAsia="Arial" w:hAnsi="Arial"/>
@@ -12376,7 +12376,7 @@
               <w:spacing w:after="10" w:before="0"/>
               <w:ind w:left="120"/>
             </w:pPr>
-            <w:hyperlink w:history="1" r:id="rIdixgzfosa8a9308oblxf2y">
+            <w:hyperlink w:history="1" r:id="rIdzdb2gjiqrimqbyerqgjnh">
               <w:r>
                 <w:rPr>
                   <w:rFonts w:ascii="Arial" w:cs="Arial" w:eastAsia="Arial" w:hAnsi="Arial"/>
@@ -12571,7 +12571,7 @@
             <w:pPr>
               <w:spacing w:after="20" w:before="0"/>
             </w:pPr>
-            <w:hyperlink w:history="1" r:id="rId-ncap0gefm43reluiucnr">
+            <w:hyperlink w:history="1" r:id="rIdojzd3jtca3b33t_1pi8na">
               <w:r>
                 <w:rPr>
                   <w:rFonts w:ascii="Arial" w:cs="Arial" w:eastAsia="Arial" w:hAnsi="Arial"/>
@@ -12604,7 +12604,7 @@
               <w:spacing w:after="10" w:before="0"/>
               <w:ind w:left="120"/>
             </w:pPr>
-            <w:hyperlink w:history="1" r:id="rIdwfvxracecfzrmrgzxg4jc">
+            <w:hyperlink w:history="1" r:id="rIdimkncbx80spqbm-82g_3a">
               <w:r>
                 <w:rPr>
                   <w:rFonts w:ascii="Arial" w:cs="Arial" w:eastAsia="Arial" w:hAnsi="Arial"/>
@@ -12649,7 +12649,7 @@
             <w:pPr>
               <w:spacing w:after="20" w:before="0"/>
             </w:pPr>
-            <w:hyperlink w:history="1" r:id="rIdk-_khxs2an9pa_qdkzrnv">
+            <w:hyperlink w:history="1" r:id="rIdz7cefitfmijwwlo6prt7n">
               <w:r>
                 <w:rPr>
                   <w:rFonts w:ascii="Arial" w:cs="Arial" w:eastAsia="Arial" w:hAnsi="Arial"/>
@@ -12682,7 +12682,7 @@
               <w:spacing w:after="10" w:before="0"/>
               <w:ind w:left="120"/>
             </w:pPr>
-            <w:hyperlink w:history="1" r:id="rIddytbi6gwf2mm5ayjthbtb">
+            <w:hyperlink w:history="1" r:id="rIdnfq6hs6wyeftq3hqmldej">
               <w:r>
                 <w:rPr>
                   <w:rFonts w:ascii="Arial" w:cs="Arial" w:eastAsia="Arial" w:hAnsi="Arial"/>
@@ -12877,7 +12877,7 @@
             <w:pPr>
               <w:spacing w:after="20" w:before="0"/>
             </w:pPr>
-            <w:hyperlink w:history="1" r:id="rIdbtffp78rrrtjmz79n53vj">
+            <w:hyperlink w:history="1" r:id="rIdyekf7vsok-headjx2yzxx">
               <w:r>
                 <w:rPr>
                   <w:rFonts w:ascii="Arial" w:cs="Arial" w:eastAsia="Arial" w:hAnsi="Arial"/>
@@ -12910,7 +12910,7 @@
               <w:spacing w:after="10" w:before="0"/>
               <w:ind w:left="120"/>
             </w:pPr>
-            <w:hyperlink w:history="1" r:id="rIddse1_tudqvlwauqpluxjk">
+            <w:hyperlink w:history="1" r:id="rId4zy86lblvj6snku9eozon">
               <w:r>
                 <w:rPr>
                   <w:rFonts w:ascii="Arial" w:cs="Arial" w:eastAsia="Arial" w:hAnsi="Arial"/>
@@ -12955,7 +12955,7 @@
             <w:pPr>
               <w:spacing w:after="20" w:before="0"/>
             </w:pPr>
-            <w:hyperlink w:history="1" r:id="rIduxngsc3rvgwh3rdltpw_d">
+            <w:hyperlink w:history="1" r:id="rIdl019njcepdzq3stfl_f5m">
               <w:r>
                 <w:rPr>
                   <w:rFonts w:ascii="Arial" w:cs="Arial" w:eastAsia="Arial" w:hAnsi="Arial"/>
@@ -12988,7 +12988,7 @@
               <w:spacing w:after="10" w:before="0"/>
               <w:ind w:left="120"/>
             </w:pPr>
-            <w:hyperlink w:history="1" r:id="rIdlahpdqxpqym1dpyj2b0hz">
+            <w:hyperlink w:history="1" r:id="rIdufzpd_2v3tecs6es0dra2">
               <w:r>
                 <w:rPr>
                   <w:rFonts w:ascii="Arial" w:cs="Arial" w:eastAsia="Arial" w:hAnsi="Arial"/>
@@ -13183,7 +13183,7 @@
             <w:pPr>
               <w:spacing w:after="20" w:before="0"/>
             </w:pPr>
-            <w:hyperlink w:history="1" r:id="rIdhek2g_048rabd3ilw-1nn">
+            <w:hyperlink w:history="1" r:id="rIdyduujg_vadkbwti929qdn">
               <w:r>
                 <w:rPr>
                   <w:rFonts w:ascii="Arial" w:cs="Arial" w:eastAsia="Arial" w:hAnsi="Arial"/>
@@ -13216,7 +13216,7 @@
               <w:spacing w:after="10" w:before="0"/>
               <w:ind w:left="120"/>
             </w:pPr>
-            <w:hyperlink w:history="1" r:id="rIdmqcr5zhu36vaoy_q_p-la">
+            <w:hyperlink w:history="1" r:id="rIdxigthbz_xc1e3-rhfk4si">
               <w:r>
                 <w:rPr>
                   <w:rFonts w:ascii="Arial" w:cs="Arial" w:eastAsia="Arial" w:hAnsi="Arial"/>
@@ -13261,7 +13261,7 @@
             <w:pPr>
               <w:spacing w:after="20" w:before="0"/>
             </w:pPr>
-            <w:hyperlink w:history="1" r:id="rIds-bwgztxu3ehucwg_m_2y">
+            <w:hyperlink w:history="1" r:id="rIdxsvrxi5ixsgre3baxkod8">
               <w:r>
                 <w:rPr>
                   <w:rFonts w:ascii="Arial" w:cs="Arial" w:eastAsia="Arial" w:hAnsi="Arial"/>
@@ -13294,7 +13294,7 @@
               <w:spacing w:after="10" w:before="0"/>
               <w:ind w:left="120"/>
             </w:pPr>
-            <w:hyperlink w:history="1" r:id="rIdpzjak1bsdlihrdnevi--3">
+            <w:hyperlink w:history="1" r:id="rIdowlhz1tucsv9thzem-3rk">
               <w:r>
                 <w:rPr>
                   <w:rFonts w:ascii="Arial" w:cs="Arial" w:eastAsia="Arial" w:hAnsi="Arial"/>
@@ -13489,7 +13489,7 @@
             <w:pPr>
               <w:spacing w:after="20" w:before="0"/>
             </w:pPr>
-            <w:hyperlink w:history="1" r:id="rIdzq818jcgte23hd2h_29ml">
+            <w:hyperlink w:history="1" r:id="rIduoenixxbjgqytrnefm2xm">
               <w:r>
                 <w:rPr>
                   <w:rFonts w:ascii="Arial" w:cs="Arial" w:eastAsia="Arial" w:hAnsi="Arial"/>
@@ -13538,7 +13538,7 @@
               <w:spacing w:after="10" w:before="0"/>
               <w:ind w:left="120"/>
             </w:pPr>
-            <w:hyperlink w:history="1" r:id="rIdqhl3gopzppm2mscu6rbia">
+            <w:hyperlink w:history="1" r:id="rIdwiu6rwe0nziovlfksqkt0">
               <w:r>
                 <w:rPr>
                   <w:rFonts w:ascii="Arial" w:cs="Arial" w:eastAsia="Arial" w:hAnsi="Arial"/>
@@ -13583,7 +13583,7 @@
             <w:pPr>
               <w:spacing w:after="20" w:before="0"/>
             </w:pPr>
-            <w:hyperlink w:history="1" r:id="rIdslc6me9xloclzf1fka72t">
+            <w:hyperlink w:history="1" r:id="rIdv5apbhbnpycxao_ze-f33">
               <w:r>
                 <w:rPr>
                   <w:rFonts w:ascii="Arial" w:cs="Arial" w:eastAsia="Arial" w:hAnsi="Arial"/>
@@ -13632,7 +13632,7 @@
               <w:spacing w:after="10" w:before="0"/>
               <w:ind w:left="120"/>
             </w:pPr>
-            <w:hyperlink w:history="1" r:id="rIdxnw3dobxzr7nnukq--an1">
+            <w:hyperlink w:history="1" r:id="rIdy8dna0tawkzjmbr78vrgw">
               <w:r>
                 <w:rPr>
                   <w:rFonts w:ascii="Arial" w:cs="Arial" w:eastAsia="Arial" w:hAnsi="Arial"/>
@@ -14144,7 +14144,7 @@
         </w:rPr>
         <w:t xml:space="preserve">© 2026 SeaVuria and ARES. Aligned with KICD objectives. Developed by SeaVuria; technical implementation by ARES (with AI assistance from Claude). Licensed under </w:t>
       </w:r>
-      <w:hyperlink w:history="1" r:id="rIdzgajcgxevcofv8kfnmw5g">
+      <w:hyperlink w:history="1" r:id="rIdrkc7oibvmhnpz8hljxqbl">
         <w:r>
           <w:rPr>
             <w:rFonts w:ascii="Arial" w:cs="Arial" w:eastAsia="Arial" w:hAnsi="Arial"/>
@@ -14165,7 +14165,7 @@
         </w:rPr>
         <w:t xml:space="preserve"> (</w:t>
       </w:r>
-      <w:hyperlink w:history="1" r:id="rIdccbalkvujvu0rxxofmmoj">
+      <w:hyperlink w:history="1" r:id="rIdwhm4lbie8f7cucnp5bkj_">
         <w:r>
           <w:rPr>
             <w:rFonts w:ascii="Arial" w:cs="Arial" w:eastAsia="Arial" w:hAnsi="Arial"/>
@@ -15178,7 +15178,7 @@
             <w:pPr>
               <w:spacing w:after="20" w:before="0"/>
             </w:pPr>
-            <w:hyperlink w:history="1" r:id="rId4h5pzafwh1uavxm-ajjw_">
+            <w:hyperlink w:history="1" r:id="rIdeynvsbdvw8q8ankxsybga">
               <w:r>
                 <w:rPr>
                   <w:rFonts w:ascii="Arial" w:cs="Arial" w:eastAsia="Arial" w:hAnsi="Arial"/>
@@ -15211,7 +15211,7 @@
               <w:spacing w:after="10" w:before="0"/>
               <w:ind w:left="120"/>
             </w:pPr>
-            <w:hyperlink w:history="1" r:id="rId_kbogdchauahmxbks660r">
+            <w:hyperlink w:history="1" r:id="rId4yjehgaikvkq38ajyczj-">
               <w:r>
                 <w:rPr>
                   <w:rFonts w:ascii="Arial" w:cs="Arial" w:eastAsia="Arial" w:hAnsi="Arial"/>
@@ -15256,7 +15256,7 @@
             <w:pPr>
               <w:spacing w:after="20" w:before="0"/>
             </w:pPr>
-            <w:hyperlink w:history="1" r:id="rIdqflrmo09pemj01b5nhzg7">
+            <w:hyperlink w:history="1" r:id="rIdx74h8puc3zqsm2o60kpy8">
               <w:r>
                 <w:rPr>
                   <w:rFonts w:ascii="Arial" w:cs="Arial" w:eastAsia="Arial" w:hAnsi="Arial"/>
@@ -15289,7 +15289,7 @@
               <w:spacing w:after="10" w:before="0"/>
               <w:ind w:left="120"/>
             </w:pPr>
-            <w:hyperlink w:history="1" r:id="rIdxzmejawwcuekpctewfucf">
+            <w:hyperlink w:history="1" r:id="rIdv5lhbjqzvuq1adjrlrr6b">
               <w:r>
                 <w:rPr>
                   <w:rFonts w:ascii="Arial" w:cs="Arial" w:eastAsia="Arial" w:hAnsi="Arial"/>
@@ -15484,7 +15484,7 @@
             <w:pPr>
               <w:spacing w:after="20" w:before="0"/>
             </w:pPr>
-            <w:hyperlink w:history="1" r:id="rIdytisns8yq8hcgnda5ouvb">
+            <w:hyperlink w:history="1" r:id="rIdolym7_4jcykgacaiezz1v">
               <w:r>
                 <w:rPr>
                   <w:rFonts w:ascii="Arial" w:cs="Arial" w:eastAsia="Arial" w:hAnsi="Arial"/>
@@ -15517,7 +15517,7 @@
               <w:spacing w:after="10" w:before="0"/>
               <w:ind w:left="120"/>
             </w:pPr>
-            <w:hyperlink w:history="1" r:id="rIdeeu88lzym5-50ueitcire">
+            <w:hyperlink w:history="1" r:id="rIdg2f0-gdowhkhwcvgb4q5z">
               <w:r>
                 <w:rPr>
                   <w:rFonts w:ascii="Arial" w:cs="Arial" w:eastAsia="Arial" w:hAnsi="Arial"/>
@@ -15562,7 +15562,7 @@
             <w:pPr>
               <w:spacing w:after="20" w:before="0"/>
             </w:pPr>
-            <w:hyperlink w:history="1" r:id="rId-ckgajpwbzw9f3mcc9lr0">
+            <w:hyperlink w:history="1" r:id="rIdqx9x64lg9cuojpdezvxbr">
               <w:r>
                 <w:rPr>
                   <w:rFonts w:ascii="Arial" w:cs="Arial" w:eastAsia="Arial" w:hAnsi="Arial"/>
@@ -15595,7 +15595,7 @@
               <w:spacing w:after="10" w:before="0"/>
               <w:ind w:left="120"/>
             </w:pPr>
-            <w:hyperlink w:history="1" r:id="rIdoogdgrukin_i5qbxe9ng2">
+            <w:hyperlink w:history="1" r:id="rId_wzytfdric1j5nccj7qpa">
               <w:r>
                 <w:rPr>
                   <w:rFonts w:ascii="Arial" w:cs="Arial" w:eastAsia="Arial" w:hAnsi="Arial"/>
@@ -15790,7 +15790,7 @@
             <w:pPr>
               <w:spacing w:after="20" w:before="0"/>
             </w:pPr>
-            <w:hyperlink w:history="1" r:id="rIdijpzcz1w27hlijasoxeny">
+            <w:hyperlink w:history="1" r:id="rIdvhndhrxgwuvri368vbgne">
               <w:r>
                 <w:rPr>
                   <w:rFonts w:ascii="Arial" w:cs="Arial" w:eastAsia="Arial" w:hAnsi="Arial"/>
@@ -15839,7 +15839,7 @@
               <w:spacing w:after="10" w:before="0"/>
               <w:ind w:left="120"/>
             </w:pPr>
-            <w:hyperlink w:history="1" r:id="rIdygnveinrqr31a2qqyyoxj">
+            <w:hyperlink w:history="1" r:id="rIdmzosuxe0kiz-j-z4wrj3y">
               <w:r>
                 <w:rPr>
                   <w:rFonts w:ascii="Arial" w:cs="Arial" w:eastAsia="Arial" w:hAnsi="Arial"/>
@@ -15884,7 +15884,7 @@
             <w:pPr>
               <w:spacing w:after="20" w:before="0"/>
             </w:pPr>
-            <w:hyperlink w:history="1" r:id="rIdzwv83yjvmuqwp-9tfsqew">
+            <w:hyperlink w:history="1" r:id="rIdv1xxwyk-cyuolaur4uda3">
               <w:r>
                 <w:rPr>
                   <w:rFonts w:ascii="Arial" w:cs="Arial" w:eastAsia="Arial" w:hAnsi="Arial"/>
@@ -15917,7 +15917,7 @@
               <w:spacing w:after="10" w:before="0"/>
               <w:ind w:left="120"/>
             </w:pPr>
-            <w:hyperlink w:history="1" r:id="rIdyv22ddtbxl3nj3kriyvqu">
+            <w:hyperlink w:history="1" r:id="rIdwmv_jpwaorfjwwbk-zbfc">
               <w:r>
                 <w:rPr>
                   <w:rFonts w:ascii="Arial" w:cs="Arial" w:eastAsia="Arial" w:hAnsi="Arial"/>
@@ -16112,7 +16112,7 @@
             <w:pPr>
               <w:spacing w:after="20" w:before="0"/>
             </w:pPr>
-            <w:hyperlink w:history="1" r:id="rIdw4i2jc_anbmjgkotohs4u">
+            <w:hyperlink w:history="1" r:id="rIdhevtu43bgqhjrilgbmb6k">
               <w:r>
                 <w:rPr>
                   <w:rFonts w:ascii="Arial" w:cs="Arial" w:eastAsia="Arial" w:hAnsi="Arial"/>
@@ -16161,7 +16161,7 @@
               <w:spacing w:after="10" w:before="0"/>
               <w:ind w:left="120"/>
             </w:pPr>
-            <w:hyperlink w:history="1" r:id="rId0az4ylnky3kadzoel1suk">
+            <w:hyperlink w:history="1" r:id="rIddvpvsyg_r-st21_qpk5m2">
               <w:r>
                 <w:rPr>
                   <w:rFonts w:ascii="Arial" w:cs="Arial" w:eastAsia="Arial" w:hAnsi="Arial"/>
@@ -16206,7 +16206,7 @@
             <w:pPr>
               <w:spacing w:after="20" w:before="0"/>
             </w:pPr>
-            <w:hyperlink w:history="1" r:id="rIdwou0rjjcg3hxvpljpk9ug">
+            <w:hyperlink w:history="1" r:id="rIdlatt-utw-59rcbhere5fi">
               <w:r>
                 <w:rPr>
                   <w:rFonts w:ascii="Arial" w:cs="Arial" w:eastAsia="Arial" w:hAnsi="Arial"/>
@@ -16239,7 +16239,7 @@
               <w:spacing w:after="10" w:before="0"/>
               <w:ind w:left="120"/>
             </w:pPr>
-            <w:hyperlink w:history="1" r:id="rIdisaltumbhu7mknsdhulkp">
+            <w:hyperlink w:history="1" r:id="rIdseqxdj-b6jldimysnaw6b">
               <w:r>
                 <w:rPr>
                   <w:rFonts w:ascii="Arial" w:cs="Arial" w:eastAsia="Arial" w:hAnsi="Arial"/>
@@ -16434,7 +16434,7 @@
             <w:pPr>
               <w:spacing w:after="20" w:before="0"/>
             </w:pPr>
-            <w:hyperlink w:history="1" r:id="rIdzyylbaiapyzin287b8hs3">
+            <w:hyperlink w:history="1" r:id="rIdfxghj74akil04f414f7h1">
               <w:r>
                 <w:rPr>
                   <w:rFonts w:ascii="Arial" w:cs="Arial" w:eastAsia="Arial" w:hAnsi="Arial"/>
@@ -16467,7 +16467,7 @@
               <w:spacing w:after="10" w:before="0"/>
               <w:ind w:left="120"/>
             </w:pPr>
-            <w:hyperlink w:history="1" r:id="rIdoode9wdqhr-lobq8lssps">
+            <w:hyperlink w:history="1" r:id="rIdhfjg9rslkaohlwwggmltk">
               <w:r>
                 <w:rPr>
                   <w:rFonts w:ascii="Arial" w:cs="Arial" w:eastAsia="Arial" w:hAnsi="Arial"/>
@@ -16512,7 +16512,7 @@
             <w:pPr>
               <w:spacing w:after="20" w:before="0"/>
             </w:pPr>
-            <w:hyperlink w:history="1" r:id="rIdcwx5zs4jbjxg0muqdeu3n">
+            <w:hyperlink w:history="1" r:id="rIdpn9ze1gbfd7ymrmmhelor">
               <w:r>
                 <w:rPr>
                   <w:rFonts w:ascii="Arial" w:cs="Arial" w:eastAsia="Arial" w:hAnsi="Arial"/>
@@ -16561,7 +16561,7 @@
               <w:spacing w:after="10" w:before="0"/>
               <w:ind w:left="120"/>
             </w:pPr>
-            <w:hyperlink w:history="1" r:id="rIdce7l06osly7pmcjh2sgoy">
+            <w:hyperlink w:history="1" r:id="rIdkwck-8jc0z_kl-plynxga">
               <w:r>
                 <w:rPr>
                   <w:rFonts w:ascii="Arial" w:cs="Arial" w:eastAsia="Arial" w:hAnsi="Arial"/>
@@ -17073,7 +17073,7 @@
         </w:rPr>
         <w:t xml:space="preserve">© 2026 SeaVuria and ARES. Aligned with KICD objectives. Developed by SeaVuria; technical implementation by ARES (with AI assistance from Claude). Licensed under </w:t>
       </w:r>
-      <w:hyperlink w:history="1" r:id="rIdkrsv9eoue5z0l-l_fchqj">
+      <w:hyperlink w:history="1" r:id="rIdhpnjazd0reznx94kl_vh4">
         <w:r>
           <w:rPr>
             <w:rFonts w:ascii="Arial" w:cs="Arial" w:eastAsia="Arial" w:hAnsi="Arial"/>
@@ -17094,7 +17094,7 @@
         </w:rPr>
         <w:t xml:space="preserve"> (</w:t>
       </w:r>
-      <w:hyperlink w:history="1" r:id="rIdearqr3r3gnyiuar0bagtf">
+      <w:hyperlink w:history="1" r:id="rId_amnmfagmn8p_oqvwvz5j">
         <w:r>
           <w:rPr>
             <w:rFonts w:ascii="Arial" w:cs="Arial" w:eastAsia="Arial" w:hAnsi="Arial"/>
@@ -18107,7 +18107,7 @@
             <w:pPr>
               <w:spacing w:after="20" w:before="0"/>
             </w:pPr>
-            <w:hyperlink w:history="1" r:id="rId4plgtxobmyqinunzpkjg-">
+            <w:hyperlink w:history="1" r:id="rIdlsfwltg7x_wc56ykm0gzx">
               <w:r>
                 <w:rPr>
                   <w:rFonts w:ascii="Arial" w:cs="Arial" w:eastAsia="Arial" w:hAnsi="Arial"/>
@@ -18156,7 +18156,7 @@
               <w:spacing w:after="10" w:before="0"/>
               <w:ind w:left="120"/>
             </w:pPr>
-            <w:hyperlink w:history="1" r:id="rIdxlq6xtzsgdxjohvdzb3bc">
+            <w:hyperlink w:history="1" r:id="rIduecccednnhlahykdhxg_2">
               <w:r>
                 <w:rPr>
                   <w:rFonts w:ascii="Arial" w:cs="Arial" w:eastAsia="Arial" w:hAnsi="Arial"/>
@@ -18201,7 +18201,7 @@
             <w:pPr>
               <w:spacing w:after="20" w:before="0"/>
             </w:pPr>
-            <w:hyperlink w:history="1" r:id="rIdr4zaqg3i2yvv6aoqlprt1">
+            <w:hyperlink w:history="1" r:id="rIdnbyr56jutppda9pzuojti">
               <w:r>
                 <w:rPr>
                   <w:rFonts w:ascii="Arial" w:cs="Arial" w:eastAsia="Arial" w:hAnsi="Arial"/>
@@ -18234,7 +18234,7 @@
               <w:spacing w:after="10" w:before="0"/>
               <w:ind w:left="120"/>
             </w:pPr>
-            <w:hyperlink w:history="1" r:id="rIdq45t3utlrok3ihzlmxwzc">
+            <w:hyperlink w:history="1" r:id="rIdnkl9zn-utkickavybrohj">
               <w:r>
                 <w:rPr>
                   <w:rFonts w:ascii="Arial" w:cs="Arial" w:eastAsia="Arial" w:hAnsi="Arial"/>
@@ -18429,7 +18429,7 @@
             <w:pPr>
               <w:spacing w:after="20" w:before="0"/>
             </w:pPr>
-            <w:hyperlink w:history="1" r:id="rIdkpq37jjwxcowxkao6ahyw">
+            <w:hyperlink w:history="1" r:id="rIdqrvqajyczn_c-axc5wqy1">
               <w:r>
                 <w:rPr>
                   <w:rFonts w:ascii="Arial" w:cs="Arial" w:eastAsia="Arial" w:hAnsi="Arial"/>
@@ -18478,7 +18478,7 @@
               <w:spacing w:after="10" w:before="0"/>
               <w:ind w:left="120"/>
             </w:pPr>
-            <w:hyperlink w:history="1" r:id="rIdpoumqmxhqgprkzqqu4gxs">
+            <w:hyperlink w:history="1" r:id="rIdy_x75i7ez_jk-bhuhlgno">
               <w:r>
                 <w:rPr>
                   <w:rFonts w:ascii="Arial" w:cs="Arial" w:eastAsia="Arial" w:hAnsi="Arial"/>
@@ -18523,7 +18523,7 @@
             <w:pPr>
               <w:spacing w:after="20" w:before="0"/>
             </w:pPr>
-            <w:hyperlink w:history="1" r:id="rIdke2rrbgtd8umhymxmbqvy">
+            <w:hyperlink w:history="1" r:id="rId8ipcsbh-mdex_0zmibdna">
               <w:r>
                 <w:rPr>
                   <w:rFonts w:ascii="Arial" w:cs="Arial" w:eastAsia="Arial" w:hAnsi="Arial"/>
@@ -18556,7 +18556,7 @@
               <w:spacing w:after="10" w:before="0"/>
               <w:ind w:left="120"/>
             </w:pPr>
-            <w:hyperlink w:history="1" r:id="rIdw4b_ldsohjnjbz49zgfmk">
+            <w:hyperlink w:history="1" r:id="rIdilgclsrjtid7jvzpbkx6g">
               <w:r>
                 <w:rPr>
                   <w:rFonts w:ascii="Arial" w:cs="Arial" w:eastAsia="Arial" w:hAnsi="Arial"/>
@@ -18751,7 +18751,7 @@
             <w:pPr>
               <w:spacing w:after="20" w:before="0"/>
             </w:pPr>
-            <w:hyperlink w:history="1" r:id="rIdqv5a9oam9bjbzujl6xgvp">
+            <w:hyperlink w:history="1" r:id="rIdknx9gxdvmmnmkdcutoysc">
               <w:r>
                 <w:rPr>
                   <w:rFonts w:ascii="Arial" w:cs="Arial" w:eastAsia="Arial" w:hAnsi="Arial"/>
@@ -18800,7 +18800,7 @@
               <w:spacing w:after="10" w:before="0"/>
               <w:ind w:left="120"/>
             </w:pPr>
-            <w:hyperlink w:history="1" r:id="rId9lsudjgsjzqkvwbmve0r9">
+            <w:hyperlink w:history="1" r:id="rIdtthhmy3ncltl3icdjwsuj">
               <w:r>
                 <w:rPr>
                   <w:rFonts w:ascii="Arial" w:cs="Arial" w:eastAsia="Arial" w:hAnsi="Arial"/>
@@ -18845,7 +18845,7 @@
             <w:pPr>
               <w:spacing w:after="20" w:before="0"/>
             </w:pPr>
-            <w:hyperlink w:history="1" r:id="rIdemx2y7qwkg_hg5gtw_wre">
+            <w:hyperlink w:history="1" r:id="rIdrrqnmaebe0brcentxy9ae">
               <w:r>
                 <w:rPr>
                   <w:rFonts w:ascii="Arial" w:cs="Arial" w:eastAsia="Arial" w:hAnsi="Arial"/>
@@ -18878,7 +18878,7 @@
               <w:spacing w:after="10" w:before="0"/>
               <w:ind w:left="120"/>
             </w:pPr>
-            <w:hyperlink w:history="1" r:id="rIdsy8aclswmmtayu4qpejpn">
+            <w:hyperlink w:history="1" r:id="rIdjqb4qdnw5n2ini05ekjmb">
               <w:r>
                 <w:rPr>
                   <w:rFonts w:ascii="Arial" w:cs="Arial" w:eastAsia="Arial" w:hAnsi="Arial"/>
@@ -19073,7 +19073,7 @@
             <w:pPr>
               <w:spacing w:after="20" w:before="0"/>
             </w:pPr>
-            <w:hyperlink w:history="1" r:id="rIdlr_qinpzifn1vntyi32oc">
+            <w:hyperlink w:history="1" r:id="rIdvze8hu2yqgksr-o3038tw">
               <w:r>
                 <w:rPr>
                   <w:rFonts w:ascii="Arial" w:cs="Arial" w:eastAsia="Arial" w:hAnsi="Arial"/>
@@ -19122,7 +19122,7 @@
               <w:spacing w:after="10" w:before="0"/>
               <w:ind w:left="120"/>
             </w:pPr>
-            <w:hyperlink w:history="1" r:id="rId7ib58kiiq40fupky-jgif">
+            <w:hyperlink w:history="1" r:id="rIdc5nuuf4czjiwcm1d2rope">
               <w:r>
                 <w:rPr>
                   <w:rFonts w:ascii="Arial" w:cs="Arial" w:eastAsia="Arial" w:hAnsi="Arial"/>
@@ -19167,7 +19167,7 @@
             <w:pPr>
               <w:spacing w:after="20" w:before="0"/>
             </w:pPr>
-            <w:hyperlink w:history="1" r:id="rId3qtqkjh8zfb-2x0g1ma_v">
+            <w:hyperlink w:history="1" r:id="rIdapo5oovtfuimo6onpmjtn">
               <w:r>
                 <w:rPr>
                   <w:rFonts w:ascii="Arial" w:cs="Arial" w:eastAsia="Arial" w:hAnsi="Arial"/>
@@ -19200,7 +19200,7 @@
               <w:spacing w:after="10" w:before="0"/>
               <w:ind w:left="120"/>
             </w:pPr>
-            <w:hyperlink w:history="1" r:id="rIdc7-wi1uyltououy1p6fr1">
+            <w:hyperlink w:history="1" r:id="rId4wgkrmeshhfoqds1xcrvt">
               <w:r>
                 <w:rPr>
                   <w:rFonts w:ascii="Arial" w:cs="Arial" w:eastAsia="Arial" w:hAnsi="Arial"/>
@@ -19395,7 +19395,7 @@
             <w:pPr>
               <w:spacing w:after="20" w:before="0"/>
             </w:pPr>
-            <w:hyperlink w:history="1" r:id="rIdor_cxsw_fv5mx85quvn9t">
+            <w:hyperlink w:history="1" r:id="rIdzi-fsxkmvg1dc-sk6jj3n">
               <w:r>
                 <w:rPr>
                   <w:rFonts w:ascii="Arial" w:cs="Arial" w:eastAsia="Arial" w:hAnsi="Arial"/>
@@ -19444,7 +19444,7 @@
               <w:spacing w:after="10" w:before="0"/>
               <w:ind w:left="120"/>
             </w:pPr>
-            <w:hyperlink w:history="1" r:id="rIdenslvlnmv1s-v7fyvht0m">
+            <w:hyperlink w:history="1" r:id="rIdsvfjg3gomvj3oclofgjdq">
               <w:r>
                 <w:rPr>
                   <w:rFonts w:ascii="Arial" w:cs="Arial" w:eastAsia="Arial" w:hAnsi="Arial"/>
@@ -19489,7 +19489,7 @@
             <w:pPr>
               <w:spacing w:after="20" w:before="0"/>
             </w:pPr>
-            <w:hyperlink w:history="1" r:id="rId1ymi6wdtamn4mpwrxxdv4">
+            <w:hyperlink w:history="1" r:id="rIdfduwb334tdminpbkqknic">
               <w:r>
                 <w:rPr>
                   <w:rFonts w:ascii="Arial" w:cs="Arial" w:eastAsia="Arial" w:hAnsi="Arial"/>
@@ -19522,7 +19522,7 @@
               <w:spacing w:after="10" w:before="0"/>
               <w:ind w:left="120"/>
             </w:pPr>
-            <w:hyperlink w:history="1" r:id="rIds0betubolzhg--gpd-_ya">
+            <w:hyperlink w:history="1" r:id="rIddh-wsnepc4pwg3fnm4oem">
               <w:r>
                 <w:rPr>
                   <w:rFonts w:ascii="Arial" w:cs="Arial" w:eastAsia="Arial" w:hAnsi="Arial"/>
@@ -20034,7 +20034,7 @@
         </w:rPr>
         <w:t xml:space="preserve">© 2026 SeaVuria and ARES. Aligned with KICD objectives. Developed by SeaVuria; technical implementation by ARES (with AI assistance from Claude). Licensed under </w:t>
       </w:r>
-      <w:hyperlink w:history="1" r:id="rIdadxnjob2924yfwwbf9iqb">
+      <w:hyperlink w:history="1" r:id="rIdme1sx7hlymp4pqvuxuzn4">
         <w:r>
           <w:rPr>
             <w:rFonts w:ascii="Arial" w:cs="Arial" w:eastAsia="Arial" w:hAnsi="Arial"/>
@@ -20055,7 +20055,7 @@
         </w:rPr>
         <w:t xml:space="preserve"> (</w:t>
       </w:r>
-      <w:hyperlink w:history="1" r:id="rId6hcuzkhym-sxcaxadtm_e">
+      <w:hyperlink w:history="1" r:id="rIdkfz3lwes5zfaajpkpdhaj">
         <w:r>
           <w:rPr>
             <w:rFonts w:ascii="Arial" w:cs="Arial" w:eastAsia="Arial" w:hAnsi="Arial"/>
@@ -21068,7 +21068,7 @@
             <w:pPr>
               <w:spacing w:after="20" w:before="0"/>
             </w:pPr>
-            <w:hyperlink w:history="1" r:id="rIdrqxfs42o2m3fgzzljk6vt">
+            <w:hyperlink w:history="1" r:id="rId8nx4be7cwmsuea1u9zu_8">
               <w:r>
                 <w:rPr>
                   <w:rFonts w:ascii="Arial" w:cs="Arial" w:eastAsia="Arial" w:hAnsi="Arial"/>
@@ -21101,7 +21101,7 @@
               <w:spacing w:after="10" w:before="0"/>
               <w:ind w:left="120"/>
             </w:pPr>
-            <w:hyperlink w:history="1" r:id="rId5bosqpvedz31l9xt5x-in">
+            <w:hyperlink w:history="1" r:id="rIdusaivcyc9b4irorbnqswg">
               <w:r>
                 <w:rPr>
                   <w:rFonts w:ascii="Arial" w:cs="Arial" w:eastAsia="Arial" w:hAnsi="Arial"/>
@@ -21146,7 +21146,7 @@
             <w:pPr>
               <w:spacing w:after="20" w:before="0"/>
             </w:pPr>
-            <w:hyperlink w:history="1" r:id="rId16jdtrskbdjurkm1onswt">
+            <w:hyperlink w:history="1" r:id="rIdxulhjv_fvwibbyyrv07xm">
               <w:r>
                 <w:rPr>
                   <w:rFonts w:ascii="Arial" w:cs="Arial" w:eastAsia="Arial" w:hAnsi="Arial"/>
@@ -21179,7 +21179,7 @@
               <w:spacing w:after="10" w:before="0"/>
               <w:ind w:left="120"/>
             </w:pPr>
-            <w:hyperlink w:history="1" r:id="rIdyyxr5rccnaezbfcwnxzcv">
+            <w:hyperlink w:history="1" r:id="rIdg3yskvfhybz7ltlbfoznw">
               <w:r>
                 <w:rPr>
                   <w:rFonts w:ascii="Arial" w:cs="Arial" w:eastAsia="Arial" w:hAnsi="Arial"/>
@@ -21374,7 +21374,7 @@
             <w:pPr>
               <w:spacing w:after="20" w:before="0"/>
             </w:pPr>
-            <w:hyperlink w:history="1" r:id="rIdltiljee4lc3a4q-xa_isv">
+            <w:hyperlink w:history="1" r:id="rIdv1zzqy50xzfkzd-k7rwia">
               <w:r>
                 <w:rPr>
                   <w:rFonts w:ascii="Arial" w:cs="Arial" w:eastAsia="Arial" w:hAnsi="Arial"/>
@@ -21407,7 +21407,7 @@
               <w:spacing w:after="10" w:before="0"/>
               <w:ind w:left="120"/>
             </w:pPr>
-            <w:hyperlink w:history="1" r:id="rId_0abi6tgl-cp0-u9e4u3d">
+            <w:hyperlink w:history="1" r:id="rIdxmbbrxp34cv212e6tsoas">
               <w:r>
                 <w:rPr>
                   <w:rFonts w:ascii="Arial" w:cs="Arial" w:eastAsia="Arial" w:hAnsi="Arial"/>
@@ -21452,7 +21452,7 @@
             <w:pPr>
               <w:spacing w:after="20" w:before="0"/>
             </w:pPr>
-            <w:hyperlink w:history="1" r:id="rIdn8gjhyryiw2dogog29igz">
+            <w:hyperlink w:history="1" r:id="rIdmeidrmjj5ln7sopaup6bs">
               <w:r>
                 <w:rPr>
                   <w:rFonts w:ascii="Arial" w:cs="Arial" w:eastAsia="Arial" w:hAnsi="Arial"/>
@@ -21485,7 +21485,7 @@
               <w:spacing w:after="10" w:before="0"/>
               <w:ind w:left="120"/>
             </w:pPr>
-            <w:hyperlink w:history="1" r:id="rIdaq4ygfwvb8mroo889so00">
+            <w:hyperlink w:history="1" r:id="rIdxspskgbid79tcvd9zeiqy">
               <w:r>
                 <w:rPr>
                   <w:rFonts w:ascii="Arial" w:cs="Arial" w:eastAsia="Arial" w:hAnsi="Arial"/>
@@ -21680,7 +21680,7 @@
             <w:pPr>
               <w:spacing w:after="20" w:before="0"/>
             </w:pPr>
-            <w:hyperlink w:history="1" r:id="rId41ecfomhhe57ut1ttv0v8">
+            <w:hyperlink w:history="1" r:id="rId9ghp_9a1huzxteq1calyf">
               <w:r>
                 <w:rPr>
                   <w:rFonts w:ascii="Arial" w:cs="Arial" w:eastAsia="Arial" w:hAnsi="Arial"/>
@@ -21729,7 +21729,7 @@
               <w:spacing w:after="10" w:before="0"/>
               <w:ind w:left="120"/>
             </w:pPr>
-            <w:hyperlink w:history="1" r:id="rIdsn-sn3qhxlownglflka8w">
+            <w:hyperlink w:history="1" r:id="rIdehbh_b-27ly5f5eympman">
               <w:r>
                 <w:rPr>
                   <w:rFonts w:ascii="Arial" w:cs="Arial" w:eastAsia="Arial" w:hAnsi="Arial"/>
@@ -21774,7 +21774,7 @@
             <w:pPr>
               <w:spacing w:after="20" w:before="0"/>
             </w:pPr>
-            <w:hyperlink w:history="1" r:id="rIdnnyoyobyv_q3vajp9ros4">
+            <w:hyperlink w:history="1" r:id="rIdn2km-yzwwxtleuergxhud">
               <w:r>
                 <w:rPr>
                   <w:rFonts w:ascii="Arial" w:cs="Arial" w:eastAsia="Arial" w:hAnsi="Arial"/>
@@ -21807,7 +21807,7 @@
               <w:spacing w:after="10" w:before="0"/>
               <w:ind w:left="120"/>
             </w:pPr>
-            <w:hyperlink w:history="1" r:id="rId7yvaogukiwgbfxiu2u4a-">
+            <w:hyperlink w:history="1" r:id="rIdcazf0bvdrgsbvwj7yipfx">
               <w:r>
                 <w:rPr>
                   <w:rFonts w:ascii="Arial" w:cs="Arial" w:eastAsia="Arial" w:hAnsi="Arial"/>
@@ -22002,7 +22002,7 @@
             <w:pPr>
               <w:spacing w:after="20" w:before="0"/>
             </w:pPr>
-            <w:hyperlink w:history="1" r:id="rIdhym86vkpnml5r51zxcdvb">
+            <w:hyperlink w:history="1" r:id="rIdx4jq2eqoowjg0c5eug9tl">
               <w:r>
                 <w:rPr>
                   <w:rFonts w:ascii="Arial" w:cs="Arial" w:eastAsia="Arial" w:hAnsi="Arial"/>
@@ -22051,7 +22051,7 @@
               <w:spacing w:after="10" w:before="0"/>
               <w:ind w:left="120"/>
             </w:pPr>
-            <w:hyperlink w:history="1" r:id="rId8xecursj0llqk2cpqwfjo">
+            <w:hyperlink w:history="1" r:id="rIdi9gvwqmkskhr6th5jntg1">
               <w:r>
                 <w:rPr>
                   <w:rFonts w:ascii="Arial" w:cs="Arial" w:eastAsia="Arial" w:hAnsi="Arial"/>
@@ -22096,7 +22096,7 @@
             <w:pPr>
               <w:spacing w:after="20" w:before="0"/>
             </w:pPr>
-            <w:hyperlink w:history="1" r:id="rId9p0zzibhnsixr09neizk6">
+            <w:hyperlink w:history="1" r:id="rIdsi8lmy83fagls-oelizqk">
               <w:r>
                 <w:rPr>
                   <w:rFonts w:ascii="Arial" w:cs="Arial" w:eastAsia="Arial" w:hAnsi="Arial"/>
@@ -22129,7 +22129,7 @@
               <w:spacing w:after="10" w:before="0"/>
               <w:ind w:left="120"/>
             </w:pPr>
-            <w:hyperlink w:history="1" r:id="rIdzlc3tb5uuqa10umfubqeg">
+            <w:hyperlink w:history="1" r:id="rIdggq092rl9kmqla5qbkh06">
               <w:r>
                 <w:rPr>
                   <w:rFonts w:ascii="Arial" w:cs="Arial" w:eastAsia="Arial" w:hAnsi="Arial"/>
@@ -22324,7 +22324,7 @@
             <w:pPr>
               <w:spacing w:after="20" w:before="0"/>
             </w:pPr>
-            <w:hyperlink w:history="1" r:id="rId7e2ntmtha9ipclxjyfnmw">
+            <w:hyperlink w:history="1" r:id="rIdjqteks3xwr_2tykesjktj">
               <w:r>
                 <w:rPr>
                   <w:rFonts w:ascii="Arial" w:cs="Arial" w:eastAsia="Arial" w:hAnsi="Arial"/>
@@ -22373,7 +22373,7 @@
               <w:spacing w:after="10" w:before="0"/>
               <w:ind w:left="120"/>
             </w:pPr>
-            <w:hyperlink w:history="1" r:id="rIdfi7lm2iwelh9_gv4hyzsl">
+            <w:hyperlink w:history="1" r:id="rIdwvhseorivqxzngmcfaizn">
               <w:r>
                 <w:rPr>
                   <w:rFonts w:ascii="Arial" w:cs="Arial" w:eastAsia="Arial" w:hAnsi="Arial"/>
@@ -22418,7 +22418,7 @@
             <w:pPr>
               <w:spacing w:after="20" w:before="0"/>
             </w:pPr>
-            <w:hyperlink w:history="1" r:id="rIdtj1dztpi_-0w96lo5qikj">
+            <w:hyperlink w:history="1" r:id="rIdgotce1wwtcstel-virv_i">
               <w:r>
                 <w:rPr>
                   <w:rFonts w:ascii="Arial" w:cs="Arial" w:eastAsia="Arial" w:hAnsi="Arial"/>
@@ -22451,7 +22451,7 @@
               <w:spacing w:after="10" w:before="0"/>
               <w:ind w:left="120"/>
             </w:pPr>
-            <w:hyperlink w:history="1" r:id="rIdguxfk8ukbs72sqqio6lj7">
+            <w:hyperlink w:history="1" r:id="rIdywtzw8vfsi7tim33a1b6v">
               <w:r>
                 <w:rPr>
                   <w:rFonts w:ascii="Arial" w:cs="Arial" w:eastAsia="Arial" w:hAnsi="Arial"/>
@@ -22963,7 +22963,7 @@
         </w:rPr>
         <w:t xml:space="preserve">© 2026 SeaVuria and ARES. Aligned with KICD objectives. Developed by SeaVuria; technical implementation by ARES (with AI assistance from Claude). Licensed under </w:t>
       </w:r>
-      <w:hyperlink w:history="1" r:id="rIdqapzld5eayirbjtrof9k3">
+      <w:hyperlink w:history="1" r:id="rIda7koypbqojsso67jlwgzo">
         <w:r>
           <w:rPr>
             <w:rFonts w:ascii="Arial" w:cs="Arial" w:eastAsia="Arial" w:hAnsi="Arial"/>
@@ -22984,7 +22984,7 @@
         </w:rPr>
         <w:t xml:space="preserve"> (</w:t>
       </w:r>
-      <w:hyperlink w:history="1" r:id="rIdyy8witjmaahim8bd4kyi5">
+      <w:hyperlink w:history="1" r:id="rId6zpkoa4pg91gptsqmbidy">
         <w:r>
           <w:rPr>
             <w:rFonts w:ascii="Arial" w:cs="Arial" w:eastAsia="Arial" w:hAnsi="Arial"/>
@@ -23997,7 +23997,7 @@
             <w:pPr>
               <w:spacing w:after="20" w:before="0"/>
             </w:pPr>
-            <w:hyperlink w:history="1" r:id="rIdw50wbyj-t1oxpsbh9mqrx">
+            <w:hyperlink w:history="1" r:id="rId_w2nwztuy4-e3vrddqd9b">
               <w:r>
                 <w:rPr>
                   <w:rFonts w:ascii="Arial" w:cs="Arial" w:eastAsia="Arial" w:hAnsi="Arial"/>
@@ -24030,7 +24030,7 @@
               <w:spacing w:after="10" w:before="0"/>
               <w:ind w:left="120"/>
             </w:pPr>
-            <w:hyperlink w:history="1" r:id="rIdj95ck3yfvbbrecykvthpe">
+            <w:hyperlink w:history="1" r:id="rIdk57w6cxu9pbata8uokmfx">
               <w:r>
                 <w:rPr>
                   <w:rFonts w:ascii="Arial" w:cs="Arial" w:eastAsia="Arial" w:hAnsi="Arial"/>
@@ -24075,7 +24075,7 @@
             <w:pPr>
               <w:spacing w:after="20" w:before="0"/>
             </w:pPr>
-            <w:hyperlink w:history="1" r:id="rIdrgargnmsaswwdacnrh8ra">
+            <w:hyperlink w:history="1" r:id="rIdrxxx_0ubiramhetvznbhg">
               <w:r>
                 <w:rPr>
                   <w:rFonts w:ascii="Arial" w:cs="Arial" w:eastAsia="Arial" w:hAnsi="Arial"/>
@@ -24108,7 +24108,7 @@
               <w:spacing w:after="10" w:before="0"/>
               <w:ind w:left="120"/>
             </w:pPr>
-            <w:hyperlink w:history="1" r:id="rIddsu_m8mho8nn49ndstx2q">
+            <w:hyperlink w:history="1" r:id="rIdp90rylhzyqpwqgfl7-xgq">
               <w:r>
                 <w:rPr>
                   <w:rFonts w:ascii="Arial" w:cs="Arial" w:eastAsia="Arial" w:hAnsi="Arial"/>
@@ -24303,7 +24303,7 @@
             <w:pPr>
               <w:spacing w:after="20" w:before="0"/>
             </w:pPr>
-            <w:hyperlink w:history="1" r:id="rIdkg7d1mkd6i5jb4tzylhcj">
+            <w:hyperlink w:history="1" r:id="rIdddyjt_vch_arc6xvla9ig">
               <w:r>
                 <w:rPr>
                   <w:rFonts w:ascii="Arial" w:cs="Arial" w:eastAsia="Arial" w:hAnsi="Arial"/>
@@ -24336,7 +24336,7 @@
               <w:spacing w:after="10" w:before="0"/>
               <w:ind w:left="120"/>
             </w:pPr>
-            <w:hyperlink w:history="1" r:id="rIdyoquhzwueh3rj5phyyn7x">
+            <w:hyperlink w:history="1" r:id="rId1ts4bblgh_ltdiuocyen_">
               <w:r>
                 <w:rPr>
                   <w:rFonts w:ascii="Arial" w:cs="Arial" w:eastAsia="Arial" w:hAnsi="Arial"/>
@@ -24381,7 +24381,7 @@
             <w:pPr>
               <w:spacing w:after="20" w:before="0"/>
             </w:pPr>
-            <w:hyperlink w:history="1" r:id="rIdhnfkite8psv6shjqyc4ob">
+            <w:hyperlink w:history="1" r:id="rIdrghx37aygx4urrxopb5rl">
               <w:r>
                 <w:rPr>
                   <w:rFonts w:ascii="Arial" w:cs="Arial" w:eastAsia="Arial" w:hAnsi="Arial"/>
@@ -24414,7 +24414,7 @@
               <w:spacing w:after="10" w:before="0"/>
               <w:ind w:left="120"/>
             </w:pPr>
-            <w:hyperlink w:history="1" r:id="rIdyz4ts76rgvjdut8xpmpcl">
+            <w:hyperlink w:history="1" r:id="rIdvp6qibkelgt3_552turd4">
               <w:r>
                 <w:rPr>
                   <w:rFonts w:ascii="Arial" w:cs="Arial" w:eastAsia="Arial" w:hAnsi="Arial"/>
@@ -24609,7 +24609,7 @@
             <w:pPr>
               <w:spacing w:after="20" w:before="0"/>
             </w:pPr>
-            <w:hyperlink w:history="1" r:id="rId_gc4tekj_qo85zk3zc0fz">
+            <w:hyperlink w:history="1" r:id="rIdixomiu-jl3d0omremuh2g">
               <w:r>
                 <w:rPr>
                   <w:rFonts w:ascii="Arial" w:cs="Arial" w:eastAsia="Arial" w:hAnsi="Arial"/>
@@ -24642,7 +24642,7 @@
               <w:spacing w:after="10" w:before="0"/>
               <w:ind w:left="120"/>
             </w:pPr>
-            <w:hyperlink w:history="1" r:id="rIdxs0saw-26ylpxg87hhytt">
+            <w:hyperlink w:history="1" r:id="rIdao9c4wrkgppqyxi2kxh4x">
               <w:r>
                 <w:rPr>
                   <w:rFonts w:ascii="Arial" w:cs="Arial" w:eastAsia="Arial" w:hAnsi="Arial"/>
@@ -24687,7 +24687,7 @@
             <w:pPr>
               <w:spacing w:after="20" w:before="0"/>
             </w:pPr>
-            <w:hyperlink w:history="1" r:id="rIdyfs4laozwij8nlyioo6f-">
+            <w:hyperlink w:history="1" r:id="rIdsadkiswpybrc-4wsrscaj">
               <w:r>
                 <w:rPr>
                   <w:rFonts w:ascii="Arial" w:cs="Arial" w:eastAsia="Arial" w:hAnsi="Arial"/>
@@ -24720,7 +24720,7 @@
               <w:spacing w:after="10" w:before="0"/>
               <w:ind w:left="120"/>
             </w:pPr>
-            <w:hyperlink w:history="1" r:id="rIdllg0oxu5fmze0srqzh7gu">
+            <w:hyperlink w:history="1" r:id="rId09dflusw0blggyv6b0rrm">
               <w:r>
                 <w:rPr>
                   <w:rFonts w:ascii="Arial" w:cs="Arial" w:eastAsia="Arial" w:hAnsi="Arial"/>
@@ -24915,7 +24915,7 @@
             <w:pPr>
               <w:spacing w:after="20" w:before="0"/>
             </w:pPr>
-            <w:hyperlink w:history="1" r:id="rIdpciw8jjz6phja9ou8ijnu">
+            <w:hyperlink w:history="1" r:id="rIdj4h6wscpn-pbys8tbt190">
               <w:r>
                 <w:rPr>
                   <w:rFonts w:ascii="Arial" w:cs="Arial" w:eastAsia="Arial" w:hAnsi="Arial"/>
@@ -24948,7 +24948,7 @@
               <w:spacing w:after="10" w:before="0"/>
               <w:ind w:left="120"/>
             </w:pPr>
-            <w:hyperlink w:history="1" r:id="rIdmtsqi8bnrbjxr5ljikcat">
+            <w:hyperlink w:history="1" r:id="rIdbqukotxsywrgurgevqxeb">
               <w:r>
                 <w:rPr>
                   <w:rFonts w:ascii="Arial" w:cs="Arial" w:eastAsia="Arial" w:hAnsi="Arial"/>
@@ -24993,7 +24993,7 @@
             <w:pPr>
               <w:spacing w:after="20" w:before="0"/>
             </w:pPr>
-            <w:hyperlink w:history="1" r:id="rIdythqky2pbikmzlp2z01vv">
+            <w:hyperlink w:history="1" r:id="rId-6ztijl0itr6r1a8o3u9z">
               <w:r>
                 <w:rPr>
                   <w:rFonts w:ascii="Arial" w:cs="Arial" w:eastAsia="Arial" w:hAnsi="Arial"/>
@@ -25026,7 +25026,7 @@
               <w:spacing w:after="10" w:before="0"/>
               <w:ind w:left="120"/>
             </w:pPr>
-            <w:hyperlink w:history="1" r:id="rIdwgek569m3hmh7p3apstpo">
+            <w:hyperlink w:history="1" r:id="rIdfta1h_m4ziepwmcqz4bqp">
               <w:r>
                 <w:rPr>
                   <w:rFonts w:ascii="Arial" w:cs="Arial" w:eastAsia="Arial" w:hAnsi="Arial"/>
@@ -25221,7 +25221,7 @@
             <w:pPr>
               <w:spacing w:after="20" w:before="0"/>
             </w:pPr>
-            <w:hyperlink w:history="1" r:id="rIdnxpki71fbo4yh1bsmjak6">
+            <w:hyperlink w:history="1" r:id="rId6bll0lljezaqfwpcx2uk1">
               <w:r>
                 <w:rPr>
                   <w:rFonts w:ascii="Arial" w:cs="Arial" w:eastAsia="Arial" w:hAnsi="Arial"/>
@@ -25254,7 +25254,7 @@
               <w:spacing w:after="10" w:before="0"/>
               <w:ind w:left="120"/>
             </w:pPr>
-            <w:hyperlink w:history="1" r:id="rIdl66sq9ymgitdylhx93uvx">
+            <w:hyperlink w:history="1" r:id="rId_nl3xfa57ueolk8zdg9px">
               <w:r>
                 <w:rPr>
                   <w:rFonts w:ascii="Arial" w:cs="Arial" w:eastAsia="Arial" w:hAnsi="Arial"/>
@@ -25299,7 +25299,7 @@
             <w:pPr>
               <w:spacing w:after="20" w:before="0"/>
             </w:pPr>
-            <w:hyperlink w:history="1" r:id="rIdegl-j72em509_vvaqegwn">
+            <w:hyperlink w:history="1" r:id="rIdpugqkjg0dkrvv16mycmiw">
               <w:r>
                 <w:rPr>
                   <w:rFonts w:ascii="Arial" w:cs="Arial" w:eastAsia="Arial" w:hAnsi="Arial"/>
@@ -25332,7 +25332,7 @@
               <w:spacing w:after="10" w:before="0"/>
               <w:ind w:left="120"/>
             </w:pPr>
-            <w:hyperlink w:history="1" r:id="rIdz9bloapjur1ymj0ycd26e">
+            <w:hyperlink w:history="1" r:id="rIdmnyhpyx4ac-ph1qyjd1pg">
               <w:r>
                 <w:rPr>
                   <w:rFonts w:ascii="Arial" w:cs="Arial" w:eastAsia="Arial" w:hAnsi="Arial"/>
@@ -25844,7 +25844,7 @@
         </w:rPr>
         <w:t xml:space="preserve">© 2026 SeaVuria and ARES. Aligned with KICD objectives. Developed by SeaVuria; technical implementation by ARES (with AI assistance from Claude). Licensed under </w:t>
       </w:r>
-      <w:hyperlink w:history="1" r:id="rIdnphkomdgbuisvrjflmcrz">
+      <w:hyperlink w:history="1" r:id="rIdhtab3va-0frkmporwmz5w">
         <w:r>
           <w:rPr>
             <w:rFonts w:ascii="Arial" w:cs="Arial" w:eastAsia="Arial" w:hAnsi="Arial"/>
@@ -25865,7 +25865,7 @@
         </w:rPr>
         <w:t xml:space="preserve"> (</w:t>
       </w:r>
-      <w:hyperlink w:history="1" r:id="rIdmihi30p1s6senw17iuwxm">
+      <w:hyperlink w:history="1" r:id="rId8o4sfdfwr3m2h7ygssfwd">
         <w:r>
           <w:rPr>
             <w:rFonts w:ascii="Arial" w:cs="Arial" w:eastAsia="Arial" w:hAnsi="Arial"/>
@@ -26895,7 +26895,7 @@
               <w:spacing w:after="10" w:before="0"/>
               <w:ind w:left="120"/>
             </w:pPr>
-            <w:hyperlink w:history="1" r:id="rIdawix0rx7wao50l1jd1yde">
+            <w:hyperlink w:history="1" r:id="rIdtzqalfstgklvztb4xlou_">
               <w:r>
                 <w:rPr>
                   <w:rFonts w:ascii="Arial" w:cs="Arial" w:eastAsia="Arial" w:hAnsi="Arial"/>
@@ -26955,7 +26955,7 @@
             <w:pPr>
               <w:spacing w:after="20" w:before="0"/>
             </w:pPr>
-            <w:hyperlink w:history="1" r:id="rIdcpnfhaohkvebj-rq-zmro">
+            <w:hyperlink w:history="1" r:id="rId4fjkvv01wsr1o_rbebdkm">
               <w:r>
                 <w:rPr>
                   <w:rFonts w:ascii="Arial" w:cs="Arial" w:eastAsia="Arial" w:hAnsi="Arial"/>
@@ -26988,7 +26988,7 @@
               <w:spacing w:after="10" w:before="0"/>
               <w:ind w:left="120"/>
             </w:pPr>
-            <w:hyperlink w:history="1" r:id="rIdu1dhth3yk57-v_gyt2log">
+            <w:hyperlink w:history="1" r:id="rIdsmd-la6asvslmbl3vbgri">
               <w:r>
                 <w:rPr>
                   <w:rFonts w:ascii="Arial" w:cs="Arial" w:eastAsia="Arial" w:hAnsi="Arial"/>
@@ -27200,7 +27200,7 @@
               <w:spacing w:after="10" w:before="0"/>
               <w:ind w:left="120"/>
             </w:pPr>
-            <w:hyperlink w:history="1" r:id="rIdq2_qll-bo2xukorajg0d4">
+            <w:hyperlink w:history="1" r:id="rId-r2n3j4cxpv9mkhek7cow">
               <w:r>
                 <w:rPr>
                   <w:rFonts w:ascii="Arial" w:cs="Arial" w:eastAsia="Arial" w:hAnsi="Arial"/>
@@ -27260,7 +27260,7 @@
             <w:pPr>
               <w:spacing w:after="20" w:before="0"/>
             </w:pPr>
-            <w:hyperlink w:history="1" r:id="rIdrfcu02mzjkfwhiyxcvckm">
+            <w:hyperlink w:history="1" r:id="rIdlgfvunrfxcyhwdmh5zblh">
               <w:r>
                 <w:rPr>
                   <w:rFonts w:ascii="Arial" w:cs="Arial" w:eastAsia="Arial" w:hAnsi="Arial"/>
@@ -27293,7 +27293,7 @@
               <w:spacing w:after="10" w:before="0"/>
               <w:ind w:left="120"/>
             </w:pPr>
-            <w:hyperlink w:history="1" r:id="rIdtv3-mx5ozquow-gyujsfo">
+            <w:hyperlink w:history="1" r:id="rIdddmdampixmvuvv2nmxww-">
               <w:r>
                 <w:rPr>
                   <w:rFonts w:ascii="Arial" w:cs="Arial" w:eastAsia="Arial" w:hAnsi="Arial"/>
@@ -27505,7 +27505,7 @@
               <w:spacing w:after="10" w:before="0"/>
               <w:ind w:left="120"/>
             </w:pPr>
-            <w:hyperlink w:history="1" r:id="rIdzpys-a0dd7kzipjqbgbeo">
+            <w:hyperlink w:history="1" r:id="rIdjagphqcmoofv2asbzkgtk">
               <w:r>
                 <w:rPr>
                   <w:rFonts w:ascii="Arial" w:cs="Arial" w:eastAsia="Arial" w:hAnsi="Arial"/>
@@ -27565,7 +27565,7 @@
             <w:pPr>
               <w:spacing w:after="20" w:before="0"/>
             </w:pPr>
-            <w:hyperlink w:history="1" r:id="rIdcfm91cja5hnggn___xzcs">
+            <w:hyperlink w:history="1" r:id="rIdigtmzqxtmss56ezqpexz7">
               <w:r>
                 <w:rPr>
                   <w:rFonts w:ascii="Arial" w:cs="Arial" w:eastAsia="Arial" w:hAnsi="Arial"/>
@@ -27598,7 +27598,7 @@
               <w:spacing w:after="10" w:before="0"/>
               <w:ind w:left="120"/>
             </w:pPr>
-            <w:hyperlink w:history="1" r:id="rIdwmp-1esqcel1jlqj5ctd9">
+            <w:hyperlink w:history="1" r:id="rIdfcr0a04bowp8t7j7kff43">
               <w:r>
                 <w:rPr>
                   <w:rFonts w:ascii="Arial" w:cs="Arial" w:eastAsia="Arial" w:hAnsi="Arial"/>
@@ -27810,7 +27810,7 @@
               <w:spacing w:after="10" w:before="0"/>
               <w:ind w:left="120"/>
             </w:pPr>
-            <w:hyperlink w:history="1" r:id="rIdbukcslptjz7v0f0mwr_sx">
+            <w:hyperlink w:history="1" r:id="rIdnqje2dqiovylkz01gpqmb">
               <w:r>
                 <w:rPr>
                   <w:rFonts w:ascii="Arial" w:cs="Arial" w:eastAsia="Arial" w:hAnsi="Arial"/>
@@ -27870,7 +27870,7 @@
             <w:pPr>
               <w:spacing w:after="20" w:before="0"/>
             </w:pPr>
-            <w:hyperlink w:history="1" r:id="rIdl4lefjxpw9ld9mgyefeed">
+            <w:hyperlink w:history="1" r:id="rIdcmpzjfenkhbnxdixpzoph">
               <w:r>
                 <w:rPr>
                   <w:rFonts w:ascii="Arial" w:cs="Arial" w:eastAsia="Arial" w:hAnsi="Arial"/>
@@ -27903,7 +27903,7 @@
               <w:spacing w:after="10" w:before="0"/>
               <w:ind w:left="120"/>
             </w:pPr>
-            <w:hyperlink w:history="1" r:id="rId2ud0iw7bcjdjhuiqtzy6i">
+            <w:hyperlink w:history="1" r:id="rIdwpiiivia7nnbld3gwidh3">
               <w:r>
                 <w:rPr>
                   <w:rFonts w:ascii="Arial" w:cs="Arial" w:eastAsia="Arial" w:hAnsi="Arial"/>
@@ -28115,7 +28115,7 @@
               <w:spacing w:after="10" w:before="0"/>
               <w:ind w:left="120"/>
             </w:pPr>
-            <w:hyperlink w:history="1" r:id="rIdrcxlqqjdr6yzygo1gotg6">
+            <w:hyperlink w:history="1" r:id="rIdhmk4vlfagwmgvucwpo8aw">
               <w:r>
                 <w:rPr>
                   <w:rFonts w:ascii="Arial" w:cs="Arial" w:eastAsia="Arial" w:hAnsi="Arial"/>
@@ -28175,7 +28175,7 @@
             <w:pPr>
               <w:spacing w:after="20" w:before="0"/>
             </w:pPr>
-            <w:hyperlink w:history="1" r:id="rIdpvgeerclhzsg7yvaxwh3e">
+            <w:hyperlink w:history="1" r:id="rIdrr3m21h3zhdnpnimbxzqw">
               <w:r>
                 <w:rPr>
                   <w:rFonts w:ascii="Arial" w:cs="Arial" w:eastAsia="Arial" w:hAnsi="Arial"/>
@@ -28208,7 +28208,7 @@
               <w:spacing w:after="10" w:before="0"/>
               <w:ind w:left="120"/>
             </w:pPr>
-            <w:hyperlink w:history="1" r:id="rId7tzkqo28icj3znxrrs51g">
+            <w:hyperlink w:history="1" r:id="rId0ioj1defvu8h6j-ufvuja">
               <w:r>
                 <w:rPr>
                   <w:rFonts w:ascii="Arial" w:cs="Arial" w:eastAsia="Arial" w:hAnsi="Arial"/>
@@ -28720,7 +28720,7 @@
         </w:rPr>
         <w:t xml:space="preserve">© 2026 SeaVuria and ARES. Aligned with KICD objectives. Developed by SeaVuria; technical implementation by ARES (with AI assistance from Claude). Licensed under </w:t>
       </w:r>
-      <w:hyperlink w:history="1" r:id="rIdoqkzkflvy27v3m5duxhyy">
+      <w:hyperlink w:history="1" r:id="rIdlli_v7429w-0bzttwhbk-">
         <w:r>
           <w:rPr>
             <w:rFonts w:ascii="Arial" w:cs="Arial" w:eastAsia="Arial" w:hAnsi="Arial"/>
@@ -28741,7 +28741,7 @@
         </w:rPr>
         <w:t xml:space="preserve"> (</w:t>
       </w:r>
-      <w:hyperlink w:history="1" r:id="rId_a7yxtybmo_yvfjpzbuhh">
+      <w:hyperlink w:history="1" r:id="rIdk1kguvb_ik9q-9aw55zhw">
         <w:r>
           <w:rPr>
             <w:rFonts w:ascii="Arial" w:cs="Arial" w:eastAsia="Arial" w:hAnsi="Arial"/>

--- a/data/outputs/v2/Grade11/Biology/Lesson_Plans/SS1.2_Ecology/Biology_Ecology_CBE_LessonSequence.docx
+++ b/data/outputs/v2/Grade11/Biology/Lesson_Plans/SS1.2_Ecology/Biology_Ecology_CBE_LessonSequence.docx
@@ -2330,7 +2330,7 @@
         </w:rPr>
         <w:t xml:space="preserve">© 2026 SeaVuria and ARES. This work is licensed under a </w:t>
       </w:r>
-      <w:hyperlink w:history="1" r:id="rIdwewsfmqipwmmhg2vuaqqw">
+      <w:hyperlink w:history="1" r:id="rIdcqcilg3c57sl-ljk9xdzb">
         <w:r>
           <w:rPr>
             <w:rFonts w:ascii="Arial" w:cs="Arial" w:eastAsia="Arial" w:hAnsi="Arial"/>
@@ -2350,7 +2350,7 @@
         </w:rPr>
         <w:t xml:space="preserve"> (</w:t>
       </w:r>
-      <w:hyperlink w:history="1" r:id="rIdpyiswvfzjgv2hpacm58nh">
+      <w:hyperlink w:history="1" r:id="rIdnbqgk8jle7mwpggd2qvxo">
         <w:r>
           <w:rPr>
             <w:rFonts w:ascii="Arial" w:cs="Arial" w:eastAsia="Arial" w:hAnsi="Arial"/>
@@ -2370,7 +2370,7 @@
         </w:rPr>
         <w:t xml:space="preserve">). To view a copy of this license, visit </w:t>
       </w:r>
-      <w:hyperlink w:history="1" r:id="rIdo7vx5uwhht-pjyc1pj-4s">
+      <w:hyperlink w:history="1" r:id="rId5nafekm7othes-ylrrop2">
         <w:r>
           <w:rPr>
             <w:rFonts w:ascii="Arial" w:cs="Arial" w:eastAsia="Arial" w:hAnsi="Arial"/>
@@ -3382,7 +3382,7 @@
             <w:pPr>
               <w:spacing w:after="20" w:before="0"/>
             </w:pPr>
-            <w:hyperlink w:history="1" r:id="rId2syebtitneswljpas_doj">
+            <w:hyperlink w:history="1" r:id="rId-aiw95rkxdozbolz0ndap">
               <w:r>
                 <w:rPr>
                   <w:rFonts w:ascii="Arial" w:cs="Arial" w:eastAsia="Arial" w:hAnsi="Arial"/>
@@ -3415,7 +3415,7 @@
               <w:spacing w:after="10" w:before="0"/>
               <w:ind w:left="120"/>
             </w:pPr>
-            <w:hyperlink w:history="1" r:id="rIdkt9sqkbhzsj2olcz9edds">
+            <w:hyperlink w:history="1" r:id="rIdehcfdcdy_b67f8xtcclfq">
               <w:r>
                 <w:rPr>
                   <w:rFonts w:ascii="Arial" w:cs="Arial" w:eastAsia="Arial" w:hAnsi="Arial"/>
@@ -3460,7 +3460,7 @@
             <w:pPr>
               <w:spacing w:after="20" w:before="0"/>
             </w:pPr>
-            <w:hyperlink w:history="1" r:id="rId_zb727bxanfl5fs8o3zwe">
+            <w:hyperlink w:history="1" r:id="rIdyqjosqvq5zjdvjoseuujn">
               <w:r>
                 <w:rPr>
                   <w:rFonts w:ascii="Arial" w:cs="Arial" w:eastAsia="Arial" w:hAnsi="Arial"/>
@@ -3493,7 +3493,7 @@
               <w:spacing w:after="10" w:before="0"/>
               <w:ind w:left="120"/>
             </w:pPr>
-            <w:hyperlink w:history="1" r:id="rIdfudxhrfyehkcvqvr6pol9">
+            <w:hyperlink w:history="1" r:id="rIdidchym-iqx0abr-vbmoq1">
               <w:r>
                 <w:rPr>
                   <w:rFonts w:ascii="Arial" w:cs="Arial" w:eastAsia="Arial" w:hAnsi="Arial"/>
@@ -3688,7 +3688,7 @@
             <w:pPr>
               <w:spacing w:after="20" w:before="0"/>
             </w:pPr>
-            <w:hyperlink w:history="1" r:id="rId0aj0qpxohv4vjbwiedb5v">
+            <w:hyperlink w:history="1" r:id="rIdp-4tfacia5x4kfuoq7g-w">
               <w:r>
                 <w:rPr>
                   <w:rFonts w:ascii="Arial" w:cs="Arial" w:eastAsia="Arial" w:hAnsi="Arial"/>
@@ -3721,7 +3721,7 @@
               <w:spacing w:after="10" w:before="0"/>
               <w:ind w:left="120"/>
             </w:pPr>
-            <w:hyperlink w:history="1" r:id="rId6w4gvrmr4tryyzidwgthx">
+            <w:hyperlink w:history="1" r:id="rIdc5crjcmiu0rkqu9zxjiac">
               <w:r>
                 <w:rPr>
                   <w:rFonts w:ascii="Arial" w:cs="Arial" w:eastAsia="Arial" w:hAnsi="Arial"/>
@@ -3766,7 +3766,7 @@
             <w:pPr>
               <w:spacing w:after="20" w:before="0"/>
             </w:pPr>
-            <w:hyperlink w:history="1" r:id="rIdewzzsmtfia4g5ja0_9dsi">
+            <w:hyperlink w:history="1" r:id="rIdjyb4_-hce05pfd6dkwqrr">
               <w:r>
                 <w:rPr>
                   <w:rFonts w:ascii="Arial" w:cs="Arial" w:eastAsia="Arial" w:hAnsi="Arial"/>
@@ -3799,7 +3799,7 @@
               <w:spacing w:after="10" w:before="0"/>
               <w:ind w:left="120"/>
             </w:pPr>
-            <w:hyperlink w:history="1" r:id="rId0pabr2hinr2eqx_5ppxu3">
+            <w:hyperlink w:history="1" r:id="rIdj4-d4frwmqllh7zseb9ok">
               <w:r>
                 <w:rPr>
                   <w:rFonts w:ascii="Arial" w:cs="Arial" w:eastAsia="Arial" w:hAnsi="Arial"/>
@@ -3994,7 +3994,7 @@
             <w:pPr>
               <w:spacing w:after="20" w:before="0"/>
             </w:pPr>
-            <w:hyperlink w:history="1" r:id="rIdmowxb9cagfz3-zupacied">
+            <w:hyperlink w:history="1" r:id="rIdkljf5g25yqyw6dys9z6-p">
               <w:r>
                 <w:rPr>
                   <w:rFonts w:ascii="Arial" w:cs="Arial" w:eastAsia="Arial" w:hAnsi="Arial"/>
@@ -4027,7 +4027,7 @@
               <w:spacing w:after="10" w:before="0"/>
               <w:ind w:left="120"/>
             </w:pPr>
-            <w:hyperlink w:history="1" r:id="rIdavau-pq0i3-t7akvvvpln">
+            <w:hyperlink w:history="1" r:id="rIdhoqxgcu44nfdrslewgput">
               <w:r>
                 <w:rPr>
                   <w:rFonts w:ascii="Arial" w:cs="Arial" w:eastAsia="Arial" w:hAnsi="Arial"/>
@@ -4072,7 +4072,7 @@
             <w:pPr>
               <w:spacing w:after="20" w:before="0"/>
             </w:pPr>
-            <w:hyperlink w:history="1" r:id="rIdlkhezbfqy1lrfdoksrjmk">
+            <w:hyperlink w:history="1" r:id="rIdg5nzsotdbdqtzyeqsav3h">
               <w:r>
                 <w:rPr>
                   <w:rFonts w:ascii="Arial" w:cs="Arial" w:eastAsia="Arial" w:hAnsi="Arial"/>
@@ -4105,7 +4105,7 @@
               <w:spacing w:after="10" w:before="0"/>
               <w:ind w:left="120"/>
             </w:pPr>
-            <w:hyperlink w:history="1" r:id="rId81nxoe3maqjhhezhrbibs">
+            <w:hyperlink w:history="1" r:id="rIdfwlya-z9ejmbrd5c7qyjb">
               <w:r>
                 <w:rPr>
                   <w:rFonts w:ascii="Arial" w:cs="Arial" w:eastAsia="Arial" w:hAnsi="Arial"/>
@@ -4300,7 +4300,7 @@
             <w:pPr>
               <w:spacing w:after="20" w:before="0"/>
             </w:pPr>
-            <w:hyperlink w:history="1" r:id="rIdldrycwg0eoapvca4jjo9k">
+            <w:hyperlink w:history="1" r:id="rIdbduilak5bi1fryxynf9fg">
               <w:r>
                 <w:rPr>
                   <w:rFonts w:ascii="Arial" w:cs="Arial" w:eastAsia="Arial" w:hAnsi="Arial"/>
@@ -4333,7 +4333,7 @@
               <w:spacing w:after="10" w:before="0"/>
               <w:ind w:left="120"/>
             </w:pPr>
-            <w:hyperlink w:history="1" r:id="rId1i7ohe9xffkjyfi41vpbo">
+            <w:hyperlink w:history="1" r:id="rIdbtcywdpc3oytz0dpeazhr">
               <w:r>
                 <w:rPr>
                   <w:rFonts w:ascii="Arial" w:cs="Arial" w:eastAsia="Arial" w:hAnsi="Arial"/>
@@ -4378,7 +4378,7 @@
             <w:pPr>
               <w:spacing w:after="20" w:before="0"/>
             </w:pPr>
-            <w:hyperlink w:history="1" r:id="rIdbw7bwn7i-eigkpvqb8etr">
+            <w:hyperlink w:history="1" r:id="rIdw4prlbsvwimvykrirypyj">
               <w:r>
                 <w:rPr>
                   <w:rFonts w:ascii="Arial" w:cs="Arial" w:eastAsia="Arial" w:hAnsi="Arial"/>
@@ -4411,7 +4411,7 @@
               <w:spacing w:after="10" w:before="0"/>
               <w:ind w:left="120"/>
             </w:pPr>
-            <w:hyperlink w:history="1" r:id="rIdsmz6-phxu_ivlkw9aykpn">
+            <w:hyperlink w:history="1" r:id="rIdnvqqw6ksvxqgvwxck2f7o">
               <w:r>
                 <w:rPr>
                   <w:rFonts w:ascii="Arial" w:cs="Arial" w:eastAsia="Arial" w:hAnsi="Arial"/>
@@ -4606,7 +4606,7 @@
             <w:pPr>
               <w:spacing w:after="20" w:before="0"/>
             </w:pPr>
-            <w:hyperlink w:history="1" r:id="rIdmikeydnf9e-u5_hvpjj1a">
+            <w:hyperlink w:history="1" r:id="rIdbpmlyhsup-hsk1v24nnpw">
               <w:r>
                 <w:rPr>
                   <w:rFonts w:ascii="Arial" w:cs="Arial" w:eastAsia="Arial" w:hAnsi="Arial"/>
@@ -4655,7 +4655,7 @@
               <w:spacing w:after="10" w:before="0"/>
               <w:ind w:left="120"/>
             </w:pPr>
-            <w:hyperlink w:history="1" r:id="rIdwpiavuubbjtgnsjonr7r-">
+            <w:hyperlink w:history="1" r:id="rIdlomjwr1whzt_azukm_zo6">
               <w:r>
                 <w:rPr>
                   <w:rFonts w:ascii="Arial" w:cs="Arial" w:eastAsia="Arial" w:hAnsi="Arial"/>
@@ -4700,7 +4700,7 @@
             <w:pPr>
               <w:spacing w:after="20" w:before="0"/>
             </w:pPr>
-            <w:hyperlink w:history="1" r:id="rIdfcmi1cm2tb39zfnahdb8u">
+            <w:hyperlink w:history="1" r:id="rIdpetoygwulx_itmyub_pr1">
               <w:r>
                 <w:rPr>
                   <w:rFonts w:ascii="Arial" w:cs="Arial" w:eastAsia="Arial" w:hAnsi="Arial"/>
@@ -4733,7 +4733,7 @@
               <w:spacing w:after="10" w:before="0"/>
               <w:ind w:left="120"/>
             </w:pPr>
-            <w:hyperlink w:history="1" r:id="rIdm4aayr9js_n6m4rc5vzcv">
+            <w:hyperlink w:history="1" r:id="rIdukpxhwv9_dwu0-loqqpxo">
               <w:r>
                 <w:rPr>
                   <w:rFonts w:ascii="Arial" w:cs="Arial" w:eastAsia="Arial" w:hAnsi="Arial"/>
@@ -5245,7 +5245,7 @@
         </w:rPr>
         <w:t xml:space="preserve">© 2026 SeaVuria and ARES. Aligned with KICD objectives. Developed by SeaVuria; technical implementation by ARES (with AI assistance from Claude). Licensed under </w:t>
       </w:r>
-      <w:hyperlink w:history="1" r:id="rIdamxngurde1rntbin05aje">
+      <w:hyperlink w:history="1" r:id="rIdr5t52qmxckn_hepxqckgw">
         <w:r>
           <w:rPr>
             <w:rFonts w:ascii="Arial" w:cs="Arial" w:eastAsia="Arial" w:hAnsi="Arial"/>
@@ -5266,7 +5266,7 @@
         </w:rPr>
         <w:t xml:space="preserve"> (</w:t>
       </w:r>
-      <w:hyperlink w:history="1" r:id="rId9whyzdt_6aox9f_tgypf1">
+      <w:hyperlink w:history="1" r:id="rIdn22irtibikkkqr9gaxide">
         <w:r>
           <w:rPr>
             <w:rFonts w:ascii="Arial" w:cs="Arial" w:eastAsia="Arial" w:hAnsi="Arial"/>
@@ -5996,7 +5996,7 @@
                 <w:sz w:val="18"/>
                 <w:szCs w:val="18"/>
               </w:rPr>
-              <w:t xml:space="preserve">Learners start by predicting which Kenyan organisms live where and what features help them. They then do a jigsaw reading in expert groups on six habitat groups: xerophytes, mesophytes, hydrophytes, halophytes, desert animals and aquatic animals. They return to home groups to teach peers and complete a summary table. They use the evidence to explain why the river favours algae and weeds (hydrophytes) over fish, add new questions to the Driving Question Board, and revise their emerging model of the river ecosystem. The lesson ends with oral questions and the question: What are the characteristics of populations?</w:t>
+              <w:t xml:space="preserve">Learners start by predicting which Kenyan organisms live where and what features help them. They then do a jigsaw reading in expert groups on six habitat groups: xerophytes, mesophytes, hydrophytes, halophytes, desert animals and aquatic animals. They return to home groups to teach peers and complete a summary table. They use the evidence to explain why the river favours algae and aquatic weeds over fish (the weeds are hydrophytes; algae are protoctists, not hydrophyte plants), add new questions to the Driving Question Board, and revise their emerging model of the river ecosystem. The lesson ends with oral questions and the question: What are the characteristics of populations?</w:t>
             </w:r>
           </w:p>
         </w:tc>
@@ -6279,7 +6279,7 @@
             <w:pPr>
               <w:spacing w:after="20" w:before="0"/>
             </w:pPr>
-            <w:hyperlink w:history="1" r:id="rIdzlsmy-lluwfqvatowcjab">
+            <w:hyperlink w:history="1" r:id="rId41xodaqs5expeses8egmf">
               <w:r>
                 <w:rPr>
                   <w:rFonts w:ascii="Arial" w:cs="Arial" w:eastAsia="Arial" w:hAnsi="Arial"/>
@@ -6328,7 +6328,7 @@
               <w:spacing w:after="10" w:before="0"/>
               <w:ind w:left="120"/>
             </w:pPr>
-            <w:hyperlink w:history="1" r:id="rIdkgglgvzqg8rmzoifv9hah">
+            <w:hyperlink w:history="1" r:id="rIditvkpv24omooszyyida02">
               <w:r>
                 <w:rPr>
                   <w:rFonts w:ascii="Arial" w:cs="Arial" w:eastAsia="Arial" w:hAnsi="Arial"/>
@@ -6373,7 +6373,7 @@
             <w:pPr>
               <w:spacing w:after="20" w:before="0"/>
             </w:pPr>
-            <w:hyperlink w:history="1" r:id="rIdhh28x-sd1zlsadwliin8u">
+            <w:hyperlink w:history="1" r:id="rIdpd8v27qbbxym1f9ed0wwc">
               <w:r>
                 <w:rPr>
                   <w:rFonts w:ascii="Arial" w:cs="Arial" w:eastAsia="Arial" w:hAnsi="Arial"/>
@@ -6422,7 +6422,7 @@
               <w:spacing w:after="10" w:before="0"/>
               <w:ind w:left="120"/>
             </w:pPr>
-            <w:hyperlink w:history="1" r:id="rIdnmrtz8brhtpwuthuckbdf">
+            <w:hyperlink w:history="1" r:id="rIdnljoemqkx3dhgishzplki">
               <w:r>
                 <w:rPr>
                   <w:rFonts w:ascii="Arial" w:cs="Arial" w:eastAsia="Arial" w:hAnsi="Arial"/>
@@ -6617,7 +6617,7 @@
             <w:pPr>
               <w:spacing w:after="20" w:before="0"/>
             </w:pPr>
-            <w:hyperlink w:history="1" r:id="rId2x3sbftwe5mmw8c1m24wo">
+            <w:hyperlink w:history="1" r:id="rIdeeic08lgo0yiinj2ztnmv">
               <w:r>
                 <w:rPr>
                   <w:rFonts w:ascii="Arial" w:cs="Arial" w:eastAsia="Arial" w:hAnsi="Arial"/>
@@ -6666,7 +6666,7 @@
               <w:spacing w:after="10" w:before="0"/>
               <w:ind w:left="120"/>
             </w:pPr>
-            <w:hyperlink w:history="1" r:id="rIdu3gakukwayda0wo88bo6a">
+            <w:hyperlink w:history="1" r:id="rIdsortdv-mhl_5vmefecmyg">
               <w:r>
                 <w:rPr>
                   <w:rFonts w:ascii="Arial" w:cs="Arial" w:eastAsia="Arial" w:hAnsi="Arial"/>
@@ -6711,7 +6711,7 @@
             <w:pPr>
               <w:spacing w:after="20" w:before="0"/>
             </w:pPr>
-            <w:hyperlink w:history="1" r:id="rIdxsd7xx6vqwr7vso_96v7m">
+            <w:hyperlink w:history="1" r:id="rId600bxhb90rzuc-ngfgwk0">
               <w:r>
                 <w:rPr>
                   <w:rFonts w:ascii="Arial" w:cs="Arial" w:eastAsia="Arial" w:hAnsi="Arial"/>
@@ -6760,7 +6760,7 @@
               <w:spacing w:after="10" w:before="0"/>
               <w:ind w:left="120"/>
             </w:pPr>
-            <w:hyperlink w:history="1" r:id="rId43dols5dbgjpjqqsaygl5">
+            <w:hyperlink w:history="1" r:id="rIdgn5hmyilybeqzab_a2wpi">
               <w:r>
                 <w:rPr>
                   <w:rFonts w:ascii="Arial" w:cs="Arial" w:eastAsia="Arial" w:hAnsi="Arial"/>
@@ -6955,7 +6955,7 @@
             <w:pPr>
               <w:spacing w:after="20" w:before="0"/>
             </w:pPr>
-            <w:hyperlink w:history="1" r:id="rId9d4uqt-7-5kj8sip1cjn9">
+            <w:hyperlink w:history="1" r:id="rIdixsibgeajofx2zeinjmku">
               <w:r>
                 <w:rPr>
                   <w:rFonts w:ascii="Arial" w:cs="Arial" w:eastAsia="Arial" w:hAnsi="Arial"/>
@@ -7004,7 +7004,7 @@
               <w:spacing w:after="10" w:before="0"/>
               <w:ind w:left="120"/>
             </w:pPr>
-            <w:hyperlink w:history="1" r:id="rIdduce0i0d7garulbdlyglf">
+            <w:hyperlink w:history="1" r:id="rIdebzckuepz-psjh52qstdg">
               <w:r>
                 <w:rPr>
                   <w:rFonts w:ascii="Arial" w:cs="Arial" w:eastAsia="Arial" w:hAnsi="Arial"/>
@@ -7049,7 +7049,7 @@
             <w:pPr>
               <w:spacing w:after="20" w:before="0"/>
             </w:pPr>
-            <w:hyperlink w:history="1" r:id="rIdgggg8e4x2s5ufyn8_tr2i">
+            <w:hyperlink w:history="1" r:id="rIdthqoy86k83dcnxhzzpb4f">
               <w:r>
                 <w:rPr>
                   <w:rFonts w:ascii="Arial" w:cs="Arial" w:eastAsia="Arial" w:hAnsi="Arial"/>
@@ -7098,7 +7098,7 @@
               <w:spacing w:after="10" w:before="0"/>
               <w:ind w:left="120"/>
             </w:pPr>
-            <w:hyperlink w:history="1" r:id="rIdvh43aueut5i4z44ix4gjd">
+            <w:hyperlink w:history="1" r:id="rId8pl290atd6xl5lcdgqatg">
               <w:r>
                 <w:rPr>
                   <w:rFonts w:ascii="Arial" w:cs="Arial" w:eastAsia="Arial" w:hAnsi="Arial"/>
@@ -7293,7 +7293,7 @@
             <w:pPr>
               <w:spacing w:after="20" w:before="0"/>
             </w:pPr>
-            <w:hyperlink w:history="1" r:id="rIdb39hlux4eoxfjsobytqw9">
+            <w:hyperlink w:history="1" r:id="rId0igpxcatimsdoh-co3-l7">
               <w:r>
                 <w:rPr>
                   <w:rFonts w:ascii="Arial" w:cs="Arial" w:eastAsia="Arial" w:hAnsi="Arial"/>
@@ -7342,7 +7342,7 @@
               <w:spacing w:after="10" w:before="0"/>
               <w:ind w:left="120"/>
             </w:pPr>
-            <w:hyperlink w:history="1" r:id="rIdti0plfc54x7ggyaeyoans">
+            <w:hyperlink w:history="1" r:id="rId4j4dmbep4ytcf9lrtah_e">
               <w:r>
                 <w:rPr>
                   <w:rFonts w:ascii="Arial" w:cs="Arial" w:eastAsia="Arial" w:hAnsi="Arial"/>
@@ -7387,7 +7387,7 @@
             <w:pPr>
               <w:spacing w:after="20" w:before="0"/>
             </w:pPr>
-            <w:hyperlink w:history="1" r:id="rIdwmuwwarjpne0mre7klujm">
+            <w:hyperlink w:history="1" r:id="rIdkrcxqxocb1-jipkcbdofp">
               <w:r>
                 <w:rPr>
                   <w:rFonts w:ascii="Arial" w:cs="Arial" w:eastAsia="Arial" w:hAnsi="Arial"/>
@@ -7436,7 +7436,7 @@
               <w:spacing w:after="10" w:before="0"/>
               <w:ind w:left="120"/>
             </w:pPr>
-            <w:hyperlink w:history="1" r:id="rId7us4vmaipsj00uiz9fpn2">
+            <w:hyperlink w:history="1" r:id="rIdbecgjxqhesuaym4zqesq8">
               <w:r>
                 <w:rPr>
                   <w:rFonts w:ascii="Arial" w:cs="Arial" w:eastAsia="Arial" w:hAnsi="Arial"/>
@@ -7631,7 +7631,7 @@
             <w:pPr>
               <w:spacing w:after="20" w:before="0"/>
             </w:pPr>
-            <w:hyperlink w:history="1" r:id="rIdkfrmwsqxzg3bbdsspnpx1">
+            <w:hyperlink w:history="1" r:id="rId19zbr7h6ytnxs-hgfy1fu">
               <w:r>
                 <w:rPr>
                   <w:rFonts w:ascii="Arial" w:cs="Arial" w:eastAsia="Arial" w:hAnsi="Arial"/>
@@ -7680,7 +7680,7 @@
               <w:spacing w:after="10" w:before="0"/>
               <w:ind w:left="120"/>
             </w:pPr>
-            <w:hyperlink w:history="1" r:id="rIdb2rmdklbmdbvr4lwqv4hq">
+            <w:hyperlink w:history="1" r:id="rIdkgxos7eqjplbg_tfxmxzx">
               <w:r>
                 <w:rPr>
                   <w:rFonts w:ascii="Arial" w:cs="Arial" w:eastAsia="Arial" w:hAnsi="Arial"/>
@@ -7725,7 +7725,7 @@
             <w:pPr>
               <w:spacing w:after="20" w:before="0"/>
             </w:pPr>
-            <w:hyperlink w:history="1" r:id="rIdopztbbi596n3yjccb3fwk">
+            <w:hyperlink w:history="1" r:id="rIdt8pj_ka-hlynfr8da98z3">
               <w:r>
                 <w:rPr>
                   <w:rFonts w:ascii="Arial" w:cs="Arial" w:eastAsia="Arial" w:hAnsi="Arial"/>
@@ -7774,7 +7774,7 @@
               <w:spacing w:after="10" w:before="0"/>
               <w:ind w:left="120"/>
             </w:pPr>
-            <w:hyperlink w:history="1" r:id="rIdfjsxzlfuqtm2q8o9ehnjk">
+            <w:hyperlink w:history="1" r:id="rIdemwlby1mldkrzrl05w8b-">
               <w:r>
                 <w:rPr>
                   <w:rFonts w:ascii="Arial" w:cs="Arial" w:eastAsia="Arial" w:hAnsi="Arial"/>
@@ -8286,7 +8286,7 @@
         </w:rPr>
         <w:t xml:space="preserve">© 2026 SeaVuria and ARES. Aligned with KICD objectives. Developed by SeaVuria; technical implementation by ARES (with AI assistance from Claude). Licensed under </w:t>
       </w:r>
-      <w:hyperlink w:history="1" r:id="rIdiks5arpwy3yc0yweoldot">
+      <w:hyperlink w:history="1" r:id="rIdzey920xxh0s7kpdoouyqc">
         <w:r>
           <w:rPr>
             <w:rFonts w:ascii="Arial" w:cs="Arial" w:eastAsia="Arial" w:hAnsi="Arial"/>
@@ -8307,7 +8307,7 @@
         </w:rPr>
         <w:t xml:space="preserve"> (</w:t>
       </w:r>
-      <w:hyperlink w:history="1" r:id="rId9trpyv6s2mlnq76zpgkq2">
+      <w:hyperlink w:history="1" r:id="rIdnppxmuu_4aficp8rm0dzn">
         <w:r>
           <w:rPr>
             <w:rFonts w:ascii="Arial" w:cs="Arial" w:eastAsia="Arial" w:hAnsi="Arial"/>
@@ -9320,7 +9320,7 @@
             <w:pPr>
               <w:spacing w:after="20" w:before="0"/>
             </w:pPr>
-            <w:hyperlink w:history="1" r:id="rId_runsnw1s8hzrc0wfapjf">
+            <w:hyperlink w:history="1" r:id="rIdlobnrnll7iniwnfhzfhgh">
               <w:r>
                 <w:rPr>
                   <w:rFonts w:ascii="Arial" w:cs="Arial" w:eastAsia="Arial" w:hAnsi="Arial"/>
@@ -9353,7 +9353,7 @@
               <w:spacing w:after="10" w:before="0"/>
               <w:ind w:left="120"/>
             </w:pPr>
-            <w:hyperlink w:history="1" r:id="rId7xblcfeiqmipfi23thpwx">
+            <w:hyperlink w:history="1" r:id="rIdf6ubewdbet7whfntzaodo">
               <w:r>
                 <w:rPr>
                   <w:rFonts w:ascii="Arial" w:cs="Arial" w:eastAsia="Arial" w:hAnsi="Arial"/>
@@ -9398,7 +9398,7 @@
             <w:pPr>
               <w:spacing w:after="20" w:before="0"/>
             </w:pPr>
-            <w:hyperlink w:history="1" r:id="rIdjnkwlrermlnxwgnjjpxat">
+            <w:hyperlink w:history="1" r:id="rIdfx6eqscp8ukzhkypqdlvw">
               <w:r>
                 <w:rPr>
                   <w:rFonts w:ascii="Arial" w:cs="Arial" w:eastAsia="Arial" w:hAnsi="Arial"/>
@@ -9431,7 +9431,7 @@
               <w:spacing w:after="10" w:before="0"/>
               <w:ind w:left="120"/>
             </w:pPr>
-            <w:hyperlink w:history="1" r:id="rIdrfct0eqopqrx4-6elgrj1">
+            <w:hyperlink w:history="1" r:id="rId6rv3705o9rqxo4v1ljedx">
               <w:r>
                 <w:rPr>
                   <w:rFonts w:ascii="Arial" w:cs="Arial" w:eastAsia="Arial" w:hAnsi="Arial"/>
@@ -9626,7 +9626,7 @@
             <w:pPr>
               <w:spacing w:after="20" w:before="0"/>
             </w:pPr>
-            <w:hyperlink w:history="1" r:id="rIdfh-cvea0guygcx6unzvkl">
+            <w:hyperlink w:history="1" r:id="rIdiyvzvwmt1bp-m61jad7-m">
               <w:r>
                 <w:rPr>
                   <w:rFonts w:ascii="Arial" w:cs="Arial" w:eastAsia="Arial" w:hAnsi="Arial"/>
@@ -9659,7 +9659,7 @@
               <w:spacing w:after="10" w:before="0"/>
               <w:ind w:left="120"/>
             </w:pPr>
-            <w:hyperlink w:history="1" r:id="rId9wqd99gihff_geh-c7kms">
+            <w:hyperlink w:history="1" r:id="rId6qj0i0h8qcy6b8xb7ruok">
               <w:r>
                 <w:rPr>
                   <w:rFonts w:ascii="Arial" w:cs="Arial" w:eastAsia="Arial" w:hAnsi="Arial"/>
@@ -9704,7 +9704,7 @@
             <w:pPr>
               <w:spacing w:after="20" w:before="0"/>
             </w:pPr>
-            <w:hyperlink w:history="1" r:id="rIdvi-4r7cjayxypmzt9bq8_">
+            <w:hyperlink w:history="1" r:id="rIdg3rqkf0ord_-ztb9kty1f">
               <w:r>
                 <w:rPr>
                   <w:rFonts w:ascii="Arial" w:cs="Arial" w:eastAsia="Arial" w:hAnsi="Arial"/>
@@ -9737,7 +9737,7 @@
               <w:spacing w:after="10" w:before="0"/>
               <w:ind w:left="120"/>
             </w:pPr>
-            <w:hyperlink w:history="1" r:id="rId4felk_n9duvp4lp33in_o">
+            <w:hyperlink w:history="1" r:id="rId6hvnkxjdsaw4thgkyc0gp">
               <w:r>
                 <w:rPr>
                   <w:rFonts w:ascii="Arial" w:cs="Arial" w:eastAsia="Arial" w:hAnsi="Arial"/>
@@ -9932,7 +9932,7 @@
             <w:pPr>
               <w:spacing w:after="20" w:before="0"/>
             </w:pPr>
-            <w:hyperlink w:history="1" r:id="rIddpsq3gpxg60xojsrhgtf7">
+            <w:hyperlink w:history="1" r:id="rIdwme6e28ozpbzci7s5avs7">
               <w:r>
                 <w:rPr>
                   <w:rFonts w:ascii="Arial" w:cs="Arial" w:eastAsia="Arial" w:hAnsi="Arial"/>
@@ -9981,7 +9981,7 @@
               <w:spacing w:after="10" w:before="0"/>
               <w:ind w:left="120"/>
             </w:pPr>
-            <w:hyperlink w:history="1" r:id="rIdml6ecbzilzkjfbxpqurvk">
+            <w:hyperlink w:history="1" r:id="rId9jvonz0gcdhvgvdan1vpr">
               <w:r>
                 <w:rPr>
                   <w:rFonts w:ascii="Arial" w:cs="Arial" w:eastAsia="Arial" w:hAnsi="Arial"/>
@@ -10026,7 +10026,7 @@
             <w:pPr>
               <w:spacing w:after="20" w:before="0"/>
             </w:pPr>
-            <w:hyperlink w:history="1" r:id="rIdqeiykqdc1e0keakiw_hmk">
+            <w:hyperlink w:history="1" r:id="rId2jmnygao2adtdaweyjxfn">
               <w:r>
                 <w:rPr>
                   <w:rFonts w:ascii="Arial" w:cs="Arial" w:eastAsia="Arial" w:hAnsi="Arial"/>
@@ -10059,7 +10059,7 @@
               <w:spacing w:after="10" w:before="0"/>
               <w:ind w:left="120"/>
             </w:pPr>
-            <w:hyperlink w:history="1" r:id="rIdqclic8wxk5gtcejz-hdgr">
+            <w:hyperlink w:history="1" r:id="rIdr9yx_q-yh7wnudy7omzen">
               <w:r>
                 <w:rPr>
                   <w:rFonts w:ascii="Arial" w:cs="Arial" w:eastAsia="Arial" w:hAnsi="Arial"/>
@@ -10254,7 +10254,7 @@
             <w:pPr>
               <w:spacing w:after="20" w:before="0"/>
             </w:pPr>
-            <w:hyperlink w:history="1" r:id="rIduqk2aeuube8mslscx9kgt">
+            <w:hyperlink w:history="1" r:id="rIdi_lpbg1r4cmx7d3ljy1ap">
               <w:r>
                 <w:rPr>
                   <w:rFonts w:ascii="Arial" w:cs="Arial" w:eastAsia="Arial" w:hAnsi="Arial"/>
@@ -10303,7 +10303,7 @@
               <w:spacing w:after="10" w:before="0"/>
               <w:ind w:left="120"/>
             </w:pPr>
-            <w:hyperlink w:history="1" r:id="rIds5zh7cujxbrjk9kmqnp7z">
+            <w:hyperlink w:history="1" r:id="rIdvsqvj4wsgywmq0i5cgko1">
               <w:r>
                 <w:rPr>
                   <w:rFonts w:ascii="Arial" w:cs="Arial" w:eastAsia="Arial" w:hAnsi="Arial"/>
@@ -10348,7 +10348,7 @@
             <w:pPr>
               <w:spacing w:after="20" w:before="0"/>
             </w:pPr>
-            <w:hyperlink w:history="1" r:id="rIdxmft6g8sbrubobmue9efv">
+            <w:hyperlink w:history="1" r:id="rIdx5iwovbas6zxdbxm6bexh">
               <w:r>
                 <w:rPr>
                   <w:rFonts w:ascii="Arial" w:cs="Arial" w:eastAsia="Arial" w:hAnsi="Arial"/>
@@ -10381,7 +10381,7 @@
               <w:spacing w:after="10" w:before="0"/>
               <w:ind w:left="120"/>
             </w:pPr>
-            <w:hyperlink w:history="1" r:id="rIdnll7m4e7q_5sj3lyjpzhr">
+            <w:hyperlink w:history="1" r:id="rIdnpkn4n2rvlfiplbw1sydg">
               <w:r>
                 <w:rPr>
                   <w:rFonts w:ascii="Arial" w:cs="Arial" w:eastAsia="Arial" w:hAnsi="Arial"/>
@@ -10576,7 +10576,7 @@
             <w:pPr>
               <w:spacing w:after="20" w:before="0"/>
             </w:pPr>
-            <w:hyperlink w:history="1" r:id="rIdrfdf1nbi0hrx1jikrovr-">
+            <w:hyperlink w:history="1" r:id="rIdxbq40i3gfcseukrcj0ygs">
               <w:r>
                 <w:rPr>
                   <w:rFonts w:ascii="Arial" w:cs="Arial" w:eastAsia="Arial" w:hAnsi="Arial"/>
@@ -10625,7 +10625,7 @@
               <w:spacing w:after="10" w:before="0"/>
               <w:ind w:left="120"/>
             </w:pPr>
-            <w:hyperlink w:history="1" r:id="rIdboxkf7r2f90lty3ywyisj">
+            <w:hyperlink w:history="1" r:id="rId-a6sdyrd6oo5ddrwse90k">
               <w:r>
                 <w:rPr>
                   <w:rFonts w:ascii="Arial" w:cs="Arial" w:eastAsia="Arial" w:hAnsi="Arial"/>
@@ -10670,7 +10670,7 @@
             <w:pPr>
               <w:spacing w:after="20" w:before="0"/>
             </w:pPr>
-            <w:hyperlink w:history="1" r:id="rIdvfi9h0cglfhxtl7dskoxq">
+            <w:hyperlink w:history="1" r:id="rIdidkv05t5l1ynxq2tojy63">
               <w:r>
                 <w:rPr>
                   <w:rFonts w:ascii="Arial" w:cs="Arial" w:eastAsia="Arial" w:hAnsi="Arial"/>
@@ -10719,7 +10719,7 @@
               <w:spacing w:after="10" w:before="0"/>
               <w:ind w:left="120"/>
             </w:pPr>
-            <w:hyperlink w:history="1" r:id="rIddoccyx7jswfzv4g6nbkzr">
+            <w:hyperlink w:history="1" r:id="rIdzndh68rmu7ww8kk69jvk1">
               <w:r>
                 <w:rPr>
                   <w:rFonts w:ascii="Arial" w:cs="Arial" w:eastAsia="Arial" w:hAnsi="Arial"/>
@@ -11231,7 +11231,7 @@
         </w:rPr>
         <w:t xml:space="preserve">© 2026 SeaVuria and ARES. Aligned with KICD objectives. Developed by SeaVuria; technical implementation by ARES (with AI assistance from Claude). Licensed under </w:t>
       </w:r>
-      <w:hyperlink w:history="1" r:id="rIdlm13vn4rxpp-9yzbam6qk">
+      <w:hyperlink w:history="1" r:id="rIdthd4uwtsmsidqneunvopl">
         <w:r>
           <w:rPr>
             <w:rFonts w:ascii="Arial" w:cs="Arial" w:eastAsia="Arial" w:hAnsi="Arial"/>
@@ -11252,7 +11252,7 @@
         </w:rPr>
         <w:t xml:space="preserve"> (</w:t>
       </w:r>
-      <w:hyperlink w:history="1" r:id="rIdwpbc2b5d2sel7h6ft6ckq">
+      <w:hyperlink w:history="1" r:id="rIdisrzlchk4kkm3npuu4oqv">
         <w:r>
           <w:rPr>
             <w:rFonts w:ascii="Arial" w:cs="Arial" w:eastAsia="Arial" w:hAnsi="Arial"/>
@@ -12265,7 +12265,7 @@
             <w:pPr>
               <w:spacing w:after="20" w:before="0"/>
             </w:pPr>
-            <w:hyperlink w:history="1" r:id="rIdi5im39altnp1tiiq70bbv">
+            <w:hyperlink w:history="1" r:id="rIdopszbr4peedn_cculcuya">
               <w:r>
                 <w:rPr>
                   <w:rFonts w:ascii="Arial" w:cs="Arial" w:eastAsia="Arial" w:hAnsi="Arial"/>
@@ -12298,7 +12298,7 @@
               <w:spacing w:after="10" w:before="0"/>
               <w:ind w:left="120"/>
             </w:pPr>
-            <w:hyperlink w:history="1" r:id="rId6cg4n3atftq_z_wfywgxf">
+            <w:hyperlink w:history="1" r:id="rIdqrrcjxx9bmkj2tbl0eldj">
               <w:r>
                 <w:rPr>
                   <w:rFonts w:ascii="Arial" w:cs="Arial" w:eastAsia="Arial" w:hAnsi="Arial"/>
@@ -12343,7 +12343,7 @@
             <w:pPr>
               <w:spacing w:after="20" w:before="0"/>
             </w:pPr>
-            <w:hyperlink w:history="1" r:id="rIdkpru7iqkfl5d1uuld0ei0">
+            <w:hyperlink w:history="1" r:id="rIdnbskhfglnikgr-vgmel3z">
               <w:r>
                 <w:rPr>
                   <w:rFonts w:ascii="Arial" w:cs="Arial" w:eastAsia="Arial" w:hAnsi="Arial"/>
@@ -12376,7 +12376,7 @@
               <w:spacing w:after="10" w:before="0"/>
               <w:ind w:left="120"/>
             </w:pPr>
-            <w:hyperlink w:history="1" r:id="rIdzdb2gjiqrimqbyerqgjnh">
+            <w:hyperlink w:history="1" r:id="rIdomfxfmy2c4w6gc6v1pwoe">
               <w:r>
                 <w:rPr>
                   <w:rFonts w:ascii="Arial" w:cs="Arial" w:eastAsia="Arial" w:hAnsi="Arial"/>
@@ -12571,7 +12571,7 @@
             <w:pPr>
               <w:spacing w:after="20" w:before="0"/>
             </w:pPr>
-            <w:hyperlink w:history="1" r:id="rIdojzd3jtca3b33t_1pi8na">
+            <w:hyperlink w:history="1" r:id="rIdxyhkxqaaroodxj3duy5r8">
               <w:r>
                 <w:rPr>
                   <w:rFonts w:ascii="Arial" w:cs="Arial" w:eastAsia="Arial" w:hAnsi="Arial"/>
@@ -12604,7 +12604,7 @@
               <w:spacing w:after="10" w:before="0"/>
               <w:ind w:left="120"/>
             </w:pPr>
-            <w:hyperlink w:history="1" r:id="rIdimkncbx80spqbm-82g_3a">
+            <w:hyperlink w:history="1" r:id="rIddcl509zl8_cqhed65uar6">
               <w:r>
                 <w:rPr>
                   <w:rFonts w:ascii="Arial" w:cs="Arial" w:eastAsia="Arial" w:hAnsi="Arial"/>
@@ -12649,7 +12649,7 @@
             <w:pPr>
               <w:spacing w:after="20" w:before="0"/>
             </w:pPr>
-            <w:hyperlink w:history="1" r:id="rIdz7cefitfmijwwlo6prt7n">
+            <w:hyperlink w:history="1" r:id="rIdftksojhxaiyckdalx5tvl">
               <w:r>
                 <w:rPr>
                   <w:rFonts w:ascii="Arial" w:cs="Arial" w:eastAsia="Arial" w:hAnsi="Arial"/>
@@ -12682,7 +12682,7 @@
               <w:spacing w:after="10" w:before="0"/>
               <w:ind w:left="120"/>
             </w:pPr>
-            <w:hyperlink w:history="1" r:id="rIdnfq6hs6wyeftq3hqmldej">
+            <w:hyperlink w:history="1" r:id="rIdeyynkshw8jmj8rcrlql_1">
               <w:r>
                 <w:rPr>
                   <w:rFonts w:ascii="Arial" w:cs="Arial" w:eastAsia="Arial" w:hAnsi="Arial"/>
@@ -12877,7 +12877,7 @@
             <w:pPr>
               <w:spacing w:after="20" w:before="0"/>
             </w:pPr>
-            <w:hyperlink w:history="1" r:id="rIdyekf7vsok-headjx2yzxx">
+            <w:hyperlink w:history="1" r:id="rIdtdjyqbwhycizre84-ujxk">
               <w:r>
                 <w:rPr>
                   <w:rFonts w:ascii="Arial" w:cs="Arial" w:eastAsia="Arial" w:hAnsi="Arial"/>
@@ -12910,7 +12910,7 @@
               <w:spacing w:after="10" w:before="0"/>
               <w:ind w:left="120"/>
             </w:pPr>
-            <w:hyperlink w:history="1" r:id="rId4zy86lblvj6snku9eozon">
+            <w:hyperlink w:history="1" r:id="rIdlfiyuyww7be5cqjmsyjie">
               <w:r>
                 <w:rPr>
                   <w:rFonts w:ascii="Arial" w:cs="Arial" w:eastAsia="Arial" w:hAnsi="Arial"/>
@@ -12955,7 +12955,7 @@
             <w:pPr>
               <w:spacing w:after="20" w:before="0"/>
             </w:pPr>
-            <w:hyperlink w:history="1" r:id="rIdl019njcepdzq3stfl_f5m">
+            <w:hyperlink w:history="1" r:id="rIdmxigq18awwny3zrwgb4i9">
               <w:r>
                 <w:rPr>
                   <w:rFonts w:ascii="Arial" w:cs="Arial" w:eastAsia="Arial" w:hAnsi="Arial"/>
@@ -12988,7 +12988,7 @@
               <w:spacing w:after="10" w:before="0"/>
               <w:ind w:left="120"/>
             </w:pPr>
-            <w:hyperlink w:history="1" r:id="rIdufzpd_2v3tecs6es0dra2">
+            <w:hyperlink w:history="1" r:id="rIdz8rncexlmommjdi_zqifm">
               <w:r>
                 <w:rPr>
                   <w:rFonts w:ascii="Arial" w:cs="Arial" w:eastAsia="Arial" w:hAnsi="Arial"/>
@@ -13183,7 +13183,7 @@
             <w:pPr>
               <w:spacing w:after="20" w:before="0"/>
             </w:pPr>
-            <w:hyperlink w:history="1" r:id="rIdyduujg_vadkbwti929qdn">
+            <w:hyperlink w:history="1" r:id="rIdvteyikywtjn2va1313eik">
               <w:r>
                 <w:rPr>
                   <w:rFonts w:ascii="Arial" w:cs="Arial" w:eastAsia="Arial" w:hAnsi="Arial"/>
@@ -13216,7 +13216,7 @@
               <w:spacing w:after="10" w:before="0"/>
               <w:ind w:left="120"/>
             </w:pPr>
-            <w:hyperlink w:history="1" r:id="rIdxigthbz_xc1e3-rhfk4si">
+            <w:hyperlink w:history="1" r:id="rIdulfg9ph9qzoyensdz3gbc">
               <w:r>
                 <w:rPr>
                   <w:rFonts w:ascii="Arial" w:cs="Arial" w:eastAsia="Arial" w:hAnsi="Arial"/>
@@ -13261,7 +13261,7 @@
             <w:pPr>
               <w:spacing w:after="20" w:before="0"/>
             </w:pPr>
-            <w:hyperlink w:history="1" r:id="rIdxsvrxi5ixsgre3baxkod8">
+            <w:hyperlink w:history="1" r:id="rIdhgrp1rafzmznooy0ddl7o">
               <w:r>
                 <w:rPr>
                   <w:rFonts w:ascii="Arial" w:cs="Arial" w:eastAsia="Arial" w:hAnsi="Arial"/>
@@ -13294,7 +13294,7 @@
               <w:spacing w:after="10" w:before="0"/>
               <w:ind w:left="120"/>
             </w:pPr>
-            <w:hyperlink w:history="1" r:id="rIdowlhz1tucsv9thzem-3rk">
+            <w:hyperlink w:history="1" r:id="rId3i0fgqyv44my6gabb8qpq">
               <w:r>
                 <w:rPr>
                   <w:rFonts w:ascii="Arial" w:cs="Arial" w:eastAsia="Arial" w:hAnsi="Arial"/>
@@ -13489,7 +13489,7 @@
             <w:pPr>
               <w:spacing w:after="20" w:before="0"/>
             </w:pPr>
-            <w:hyperlink w:history="1" r:id="rIduoenixxbjgqytrnefm2xm">
+            <w:hyperlink w:history="1" r:id="rId1mij_bkhisbjmzzyunesj">
               <w:r>
                 <w:rPr>
                   <w:rFonts w:ascii="Arial" w:cs="Arial" w:eastAsia="Arial" w:hAnsi="Arial"/>
@@ -13538,7 +13538,7 @@
               <w:spacing w:after="10" w:before="0"/>
               <w:ind w:left="120"/>
             </w:pPr>
-            <w:hyperlink w:history="1" r:id="rIdwiu6rwe0nziovlfksqkt0">
+            <w:hyperlink w:history="1" r:id="rIdwnxy6sskvx3sdsfm44qmd">
               <w:r>
                 <w:rPr>
                   <w:rFonts w:ascii="Arial" w:cs="Arial" w:eastAsia="Arial" w:hAnsi="Arial"/>
@@ -13583,7 +13583,7 @@
             <w:pPr>
               <w:spacing w:after="20" w:before="0"/>
             </w:pPr>
-            <w:hyperlink w:history="1" r:id="rIdv5apbhbnpycxao_ze-f33">
+            <w:hyperlink w:history="1" r:id="rIdbhhld1twxhc_2ed0fxuk4">
               <w:r>
                 <w:rPr>
                   <w:rFonts w:ascii="Arial" w:cs="Arial" w:eastAsia="Arial" w:hAnsi="Arial"/>
@@ -13632,7 +13632,7 @@
               <w:spacing w:after="10" w:before="0"/>
               <w:ind w:left="120"/>
             </w:pPr>
-            <w:hyperlink w:history="1" r:id="rIdy8dna0tawkzjmbr78vrgw">
+            <w:hyperlink w:history="1" r:id="rId6qsjjkwrkqtxypmkgwyre">
               <w:r>
                 <w:rPr>
                   <w:rFonts w:ascii="Arial" w:cs="Arial" w:eastAsia="Arial" w:hAnsi="Arial"/>
@@ -14144,7 +14144,7 @@
         </w:rPr>
         <w:t xml:space="preserve">© 2026 SeaVuria and ARES. Aligned with KICD objectives. Developed by SeaVuria; technical implementation by ARES (with AI assistance from Claude). Licensed under </w:t>
       </w:r>
-      <w:hyperlink w:history="1" r:id="rIdrkc7oibvmhnpz8hljxqbl">
+      <w:hyperlink w:history="1" r:id="rIdfsn7n56ocd5ev4h1lzb8q">
         <w:r>
           <w:rPr>
             <w:rFonts w:ascii="Arial" w:cs="Arial" w:eastAsia="Arial" w:hAnsi="Arial"/>
@@ -14165,7 +14165,7 @@
         </w:rPr>
         <w:t xml:space="preserve"> (</w:t>
       </w:r>
-      <w:hyperlink w:history="1" r:id="rIdwhm4lbie8f7cucnp5bkj_">
+      <w:hyperlink w:history="1" r:id="rId97wqf5qlibjdmesi-ijxx">
         <w:r>
           <w:rPr>
             <w:rFonts w:ascii="Arial" w:cs="Arial" w:eastAsia="Arial" w:hAnsi="Arial"/>
@@ -15178,7 +15178,7 @@
             <w:pPr>
               <w:spacing w:after="20" w:before="0"/>
             </w:pPr>
-            <w:hyperlink w:history="1" r:id="rIdeynvsbdvw8q8ankxsybga">
+            <w:hyperlink w:history="1" r:id="rIduva4_0t72psl5wrfoseyj">
               <w:r>
                 <w:rPr>
                   <w:rFonts w:ascii="Arial" w:cs="Arial" w:eastAsia="Arial" w:hAnsi="Arial"/>
@@ -15211,7 +15211,7 @@
               <w:spacing w:after="10" w:before="0"/>
               <w:ind w:left="120"/>
             </w:pPr>
-            <w:hyperlink w:history="1" r:id="rId4yjehgaikvkq38ajyczj-">
+            <w:hyperlink w:history="1" r:id="rIdt92bf4uoz_0ih5wsnhecu">
               <w:r>
                 <w:rPr>
                   <w:rFonts w:ascii="Arial" w:cs="Arial" w:eastAsia="Arial" w:hAnsi="Arial"/>
@@ -15256,7 +15256,7 @@
             <w:pPr>
               <w:spacing w:after="20" w:before="0"/>
             </w:pPr>
-            <w:hyperlink w:history="1" r:id="rIdx74h8puc3zqsm2o60kpy8">
+            <w:hyperlink w:history="1" r:id="rIdkdnfeiibq7l02utskn8mf">
               <w:r>
                 <w:rPr>
                   <w:rFonts w:ascii="Arial" w:cs="Arial" w:eastAsia="Arial" w:hAnsi="Arial"/>
@@ -15289,7 +15289,7 @@
               <w:spacing w:after="10" w:before="0"/>
               <w:ind w:left="120"/>
             </w:pPr>
-            <w:hyperlink w:history="1" r:id="rIdv5lhbjqzvuq1adjrlrr6b">
+            <w:hyperlink w:history="1" r:id="rIdtuysyntxqtksuafhpie1c">
               <w:r>
                 <w:rPr>
                   <w:rFonts w:ascii="Arial" w:cs="Arial" w:eastAsia="Arial" w:hAnsi="Arial"/>
@@ -15484,7 +15484,7 @@
             <w:pPr>
               <w:spacing w:after="20" w:before="0"/>
             </w:pPr>
-            <w:hyperlink w:history="1" r:id="rIdolym7_4jcykgacaiezz1v">
+            <w:hyperlink w:history="1" r:id="rIdjgwulkkf6w2tzqcssgtjr">
               <w:r>
                 <w:rPr>
                   <w:rFonts w:ascii="Arial" w:cs="Arial" w:eastAsia="Arial" w:hAnsi="Arial"/>
@@ -15517,7 +15517,7 @@
               <w:spacing w:after="10" w:before="0"/>
               <w:ind w:left="120"/>
             </w:pPr>
-            <w:hyperlink w:history="1" r:id="rIdg2f0-gdowhkhwcvgb4q5z">
+            <w:hyperlink w:history="1" r:id="rIdm8mb-96p6mxbqpkxfyhmr">
               <w:r>
                 <w:rPr>
                   <w:rFonts w:ascii="Arial" w:cs="Arial" w:eastAsia="Arial" w:hAnsi="Arial"/>
@@ -15562,7 +15562,7 @@
             <w:pPr>
               <w:spacing w:after="20" w:before="0"/>
             </w:pPr>
-            <w:hyperlink w:history="1" r:id="rIdqx9x64lg9cuojpdezvxbr">
+            <w:hyperlink w:history="1" r:id="rIdamplxb4tndgyymgdaeox-">
               <w:r>
                 <w:rPr>
                   <w:rFonts w:ascii="Arial" w:cs="Arial" w:eastAsia="Arial" w:hAnsi="Arial"/>
@@ -15595,7 +15595,7 @@
               <w:spacing w:after="10" w:before="0"/>
               <w:ind w:left="120"/>
             </w:pPr>
-            <w:hyperlink w:history="1" r:id="rId_wzytfdric1j5nccj7qpa">
+            <w:hyperlink w:history="1" r:id="rIdsqjdz2k5b4eu6hevoca5q">
               <w:r>
                 <w:rPr>
                   <w:rFonts w:ascii="Arial" w:cs="Arial" w:eastAsia="Arial" w:hAnsi="Arial"/>
@@ -15790,7 +15790,7 @@
             <w:pPr>
               <w:spacing w:after="20" w:before="0"/>
             </w:pPr>
-            <w:hyperlink w:history="1" r:id="rIdvhndhrxgwuvri368vbgne">
+            <w:hyperlink w:history="1" r:id="rId0wyao5qsnkodlfoibvxgd">
               <w:r>
                 <w:rPr>
                   <w:rFonts w:ascii="Arial" w:cs="Arial" w:eastAsia="Arial" w:hAnsi="Arial"/>
@@ -15839,7 +15839,7 @@
               <w:spacing w:after="10" w:before="0"/>
               <w:ind w:left="120"/>
             </w:pPr>
-            <w:hyperlink w:history="1" r:id="rIdmzosuxe0kiz-j-z4wrj3y">
+            <w:hyperlink w:history="1" r:id="rId8w4t2hyy51wixd3bsw2sc">
               <w:r>
                 <w:rPr>
                   <w:rFonts w:ascii="Arial" w:cs="Arial" w:eastAsia="Arial" w:hAnsi="Arial"/>
@@ -15884,7 +15884,7 @@
             <w:pPr>
               <w:spacing w:after="20" w:before="0"/>
             </w:pPr>
-            <w:hyperlink w:history="1" r:id="rIdv1xxwyk-cyuolaur4uda3">
+            <w:hyperlink w:history="1" r:id="rId6qycspvbwxd7txt5jyzur">
               <w:r>
                 <w:rPr>
                   <w:rFonts w:ascii="Arial" w:cs="Arial" w:eastAsia="Arial" w:hAnsi="Arial"/>
@@ -15917,7 +15917,7 @@
               <w:spacing w:after="10" w:before="0"/>
               <w:ind w:left="120"/>
             </w:pPr>
-            <w:hyperlink w:history="1" r:id="rIdwmv_jpwaorfjwwbk-zbfc">
+            <w:hyperlink w:history="1" r:id="rIdfzmxunxigv5n_tcuwe9bg">
               <w:r>
                 <w:rPr>
                   <w:rFonts w:ascii="Arial" w:cs="Arial" w:eastAsia="Arial" w:hAnsi="Arial"/>
@@ -16112,7 +16112,7 @@
             <w:pPr>
               <w:spacing w:after="20" w:before="0"/>
             </w:pPr>
-            <w:hyperlink w:history="1" r:id="rIdhevtu43bgqhjrilgbmb6k">
+            <w:hyperlink w:history="1" r:id="rIdrvaj6ipa5i8agf0x5ptaf">
               <w:r>
                 <w:rPr>
                   <w:rFonts w:ascii="Arial" w:cs="Arial" w:eastAsia="Arial" w:hAnsi="Arial"/>
@@ -16161,7 +16161,7 @@
               <w:spacing w:after="10" w:before="0"/>
               <w:ind w:left="120"/>
             </w:pPr>
-            <w:hyperlink w:history="1" r:id="rIddvpvsyg_r-st21_qpk5m2">
+            <w:hyperlink w:history="1" r:id="rIdwfgzupi3osu_mj0vkubbt">
               <w:r>
                 <w:rPr>
                   <w:rFonts w:ascii="Arial" w:cs="Arial" w:eastAsia="Arial" w:hAnsi="Arial"/>
@@ -16206,7 +16206,7 @@
             <w:pPr>
               <w:spacing w:after="20" w:before="0"/>
             </w:pPr>
-            <w:hyperlink w:history="1" r:id="rIdlatt-utw-59rcbhere5fi">
+            <w:hyperlink w:history="1" r:id="rId83i7smflmhuppzqxybun4">
               <w:r>
                 <w:rPr>
                   <w:rFonts w:ascii="Arial" w:cs="Arial" w:eastAsia="Arial" w:hAnsi="Arial"/>
@@ -16239,7 +16239,7 @@
               <w:spacing w:after="10" w:before="0"/>
               <w:ind w:left="120"/>
             </w:pPr>
-            <w:hyperlink w:history="1" r:id="rIdseqxdj-b6jldimysnaw6b">
+            <w:hyperlink w:history="1" r:id="rId6mxuutbvikg4hx4jsqlxj">
               <w:r>
                 <w:rPr>
                   <w:rFonts w:ascii="Arial" w:cs="Arial" w:eastAsia="Arial" w:hAnsi="Arial"/>
@@ -16434,7 +16434,7 @@
             <w:pPr>
               <w:spacing w:after="20" w:before="0"/>
             </w:pPr>
-            <w:hyperlink w:history="1" r:id="rIdfxghj74akil04f414f7h1">
+            <w:hyperlink w:history="1" r:id="rId-naimu_ovsyjl3bfwthpc">
               <w:r>
                 <w:rPr>
                   <w:rFonts w:ascii="Arial" w:cs="Arial" w:eastAsia="Arial" w:hAnsi="Arial"/>
@@ -16467,7 +16467,7 @@
               <w:spacing w:after="10" w:before="0"/>
               <w:ind w:left="120"/>
             </w:pPr>
-            <w:hyperlink w:history="1" r:id="rIdhfjg9rslkaohlwwggmltk">
+            <w:hyperlink w:history="1" r:id="rId02wybrikhpmy8npahchbi">
               <w:r>
                 <w:rPr>
                   <w:rFonts w:ascii="Arial" w:cs="Arial" w:eastAsia="Arial" w:hAnsi="Arial"/>
@@ -16512,7 +16512,7 @@
             <w:pPr>
               <w:spacing w:after="20" w:before="0"/>
             </w:pPr>
-            <w:hyperlink w:history="1" r:id="rIdpn9ze1gbfd7ymrmmhelor">
+            <w:hyperlink w:history="1" r:id="rId0dtsfawuouxqf8eqhul5g">
               <w:r>
                 <w:rPr>
                   <w:rFonts w:ascii="Arial" w:cs="Arial" w:eastAsia="Arial" w:hAnsi="Arial"/>
@@ -16561,7 +16561,7 @@
               <w:spacing w:after="10" w:before="0"/>
               <w:ind w:left="120"/>
             </w:pPr>
-            <w:hyperlink w:history="1" r:id="rIdkwck-8jc0z_kl-plynxga">
+            <w:hyperlink w:history="1" r:id="rId4upwbimn8qvc4z2ghhbzy">
               <w:r>
                 <w:rPr>
                   <w:rFonts w:ascii="Arial" w:cs="Arial" w:eastAsia="Arial" w:hAnsi="Arial"/>
@@ -17073,7 +17073,7 @@
         </w:rPr>
         <w:t xml:space="preserve">© 2026 SeaVuria and ARES. Aligned with KICD objectives. Developed by SeaVuria; technical implementation by ARES (with AI assistance from Claude). Licensed under </w:t>
       </w:r>
-      <w:hyperlink w:history="1" r:id="rIdhpnjazd0reznx94kl_vh4">
+      <w:hyperlink w:history="1" r:id="rIdjat845k73tseil6mku0tk">
         <w:r>
           <w:rPr>
             <w:rFonts w:ascii="Arial" w:cs="Arial" w:eastAsia="Arial" w:hAnsi="Arial"/>
@@ -17094,7 +17094,7 @@
         </w:rPr>
         <w:t xml:space="preserve"> (</w:t>
       </w:r>
-      <w:hyperlink w:history="1" r:id="rId_amnmfagmn8p_oqvwvz5j">
+      <w:hyperlink w:history="1" r:id="rIdew51zhywhjipxds8ssmtl">
         <w:r>
           <w:rPr>
             <w:rFonts w:ascii="Arial" w:cs="Arial" w:eastAsia="Arial" w:hAnsi="Arial"/>
@@ -18107,7 +18107,7 @@
             <w:pPr>
               <w:spacing w:after="20" w:before="0"/>
             </w:pPr>
-            <w:hyperlink w:history="1" r:id="rIdlsfwltg7x_wc56ykm0gzx">
+            <w:hyperlink w:history="1" r:id="rIdbqp_glebyr7bgej7c6vmj">
               <w:r>
                 <w:rPr>
                   <w:rFonts w:ascii="Arial" w:cs="Arial" w:eastAsia="Arial" w:hAnsi="Arial"/>
@@ -18156,7 +18156,7 @@
               <w:spacing w:after="10" w:before="0"/>
               <w:ind w:left="120"/>
             </w:pPr>
-            <w:hyperlink w:history="1" r:id="rIduecccednnhlahykdhxg_2">
+            <w:hyperlink w:history="1" r:id="rIdsr8zh8m0c6cue1-7ccinv">
               <w:r>
                 <w:rPr>
                   <w:rFonts w:ascii="Arial" w:cs="Arial" w:eastAsia="Arial" w:hAnsi="Arial"/>
@@ -18201,7 +18201,7 @@
             <w:pPr>
               <w:spacing w:after="20" w:before="0"/>
             </w:pPr>
-            <w:hyperlink w:history="1" r:id="rIdnbyr56jutppda9pzuojti">
+            <w:hyperlink w:history="1" r:id="rIdefbfqxxppk19hfskblbpf">
               <w:r>
                 <w:rPr>
                   <w:rFonts w:ascii="Arial" w:cs="Arial" w:eastAsia="Arial" w:hAnsi="Arial"/>
@@ -18234,7 +18234,7 @@
               <w:spacing w:after="10" w:before="0"/>
               <w:ind w:left="120"/>
             </w:pPr>
-            <w:hyperlink w:history="1" r:id="rIdnkl9zn-utkickavybrohj">
+            <w:hyperlink w:history="1" r:id="rIdeud6lxo68rswnrlweuili">
               <w:r>
                 <w:rPr>
                   <w:rFonts w:ascii="Arial" w:cs="Arial" w:eastAsia="Arial" w:hAnsi="Arial"/>
@@ -18429,7 +18429,7 @@
             <w:pPr>
               <w:spacing w:after="20" w:before="0"/>
             </w:pPr>
-            <w:hyperlink w:history="1" r:id="rIdqrvqajyczn_c-axc5wqy1">
+            <w:hyperlink w:history="1" r:id="rId1b9fypcz9fjyhbv2n1z-u">
               <w:r>
                 <w:rPr>
                   <w:rFonts w:ascii="Arial" w:cs="Arial" w:eastAsia="Arial" w:hAnsi="Arial"/>
@@ -18478,7 +18478,7 @@
               <w:spacing w:after="10" w:before="0"/>
               <w:ind w:left="120"/>
             </w:pPr>
-            <w:hyperlink w:history="1" r:id="rIdy_x75i7ez_jk-bhuhlgno">
+            <w:hyperlink w:history="1" r:id="rIdier80lnj0yzhqz4e2pn6o">
               <w:r>
                 <w:rPr>
                   <w:rFonts w:ascii="Arial" w:cs="Arial" w:eastAsia="Arial" w:hAnsi="Arial"/>
@@ -18523,7 +18523,7 @@
             <w:pPr>
               <w:spacing w:after="20" w:before="0"/>
             </w:pPr>
-            <w:hyperlink w:history="1" r:id="rId8ipcsbh-mdex_0zmibdna">
+            <w:hyperlink w:history="1" r:id="rIddfli3wel6fgzre6cahn6b">
               <w:r>
                 <w:rPr>
                   <w:rFonts w:ascii="Arial" w:cs="Arial" w:eastAsia="Arial" w:hAnsi="Arial"/>
@@ -18556,7 +18556,7 @@
               <w:spacing w:after="10" w:before="0"/>
               <w:ind w:left="120"/>
             </w:pPr>
-            <w:hyperlink w:history="1" r:id="rIdilgclsrjtid7jvzpbkx6g">
+            <w:hyperlink w:history="1" r:id="rIdy-nmf3l7uc3_mlfujlblo">
               <w:r>
                 <w:rPr>
                   <w:rFonts w:ascii="Arial" w:cs="Arial" w:eastAsia="Arial" w:hAnsi="Arial"/>
@@ -18751,7 +18751,7 @@
             <w:pPr>
               <w:spacing w:after="20" w:before="0"/>
             </w:pPr>
-            <w:hyperlink w:history="1" r:id="rIdknx9gxdvmmnmkdcutoysc">
+            <w:hyperlink w:history="1" r:id="rIdgg9c8jmto2i3fbboajafu">
               <w:r>
                 <w:rPr>
                   <w:rFonts w:ascii="Arial" w:cs="Arial" w:eastAsia="Arial" w:hAnsi="Arial"/>
@@ -18800,7 +18800,7 @@
               <w:spacing w:after="10" w:before="0"/>
               <w:ind w:left="120"/>
             </w:pPr>
-            <w:hyperlink w:history="1" r:id="rIdtthhmy3ncltl3icdjwsuj">
+            <w:hyperlink w:history="1" r:id="rIdrkec0zy0glcqugxoag5f_">
               <w:r>
                 <w:rPr>
                   <w:rFonts w:ascii="Arial" w:cs="Arial" w:eastAsia="Arial" w:hAnsi="Arial"/>
@@ -18845,7 +18845,7 @@
             <w:pPr>
               <w:spacing w:after="20" w:before="0"/>
             </w:pPr>
-            <w:hyperlink w:history="1" r:id="rIdrrqnmaebe0brcentxy9ae">
+            <w:hyperlink w:history="1" r:id="rIdtn8fbl01mdqr2ylhfrx1o">
               <w:r>
                 <w:rPr>
                   <w:rFonts w:ascii="Arial" w:cs="Arial" w:eastAsia="Arial" w:hAnsi="Arial"/>
@@ -18878,7 +18878,7 @@
               <w:spacing w:after="10" w:before="0"/>
               <w:ind w:left="120"/>
             </w:pPr>
-            <w:hyperlink w:history="1" r:id="rIdjqb4qdnw5n2ini05ekjmb">
+            <w:hyperlink w:history="1" r:id="rId1toh-p-c_-re6sd6s2mlh">
               <w:r>
                 <w:rPr>
                   <w:rFonts w:ascii="Arial" w:cs="Arial" w:eastAsia="Arial" w:hAnsi="Arial"/>
@@ -19073,7 +19073,7 @@
             <w:pPr>
               <w:spacing w:after="20" w:before="0"/>
             </w:pPr>
-            <w:hyperlink w:history="1" r:id="rIdvze8hu2yqgksr-o3038tw">
+            <w:hyperlink w:history="1" r:id="rId69hn37gupkbh8twbeozz8">
               <w:r>
                 <w:rPr>
                   <w:rFonts w:ascii="Arial" w:cs="Arial" w:eastAsia="Arial" w:hAnsi="Arial"/>
@@ -19122,7 +19122,7 @@
               <w:spacing w:after="10" w:before="0"/>
               <w:ind w:left="120"/>
             </w:pPr>
-            <w:hyperlink w:history="1" r:id="rIdc5nuuf4czjiwcm1d2rope">
+            <w:hyperlink w:history="1" r:id="rIdfdf9g4ceymcx-q4idvmnc">
               <w:r>
                 <w:rPr>
                   <w:rFonts w:ascii="Arial" w:cs="Arial" w:eastAsia="Arial" w:hAnsi="Arial"/>
@@ -19167,7 +19167,7 @@
             <w:pPr>
               <w:spacing w:after="20" w:before="0"/>
             </w:pPr>
-            <w:hyperlink w:history="1" r:id="rIdapo5oovtfuimo6onpmjtn">
+            <w:hyperlink w:history="1" r:id="rIdzxcc1idb8psjjwn6g4qsk">
               <w:r>
                 <w:rPr>
                   <w:rFonts w:ascii="Arial" w:cs="Arial" w:eastAsia="Arial" w:hAnsi="Arial"/>
@@ -19200,7 +19200,7 @@
               <w:spacing w:after="10" w:before="0"/>
               <w:ind w:left="120"/>
             </w:pPr>
-            <w:hyperlink w:history="1" r:id="rId4wgkrmeshhfoqds1xcrvt">
+            <w:hyperlink w:history="1" r:id="rIdyb0d0eenos-7yejwvmoeq">
               <w:r>
                 <w:rPr>
                   <w:rFonts w:ascii="Arial" w:cs="Arial" w:eastAsia="Arial" w:hAnsi="Arial"/>
@@ -19395,7 +19395,7 @@
             <w:pPr>
               <w:spacing w:after="20" w:before="0"/>
             </w:pPr>
-            <w:hyperlink w:history="1" r:id="rIdzi-fsxkmvg1dc-sk6jj3n">
+            <w:hyperlink w:history="1" r:id="rIdm97rnivw0hl-kcp5hnfdu">
               <w:r>
                 <w:rPr>
                   <w:rFonts w:ascii="Arial" w:cs="Arial" w:eastAsia="Arial" w:hAnsi="Arial"/>
@@ -19444,7 +19444,7 @@
               <w:spacing w:after="10" w:before="0"/>
               <w:ind w:left="120"/>
             </w:pPr>
-            <w:hyperlink w:history="1" r:id="rIdsvfjg3gomvj3oclofgjdq">
+            <w:hyperlink w:history="1" r:id="rIdpypmutgaoeywtymhwkpjd">
               <w:r>
                 <w:rPr>
                   <w:rFonts w:ascii="Arial" w:cs="Arial" w:eastAsia="Arial" w:hAnsi="Arial"/>
@@ -19489,7 +19489,7 @@
             <w:pPr>
               <w:spacing w:after="20" w:before="0"/>
             </w:pPr>
-            <w:hyperlink w:history="1" r:id="rIdfduwb334tdminpbkqknic">
+            <w:hyperlink w:history="1" r:id="rIdeu5ux3c-yx3vg6hqtaepp">
               <w:r>
                 <w:rPr>
                   <w:rFonts w:ascii="Arial" w:cs="Arial" w:eastAsia="Arial" w:hAnsi="Arial"/>
@@ -19522,7 +19522,7 @@
               <w:spacing w:after="10" w:before="0"/>
               <w:ind w:left="120"/>
             </w:pPr>
-            <w:hyperlink w:history="1" r:id="rIddh-wsnepc4pwg3fnm4oem">
+            <w:hyperlink w:history="1" r:id="rIdhgwxfedgs2xxsi0pvwoxf">
               <w:r>
                 <w:rPr>
                   <w:rFonts w:ascii="Arial" w:cs="Arial" w:eastAsia="Arial" w:hAnsi="Arial"/>
@@ -20034,7 +20034,7 @@
         </w:rPr>
         <w:t xml:space="preserve">© 2026 SeaVuria and ARES. Aligned with KICD objectives. Developed by SeaVuria; technical implementation by ARES (with AI assistance from Claude). Licensed under </w:t>
       </w:r>
-      <w:hyperlink w:history="1" r:id="rIdme1sx7hlymp4pqvuxuzn4">
+      <w:hyperlink w:history="1" r:id="rIdhllr3y5wf-2pws46xlsrq">
         <w:r>
           <w:rPr>
             <w:rFonts w:ascii="Arial" w:cs="Arial" w:eastAsia="Arial" w:hAnsi="Arial"/>
@@ -20055,7 +20055,7 @@
         </w:rPr>
         <w:t xml:space="preserve"> (</w:t>
       </w:r>
-      <w:hyperlink w:history="1" r:id="rIdkfz3lwes5zfaajpkpdhaj">
+      <w:hyperlink w:history="1" r:id="rIdf79xwduiclfgwoh6npzp5">
         <w:r>
           <w:rPr>
             <w:rFonts w:ascii="Arial" w:cs="Arial" w:eastAsia="Arial" w:hAnsi="Arial"/>
@@ -21068,7 +21068,7 @@
             <w:pPr>
               <w:spacing w:after="20" w:before="0"/>
             </w:pPr>
-            <w:hyperlink w:history="1" r:id="rId8nx4be7cwmsuea1u9zu_8">
+            <w:hyperlink w:history="1" r:id="rIdavvzwwnsduijjreksjp2e">
               <w:r>
                 <w:rPr>
                   <w:rFonts w:ascii="Arial" w:cs="Arial" w:eastAsia="Arial" w:hAnsi="Arial"/>
@@ -21101,7 +21101,7 @@
               <w:spacing w:after="10" w:before="0"/>
               <w:ind w:left="120"/>
             </w:pPr>
-            <w:hyperlink w:history="1" r:id="rIdusaivcyc9b4irorbnqswg">
+            <w:hyperlink w:history="1" r:id="rIdri1emz5tundagkjodve0o">
               <w:r>
                 <w:rPr>
                   <w:rFonts w:ascii="Arial" w:cs="Arial" w:eastAsia="Arial" w:hAnsi="Arial"/>
@@ -21146,7 +21146,7 @@
             <w:pPr>
               <w:spacing w:after="20" w:before="0"/>
             </w:pPr>
-            <w:hyperlink w:history="1" r:id="rIdxulhjv_fvwibbyyrv07xm">
+            <w:hyperlink w:history="1" r:id="rIdkhvil0m_ectjjlewvfjgf">
               <w:r>
                 <w:rPr>
                   <w:rFonts w:ascii="Arial" w:cs="Arial" w:eastAsia="Arial" w:hAnsi="Arial"/>
@@ -21179,7 +21179,7 @@
               <w:spacing w:after="10" w:before="0"/>
               <w:ind w:left="120"/>
             </w:pPr>
-            <w:hyperlink w:history="1" r:id="rIdg3yskvfhybz7ltlbfoznw">
+            <w:hyperlink w:history="1" r:id="rIdobxkg0ohc5_spywsza0oa">
               <w:r>
                 <w:rPr>
                   <w:rFonts w:ascii="Arial" w:cs="Arial" w:eastAsia="Arial" w:hAnsi="Arial"/>
@@ -21374,7 +21374,7 @@
             <w:pPr>
               <w:spacing w:after="20" w:before="0"/>
             </w:pPr>
-            <w:hyperlink w:history="1" r:id="rIdv1zzqy50xzfkzd-k7rwia">
+            <w:hyperlink w:history="1" r:id="rId-hydr-fcu7gzaoc63v_gy">
               <w:r>
                 <w:rPr>
                   <w:rFonts w:ascii="Arial" w:cs="Arial" w:eastAsia="Arial" w:hAnsi="Arial"/>
@@ -21407,7 +21407,7 @@
               <w:spacing w:after="10" w:before="0"/>
               <w:ind w:left="120"/>
             </w:pPr>
-            <w:hyperlink w:history="1" r:id="rIdxmbbrxp34cv212e6tsoas">
+            <w:hyperlink w:history="1" r:id="rId7uqpv9supi4o-itspcwnl">
               <w:r>
                 <w:rPr>
                   <w:rFonts w:ascii="Arial" w:cs="Arial" w:eastAsia="Arial" w:hAnsi="Arial"/>
@@ -21452,7 +21452,7 @@
             <w:pPr>
               <w:spacing w:after="20" w:before="0"/>
             </w:pPr>
-            <w:hyperlink w:history="1" r:id="rIdmeidrmjj5ln7sopaup6bs">
+            <w:hyperlink w:history="1" r:id="rIdhyamhxxaxuzdbl7bny1do">
               <w:r>
                 <w:rPr>
                   <w:rFonts w:ascii="Arial" w:cs="Arial" w:eastAsia="Arial" w:hAnsi="Arial"/>
@@ -21485,7 +21485,7 @@
               <w:spacing w:after="10" w:before="0"/>
               <w:ind w:left="120"/>
             </w:pPr>
-            <w:hyperlink w:history="1" r:id="rIdxspskgbid79tcvd9zeiqy">
+            <w:hyperlink w:history="1" r:id="rIdyefwkxalxcub_byignvnc">
               <w:r>
                 <w:rPr>
                   <w:rFonts w:ascii="Arial" w:cs="Arial" w:eastAsia="Arial" w:hAnsi="Arial"/>
@@ -21680,7 +21680,7 @@
             <w:pPr>
               <w:spacing w:after="20" w:before="0"/>
             </w:pPr>
-            <w:hyperlink w:history="1" r:id="rId9ghp_9a1huzxteq1calyf">
+            <w:hyperlink w:history="1" r:id="rIdirzakarfek_8kjxhd4ptz">
               <w:r>
                 <w:rPr>
                   <w:rFonts w:ascii="Arial" w:cs="Arial" w:eastAsia="Arial" w:hAnsi="Arial"/>
@@ -21729,7 +21729,7 @@
               <w:spacing w:after="10" w:before="0"/>
               <w:ind w:left="120"/>
             </w:pPr>
-            <w:hyperlink w:history="1" r:id="rIdehbh_b-27ly5f5eympman">
+            <w:hyperlink w:history="1" r:id="rIdh4qo7tjowc4v40mwsd78s">
               <w:r>
                 <w:rPr>
                   <w:rFonts w:ascii="Arial" w:cs="Arial" w:eastAsia="Arial" w:hAnsi="Arial"/>
@@ -21774,7 +21774,7 @@
             <w:pPr>
               <w:spacing w:after="20" w:before="0"/>
             </w:pPr>
-            <w:hyperlink w:history="1" r:id="rIdn2km-yzwwxtleuergxhud">
+            <w:hyperlink w:history="1" r:id="rIdsfnbfhxc0i_ztpn9y-ssf">
               <w:r>
                 <w:rPr>
                   <w:rFonts w:ascii="Arial" w:cs="Arial" w:eastAsia="Arial" w:hAnsi="Arial"/>
@@ -21807,7 +21807,7 @@
               <w:spacing w:after="10" w:before="0"/>
               <w:ind w:left="120"/>
             </w:pPr>
-            <w:hyperlink w:history="1" r:id="rIdcazf0bvdrgsbvwj7yipfx">
+            <w:hyperlink w:history="1" r:id="rIdlfh3khkvxqv5-xtvihxrv">
               <w:r>
                 <w:rPr>
                   <w:rFonts w:ascii="Arial" w:cs="Arial" w:eastAsia="Arial" w:hAnsi="Arial"/>
@@ -22002,7 +22002,7 @@
             <w:pPr>
               <w:spacing w:after="20" w:before="0"/>
             </w:pPr>
-            <w:hyperlink w:history="1" r:id="rIdx4jq2eqoowjg0c5eug9tl">
+            <w:hyperlink w:history="1" r:id="rIdgewcnqywu_6usphgprb-7">
               <w:r>
                 <w:rPr>
                   <w:rFonts w:ascii="Arial" w:cs="Arial" w:eastAsia="Arial" w:hAnsi="Arial"/>
@@ -22051,7 +22051,7 @@
               <w:spacing w:after="10" w:before="0"/>
               <w:ind w:left="120"/>
             </w:pPr>
-            <w:hyperlink w:history="1" r:id="rIdi9gvwqmkskhr6th5jntg1">
+            <w:hyperlink w:history="1" r:id="rId60i-voqilec-ewqdbrf6_">
               <w:r>
                 <w:rPr>
                   <w:rFonts w:ascii="Arial" w:cs="Arial" w:eastAsia="Arial" w:hAnsi="Arial"/>
@@ -22096,7 +22096,7 @@
             <w:pPr>
               <w:spacing w:after="20" w:before="0"/>
             </w:pPr>
-            <w:hyperlink w:history="1" r:id="rIdsi8lmy83fagls-oelizqk">
+            <w:hyperlink w:history="1" r:id="rIdoulfxqmjjat0bo4wdjgsk">
               <w:r>
                 <w:rPr>
                   <w:rFonts w:ascii="Arial" w:cs="Arial" w:eastAsia="Arial" w:hAnsi="Arial"/>
@@ -22129,7 +22129,7 @@
               <w:spacing w:after="10" w:before="0"/>
               <w:ind w:left="120"/>
             </w:pPr>
-            <w:hyperlink w:history="1" r:id="rIdggq092rl9kmqla5qbkh06">
+            <w:hyperlink w:history="1" r:id="rId1pqkibua2e2ynd6vxvln7">
               <w:r>
                 <w:rPr>
                   <w:rFonts w:ascii="Arial" w:cs="Arial" w:eastAsia="Arial" w:hAnsi="Arial"/>
@@ -22324,7 +22324,7 @@
             <w:pPr>
               <w:spacing w:after="20" w:before="0"/>
             </w:pPr>
-            <w:hyperlink w:history="1" r:id="rIdjqteks3xwr_2tykesjktj">
+            <w:hyperlink w:history="1" r:id="rIdmbu8vi1zaw8zzo4sq_r79">
               <w:r>
                 <w:rPr>
                   <w:rFonts w:ascii="Arial" w:cs="Arial" w:eastAsia="Arial" w:hAnsi="Arial"/>
@@ -22373,7 +22373,7 @@
               <w:spacing w:after="10" w:before="0"/>
               <w:ind w:left="120"/>
             </w:pPr>
-            <w:hyperlink w:history="1" r:id="rIdwvhseorivqxzngmcfaizn">
+            <w:hyperlink w:history="1" r:id="rIdiscjcvwrfutsdzodleaxl">
               <w:r>
                 <w:rPr>
                   <w:rFonts w:ascii="Arial" w:cs="Arial" w:eastAsia="Arial" w:hAnsi="Arial"/>
@@ -22418,7 +22418,7 @@
             <w:pPr>
               <w:spacing w:after="20" w:before="0"/>
             </w:pPr>
-            <w:hyperlink w:history="1" r:id="rIdgotce1wwtcstel-virv_i">
+            <w:hyperlink w:history="1" r:id="rIdlxno0mtka2pme0zmokfct">
               <w:r>
                 <w:rPr>
                   <w:rFonts w:ascii="Arial" w:cs="Arial" w:eastAsia="Arial" w:hAnsi="Arial"/>
@@ -22451,7 +22451,7 @@
               <w:spacing w:after="10" w:before="0"/>
               <w:ind w:left="120"/>
             </w:pPr>
-            <w:hyperlink w:history="1" r:id="rIdywtzw8vfsi7tim33a1b6v">
+            <w:hyperlink w:history="1" r:id="rIdtflf6ug4bo9reavf882x8">
               <w:r>
                 <w:rPr>
                   <w:rFonts w:ascii="Arial" w:cs="Arial" w:eastAsia="Arial" w:hAnsi="Arial"/>
@@ -22963,7 +22963,7 @@
         </w:rPr>
         <w:t xml:space="preserve">© 2026 SeaVuria and ARES. Aligned with KICD objectives. Developed by SeaVuria; technical implementation by ARES (with AI assistance from Claude). Licensed under </w:t>
       </w:r>
-      <w:hyperlink w:history="1" r:id="rIda7koypbqojsso67jlwgzo">
+      <w:hyperlink w:history="1" r:id="rIdw7xp5wu4wlqethmrgrq37">
         <w:r>
           <w:rPr>
             <w:rFonts w:ascii="Arial" w:cs="Arial" w:eastAsia="Arial" w:hAnsi="Arial"/>
@@ -22984,7 +22984,7 @@
         </w:rPr>
         <w:t xml:space="preserve"> (</w:t>
       </w:r>
-      <w:hyperlink w:history="1" r:id="rId6zpkoa4pg91gptsqmbidy">
+      <w:hyperlink w:history="1" r:id="rIdctonexo7zvqvezlquzffy">
         <w:r>
           <w:rPr>
             <w:rFonts w:ascii="Arial" w:cs="Arial" w:eastAsia="Arial" w:hAnsi="Arial"/>
@@ -23997,7 +23997,7 @@
             <w:pPr>
               <w:spacing w:after="20" w:before="0"/>
             </w:pPr>
-            <w:hyperlink w:history="1" r:id="rId_w2nwztuy4-e3vrddqd9b">
+            <w:hyperlink w:history="1" r:id="rIdbowcjnh7nqicjyyuub4ke">
               <w:r>
                 <w:rPr>
                   <w:rFonts w:ascii="Arial" w:cs="Arial" w:eastAsia="Arial" w:hAnsi="Arial"/>
@@ -24030,7 +24030,7 @@
               <w:spacing w:after="10" w:before="0"/>
               <w:ind w:left="120"/>
             </w:pPr>
-            <w:hyperlink w:history="1" r:id="rIdk57w6cxu9pbata8uokmfx">
+            <w:hyperlink w:history="1" r:id="rIdxfw0ogibf4gae_ancxbjg">
               <w:r>
                 <w:rPr>
                   <w:rFonts w:ascii="Arial" w:cs="Arial" w:eastAsia="Arial" w:hAnsi="Arial"/>
@@ -24075,7 +24075,7 @@
             <w:pPr>
               <w:spacing w:after="20" w:before="0"/>
             </w:pPr>
-            <w:hyperlink w:history="1" r:id="rIdrxxx_0ubiramhetvznbhg">
+            <w:hyperlink w:history="1" r:id="rIdbbyq8chpssbeuft82rhka">
               <w:r>
                 <w:rPr>
                   <w:rFonts w:ascii="Arial" w:cs="Arial" w:eastAsia="Arial" w:hAnsi="Arial"/>
@@ -24108,7 +24108,7 @@
               <w:spacing w:after="10" w:before="0"/>
               <w:ind w:left="120"/>
             </w:pPr>
-            <w:hyperlink w:history="1" r:id="rIdp90rylhzyqpwqgfl7-xgq">
+            <w:hyperlink w:history="1" r:id="rId1yjvnjlxruvj2yrmtowuc">
               <w:r>
                 <w:rPr>
                   <w:rFonts w:ascii="Arial" w:cs="Arial" w:eastAsia="Arial" w:hAnsi="Arial"/>
@@ -24303,7 +24303,7 @@
             <w:pPr>
               <w:spacing w:after="20" w:before="0"/>
             </w:pPr>
-            <w:hyperlink w:history="1" r:id="rIdddyjt_vch_arc6xvla9ig">
+            <w:hyperlink w:history="1" r:id="rIdfhrmhxv-jdqtugk0a6q8k">
               <w:r>
                 <w:rPr>
                   <w:rFonts w:ascii="Arial" w:cs="Arial" w:eastAsia="Arial" w:hAnsi="Arial"/>
@@ -24336,7 +24336,7 @@
               <w:spacing w:after="10" w:before="0"/>
               <w:ind w:left="120"/>
             </w:pPr>
-            <w:hyperlink w:history="1" r:id="rId1ts4bblgh_ltdiuocyen_">
+            <w:hyperlink w:history="1" r:id="rIdv4n-bao_kzpg4n-fm9y3a">
               <w:r>
                 <w:rPr>
                   <w:rFonts w:ascii="Arial" w:cs="Arial" w:eastAsia="Arial" w:hAnsi="Arial"/>
@@ -24381,7 +24381,7 @@
             <w:pPr>
               <w:spacing w:after="20" w:before="0"/>
             </w:pPr>
-            <w:hyperlink w:history="1" r:id="rIdrghx37aygx4urrxopb5rl">
+            <w:hyperlink w:history="1" r:id="rId19nomurkloozhypugwhlj">
               <w:r>
                 <w:rPr>
                   <w:rFonts w:ascii="Arial" w:cs="Arial" w:eastAsia="Arial" w:hAnsi="Arial"/>
@@ -24414,7 +24414,7 @@
               <w:spacing w:after="10" w:before="0"/>
               <w:ind w:left="120"/>
             </w:pPr>
-            <w:hyperlink w:history="1" r:id="rIdvp6qibkelgt3_552turd4">
+            <w:hyperlink w:history="1" r:id="rIdqhyubyim56h1t9wlh7hms">
               <w:r>
                 <w:rPr>
                   <w:rFonts w:ascii="Arial" w:cs="Arial" w:eastAsia="Arial" w:hAnsi="Arial"/>
@@ -24609,7 +24609,7 @@
             <w:pPr>
               <w:spacing w:after="20" w:before="0"/>
             </w:pPr>
-            <w:hyperlink w:history="1" r:id="rIdixomiu-jl3d0omremuh2g">
+            <w:hyperlink w:history="1" r:id="rIdz5dxjyblrgsjffclr5o-3">
               <w:r>
                 <w:rPr>
                   <w:rFonts w:ascii="Arial" w:cs="Arial" w:eastAsia="Arial" w:hAnsi="Arial"/>
@@ -24642,7 +24642,7 @@
               <w:spacing w:after="10" w:before="0"/>
               <w:ind w:left="120"/>
             </w:pPr>
-            <w:hyperlink w:history="1" r:id="rIdao9c4wrkgppqyxi2kxh4x">
+            <w:hyperlink w:history="1" r:id="rIdronzq0xyczc6x0w3qxksq">
               <w:r>
                 <w:rPr>
                   <w:rFonts w:ascii="Arial" w:cs="Arial" w:eastAsia="Arial" w:hAnsi="Arial"/>
@@ -24687,7 +24687,7 @@
             <w:pPr>
               <w:spacing w:after="20" w:before="0"/>
             </w:pPr>
-            <w:hyperlink w:history="1" r:id="rIdsadkiswpybrc-4wsrscaj">
+            <w:hyperlink w:history="1" r:id="rIdxulnqwjjr_rhc4vuoaagy">
               <w:r>
                 <w:rPr>
                   <w:rFonts w:ascii="Arial" w:cs="Arial" w:eastAsia="Arial" w:hAnsi="Arial"/>
@@ -24720,7 +24720,7 @@
               <w:spacing w:after="10" w:before="0"/>
               <w:ind w:left="120"/>
             </w:pPr>
-            <w:hyperlink w:history="1" r:id="rId09dflusw0blggyv6b0rrm">
+            <w:hyperlink w:history="1" r:id="rIdfjreirk__4y_sd-luat82">
               <w:r>
                 <w:rPr>
                   <w:rFonts w:ascii="Arial" w:cs="Arial" w:eastAsia="Arial" w:hAnsi="Arial"/>
@@ -24915,7 +24915,7 @@
             <w:pPr>
               <w:spacing w:after="20" w:before="0"/>
             </w:pPr>
-            <w:hyperlink w:history="1" r:id="rIdj4h6wscpn-pbys8tbt190">
+            <w:hyperlink w:history="1" r:id="rIdfqwryfolhpmchwrrwjknd">
               <w:r>
                 <w:rPr>
                   <w:rFonts w:ascii="Arial" w:cs="Arial" w:eastAsia="Arial" w:hAnsi="Arial"/>
@@ -24948,7 +24948,7 @@
               <w:spacing w:after="10" w:before="0"/>
               <w:ind w:left="120"/>
             </w:pPr>
-            <w:hyperlink w:history="1" r:id="rIdbqukotxsywrgurgevqxeb">
+            <w:hyperlink w:history="1" r:id="rIdhbbo9rkdk6wecyajnavzd">
               <w:r>
                 <w:rPr>
                   <w:rFonts w:ascii="Arial" w:cs="Arial" w:eastAsia="Arial" w:hAnsi="Arial"/>
@@ -24993,7 +24993,7 @@
             <w:pPr>
               <w:spacing w:after="20" w:before="0"/>
             </w:pPr>
-            <w:hyperlink w:history="1" r:id="rId-6ztijl0itr6r1a8o3u9z">
+            <w:hyperlink w:history="1" r:id="rIdyjgqsco4hbnqfykzsr0nt">
               <w:r>
                 <w:rPr>
                   <w:rFonts w:ascii="Arial" w:cs="Arial" w:eastAsia="Arial" w:hAnsi="Arial"/>
@@ -25026,7 +25026,7 @@
               <w:spacing w:after="10" w:before="0"/>
               <w:ind w:left="120"/>
             </w:pPr>
-            <w:hyperlink w:history="1" r:id="rIdfta1h_m4ziepwmcqz4bqp">
+            <w:hyperlink w:history="1" r:id="rIdf_o1llgs-52bxcqv1qqt1">
               <w:r>
                 <w:rPr>
                   <w:rFonts w:ascii="Arial" w:cs="Arial" w:eastAsia="Arial" w:hAnsi="Arial"/>
@@ -25221,7 +25221,7 @@
             <w:pPr>
               <w:spacing w:after="20" w:before="0"/>
             </w:pPr>
-            <w:hyperlink w:history="1" r:id="rId6bll0lljezaqfwpcx2uk1">
+            <w:hyperlink w:history="1" r:id="rIdw-itmwz62tjexer_bu2oc">
               <w:r>
                 <w:rPr>
                   <w:rFonts w:ascii="Arial" w:cs="Arial" w:eastAsia="Arial" w:hAnsi="Arial"/>
@@ -25254,7 +25254,7 @@
               <w:spacing w:after="10" w:before="0"/>
               <w:ind w:left="120"/>
             </w:pPr>
-            <w:hyperlink w:history="1" r:id="rId_nl3xfa57ueolk8zdg9px">
+            <w:hyperlink w:history="1" r:id="rIdvoh2yjh-yy7vej5z0xzoz">
               <w:r>
                 <w:rPr>
                   <w:rFonts w:ascii="Arial" w:cs="Arial" w:eastAsia="Arial" w:hAnsi="Arial"/>
@@ -25299,7 +25299,7 @@
             <w:pPr>
               <w:spacing w:after="20" w:before="0"/>
             </w:pPr>
-            <w:hyperlink w:history="1" r:id="rIdpugqkjg0dkrvv16mycmiw">
+            <w:hyperlink w:history="1" r:id="rIduzcza7tav49purz0vxfes">
               <w:r>
                 <w:rPr>
                   <w:rFonts w:ascii="Arial" w:cs="Arial" w:eastAsia="Arial" w:hAnsi="Arial"/>
@@ -25332,7 +25332,7 @@
               <w:spacing w:after="10" w:before="0"/>
               <w:ind w:left="120"/>
             </w:pPr>
-            <w:hyperlink w:history="1" r:id="rIdmnyhpyx4ac-ph1qyjd1pg">
+            <w:hyperlink w:history="1" r:id="rIdtibkfvxogczbf7oghnob3">
               <w:r>
                 <w:rPr>
                   <w:rFonts w:ascii="Arial" w:cs="Arial" w:eastAsia="Arial" w:hAnsi="Arial"/>
@@ -25844,7 +25844,7 @@
         </w:rPr>
         <w:t xml:space="preserve">© 2026 SeaVuria and ARES. Aligned with KICD objectives. Developed by SeaVuria; technical implementation by ARES (with AI assistance from Claude). Licensed under </w:t>
       </w:r>
-      <w:hyperlink w:history="1" r:id="rIdhtab3va-0frkmporwmz5w">
+      <w:hyperlink w:history="1" r:id="rIdbdd-fcgfb9fgmwxebjxaz">
         <w:r>
           <w:rPr>
             <w:rFonts w:ascii="Arial" w:cs="Arial" w:eastAsia="Arial" w:hAnsi="Arial"/>
@@ -25865,7 +25865,7 @@
         </w:rPr>
         <w:t xml:space="preserve"> (</w:t>
       </w:r>
-      <w:hyperlink w:history="1" r:id="rId8o4sfdfwr3m2h7ygssfwd">
+      <w:hyperlink w:history="1" r:id="rIdjjcprwikbhak6ybnl0o5g">
         <w:r>
           <w:rPr>
             <w:rFonts w:ascii="Arial" w:cs="Arial" w:eastAsia="Arial" w:hAnsi="Arial"/>
@@ -26895,7 +26895,7 @@
               <w:spacing w:after="10" w:before="0"/>
               <w:ind w:left="120"/>
             </w:pPr>
-            <w:hyperlink w:history="1" r:id="rIdtzqalfstgklvztb4xlou_">
+            <w:hyperlink w:history="1" r:id="rIdmgtql7wvplxpwfpuzadu6">
               <w:r>
                 <w:rPr>
                   <w:rFonts w:ascii="Arial" w:cs="Arial" w:eastAsia="Arial" w:hAnsi="Arial"/>
@@ -26955,7 +26955,7 @@
             <w:pPr>
               <w:spacing w:after="20" w:before="0"/>
             </w:pPr>
-            <w:hyperlink w:history="1" r:id="rId4fjkvv01wsr1o_rbebdkm">
+            <w:hyperlink w:history="1" r:id="rIdly8myplkiqewok3rn9zez">
               <w:r>
                 <w:rPr>
                   <w:rFonts w:ascii="Arial" w:cs="Arial" w:eastAsia="Arial" w:hAnsi="Arial"/>
@@ -26988,7 +26988,7 @@
               <w:spacing w:after="10" w:before="0"/>
               <w:ind w:left="120"/>
             </w:pPr>
-            <w:hyperlink w:history="1" r:id="rIdsmd-la6asvslmbl3vbgri">
+            <w:hyperlink w:history="1" r:id="rId82gzcmswtvmlfs_mm2zjm">
               <w:r>
                 <w:rPr>
                   <w:rFonts w:ascii="Arial" w:cs="Arial" w:eastAsia="Arial" w:hAnsi="Arial"/>
@@ -27200,7 +27200,7 @@
               <w:spacing w:after="10" w:before="0"/>
               <w:ind w:left="120"/>
             </w:pPr>
-            <w:hyperlink w:history="1" r:id="rId-r2n3j4cxpv9mkhek7cow">
+            <w:hyperlink w:history="1" r:id="rIdrsbxr2wayvjlopp4uqfy1">
               <w:r>
                 <w:rPr>
                   <w:rFonts w:ascii="Arial" w:cs="Arial" w:eastAsia="Arial" w:hAnsi="Arial"/>
@@ -27260,7 +27260,7 @@
             <w:pPr>
               <w:spacing w:after="20" w:before="0"/>
             </w:pPr>
-            <w:hyperlink w:history="1" r:id="rIdlgfvunrfxcyhwdmh5zblh">
+            <w:hyperlink w:history="1" r:id="rIdsleukhoae6b4eg7vrd1hd">
               <w:r>
                 <w:rPr>
                   <w:rFonts w:ascii="Arial" w:cs="Arial" w:eastAsia="Arial" w:hAnsi="Arial"/>
@@ -27293,7 +27293,7 @@
               <w:spacing w:after="10" w:before="0"/>
               <w:ind w:left="120"/>
             </w:pPr>
-            <w:hyperlink w:history="1" r:id="rIdddmdampixmvuvv2nmxww-">
+            <w:hyperlink w:history="1" r:id="rIdyspfwgtyuy9rpr8szt1ie">
               <w:r>
                 <w:rPr>
                   <w:rFonts w:ascii="Arial" w:cs="Arial" w:eastAsia="Arial" w:hAnsi="Arial"/>
@@ -27505,7 +27505,7 @@
               <w:spacing w:after="10" w:before="0"/>
               <w:ind w:left="120"/>
             </w:pPr>
-            <w:hyperlink w:history="1" r:id="rIdjagphqcmoofv2asbzkgtk">
+            <w:hyperlink w:history="1" r:id="rIdp0qqfmpewlshw0a2icvmg">
               <w:r>
                 <w:rPr>
                   <w:rFonts w:ascii="Arial" w:cs="Arial" w:eastAsia="Arial" w:hAnsi="Arial"/>
@@ -27565,7 +27565,7 @@
             <w:pPr>
               <w:spacing w:after="20" w:before="0"/>
             </w:pPr>
-            <w:hyperlink w:history="1" r:id="rIdigtmzqxtmss56ezqpexz7">
+            <w:hyperlink w:history="1" r:id="rId82zztvkkzsqwc2jou5qdm">
               <w:r>
                 <w:rPr>
                   <w:rFonts w:ascii="Arial" w:cs="Arial" w:eastAsia="Arial" w:hAnsi="Arial"/>
@@ -27598,7 +27598,7 @@
               <w:spacing w:after="10" w:before="0"/>
               <w:ind w:left="120"/>
             </w:pPr>
-            <w:hyperlink w:history="1" r:id="rIdfcr0a04bowp8t7j7kff43">
+            <w:hyperlink w:history="1" r:id="rId7pc7lkxqign5b2hz5jfjo">
               <w:r>
                 <w:rPr>
                   <w:rFonts w:ascii="Arial" w:cs="Arial" w:eastAsia="Arial" w:hAnsi="Arial"/>
@@ -27810,7 +27810,7 @@
               <w:spacing w:after="10" w:before="0"/>
               <w:ind w:left="120"/>
             </w:pPr>
-            <w:hyperlink w:history="1" r:id="rIdnqje2dqiovylkz01gpqmb">
+            <w:hyperlink w:history="1" r:id="rIdunpig920dwg0okhytzsm5">
               <w:r>
                 <w:rPr>
                   <w:rFonts w:ascii="Arial" w:cs="Arial" w:eastAsia="Arial" w:hAnsi="Arial"/>
@@ -27870,7 +27870,7 @@
             <w:pPr>
               <w:spacing w:after="20" w:before="0"/>
             </w:pPr>
-            <w:hyperlink w:history="1" r:id="rIdcmpzjfenkhbnxdixpzoph">
+            <w:hyperlink w:history="1" r:id="rIdq38i7y0jvate0zkkubakx">
               <w:r>
                 <w:rPr>
                   <w:rFonts w:ascii="Arial" w:cs="Arial" w:eastAsia="Arial" w:hAnsi="Arial"/>
@@ -27903,7 +27903,7 @@
               <w:spacing w:after="10" w:before="0"/>
               <w:ind w:left="120"/>
             </w:pPr>
-            <w:hyperlink w:history="1" r:id="rIdwpiiivia7nnbld3gwidh3">
+            <w:hyperlink w:history="1" r:id="rIdrylncmozr1jfwjs3acx7m">
               <w:r>
                 <w:rPr>
                   <w:rFonts w:ascii="Arial" w:cs="Arial" w:eastAsia="Arial" w:hAnsi="Arial"/>
@@ -28115,7 +28115,7 @@
               <w:spacing w:after="10" w:before="0"/>
               <w:ind w:left="120"/>
             </w:pPr>
-            <w:hyperlink w:history="1" r:id="rIdhmk4vlfagwmgvucwpo8aw">
+            <w:hyperlink w:history="1" r:id="rIdfubgoqhkpsn27gwq7twvm">
               <w:r>
                 <w:rPr>
                   <w:rFonts w:ascii="Arial" w:cs="Arial" w:eastAsia="Arial" w:hAnsi="Arial"/>
@@ -28175,7 +28175,7 @@
             <w:pPr>
               <w:spacing w:after="20" w:before="0"/>
             </w:pPr>
-            <w:hyperlink w:history="1" r:id="rIdrr3m21h3zhdnpnimbxzqw">
+            <w:hyperlink w:history="1" r:id="rId1xdgumrj_6ecuelkurzbu">
               <w:r>
                 <w:rPr>
                   <w:rFonts w:ascii="Arial" w:cs="Arial" w:eastAsia="Arial" w:hAnsi="Arial"/>
@@ -28208,7 +28208,7 @@
               <w:spacing w:after="10" w:before="0"/>
               <w:ind w:left="120"/>
             </w:pPr>
-            <w:hyperlink w:history="1" r:id="rId0ioj1defvu8h6j-ufvuja">
+            <w:hyperlink w:history="1" r:id="rIdrif2isln_ouvyagomo02u">
               <w:r>
                 <w:rPr>
                   <w:rFonts w:ascii="Arial" w:cs="Arial" w:eastAsia="Arial" w:hAnsi="Arial"/>
@@ -28720,7 +28720,7 @@
         </w:rPr>
         <w:t xml:space="preserve">© 2026 SeaVuria and ARES. Aligned with KICD objectives. Developed by SeaVuria; technical implementation by ARES (with AI assistance from Claude). Licensed under </w:t>
       </w:r>
-      <w:hyperlink w:history="1" r:id="rIdlli_v7429w-0bzttwhbk-">
+      <w:hyperlink w:history="1" r:id="rIdbu5gvlecn3naegm8kv5qb">
         <w:r>
           <w:rPr>
             <w:rFonts w:ascii="Arial" w:cs="Arial" w:eastAsia="Arial" w:hAnsi="Arial"/>
@@ -28741,7 +28741,7 @@
         </w:rPr>
         <w:t xml:space="preserve"> (</w:t>
       </w:r>
-      <w:hyperlink w:history="1" r:id="rIdk1kguvb_ik9q-9aw55zhw">
+      <w:hyperlink w:history="1" r:id="rId7qteeh_dlrtx3rsbptl0q">
         <w:r>
           <w:rPr>
             <w:rFonts w:ascii="Arial" w:cs="Arial" w:eastAsia="Arial" w:hAnsi="Arial"/>

--- a/data/outputs/v2/Grade11/Biology/Lesson_Plans/SS1.2_Ecology/Biology_Ecology_CBE_LessonSequence.docx
+++ b/data/outputs/v2/Grade11/Biology/Lesson_Plans/SS1.2_Ecology/Biology_Ecology_CBE_LessonSequence.docx
@@ -2330,7 +2330,7 @@
         </w:rPr>
         <w:t xml:space="preserve">© 2026 SeaVuria and ARES. This work is licensed under a </w:t>
       </w:r>
-      <w:hyperlink w:history="1" r:id="rIdcqcilg3c57sl-ljk9xdzb">
+      <w:hyperlink w:history="1" r:id="rIdvxty7fudobdvmzhe4udra">
         <w:r>
           <w:rPr>
             <w:rFonts w:ascii="Arial" w:cs="Arial" w:eastAsia="Arial" w:hAnsi="Arial"/>
@@ -2350,7 +2350,7 @@
         </w:rPr>
         <w:t xml:space="preserve"> (</w:t>
       </w:r>
-      <w:hyperlink w:history="1" r:id="rIdnbqgk8jle7mwpggd2qvxo">
+      <w:hyperlink w:history="1" r:id="rIdtyqywhk8sojgdirqyidnn">
         <w:r>
           <w:rPr>
             <w:rFonts w:ascii="Arial" w:cs="Arial" w:eastAsia="Arial" w:hAnsi="Arial"/>
@@ -2370,7 +2370,7 @@
         </w:rPr>
         <w:t xml:space="preserve">). To view a copy of this license, visit </w:t>
       </w:r>
-      <w:hyperlink w:history="1" r:id="rId5nafekm7othes-ylrrop2">
+      <w:hyperlink w:history="1" r:id="rIdd2t3w46avwjrcurioibko">
         <w:r>
           <w:rPr>
             <w:rFonts w:ascii="Arial" w:cs="Arial" w:eastAsia="Arial" w:hAnsi="Arial"/>
@@ -3382,7 +3382,7 @@
             <w:pPr>
               <w:spacing w:after="20" w:before="0"/>
             </w:pPr>
-            <w:hyperlink w:history="1" r:id="rId-aiw95rkxdozbolz0ndap">
+            <w:hyperlink w:history="1" r:id="rIdchhiqzf83s8eco_2pilc3">
               <w:r>
                 <w:rPr>
                   <w:rFonts w:ascii="Arial" w:cs="Arial" w:eastAsia="Arial" w:hAnsi="Arial"/>
@@ -3415,7 +3415,7 @@
               <w:spacing w:after="10" w:before="0"/>
               <w:ind w:left="120"/>
             </w:pPr>
-            <w:hyperlink w:history="1" r:id="rIdehcfdcdy_b67f8xtcclfq">
+            <w:hyperlink w:history="1" r:id="rIdzeecmili9yxywjr6pznmw">
               <w:r>
                 <w:rPr>
                   <w:rFonts w:ascii="Arial" w:cs="Arial" w:eastAsia="Arial" w:hAnsi="Arial"/>
@@ -3460,7 +3460,7 @@
             <w:pPr>
               <w:spacing w:after="20" w:before="0"/>
             </w:pPr>
-            <w:hyperlink w:history="1" r:id="rIdyqjosqvq5zjdvjoseuujn">
+            <w:hyperlink w:history="1" r:id="rIdgmnxlr6cd131cwi-0_hgj">
               <w:r>
                 <w:rPr>
                   <w:rFonts w:ascii="Arial" w:cs="Arial" w:eastAsia="Arial" w:hAnsi="Arial"/>
@@ -3493,7 +3493,7 @@
               <w:spacing w:after="10" w:before="0"/>
               <w:ind w:left="120"/>
             </w:pPr>
-            <w:hyperlink w:history="1" r:id="rIdidchym-iqx0abr-vbmoq1">
+            <w:hyperlink w:history="1" r:id="rIdb-cseewhakrtjwjdor5rl">
               <w:r>
                 <w:rPr>
                   <w:rFonts w:ascii="Arial" w:cs="Arial" w:eastAsia="Arial" w:hAnsi="Arial"/>
@@ -3688,7 +3688,7 @@
             <w:pPr>
               <w:spacing w:after="20" w:before="0"/>
             </w:pPr>
-            <w:hyperlink w:history="1" r:id="rIdp-4tfacia5x4kfuoq7g-w">
+            <w:hyperlink w:history="1" r:id="rIdf505egrqm17kxz1dubdcw">
               <w:r>
                 <w:rPr>
                   <w:rFonts w:ascii="Arial" w:cs="Arial" w:eastAsia="Arial" w:hAnsi="Arial"/>
@@ -3721,7 +3721,7 @@
               <w:spacing w:after="10" w:before="0"/>
               <w:ind w:left="120"/>
             </w:pPr>
-            <w:hyperlink w:history="1" r:id="rIdc5crjcmiu0rkqu9zxjiac">
+            <w:hyperlink w:history="1" r:id="rId_gmpuvzztmiytxcfmsrn6">
               <w:r>
                 <w:rPr>
                   <w:rFonts w:ascii="Arial" w:cs="Arial" w:eastAsia="Arial" w:hAnsi="Arial"/>
@@ -3766,7 +3766,7 @@
             <w:pPr>
               <w:spacing w:after="20" w:before="0"/>
             </w:pPr>
-            <w:hyperlink w:history="1" r:id="rIdjyb4_-hce05pfd6dkwqrr">
+            <w:hyperlink w:history="1" r:id="rIdk14lvcl4pigmhl8e8sevp">
               <w:r>
                 <w:rPr>
                   <w:rFonts w:ascii="Arial" w:cs="Arial" w:eastAsia="Arial" w:hAnsi="Arial"/>
@@ -3799,7 +3799,7 @@
               <w:spacing w:after="10" w:before="0"/>
               <w:ind w:left="120"/>
             </w:pPr>
-            <w:hyperlink w:history="1" r:id="rIdj4-d4frwmqllh7zseb9ok">
+            <w:hyperlink w:history="1" r:id="rIdw4mym9gdop86vlcs_ws3x">
               <w:r>
                 <w:rPr>
                   <w:rFonts w:ascii="Arial" w:cs="Arial" w:eastAsia="Arial" w:hAnsi="Arial"/>
@@ -3994,7 +3994,7 @@
             <w:pPr>
               <w:spacing w:after="20" w:before="0"/>
             </w:pPr>
-            <w:hyperlink w:history="1" r:id="rIdkljf5g25yqyw6dys9z6-p">
+            <w:hyperlink w:history="1" r:id="rIdmvvh_ntmosjpwo2olzss7">
               <w:r>
                 <w:rPr>
                   <w:rFonts w:ascii="Arial" w:cs="Arial" w:eastAsia="Arial" w:hAnsi="Arial"/>
@@ -4027,7 +4027,7 @@
               <w:spacing w:after="10" w:before="0"/>
               <w:ind w:left="120"/>
             </w:pPr>
-            <w:hyperlink w:history="1" r:id="rIdhoqxgcu44nfdrslewgput">
+            <w:hyperlink w:history="1" r:id="rId4jioehzzkhflud9-rvaec">
               <w:r>
                 <w:rPr>
                   <w:rFonts w:ascii="Arial" w:cs="Arial" w:eastAsia="Arial" w:hAnsi="Arial"/>
@@ -4072,7 +4072,7 @@
             <w:pPr>
               <w:spacing w:after="20" w:before="0"/>
             </w:pPr>
-            <w:hyperlink w:history="1" r:id="rIdg5nzsotdbdqtzyeqsav3h">
+            <w:hyperlink w:history="1" r:id="rIdyqnfj9tmiml_g1evkdz50">
               <w:r>
                 <w:rPr>
                   <w:rFonts w:ascii="Arial" w:cs="Arial" w:eastAsia="Arial" w:hAnsi="Arial"/>
@@ -4105,7 +4105,7 @@
               <w:spacing w:after="10" w:before="0"/>
               <w:ind w:left="120"/>
             </w:pPr>
-            <w:hyperlink w:history="1" r:id="rIdfwlya-z9ejmbrd5c7qyjb">
+            <w:hyperlink w:history="1" r:id="rIdir8kilrqhpzqrouz6cutj">
               <w:r>
                 <w:rPr>
                   <w:rFonts w:ascii="Arial" w:cs="Arial" w:eastAsia="Arial" w:hAnsi="Arial"/>
@@ -4300,7 +4300,7 @@
             <w:pPr>
               <w:spacing w:after="20" w:before="0"/>
             </w:pPr>
-            <w:hyperlink w:history="1" r:id="rIdbduilak5bi1fryxynf9fg">
+            <w:hyperlink w:history="1" r:id="rIdxfp1vys-x567ecj7fcifg">
               <w:r>
                 <w:rPr>
                   <w:rFonts w:ascii="Arial" w:cs="Arial" w:eastAsia="Arial" w:hAnsi="Arial"/>
@@ -4333,7 +4333,7 @@
               <w:spacing w:after="10" w:before="0"/>
               <w:ind w:left="120"/>
             </w:pPr>
-            <w:hyperlink w:history="1" r:id="rIdbtcywdpc3oytz0dpeazhr">
+            <w:hyperlink w:history="1" r:id="rIdb8yeh1dc4abfvrfs_rmix">
               <w:r>
                 <w:rPr>
                   <w:rFonts w:ascii="Arial" w:cs="Arial" w:eastAsia="Arial" w:hAnsi="Arial"/>
@@ -4378,7 +4378,7 @@
             <w:pPr>
               <w:spacing w:after="20" w:before="0"/>
             </w:pPr>
-            <w:hyperlink w:history="1" r:id="rIdw4prlbsvwimvykrirypyj">
+            <w:hyperlink w:history="1" r:id="rIdkfsao9rimhshriqnjlopq">
               <w:r>
                 <w:rPr>
                   <w:rFonts w:ascii="Arial" w:cs="Arial" w:eastAsia="Arial" w:hAnsi="Arial"/>
@@ -4411,7 +4411,7 @@
               <w:spacing w:after="10" w:before="0"/>
               <w:ind w:left="120"/>
             </w:pPr>
-            <w:hyperlink w:history="1" r:id="rIdnvqqw6ksvxqgvwxck2f7o">
+            <w:hyperlink w:history="1" r:id="rIdme9imhvdaiefh0wctcvj5">
               <w:r>
                 <w:rPr>
                   <w:rFonts w:ascii="Arial" w:cs="Arial" w:eastAsia="Arial" w:hAnsi="Arial"/>
@@ -4606,7 +4606,7 @@
             <w:pPr>
               <w:spacing w:after="20" w:before="0"/>
             </w:pPr>
-            <w:hyperlink w:history="1" r:id="rIdbpmlyhsup-hsk1v24nnpw">
+            <w:hyperlink w:history="1" r:id="rIdsktxes0uaoges4whvcayw">
               <w:r>
                 <w:rPr>
                   <w:rFonts w:ascii="Arial" w:cs="Arial" w:eastAsia="Arial" w:hAnsi="Arial"/>
@@ -4655,7 +4655,7 @@
               <w:spacing w:after="10" w:before="0"/>
               <w:ind w:left="120"/>
             </w:pPr>
-            <w:hyperlink w:history="1" r:id="rIdlomjwr1whzt_azukm_zo6">
+            <w:hyperlink w:history="1" r:id="rId9-zuwgsoiw-a49dwyuiqc">
               <w:r>
                 <w:rPr>
                   <w:rFonts w:ascii="Arial" w:cs="Arial" w:eastAsia="Arial" w:hAnsi="Arial"/>
@@ -4700,7 +4700,7 @@
             <w:pPr>
               <w:spacing w:after="20" w:before="0"/>
             </w:pPr>
-            <w:hyperlink w:history="1" r:id="rIdpetoygwulx_itmyub_pr1">
+            <w:hyperlink w:history="1" r:id="rId5uqf-cc35z3ecvueot_1n">
               <w:r>
                 <w:rPr>
                   <w:rFonts w:ascii="Arial" w:cs="Arial" w:eastAsia="Arial" w:hAnsi="Arial"/>
@@ -4733,7 +4733,7 @@
               <w:spacing w:after="10" w:before="0"/>
               <w:ind w:left="120"/>
             </w:pPr>
-            <w:hyperlink w:history="1" r:id="rIdukpxhwv9_dwu0-loqqpxo">
+            <w:hyperlink w:history="1" r:id="rIdih3zam8h1yizzbiidilfz">
               <w:r>
                 <w:rPr>
                   <w:rFonts w:ascii="Arial" w:cs="Arial" w:eastAsia="Arial" w:hAnsi="Arial"/>
@@ -5245,7 +5245,7 @@
         </w:rPr>
         <w:t xml:space="preserve">© 2026 SeaVuria and ARES. Aligned with KICD objectives. Developed by SeaVuria; technical implementation by ARES (with AI assistance from Claude). Licensed under </w:t>
       </w:r>
-      <w:hyperlink w:history="1" r:id="rIdr5t52qmxckn_hepxqckgw">
+      <w:hyperlink w:history="1" r:id="rIdoc1tpc96z9tgzf6gqvlyz">
         <w:r>
           <w:rPr>
             <w:rFonts w:ascii="Arial" w:cs="Arial" w:eastAsia="Arial" w:hAnsi="Arial"/>
@@ -5266,7 +5266,7 @@
         </w:rPr>
         <w:t xml:space="preserve"> (</w:t>
       </w:r>
-      <w:hyperlink w:history="1" r:id="rIdn22irtibikkkqr9gaxide">
+      <w:hyperlink w:history="1" r:id="rIdm4haqihqsbl3vw_j2azrs">
         <w:r>
           <w:rPr>
             <w:rFonts w:ascii="Arial" w:cs="Arial" w:eastAsia="Arial" w:hAnsi="Arial"/>
@@ -6279,7 +6279,7 @@
             <w:pPr>
               <w:spacing w:after="20" w:before="0"/>
             </w:pPr>
-            <w:hyperlink w:history="1" r:id="rId41xodaqs5expeses8egmf">
+            <w:hyperlink w:history="1" r:id="rIdqhafgqqafhgquabojtkfu">
               <w:r>
                 <w:rPr>
                   <w:rFonts w:ascii="Arial" w:cs="Arial" w:eastAsia="Arial" w:hAnsi="Arial"/>
@@ -6328,7 +6328,7 @@
               <w:spacing w:after="10" w:before="0"/>
               <w:ind w:left="120"/>
             </w:pPr>
-            <w:hyperlink w:history="1" r:id="rIditvkpv24omooszyyida02">
+            <w:hyperlink w:history="1" r:id="rIduypwftajeldhyogougl3q">
               <w:r>
                 <w:rPr>
                   <w:rFonts w:ascii="Arial" w:cs="Arial" w:eastAsia="Arial" w:hAnsi="Arial"/>
@@ -6373,7 +6373,7 @@
             <w:pPr>
               <w:spacing w:after="20" w:before="0"/>
             </w:pPr>
-            <w:hyperlink w:history="1" r:id="rIdpd8v27qbbxym1f9ed0wwc">
+            <w:hyperlink w:history="1" r:id="rIdv9pyhyboqlqgomdf3e5rv">
               <w:r>
                 <w:rPr>
                   <w:rFonts w:ascii="Arial" w:cs="Arial" w:eastAsia="Arial" w:hAnsi="Arial"/>
@@ -6422,7 +6422,7 @@
               <w:spacing w:after="10" w:before="0"/>
               <w:ind w:left="120"/>
             </w:pPr>
-            <w:hyperlink w:history="1" r:id="rIdnljoemqkx3dhgishzplki">
+            <w:hyperlink w:history="1" r:id="rIdifuae80khfu2lkuvjfmza">
               <w:r>
                 <w:rPr>
                   <w:rFonts w:ascii="Arial" w:cs="Arial" w:eastAsia="Arial" w:hAnsi="Arial"/>
@@ -6617,7 +6617,7 @@
             <w:pPr>
               <w:spacing w:after="20" w:before="0"/>
             </w:pPr>
-            <w:hyperlink w:history="1" r:id="rIdeeic08lgo0yiinj2ztnmv">
+            <w:hyperlink w:history="1" r:id="rIdnnwioderfsbkdlfqq-4xd">
               <w:r>
                 <w:rPr>
                   <w:rFonts w:ascii="Arial" w:cs="Arial" w:eastAsia="Arial" w:hAnsi="Arial"/>
@@ -6666,7 +6666,7 @@
               <w:spacing w:after="10" w:before="0"/>
               <w:ind w:left="120"/>
             </w:pPr>
-            <w:hyperlink w:history="1" r:id="rIdsortdv-mhl_5vmefecmyg">
+            <w:hyperlink w:history="1" r:id="rIdoxn0t4f5wf2nrgrgfsfmi">
               <w:r>
                 <w:rPr>
                   <w:rFonts w:ascii="Arial" w:cs="Arial" w:eastAsia="Arial" w:hAnsi="Arial"/>
@@ -6711,7 +6711,7 @@
             <w:pPr>
               <w:spacing w:after="20" w:before="0"/>
             </w:pPr>
-            <w:hyperlink w:history="1" r:id="rId600bxhb90rzuc-ngfgwk0">
+            <w:hyperlink w:history="1" r:id="rIddr6l_gvxmopfmbcchd1jz">
               <w:r>
                 <w:rPr>
                   <w:rFonts w:ascii="Arial" w:cs="Arial" w:eastAsia="Arial" w:hAnsi="Arial"/>
@@ -6760,7 +6760,7 @@
               <w:spacing w:after="10" w:before="0"/>
               <w:ind w:left="120"/>
             </w:pPr>
-            <w:hyperlink w:history="1" r:id="rIdgn5hmyilybeqzab_a2wpi">
+            <w:hyperlink w:history="1" r:id="rIdup0x8re1cbcy4tlmb_4aq">
               <w:r>
                 <w:rPr>
                   <w:rFonts w:ascii="Arial" w:cs="Arial" w:eastAsia="Arial" w:hAnsi="Arial"/>
@@ -6955,7 +6955,7 @@
             <w:pPr>
               <w:spacing w:after="20" w:before="0"/>
             </w:pPr>
-            <w:hyperlink w:history="1" r:id="rIdixsibgeajofx2zeinjmku">
+            <w:hyperlink w:history="1" r:id="rIdkhexbydzfbsv-xl85vsqc">
               <w:r>
                 <w:rPr>
                   <w:rFonts w:ascii="Arial" w:cs="Arial" w:eastAsia="Arial" w:hAnsi="Arial"/>
@@ -7004,7 +7004,7 @@
               <w:spacing w:after="10" w:before="0"/>
               <w:ind w:left="120"/>
             </w:pPr>
-            <w:hyperlink w:history="1" r:id="rIdebzckuepz-psjh52qstdg">
+            <w:hyperlink w:history="1" r:id="rIdbohgw4bytn1wotvrwfirz">
               <w:r>
                 <w:rPr>
                   <w:rFonts w:ascii="Arial" w:cs="Arial" w:eastAsia="Arial" w:hAnsi="Arial"/>
@@ -7049,7 +7049,7 @@
             <w:pPr>
               <w:spacing w:after="20" w:before="0"/>
             </w:pPr>
-            <w:hyperlink w:history="1" r:id="rIdthqoy86k83dcnxhzzpb4f">
+            <w:hyperlink w:history="1" r:id="rIdnov6iqsafwrnrhunbhpsy">
               <w:r>
                 <w:rPr>
                   <w:rFonts w:ascii="Arial" w:cs="Arial" w:eastAsia="Arial" w:hAnsi="Arial"/>
@@ -7098,7 +7098,7 @@
               <w:spacing w:after="10" w:before="0"/>
               <w:ind w:left="120"/>
             </w:pPr>
-            <w:hyperlink w:history="1" r:id="rId8pl290atd6xl5lcdgqatg">
+            <w:hyperlink w:history="1" r:id="rIdfqnspzp9fhocw9o2cejzj">
               <w:r>
                 <w:rPr>
                   <w:rFonts w:ascii="Arial" w:cs="Arial" w:eastAsia="Arial" w:hAnsi="Arial"/>
@@ -7293,7 +7293,7 @@
             <w:pPr>
               <w:spacing w:after="20" w:before="0"/>
             </w:pPr>
-            <w:hyperlink w:history="1" r:id="rId0igpxcatimsdoh-co3-l7">
+            <w:hyperlink w:history="1" r:id="rIddln-qtxlbkprxwmbrdjys">
               <w:r>
                 <w:rPr>
                   <w:rFonts w:ascii="Arial" w:cs="Arial" w:eastAsia="Arial" w:hAnsi="Arial"/>
@@ -7342,7 +7342,7 @@
               <w:spacing w:after="10" w:before="0"/>
               <w:ind w:left="120"/>
             </w:pPr>
-            <w:hyperlink w:history="1" r:id="rId4j4dmbep4ytcf9lrtah_e">
+            <w:hyperlink w:history="1" r:id="rIdzddb9gjveknbw2c9ts3kx">
               <w:r>
                 <w:rPr>
                   <w:rFonts w:ascii="Arial" w:cs="Arial" w:eastAsia="Arial" w:hAnsi="Arial"/>
@@ -7387,7 +7387,7 @@
             <w:pPr>
               <w:spacing w:after="20" w:before="0"/>
             </w:pPr>
-            <w:hyperlink w:history="1" r:id="rIdkrcxqxocb1-jipkcbdofp">
+            <w:hyperlink w:history="1" r:id="rIdkjxd8s6e7tre_ckan8vby">
               <w:r>
                 <w:rPr>
                   <w:rFonts w:ascii="Arial" w:cs="Arial" w:eastAsia="Arial" w:hAnsi="Arial"/>
@@ -7436,7 +7436,7 @@
               <w:spacing w:after="10" w:before="0"/>
               <w:ind w:left="120"/>
             </w:pPr>
-            <w:hyperlink w:history="1" r:id="rIdbecgjxqhesuaym4zqesq8">
+            <w:hyperlink w:history="1" r:id="rIdohsuc9_shn9drgniv7xoi">
               <w:r>
                 <w:rPr>
                   <w:rFonts w:ascii="Arial" w:cs="Arial" w:eastAsia="Arial" w:hAnsi="Arial"/>
@@ -7631,7 +7631,7 @@
             <w:pPr>
               <w:spacing w:after="20" w:before="0"/>
             </w:pPr>
-            <w:hyperlink w:history="1" r:id="rId19zbr7h6ytnxs-hgfy1fu">
+            <w:hyperlink w:history="1" r:id="rIdmispbxr48azosoituncu8">
               <w:r>
                 <w:rPr>
                   <w:rFonts w:ascii="Arial" w:cs="Arial" w:eastAsia="Arial" w:hAnsi="Arial"/>
@@ -7680,7 +7680,7 @@
               <w:spacing w:after="10" w:before="0"/>
               <w:ind w:left="120"/>
             </w:pPr>
-            <w:hyperlink w:history="1" r:id="rIdkgxos7eqjplbg_tfxmxzx">
+            <w:hyperlink w:history="1" r:id="rIdcn_oyqcgsyrmw1cc79u1z">
               <w:r>
                 <w:rPr>
                   <w:rFonts w:ascii="Arial" w:cs="Arial" w:eastAsia="Arial" w:hAnsi="Arial"/>
@@ -7725,7 +7725,7 @@
             <w:pPr>
               <w:spacing w:after="20" w:before="0"/>
             </w:pPr>
-            <w:hyperlink w:history="1" r:id="rIdt8pj_ka-hlynfr8da98z3">
+            <w:hyperlink w:history="1" r:id="rIdppz8dvq7sg7mhwe57nrhs">
               <w:r>
                 <w:rPr>
                   <w:rFonts w:ascii="Arial" w:cs="Arial" w:eastAsia="Arial" w:hAnsi="Arial"/>
@@ -7774,7 +7774,7 @@
               <w:spacing w:after="10" w:before="0"/>
               <w:ind w:left="120"/>
             </w:pPr>
-            <w:hyperlink w:history="1" r:id="rIdemwlby1mldkrzrl05w8b-">
+            <w:hyperlink w:history="1" r:id="rIddzvdlgv0pifzt07xz_xzd">
               <w:r>
                 <w:rPr>
                   <w:rFonts w:ascii="Arial" w:cs="Arial" w:eastAsia="Arial" w:hAnsi="Arial"/>
@@ -8286,7 +8286,7 @@
         </w:rPr>
         <w:t xml:space="preserve">© 2026 SeaVuria and ARES. Aligned with KICD objectives. Developed by SeaVuria; technical implementation by ARES (with AI assistance from Claude). Licensed under </w:t>
       </w:r>
-      <w:hyperlink w:history="1" r:id="rIdzey920xxh0s7kpdoouyqc">
+      <w:hyperlink w:history="1" r:id="rIdghz8ki5uccej3dnr3xmdb">
         <w:r>
           <w:rPr>
             <w:rFonts w:ascii="Arial" w:cs="Arial" w:eastAsia="Arial" w:hAnsi="Arial"/>
@@ -8307,7 +8307,7 @@
         </w:rPr>
         <w:t xml:space="preserve"> (</w:t>
       </w:r>
-      <w:hyperlink w:history="1" r:id="rIdnppxmuu_4aficp8rm0dzn">
+      <w:hyperlink w:history="1" r:id="rIdnrnq-fbw6fzinn7aizuci">
         <w:r>
           <w:rPr>
             <w:rFonts w:ascii="Arial" w:cs="Arial" w:eastAsia="Arial" w:hAnsi="Arial"/>
@@ -9320,7 +9320,7 @@
             <w:pPr>
               <w:spacing w:after="20" w:before="0"/>
             </w:pPr>
-            <w:hyperlink w:history="1" r:id="rIdlobnrnll7iniwnfhzfhgh">
+            <w:hyperlink w:history="1" r:id="rIdetgimxsqrsc_nsbgopoo4">
               <w:r>
                 <w:rPr>
                   <w:rFonts w:ascii="Arial" w:cs="Arial" w:eastAsia="Arial" w:hAnsi="Arial"/>
@@ -9353,7 +9353,7 @@
               <w:spacing w:after="10" w:before="0"/>
               <w:ind w:left="120"/>
             </w:pPr>
-            <w:hyperlink w:history="1" r:id="rIdf6ubewdbet7whfntzaodo">
+            <w:hyperlink w:history="1" r:id="rIdgnxd2stbxivyuusgjo9db">
               <w:r>
                 <w:rPr>
                   <w:rFonts w:ascii="Arial" w:cs="Arial" w:eastAsia="Arial" w:hAnsi="Arial"/>
@@ -9398,7 +9398,7 @@
             <w:pPr>
               <w:spacing w:after="20" w:before="0"/>
             </w:pPr>
-            <w:hyperlink w:history="1" r:id="rIdfx6eqscp8ukzhkypqdlvw">
+            <w:hyperlink w:history="1" r:id="rIdtjhuhkgqroeuqd6qobiee">
               <w:r>
                 <w:rPr>
                   <w:rFonts w:ascii="Arial" w:cs="Arial" w:eastAsia="Arial" w:hAnsi="Arial"/>
@@ -9431,7 +9431,7 @@
               <w:spacing w:after="10" w:before="0"/>
               <w:ind w:left="120"/>
             </w:pPr>
-            <w:hyperlink w:history="1" r:id="rId6rv3705o9rqxo4v1ljedx">
+            <w:hyperlink w:history="1" r:id="rIdgubuhdlqws-uu0zda0ofw">
               <w:r>
                 <w:rPr>
                   <w:rFonts w:ascii="Arial" w:cs="Arial" w:eastAsia="Arial" w:hAnsi="Arial"/>
@@ -9626,7 +9626,7 @@
             <w:pPr>
               <w:spacing w:after="20" w:before="0"/>
             </w:pPr>
-            <w:hyperlink w:history="1" r:id="rIdiyvzvwmt1bp-m61jad7-m">
+            <w:hyperlink w:history="1" r:id="rIdpoaelju9obd481srrwnpd">
               <w:r>
                 <w:rPr>
                   <w:rFonts w:ascii="Arial" w:cs="Arial" w:eastAsia="Arial" w:hAnsi="Arial"/>
@@ -9659,7 +9659,7 @@
               <w:spacing w:after="10" w:before="0"/>
               <w:ind w:left="120"/>
             </w:pPr>
-            <w:hyperlink w:history="1" r:id="rId6qj0i0h8qcy6b8xb7ruok">
+            <w:hyperlink w:history="1" r:id="rIdhouco0l6skycesmi5hkfv">
               <w:r>
                 <w:rPr>
                   <w:rFonts w:ascii="Arial" w:cs="Arial" w:eastAsia="Arial" w:hAnsi="Arial"/>
@@ -9704,7 +9704,7 @@
             <w:pPr>
               <w:spacing w:after="20" w:before="0"/>
             </w:pPr>
-            <w:hyperlink w:history="1" r:id="rIdg3rqkf0ord_-ztb9kty1f">
+            <w:hyperlink w:history="1" r:id="rIdzyvhhrum96c_qbcvyq1od">
               <w:r>
                 <w:rPr>
                   <w:rFonts w:ascii="Arial" w:cs="Arial" w:eastAsia="Arial" w:hAnsi="Arial"/>
@@ -9737,7 +9737,7 @@
               <w:spacing w:after="10" w:before="0"/>
               <w:ind w:left="120"/>
             </w:pPr>
-            <w:hyperlink w:history="1" r:id="rId6hvnkxjdsaw4thgkyc0gp">
+            <w:hyperlink w:history="1" r:id="rIdhr-trehj_i5fqawpeldck">
               <w:r>
                 <w:rPr>
                   <w:rFonts w:ascii="Arial" w:cs="Arial" w:eastAsia="Arial" w:hAnsi="Arial"/>
@@ -9932,7 +9932,7 @@
             <w:pPr>
               <w:spacing w:after="20" w:before="0"/>
             </w:pPr>
-            <w:hyperlink w:history="1" r:id="rIdwme6e28ozpbzci7s5avs7">
+            <w:hyperlink w:history="1" r:id="rId9-jd13zgpsqwb-ixuhhlc">
               <w:r>
                 <w:rPr>
                   <w:rFonts w:ascii="Arial" w:cs="Arial" w:eastAsia="Arial" w:hAnsi="Arial"/>
@@ -9981,7 +9981,7 @@
               <w:spacing w:after="10" w:before="0"/>
               <w:ind w:left="120"/>
             </w:pPr>
-            <w:hyperlink w:history="1" r:id="rId9jvonz0gcdhvgvdan1vpr">
+            <w:hyperlink w:history="1" r:id="rId7xblbmcl8u2t95op1scmu">
               <w:r>
                 <w:rPr>
                   <w:rFonts w:ascii="Arial" w:cs="Arial" w:eastAsia="Arial" w:hAnsi="Arial"/>
@@ -10026,7 +10026,7 @@
             <w:pPr>
               <w:spacing w:after="20" w:before="0"/>
             </w:pPr>
-            <w:hyperlink w:history="1" r:id="rId2jmnygao2adtdaweyjxfn">
+            <w:hyperlink w:history="1" r:id="rIdzxexobvx8pinjgrgf9vei">
               <w:r>
                 <w:rPr>
                   <w:rFonts w:ascii="Arial" w:cs="Arial" w:eastAsia="Arial" w:hAnsi="Arial"/>
@@ -10059,7 +10059,7 @@
               <w:spacing w:after="10" w:before="0"/>
               <w:ind w:left="120"/>
             </w:pPr>
-            <w:hyperlink w:history="1" r:id="rIdr9yx_q-yh7wnudy7omzen">
+            <w:hyperlink w:history="1" r:id="rIdhi4senrqsmndrafefok8p">
               <w:r>
                 <w:rPr>
                   <w:rFonts w:ascii="Arial" w:cs="Arial" w:eastAsia="Arial" w:hAnsi="Arial"/>
@@ -10254,7 +10254,7 @@
             <w:pPr>
               <w:spacing w:after="20" w:before="0"/>
             </w:pPr>
-            <w:hyperlink w:history="1" r:id="rIdi_lpbg1r4cmx7d3ljy1ap">
+            <w:hyperlink w:history="1" r:id="rIdasactglxrh0fdcn-o2ffb">
               <w:r>
                 <w:rPr>
                   <w:rFonts w:ascii="Arial" w:cs="Arial" w:eastAsia="Arial" w:hAnsi="Arial"/>
@@ -10303,7 +10303,7 @@
               <w:spacing w:after="10" w:before="0"/>
               <w:ind w:left="120"/>
             </w:pPr>
-            <w:hyperlink w:history="1" r:id="rIdvsqvj4wsgywmq0i5cgko1">
+            <w:hyperlink w:history="1" r:id="rIdwds-9pdbei0bp4nfngrof">
               <w:r>
                 <w:rPr>
                   <w:rFonts w:ascii="Arial" w:cs="Arial" w:eastAsia="Arial" w:hAnsi="Arial"/>
@@ -10348,7 +10348,7 @@
             <w:pPr>
               <w:spacing w:after="20" w:before="0"/>
             </w:pPr>
-            <w:hyperlink w:history="1" r:id="rIdx5iwovbas6zxdbxm6bexh">
+            <w:hyperlink w:history="1" r:id="rIdycb2oc5zpomn3dp6x6qxo">
               <w:r>
                 <w:rPr>
                   <w:rFonts w:ascii="Arial" w:cs="Arial" w:eastAsia="Arial" w:hAnsi="Arial"/>
@@ -10381,7 +10381,7 @@
               <w:spacing w:after="10" w:before="0"/>
               <w:ind w:left="120"/>
             </w:pPr>
-            <w:hyperlink w:history="1" r:id="rIdnpkn4n2rvlfiplbw1sydg">
+            <w:hyperlink w:history="1" r:id="rIdaufcva-ygpx7lduh9qkq_">
               <w:r>
                 <w:rPr>
                   <w:rFonts w:ascii="Arial" w:cs="Arial" w:eastAsia="Arial" w:hAnsi="Arial"/>
@@ -10576,7 +10576,7 @@
             <w:pPr>
               <w:spacing w:after="20" w:before="0"/>
             </w:pPr>
-            <w:hyperlink w:history="1" r:id="rIdxbq40i3gfcseukrcj0ygs">
+            <w:hyperlink w:history="1" r:id="rIdfqlpwh8_vfbywc33mprqa">
               <w:r>
                 <w:rPr>
                   <w:rFonts w:ascii="Arial" w:cs="Arial" w:eastAsia="Arial" w:hAnsi="Arial"/>
@@ -10625,7 +10625,7 @@
               <w:spacing w:after="10" w:before="0"/>
               <w:ind w:left="120"/>
             </w:pPr>
-            <w:hyperlink w:history="1" r:id="rId-a6sdyrd6oo5ddrwse90k">
+            <w:hyperlink w:history="1" r:id="rIddnvjxcnsvyjfhrlwedv-h">
               <w:r>
                 <w:rPr>
                   <w:rFonts w:ascii="Arial" w:cs="Arial" w:eastAsia="Arial" w:hAnsi="Arial"/>
@@ -10670,7 +10670,7 @@
             <w:pPr>
               <w:spacing w:after="20" w:before="0"/>
             </w:pPr>
-            <w:hyperlink w:history="1" r:id="rIdidkv05t5l1ynxq2tojy63">
+            <w:hyperlink w:history="1" r:id="rIdioqt1hd7bti2jirmvmqfz">
               <w:r>
                 <w:rPr>
                   <w:rFonts w:ascii="Arial" w:cs="Arial" w:eastAsia="Arial" w:hAnsi="Arial"/>
@@ -10719,7 +10719,7 @@
               <w:spacing w:after="10" w:before="0"/>
               <w:ind w:left="120"/>
             </w:pPr>
-            <w:hyperlink w:history="1" r:id="rIdzndh68rmu7ww8kk69jvk1">
+            <w:hyperlink w:history="1" r:id="rIdejc9c7ql30pjqqroyxjth">
               <w:r>
                 <w:rPr>
                   <w:rFonts w:ascii="Arial" w:cs="Arial" w:eastAsia="Arial" w:hAnsi="Arial"/>
@@ -11231,7 +11231,7 @@
         </w:rPr>
         <w:t xml:space="preserve">© 2026 SeaVuria and ARES. Aligned with KICD objectives. Developed by SeaVuria; technical implementation by ARES (with AI assistance from Claude). Licensed under </w:t>
       </w:r>
-      <w:hyperlink w:history="1" r:id="rIdthd4uwtsmsidqneunvopl">
+      <w:hyperlink w:history="1" r:id="rIdiunvb8petoexp1tcsncn9">
         <w:r>
           <w:rPr>
             <w:rFonts w:ascii="Arial" w:cs="Arial" w:eastAsia="Arial" w:hAnsi="Arial"/>
@@ -11252,7 +11252,7 @@
         </w:rPr>
         <w:t xml:space="preserve"> (</w:t>
       </w:r>
-      <w:hyperlink w:history="1" r:id="rIdisrzlchk4kkm3npuu4oqv">
+      <w:hyperlink w:history="1" r:id="rIdhq5qjglkjjjmzaaxqf8zp">
         <w:r>
           <w:rPr>
             <w:rFonts w:ascii="Arial" w:cs="Arial" w:eastAsia="Arial" w:hAnsi="Arial"/>
@@ -12265,7 +12265,7 @@
             <w:pPr>
               <w:spacing w:after="20" w:before="0"/>
             </w:pPr>
-            <w:hyperlink w:history="1" r:id="rIdopszbr4peedn_cculcuya">
+            <w:hyperlink w:history="1" r:id="rIdxaireclpsshlumhwsaiza">
               <w:r>
                 <w:rPr>
                   <w:rFonts w:ascii="Arial" w:cs="Arial" w:eastAsia="Arial" w:hAnsi="Arial"/>
@@ -12298,7 +12298,7 @@
               <w:spacing w:after="10" w:before="0"/>
               <w:ind w:left="120"/>
             </w:pPr>
-            <w:hyperlink w:history="1" r:id="rIdqrrcjxx9bmkj2tbl0eldj">
+            <w:hyperlink w:history="1" r:id="rIdy2jhqyujurdu5md64m5ih">
               <w:r>
                 <w:rPr>
                   <w:rFonts w:ascii="Arial" w:cs="Arial" w:eastAsia="Arial" w:hAnsi="Arial"/>
@@ -12343,7 +12343,7 @@
             <w:pPr>
               <w:spacing w:after="20" w:before="0"/>
             </w:pPr>
-            <w:hyperlink w:history="1" r:id="rIdnbskhfglnikgr-vgmel3z">
+            <w:hyperlink w:history="1" r:id="rIdxwhi98aqojkc8zl2ntmrs">
               <w:r>
                 <w:rPr>
                   <w:rFonts w:ascii="Arial" w:cs="Arial" w:eastAsia="Arial" w:hAnsi="Arial"/>
@@ -12376,7 +12376,7 @@
               <w:spacing w:after="10" w:before="0"/>
               <w:ind w:left="120"/>
             </w:pPr>
-            <w:hyperlink w:history="1" r:id="rIdomfxfmy2c4w6gc6v1pwoe">
+            <w:hyperlink w:history="1" r:id="rIdzadqrpqchrl3-tijqtx3h">
               <w:r>
                 <w:rPr>
                   <w:rFonts w:ascii="Arial" w:cs="Arial" w:eastAsia="Arial" w:hAnsi="Arial"/>
@@ -12571,7 +12571,7 @@
             <w:pPr>
               <w:spacing w:after="20" w:before="0"/>
             </w:pPr>
-            <w:hyperlink w:history="1" r:id="rIdxyhkxqaaroodxj3duy5r8">
+            <w:hyperlink w:history="1" r:id="rIdizvnqrjakehy7mzn997i8">
               <w:r>
                 <w:rPr>
                   <w:rFonts w:ascii="Arial" w:cs="Arial" w:eastAsia="Arial" w:hAnsi="Arial"/>
@@ -12604,7 +12604,7 @@
               <w:spacing w:after="10" w:before="0"/>
               <w:ind w:left="120"/>
             </w:pPr>
-            <w:hyperlink w:history="1" r:id="rIddcl509zl8_cqhed65uar6">
+            <w:hyperlink w:history="1" r:id="rIdhlstcwgutcz4wupipvjch">
               <w:r>
                 <w:rPr>
                   <w:rFonts w:ascii="Arial" w:cs="Arial" w:eastAsia="Arial" w:hAnsi="Arial"/>
@@ -12649,7 +12649,7 @@
             <w:pPr>
               <w:spacing w:after="20" w:before="0"/>
             </w:pPr>
-            <w:hyperlink w:history="1" r:id="rIdftksojhxaiyckdalx5tvl">
+            <w:hyperlink w:history="1" r:id="rIdztfupzmkb6t-wk9ovuuyv">
               <w:r>
                 <w:rPr>
                   <w:rFonts w:ascii="Arial" w:cs="Arial" w:eastAsia="Arial" w:hAnsi="Arial"/>
@@ -12682,7 +12682,7 @@
               <w:spacing w:after="10" w:before="0"/>
               <w:ind w:left="120"/>
             </w:pPr>
-            <w:hyperlink w:history="1" r:id="rIdeyynkshw8jmj8rcrlql_1">
+            <w:hyperlink w:history="1" r:id="rIdi4b25egdpkjgovwgbsqgq">
               <w:r>
                 <w:rPr>
                   <w:rFonts w:ascii="Arial" w:cs="Arial" w:eastAsia="Arial" w:hAnsi="Arial"/>
@@ -12877,7 +12877,7 @@
             <w:pPr>
               <w:spacing w:after="20" w:before="0"/>
             </w:pPr>
-            <w:hyperlink w:history="1" r:id="rIdtdjyqbwhycizre84-ujxk">
+            <w:hyperlink w:history="1" r:id="rIdqksjz0x4018ybnni7wtku">
               <w:r>
                 <w:rPr>
                   <w:rFonts w:ascii="Arial" w:cs="Arial" w:eastAsia="Arial" w:hAnsi="Arial"/>
@@ -12910,7 +12910,7 @@
               <w:spacing w:after="10" w:before="0"/>
               <w:ind w:left="120"/>
             </w:pPr>
-            <w:hyperlink w:history="1" r:id="rIdlfiyuyww7be5cqjmsyjie">
+            <w:hyperlink w:history="1" r:id="rIdes6uasptcobxfdemp2ob4">
               <w:r>
                 <w:rPr>
                   <w:rFonts w:ascii="Arial" w:cs="Arial" w:eastAsia="Arial" w:hAnsi="Arial"/>
@@ -12955,7 +12955,7 @@
             <w:pPr>
               <w:spacing w:after="20" w:before="0"/>
             </w:pPr>
-            <w:hyperlink w:history="1" r:id="rIdmxigq18awwny3zrwgb4i9">
+            <w:hyperlink w:history="1" r:id="rIdbydxtjml9iuol7vng2pkh">
               <w:r>
                 <w:rPr>
                   <w:rFonts w:ascii="Arial" w:cs="Arial" w:eastAsia="Arial" w:hAnsi="Arial"/>
@@ -12988,7 +12988,7 @@
               <w:spacing w:after="10" w:before="0"/>
               <w:ind w:left="120"/>
             </w:pPr>
-            <w:hyperlink w:history="1" r:id="rIdz8rncexlmommjdi_zqifm">
+            <w:hyperlink w:history="1" r:id="rIdh-9gsn_jj2hmh2bcuncib">
               <w:r>
                 <w:rPr>
                   <w:rFonts w:ascii="Arial" w:cs="Arial" w:eastAsia="Arial" w:hAnsi="Arial"/>
@@ -13183,7 +13183,7 @@
             <w:pPr>
               <w:spacing w:after="20" w:before="0"/>
             </w:pPr>
-            <w:hyperlink w:history="1" r:id="rIdvteyikywtjn2va1313eik">
+            <w:hyperlink w:history="1" r:id="rIdgnlqgc6yqg5-1tsqokqbd">
               <w:r>
                 <w:rPr>
                   <w:rFonts w:ascii="Arial" w:cs="Arial" w:eastAsia="Arial" w:hAnsi="Arial"/>
@@ -13216,7 +13216,7 @@
               <w:spacing w:after="10" w:before="0"/>
               <w:ind w:left="120"/>
             </w:pPr>
-            <w:hyperlink w:history="1" r:id="rIdulfg9ph9qzoyensdz3gbc">
+            <w:hyperlink w:history="1" r:id="rId__bqzgh0llfrtty1yoglr">
               <w:r>
                 <w:rPr>
                   <w:rFonts w:ascii="Arial" w:cs="Arial" w:eastAsia="Arial" w:hAnsi="Arial"/>
@@ -13261,7 +13261,7 @@
             <w:pPr>
               <w:spacing w:after="20" w:before="0"/>
             </w:pPr>
-            <w:hyperlink w:history="1" r:id="rIdhgrp1rafzmznooy0ddl7o">
+            <w:hyperlink w:history="1" r:id="rIdwseorg_x74-1vm7yioq60">
               <w:r>
                 <w:rPr>
                   <w:rFonts w:ascii="Arial" w:cs="Arial" w:eastAsia="Arial" w:hAnsi="Arial"/>
@@ -13294,7 +13294,7 @@
               <w:spacing w:after="10" w:before="0"/>
               <w:ind w:left="120"/>
             </w:pPr>
-            <w:hyperlink w:history="1" r:id="rId3i0fgqyv44my6gabb8qpq">
+            <w:hyperlink w:history="1" r:id="rIdlraad1a1wmqlf5co2blbu">
               <w:r>
                 <w:rPr>
                   <w:rFonts w:ascii="Arial" w:cs="Arial" w:eastAsia="Arial" w:hAnsi="Arial"/>
@@ -13489,7 +13489,7 @@
             <w:pPr>
               <w:spacing w:after="20" w:before="0"/>
             </w:pPr>
-            <w:hyperlink w:history="1" r:id="rId1mij_bkhisbjmzzyunesj">
+            <w:hyperlink w:history="1" r:id="rId72d75yevtpsz-neyt6dop">
               <w:r>
                 <w:rPr>
                   <w:rFonts w:ascii="Arial" w:cs="Arial" w:eastAsia="Arial" w:hAnsi="Arial"/>
@@ -13538,7 +13538,7 @@
               <w:spacing w:after="10" w:before="0"/>
               <w:ind w:left="120"/>
             </w:pPr>
-            <w:hyperlink w:history="1" r:id="rIdwnxy6sskvx3sdsfm44qmd">
+            <w:hyperlink w:history="1" r:id="rIdfk03tk9dieuqzl4mg6sxz">
               <w:r>
                 <w:rPr>
                   <w:rFonts w:ascii="Arial" w:cs="Arial" w:eastAsia="Arial" w:hAnsi="Arial"/>
@@ -13583,7 +13583,7 @@
             <w:pPr>
               <w:spacing w:after="20" w:before="0"/>
             </w:pPr>
-            <w:hyperlink w:history="1" r:id="rIdbhhld1twxhc_2ed0fxuk4">
+            <w:hyperlink w:history="1" r:id="rIdpmccycs31-jkzkd3q2bch">
               <w:r>
                 <w:rPr>
                   <w:rFonts w:ascii="Arial" w:cs="Arial" w:eastAsia="Arial" w:hAnsi="Arial"/>
@@ -13632,7 +13632,7 @@
               <w:spacing w:after="10" w:before="0"/>
               <w:ind w:left="120"/>
             </w:pPr>
-            <w:hyperlink w:history="1" r:id="rId6qsjjkwrkqtxypmkgwyre">
+            <w:hyperlink w:history="1" r:id="rId1tvvjph43b2qu2ftoj3cj">
               <w:r>
                 <w:rPr>
                   <w:rFonts w:ascii="Arial" w:cs="Arial" w:eastAsia="Arial" w:hAnsi="Arial"/>
@@ -14144,7 +14144,7 @@
         </w:rPr>
         <w:t xml:space="preserve">© 2026 SeaVuria and ARES. Aligned with KICD objectives. Developed by SeaVuria; technical implementation by ARES (with AI assistance from Claude). Licensed under </w:t>
       </w:r>
-      <w:hyperlink w:history="1" r:id="rIdfsn7n56ocd5ev4h1lzb8q">
+      <w:hyperlink w:history="1" r:id="rIdd0mwce1zn5bevjggtzr6w">
         <w:r>
           <w:rPr>
             <w:rFonts w:ascii="Arial" w:cs="Arial" w:eastAsia="Arial" w:hAnsi="Arial"/>
@@ -14165,7 +14165,7 @@
         </w:rPr>
         <w:t xml:space="preserve"> (</w:t>
       </w:r>
-      <w:hyperlink w:history="1" r:id="rId97wqf5qlibjdmesi-ijxx">
+      <w:hyperlink w:history="1" r:id="rIdle9qarhbniqsaxvqqhkxv">
         <w:r>
           <w:rPr>
             <w:rFonts w:ascii="Arial" w:cs="Arial" w:eastAsia="Arial" w:hAnsi="Arial"/>
@@ -15178,7 +15178,7 @@
             <w:pPr>
               <w:spacing w:after="20" w:before="0"/>
             </w:pPr>
-            <w:hyperlink w:history="1" r:id="rIduva4_0t72psl5wrfoseyj">
+            <w:hyperlink w:history="1" r:id="rId9gx2gkalwgo043elwhzpd">
               <w:r>
                 <w:rPr>
                   <w:rFonts w:ascii="Arial" w:cs="Arial" w:eastAsia="Arial" w:hAnsi="Arial"/>
@@ -15211,7 +15211,7 @@
               <w:spacing w:after="10" w:before="0"/>
               <w:ind w:left="120"/>
             </w:pPr>
-            <w:hyperlink w:history="1" r:id="rIdt92bf4uoz_0ih5wsnhecu">
+            <w:hyperlink w:history="1" r:id="rIdcmjsm0nfufsw0pmyavvz_">
               <w:r>
                 <w:rPr>
                   <w:rFonts w:ascii="Arial" w:cs="Arial" w:eastAsia="Arial" w:hAnsi="Arial"/>
@@ -15256,7 +15256,7 @@
             <w:pPr>
               <w:spacing w:after="20" w:before="0"/>
             </w:pPr>
-            <w:hyperlink w:history="1" r:id="rIdkdnfeiibq7l02utskn8mf">
+            <w:hyperlink w:history="1" r:id="rIdmwn7vsa_e_ccfmpdv4jqk">
               <w:r>
                 <w:rPr>
                   <w:rFonts w:ascii="Arial" w:cs="Arial" w:eastAsia="Arial" w:hAnsi="Arial"/>
@@ -15289,7 +15289,7 @@
               <w:spacing w:after="10" w:before="0"/>
               <w:ind w:left="120"/>
             </w:pPr>
-            <w:hyperlink w:history="1" r:id="rIdtuysyntxqtksuafhpie1c">
+            <w:hyperlink w:history="1" r:id="rIdbxpfrvsjt5qmsmoqc4nvw">
               <w:r>
                 <w:rPr>
                   <w:rFonts w:ascii="Arial" w:cs="Arial" w:eastAsia="Arial" w:hAnsi="Arial"/>
@@ -15484,7 +15484,7 @@
             <w:pPr>
               <w:spacing w:after="20" w:before="0"/>
             </w:pPr>
-            <w:hyperlink w:history="1" r:id="rIdjgwulkkf6w2tzqcssgtjr">
+            <w:hyperlink w:history="1" r:id="rIdp-ofwwkjvo0bzjtqfgsos">
               <w:r>
                 <w:rPr>
                   <w:rFonts w:ascii="Arial" w:cs="Arial" w:eastAsia="Arial" w:hAnsi="Arial"/>
@@ -15517,7 +15517,7 @@
               <w:spacing w:after="10" w:before="0"/>
               <w:ind w:left="120"/>
             </w:pPr>
-            <w:hyperlink w:history="1" r:id="rIdm8mb-96p6mxbqpkxfyhmr">
+            <w:hyperlink w:history="1" r:id="rIdc4rl6rfnxoa8oqoeucgml">
               <w:r>
                 <w:rPr>
                   <w:rFonts w:ascii="Arial" w:cs="Arial" w:eastAsia="Arial" w:hAnsi="Arial"/>
@@ -15562,7 +15562,7 @@
             <w:pPr>
               <w:spacing w:after="20" w:before="0"/>
             </w:pPr>
-            <w:hyperlink w:history="1" r:id="rIdamplxb4tndgyymgdaeox-">
+            <w:hyperlink w:history="1" r:id="rId-2eeenruwe-_zm2frzl3r">
               <w:r>
                 <w:rPr>
                   <w:rFonts w:ascii="Arial" w:cs="Arial" w:eastAsia="Arial" w:hAnsi="Arial"/>
@@ -15595,7 +15595,7 @@
               <w:spacing w:after="10" w:before="0"/>
               <w:ind w:left="120"/>
             </w:pPr>
-            <w:hyperlink w:history="1" r:id="rIdsqjdz2k5b4eu6hevoca5q">
+            <w:hyperlink w:history="1" r:id="rIdmrkpqwenrr-laieshp1tz">
               <w:r>
                 <w:rPr>
                   <w:rFonts w:ascii="Arial" w:cs="Arial" w:eastAsia="Arial" w:hAnsi="Arial"/>
@@ -15790,7 +15790,7 @@
             <w:pPr>
               <w:spacing w:after="20" w:before="0"/>
             </w:pPr>
-            <w:hyperlink w:history="1" r:id="rId0wyao5qsnkodlfoibvxgd">
+            <w:hyperlink w:history="1" r:id="rIdypobp9huaowqramtptofw">
               <w:r>
                 <w:rPr>
                   <w:rFonts w:ascii="Arial" w:cs="Arial" w:eastAsia="Arial" w:hAnsi="Arial"/>
@@ -15839,7 +15839,7 @@
               <w:spacing w:after="10" w:before="0"/>
               <w:ind w:left="120"/>
             </w:pPr>
-            <w:hyperlink w:history="1" r:id="rId8w4t2hyy51wixd3bsw2sc">
+            <w:hyperlink w:history="1" r:id="rId8wzwryjxce9q9_0plla9n">
               <w:r>
                 <w:rPr>
                   <w:rFonts w:ascii="Arial" w:cs="Arial" w:eastAsia="Arial" w:hAnsi="Arial"/>
@@ -15884,7 +15884,7 @@
             <w:pPr>
               <w:spacing w:after="20" w:before="0"/>
             </w:pPr>
-            <w:hyperlink w:history="1" r:id="rId6qycspvbwxd7txt5jyzur">
+            <w:hyperlink w:history="1" r:id="rIdqnq6wifj1tgzrprmo7udi">
               <w:r>
                 <w:rPr>
                   <w:rFonts w:ascii="Arial" w:cs="Arial" w:eastAsia="Arial" w:hAnsi="Arial"/>
@@ -15917,7 +15917,7 @@
               <w:spacing w:after="10" w:before="0"/>
               <w:ind w:left="120"/>
             </w:pPr>
-            <w:hyperlink w:history="1" r:id="rIdfzmxunxigv5n_tcuwe9bg">
+            <w:hyperlink w:history="1" r:id="rIdwrgoca5a8hgy9jyrowofx">
               <w:r>
                 <w:rPr>
                   <w:rFonts w:ascii="Arial" w:cs="Arial" w:eastAsia="Arial" w:hAnsi="Arial"/>
@@ -16112,7 +16112,7 @@
             <w:pPr>
               <w:spacing w:after="20" w:before="0"/>
             </w:pPr>
-            <w:hyperlink w:history="1" r:id="rIdrvaj6ipa5i8agf0x5ptaf">
+            <w:hyperlink w:history="1" r:id="rIdodyamfliaufihq_emhjz7">
               <w:r>
                 <w:rPr>
                   <w:rFonts w:ascii="Arial" w:cs="Arial" w:eastAsia="Arial" w:hAnsi="Arial"/>
@@ -16161,7 +16161,7 @@
               <w:spacing w:after="10" w:before="0"/>
               <w:ind w:left="120"/>
             </w:pPr>
-            <w:hyperlink w:history="1" r:id="rIdwfgzupi3osu_mj0vkubbt">
+            <w:hyperlink w:history="1" r:id="rIdput53x5e3zvpy34paidrg">
               <w:r>
                 <w:rPr>
                   <w:rFonts w:ascii="Arial" w:cs="Arial" w:eastAsia="Arial" w:hAnsi="Arial"/>
@@ -16206,7 +16206,7 @@
             <w:pPr>
               <w:spacing w:after="20" w:before="0"/>
             </w:pPr>
-            <w:hyperlink w:history="1" r:id="rId83i7smflmhuppzqxybun4">
+            <w:hyperlink w:history="1" r:id="rIdxyoi0tovbjmuqzvjmnh-f">
               <w:r>
                 <w:rPr>
                   <w:rFonts w:ascii="Arial" w:cs="Arial" w:eastAsia="Arial" w:hAnsi="Arial"/>
@@ -16239,7 +16239,7 @@
               <w:spacing w:after="10" w:before="0"/>
               <w:ind w:left="120"/>
             </w:pPr>
-            <w:hyperlink w:history="1" r:id="rId6mxuutbvikg4hx4jsqlxj">
+            <w:hyperlink w:history="1" r:id="rIdid-qzt7kc4rhix4exney-">
               <w:r>
                 <w:rPr>
                   <w:rFonts w:ascii="Arial" w:cs="Arial" w:eastAsia="Arial" w:hAnsi="Arial"/>
@@ -16434,7 +16434,7 @@
             <w:pPr>
               <w:spacing w:after="20" w:before="0"/>
             </w:pPr>
-            <w:hyperlink w:history="1" r:id="rId-naimu_ovsyjl3bfwthpc">
+            <w:hyperlink w:history="1" r:id="rIdjfwv9nlrbhvzo6dplikoq">
               <w:r>
                 <w:rPr>
                   <w:rFonts w:ascii="Arial" w:cs="Arial" w:eastAsia="Arial" w:hAnsi="Arial"/>
@@ -16467,7 +16467,7 @@
               <w:spacing w:after="10" w:before="0"/>
               <w:ind w:left="120"/>
             </w:pPr>
-            <w:hyperlink w:history="1" r:id="rId02wybrikhpmy8npahchbi">
+            <w:hyperlink w:history="1" r:id="rIdfexml67ukxajbjmbjhnxm">
               <w:r>
                 <w:rPr>
                   <w:rFonts w:ascii="Arial" w:cs="Arial" w:eastAsia="Arial" w:hAnsi="Arial"/>
@@ -16512,7 +16512,7 @@
             <w:pPr>
               <w:spacing w:after="20" w:before="0"/>
             </w:pPr>
-            <w:hyperlink w:history="1" r:id="rId0dtsfawuouxqf8eqhul5g">
+            <w:hyperlink w:history="1" r:id="rIdig4s7kj4sjas5_zwwvoqj">
               <w:r>
                 <w:rPr>
                   <w:rFonts w:ascii="Arial" w:cs="Arial" w:eastAsia="Arial" w:hAnsi="Arial"/>
@@ -16561,7 +16561,7 @@
               <w:spacing w:after="10" w:before="0"/>
               <w:ind w:left="120"/>
             </w:pPr>
-            <w:hyperlink w:history="1" r:id="rId4upwbimn8qvc4z2ghhbzy">
+            <w:hyperlink w:history="1" r:id="rIdabtd8kqltgajkmozxhsmr">
               <w:r>
                 <w:rPr>
                   <w:rFonts w:ascii="Arial" w:cs="Arial" w:eastAsia="Arial" w:hAnsi="Arial"/>
@@ -17073,7 +17073,7 @@
         </w:rPr>
         <w:t xml:space="preserve">© 2026 SeaVuria and ARES. Aligned with KICD objectives. Developed by SeaVuria; technical implementation by ARES (with AI assistance from Claude). Licensed under </w:t>
       </w:r>
-      <w:hyperlink w:history="1" r:id="rIdjat845k73tseil6mku0tk">
+      <w:hyperlink w:history="1" r:id="rIdh7cz0pzk4pv29gy7kifuk">
         <w:r>
           <w:rPr>
             <w:rFonts w:ascii="Arial" w:cs="Arial" w:eastAsia="Arial" w:hAnsi="Arial"/>
@@ -17094,7 +17094,7 @@
         </w:rPr>
         <w:t xml:space="preserve"> (</w:t>
       </w:r>
-      <w:hyperlink w:history="1" r:id="rIdew51zhywhjipxds8ssmtl">
+      <w:hyperlink w:history="1" r:id="rIdjijpqrmrjva97obuera7f">
         <w:r>
           <w:rPr>
             <w:rFonts w:ascii="Arial" w:cs="Arial" w:eastAsia="Arial" w:hAnsi="Arial"/>
@@ -18107,7 +18107,7 @@
             <w:pPr>
               <w:spacing w:after="20" w:before="0"/>
             </w:pPr>
-            <w:hyperlink w:history="1" r:id="rIdbqp_glebyr7bgej7c6vmj">
+            <w:hyperlink w:history="1" r:id="rIdudmfs4anbrbghesczak_d">
               <w:r>
                 <w:rPr>
                   <w:rFonts w:ascii="Arial" w:cs="Arial" w:eastAsia="Arial" w:hAnsi="Arial"/>
@@ -18156,7 +18156,7 @@
               <w:spacing w:after="10" w:before="0"/>
               <w:ind w:left="120"/>
             </w:pPr>
-            <w:hyperlink w:history="1" r:id="rIdsr8zh8m0c6cue1-7ccinv">
+            <w:hyperlink w:history="1" r:id="rId49e6fqbx42o2boor84ris">
               <w:r>
                 <w:rPr>
                   <w:rFonts w:ascii="Arial" w:cs="Arial" w:eastAsia="Arial" w:hAnsi="Arial"/>
@@ -18201,7 +18201,7 @@
             <w:pPr>
               <w:spacing w:after="20" w:before="0"/>
             </w:pPr>
-            <w:hyperlink w:history="1" r:id="rIdefbfqxxppk19hfskblbpf">
+            <w:hyperlink w:history="1" r:id="rIdaypa1xaxnhszrpmy3ldfk">
               <w:r>
                 <w:rPr>
                   <w:rFonts w:ascii="Arial" w:cs="Arial" w:eastAsia="Arial" w:hAnsi="Arial"/>
@@ -18234,7 +18234,7 @@
               <w:spacing w:after="10" w:before="0"/>
               <w:ind w:left="120"/>
             </w:pPr>
-            <w:hyperlink w:history="1" r:id="rIdeud6lxo68rswnrlweuili">
+            <w:hyperlink w:history="1" r:id="rIday1gmizkvqzujwpi-3s_4">
               <w:r>
                 <w:rPr>
                   <w:rFonts w:ascii="Arial" w:cs="Arial" w:eastAsia="Arial" w:hAnsi="Arial"/>
@@ -18429,7 +18429,7 @@
             <w:pPr>
               <w:spacing w:after="20" w:before="0"/>
             </w:pPr>
-            <w:hyperlink w:history="1" r:id="rId1b9fypcz9fjyhbv2n1z-u">
+            <w:hyperlink w:history="1" r:id="rIdtyupadvb1vuvbfpxw_2s2">
               <w:r>
                 <w:rPr>
                   <w:rFonts w:ascii="Arial" w:cs="Arial" w:eastAsia="Arial" w:hAnsi="Arial"/>
@@ -18478,7 +18478,7 @@
               <w:spacing w:after="10" w:before="0"/>
               <w:ind w:left="120"/>
             </w:pPr>
-            <w:hyperlink w:history="1" r:id="rIdier80lnj0yzhqz4e2pn6o">
+            <w:hyperlink w:history="1" r:id="rIdooawjvashuqsgi4u3gh-f">
               <w:r>
                 <w:rPr>
                   <w:rFonts w:ascii="Arial" w:cs="Arial" w:eastAsia="Arial" w:hAnsi="Arial"/>
@@ -18523,7 +18523,7 @@
             <w:pPr>
               <w:spacing w:after="20" w:before="0"/>
             </w:pPr>
-            <w:hyperlink w:history="1" r:id="rIddfli3wel6fgzre6cahn6b">
+            <w:hyperlink w:history="1" r:id="rIdzjukcoyah-_g1hjdy0glz">
               <w:r>
                 <w:rPr>
                   <w:rFonts w:ascii="Arial" w:cs="Arial" w:eastAsia="Arial" w:hAnsi="Arial"/>
@@ -18556,7 +18556,7 @@
               <w:spacing w:after="10" w:before="0"/>
               <w:ind w:left="120"/>
             </w:pPr>
-            <w:hyperlink w:history="1" r:id="rIdy-nmf3l7uc3_mlfujlblo">
+            <w:hyperlink w:history="1" r:id="rIdfudsl1tmwadm0gjde1vvv">
               <w:r>
                 <w:rPr>
                   <w:rFonts w:ascii="Arial" w:cs="Arial" w:eastAsia="Arial" w:hAnsi="Arial"/>
@@ -18751,7 +18751,7 @@
             <w:pPr>
               <w:spacing w:after="20" w:before="0"/>
             </w:pPr>
-            <w:hyperlink w:history="1" r:id="rIdgg9c8jmto2i3fbboajafu">
+            <w:hyperlink w:history="1" r:id="rId0jqwwmkmqnagqovazhx4s">
               <w:r>
                 <w:rPr>
                   <w:rFonts w:ascii="Arial" w:cs="Arial" w:eastAsia="Arial" w:hAnsi="Arial"/>
@@ -18800,7 +18800,7 @@
               <w:spacing w:after="10" w:before="0"/>
               <w:ind w:left="120"/>
             </w:pPr>
-            <w:hyperlink w:history="1" r:id="rIdrkec0zy0glcqugxoag5f_">
+            <w:hyperlink w:history="1" r:id="rId2jgn1___omzk95iqx30jc">
               <w:r>
                 <w:rPr>
                   <w:rFonts w:ascii="Arial" w:cs="Arial" w:eastAsia="Arial" w:hAnsi="Arial"/>
@@ -18845,7 +18845,7 @@
             <w:pPr>
               <w:spacing w:after="20" w:before="0"/>
             </w:pPr>
-            <w:hyperlink w:history="1" r:id="rIdtn8fbl01mdqr2ylhfrx1o">
+            <w:hyperlink w:history="1" r:id="rIdrilcszkzefkj1cbf68lzk">
               <w:r>
                 <w:rPr>
                   <w:rFonts w:ascii="Arial" w:cs="Arial" w:eastAsia="Arial" w:hAnsi="Arial"/>
@@ -18878,7 +18878,7 @@
               <w:spacing w:after="10" w:before="0"/>
               <w:ind w:left="120"/>
             </w:pPr>
-            <w:hyperlink w:history="1" r:id="rId1toh-p-c_-re6sd6s2mlh">
+            <w:hyperlink w:history="1" r:id="rIdt3a0g5mziecpfduwuesze">
               <w:r>
                 <w:rPr>
                   <w:rFonts w:ascii="Arial" w:cs="Arial" w:eastAsia="Arial" w:hAnsi="Arial"/>
@@ -19073,7 +19073,7 @@
             <w:pPr>
               <w:spacing w:after="20" w:before="0"/>
             </w:pPr>
-            <w:hyperlink w:history="1" r:id="rId69hn37gupkbh8twbeozz8">
+            <w:hyperlink w:history="1" r:id="rIduaa0hebkvpygsb-fuw8fi">
               <w:r>
                 <w:rPr>
                   <w:rFonts w:ascii="Arial" w:cs="Arial" w:eastAsia="Arial" w:hAnsi="Arial"/>
@@ -19122,7 +19122,7 @@
               <w:spacing w:after="10" w:before="0"/>
               <w:ind w:left="120"/>
             </w:pPr>
-            <w:hyperlink w:history="1" r:id="rIdfdf9g4ceymcx-q4idvmnc">
+            <w:hyperlink w:history="1" r:id="rId5h1kmjybk4i3j0skc7tbo">
               <w:r>
                 <w:rPr>
                   <w:rFonts w:ascii="Arial" w:cs="Arial" w:eastAsia="Arial" w:hAnsi="Arial"/>
@@ -19167,7 +19167,7 @@
             <w:pPr>
               <w:spacing w:after="20" w:before="0"/>
             </w:pPr>
-            <w:hyperlink w:history="1" r:id="rIdzxcc1idb8psjjwn6g4qsk">
+            <w:hyperlink w:history="1" r:id="rIdlhr_8p40zwu9yxl2reqie">
               <w:r>
                 <w:rPr>
                   <w:rFonts w:ascii="Arial" w:cs="Arial" w:eastAsia="Arial" w:hAnsi="Arial"/>
@@ -19200,7 +19200,7 @@
               <w:spacing w:after="10" w:before="0"/>
               <w:ind w:left="120"/>
             </w:pPr>
-            <w:hyperlink w:history="1" r:id="rIdyb0d0eenos-7yejwvmoeq">
+            <w:hyperlink w:history="1" r:id="rIduscc3ke178i4cgpdzhypo">
               <w:r>
                 <w:rPr>
                   <w:rFonts w:ascii="Arial" w:cs="Arial" w:eastAsia="Arial" w:hAnsi="Arial"/>
@@ -19395,7 +19395,7 @@
             <w:pPr>
               <w:spacing w:after="20" w:before="0"/>
             </w:pPr>
-            <w:hyperlink w:history="1" r:id="rIdm97rnivw0hl-kcp5hnfdu">
+            <w:hyperlink w:history="1" r:id="rIdyau6qixqxsmmapx_-vods">
               <w:r>
                 <w:rPr>
                   <w:rFonts w:ascii="Arial" w:cs="Arial" w:eastAsia="Arial" w:hAnsi="Arial"/>
@@ -19444,7 +19444,7 @@
               <w:spacing w:after="10" w:before="0"/>
               <w:ind w:left="120"/>
             </w:pPr>
-            <w:hyperlink w:history="1" r:id="rIdpypmutgaoeywtymhwkpjd">
+            <w:hyperlink w:history="1" r:id="rIdec9tdkeyssc69vwplbtgd">
               <w:r>
                 <w:rPr>
                   <w:rFonts w:ascii="Arial" w:cs="Arial" w:eastAsia="Arial" w:hAnsi="Arial"/>
@@ -19489,7 +19489,7 @@
             <w:pPr>
               <w:spacing w:after="20" w:before="0"/>
             </w:pPr>
-            <w:hyperlink w:history="1" r:id="rIdeu5ux3c-yx3vg6hqtaepp">
+            <w:hyperlink w:history="1" r:id="rIdt7okxvhcdcgequip8qkiq">
               <w:r>
                 <w:rPr>
                   <w:rFonts w:ascii="Arial" w:cs="Arial" w:eastAsia="Arial" w:hAnsi="Arial"/>
@@ -19522,7 +19522,7 @@
               <w:spacing w:after="10" w:before="0"/>
               <w:ind w:left="120"/>
             </w:pPr>
-            <w:hyperlink w:history="1" r:id="rIdhgwxfedgs2xxsi0pvwoxf">
+            <w:hyperlink w:history="1" r:id="rIdofum1rawkg0wpo9elqc60">
               <w:r>
                 <w:rPr>
                   <w:rFonts w:ascii="Arial" w:cs="Arial" w:eastAsia="Arial" w:hAnsi="Arial"/>
@@ -20034,7 +20034,7 @@
         </w:rPr>
         <w:t xml:space="preserve">© 2026 SeaVuria and ARES. Aligned with KICD objectives. Developed by SeaVuria; technical implementation by ARES (with AI assistance from Claude). Licensed under </w:t>
       </w:r>
-      <w:hyperlink w:history="1" r:id="rIdhllr3y5wf-2pws46xlsrq">
+      <w:hyperlink w:history="1" r:id="rIdsrvff4oxzscp4ibez0ypt">
         <w:r>
           <w:rPr>
             <w:rFonts w:ascii="Arial" w:cs="Arial" w:eastAsia="Arial" w:hAnsi="Arial"/>
@@ -20055,7 +20055,7 @@
         </w:rPr>
         <w:t xml:space="preserve"> (</w:t>
       </w:r>
-      <w:hyperlink w:history="1" r:id="rIdf79xwduiclfgwoh6npzp5">
+      <w:hyperlink w:history="1" r:id="rIdr-hxsudbmedarrvjpnqld">
         <w:r>
           <w:rPr>
             <w:rFonts w:ascii="Arial" w:cs="Arial" w:eastAsia="Arial" w:hAnsi="Arial"/>
@@ -21068,7 +21068,7 @@
             <w:pPr>
               <w:spacing w:after="20" w:before="0"/>
             </w:pPr>
-            <w:hyperlink w:history="1" r:id="rIdavvzwwnsduijjreksjp2e">
+            <w:hyperlink w:history="1" r:id="rIdghgw0aqik6tjkkn9crrx2">
               <w:r>
                 <w:rPr>
                   <w:rFonts w:ascii="Arial" w:cs="Arial" w:eastAsia="Arial" w:hAnsi="Arial"/>
@@ -21101,7 +21101,7 @@
               <w:spacing w:after="10" w:before="0"/>
               <w:ind w:left="120"/>
             </w:pPr>
-            <w:hyperlink w:history="1" r:id="rIdri1emz5tundagkjodve0o">
+            <w:hyperlink w:history="1" r:id="rIdfo0up-mg2nvav3nrjqwud">
               <w:r>
                 <w:rPr>
                   <w:rFonts w:ascii="Arial" w:cs="Arial" w:eastAsia="Arial" w:hAnsi="Arial"/>
@@ -21146,7 +21146,7 @@
             <w:pPr>
               <w:spacing w:after="20" w:before="0"/>
             </w:pPr>
-            <w:hyperlink w:history="1" r:id="rIdkhvil0m_ectjjlewvfjgf">
+            <w:hyperlink w:history="1" r:id="rIddxfewf2jgjevcgafzc-fl">
               <w:r>
                 <w:rPr>
                   <w:rFonts w:ascii="Arial" w:cs="Arial" w:eastAsia="Arial" w:hAnsi="Arial"/>
@@ -21179,7 +21179,7 @@
               <w:spacing w:after="10" w:before="0"/>
               <w:ind w:left="120"/>
             </w:pPr>
-            <w:hyperlink w:history="1" r:id="rIdobxkg0ohc5_spywsza0oa">
+            <w:hyperlink w:history="1" r:id="rIdzkaorwbbulixcbfhxx9qy">
               <w:r>
                 <w:rPr>
                   <w:rFonts w:ascii="Arial" w:cs="Arial" w:eastAsia="Arial" w:hAnsi="Arial"/>
@@ -21374,7 +21374,7 @@
             <w:pPr>
               <w:spacing w:after="20" w:before="0"/>
             </w:pPr>
-            <w:hyperlink w:history="1" r:id="rId-hydr-fcu7gzaoc63v_gy">
+            <w:hyperlink w:history="1" r:id="rIdo0b5fwypqg2e8hdpb42cv">
               <w:r>
                 <w:rPr>
                   <w:rFonts w:ascii="Arial" w:cs="Arial" w:eastAsia="Arial" w:hAnsi="Arial"/>
@@ -21407,7 +21407,7 @@
               <w:spacing w:after="10" w:before="0"/>
               <w:ind w:left="120"/>
             </w:pPr>
-            <w:hyperlink w:history="1" r:id="rId7uqpv9supi4o-itspcwnl">
+            <w:hyperlink w:history="1" r:id="rIdwlyugj6zxk5qwnxrnkl4z">
               <w:r>
                 <w:rPr>
                   <w:rFonts w:ascii="Arial" w:cs="Arial" w:eastAsia="Arial" w:hAnsi="Arial"/>
@@ -21452,7 +21452,7 @@
             <w:pPr>
               <w:spacing w:after="20" w:before="0"/>
             </w:pPr>
-            <w:hyperlink w:history="1" r:id="rIdhyamhxxaxuzdbl7bny1do">
+            <w:hyperlink w:history="1" r:id="rIdq4me9kzgozd2oabhihyyo">
               <w:r>
                 <w:rPr>
                   <w:rFonts w:ascii="Arial" w:cs="Arial" w:eastAsia="Arial" w:hAnsi="Arial"/>
@@ -21485,7 +21485,7 @@
               <w:spacing w:after="10" w:before="0"/>
               <w:ind w:left="120"/>
             </w:pPr>
-            <w:hyperlink w:history="1" r:id="rIdyefwkxalxcub_byignvnc">
+            <w:hyperlink w:history="1" r:id="rId0uc81tallul44edjyfv5r">
               <w:r>
                 <w:rPr>
                   <w:rFonts w:ascii="Arial" w:cs="Arial" w:eastAsia="Arial" w:hAnsi="Arial"/>
@@ -21680,7 +21680,7 @@
             <w:pPr>
               <w:spacing w:after="20" w:before="0"/>
             </w:pPr>
-            <w:hyperlink w:history="1" r:id="rIdirzakarfek_8kjxhd4ptz">
+            <w:hyperlink w:history="1" r:id="rIdoxk-rgm7co1qdgcad3zcd">
               <w:r>
                 <w:rPr>
                   <w:rFonts w:ascii="Arial" w:cs="Arial" w:eastAsia="Arial" w:hAnsi="Arial"/>
@@ -21729,7 +21729,7 @@
               <w:spacing w:after="10" w:before="0"/>
               <w:ind w:left="120"/>
             </w:pPr>
-            <w:hyperlink w:history="1" r:id="rIdh4qo7tjowc4v40mwsd78s">
+            <w:hyperlink w:history="1" r:id="rIdwdejfrxxrqadafyksla9r">
               <w:r>
                 <w:rPr>
                   <w:rFonts w:ascii="Arial" w:cs="Arial" w:eastAsia="Arial" w:hAnsi="Arial"/>
@@ -21774,7 +21774,7 @@
             <w:pPr>
               <w:spacing w:after="20" w:before="0"/>
             </w:pPr>
-            <w:hyperlink w:history="1" r:id="rIdsfnbfhxc0i_ztpn9y-ssf">
+            <w:hyperlink w:history="1" r:id="rIdcmhmjogffk91i1tvnxoh6">
               <w:r>
                 <w:rPr>
                   <w:rFonts w:ascii="Arial" w:cs="Arial" w:eastAsia="Arial" w:hAnsi="Arial"/>
@@ -21807,7 +21807,7 @@
               <w:spacing w:after="10" w:before="0"/>
               <w:ind w:left="120"/>
             </w:pPr>
-            <w:hyperlink w:history="1" r:id="rIdlfh3khkvxqv5-xtvihxrv">
+            <w:hyperlink w:history="1" r:id="rIdozcqnhvr0iey_6xe2_qj8">
               <w:r>
                 <w:rPr>
                   <w:rFonts w:ascii="Arial" w:cs="Arial" w:eastAsia="Arial" w:hAnsi="Arial"/>
@@ -22002,7 +22002,7 @@
             <w:pPr>
               <w:spacing w:after="20" w:before="0"/>
             </w:pPr>
-            <w:hyperlink w:history="1" r:id="rIdgewcnqywu_6usphgprb-7">
+            <w:hyperlink w:history="1" r:id="rIdiv9fsg3sguwxx4kqps3sz">
               <w:r>
                 <w:rPr>
                   <w:rFonts w:ascii="Arial" w:cs="Arial" w:eastAsia="Arial" w:hAnsi="Arial"/>
@@ -22051,7 +22051,7 @@
               <w:spacing w:after="10" w:before="0"/>
               <w:ind w:left="120"/>
             </w:pPr>
-            <w:hyperlink w:history="1" r:id="rId60i-voqilec-ewqdbrf6_">
+            <w:hyperlink w:history="1" r:id="rIdvvsdc925osck3qhxktnr1">
               <w:r>
                 <w:rPr>
                   <w:rFonts w:ascii="Arial" w:cs="Arial" w:eastAsia="Arial" w:hAnsi="Arial"/>
@@ -22096,7 +22096,7 @@
             <w:pPr>
               <w:spacing w:after="20" w:before="0"/>
             </w:pPr>
-            <w:hyperlink w:history="1" r:id="rIdoulfxqmjjat0bo4wdjgsk">
+            <w:hyperlink w:history="1" r:id="rIdqvw5xikf5llozkdf-zkzg">
               <w:r>
                 <w:rPr>
                   <w:rFonts w:ascii="Arial" w:cs="Arial" w:eastAsia="Arial" w:hAnsi="Arial"/>
@@ -22129,7 +22129,7 @@
               <w:spacing w:after="10" w:before="0"/>
               <w:ind w:left="120"/>
             </w:pPr>
-            <w:hyperlink w:history="1" r:id="rId1pqkibua2e2ynd6vxvln7">
+            <w:hyperlink w:history="1" r:id="rId-ots3i0z6tjfrmputsag4">
               <w:r>
                 <w:rPr>
                   <w:rFonts w:ascii="Arial" w:cs="Arial" w:eastAsia="Arial" w:hAnsi="Arial"/>
@@ -22324,7 +22324,7 @@
             <w:pPr>
               <w:spacing w:after="20" w:before="0"/>
             </w:pPr>
-            <w:hyperlink w:history="1" r:id="rIdmbu8vi1zaw8zzo4sq_r79">
+            <w:hyperlink w:history="1" r:id="rIdyznnspfhtcrzqlcdanxn7">
               <w:r>
                 <w:rPr>
                   <w:rFonts w:ascii="Arial" w:cs="Arial" w:eastAsia="Arial" w:hAnsi="Arial"/>
@@ -22373,7 +22373,7 @@
               <w:spacing w:after="10" w:before="0"/>
               <w:ind w:left="120"/>
             </w:pPr>
-            <w:hyperlink w:history="1" r:id="rIdiscjcvwrfutsdzodleaxl">
+            <w:hyperlink w:history="1" r:id="rIdxekoakzokdq5cajyrfpwv">
               <w:r>
                 <w:rPr>
                   <w:rFonts w:ascii="Arial" w:cs="Arial" w:eastAsia="Arial" w:hAnsi="Arial"/>
@@ -22418,7 +22418,7 @@
             <w:pPr>
               <w:spacing w:after="20" w:before="0"/>
             </w:pPr>
-            <w:hyperlink w:history="1" r:id="rIdlxno0mtka2pme0zmokfct">
+            <w:hyperlink w:history="1" r:id="rIdwv5qkh1bdjwtzbcnn8oew">
               <w:r>
                 <w:rPr>
                   <w:rFonts w:ascii="Arial" w:cs="Arial" w:eastAsia="Arial" w:hAnsi="Arial"/>
@@ -22451,7 +22451,7 @@
               <w:spacing w:after="10" w:before="0"/>
               <w:ind w:left="120"/>
             </w:pPr>
-            <w:hyperlink w:history="1" r:id="rIdtflf6ug4bo9reavf882x8">
+            <w:hyperlink w:history="1" r:id="rIdl4slxxxhh6rhka3u7q-dh">
               <w:r>
                 <w:rPr>
                   <w:rFonts w:ascii="Arial" w:cs="Arial" w:eastAsia="Arial" w:hAnsi="Arial"/>
@@ -22963,7 +22963,7 @@
         </w:rPr>
         <w:t xml:space="preserve">© 2026 SeaVuria and ARES. Aligned with KICD objectives. Developed by SeaVuria; technical implementation by ARES (with AI assistance from Claude). Licensed under </w:t>
       </w:r>
-      <w:hyperlink w:history="1" r:id="rIdw7xp5wu4wlqethmrgrq37">
+      <w:hyperlink w:history="1" r:id="rIdpg_lgkpsig2-h8i8xi3qz">
         <w:r>
           <w:rPr>
             <w:rFonts w:ascii="Arial" w:cs="Arial" w:eastAsia="Arial" w:hAnsi="Arial"/>
@@ -22984,7 +22984,7 @@
         </w:rPr>
         <w:t xml:space="preserve"> (</w:t>
       </w:r>
-      <w:hyperlink w:history="1" r:id="rIdctonexo7zvqvezlquzffy">
+      <w:hyperlink w:history="1" r:id="rId6sbfz_ziy2yjkoo-0zn1h">
         <w:r>
           <w:rPr>
             <w:rFonts w:ascii="Arial" w:cs="Arial" w:eastAsia="Arial" w:hAnsi="Arial"/>
@@ -23997,7 +23997,7 @@
             <w:pPr>
               <w:spacing w:after="20" w:before="0"/>
             </w:pPr>
-            <w:hyperlink w:history="1" r:id="rIdbowcjnh7nqicjyyuub4ke">
+            <w:hyperlink w:history="1" r:id="rId7igyd9ao93aokwcz3iiy7">
               <w:r>
                 <w:rPr>
                   <w:rFonts w:ascii="Arial" w:cs="Arial" w:eastAsia="Arial" w:hAnsi="Arial"/>
@@ -24030,7 +24030,7 @@
               <w:spacing w:after="10" w:before="0"/>
               <w:ind w:left="120"/>
             </w:pPr>
-            <w:hyperlink w:history="1" r:id="rIdxfw0ogibf4gae_ancxbjg">
+            <w:hyperlink w:history="1" r:id="rIdn9weevxtnyar5rkx9wz_4">
               <w:r>
                 <w:rPr>
                   <w:rFonts w:ascii="Arial" w:cs="Arial" w:eastAsia="Arial" w:hAnsi="Arial"/>
@@ -24075,7 +24075,7 @@
             <w:pPr>
               <w:spacing w:after="20" w:before="0"/>
             </w:pPr>
-            <w:hyperlink w:history="1" r:id="rIdbbyq8chpssbeuft82rhka">
+            <w:hyperlink w:history="1" r:id="rIdtc_xudkshfayv3u_8u4hy">
               <w:r>
                 <w:rPr>
                   <w:rFonts w:ascii="Arial" w:cs="Arial" w:eastAsia="Arial" w:hAnsi="Arial"/>
@@ -24108,7 +24108,7 @@
               <w:spacing w:after="10" w:before="0"/>
               <w:ind w:left="120"/>
             </w:pPr>
-            <w:hyperlink w:history="1" r:id="rId1yjvnjlxruvj2yrmtowuc">
+            <w:hyperlink w:history="1" r:id="rId4p1abvto6twdx9wilp1va">
               <w:r>
                 <w:rPr>
                   <w:rFonts w:ascii="Arial" w:cs="Arial" w:eastAsia="Arial" w:hAnsi="Arial"/>
@@ -24303,7 +24303,7 @@
             <w:pPr>
               <w:spacing w:after="20" w:before="0"/>
             </w:pPr>
-            <w:hyperlink w:history="1" r:id="rIdfhrmhxv-jdqtugk0a6q8k">
+            <w:hyperlink w:history="1" r:id="rIdsy4jtth4ldsh7zvcq_0vt">
               <w:r>
                 <w:rPr>
                   <w:rFonts w:ascii="Arial" w:cs="Arial" w:eastAsia="Arial" w:hAnsi="Arial"/>
@@ -24336,7 +24336,7 @@
               <w:spacing w:after="10" w:before="0"/>
               <w:ind w:left="120"/>
             </w:pPr>
-            <w:hyperlink w:history="1" r:id="rIdv4n-bao_kzpg4n-fm9y3a">
+            <w:hyperlink w:history="1" r:id="rId-vs0s4pj0s5ardbu8ansj">
               <w:r>
                 <w:rPr>
                   <w:rFonts w:ascii="Arial" w:cs="Arial" w:eastAsia="Arial" w:hAnsi="Arial"/>
@@ -24381,7 +24381,7 @@
             <w:pPr>
               <w:spacing w:after="20" w:before="0"/>
             </w:pPr>
-            <w:hyperlink w:history="1" r:id="rId19nomurkloozhypugwhlj">
+            <w:hyperlink w:history="1" r:id="rIda5dj4nkbpyrw0s6zkw-z2">
               <w:r>
                 <w:rPr>
                   <w:rFonts w:ascii="Arial" w:cs="Arial" w:eastAsia="Arial" w:hAnsi="Arial"/>
@@ -24414,7 +24414,7 @@
               <w:spacing w:after="10" w:before="0"/>
               <w:ind w:left="120"/>
             </w:pPr>
-            <w:hyperlink w:history="1" r:id="rIdqhyubyim56h1t9wlh7hms">
+            <w:hyperlink w:history="1" r:id="rId1p_beegfw_tilkjkp4dba">
               <w:r>
                 <w:rPr>
                   <w:rFonts w:ascii="Arial" w:cs="Arial" w:eastAsia="Arial" w:hAnsi="Arial"/>
@@ -24609,7 +24609,7 @@
             <w:pPr>
               <w:spacing w:after="20" w:before="0"/>
             </w:pPr>
-            <w:hyperlink w:history="1" r:id="rIdz5dxjyblrgsjffclr5o-3">
+            <w:hyperlink w:history="1" r:id="rIdmcxavohud5ivrichggs7c">
               <w:r>
                 <w:rPr>
                   <w:rFonts w:ascii="Arial" w:cs="Arial" w:eastAsia="Arial" w:hAnsi="Arial"/>
@@ -24642,7 +24642,7 @@
               <w:spacing w:after="10" w:before="0"/>
               <w:ind w:left="120"/>
             </w:pPr>
-            <w:hyperlink w:history="1" r:id="rIdronzq0xyczc6x0w3qxksq">
+            <w:hyperlink w:history="1" r:id="rIdr9feq6kyzm5cr-4npfhtu">
               <w:r>
                 <w:rPr>
                   <w:rFonts w:ascii="Arial" w:cs="Arial" w:eastAsia="Arial" w:hAnsi="Arial"/>
@@ -24687,7 +24687,7 @@
             <w:pPr>
               <w:spacing w:after="20" w:before="0"/>
             </w:pPr>
-            <w:hyperlink w:history="1" r:id="rIdxulnqwjjr_rhc4vuoaagy">
+            <w:hyperlink w:history="1" r:id="rId2fwfy1fgw38ags0uzioq-">
               <w:r>
                 <w:rPr>
                   <w:rFonts w:ascii="Arial" w:cs="Arial" w:eastAsia="Arial" w:hAnsi="Arial"/>
@@ -24720,7 +24720,7 @@
               <w:spacing w:after="10" w:before="0"/>
               <w:ind w:left="120"/>
             </w:pPr>
-            <w:hyperlink w:history="1" r:id="rIdfjreirk__4y_sd-luat82">
+            <w:hyperlink w:history="1" r:id="rIdgmwf1pknscehky-8w5rvg">
               <w:r>
                 <w:rPr>
                   <w:rFonts w:ascii="Arial" w:cs="Arial" w:eastAsia="Arial" w:hAnsi="Arial"/>
@@ -24915,7 +24915,7 @@
             <w:pPr>
               <w:spacing w:after="20" w:before="0"/>
             </w:pPr>
-            <w:hyperlink w:history="1" r:id="rIdfqwryfolhpmchwrrwjknd">
+            <w:hyperlink w:history="1" r:id="rIdfojj8b-kt_tsigkvh7_-n">
               <w:r>
                 <w:rPr>
                   <w:rFonts w:ascii="Arial" w:cs="Arial" w:eastAsia="Arial" w:hAnsi="Arial"/>
@@ -24948,7 +24948,7 @@
               <w:spacing w:after="10" w:before="0"/>
               <w:ind w:left="120"/>
             </w:pPr>
-            <w:hyperlink w:history="1" r:id="rIdhbbo9rkdk6wecyajnavzd">
+            <w:hyperlink w:history="1" r:id="rIdyhvvn8yca9-lavwescmfc">
               <w:r>
                 <w:rPr>
                   <w:rFonts w:ascii="Arial" w:cs="Arial" w:eastAsia="Arial" w:hAnsi="Arial"/>
@@ -24993,7 +24993,7 @@
             <w:pPr>
               <w:spacing w:after="20" w:before="0"/>
             </w:pPr>
-            <w:hyperlink w:history="1" r:id="rIdyjgqsco4hbnqfykzsr0nt">
+            <w:hyperlink w:history="1" r:id="rIdzs5outpvei1m8swjinewn">
               <w:r>
                 <w:rPr>
                   <w:rFonts w:ascii="Arial" w:cs="Arial" w:eastAsia="Arial" w:hAnsi="Arial"/>
@@ -25026,7 +25026,7 @@
               <w:spacing w:after="10" w:before="0"/>
               <w:ind w:left="120"/>
             </w:pPr>
-            <w:hyperlink w:history="1" r:id="rIdf_o1llgs-52bxcqv1qqt1">
+            <w:hyperlink w:history="1" r:id="rId2n8od3qlk6s-7i5nbtpc9">
               <w:r>
                 <w:rPr>
                   <w:rFonts w:ascii="Arial" w:cs="Arial" w:eastAsia="Arial" w:hAnsi="Arial"/>
@@ -25221,7 +25221,7 @@
             <w:pPr>
               <w:spacing w:after="20" w:before="0"/>
             </w:pPr>
-            <w:hyperlink w:history="1" r:id="rIdw-itmwz62tjexer_bu2oc">
+            <w:hyperlink w:history="1" r:id="rId6cilflulclrhqroyvyduo">
               <w:r>
                 <w:rPr>
                   <w:rFonts w:ascii="Arial" w:cs="Arial" w:eastAsia="Arial" w:hAnsi="Arial"/>
@@ -25254,7 +25254,7 @@
               <w:spacing w:after="10" w:before="0"/>
               <w:ind w:left="120"/>
             </w:pPr>
-            <w:hyperlink w:history="1" r:id="rIdvoh2yjh-yy7vej5z0xzoz">
+            <w:hyperlink w:history="1" r:id="rId5jhsaaclj5uzgqdxeirdt">
               <w:r>
                 <w:rPr>
                   <w:rFonts w:ascii="Arial" w:cs="Arial" w:eastAsia="Arial" w:hAnsi="Arial"/>
@@ -25299,7 +25299,7 @@
             <w:pPr>
               <w:spacing w:after="20" w:before="0"/>
             </w:pPr>
-            <w:hyperlink w:history="1" r:id="rIduzcza7tav49purz0vxfes">
+            <w:hyperlink w:history="1" r:id="rId19xruplbmtxei71yesjci">
               <w:r>
                 <w:rPr>
                   <w:rFonts w:ascii="Arial" w:cs="Arial" w:eastAsia="Arial" w:hAnsi="Arial"/>
@@ -25332,7 +25332,7 @@
               <w:spacing w:after="10" w:before="0"/>
               <w:ind w:left="120"/>
             </w:pPr>
-            <w:hyperlink w:history="1" r:id="rIdtibkfvxogczbf7oghnob3">
+            <w:hyperlink w:history="1" r:id="rIdisqb5jfhpjrpy3hu82f-1">
               <w:r>
                 <w:rPr>
                   <w:rFonts w:ascii="Arial" w:cs="Arial" w:eastAsia="Arial" w:hAnsi="Arial"/>
@@ -25844,7 +25844,7 @@
         </w:rPr>
         <w:t xml:space="preserve">© 2026 SeaVuria and ARES. Aligned with KICD objectives. Developed by SeaVuria; technical implementation by ARES (with AI assistance from Claude). Licensed under </w:t>
       </w:r>
-      <w:hyperlink w:history="1" r:id="rIdbdd-fcgfb9fgmwxebjxaz">
+      <w:hyperlink w:history="1" r:id="rIdbjkjk-sjecutjutvx0bmu">
         <w:r>
           <w:rPr>
             <w:rFonts w:ascii="Arial" w:cs="Arial" w:eastAsia="Arial" w:hAnsi="Arial"/>
@@ -25865,7 +25865,7 @@
         </w:rPr>
         <w:t xml:space="preserve"> (</w:t>
       </w:r>
-      <w:hyperlink w:history="1" r:id="rIdjjcprwikbhak6ybnl0o5g">
+      <w:hyperlink w:history="1" r:id="rId-fletv8ekdksgvenms5ek">
         <w:r>
           <w:rPr>
             <w:rFonts w:ascii="Arial" w:cs="Arial" w:eastAsia="Arial" w:hAnsi="Arial"/>
@@ -26895,7 +26895,7 @@
               <w:spacing w:after="10" w:before="0"/>
               <w:ind w:left="120"/>
             </w:pPr>
-            <w:hyperlink w:history="1" r:id="rIdmgtql7wvplxpwfpuzadu6">
+            <w:hyperlink w:history="1" r:id="rIdsbrkgexwahg7erupnvcvn">
               <w:r>
                 <w:rPr>
                   <w:rFonts w:ascii="Arial" w:cs="Arial" w:eastAsia="Arial" w:hAnsi="Arial"/>
@@ -26955,7 +26955,7 @@
             <w:pPr>
               <w:spacing w:after="20" w:before="0"/>
             </w:pPr>
-            <w:hyperlink w:history="1" r:id="rIdly8myplkiqewok3rn9zez">
+            <w:hyperlink w:history="1" r:id="rIdhtsiahzqsxduu37y40g6i">
               <w:r>
                 <w:rPr>
                   <w:rFonts w:ascii="Arial" w:cs="Arial" w:eastAsia="Arial" w:hAnsi="Arial"/>
@@ -26988,7 +26988,7 @@
               <w:spacing w:after="10" w:before="0"/>
               <w:ind w:left="120"/>
             </w:pPr>
-            <w:hyperlink w:history="1" r:id="rId82gzcmswtvmlfs_mm2zjm">
+            <w:hyperlink w:history="1" r:id="rIdwdxj0u6_nzxgkwwnnytum">
               <w:r>
                 <w:rPr>
                   <w:rFonts w:ascii="Arial" w:cs="Arial" w:eastAsia="Arial" w:hAnsi="Arial"/>
@@ -27200,7 +27200,7 @@
               <w:spacing w:after="10" w:before="0"/>
               <w:ind w:left="120"/>
             </w:pPr>
-            <w:hyperlink w:history="1" r:id="rIdrsbxr2wayvjlopp4uqfy1">
+            <w:hyperlink w:history="1" r:id="rIdu00wfrlgo6ynmhx_fxnrf">
               <w:r>
                 <w:rPr>
                   <w:rFonts w:ascii="Arial" w:cs="Arial" w:eastAsia="Arial" w:hAnsi="Arial"/>
@@ -27260,7 +27260,7 @@
             <w:pPr>
               <w:spacing w:after="20" w:before="0"/>
             </w:pPr>
-            <w:hyperlink w:history="1" r:id="rIdsleukhoae6b4eg7vrd1hd">
+            <w:hyperlink w:history="1" r:id="rIdtznqssqdq1qq2uu1ymkjn">
               <w:r>
                 <w:rPr>
                   <w:rFonts w:ascii="Arial" w:cs="Arial" w:eastAsia="Arial" w:hAnsi="Arial"/>
@@ -27293,7 +27293,7 @@
               <w:spacing w:after="10" w:before="0"/>
               <w:ind w:left="120"/>
             </w:pPr>
-            <w:hyperlink w:history="1" r:id="rIdyspfwgtyuy9rpr8szt1ie">
+            <w:hyperlink w:history="1" r:id="rIdwminjfuhqemgh_wvk7b-0">
               <w:r>
                 <w:rPr>
                   <w:rFonts w:ascii="Arial" w:cs="Arial" w:eastAsia="Arial" w:hAnsi="Arial"/>
@@ -27505,7 +27505,7 @@
               <w:spacing w:after="10" w:before="0"/>
               <w:ind w:left="120"/>
             </w:pPr>
-            <w:hyperlink w:history="1" r:id="rIdp0qqfmpewlshw0a2icvmg">
+            <w:hyperlink w:history="1" r:id="rIdd4ssdyuwyuyomlp-jnja2">
               <w:r>
                 <w:rPr>
                   <w:rFonts w:ascii="Arial" w:cs="Arial" w:eastAsia="Arial" w:hAnsi="Arial"/>
@@ -27565,7 +27565,7 @@
             <w:pPr>
               <w:spacing w:after="20" w:before="0"/>
             </w:pPr>
-            <w:hyperlink w:history="1" r:id="rId82zztvkkzsqwc2jou5qdm">
+            <w:hyperlink w:history="1" r:id="rIdpytidvfc0rzg63irhkjib">
               <w:r>
                 <w:rPr>
                   <w:rFonts w:ascii="Arial" w:cs="Arial" w:eastAsia="Arial" w:hAnsi="Arial"/>
@@ -27598,7 +27598,7 @@
               <w:spacing w:after="10" w:before="0"/>
               <w:ind w:left="120"/>
             </w:pPr>
-            <w:hyperlink w:history="1" r:id="rId7pc7lkxqign5b2hz5jfjo">
+            <w:hyperlink w:history="1" r:id="rIdzkf_waeyxerxxwxx5pc_p">
               <w:r>
                 <w:rPr>
                   <w:rFonts w:ascii="Arial" w:cs="Arial" w:eastAsia="Arial" w:hAnsi="Arial"/>
@@ -27810,7 +27810,7 @@
               <w:spacing w:after="10" w:before="0"/>
               <w:ind w:left="120"/>
             </w:pPr>
-            <w:hyperlink w:history="1" r:id="rIdunpig920dwg0okhytzsm5">
+            <w:hyperlink w:history="1" r:id="rIdha5ebxr22ngh3ryhtoouv">
               <w:r>
                 <w:rPr>
                   <w:rFonts w:ascii="Arial" w:cs="Arial" w:eastAsia="Arial" w:hAnsi="Arial"/>
@@ -27870,7 +27870,7 @@
             <w:pPr>
               <w:spacing w:after="20" w:before="0"/>
             </w:pPr>
-            <w:hyperlink w:history="1" r:id="rIdq38i7y0jvate0zkkubakx">
+            <w:hyperlink w:history="1" r:id="rIdj5xj2dcqslfumxw3gn-sf">
               <w:r>
                 <w:rPr>
                   <w:rFonts w:ascii="Arial" w:cs="Arial" w:eastAsia="Arial" w:hAnsi="Arial"/>
@@ -27903,7 +27903,7 @@
               <w:spacing w:after="10" w:before="0"/>
               <w:ind w:left="120"/>
             </w:pPr>
-            <w:hyperlink w:history="1" r:id="rIdrylncmozr1jfwjs3acx7m">
+            <w:hyperlink w:history="1" r:id="rId5os1xbwnurxitd0l8ehtr">
               <w:r>
                 <w:rPr>
                   <w:rFonts w:ascii="Arial" w:cs="Arial" w:eastAsia="Arial" w:hAnsi="Arial"/>
@@ -28115,7 +28115,7 @@
               <w:spacing w:after="10" w:before="0"/>
               <w:ind w:left="120"/>
             </w:pPr>
-            <w:hyperlink w:history="1" r:id="rIdfubgoqhkpsn27gwq7twvm">
+            <w:hyperlink w:history="1" r:id="rIdjf97wsuws1nvohtt6k8ng">
               <w:r>
                 <w:rPr>
                   <w:rFonts w:ascii="Arial" w:cs="Arial" w:eastAsia="Arial" w:hAnsi="Arial"/>
@@ -28175,7 +28175,7 @@
             <w:pPr>
               <w:spacing w:after="20" w:before="0"/>
             </w:pPr>
-            <w:hyperlink w:history="1" r:id="rId1xdgumrj_6ecuelkurzbu">
+            <w:hyperlink w:history="1" r:id="rIdibavxp1k9mc9eet3ecjeq">
               <w:r>
                 <w:rPr>
                   <w:rFonts w:ascii="Arial" w:cs="Arial" w:eastAsia="Arial" w:hAnsi="Arial"/>
@@ -28208,7 +28208,7 @@
               <w:spacing w:after="10" w:before="0"/>
               <w:ind w:left="120"/>
             </w:pPr>
-            <w:hyperlink w:history="1" r:id="rIdrif2isln_ouvyagomo02u">
+            <w:hyperlink w:history="1" r:id="rIdukxwc_vcgmm9a8vrba9f2">
               <w:r>
                 <w:rPr>
                   <w:rFonts w:ascii="Arial" w:cs="Arial" w:eastAsia="Arial" w:hAnsi="Arial"/>
@@ -28720,7 +28720,7 @@
         </w:rPr>
         <w:t xml:space="preserve">© 2026 SeaVuria and ARES. Aligned with KICD objectives. Developed by SeaVuria; technical implementation by ARES (with AI assistance from Claude). Licensed under </w:t>
       </w:r>
-      <w:hyperlink w:history="1" r:id="rIdbu5gvlecn3naegm8kv5qb">
+      <w:hyperlink w:history="1" r:id="rIden7wy9vg8xx3fcnd1yoag">
         <w:r>
           <w:rPr>
             <w:rFonts w:ascii="Arial" w:cs="Arial" w:eastAsia="Arial" w:hAnsi="Arial"/>
@@ -28741,7 +28741,7 @@
         </w:rPr>
         <w:t xml:space="preserve"> (</w:t>
       </w:r>
-      <w:hyperlink w:history="1" r:id="rId7qteeh_dlrtx3rsbptl0q">
+      <w:hyperlink w:history="1" r:id="rIdc8fsaqy3pnotukd4l29zm">
         <w:r>
           <w:rPr>
             <w:rFonts w:ascii="Arial" w:cs="Arial" w:eastAsia="Arial" w:hAnsi="Arial"/>

--- a/data/outputs/v2/Grade11/Biology/Lesson_Plans/SS1.2_Ecology/Biology_Ecology_CBE_LessonSequence.docx
+++ b/data/outputs/v2/Grade11/Biology/Lesson_Plans/SS1.2_Ecology/Biology_Ecology_CBE_LessonSequence.docx
@@ -2330,7 +2330,7 @@
         </w:rPr>
         <w:t xml:space="preserve">© 2026 SeaVuria and ARES. This work is licensed under a </w:t>
       </w:r>
-      <w:hyperlink w:history="1" r:id="rIdvxty7fudobdvmzhe4udra">
+      <w:hyperlink w:history="1" r:id="rIdd-g_bm58nhdhkr1nxkwkz">
         <w:r>
           <w:rPr>
             <w:rFonts w:ascii="Arial" w:cs="Arial" w:eastAsia="Arial" w:hAnsi="Arial"/>
@@ -2350,7 +2350,7 @@
         </w:rPr>
         <w:t xml:space="preserve"> (</w:t>
       </w:r>
-      <w:hyperlink w:history="1" r:id="rIdtyqywhk8sojgdirqyidnn">
+      <w:hyperlink w:history="1" r:id="rIdg5lbq61l3bi9paheos3zs">
         <w:r>
           <w:rPr>
             <w:rFonts w:ascii="Arial" w:cs="Arial" w:eastAsia="Arial" w:hAnsi="Arial"/>
@@ -2370,7 +2370,7 @@
         </w:rPr>
         <w:t xml:space="preserve">). To view a copy of this license, visit </w:t>
       </w:r>
-      <w:hyperlink w:history="1" r:id="rIdd2t3w46avwjrcurioibko">
+      <w:hyperlink w:history="1" r:id="rIdxmbmqqys2lxjyqfiap9ap">
         <w:r>
           <w:rPr>
             <w:rFonts w:ascii="Arial" w:cs="Arial" w:eastAsia="Arial" w:hAnsi="Arial"/>
@@ -3382,7 +3382,7 @@
             <w:pPr>
               <w:spacing w:after="20" w:before="0"/>
             </w:pPr>
-            <w:hyperlink w:history="1" r:id="rIdchhiqzf83s8eco_2pilc3">
+            <w:hyperlink w:history="1" r:id="rIdeo_7zzitrv1bhhdzeqlyq">
               <w:r>
                 <w:rPr>
                   <w:rFonts w:ascii="Arial" w:cs="Arial" w:eastAsia="Arial" w:hAnsi="Arial"/>
@@ -3415,7 +3415,7 @@
               <w:spacing w:after="10" w:before="0"/>
               <w:ind w:left="120"/>
             </w:pPr>
-            <w:hyperlink w:history="1" r:id="rIdzeecmili9yxywjr6pznmw">
+            <w:hyperlink w:history="1" r:id="rId4sfya_lh79o9i8n5heldu">
               <w:r>
                 <w:rPr>
                   <w:rFonts w:ascii="Arial" w:cs="Arial" w:eastAsia="Arial" w:hAnsi="Arial"/>
@@ -3460,7 +3460,7 @@
             <w:pPr>
               <w:spacing w:after="20" w:before="0"/>
             </w:pPr>
-            <w:hyperlink w:history="1" r:id="rIdgmnxlr6cd131cwi-0_hgj">
+            <w:hyperlink w:history="1" r:id="rIdbdzpxmsto6elgjqy97u1t">
               <w:r>
                 <w:rPr>
                   <w:rFonts w:ascii="Arial" w:cs="Arial" w:eastAsia="Arial" w:hAnsi="Arial"/>
@@ -3493,7 +3493,7 @@
               <w:spacing w:after="10" w:before="0"/>
               <w:ind w:left="120"/>
             </w:pPr>
-            <w:hyperlink w:history="1" r:id="rIdb-cseewhakrtjwjdor5rl">
+            <w:hyperlink w:history="1" r:id="rIdohcdxfoj-j-m-jkafzv6b">
               <w:r>
                 <w:rPr>
                   <w:rFonts w:ascii="Arial" w:cs="Arial" w:eastAsia="Arial" w:hAnsi="Arial"/>
@@ -3688,7 +3688,7 @@
             <w:pPr>
               <w:spacing w:after="20" w:before="0"/>
             </w:pPr>
-            <w:hyperlink w:history="1" r:id="rIdf505egrqm17kxz1dubdcw">
+            <w:hyperlink w:history="1" r:id="rIdqtfyv544ufmus4yfx7vxd">
               <w:r>
                 <w:rPr>
                   <w:rFonts w:ascii="Arial" w:cs="Arial" w:eastAsia="Arial" w:hAnsi="Arial"/>
@@ -3721,7 +3721,7 @@
               <w:spacing w:after="10" w:before="0"/>
               <w:ind w:left="120"/>
             </w:pPr>
-            <w:hyperlink w:history="1" r:id="rId_gmpuvzztmiytxcfmsrn6">
+            <w:hyperlink w:history="1" r:id="rIdupahmvu1g9hqkifm1dpjn">
               <w:r>
                 <w:rPr>
                   <w:rFonts w:ascii="Arial" w:cs="Arial" w:eastAsia="Arial" w:hAnsi="Arial"/>
@@ -3766,7 +3766,7 @@
             <w:pPr>
               <w:spacing w:after="20" w:before="0"/>
             </w:pPr>
-            <w:hyperlink w:history="1" r:id="rIdk14lvcl4pigmhl8e8sevp">
+            <w:hyperlink w:history="1" r:id="rIdwr4wncfyufuofk3db240j">
               <w:r>
                 <w:rPr>
                   <w:rFonts w:ascii="Arial" w:cs="Arial" w:eastAsia="Arial" w:hAnsi="Arial"/>
@@ -3799,7 +3799,7 @@
               <w:spacing w:after="10" w:before="0"/>
               <w:ind w:left="120"/>
             </w:pPr>
-            <w:hyperlink w:history="1" r:id="rIdw4mym9gdop86vlcs_ws3x">
+            <w:hyperlink w:history="1" r:id="rIdojie15jjxmvfgqboabgkl">
               <w:r>
                 <w:rPr>
                   <w:rFonts w:ascii="Arial" w:cs="Arial" w:eastAsia="Arial" w:hAnsi="Arial"/>
@@ -3994,7 +3994,7 @@
             <w:pPr>
               <w:spacing w:after="20" w:before="0"/>
             </w:pPr>
-            <w:hyperlink w:history="1" r:id="rIdmvvh_ntmosjpwo2olzss7">
+            <w:hyperlink w:history="1" r:id="rIduiskvflc2qak0lyskoty8">
               <w:r>
                 <w:rPr>
                   <w:rFonts w:ascii="Arial" w:cs="Arial" w:eastAsia="Arial" w:hAnsi="Arial"/>
@@ -4027,7 +4027,7 @@
               <w:spacing w:after="10" w:before="0"/>
               <w:ind w:left="120"/>
             </w:pPr>
-            <w:hyperlink w:history="1" r:id="rId4jioehzzkhflud9-rvaec">
+            <w:hyperlink w:history="1" r:id="rIdgljokcjpp8ssxtne7i8vz">
               <w:r>
                 <w:rPr>
                   <w:rFonts w:ascii="Arial" w:cs="Arial" w:eastAsia="Arial" w:hAnsi="Arial"/>
@@ -4072,7 +4072,7 @@
             <w:pPr>
               <w:spacing w:after="20" w:before="0"/>
             </w:pPr>
-            <w:hyperlink w:history="1" r:id="rIdyqnfj9tmiml_g1evkdz50">
+            <w:hyperlink w:history="1" r:id="rIduns8gl0xjd8riao32auoy">
               <w:r>
                 <w:rPr>
                   <w:rFonts w:ascii="Arial" w:cs="Arial" w:eastAsia="Arial" w:hAnsi="Arial"/>
@@ -4105,7 +4105,7 @@
               <w:spacing w:after="10" w:before="0"/>
               <w:ind w:left="120"/>
             </w:pPr>
-            <w:hyperlink w:history="1" r:id="rIdir8kilrqhpzqrouz6cutj">
+            <w:hyperlink w:history="1" r:id="rIdosit_-nyfhe6ptdbhmck0">
               <w:r>
                 <w:rPr>
                   <w:rFonts w:ascii="Arial" w:cs="Arial" w:eastAsia="Arial" w:hAnsi="Arial"/>
@@ -4300,7 +4300,7 @@
             <w:pPr>
               <w:spacing w:after="20" w:before="0"/>
             </w:pPr>
-            <w:hyperlink w:history="1" r:id="rIdxfp1vys-x567ecj7fcifg">
+            <w:hyperlink w:history="1" r:id="rIdktk4fyst8cxsvaj1ro16t">
               <w:r>
                 <w:rPr>
                   <w:rFonts w:ascii="Arial" w:cs="Arial" w:eastAsia="Arial" w:hAnsi="Arial"/>
@@ -4333,7 +4333,7 @@
               <w:spacing w:after="10" w:before="0"/>
               <w:ind w:left="120"/>
             </w:pPr>
-            <w:hyperlink w:history="1" r:id="rIdb8yeh1dc4abfvrfs_rmix">
+            <w:hyperlink w:history="1" r:id="rIdliieosjcs5zpzr-cozwub">
               <w:r>
                 <w:rPr>
                   <w:rFonts w:ascii="Arial" w:cs="Arial" w:eastAsia="Arial" w:hAnsi="Arial"/>
@@ -4378,7 +4378,7 @@
             <w:pPr>
               <w:spacing w:after="20" w:before="0"/>
             </w:pPr>
-            <w:hyperlink w:history="1" r:id="rIdkfsao9rimhshriqnjlopq">
+            <w:hyperlink w:history="1" r:id="rIdhqzhiwa3pmzir5hl8i0gd">
               <w:r>
                 <w:rPr>
                   <w:rFonts w:ascii="Arial" w:cs="Arial" w:eastAsia="Arial" w:hAnsi="Arial"/>
@@ -4411,7 +4411,7 @@
               <w:spacing w:after="10" w:before="0"/>
               <w:ind w:left="120"/>
             </w:pPr>
-            <w:hyperlink w:history="1" r:id="rIdme9imhvdaiefh0wctcvj5">
+            <w:hyperlink w:history="1" r:id="rIdjuov27xfs3rr9nbqpoxpv">
               <w:r>
                 <w:rPr>
                   <w:rFonts w:ascii="Arial" w:cs="Arial" w:eastAsia="Arial" w:hAnsi="Arial"/>
@@ -4606,7 +4606,7 @@
             <w:pPr>
               <w:spacing w:after="20" w:before="0"/>
             </w:pPr>
-            <w:hyperlink w:history="1" r:id="rIdsktxes0uaoges4whvcayw">
+            <w:hyperlink w:history="1" r:id="rIdvn7qyzblnbp3efovlv4jx">
               <w:r>
                 <w:rPr>
                   <w:rFonts w:ascii="Arial" w:cs="Arial" w:eastAsia="Arial" w:hAnsi="Arial"/>
@@ -4655,7 +4655,7 @@
               <w:spacing w:after="10" w:before="0"/>
               <w:ind w:left="120"/>
             </w:pPr>
-            <w:hyperlink w:history="1" r:id="rId9-zuwgsoiw-a49dwyuiqc">
+            <w:hyperlink w:history="1" r:id="rId9eqyntvntaooao5b7dehp">
               <w:r>
                 <w:rPr>
                   <w:rFonts w:ascii="Arial" w:cs="Arial" w:eastAsia="Arial" w:hAnsi="Arial"/>
@@ -4700,7 +4700,7 @@
             <w:pPr>
               <w:spacing w:after="20" w:before="0"/>
             </w:pPr>
-            <w:hyperlink w:history="1" r:id="rId5uqf-cc35z3ecvueot_1n">
+            <w:hyperlink w:history="1" r:id="rIdni23agdv70plft4a3bl9y">
               <w:r>
                 <w:rPr>
                   <w:rFonts w:ascii="Arial" w:cs="Arial" w:eastAsia="Arial" w:hAnsi="Arial"/>
@@ -4733,7 +4733,7 @@
               <w:spacing w:after="10" w:before="0"/>
               <w:ind w:left="120"/>
             </w:pPr>
-            <w:hyperlink w:history="1" r:id="rIdih3zam8h1yizzbiidilfz">
+            <w:hyperlink w:history="1" r:id="rIdv2e-k98v6t0l1ebhy-fru">
               <w:r>
                 <w:rPr>
                   <w:rFonts w:ascii="Arial" w:cs="Arial" w:eastAsia="Arial" w:hAnsi="Arial"/>
@@ -5245,7 +5245,7 @@
         </w:rPr>
         <w:t xml:space="preserve">© 2026 SeaVuria and ARES. Aligned with KICD objectives. Developed by SeaVuria; technical implementation by ARES (with AI assistance from Claude). Licensed under </w:t>
       </w:r>
-      <w:hyperlink w:history="1" r:id="rIdoc1tpc96z9tgzf6gqvlyz">
+      <w:hyperlink w:history="1" r:id="rId8l5zai_cqkwy-lmlqwr3y">
         <w:r>
           <w:rPr>
             <w:rFonts w:ascii="Arial" w:cs="Arial" w:eastAsia="Arial" w:hAnsi="Arial"/>
@@ -5266,7 +5266,7 @@
         </w:rPr>
         <w:t xml:space="preserve"> (</w:t>
       </w:r>
-      <w:hyperlink w:history="1" r:id="rIdm4haqihqsbl3vw_j2azrs">
+      <w:hyperlink w:history="1" r:id="rIdd8jmazwsxzdufjpxt8a2a">
         <w:r>
           <w:rPr>
             <w:rFonts w:ascii="Arial" w:cs="Arial" w:eastAsia="Arial" w:hAnsi="Arial"/>
@@ -6279,7 +6279,7 @@
             <w:pPr>
               <w:spacing w:after="20" w:before="0"/>
             </w:pPr>
-            <w:hyperlink w:history="1" r:id="rIdqhafgqqafhgquabojtkfu">
+            <w:hyperlink w:history="1" r:id="rId110ixmzb24a5ywvsdkgmo">
               <w:r>
                 <w:rPr>
                   <w:rFonts w:ascii="Arial" w:cs="Arial" w:eastAsia="Arial" w:hAnsi="Arial"/>
@@ -6328,7 +6328,7 @@
               <w:spacing w:after="10" w:before="0"/>
               <w:ind w:left="120"/>
             </w:pPr>
-            <w:hyperlink w:history="1" r:id="rIduypwftajeldhyogougl3q">
+            <w:hyperlink w:history="1" r:id="rIdev4zge_ta4i-ck3ylpxf6">
               <w:r>
                 <w:rPr>
                   <w:rFonts w:ascii="Arial" w:cs="Arial" w:eastAsia="Arial" w:hAnsi="Arial"/>
@@ -6373,7 +6373,7 @@
             <w:pPr>
               <w:spacing w:after="20" w:before="0"/>
             </w:pPr>
-            <w:hyperlink w:history="1" r:id="rIdv9pyhyboqlqgomdf3e5rv">
+            <w:hyperlink w:history="1" r:id="rIdsyofsxzrsqzgx0vthpgi0">
               <w:r>
                 <w:rPr>
                   <w:rFonts w:ascii="Arial" w:cs="Arial" w:eastAsia="Arial" w:hAnsi="Arial"/>
@@ -6422,7 +6422,7 @@
               <w:spacing w:after="10" w:before="0"/>
               <w:ind w:left="120"/>
             </w:pPr>
-            <w:hyperlink w:history="1" r:id="rIdifuae80khfu2lkuvjfmza">
+            <w:hyperlink w:history="1" r:id="rIdu6uvu1dn5csevjrybsnbm">
               <w:r>
                 <w:rPr>
                   <w:rFonts w:ascii="Arial" w:cs="Arial" w:eastAsia="Arial" w:hAnsi="Arial"/>
@@ -6617,7 +6617,7 @@
             <w:pPr>
               <w:spacing w:after="20" w:before="0"/>
             </w:pPr>
-            <w:hyperlink w:history="1" r:id="rIdnnwioderfsbkdlfqq-4xd">
+            <w:hyperlink w:history="1" r:id="rIdn_luz5zjy1wugrn74x4gn">
               <w:r>
                 <w:rPr>
                   <w:rFonts w:ascii="Arial" w:cs="Arial" w:eastAsia="Arial" w:hAnsi="Arial"/>
@@ -6666,7 +6666,7 @@
               <w:spacing w:after="10" w:before="0"/>
               <w:ind w:left="120"/>
             </w:pPr>
-            <w:hyperlink w:history="1" r:id="rIdoxn0t4f5wf2nrgrgfsfmi">
+            <w:hyperlink w:history="1" r:id="rId5ai9iderxjttgcrdzubkn">
               <w:r>
                 <w:rPr>
                   <w:rFonts w:ascii="Arial" w:cs="Arial" w:eastAsia="Arial" w:hAnsi="Arial"/>
@@ -6711,7 +6711,7 @@
             <w:pPr>
               <w:spacing w:after="20" w:before="0"/>
             </w:pPr>
-            <w:hyperlink w:history="1" r:id="rIddr6l_gvxmopfmbcchd1jz">
+            <w:hyperlink w:history="1" r:id="rIdguivxiv9cpijtvbscuxeo">
               <w:r>
                 <w:rPr>
                   <w:rFonts w:ascii="Arial" w:cs="Arial" w:eastAsia="Arial" w:hAnsi="Arial"/>
@@ -6760,7 +6760,7 @@
               <w:spacing w:after="10" w:before="0"/>
               <w:ind w:left="120"/>
             </w:pPr>
-            <w:hyperlink w:history="1" r:id="rIdup0x8re1cbcy4tlmb_4aq">
+            <w:hyperlink w:history="1" r:id="rIdjp889xw5itaixwzpex6sw">
               <w:r>
                 <w:rPr>
                   <w:rFonts w:ascii="Arial" w:cs="Arial" w:eastAsia="Arial" w:hAnsi="Arial"/>
@@ -6955,7 +6955,7 @@
             <w:pPr>
               <w:spacing w:after="20" w:before="0"/>
             </w:pPr>
-            <w:hyperlink w:history="1" r:id="rIdkhexbydzfbsv-xl85vsqc">
+            <w:hyperlink w:history="1" r:id="rIdtfdfeve1g5m6rwae8q3u3">
               <w:r>
                 <w:rPr>
                   <w:rFonts w:ascii="Arial" w:cs="Arial" w:eastAsia="Arial" w:hAnsi="Arial"/>
@@ -7004,7 +7004,7 @@
               <w:spacing w:after="10" w:before="0"/>
               <w:ind w:left="120"/>
             </w:pPr>
-            <w:hyperlink w:history="1" r:id="rIdbohgw4bytn1wotvrwfirz">
+            <w:hyperlink w:history="1" r:id="rIdy8ak9sdnldirie7qyru75">
               <w:r>
                 <w:rPr>
                   <w:rFonts w:ascii="Arial" w:cs="Arial" w:eastAsia="Arial" w:hAnsi="Arial"/>
@@ -7049,7 +7049,7 @@
             <w:pPr>
               <w:spacing w:after="20" w:before="0"/>
             </w:pPr>
-            <w:hyperlink w:history="1" r:id="rIdnov6iqsafwrnrhunbhpsy">
+            <w:hyperlink w:history="1" r:id="rIdm2v7my3sx81vbu0zzox8l">
               <w:r>
                 <w:rPr>
                   <w:rFonts w:ascii="Arial" w:cs="Arial" w:eastAsia="Arial" w:hAnsi="Arial"/>
@@ -7098,7 +7098,7 @@
               <w:spacing w:after="10" w:before="0"/>
               <w:ind w:left="120"/>
             </w:pPr>
-            <w:hyperlink w:history="1" r:id="rIdfqnspzp9fhocw9o2cejzj">
+            <w:hyperlink w:history="1" r:id="rId1p-9psye3hdz6yvqll96c">
               <w:r>
                 <w:rPr>
                   <w:rFonts w:ascii="Arial" w:cs="Arial" w:eastAsia="Arial" w:hAnsi="Arial"/>
@@ -7293,7 +7293,7 @@
             <w:pPr>
               <w:spacing w:after="20" w:before="0"/>
             </w:pPr>
-            <w:hyperlink w:history="1" r:id="rIddln-qtxlbkprxwmbrdjys">
+            <w:hyperlink w:history="1" r:id="rIdmoqubi4iua-ark0qcyl0v">
               <w:r>
                 <w:rPr>
                   <w:rFonts w:ascii="Arial" w:cs="Arial" w:eastAsia="Arial" w:hAnsi="Arial"/>
@@ -7342,7 +7342,7 @@
               <w:spacing w:after="10" w:before="0"/>
               <w:ind w:left="120"/>
             </w:pPr>
-            <w:hyperlink w:history="1" r:id="rIdzddb9gjveknbw2c9ts3kx">
+            <w:hyperlink w:history="1" r:id="rId_qjt0hov1fgwa7kcki9rp">
               <w:r>
                 <w:rPr>
                   <w:rFonts w:ascii="Arial" w:cs="Arial" w:eastAsia="Arial" w:hAnsi="Arial"/>
@@ -7387,7 +7387,7 @@
             <w:pPr>
               <w:spacing w:after="20" w:before="0"/>
             </w:pPr>
-            <w:hyperlink w:history="1" r:id="rIdkjxd8s6e7tre_ckan8vby">
+            <w:hyperlink w:history="1" r:id="rIdkgy_n2ua9_9mo2vm9araa">
               <w:r>
                 <w:rPr>
                   <w:rFonts w:ascii="Arial" w:cs="Arial" w:eastAsia="Arial" w:hAnsi="Arial"/>
@@ -7436,7 +7436,7 @@
               <w:spacing w:after="10" w:before="0"/>
               <w:ind w:left="120"/>
             </w:pPr>
-            <w:hyperlink w:history="1" r:id="rIdohsuc9_shn9drgniv7xoi">
+            <w:hyperlink w:history="1" r:id="rIdwh5bmobfx8s2_y9nq2phd">
               <w:r>
                 <w:rPr>
                   <w:rFonts w:ascii="Arial" w:cs="Arial" w:eastAsia="Arial" w:hAnsi="Arial"/>
@@ -7631,7 +7631,7 @@
             <w:pPr>
               <w:spacing w:after="20" w:before="0"/>
             </w:pPr>
-            <w:hyperlink w:history="1" r:id="rIdmispbxr48azosoituncu8">
+            <w:hyperlink w:history="1" r:id="rIdwxnhlse7muibtry4ymhzg">
               <w:r>
                 <w:rPr>
                   <w:rFonts w:ascii="Arial" w:cs="Arial" w:eastAsia="Arial" w:hAnsi="Arial"/>
@@ -7680,7 +7680,7 @@
               <w:spacing w:after="10" w:before="0"/>
               <w:ind w:left="120"/>
             </w:pPr>
-            <w:hyperlink w:history="1" r:id="rIdcn_oyqcgsyrmw1cc79u1z">
+            <w:hyperlink w:history="1" r:id="rIdlyhcq62aznasc2d58jt3a">
               <w:r>
                 <w:rPr>
                   <w:rFonts w:ascii="Arial" w:cs="Arial" w:eastAsia="Arial" w:hAnsi="Arial"/>
@@ -7725,7 +7725,7 @@
             <w:pPr>
               <w:spacing w:after="20" w:before="0"/>
             </w:pPr>
-            <w:hyperlink w:history="1" r:id="rIdppz8dvq7sg7mhwe57nrhs">
+            <w:hyperlink w:history="1" r:id="rIdvjfhrf0np9jl_nls4yczr">
               <w:r>
                 <w:rPr>
                   <w:rFonts w:ascii="Arial" w:cs="Arial" w:eastAsia="Arial" w:hAnsi="Arial"/>
@@ -7774,7 +7774,7 @@
               <w:spacing w:after="10" w:before="0"/>
               <w:ind w:left="120"/>
             </w:pPr>
-            <w:hyperlink w:history="1" r:id="rIddzvdlgv0pifzt07xz_xzd">
+            <w:hyperlink w:history="1" r:id="rIdvti5tkvwto1utfedrx9oh">
               <w:r>
                 <w:rPr>
                   <w:rFonts w:ascii="Arial" w:cs="Arial" w:eastAsia="Arial" w:hAnsi="Arial"/>
@@ -8286,7 +8286,7 @@
         </w:rPr>
         <w:t xml:space="preserve">© 2026 SeaVuria and ARES. Aligned with KICD objectives. Developed by SeaVuria; technical implementation by ARES (with AI assistance from Claude). Licensed under </w:t>
       </w:r>
-      <w:hyperlink w:history="1" r:id="rIdghz8ki5uccej3dnr3xmdb">
+      <w:hyperlink w:history="1" r:id="rIdnk0mg1spzmb-et5hbejkb">
         <w:r>
           <w:rPr>
             <w:rFonts w:ascii="Arial" w:cs="Arial" w:eastAsia="Arial" w:hAnsi="Arial"/>
@@ -8307,7 +8307,7 @@
         </w:rPr>
         <w:t xml:space="preserve"> (</w:t>
       </w:r>
-      <w:hyperlink w:history="1" r:id="rIdnrnq-fbw6fzinn7aizuci">
+      <w:hyperlink w:history="1" r:id="rId4lwtbs47qa1xybsniem19">
         <w:r>
           <w:rPr>
             <w:rFonts w:ascii="Arial" w:cs="Arial" w:eastAsia="Arial" w:hAnsi="Arial"/>
@@ -9320,7 +9320,7 @@
             <w:pPr>
               <w:spacing w:after="20" w:before="0"/>
             </w:pPr>
-            <w:hyperlink w:history="1" r:id="rIdetgimxsqrsc_nsbgopoo4">
+            <w:hyperlink w:history="1" r:id="rId3zawdend1mettxgxlrsbv">
               <w:r>
                 <w:rPr>
                   <w:rFonts w:ascii="Arial" w:cs="Arial" w:eastAsia="Arial" w:hAnsi="Arial"/>
@@ -9353,7 +9353,7 @@
               <w:spacing w:after="10" w:before="0"/>
               <w:ind w:left="120"/>
             </w:pPr>
-            <w:hyperlink w:history="1" r:id="rIdgnxd2stbxivyuusgjo9db">
+            <w:hyperlink w:history="1" r:id="rIdg0ex6dhw6jaxaow2fshn8">
               <w:r>
                 <w:rPr>
                   <w:rFonts w:ascii="Arial" w:cs="Arial" w:eastAsia="Arial" w:hAnsi="Arial"/>
@@ -9398,7 +9398,7 @@
             <w:pPr>
               <w:spacing w:after="20" w:before="0"/>
             </w:pPr>
-            <w:hyperlink w:history="1" r:id="rIdtjhuhkgqroeuqd6qobiee">
+            <w:hyperlink w:history="1" r:id="rId-1z5i59fowvwp0aob8xwf">
               <w:r>
                 <w:rPr>
                   <w:rFonts w:ascii="Arial" w:cs="Arial" w:eastAsia="Arial" w:hAnsi="Arial"/>
@@ -9431,7 +9431,7 @@
               <w:spacing w:after="10" w:before="0"/>
               <w:ind w:left="120"/>
             </w:pPr>
-            <w:hyperlink w:history="1" r:id="rIdgubuhdlqws-uu0zda0ofw">
+            <w:hyperlink w:history="1" r:id="rIdr15yg4mnyc3newthfupl4">
               <w:r>
                 <w:rPr>
                   <w:rFonts w:ascii="Arial" w:cs="Arial" w:eastAsia="Arial" w:hAnsi="Arial"/>
@@ -9626,7 +9626,7 @@
             <w:pPr>
               <w:spacing w:after="20" w:before="0"/>
             </w:pPr>
-            <w:hyperlink w:history="1" r:id="rIdpoaelju9obd481srrwnpd">
+            <w:hyperlink w:history="1" r:id="rIdlh8s4qiu_xcjw2yt6f-mu">
               <w:r>
                 <w:rPr>
                   <w:rFonts w:ascii="Arial" w:cs="Arial" w:eastAsia="Arial" w:hAnsi="Arial"/>
@@ -9659,7 +9659,7 @@
               <w:spacing w:after="10" w:before="0"/>
               <w:ind w:left="120"/>
             </w:pPr>
-            <w:hyperlink w:history="1" r:id="rIdhouco0l6skycesmi5hkfv">
+            <w:hyperlink w:history="1" r:id="rIdq2gdsrol0ncl_yhxrms-_">
               <w:r>
                 <w:rPr>
                   <w:rFonts w:ascii="Arial" w:cs="Arial" w:eastAsia="Arial" w:hAnsi="Arial"/>
@@ -9704,7 +9704,7 @@
             <w:pPr>
               <w:spacing w:after="20" w:before="0"/>
             </w:pPr>
-            <w:hyperlink w:history="1" r:id="rIdzyvhhrum96c_qbcvyq1od">
+            <w:hyperlink w:history="1" r:id="rIdbeiafc3_2mtpo2abcwz_v">
               <w:r>
                 <w:rPr>
                   <w:rFonts w:ascii="Arial" w:cs="Arial" w:eastAsia="Arial" w:hAnsi="Arial"/>
@@ -9737,7 +9737,7 @@
               <w:spacing w:after="10" w:before="0"/>
               <w:ind w:left="120"/>
             </w:pPr>
-            <w:hyperlink w:history="1" r:id="rIdhr-trehj_i5fqawpeldck">
+            <w:hyperlink w:history="1" r:id="rIdpujrgyvd-jyknwayo5_lt">
               <w:r>
                 <w:rPr>
                   <w:rFonts w:ascii="Arial" w:cs="Arial" w:eastAsia="Arial" w:hAnsi="Arial"/>
@@ -9932,7 +9932,7 @@
             <w:pPr>
               <w:spacing w:after="20" w:before="0"/>
             </w:pPr>
-            <w:hyperlink w:history="1" r:id="rId9-jd13zgpsqwb-ixuhhlc">
+            <w:hyperlink w:history="1" r:id="rIdfzlgcajnpeay-x48uxizv">
               <w:r>
                 <w:rPr>
                   <w:rFonts w:ascii="Arial" w:cs="Arial" w:eastAsia="Arial" w:hAnsi="Arial"/>
@@ -9981,7 +9981,7 @@
               <w:spacing w:after="10" w:before="0"/>
               <w:ind w:left="120"/>
             </w:pPr>
-            <w:hyperlink w:history="1" r:id="rId7xblbmcl8u2t95op1scmu">
+            <w:hyperlink w:history="1" r:id="rIdckhatc0uvz2dvxe3tudr4">
               <w:r>
                 <w:rPr>
                   <w:rFonts w:ascii="Arial" w:cs="Arial" w:eastAsia="Arial" w:hAnsi="Arial"/>
@@ -10026,7 +10026,7 @@
             <w:pPr>
               <w:spacing w:after="20" w:before="0"/>
             </w:pPr>
-            <w:hyperlink w:history="1" r:id="rIdzxexobvx8pinjgrgf9vei">
+            <w:hyperlink w:history="1" r:id="rIdfvixxacyhd-xmmzhhzx69">
               <w:r>
                 <w:rPr>
                   <w:rFonts w:ascii="Arial" w:cs="Arial" w:eastAsia="Arial" w:hAnsi="Arial"/>
@@ -10059,7 +10059,7 @@
               <w:spacing w:after="10" w:before="0"/>
               <w:ind w:left="120"/>
             </w:pPr>
-            <w:hyperlink w:history="1" r:id="rIdhi4senrqsmndrafefok8p">
+            <w:hyperlink w:history="1" r:id="rIdcophbv_1ykp057hl_k44s">
               <w:r>
                 <w:rPr>
                   <w:rFonts w:ascii="Arial" w:cs="Arial" w:eastAsia="Arial" w:hAnsi="Arial"/>
@@ -10254,7 +10254,7 @@
             <w:pPr>
               <w:spacing w:after="20" w:before="0"/>
             </w:pPr>
-            <w:hyperlink w:history="1" r:id="rIdasactglxrh0fdcn-o2ffb">
+            <w:hyperlink w:history="1" r:id="rIdwm4g_agbgfnqpboffaxp9">
               <w:r>
                 <w:rPr>
                   <w:rFonts w:ascii="Arial" w:cs="Arial" w:eastAsia="Arial" w:hAnsi="Arial"/>
@@ -10303,7 +10303,7 @@
               <w:spacing w:after="10" w:before="0"/>
               <w:ind w:left="120"/>
             </w:pPr>
-            <w:hyperlink w:history="1" r:id="rIdwds-9pdbei0bp4nfngrof">
+            <w:hyperlink w:history="1" r:id="rIdtfdrux5qbrhcexfm_3f9u">
               <w:r>
                 <w:rPr>
                   <w:rFonts w:ascii="Arial" w:cs="Arial" w:eastAsia="Arial" w:hAnsi="Arial"/>
@@ -10348,7 +10348,7 @@
             <w:pPr>
               <w:spacing w:after="20" w:before="0"/>
             </w:pPr>
-            <w:hyperlink w:history="1" r:id="rIdycb2oc5zpomn3dp6x6qxo">
+            <w:hyperlink w:history="1" r:id="rIdutjfw111quwzwrvv8by3d">
               <w:r>
                 <w:rPr>
                   <w:rFonts w:ascii="Arial" w:cs="Arial" w:eastAsia="Arial" w:hAnsi="Arial"/>
@@ -10381,7 +10381,7 @@
               <w:spacing w:after="10" w:before="0"/>
               <w:ind w:left="120"/>
             </w:pPr>
-            <w:hyperlink w:history="1" r:id="rIdaufcva-ygpx7lduh9qkq_">
+            <w:hyperlink w:history="1" r:id="rId6jsk8zp6boxifsgaz9_lp">
               <w:r>
                 <w:rPr>
                   <w:rFonts w:ascii="Arial" w:cs="Arial" w:eastAsia="Arial" w:hAnsi="Arial"/>
@@ -10576,7 +10576,7 @@
             <w:pPr>
               <w:spacing w:after="20" w:before="0"/>
             </w:pPr>
-            <w:hyperlink w:history="1" r:id="rIdfqlpwh8_vfbywc33mprqa">
+            <w:hyperlink w:history="1" r:id="rIdyievqpgvx6gu97d0paypm">
               <w:r>
                 <w:rPr>
                   <w:rFonts w:ascii="Arial" w:cs="Arial" w:eastAsia="Arial" w:hAnsi="Arial"/>
@@ -10625,7 +10625,7 @@
               <w:spacing w:after="10" w:before="0"/>
               <w:ind w:left="120"/>
             </w:pPr>
-            <w:hyperlink w:history="1" r:id="rIddnvjxcnsvyjfhrlwedv-h">
+            <w:hyperlink w:history="1" r:id="rIdpa-b2ia0dodczsxdcxbbj">
               <w:r>
                 <w:rPr>
                   <w:rFonts w:ascii="Arial" w:cs="Arial" w:eastAsia="Arial" w:hAnsi="Arial"/>
@@ -10670,7 +10670,7 @@
             <w:pPr>
               <w:spacing w:after="20" w:before="0"/>
             </w:pPr>
-            <w:hyperlink w:history="1" r:id="rIdioqt1hd7bti2jirmvmqfz">
+            <w:hyperlink w:history="1" r:id="rIdbmkf4cjlxdxe68h0lhenz">
               <w:r>
                 <w:rPr>
                   <w:rFonts w:ascii="Arial" w:cs="Arial" w:eastAsia="Arial" w:hAnsi="Arial"/>
@@ -10719,7 +10719,7 @@
               <w:spacing w:after="10" w:before="0"/>
               <w:ind w:left="120"/>
             </w:pPr>
-            <w:hyperlink w:history="1" r:id="rIdejc9c7ql30pjqqroyxjth">
+            <w:hyperlink w:history="1" r:id="rIdi5vij2av2dkrgxg5q_euz">
               <w:r>
                 <w:rPr>
                   <w:rFonts w:ascii="Arial" w:cs="Arial" w:eastAsia="Arial" w:hAnsi="Arial"/>
@@ -11231,7 +11231,7 @@
         </w:rPr>
         <w:t xml:space="preserve">© 2026 SeaVuria and ARES. Aligned with KICD objectives. Developed by SeaVuria; technical implementation by ARES (with AI assistance from Claude). Licensed under </w:t>
       </w:r>
-      <w:hyperlink w:history="1" r:id="rIdiunvb8petoexp1tcsncn9">
+      <w:hyperlink w:history="1" r:id="rIdnztm1d6b5a53sznrwfoqu">
         <w:r>
           <w:rPr>
             <w:rFonts w:ascii="Arial" w:cs="Arial" w:eastAsia="Arial" w:hAnsi="Arial"/>
@@ -11252,7 +11252,7 @@
         </w:rPr>
         <w:t xml:space="preserve"> (</w:t>
       </w:r>
-      <w:hyperlink w:history="1" r:id="rIdhq5qjglkjjjmzaaxqf8zp">
+      <w:hyperlink w:history="1" r:id="rIdx6olx_q5h0cj4xt8gvlau">
         <w:r>
           <w:rPr>
             <w:rFonts w:ascii="Arial" w:cs="Arial" w:eastAsia="Arial" w:hAnsi="Arial"/>
@@ -12265,7 +12265,7 @@
             <w:pPr>
               <w:spacing w:after="20" w:before="0"/>
             </w:pPr>
-            <w:hyperlink w:history="1" r:id="rIdxaireclpsshlumhwsaiza">
+            <w:hyperlink w:history="1" r:id="rIdim_mxw7vhfjek26lfyua9">
               <w:r>
                 <w:rPr>
                   <w:rFonts w:ascii="Arial" w:cs="Arial" w:eastAsia="Arial" w:hAnsi="Arial"/>
@@ -12298,7 +12298,7 @@
               <w:spacing w:after="10" w:before="0"/>
               <w:ind w:left="120"/>
             </w:pPr>
-            <w:hyperlink w:history="1" r:id="rIdy2jhqyujurdu5md64m5ih">
+            <w:hyperlink w:history="1" r:id="rId310jxnupzaycp0ihtfj3i">
               <w:r>
                 <w:rPr>
                   <w:rFonts w:ascii="Arial" w:cs="Arial" w:eastAsia="Arial" w:hAnsi="Arial"/>
@@ -12343,7 +12343,7 @@
             <w:pPr>
               <w:spacing w:after="20" w:before="0"/>
             </w:pPr>
-            <w:hyperlink w:history="1" r:id="rIdxwhi98aqojkc8zl2ntmrs">
+            <w:hyperlink w:history="1" r:id="rIdhh5tfcccwblnvypouode1">
               <w:r>
                 <w:rPr>
                   <w:rFonts w:ascii="Arial" w:cs="Arial" w:eastAsia="Arial" w:hAnsi="Arial"/>
@@ -12376,7 +12376,7 @@
               <w:spacing w:after="10" w:before="0"/>
               <w:ind w:left="120"/>
             </w:pPr>
-            <w:hyperlink w:history="1" r:id="rIdzadqrpqchrl3-tijqtx3h">
+            <w:hyperlink w:history="1" r:id="rIdjwwfonkgi4egby3tw0dd0">
               <w:r>
                 <w:rPr>
                   <w:rFonts w:ascii="Arial" w:cs="Arial" w:eastAsia="Arial" w:hAnsi="Arial"/>
@@ -12571,7 +12571,7 @@
             <w:pPr>
               <w:spacing w:after="20" w:before="0"/>
             </w:pPr>
-            <w:hyperlink w:history="1" r:id="rIdizvnqrjakehy7mzn997i8">
+            <w:hyperlink w:history="1" r:id="rId7asb_gcqhbhqaqupha70u">
               <w:r>
                 <w:rPr>
                   <w:rFonts w:ascii="Arial" w:cs="Arial" w:eastAsia="Arial" w:hAnsi="Arial"/>
@@ -12604,7 +12604,7 @@
               <w:spacing w:after="10" w:before="0"/>
               <w:ind w:left="120"/>
             </w:pPr>
-            <w:hyperlink w:history="1" r:id="rIdhlstcwgutcz4wupipvjch">
+            <w:hyperlink w:history="1" r:id="rIdtoffqavvc5enyhdmvdc_i">
               <w:r>
                 <w:rPr>
                   <w:rFonts w:ascii="Arial" w:cs="Arial" w:eastAsia="Arial" w:hAnsi="Arial"/>
@@ -12649,7 +12649,7 @@
             <w:pPr>
               <w:spacing w:after="20" w:before="0"/>
             </w:pPr>
-            <w:hyperlink w:history="1" r:id="rIdztfupzmkb6t-wk9ovuuyv">
+            <w:hyperlink w:history="1" r:id="rIdq-0mlrtb_r0bhmhzxnnah">
               <w:r>
                 <w:rPr>
                   <w:rFonts w:ascii="Arial" w:cs="Arial" w:eastAsia="Arial" w:hAnsi="Arial"/>
@@ -12682,7 +12682,7 @@
               <w:spacing w:after="10" w:before="0"/>
               <w:ind w:left="120"/>
             </w:pPr>
-            <w:hyperlink w:history="1" r:id="rIdi4b25egdpkjgovwgbsqgq">
+            <w:hyperlink w:history="1" r:id="rIdoicbakrvfkto3jwtd-2nb">
               <w:r>
                 <w:rPr>
                   <w:rFonts w:ascii="Arial" w:cs="Arial" w:eastAsia="Arial" w:hAnsi="Arial"/>
@@ -12877,7 +12877,7 @@
             <w:pPr>
               <w:spacing w:after="20" w:before="0"/>
             </w:pPr>
-            <w:hyperlink w:history="1" r:id="rIdqksjz0x4018ybnni7wtku">
+            <w:hyperlink w:history="1" r:id="rIdzma5dgg90n-hldin4e3zs">
               <w:r>
                 <w:rPr>
                   <w:rFonts w:ascii="Arial" w:cs="Arial" w:eastAsia="Arial" w:hAnsi="Arial"/>
@@ -12910,7 +12910,7 @@
               <w:spacing w:after="10" w:before="0"/>
               <w:ind w:left="120"/>
             </w:pPr>
-            <w:hyperlink w:history="1" r:id="rIdes6uasptcobxfdemp2ob4">
+            <w:hyperlink w:history="1" r:id="rIdfqpb7uahw0tn5hy0bcqlt">
               <w:r>
                 <w:rPr>
                   <w:rFonts w:ascii="Arial" w:cs="Arial" w:eastAsia="Arial" w:hAnsi="Arial"/>
@@ -12955,7 +12955,7 @@
             <w:pPr>
               <w:spacing w:after="20" w:before="0"/>
             </w:pPr>
-            <w:hyperlink w:history="1" r:id="rIdbydxtjml9iuol7vng2pkh">
+            <w:hyperlink w:history="1" r:id="rIdlcc4oxodayzxpb8tziub8">
               <w:r>
                 <w:rPr>
                   <w:rFonts w:ascii="Arial" w:cs="Arial" w:eastAsia="Arial" w:hAnsi="Arial"/>
@@ -12988,7 +12988,7 @@
               <w:spacing w:after="10" w:before="0"/>
               <w:ind w:left="120"/>
             </w:pPr>
-            <w:hyperlink w:history="1" r:id="rIdh-9gsn_jj2hmh2bcuncib">
+            <w:hyperlink w:history="1" r:id="rIdw7i-ctniswu_amg3qlfgb">
               <w:r>
                 <w:rPr>
                   <w:rFonts w:ascii="Arial" w:cs="Arial" w:eastAsia="Arial" w:hAnsi="Arial"/>
@@ -13183,7 +13183,7 @@
             <w:pPr>
               <w:spacing w:after="20" w:before="0"/>
             </w:pPr>
-            <w:hyperlink w:history="1" r:id="rIdgnlqgc6yqg5-1tsqokqbd">
+            <w:hyperlink w:history="1" r:id="rIdrcqlbozzwoyd1ripclmzw">
               <w:r>
                 <w:rPr>
                   <w:rFonts w:ascii="Arial" w:cs="Arial" w:eastAsia="Arial" w:hAnsi="Arial"/>
@@ -13216,7 +13216,7 @@
               <w:spacing w:after="10" w:before="0"/>
               <w:ind w:left="120"/>
             </w:pPr>
-            <w:hyperlink w:history="1" r:id="rId__bqzgh0llfrtty1yoglr">
+            <w:hyperlink w:history="1" r:id="rIdijl-_nwb-ryvzbzu3ntp4">
               <w:r>
                 <w:rPr>
                   <w:rFonts w:ascii="Arial" w:cs="Arial" w:eastAsia="Arial" w:hAnsi="Arial"/>
@@ -13261,7 +13261,7 @@
             <w:pPr>
               <w:spacing w:after="20" w:before="0"/>
             </w:pPr>
-            <w:hyperlink w:history="1" r:id="rIdwseorg_x74-1vm7yioq60">
+            <w:hyperlink w:history="1" r:id="rIdlzbixyic92hhdvry9jugk">
               <w:r>
                 <w:rPr>
                   <w:rFonts w:ascii="Arial" w:cs="Arial" w:eastAsia="Arial" w:hAnsi="Arial"/>
@@ -13294,7 +13294,7 @@
               <w:spacing w:after="10" w:before="0"/>
               <w:ind w:left="120"/>
             </w:pPr>
-            <w:hyperlink w:history="1" r:id="rIdlraad1a1wmqlf5co2blbu">
+            <w:hyperlink w:history="1" r:id="rIdlupty0ll_ylew8siwot-j">
               <w:r>
                 <w:rPr>
                   <w:rFonts w:ascii="Arial" w:cs="Arial" w:eastAsia="Arial" w:hAnsi="Arial"/>
@@ -13489,7 +13489,7 @@
             <w:pPr>
               <w:spacing w:after="20" w:before="0"/>
             </w:pPr>
-            <w:hyperlink w:history="1" r:id="rId72d75yevtpsz-neyt6dop">
+            <w:hyperlink w:history="1" r:id="rIdaa7_jp0zf2o7uz-g3bfab">
               <w:r>
                 <w:rPr>
                   <w:rFonts w:ascii="Arial" w:cs="Arial" w:eastAsia="Arial" w:hAnsi="Arial"/>
@@ -13538,7 +13538,7 @@
               <w:spacing w:after="10" w:before="0"/>
               <w:ind w:left="120"/>
             </w:pPr>
-            <w:hyperlink w:history="1" r:id="rIdfk03tk9dieuqzl4mg6sxz">
+            <w:hyperlink w:history="1" r:id="rIdzsqdvffcjpme0feyzdvqy">
               <w:r>
                 <w:rPr>
                   <w:rFonts w:ascii="Arial" w:cs="Arial" w:eastAsia="Arial" w:hAnsi="Arial"/>
@@ -13583,7 +13583,7 @@
             <w:pPr>
               <w:spacing w:after="20" w:before="0"/>
             </w:pPr>
-            <w:hyperlink w:history="1" r:id="rIdpmccycs31-jkzkd3q2bch">
+            <w:hyperlink w:history="1" r:id="rIdkvkony85zhpci6cu342my">
               <w:r>
                 <w:rPr>
                   <w:rFonts w:ascii="Arial" w:cs="Arial" w:eastAsia="Arial" w:hAnsi="Arial"/>
@@ -13632,7 +13632,7 @@
               <w:spacing w:after="10" w:before="0"/>
               <w:ind w:left="120"/>
             </w:pPr>
-            <w:hyperlink w:history="1" r:id="rId1tvvjph43b2qu2ftoj3cj">
+            <w:hyperlink w:history="1" r:id="rIdee2-mc8iluldfhdfk8usz">
               <w:r>
                 <w:rPr>
                   <w:rFonts w:ascii="Arial" w:cs="Arial" w:eastAsia="Arial" w:hAnsi="Arial"/>
@@ -14144,7 +14144,7 @@
         </w:rPr>
         <w:t xml:space="preserve">© 2026 SeaVuria and ARES. Aligned with KICD objectives. Developed by SeaVuria; technical implementation by ARES (with AI assistance from Claude). Licensed under </w:t>
       </w:r>
-      <w:hyperlink w:history="1" r:id="rIdd0mwce1zn5bevjggtzr6w">
+      <w:hyperlink w:history="1" r:id="rId3c-rmxmilclhihdd5sp6x">
         <w:r>
           <w:rPr>
             <w:rFonts w:ascii="Arial" w:cs="Arial" w:eastAsia="Arial" w:hAnsi="Arial"/>
@@ -14165,7 +14165,7 @@
         </w:rPr>
         <w:t xml:space="preserve"> (</w:t>
       </w:r>
-      <w:hyperlink w:history="1" r:id="rIdle9qarhbniqsaxvqqhkxv">
+      <w:hyperlink w:history="1" r:id="rId-lhysrksey4st9v5tw7o5">
         <w:r>
           <w:rPr>
             <w:rFonts w:ascii="Arial" w:cs="Arial" w:eastAsia="Arial" w:hAnsi="Arial"/>
@@ -15178,7 +15178,7 @@
             <w:pPr>
               <w:spacing w:after="20" w:before="0"/>
             </w:pPr>
-            <w:hyperlink w:history="1" r:id="rId9gx2gkalwgo043elwhzpd">
+            <w:hyperlink w:history="1" r:id="rIdtaux67w_7jbiw7e3nxduk">
               <w:r>
                 <w:rPr>
                   <w:rFonts w:ascii="Arial" w:cs="Arial" w:eastAsia="Arial" w:hAnsi="Arial"/>
@@ -15211,7 +15211,7 @@
               <w:spacing w:after="10" w:before="0"/>
               <w:ind w:left="120"/>
             </w:pPr>
-            <w:hyperlink w:history="1" r:id="rIdcmjsm0nfufsw0pmyavvz_">
+            <w:hyperlink w:history="1" r:id="rIdtd2c5kqtpf4vu9lmsho2s">
               <w:r>
                 <w:rPr>
                   <w:rFonts w:ascii="Arial" w:cs="Arial" w:eastAsia="Arial" w:hAnsi="Arial"/>
@@ -15256,7 +15256,7 @@
             <w:pPr>
               <w:spacing w:after="20" w:before="0"/>
             </w:pPr>
-            <w:hyperlink w:history="1" r:id="rIdmwn7vsa_e_ccfmpdv4jqk">
+            <w:hyperlink w:history="1" r:id="rIdijff8zoejl5rxlm8yd4q2">
               <w:r>
                 <w:rPr>
                   <w:rFonts w:ascii="Arial" w:cs="Arial" w:eastAsia="Arial" w:hAnsi="Arial"/>
@@ -15289,7 +15289,7 @@
               <w:spacing w:after="10" w:before="0"/>
               <w:ind w:left="120"/>
             </w:pPr>
-            <w:hyperlink w:history="1" r:id="rIdbxpfrvsjt5qmsmoqc4nvw">
+            <w:hyperlink w:history="1" r:id="rIdvxeowdt2n5qswge1ln_l6">
               <w:r>
                 <w:rPr>
                   <w:rFonts w:ascii="Arial" w:cs="Arial" w:eastAsia="Arial" w:hAnsi="Arial"/>
@@ -15484,7 +15484,7 @@
             <w:pPr>
               <w:spacing w:after="20" w:before="0"/>
             </w:pPr>
-            <w:hyperlink w:history="1" r:id="rIdp-ofwwkjvo0bzjtqfgsos">
+            <w:hyperlink w:history="1" r:id="rIdkcyuim9s0zliw_1f0vjza">
               <w:r>
                 <w:rPr>
                   <w:rFonts w:ascii="Arial" w:cs="Arial" w:eastAsia="Arial" w:hAnsi="Arial"/>
@@ -15517,7 +15517,7 @@
               <w:spacing w:after="10" w:before="0"/>
               <w:ind w:left="120"/>
             </w:pPr>
-            <w:hyperlink w:history="1" r:id="rIdc4rl6rfnxoa8oqoeucgml">
+            <w:hyperlink w:history="1" r:id="rIderccy5rley4kg1whr2c3s">
               <w:r>
                 <w:rPr>
                   <w:rFonts w:ascii="Arial" w:cs="Arial" w:eastAsia="Arial" w:hAnsi="Arial"/>
@@ -15562,7 +15562,7 @@
             <w:pPr>
               <w:spacing w:after="20" w:before="0"/>
             </w:pPr>
-            <w:hyperlink w:history="1" r:id="rId-2eeenruwe-_zm2frzl3r">
+            <w:hyperlink w:history="1" r:id="rIduvkks0euvlsj62ajgtq9s">
               <w:r>
                 <w:rPr>
                   <w:rFonts w:ascii="Arial" w:cs="Arial" w:eastAsia="Arial" w:hAnsi="Arial"/>
@@ -15595,7 +15595,7 @@
               <w:spacing w:after="10" w:before="0"/>
               <w:ind w:left="120"/>
             </w:pPr>
-            <w:hyperlink w:history="1" r:id="rIdmrkpqwenrr-laieshp1tz">
+            <w:hyperlink w:history="1" r:id="rIdh9410ewpjjrrj6_9ghf8j">
               <w:r>
                 <w:rPr>
                   <w:rFonts w:ascii="Arial" w:cs="Arial" w:eastAsia="Arial" w:hAnsi="Arial"/>
@@ -15790,7 +15790,7 @@
             <w:pPr>
               <w:spacing w:after="20" w:before="0"/>
             </w:pPr>
-            <w:hyperlink w:history="1" r:id="rIdypobp9huaowqramtptofw">
+            <w:hyperlink w:history="1" r:id="rId-esejsb4zhlshjq2nenvy">
               <w:r>
                 <w:rPr>
                   <w:rFonts w:ascii="Arial" w:cs="Arial" w:eastAsia="Arial" w:hAnsi="Arial"/>
@@ -15839,7 +15839,7 @@
               <w:spacing w:after="10" w:before="0"/>
               <w:ind w:left="120"/>
             </w:pPr>
-            <w:hyperlink w:history="1" r:id="rId8wzwryjxce9q9_0plla9n">
+            <w:hyperlink w:history="1" r:id="rIdakrr-wjaicbtnwmgfi9gq">
               <w:r>
                 <w:rPr>
                   <w:rFonts w:ascii="Arial" w:cs="Arial" w:eastAsia="Arial" w:hAnsi="Arial"/>
@@ -15884,7 +15884,7 @@
             <w:pPr>
               <w:spacing w:after="20" w:before="0"/>
             </w:pPr>
-            <w:hyperlink w:history="1" r:id="rIdqnq6wifj1tgzrprmo7udi">
+            <w:hyperlink w:history="1" r:id="rIdabrnvujuny_dopt1xm26o">
               <w:r>
                 <w:rPr>
                   <w:rFonts w:ascii="Arial" w:cs="Arial" w:eastAsia="Arial" w:hAnsi="Arial"/>
@@ -15917,7 +15917,7 @@
               <w:spacing w:after="10" w:before="0"/>
               <w:ind w:left="120"/>
             </w:pPr>
-            <w:hyperlink w:history="1" r:id="rIdwrgoca5a8hgy9jyrowofx">
+            <w:hyperlink w:history="1" r:id="rIdkiug_dylihkzhelq7iuqx">
               <w:r>
                 <w:rPr>
                   <w:rFonts w:ascii="Arial" w:cs="Arial" w:eastAsia="Arial" w:hAnsi="Arial"/>
@@ -16112,7 +16112,7 @@
             <w:pPr>
               <w:spacing w:after="20" w:before="0"/>
             </w:pPr>
-            <w:hyperlink w:history="1" r:id="rIdodyamfliaufihq_emhjz7">
+            <w:hyperlink w:history="1" r:id="rIdmurnipzklca8fhehe1qmt">
               <w:r>
                 <w:rPr>
                   <w:rFonts w:ascii="Arial" w:cs="Arial" w:eastAsia="Arial" w:hAnsi="Arial"/>
@@ -16161,7 +16161,7 @@
               <w:spacing w:after="10" w:before="0"/>
               <w:ind w:left="120"/>
             </w:pPr>
-            <w:hyperlink w:history="1" r:id="rIdput53x5e3zvpy34paidrg">
+            <w:hyperlink w:history="1" r:id="rIdkjuoby2enhwqy5j-cwixz">
               <w:r>
                 <w:rPr>
                   <w:rFonts w:ascii="Arial" w:cs="Arial" w:eastAsia="Arial" w:hAnsi="Arial"/>
@@ -16206,7 +16206,7 @@
             <w:pPr>
               <w:spacing w:after="20" w:before="0"/>
             </w:pPr>
-            <w:hyperlink w:history="1" r:id="rIdxyoi0tovbjmuqzvjmnh-f">
+            <w:hyperlink w:history="1" r:id="rIdfilcqeeq7c9uok3aidz7m">
               <w:r>
                 <w:rPr>
                   <w:rFonts w:ascii="Arial" w:cs="Arial" w:eastAsia="Arial" w:hAnsi="Arial"/>
@@ -16239,7 +16239,7 @@
               <w:spacing w:after="10" w:before="0"/>
               <w:ind w:left="120"/>
             </w:pPr>
-            <w:hyperlink w:history="1" r:id="rIdid-qzt7kc4rhix4exney-">
+            <w:hyperlink w:history="1" r:id="rId0dodza-o4muksh3zac7n5">
               <w:r>
                 <w:rPr>
                   <w:rFonts w:ascii="Arial" w:cs="Arial" w:eastAsia="Arial" w:hAnsi="Arial"/>
@@ -16434,7 +16434,7 @@
             <w:pPr>
               <w:spacing w:after="20" w:before="0"/>
             </w:pPr>
-            <w:hyperlink w:history="1" r:id="rIdjfwv9nlrbhvzo6dplikoq">
+            <w:hyperlink w:history="1" r:id="rIdiocxkxkqykcitpgvxej5l">
               <w:r>
                 <w:rPr>
                   <w:rFonts w:ascii="Arial" w:cs="Arial" w:eastAsia="Arial" w:hAnsi="Arial"/>
@@ -16467,7 +16467,7 @@
               <w:spacing w:after="10" w:before="0"/>
               <w:ind w:left="120"/>
             </w:pPr>
-            <w:hyperlink w:history="1" r:id="rIdfexml67ukxajbjmbjhnxm">
+            <w:hyperlink w:history="1" r:id="rIdq9z_fhxqlyq30km78y5pf">
               <w:r>
                 <w:rPr>
                   <w:rFonts w:ascii="Arial" w:cs="Arial" w:eastAsia="Arial" w:hAnsi="Arial"/>
@@ -16512,7 +16512,7 @@
             <w:pPr>
               <w:spacing w:after="20" w:before="0"/>
             </w:pPr>
-            <w:hyperlink w:history="1" r:id="rIdig4s7kj4sjas5_zwwvoqj">
+            <w:hyperlink w:history="1" r:id="rIdgsejgacnpez5ekt5uwsh-">
               <w:r>
                 <w:rPr>
                   <w:rFonts w:ascii="Arial" w:cs="Arial" w:eastAsia="Arial" w:hAnsi="Arial"/>
@@ -16561,7 +16561,7 @@
               <w:spacing w:after="10" w:before="0"/>
               <w:ind w:left="120"/>
             </w:pPr>
-            <w:hyperlink w:history="1" r:id="rIdabtd8kqltgajkmozxhsmr">
+            <w:hyperlink w:history="1" r:id="rIdhy9kxjustpxxnntos52lo">
               <w:r>
                 <w:rPr>
                   <w:rFonts w:ascii="Arial" w:cs="Arial" w:eastAsia="Arial" w:hAnsi="Arial"/>
@@ -17073,7 +17073,7 @@
         </w:rPr>
         <w:t xml:space="preserve">© 2026 SeaVuria and ARES. Aligned with KICD objectives. Developed by SeaVuria; technical implementation by ARES (with AI assistance from Claude). Licensed under </w:t>
       </w:r>
-      <w:hyperlink w:history="1" r:id="rIdh7cz0pzk4pv29gy7kifuk">
+      <w:hyperlink w:history="1" r:id="rIdxp9avebjaityxb4iiy_de">
         <w:r>
           <w:rPr>
             <w:rFonts w:ascii="Arial" w:cs="Arial" w:eastAsia="Arial" w:hAnsi="Arial"/>
@@ -17094,7 +17094,7 @@
         </w:rPr>
         <w:t xml:space="preserve"> (</w:t>
       </w:r>
-      <w:hyperlink w:history="1" r:id="rIdjijpqrmrjva97obuera7f">
+      <w:hyperlink w:history="1" r:id="rIdzp9qqe_4crrlrebtcqi4d">
         <w:r>
           <w:rPr>
             <w:rFonts w:ascii="Arial" w:cs="Arial" w:eastAsia="Arial" w:hAnsi="Arial"/>
@@ -18107,7 +18107,7 @@
             <w:pPr>
               <w:spacing w:after="20" w:before="0"/>
             </w:pPr>
-            <w:hyperlink w:history="1" r:id="rIdudmfs4anbrbghesczak_d">
+            <w:hyperlink w:history="1" r:id="rIdp03nh6okwyxrs25prhrzj">
               <w:r>
                 <w:rPr>
                   <w:rFonts w:ascii="Arial" w:cs="Arial" w:eastAsia="Arial" w:hAnsi="Arial"/>
@@ -18156,7 +18156,7 @@
               <w:spacing w:after="10" w:before="0"/>
               <w:ind w:left="120"/>
             </w:pPr>
-            <w:hyperlink w:history="1" r:id="rId49e6fqbx42o2boor84ris">
+            <w:hyperlink w:history="1" r:id="rIdqumeifyncwidwenfow4pu">
               <w:r>
                 <w:rPr>
                   <w:rFonts w:ascii="Arial" w:cs="Arial" w:eastAsia="Arial" w:hAnsi="Arial"/>
@@ -18201,7 +18201,7 @@
             <w:pPr>
               <w:spacing w:after="20" w:before="0"/>
             </w:pPr>
-            <w:hyperlink w:history="1" r:id="rIdaypa1xaxnhszrpmy3ldfk">
+            <w:hyperlink w:history="1" r:id="rIdbwktqqcsw3hodemly4j5d">
               <w:r>
                 <w:rPr>
                   <w:rFonts w:ascii="Arial" w:cs="Arial" w:eastAsia="Arial" w:hAnsi="Arial"/>
@@ -18234,7 +18234,7 @@
               <w:spacing w:after="10" w:before="0"/>
               <w:ind w:left="120"/>
             </w:pPr>
-            <w:hyperlink w:history="1" r:id="rIday1gmizkvqzujwpi-3s_4">
+            <w:hyperlink w:history="1" r:id="rId0d7guo_1y8ewaykmwfc6f">
               <w:r>
                 <w:rPr>
                   <w:rFonts w:ascii="Arial" w:cs="Arial" w:eastAsia="Arial" w:hAnsi="Arial"/>
@@ -18429,7 +18429,7 @@
             <w:pPr>
               <w:spacing w:after="20" w:before="0"/>
             </w:pPr>
-            <w:hyperlink w:history="1" r:id="rIdtyupadvb1vuvbfpxw_2s2">
+            <w:hyperlink w:history="1" r:id="rIdhdp_6k8sj8verotwa0j8n">
               <w:r>
                 <w:rPr>
                   <w:rFonts w:ascii="Arial" w:cs="Arial" w:eastAsia="Arial" w:hAnsi="Arial"/>
@@ -18478,7 +18478,7 @@
               <w:spacing w:after="10" w:before="0"/>
               <w:ind w:left="120"/>
             </w:pPr>
-            <w:hyperlink w:history="1" r:id="rIdooawjvashuqsgi4u3gh-f">
+            <w:hyperlink w:history="1" r:id="rIdthy7afh2qkpmbjoj3hl2t">
               <w:r>
                 <w:rPr>
                   <w:rFonts w:ascii="Arial" w:cs="Arial" w:eastAsia="Arial" w:hAnsi="Arial"/>
@@ -18523,7 +18523,7 @@
             <w:pPr>
               <w:spacing w:after="20" w:before="0"/>
             </w:pPr>
-            <w:hyperlink w:history="1" r:id="rIdzjukcoyah-_g1hjdy0glz">
+            <w:hyperlink w:history="1" r:id="rId7w2dcpsmmjtwvflxp8vaf">
               <w:r>
                 <w:rPr>
                   <w:rFonts w:ascii="Arial" w:cs="Arial" w:eastAsia="Arial" w:hAnsi="Arial"/>
@@ -18556,7 +18556,7 @@
               <w:spacing w:after="10" w:before="0"/>
               <w:ind w:left="120"/>
             </w:pPr>
-            <w:hyperlink w:history="1" r:id="rIdfudsl1tmwadm0gjde1vvv">
+            <w:hyperlink w:history="1" r:id="rIdx23ezbbk_3mcyr0ztj8yy">
               <w:r>
                 <w:rPr>
                   <w:rFonts w:ascii="Arial" w:cs="Arial" w:eastAsia="Arial" w:hAnsi="Arial"/>
@@ -18751,7 +18751,7 @@
             <w:pPr>
               <w:spacing w:after="20" w:before="0"/>
             </w:pPr>
-            <w:hyperlink w:history="1" r:id="rId0jqwwmkmqnagqovazhx4s">
+            <w:hyperlink w:history="1" r:id="rIdpwfdrqynsyzi3d5iukvp-">
               <w:r>
                 <w:rPr>
                   <w:rFonts w:ascii="Arial" w:cs="Arial" w:eastAsia="Arial" w:hAnsi="Arial"/>
@@ -18800,7 +18800,7 @@
               <w:spacing w:after="10" w:before="0"/>
               <w:ind w:left="120"/>
             </w:pPr>
-            <w:hyperlink w:history="1" r:id="rId2jgn1___omzk95iqx30jc">
+            <w:hyperlink w:history="1" r:id="rIdcqakuykowruke8of4zsqx">
               <w:r>
                 <w:rPr>
                   <w:rFonts w:ascii="Arial" w:cs="Arial" w:eastAsia="Arial" w:hAnsi="Arial"/>
@@ -18845,7 +18845,7 @@
             <w:pPr>
               <w:spacing w:after="20" w:before="0"/>
             </w:pPr>
-            <w:hyperlink w:history="1" r:id="rIdrilcszkzefkj1cbf68lzk">
+            <w:hyperlink w:history="1" r:id="rIdf5z8wcqtinfrnlarfew9t">
               <w:r>
                 <w:rPr>
                   <w:rFonts w:ascii="Arial" w:cs="Arial" w:eastAsia="Arial" w:hAnsi="Arial"/>
@@ -18878,7 +18878,7 @@
               <w:spacing w:after="10" w:before="0"/>
               <w:ind w:left="120"/>
             </w:pPr>
-            <w:hyperlink w:history="1" r:id="rIdt3a0g5mziecpfduwuesze">
+            <w:hyperlink w:history="1" r:id="rIdohwjwyf8mh_efwqpi7nje">
               <w:r>
                 <w:rPr>
                   <w:rFonts w:ascii="Arial" w:cs="Arial" w:eastAsia="Arial" w:hAnsi="Arial"/>
@@ -19073,7 +19073,7 @@
             <w:pPr>
               <w:spacing w:after="20" w:before="0"/>
             </w:pPr>
-            <w:hyperlink w:history="1" r:id="rIduaa0hebkvpygsb-fuw8fi">
+            <w:hyperlink w:history="1" r:id="rIdeewfi8ife-mhyjekx0_mt">
               <w:r>
                 <w:rPr>
                   <w:rFonts w:ascii="Arial" w:cs="Arial" w:eastAsia="Arial" w:hAnsi="Arial"/>
@@ -19122,7 +19122,7 @@
               <w:spacing w:after="10" w:before="0"/>
               <w:ind w:left="120"/>
             </w:pPr>
-            <w:hyperlink w:history="1" r:id="rId5h1kmjybk4i3j0skc7tbo">
+            <w:hyperlink w:history="1" r:id="rIdobihengbrtachtxjt0hii">
               <w:r>
                 <w:rPr>
                   <w:rFonts w:ascii="Arial" w:cs="Arial" w:eastAsia="Arial" w:hAnsi="Arial"/>
@@ -19167,7 +19167,7 @@
             <w:pPr>
               <w:spacing w:after="20" w:before="0"/>
             </w:pPr>
-            <w:hyperlink w:history="1" r:id="rIdlhr_8p40zwu9yxl2reqie">
+            <w:hyperlink w:history="1" r:id="rIdcs3tdc4iwas-4ygjs6eoi">
               <w:r>
                 <w:rPr>
                   <w:rFonts w:ascii="Arial" w:cs="Arial" w:eastAsia="Arial" w:hAnsi="Arial"/>
@@ -19200,7 +19200,7 @@
               <w:spacing w:after="10" w:before="0"/>
               <w:ind w:left="120"/>
             </w:pPr>
-            <w:hyperlink w:history="1" r:id="rIduscc3ke178i4cgpdzhypo">
+            <w:hyperlink w:history="1" r:id="rIdcdqd1u25qkiwakn1lotwc">
               <w:r>
                 <w:rPr>
                   <w:rFonts w:ascii="Arial" w:cs="Arial" w:eastAsia="Arial" w:hAnsi="Arial"/>
@@ -19395,7 +19395,7 @@
             <w:pPr>
               <w:spacing w:after="20" w:before="0"/>
             </w:pPr>
-            <w:hyperlink w:history="1" r:id="rIdyau6qixqxsmmapx_-vods">
+            <w:hyperlink w:history="1" r:id="rIdkqo1tuybg48mmanfgl6uk">
               <w:r>
                 <w:rPr>
                   <w:rFonts w:ascii="Arial" w:cs="Arial" w:eastAsia="Arial" w:hAnsi="Arial"/>
@@ -19444,7 +19444,7 @@
               <w:spacing w:after="10" w:before="0"/>
               <w:ind w:left="120"/>
             </w:pPr>
-            <w:hyperlink w:history="1" r:id="rIdec9tdkeyssc69vwplbtgd">
+            <w:hyperlink w:history="1" r:id="rIdxxef731bwnqrnfj3eg_qc">
               <w:r>
                 <w:rPr>
                   <w:rFonts w:ascii="Arial" w:cs="Arial" w:eastAsia="Arial" w:hAnsi="Arial"/>
@@ -19489,7 +19489,7 @@
             <w:pPr>
               <w:spacing w:after="20" w:before="0"/>
             </w:pPr>
-            <w:hyperlink w:history="1" r:id="rIdt7okxvhcdcgequip8qkiq">
+            <w:hyperlink w:history="1" r:id="rIdesj8ow1sx_3nv3wvv7uan">
               <w:r>
                 <w:rPr>
                   <w:rFonts w:ascii="Arial" w:cs="Arial" w:eastAsia="Arial" w:hAnsi="Arial"/>
@@ -19522,7 +19522,7 @@
               <w:spacing w:after="10" w:before="0"/>
               <w:ind w:left="120"/>
             </w:pPr>
-            <w:hyperlink w:history="1" r:id="rIdofum1rawkg0wpo9elqc60">
+            <w:hyperlink w:history="1" r:id="rIdizcbx5loj_wdj-nze5rai">
               <w:r>
                 <w:rPr>
                   <w:rFonts w:ascii="Arial" w:cs="Arial" w:eastAsia="Arial" w:hAnsi="Arial"/>
@@ -20034,7 +20034,7 @@
         </w:rPr>
         <w:t xml:space="preserve">© 2026 SeaVuria and ARES. Aligned with KICD objectives. Developed by SeaVuria; technical implementation by ARES (with AI assistance from Claude). Licensed under </w:t>
       </w:r>
-      <w:hyperlink w:history="1" r:id="rIdsrvff4oxzscp4ibez0ypt">
+      <w:hyperlink w:history="1" r:id="rIdzifrprpwf6o67goilg6xu">
         <w:r>
           <w:rPr>
             <w:rFonts w:ascii="Arial" w:cs="Arial" w:eastAsia="Arial" w:hAnsi="Arial"/>
@@ -20055,7 +20055,7 @@
         </w:rPr>
         <w:t xml:space="preserve"> (</w:t>
       </w:r>
-      <w:hyperlink w:history="1" r:id="rIdr-hxsudbmedarrvjpnqld">
+      <w:hyperlink w:history="1" r:id="rIdhso4yj85j9y2j4thlzf9a">
         <w:r>
           <w:rPr>
             <w:rFonts w:ascii="Arial" w:cs="Arial" w:eastAsia="Arial" w:hAnsi="Arial"/>
@@ -21068,7 +21068,7 @@
             <w:pPr>
               <w:spacing w:after="20" w:before="0"/>
             </w:pPr>
-            <w:hyperlink w:history="1" r:id="rIdghgw0aqik6tjkkn9crrx2">
+            <w:hyperlink w:history="1" r:id="rIdxf5ututdbbiltbppso96q">
               <w:r>
                 <w:rPr>
                   <w:rFonts w:ascii="Arial" w:cs="Arial" w:eastAsia="Arial" w:hAnsi="Arial"/>
@@ -21101,7 +21101,7 @@
               <w:spacing w:after="10" w:before="0"/>
               <w:ind w:left="120"/>
             </w:pPr>
-            <w:hyperlink w:history="1" r:id="rIdfo0up-mg2nvav3nrjqwud">
+            <w:hyperlink w:history="1" r:id="rIdnv-zw5f7ufk49qs1ynr8q">
               <w:r>
                 <w:rPr>
                   <w:rFonts w:ascii="Arial" w:cs="Arial" w:eastAsia="Arial" w:hAnsi="Arial"/>
@@ -21146,7 +21146,7 @@
             <w:pPr>
               <w:spacing w:after="20" w:before="0"/>
             </w:pPr>
-            <w:hyperlink w:history="1" r:id="rIddxfewf2jgjevcgafzc-fl">
+            <w:hyperlink w:history="1" r:id="rIdqaouvgv9yvgaghx3-h3b8">
               <w:r>
                 <w:rPr>
                   <w:rFonts w:ascii="Arial" w:cs="Arial" w:eastAsia="Arial" w:hAnsi="Arial"/>
@@ -21179,7 +21179,7 @@
               <w:spacing w:after="10" w:before="0"/>
               <w:ind w:left="120"/>
             </w:pPr>
-            <w:hyperlink w:history="1" r:id="rIdzkaorwbbulixcbfhxx9qy">
+            <w:hyperlink w:history="1" r:id="rIdorhi4svc_q5lwoejo99om">
               <w:r>
                 <w:rPr>
                   <w:rFonts w:ascii="Arial" w:cs="Arial" w:eastAsia="Arial" w:hAnsi="Arial"/>
@@ -21374,7 +21374,7 @@
             <w:pPr>
               <w:spacing w:after="20" w:before="0"/>
             </w:pPr>
-            <w:hyperlink w:history="1" r:id="rIdo0b5fwypqg2e8hdpb42cv">
+            <w:hyperlink w:history="1" r:id="rIdf15kcvm7hufaob2sye6tq">
               <w:r>
                 <w:rPr>
                   <w:rFonts w:ascii="Arial" w:cs="Arial" w:eastAsia="Arial" w:hAnsi="Arial"/>
@@ -21407,7 +21407,7 @@
               <w:spacing w:after="10" w:before="0"/>
               <w:ind w:left="120"/>
             </w:pPr>
-            <w:hyperlink w:history="1" r:id="rIdwlyugj6zxk5qwnxrnkl4z">
+            <w:hyperlink w:history="1" r:id="rIdtokwqecypymltkqssmbpw">
               <w:r>
                 <w:rPr>
                   <w:rFonts w:ascii="Arial" w:cs="Arial" w:eastAsia="Arial" w:hAnsi="Arial"/>
@@ -21452,7 +21452,7 @@
             <w:pPr>
               <w:spacing w:after="20" w:before="0"/>
             </w:pPr>
-            <w:hyperlink w:history="1" r:id="rIdq4me9kzgozd2oabhihyyo">
+            <w:hyperlink w:history="1" r:id="rIdcjlgja71a-luud9qqjhrv">
               <w:r>
                 <w:rPr>
                   <w:rFonts w:ascii="Arial" w:cs="Arial" w:eastAsia="Arial" w:hAnsi="Arial"/>
@@ -21485,7 +21485,7 @@
               <w:spacing w:after="10" w:before="0"/>
               <w:ind w:left="120"/>
             </w:pPr>
-            <w:hyperlink w:history="1" r:id="rId0uc81tallul44edjyfv5r">
+            <w:hyperlink w:history="1" r:id="rIdgeeqc-pxdbwp-u9y3l-mc">
               <w:r>
                 <w:rPr>
                   <w:rFonts w:ascii="Arial" w:cs="Arial" w:eastAsia="Arial" w:hAnsi="Arial"/>
@@ -21680,7 +21680,7 @@
             <w:pPr>
               <w:spacing w:after="20" w:before="0"/>
             </w:pPr>
-            <w:hyperlink w:history="1" r:id="rIdoxk-rgm7co1qdgcad3zcd">
+            <w:hyperlink w:history="1" r:id="rId_mvhdqokrljea1bpvrhtf">
               <w:r>
                 <w:rPr>
                   <w:rFonts w:ascii="Arial" w:cs="Arial" w:eastAsia="Arial" w:hAnsi="Arial"/>
@@ -21729,7 +21729,7 @@
               <w:spacing w:after="10" w:before="0"/>
               <w:ind w:left="120"/>
             </w:pPr>
-            <w:hyperlink w:history="1" r:id="rIdwdejfrxxrqadafyksla9r">
+            <w:hyperlink w:history="1" r:id="rId97t1vd4iwurpiuwbjmafw">
               <w:r>
                 <w:rPr>
                   <w:rFonts w:ascii="Arial" w:cs="Arial" w:eastAsia="Arial" w:hAnsi="Arial"/>
@@ -21774,7 +21774,7 @@
             <w:pPr>
               <w:spacing w:after="20" w:before="0"/>
             </w:pPr>
-            <w:hyperlink w:history="1" r:id="rIdcmhmjogffk91i1tvnxoh6">
+            <w:hyperlink w:history="1" r:id="rIdvcypsm42evejhxpos-jzk">
               <w:r>
                 <w:rPr>
                   <w:rFonts w:ascii="Arial" w:cs="Arial" w:eastAsia="Arial" w:hAnsi="Arial"/>
@@ -21807,7 +21807,7 @@
               <w:spacing w:after="10" w:before="0"/>
               <w:ind w:left="120"/>
             </w:pPr>
-            <w:hyperlink w:history="1" r:id="rIdozcqnhvr0iey_6xe2_qj8">
+            <w:hyperlink w:history="1" r:id="rIdxgoc6s1wqtluhbpr3vcr-">
               <w:r>
                 <w:rPr>
                   <w:rFonts w:ascii="Arial" w:cs="Arial" w:eastAsia="Arial" w:hAnsi="Arial"/>
@@ -22002,7 +22002,7 @@
             <w:pPr>
               <w:spacing w:after="20" w:before="0"/>
             </w:pPr>
-            <w:hyperlink w:history="1" r:id="rIdiv9fsg3sguwxx4kqps3sz">
+            <w:hyperlink w:history="1" r:id="rIdygvts1t6gfjj-x1vrh-pw">
               <w:r>
                 <w:rPr>
                   <w:rFonts w:ascii="Arial" w:cs="Arial" w:eastAsia="Arial" w:hAnsi="Arial"/>
@@ -22051,7 +22051,7 @@
               <w:spacing w:after="10" w:before="0"/>
               <w:ind w:left="120"/>
             </w:pPr>
-            <w:hyperlink w:history="1" r:id="rIdvvsdc925osck3qhxktnr1">
+            <w:hyperlink w:history="1" r:id="rId16udtca04tnmqwi3kevj_">
               <w:r>
                 <w:rPr>
                   <w:rFonts w:ascii="Arial" w:cs="Arial" w:eastAsia="Arial" w:hAnsi="Arial"/>
@@ -22096,7 +22096,7 @@
             <w:pPr>
               <w:spacing w:after="20" w:before="0"/>
             </w:pPr>
-            <w:hyperlink w:history="1" r:id="rIdqvw5xikf5llozkdf-zkzg">
+            <w:hyperlink w:history="1" r:id="rIdnaedwbq76xli_zv--zibo">
               <w:r>
                 <w:rPr>
                   <w:rFonts w:ascii="Arial" w:cs="Arial" w:eastAsia="Arial" w:hAnsi="Arial"/>
@@ -22129,7 +22129,7 @@
               <w:spacing w:after="10" w:before="0"/>
               <w:ind w:left="120"/>
             </w:pPr>
-            <w:hyperlink w:history="1" r:id="rId-ots3i0z6tjfrmputsag4">
+            <w:hyperlink w:history="1" r:id="rIdib6azj9fksbfdivdm1re4">
               <w:r>
                 <w:rPr>
                   <w:rFonts w:ascii="Arial" w:cs="Arial" w:eastAsia="Arial" w:hAnsi="Arial"/>
@@ -22324,7 +22324,7 @@
             <w:pPr>
               <w:spacing w:after="20" w:before="0"/>
             </w:pPr>
-            <w:hyperlink w:history="1" r:id="rIdyznnspfhtcrzqlcdanxn7">
+            <w:hyperlink w:history="1" r:id="rIdztm5srmnouq_gw1xdlwia">
               <w:r>
                 <w:rPr>
                   <w:rFonts w:ascii="Arial" w:cs="Arial" w:eastAsia="Arial" w:hAnsi="Arial"/>
@@ -22373,7 +22373,7 @@
               <w:spacing w:after="10" w:before="0"/>
               <w:ind w:left="120"/>
             </w:pPr>
-            <w:hyperlink w:history="1" r:id="rIdxekoakzokdq5cajyrfpwv">
+            <w:hyperlink w:history="1" r:id="rId0ige_bf8uu99vyaa6kp1k">
               <w:r>
                 <w:rPr>
                   <w:rFonts w:ascii="Arial" w:cs="Arial" w:eastAsia="Arial" w:hAnsi="Arial"/>
@@ -22418,7 +22418,7 @@
             <w:pPr>
               <w:spacing w:after="20" w:before="0"/>
             </w:pPr>
-            <w:hyperlink w:history="1" r:id="rIdwv5qkh1bdjwtzbcnn8oew">
+            <w:hyperlink w:history="1" r:id="rIdtugljwlietys64sh0cz3j">
               <w:r>
                 <w:rPr>
                   <w:rFonts w:ascii="Arial" w:cs="Arial" w:eastAsia="Arial" w:hAnsi="Arial"/>
@@ -22451,7 +22451,7 @@
               <w:spacing w:after="10" w:before="0"/>
               <w:ind w:left="120"/>
             </w:pPr>
-            <w:hyperlink w:history="1" r:id="rIdl4slxxxhh6rhka3u7q-dh">
+            <w:hyperlink w:history="1" r:id="rId--k-zd0yjyzqb8nmseeq0">
               <w:r>
                 <w:rPr>
                   <w:rFonts w:ascii="Arial" w:cs="Arial" w:eastAsia="Arial" w:hAnsi="Arial"/>
@@ -22963,7 +22963,7 @@
         </w:rPr>
         <w:t xml:space="preserve">© 2026 SeaVuria and ARES. Aligned with KICD objectives. Developed by SeaVuria; technical implementation by ARES (with AI assistance from Claude). Licensed under </w:t>
       </w:r>
-      <w:hyperlink w:history="1" r:id="rIdpg_lgkpsig2-h8i8xi3qz">
+      <w:hyperlink w:history="1" r:id="rIdy3hh3oq2fwsoz89pnirg0">
         <w:r>
           <w:rPr>
             <w:rFonts w:ascii="Arial" w:cs="Arial" w:eastAsia="Arial" w:hAnsi="Arial"/>
@@ -22984,7 +22984,7 @@
         </w:rPr>
         <w:t xml:space="preserve"> (</w:t>
       </w:r>
-      <w:hyperlink w:history="1" r:id="rId6sbfz_ziy2yjkoo-0zn1h">
+      <w:hyperlink w:history="1" r:id="rIdd3epvm7cec7ompqjwp6vm">
         <w:r>
           <w:rPr>
             <w:rFonts w:ascii="Arial" w:cs="Arial" w:eastAsia="Arial" w:hAnsi="Arial"/>
@@ -23997,7 +23997,7 @@
             <w:pPr>
               <w:spacing w:after="20" w:before="0"/>
             </w:pPr>
-            <w:hyperlink w:history="1" r:id="rId7igyd9ao93aokwcz3iiy7">
+            <w:hyperlink w:history="1" r:id="rIdvhd69tzdrgs6myu3swqde">
               <w:r>
                 <w:rPr>
                   <w:rFonts w:ascii="Arial" w:cs="Arial" w:eastAsia="Arial" w:hAnsi="Arial"/>
@@ -24030,7 +24030,7 @@
               <w:spacing w:after="10" w:before="0"/>
               <w:ind w:left="120"/>
             </w:pPr>
-            <w:hyperlink w:history="1" r:id="rIdn9weevxtnyar5rkx9wz_4">
+            <w:hyperlink w:history="1" r:id="rIdaawiaheegti70xehnqleq">
               <w:r>
                 <w:rPr>
                   <w:rFonts w:ascii="Arial" w:cs="Arial" w:eastAsia="Arial" w:hAnsi="Arial"/>
@@ -24075,7 +24075,7 @@
             <w:pPr>
               <w:spacing w:after="20" w:before="0"/>
             </w:pPr>
-            <w:hyperlink w:history="1" r:id="rIdtc_xudkshfayv3u_8u4hy">
+            <w:hyperlink w:history="1" r:id="rIdxsql3ltolqengokg5zqbj">
               <w:r>
                 <w:rPr>
                   <w:rFonts w:ascii="Arial" w:cs="Arial" w:eastAsia="Arial" w:hAnsi="Arial"/>
@@ -24108,7 +24108,7 @@
               <w:spacing w:after="10" w:before="0"/>
               <w:ind w:left="120"/>
             </w:pPr>
-            <w:hyperlink w:history="1" r:id="rId4p1abvto6twdx9wilp1va">
+            <w:hyperlink w:history="1" r:id="rIdh11gx4vjhicsurv3za2wf">
               <w:r>
                 <w:rPr>
                   <w:rFonts w:ascii="Arial" w:cs="Arial" w:eastAsia="Arial" w:hAnsi="Arial"/>
@@ -24303,7 +24303,7 @@
             <w:pPr>
               <w:spacing w:after="20" w:before="0"/>
             </w:pPr>
-            <w:hyperlink w:history="1" r:id="rIdsy4jtth4ldsh7zvcq_0vt">
+            <w:hyperlink w:history="1" r:id="rIdmkpfpyvoedfjy_twzuf4b">
               <w:r>
                 <w:rPr>
                   <w:rFonts w:ascii="Arial" w:cs="Arial" w:eastAsia="Arial" w:hAnsi="Arial"/>
@@ -24336,7 +24336,7 @@
               <w:spacing w:after="10" w:before="0"/>
               <w:ind w:left="120"/>
             </w:pPr>
-            <w:hyperlink w:history="1" r:id="rId-vs0s4pj0s5ardbu8ansj">
+            <w:hyperlink w:history="1" r:id="rIdn9_r8hjctpicxhmmvmjcr">
               <w:r>
                 <w:rPr>
                   <w:rFonts w:ascii="Arial" w:cs="Arial" w:eastAsia="Arial" w:hAnsi="Arial"/>
@@ -24381,7 +24381,7 @@
             <w:pPr>
               <w:spacing w:after="20" w:before="0"/>
             </w:pPr>
-            <w:hyperlink w:history="1" r:id="rIda5dj4nkbpyrw0s6zkw-z2">
+            <w:hyperlink w:history="1" r:id="rIdf0v21qfqsleesvn6cqjbs">
               <w:r>
                 <w:rPr>
                   <w:rFonts w:ascii="Arial" w:cs="Arial" w:eastAsia="Arial" w:hAnsi="Arial"/>
@@ -24414,7 +24414,7 @@
               <w:spacing w:after="10" w:before="0"/>
               <w:ind w:left="120"/>
             </w:pPr>
-            <w:hyperlink w:history="1" r:id="rId1p_beegfw_tilkjkp4dba">
+            <w:hyperlink w:history="1" r:id="rIdrvuxltscblhzr1j_rurbb">
               <w:r>
                 <w:rPr>
                   <w:rFonts w:ascii="Arial" w:cs="Arial" w:eastAsia="Arial" w:hAnsi="Arial"/>
@@ -24609,7 +24609,7 @@
             <w:pPr>
               <w:spacing w:after="20" w:before="0"/>
             </w:pPr>
-            <w:hyperlink w:history="1" r:id="rIdmcxavohud5ivrichggs7c">
+            <w:hyperlink w:history="1" r:id="rId9jsdc1rulcp9sjqbtbqqc">
               <w:r>
                 <w:rPr>
                   <w:rFonts w:ascii="Arial" w:cs="Arial" w:eastAsia="Arial" w:hAnsi="Arial"/>
@@ -24642,7 +24642,7 @@
               <w:spacing w:after="10" w:before="0"/>
               <w:ind w:left="120"/>
             </w:pPr>
-            <w:hyperlink w:history="1" r:id="rIdr9feq6kyzm5cr-4npfhtu">
+            <w:hyperlink w:history="1" r:id="rIdi9m_v3tcvfk3d1kynl4s0">
               <w:r>
                 <w:rPr>
                   <w:rFonts w:ascii="Arial" w:cs="Arial" w:eastAsia="Arial" w:hAnsi="Arial"/>
@@ -24687,7 +24687,7 @@
             <w:pPr>
               <w:spacing w:after="20" w:before="0"/>
             </w:pPr>
-            <w:hyperlink w:history="1" r:id="rId2fwfy1fgw38ags0uzioq-">
+            <w:hyperlink w:history="1" r:id="rIdypesdv-tetx5uh0oe-s3v">
               <w:r>
                 <w:rPr>
                   <w:rFonts w:ascii="Arial" w:cs="Arial" w:eastAsia="Arial" w:hAnsi="Arial"/>
@@ -24720,7 +24720,7 @@
               <w:spacing w:after="10" w:before="0"/>
               <w:ind w:left="120"/>
             </w:pPr>
-            <w:hyperlink w:history="1" r:id="rIdgmwf1pknscehky-8w5rvg">
+            <w:hyperlink w:history="1" r:id="rIdywrydthjqwaq8oezgqati">
               <w:r>
                 <w:rPr>
                   <w:rFonts w:ascii="Arial" w:cs="Arial" w:eastAsia="Arial" w:hAnsi="Arial"/>
@@ -24915,7 +24915,7 @@
             <w:pPr>
               <w:spacing w:after="20" w:before="0"/>
             </w:pPr>
-            <w:hyperlink w:history="1" r:id="rIdfojj8b-kt_tsigkvh7_-n">
+            <w:hyperlink w:history="1" r:id="rIdpaom-t3o3uelypsci5vwf">
               <w:r>
                 <w:rPr>
                   <w:rFonts w:ascii="Arial" w:cs="Arial" w:eastAsia="Arial" w:hAnsi="Arial"/>
@@ -24948,7 +24948,7 @@
               <w:spacing w:after="10" w:before="0"/>
               <w:ind w:left="120"/>
             </w:pPr>
-            <w:hyperlink w:history="1" r:id="rIdyhvvn8yca9-lavwescmfc">
+            <w:hyperlink w:history="1" r:id="rId71wfi0swzhl6ezdbhc_xj">
               <w:r>
                 <w:rPr>
                   <w:rFonts w:ascii="Arial" w:cs="Arial" w:eastAsia="Arial" w:hAnsi="Arial"/>
@@ -24993,7 +24993,7 @@
             <w:pPr>
               <w:spacing w:after="20" w:before="0"/>
             </w:pPr>
-            <w:hyperlink w:history="1" r:id="rIdzs5outpvei1m8swjinewn">
+            <w:hyperlink w:history="1" r:id="rId4wkh2vv5bfpzakancrf2d">
               <w:r>
                 <w:rPr>
                   <w:rFonts w:ascii="Arial" w:cs="Arial" w:eastAsia="Arial" w:hAnsi="Arial"/>
@@ -25026,7 +25026,7 @@
               <w:spacing w:after="10" w:before="0"/>
               <w:ind w:left="120"/>
             </w:pPr>
-            <w:hyperlink w:history="1" r:id="rId2n8od3qlk6s-7i5nbtpc9">
+            <w:hyperlink w:history="1" r:id="rIdpj7jdhwt3rati9svc83lv">
               <w:r>
                 <w:rPr>
                   <w:rFonts w:ascii="Arial" w:cs="Arial" w:eastAsia="Arial" w:hAnsi="Arial"/>
@@ -25221,7 +25221,7 @@
             <w:pPr>
               <w:spacing w:after="20" w:before="0"/>
             </w:pPr>
-            <w:hyperlink w:history="1" r:id="rId6cilflulclrhqroyvyduo">
+            <w:hyperlink w:history="1" r:id="rIdkdnzvjxie8yloqlt0kdp_">
               <w:r>
                 <w:rPr>
                   <w:rFonts w:ascii="Arial" w:cs="Arial" w:eastAsia="Arial" w:hAnsi="Arial"/>
@@ -25254,7 +25254,7 @@
               <w:spacing w:after="10" w:before="0"/>
               <w:ind w:left="120"/>
             </w:pPr>
-            <w:hyperlink w:history="1" r:id="rId5jhsaaclj5uzgqdxeirdt">
+            <w:hyperlink w:history="1" r:id="rId6oin9qlaqgk3y9g1wq8ks">
               <w:r>
                 <w:rPr>
                   <w:rFonts w:ascii="Arial" w:cs="Arial" w:eastAsia="Arial" w:hAnsi="Arial"/>
@@ -25299,7 +25299,7 @@
             <w:pPr>
               <w:spacing w:after="20" w:before="0"/>
             </w:pPr>
-            <w:hyperlink w:history="1" r:id="rId19xruplbmtxei71yesjci">
+            <w:hyperlink w:history="1" r:id="rIdzi2eb9cbo78jpeix4he3p">
               <w:r>
                 <w:rPr>
                   <w:rFonts w:ascii="Arial" w:cs="Arial" w:eastAsia="Arial" w:hAnsi="Arial"/>
@@ -25332,7 +25332,7 @@
               <w:spacing w:after="10" w:before="0"/>
               <w:ind w:left="120"/>
             </w:pPr>
-            <w:hyperlink w:history="1" r:id="rIdisqb5jfhpjrpy3hu82f-1">
+            <w:hyperlink w:history="1" r:id="rIdffax4vsxpw2ifz78wih9m">
               <w:r>
                 <w:rPr>
                   <w:rFonts w:ascii="Arial" w:cs="Arial" w:eastAsia="Arial" w:hAnsi="Arial"/>
@@ -25844,7 +25844,7 @@
         </w:rPr>
         <w:t xml:space="preserve">© 2026 SeaVuria and ARES. Aligned with KICD objectives. Developed by SeaVuria; technical implementation by ARES (with AI assistance from Claude). Licensed under </w:t>
       </w:r>
-      <w:hyperlink w:history="1" r:id="rIdbjkjk-sjecutjutvx0bmu">
+      <w:hyperlink w:history="1" r:id="rId-koysu4stt0cwnevvnr-0">
         <w:r>
           <w:rPr>
             <w:rFonts w:ascii="Arial" w:cs="Arial" w:eastAsia="Arial" w:hAnsi="Arial"/>
@@ -25865,7 +25865,7 @@
         </w:rPr>
         <w:t xml:space="preserve"> (</w:t>
       </w:r>
-      <w:hyperlink w:history="1" r:id="rId-fletv8ekdksgvenms5ek">
+      <w:hyperlink w:history="1" r:id="rIdbvzxbjhd5g4qqpay4anek">
         <w:r>
           <w:rPr>
             <w:rFonts w:ascii="Arial" w:cs="Arial" w:eastAsia="Arial" w:hAnsi="Arial"/>
@@ -26895,7 +26895,7 @@
               <w:spacing w:after="10" w:before="0"/>
               <w:ind w:left="120"/>
             </w:pPr>
-            <w:hyperlink w:history="1" r:id="rIdsbrkgexwahg7erupnvcvn">
+            <w:hyperlink w:history="1" r:id="rIdgsjajmijsauwac5w43hay">
               <w:r>
                 <w:rPr>
                   <w:rFonts w:ascii="Arial" w:cs="Arial" w:eastAsia="Arial" w:hAnsi="Arial"/>
@@ -26955,7 +26955,7 @@
             <w:pPr>
               <w:spacing w:after="20" w:before="0"/>
             </w:pPr>
-            <w:hyperlink w:history="1" r:id="rIdhtsiahzqsxduu37y40g6i">
+            <w:hyperlink w:history="1" r:id="rIdolgdwjs4bnldjjyyjwvt3">
               <w:r>
                 <w:rPr>
                   <w:rFonts w:ascii="Arial" w:cs="Arial" w:eastAsia="Arial" w:hAnsi="Arial"/>
@@ -26988,7 +26988,7 @@
               <w:spacing w:after="10" w:before="0"/>
               <w:ind w:left="120"/>
             </w:pPr>
-            <w:hyperlink w:history="1" r:id="rIdwdxj0u6_nzxgkwwnnytum">
+            <w:hyperlink w:history="1" r:id="rIdqotj0ldogd7kkhv0ajko5">
               <w:r>
                 <w:rPr>
                   <w:rFonts w:ascii="Arial" w:cs="Arial" w:eastAsia="Arial" w:hAnsi="Arial"/>
@@ -27200,7 +27200,7 @@
               <w:spacing w:after="10" w:before="0"/>
               <w:ind w:left="120"/>
             </w:pPr>
-            <w:hyperlink w:history="1" r:id="rIdu00wfrlgo6ynmhx_fxnrf">
+            <w:hyperlink w:history="1" r:id="rIdsza1hthhshrk77wziohua">
               <w:r>
                 <w:rPr>
                   <w:rFonts w:ascii="Arial" w:cs="Arial" w:eastAsia="Arial" w:hAnsi="Arial"/>
@@ -27260,7 +27260,7 @@
             <w:pPr>
               <w:spacing w:after="20" w:before="0"/>
             </w:pPr>
-            <w:hyperlink w:history="1" r:id="rIdtznqssqdq1qq2uu1ymkjn">
+            <w:hyperlink w:history="1" r:id="rIdnwcdjsdfdjl3phs7vc8gz">
               <w:r>
                 <w:rPr>
                   <w:rFonts w:ascii="Arial" w:cs="Arial" w:eastAsia="Arial" w:hAnsi="Arial"/>
@@ -27293,7 +27293,7 @@
               <w:spacing w:after="10" w:before="0"/>
               <w:ind w:left="120"/>
             </w:pPr>
-            <w:hyperlink w:history="1" r:id="rIdwminjfuhqemgh_wvk7b-0">
+            <w:hyperlink w:history="1" r:id="rIdlpft5lzzjkp7dz-0bzlbp">
               <w:r>
                 <w:rPr>
                   <w:rFonts w:ascii="Arial" w:cs="Arial" w:eastAsia="Arial" w:hAnsi="Arial"/>
@@ -27505,7 +27505,7 @@
               <w:spacing w:after="10" w:before="0"/>
               <w:ind w:left="120"/>
             </w:pPr>
-            <w:hyperlink w:history="1" r:id="rIdd4ssdyuwyuyomlp-jnja2">
+            <w:hyperlink w:history="1" r:id="rIdxxr9qmuz2yfpxl1v4i850">
               <w:r>
                 <w:rPr>
                   <w:rFonts w:ascii="Arial" w:cs="Arial" w:eastAsia="Arial" w:hAnsi="Arial"/>
@@ -27565,7 +27565,7 @@
             <w:pPr>
               <w:spacing w:after="20" w:before="0"/>
             </w:pPr>
-            <w:hyperlink w:history="1" r:id="rIdpytidvfc0rzg63irhkjib">
+            <w:hyperlink w:history="1" r:id="rId2qv2tgxyxs4aqbai3g-wq">
               <w:r>
                 <w:rPr>
                   <w:rFonts w:ascii="Arial" w:cs="Arial" w:eastAsia="Arial" w:hAnsi="Arial"/>
@@ -27598,7 +27598,7 @@
               <w:spacing w:after="10" w:before="0"/>
               <w:ind w:left="120"/>
             </w:pPr>
-            <w:hyperlink w:history="1" r:id="rIdzkf_waeyxerxxwxx5pc_p">
+            <w:hyperlink w:history="1" r:id="rIdjhfw_l0odqmwch7nnwy8h">
               <w:r>
                 <w:rPr>
                   <w:rFonts w:ascii="Arial" w:cs="Arial" w:eastAsia="Arial" w:hAnsi="Arial"/>
@@ -27810,7 +27810,7 @@
               <w:spacing w:after="10" w:before="0"/>
               <w:ind w:left="120"/>
             </w:pPr>
-            <w:hyperlink w:history="1" r:id="rIdha5ebxr22ngh3ryhtoouv">
+            <w:hyperlink w:history="1" r:id="rIdss54lqyeyabhotlaz17if">
               <w:r>
                 <w:rPr>
                   <w:rFonts w:ascii="Arial" w:cs="Arial" w:eastAsia="Arial" w:hAnsi="Arial"/>
@@ -27870,7 +27870,7 @@
             <w:pPr>
               <w:spacing w:after="20" w:before="0"/>
             </w:pPr>
-            <w:hyperlink w:history="1" r:id="rIdj5xj2dcqslfumxw3gn-sf">
+            <w:hyperlink w:history="1" r:id="rIdlucvxdvkbq4n-nm1uw6kb">
               <w:r>
                 <w:rPr>
                   <w:rFonts w:ascii="Arial" w:cs="Arial" w:eastAsia="Arial" w:hAnsi="Arial"/>
@@ -27903,7 +27903,7 @@
               <w:spacing w:after="10" w:before="0"/>
               <w:ind w:left="120"/>
             </w:pPr>
-            <w:hyperlink w:history="1" r:id="rId5os1xbwnurxitd0l8ehtr">
+            <w:hyperlink w:history="1" r:id="rIdlzcsqlzydvjabunmtsga_">
               <w:r>
                 <w:rPr>
                   <w:rFonts w:ascii="Arial" w:cs="Arial" w:eastAsia="Arial" w:hAnsi="Arial"/>
@@ -28115,7 +28115,7 @@
               <w:spacing w:after="10" w:before="0"/>
               <w:ind w:left="120"/>
             </w:pPr>
-            <w:hyperlink w:history="1" r:id="rIdjf97wsuws1nvohtt6k8ng">
+            <w:hyperlink w:history="1" r:id="rIdufkan8ouljycq4daibi51">
               <w:r>
                 <w:rPr>
                   <w:rFonts w:ascii="Arial" w:cs="Arial" w:eastAsia="Arial" w:hAnsi="Arial"/>
@@ -28175,7 +28175,7 @@
             <w:pPr>
               <w:spacing w:after="20" w:before="0"/>
             </w:pPr>
-            <w:hyperlink w:history="1" r:id="rIdibavxp1k9mc9eet3ecjeq">
+            <w:hyperlink w:history="1" r:id="rIdw6nxvmbm0znyfyeacwm7m">
               <w:r>
                 <w:rPr>
                   <w:rFonts w:ascii="Arial" w:cs="Arial" w:eastAsia="Arial" w:hAnsi="Arial"/>
@@ -28208,7 +28208,7 @@
               <w:spacing w:after="10" w:before="0"/>
               <w:ind w:left="120"/>
             </w:pPr>
-            <w:hyperlink w:history="1" r:id="rIdukxwc_vcgmm9a8vrba9f2">
+            <w:hyperlink w:history="1" r:id="rIdkwszvnlyefc9aaz98avj-">
               <w:r>
                 <w:rPr>
                   <w:rFonts w:ascii="Arial" w:cs="Arial" w:eastAsia="Arial" w:hAnsi="Arial"/>
@@ -28720,7 +28720,7 @@
         </w:rPr>
         <w:t xml:space="preserve">© 2026 SeaVuria and ARES. Aligned with KICD objectives. Developed by SeaVuria; technical implementation by ARES (with AI assistance from Claude). Licensed under </w:t>
       </w:r>
-      <w:hyperlink w:history="1" r:id="rIden7wy9vg8xx3fcnd1yoag">
+      <w:hyperlink w:history="1" r:id="rIdxcio3zvdro8epupu_xngv">
         <w:r>
           <w:rPr>
             <w:rFonts w:ascii="Arial" w:cs="Arial" w:eastAsia="Arial" w:hAnsi="Arial"/>
@@ -28741,7 +28741,7 @@
         </w:rPr>
         <w:t xml:space="preserve"> (</w:t>
       </w:r>
-      <w:hyperlink w:history="1" r:id="rIdc8fsaqy3pnotukd4l29zm">
+      <w:hyperlink w:history="1" r:id="rIdbk_mt5c_qjfs9v1m-smmn">
         <w:r>
           <w:rPr>
             <w:rFonts w:ascii="Arial" w:cs="Arial" w:eastAsia="Arial" w:hAnsi="Arial"/>

--- a/data/outputs/v2/Grade11/Biology/Lesson_Plans/SS1.2_Ecology/Biology_Ecology_CBE_LessonSequence.docx
+++ b/data/outputs/v2/Grade11/Biology/Lesson_Plans/SS1.2_Ecology/Biology_Ecology_CBE_LessonSequence.docx
@@ -4,6 +4,7 @@
   <w:body>
     <w:p>
       <w:pPr>
+        <w:keepNext w:val="false"/>
         <w:spacing w:after="30" w:before="0"/>
         <w:jc w:val="center"/>
       </w:pPr>
@@ -23,6 +24,7 @@
     </w:p>
     <w:p>
       <w:pPr>
+        <w:keepNext w:val="false"/>
         <w:spacing w:after="60" w:before="0"/>
         <w:jc w:val="center"/>
       </w:pPr>
@@ -81,6 +83,7 @@
           </w:tcPr>
           <w:p>
             <w:pPr>
+              <w:keepNext w:val="false"/>
               <w:spacing w:after="40" w:before="0"/>
               <w:jc w:val="center"/>
             </w:pPr>
@@ -115,6 +118,7 @@
           </w:tcPr>
           <w:p>
             <w:pPr>
+              <w:keepNext w:val="false"/>
               <w:spacing w:after="40" w:before="0"/>
               <w:jc w:val="left"/>
             </w:pPr>
@@ -147,6 +151,7 @@
           </w:tcPr>
           <w:p>
             <w:pPr>
+              <w:keepNext w:val="false"/>
               <w:spacing w:after="40" w:before="0"/>
               <w:jc w:val="left"/>
             </w:pPr>
@@ -181,6 +186,7 @@
           </w:tcPr>
           <w:p>
             <w:pPr>
+              <w:keepNext w:val="false"/>
               <w:spacing w:after="40" w:before="0"/>
               <w:jc w:val="left"/>
             </w:pPr>
@@ -213,6 +219,7 @@
           </w:tcPr>
           <w:p>
             <w:pPr>
+              <w:keepNext w:val="false"/>
               <w:spacing w:after="40" w:before="0"/>
               <w:jc w:val="left"/>
             </w:pPr>
@@ -247,6 +254,7 @@
           </w:tcPr>
           <w:p>
             <w:pPr>
+              <w:keepNext w:val="false"/>
               <w:spacing w:after="40" w:before="0"/>
               <w:jc w:val="left"/>
             </w:pPr>
@@ -279,6 +287,7 @@
           </w:tcPr>
           <w:p>
             <w:pPr>
+              <w:keepNext w:val="false"/>
               <w:spacing w:after="40" w:before="0"/>
               <w:jc w:val="left"/>
             </w:pPr>
@@ -313,6 +322,7 @@
           </w:tcPr>
           <w:p>
             <w:pPr>
+              <w:keepNext w:val="false"/>
               <w:spacing w:after="40" w:before="0"/>
               <w:jc w:val="left"/>
             </w:pPr>
@@ -345,6 +355,7 @@
           </w:tcPr>
           <w:p>
             <w:pPr>
+              <w:keepNext w:val="false"/>
               <w:spacing w:after="40" w:before="0"/>
               <w:jc w:val="left"/>
             </w:pPr>
@@ -379,6 +390,7 @@
           </w:tcPr>
           <w:p>
             <w:pPr>
+              <w:keepNext w:val="false"/>
               <w:spacing w:after="40" w:before="0"/>
               <w:jc w:val="left"/>
             </w:pPr>
@@ -411,6 +423,7 @@
           </w:tcPr>
           <w:p>
             <w:pPr>
+              <w:keepNext w:val="false"/>
               <w:spacing w:after="40" w:before="0"/>
               <w:jc w:val="left"/>
             </w:pPr>
@@ -445,6 +458,7 @@
           </w:tcPr>
           <w:p>
             <w:pPr>
+              <w:keepNext w:val="false"/>
               <w:spacing w:after="40" w:before="0"/>
               <w:jc w:val="left"/>
             </w:pPr>
@@ -632,6 +646,7 @@
           </w:tcPr>
           <w:p>
             <w:pPr>
+              <w:keepNext w:val="false"/>
               <w:spacing w:after="40" w:before="0"/>
               <w:jc w:val="left"/>
             </w:pPr>
@@ -664,6 +679,7 @@
           </w:tcPr>
           <w:p>
             <w:pPr>
+              <w:keepNext w:val="false"/>
               <w:spacing w:after="40" w:before="0"/>
               <w:jc w:val="left"/>
             </w:pPr>
@@ -683,6 +699,7 @@
           </w:p>
           <w:p>
             <w:pPr>
+              <w:keepNext w:val="false"/>
               <w:spacing w:after="40" w:before="0"/>
               <w:jc w:val="left"/>
             </w:pPr>
@@ -702,6 +719,7 @@
           </w:p>
           <w:p>
             <w:pPr>
+              <w:keepNext w:val="false"/>
               <w:spacing w:after="40" w:before="0"/>
               <w:jc w:val="left"/>
             </w:pPr>
@@ -721,6 +739,7 @@
           </w:p>
           <w:p>
             <w:pPr>
+              <w:keepNext w:val="false"/>
               <w:spacing w:after="40" w:before="0"/>
               <w:jc w:val="left"/>
             </w:pPr>
@@ -740,6 +759,7 @@
           </w:p>
           <w:p>
             <w:pPr>
+              <w:keepNext w:val="false"/>
               <w:spacing w:after="40" w:before="0"/>
               <w:jc w:val="left"/>
             </w:pPr>
@@ -759,6 +779,7 @@
           </w:p>
           <w:p>
             <w:pPr>
+              <w:keepNext w:val="false"/>
               <w:spacing w:after="40" w:before="0"/>
               <w:jc w:val="left"/>
             </w:pPr>
@@ -778,6 +799,7 @@
           </w:p>
           <w:p>
             <w:pPr>
+              <w:keepNext w:val="false"/>
               <w:spacing w:after="40" w:before="0"/>
               <w:jc w:val="left"/>
             </w:pPr>
@@ -797,6 +819,7 @@
           </w:p>
           <w:p>
             <w:pPr>
+              <w:keepNext w:val="false"/>
               <w:spacing w:after="40" w:before="0"/>
               <w:jc w:val="left"/>
             </w:pPr>
@@ -831,6 +854,7 @@
           </w:tcPr>
           <w:p>
             <w:pPr>
+              <w:keepNext w:val="false"/>
               <w:spacing w:after="40" w:before="0"/>
               <w:jc w:val="left"/>
             </w:pPr>
@@ -998,6 +1022,7 @@
           </w:tcPr>
           <w:p>
             <w:pPr>
+              <w:keepNext w:val="false"/>
               <w:spacing w:after="40" w:before="0"/>
               <w:jc w:val="left"/>
             </w:pPr>
@@ -1145,6 +1170,7 @@
           </w:tcPr>
           <w:p>
             <w:pPr>
+              <w:keepNext w:val="false"/>
               <w:spacing w:after="40" w:before="0"/>
               <w:jc w:val="left"/>
             </w:pPr>
@@ -1332,6 +1358,7 @@
           </w:tcPr>
           <w:p>
             <w:pPr>
+              <w:keepNext w:val="false"/>
               <w:spacing w:after="40" w:before="0"/>
               <w:jc w:val="left"/>
             </w:pPr>
@@ -1479,6 +1506,7 @@
           </w:tcPr>
           <w:p>
             <w:pPr>
+              <w:keepNext w:val="false"/>
               <w:spacing w:after="40" w:before="0"/>
               <w:jc w:val="left"/>
             </w:pPr>
@@ -1626,6 +1654,7 @@
           </w:tcPr>
           <w:p>
             <w:pPr>
+              <w:keepNext w:val="false"/>
               <w:spacing w:after="40" w:before="0"/>
               <w:jc w:val="left"/>
             </w:pPr>
@@ -1658,6 +1687,7 @@
           </w:tcPr>
           <w:p>
             <w:pPr>
+              <w:keepNext w:val="false"/>
               <w:spacing w:after="40" w:before="0"/>
               <w:jc w:val="left"/>
             </w:pPr>
@@ -1692,6 +1722,7 @@
           </w:tcPr>
           <w:p>
             <w:pPr>
+              <w:keepNext w:val="false"/>
               <w:spacing w:after="40" w:before="0"/>
               <w:jc w:val="left"/>
             </w:pPr>
@@ -1724,6 +1755,7 @@
           </w:tcPr>
           <w:p>
             <w:pPr>
+              <w:keepNext w:val="false"/>
               <w:spacing w:after="40" w:before="0"/>
               <w:jc w:val="left"/>
             </w:pPr>
@@ -1743,6 +1775,7 @@
           </w:p>
           <w:p>
             <w:pPr>
+              <w:keepNext w:val="false"/>
               <w:spacing w:after="40" w:before="0"/>
               <w:jc w:val="left"/>
             </w:pPr>
@@ -1762,6 +1795,7 @@
           </w:p>
           <w:p>
             <w:pPr>
+              <w:keepNext w:val="false"/>
               <w:spacing w:after="40" w:before="0"/>
               <w:jc w:val="left"/>
             </w:pPr>
@@ -1781,6 +1815,7 @@
           </w:p>
           <w:p>
             <w:pPr>
+              <w:keepNext w:val="false"/>
               <w:spacing w:after="40" w:before="0"/>
               <w:jc w:val="left"/>
             </w:pPr>
@@ -1815,6 +1850,7 @@
           </w:tcPr>
           <w:p>
             <w:pPr>
+              <w:keepNext w:val="false"/>
               <w:spacing w:after="40" w:before="0"/>
               <w:jc w:val="left"/>
             </w:pPr>
@@ -1847,6 +1883,7 @@
           </w:tcPr>
           <w:p>
             <w:pPr>
+              <w:keepNext w:val="false"/>
               <w:spacing w:after="40" w:before="0"/>
               <w:jc w:val="left"/>
             </w:pPr>
@@ -1881,6 +1918,7 @@
           </w:tcPr>
           <w:p>
             <w:pPr>
+              <w:keepNext w:val="false"/>
               <w:spacing w:after="40" w:before="0"/>
               <w:jc w:val="left"/>
             </w:pPr>
@@ -1913,6 +1951,7 @@
           </w:tcPr>
           <w:p>
             <w:pPr>
+              <w:keepNext w:val="false"/>
               <w:spacing w:after="40" w:before="0"/>
               <w:jc w:val="left"/>
             </w:pPr>
@@ -1932,6 +1971,7 @@
           </w:p>
           <w:p>
             <w:pPr>
+              <w:keepNext w:val="false"/>
               <w:spacing w:after="40" w:before="0"/>
               <w:jc w:val="left"/>
             </w:pPr>
@@ -1951,6 +1991,7 @@
           </w:p>
           <w:p>
             <w:pPr>
+              <w:keepNext w:val="false"/>
               <w:spacing w:after="40" w:before="0"/>
               <w:jc w:val="left"/>
             </w:pPr>
@@ -1970,6 +2011,7 @@
           </w:p>
           <w:p>
             <w:pPr>
+              <w:keepNext w:val="false"/>
               <w:spacing w:after="40" w:before="0"/>
               <w:jc w:val="left"/>
             </w:pPr>
@@ -1989,6 +2031,7 @@
           </w:p>
           <w:p>
             <w:pPr>
+              <w:keepNext w:val="false"/>
               <w:spacing w:after="40" w:before="0"/>
               <w:jc w:val="left"/>
             </w:pPr>
@@ -2008,6 +2051,7 @@
           </w:p>
           <w:p>
             <w:pPr>
+              <w:keepNext w:val="false"/>
               <w:spacing w:after="40" w:before="0"/>
               <w:jc w:val="left"/>
             </w:pPr>
@@ -2027,6 +2071,7 @@
           </w:p>
           <w:p>
             <w:pPr>
+              <w:keepNext w:val="false"/>
               <w:spacing w:after="40" w:before="0"/>
               <w:jc w:val="left"/>
             </w:pPr>
@@ -2046,6 +2091,7 @@
           </w:p>
           <w:p>
             <w:pPr>
+              <w:keepNext w:val="false"/>
               <w:spacing w:after="40" w:before="0"/>
               <w:jc w:val="left"/>
             </w:pPr>
@@ -2065,6 +2111,7 @@
           </w:p>
           <w:p>
             <w:pPr>
+              <w:keepNext w:val="false"/>
               <w:spacing w:after="40" w:before="0"/>
               <w:jc w:val="left"/>
             </w:pPr>
@@ -2099,6 +2146,7 @@
           </w:tcPr>
           <w:p>
             <w:pPr>
+              <w:keepNext w:val="false"/>
               <w:spacing w:after="40" w:before="0"/>
               <w:jc w:val="left"/>
             </w:pPr>
@@ -2330,7 +2378,7 @@
         </w:rPr>
         <w:t xml:space="preserve">© 2026 SeaVuria and ARES. This work is licensed under a </w:t>
       </w:r>
-      <w:hyperlink w:history="1" r:id="rIdd-g_bm58nhdhkr1nxkwkz">
+      <w:hyperlink w:history="1" r:id="rIdoik1hweynwmjge-u7lhq-">
         <w:r>
           <w:rPr>
             <w:rFonts w:ascii="Arial" w:cs="Arial" w:eastAsia="Arial" w:hAnsi="Arial"/>
@@ -2350,7 +2398,7 @@
         </w:rPr>
         <w:t xml:space="preserve"> (</w:t>
       </w:r>
-      <w:hyperlink w:history="1" r:id="rIdg5lbq61l3bi9paheos3zs">
+      <w:hyperlink w:history="1" r:id="rIdnjtyzw_s5ulbmq4yxsjgb">
         <w:r>
           <w:rPr>
             <w:rFonts w:ascii="Arial" w:cs="Arial" w:eastAsia="Arial" w:hAnsi="Arial"/>
@@ -2370,7 +2418,7 @@
         </w:rPr>
         <w:t xml:space="preserve">). To view a copy of this license, visit </w:t>
       </w:r>
-      <w:hyperlink w:history="1" r:id="rIdxmbmqqys2lxjyqfiap9ap">
+      <w:hyperlink w:history="1" r:id="rId27kdpodfnqmwjyrcj2uux">
         <w:r>
           <w:rPr>
             <w:rFonts w:ascii="Arial" w:cs="Arial" w:eastAsia="Arial" w:hAnsi="Arial"/>
@@ -2429,6 +2477,7 @@
           </w:tcPr>
           <w:p>
             <w:pPr>
+              <w:keepNext w:val="false"/>
               <w:spacing w:after="40" w:before="0"/>
               <w:jc w:val="center"/>
             </w:pPr>
@@ -2464,6 +2513,7 @@
           </w:tcPr>
           <w:p>
             <w:pPr>
+              <w:keepNext w:val="false"/>
               <w:spacing w:after="40" w:before="0"/>
               <w:jc w:val="center"/>
             </w:pPr>
@@ -2498,6 +2548,7 @@
           </w:tcPr>
           <w:p>
             <w:pPr>
+              <w:keepNext w:val="false"/>
               <w:spacing w:after="40" w:before="0"/>
               <w:jc w:val="left"/>
             </w:pPr>
@@ -2530,6 +2581,7 @@
           </w:tcPr>
           <w:p>
             <w:pPr>
+              <w:keepNext w:val="false"/>
               <w:spacing w:after="40" w:before="0"/>
               <w:jc w:val="left"/>
             </w:pPr>
@@ -2564,6 +2616,7 @@
           </w:tcPr>
           <w:p>
             <w:pPr>
+              <w:keepNext w:val="false"/>
               <w:spacing w:after="40" w:before="0"/>
               <w:jc w:val="left"/>
             </w:pPr>
@@ -2596,6 +2649,7 @@
           </w:tcPr>
           <w:p>
             <w:pPr>
+              <w:keepNext w:val="false"/>
               <w:spacing w:after="40" w:before="0"/>
               <w:jc w:val="left"/>
             </w:pPr>
@@ -2630,6 +2684,7 @@
           </w:tcPr>
           <w:p>
             <w:pPr>
+              <w:keepNext w:val="false"/>
               <w:spacing w:after="40" w:before="0"/>
               <w:jc w:val="left"/>
             </w:pPr>
@@ -2662,6 +2717,7 @@
           </w:tcPr>
           <w:p>
             <w:pPr>
+              <w:keepNext w:val="false"/>
               <w:spacing w:after="40" w:before="0"/>
               <w:jc w:val="left"/>
             </w:pPr>
@@ -2696,6 +2752,7 @@
           </w:tcPr>
           <w:p>
             <w:pPr>
+              <w:keepNext w:val="false"/>
               <w:spacing w:after="40" w:before="0"/>
               <w:jc w:val="left"/>
             </w:pPr>
@@ -2728,6 +2785,7 @@
           </w:tcPr>
           <w:p>
             <w:pPr>
+              <w:keepNext w:val="false"/>
               <w:spacing w:after="40" w:before="0"/>
               <w:jc w:val="left"/>
             </w:pPr>
@@ -2762,6 +2820,7 @@
           </w:tcPr>
           <w:p>
             <w:pPr>
+              <w:keepNext w:val="false"/>
               <w:spacing w:after="40" w:before="0"/>
               <w:jc w:val="left"/>
             </w:pPr>
@@ -2794,6 +2853,7 @@
           </w:tcPr>
           <w:p>
             <w:pPr>
+              <w:keepNext w:val="false"/>
               <w:spacing w:after="40" w:before="0"/>
               <w:jc w:val="left"/>
             </w:pPr>
@@ -2828,6 +2888,7 @@
           </w:tcPr>
           <w:p>
             <w:pPr>
+              <w:keepNext w:val="false"/>
               <w:spacing w:after="40" w:before="0"/>
               <w:jc w:val="left"/>
             </w:pPr>
@@ -2860,6 +2921,7 @@
           </w:tcPr>
           <w:p>
             <w:pPr>
+              <w:keepNext w:val="false"/>
               <w:spacing w:after="40" w:before="0"/>
               <w:jc w:val="left"/>
             </w:pPr>
@@ -2894,6 +2956,7 @@
           </w:tcPr>
           <w:p>
             <w:pPr>
+              <w:keepNext w:val="false"/>
               <w:spacing w:after="40" w:before="0"/>
               <w:jc w:val="left"/>
             </w:pPr>
@@ -2926,6 +2989,7 @@
           </w:tcPr>
           <w:p>
             <w:pPr>
+              <w:keepNext w:val="false"/>
               <w:spacing w:after="40" w:before="0"/>
               <w:jc w:val="left"/>
             </w:pPr>
@@ -2960,6 +3024,7 @@
           </w:tcPr>
           <w:p>
             <w:pPr>
+              <w:keepNext w:val="false"/>
               <w:spacing w:after="40" w:before="0"/>
               <w:jc w:val="left"/>
             </w:pPr>
@@ -2992,6 +3057,7 @@
           </w:tcPr>
           <w:p>
             <w:pPr>
+              <w:keepNext w:val="false"/>
               <w:spacing w:after="40" w:before="0"/>
               <w:jc w:val="left"/>
             </w:pPr>
@@ -3051,6 +3117,7 @@
           </w:tcPr>
           <w:p>
             <w:pPr>
+              <w:keepNext w:val="false"/>
               <w:spacing w:after="40" w:before="0"/>
               <w:jc w:val="center"/>
             </w:pPr>
@@ -3085,6 +3152,7 @@
           </w:tcPr>
           <w:p>
             <w:pPr>
+              <w:keepNext w:val="false"/>
               <w:spacing w:after="40" w:before="0"/>
               <w:jc w:val="left"/>
             </w:pPr>
@@ -3149,6 +3217,7 @@
           </w:tcPr>
           <w:p>
             <w:pPr>
+              <w:keepNext w:val="false"/>
               <w:spacing w:after="40" w:before="0"/>
               <w:jc w:val="center"/>
             </w:pPr>
@@ -3183,6 +3252,7 @@
           </w:tcPr>
           <w:p>
             <w:pPr>
+              <w:keepNext w:val="false"/>
               <w:spacing w:after="40" w:before="0"/>
               <w:jc w:val="left"/>
             </w:pPr>
@@ -3215,6 +3285,7 @@
           </w:tcPr>
           <w:p>
             <w:pPr>
+              <w:keepNext w:val="false"/>
               <w:spacing w:after="40" w:before="0"/>
               <w:jc w:val="left"/>
             </w:pPr>
@@ -3247,6 +3318,7 @@
           </w:tcPr>
           <w:p>
             <w:pPr>
+              <w:keepNext w:val="false"/>
               <w:spacing w:after="40" w:before="0"/>
               <w:jc w:val="left"/>
             </w:pPr>
@@ -3279,6 +3351,7 @@
           </w:tcPr>
           <w:p>
             <w:pPr>
+              <w:keepNext w:val="false"/>
               <w:spacing w:after="40" w:before="0"/>
               <w:jc w:val="left"/>
             </w:pPr>
@@ -3311,6 +3384,7 @@
           </w:tcPr>
           <w:p>
             <w:pPr>
+              <w:keepNext w:val="false"/>
               <w:spacing w:after="40" w:before="0"/>
               <w:jc w:val="left"/>
             </w:pPr>
@@ -3345,6 +3419,7 @@
           </w:tcPr>
           <w:p>
             <w:pPr>
+              <w:keepNext w:val="false"/>
               <w:spacing w:after="40" w:before="0"/>
               <w:jc w:val="left"/>
             </w:pPr>
@@ -3382,7 +3457,7 @@
             <w:pPr>
               <w:spacing w:after="20" w:before="0"/>
             </w:pPr>
-            <w:hyperlink w:history="1" r:id="rIdeo_7zzitrv1bhhdzeqlyq">
+            <w:hyperlink w:history="1" r:id="rIdxf95acft1y9qdagla62ao">
               <w:r>
                 <w:rPr>
                   <w:rFonts w:ascii="Arial" w:cs="Arial" w:eastAsia="Arial" w:hAnsi="Arial"/>
@@ -3415,7 +3490,7 @@
               <w:spacing w:after="10" w:before="0"/>
               <w:ind w:left="120"/>
             </w:pPr>
-            <w:hyperlink w:history="1" r:id="rId4sfya_lh79o9i8n5heldu">
+            <w:hyperlink w:history="1" r:id="rIdglrmrom_1hewkrjw7hek7">
               <w:r>
                 <w:rPr>
                   <w:rFonts w:ascii="Arial" w:cs="Arial" w:eastAsia="Arial" w:hAnsi="Arial"/>
@@ -3460,7 +3535,7 @@
             <w:pPr>
               <w:spacing w:after="20" w:before="0"/>
             </w:pPr>
-            <w:hyperlink w:history="1" r:id="rIdbdzpxmsto6elgjqy97u1t">
+            <w:hyperlink w:history="1" r:id="rIdmndu-6z1eiqorryxjxyor">
               <w:r>
                 <w:rPr>
                   <w:rFonts w:ascii="Arial" w:cs="Arial" w:eastAsia="Arial" w:hAnsi="Arial"/>
@@ -3493,7 +3568,7 @@
               <w:spacing w:after="10" w:before="0"/>
               <w:ind w:left="120"/>
             </w:pPr>
-            <w:hyperlink w:history="1" r:id="rIdohcdxfoj-j-m-jkafzv6b">
+            <w:hyperlink w:history="1" r:id="rId3ayzreqjmxkdgbdlzumy-">
               <w:r>
                 <w:rPr>
                   <w:rFonts w:ascii="Arial" w:cs="Arial" w:eastAsia="Arial" w:hAnsi="Arial"/>
@@ -3521,6 +3596,7 @@
           </w:tcPr>
           <w:p>
             <w:pPr>
+              <w:keepNext w:val="false"/>
               <w:spacing w:after="40" w:before="0"/>
               <w:jc w:val="left"/>
             </w:pPr>
@@ -3553,6 +3629,7 @@
           </w:tcPr>
           <w:p>
             <w:pPr>
+              <w:keepNext w:val="false"/>
               <w:spacing w:after="40" w:before="0"/>
               <w:jc w:val="left"/>
             </w:pPr>
@@ -3585,6 +3662,7 @@
           </w:tcPr>
           <w:p>
             <w:pPr>
+              <w:keepNext w:val="false"/>
               <w:spacing w:after="40" w:before="0"/>
               <w:jc w:val="left"/>
             </w:pPr>
@@ -3617,6 +3695,7 @@
           </w:tcPr>
           <w:p>
             <w:pPr>
+              <w:keepNext w:val="false"/>
               <w:spacing w:after="40" w:before="0"/>
               <w:jc w:val="left"/>
             </w:pPr>
@@ -3651,6 +3730,7 @@
           </w:tcPr>
           <w:p>
             <w:pPr>
+              <w:keepNext w:val="false"/>
               <w:spacing w:after="40" w:before="0"/>
               <w:jc w:val="left"/>
             </w:pPr>
@@ -3688,7 +3768,7 @@
             <w:pPr>
               <w:spacing w:after="20" w:before="0"/>
             </w:pPr>
-            <w:hyperlink w:history="1" r:id="rIdqtfyv544ufmus4yfx7vxd">
+            <w:hyperlink w:history="1" r:id="rIdxkelzpjxissp7ypk8ux01">
               <w:r>
                 <w:rPr>
                   <w:rFonts w:ascii="Arial" w:cs="Arial" w:eastAsia="Arial" w:hAnsi="Arial"/>
@@ -3721,7 +3801,7 @@
               <w:spacing w:after="10" w:before="0"/>
               <w:ind w:left="120"/>
             </w:pPr>
-            <w:hyperlink w:history="1" r:id="rIdupahmvu1g9hqkifm1dpjn">
+            <w:hyperlink w:history="1" r:id="rIdqiaydwqkgrep-2vd7pcfi">
               <w:r>
                 <w:rPr>
                   <w:rFonts w:ascii="Arial" w:cs="Arial" w:eastAsia="Arial" w:hAnsi="Arial"/>
@@ -3766,7 +3846,7 @@
             <w:pPr>
               <w:spacing w:after="20" w:before="0"/>
             </w:pPr>
-            <w:hyperlink w:history="1" r:id="rIdwr4wncfyufuofk3db240j">
+            <w:hyperlink w:history="1" r:id="rIdhn4oeq8wan_bk-q-p63iv">
               <w:r>
                 <w:rPr>
                   <w:rFonts w:ascii="Arial" w:cs="Arial" w:eastAsia="Arial" w:hAnsi="Arial"/>
@@ -3799,7 +3879,7 @@
               <w:spacing w:after="10" w:before="0"/>
               <w:ind w:left="120"/>
             </w:pPr>
-            <w:hyperlink w:history="1" r:id="rIdojie15jjxmvfgqboabgkl">
+            <w:hyperlink w:history="1" r:id="rId0_6ixhyqz_w-cjufvo-vz">
               <w:r>
                 <w:rPr>
                   <w:rFonts w:ascii="Arial" w:cs="Arial" w:eastAsia="Arial" w:hAnsi="Arial"/>
@@ -3827,6 +3907,7 @@
           </w:tcPr>
           <w:p>
             <w:pPr>
+              <w:keepNext w:val="false"/>
               <w:spacing w:after="40" w:before="0"/>
               <w:jc w:val="left"/>
             </w:pPr>
@@ -3859,6 +3940,7 @@
           </w:tcPr>
           <w:p>
             <w:pPr>
+              <w:keepNext w:val="false"/>
               <w:spacing w:after="40" w:before="0"/>
               <w:jc w:val="left"/>
             </w:pPr>
@@ -3891,6 +3973,7 @@
           </w:tcPr>
           <w:p>
             <w:pPr>
+              <w:keepNext w:val="false"/>
               <w:spacing w:after="40" w:before="0"/>
               <w:jc w:val="left"/>
             </w:pPr>
@@ -3923,6 +4006,7 @@
           </w:tcPr>
           <w:p>
             <w:pPr>
+              <w:keepNext w:val="false"/>
               <w:spacing w:after="40" w:before="0"/>
               <w:jc w:val="left"/>
             </w:pPr>
@@ -3957,6 +4041,7 @@
           </w:tcPr>
           <w:p>
             <w:pPr>
+              <w:keepNext w:val="false"/>
               <w:spacing w:after="40" w:before="0"/>
               <w:jc w:val="left"/>
             </w:pPr>
@@ -3994,7 +4079,7 @@
             <w:pPr>
               <w:spacing w:after="20" w:before="0"/>
             </w:pPr>
-            <w:hyperlink w:history="1" r:id="rIduiskvflc2qak0lyskoty8">
+            <w:hyperlink w:history="1" r:id="rId7zee0xfmfjuucbdlae6eo">
               <w:r>
                 <w:rPr>
                   <w:rFonts w:ascii="Arial" w:cs="Arial" w:eastAsia="Arial" w:hAnsi="Arial"/>
@@ -4027,7 +4112,7 @@
               <w:spacing w:after="10" w:before="0"/>
               <w:ind w:left="120"/>
             </w:pPr>
-            <w:hyperlink w:history="1" r:id="rIdgljokcjpp8ssxtne7i8vz">
+            <w:hyperlink w:history="1" r:id="rIdhve5xon3agy2lf8zgbxpg">
               <w:r>
                 <w:rPr>
                   <w:rFonts w:ascii="Arial" w:cs="Arial" w:eastAsia="Arial" w:hAnsi="Arial"/>
@@ -4072,7 +4157,7 @@
             <w:pPr>
               <w:spacing w:after="20" w:before="0"/>
             </w:pPr>
-            <w:hyperlink w:history="1" r:id="rIduns8gl0xjd8riao32auoy">
+            <w:hyperlink w:history="1" r:id="rIdxpihkx8rcuezskz1l1-de">
               <w:r>
                 <w:rPr>
                   <w:rFonts w:ascii="Arial" w:cs="Arial" w:eastAsia="Arial" w:hAnsi="Arial"/>
@@ -4105,7 +4190,7 @@
               <w:spacing w:after="10" w:before="0"/>
               <w:ind w:left="120"/>
             </w:pPr>
-            <w:hyperlink w:history="1" r:id="rIdosit_-nyfhe6ptdbhmck0">
+            <w:hyperlink w:history="1" r:id="rIdoxtukqpoaamecmyfi2kgw">
               <w:r>
                 <w:rPr>
                   <w:rFonts w:ascii="Arial" w:cs="Arial" w:eastAsia="Arial" w:hAnsi="Arial"/>
@@ -4133,6 +4218,7 @@
           </w:tcPr>
           <w:p>
             <w:pPr>
+              <w:keepNext w:val="false"/>
               <w:spacing w:after="40" w:before="0"/>
               <w:jc w:val="left"/>
             </w:pPr>
@@ -4165,6 +4251,7 @@
           </w:tcPr>
           <w:p>
             <w:pPr>
+              <w:keepNext w:val="false"/>
               <w:spacing w:after="40" w:before="0"/>
               <w:jc w:val="left"/>
             </w:pPr>
@@ -4197,6 +4284,7 @@
           </w:tcPr>
           <w:p>
             <w:pPr>
+              <w:keepNext w:val="false"/>
               <w:spacing w:after="40" w:before="0"/>
               <w:jc w:val="left"/>
             </w:pPr>
@@ -4229,6 +4317,7 @@
           </w:tcPr>
           <w:p>
             <w:pPr>
+              <w:keepNext w:val="false"/>
               <w:spacing w:after="40" w:before="0"/>
               <w:jc w:val="left"/>
             </w:pPr>
@@ -4263,6 +4352,7 @@
           </w:tcPr>
           <w:p>
             <w:pPr>
+              <w:keepNext w:val="false"/>
               <w:spacing w:after="40" w:before="0"/>
               <w:jc w:val="left"/>
             </w:pPr>
@@ -4300,7 +4390,7 @@
             <w:pPr>
               <w:spacing w:after="20" w:before="0"/>
             </w:pPr>
-            <w:hyperlink w:history="1" r:id="rIdktk4fyst8cxsvaj1ro16t">
+            <w:hyperlink w:history="1" r:id="rIdqkm5mhgi8pqmvekmy4c9d">
               <w:r>
                 <w:rPr>
                   <w:rFonts w:ascii="Arial" w:cs="Arial" w:eastAsia="Arial" w:hAnsi="Arial"/>
@@ -4333,7 +4423,7 @@
               <w:spacing w:after="10" w:before="0"/>
               <w:ind w:left="120"/>
             </w:pPr>
-            <w:hyperlink w:history="1" r:id="rIdliieosjcs5zpzr-cozwub">
+            <w:hyperlink w:history="1" r:id="rIdkwmzsad2uyo9k4exvnz_p">
               <w:r>
                 <w:rPr>
                   <w:rFonts w:ascii="Arial" w:cs="Arial" w:eastAsia="Arial" w:hAnsi="Arial"/>
@@ -4378,7 +4468,7 @@
             <w:pPr>
               <w:spacing w:after="20" w:before="0"/>
             </w:pPr>
-            <w:hyperlink w:history="1" r:id="rIdhqzhiwa3pmzir5hl8i0gd">
+            <w:hyperlink w:history="1" r:id="rId0xv8xixsbkyt5zxdx3liy">
               <w:r>
                 <w:rPr>
                   <w:rFonts w:ascii="Arial" w:cs="Arial" w:eastAsia="Arial" w:hAnsi="Arial"/>
@@ -4411,7 +4501,7 @@
               <w:spacing w:after="10" w:before="0"/>
               <w:ind w:left="120"/>
             </w:pPr>
-            <w:hyperlink w:history="1" r:id="rIdjuov27xfs3rr9nbqpoxpv">
+            <w:hyperlink w:history="1" r:id="rIdow0wp7wrnlyvtcbuyfqyf">
               <w:r>
                 <w:rPr>
                   <w:rFonts w:ascii="Arial" w:cs="Arial" w:eastAsia="Arial" w:hAnsi="Arial"/>
@@ -4439,6 +4529,7 @@
           </w:tcPr>
           <w:p>
             <w:pPr>
+              <w:keepNext w:val="false"/>
               <w:spacing w:after="40" w:before="0"/>
               <w:jc w:val="left"/>
             </w:pPr>
@@ -4471,6 +4562,7 @@
           </w:tcPr>
           <w:p>
             <w:pPr>
+              <w:keepNext w:val="false"/>
               <w:spacing w:after="40" w:before="0"/>
               <w:jc w:val="left"/>
             </w:pPr>
@@ -4503,6 +4595,7 @@
           </w:tcPr>
           <w:p>
             <w:pPr>
+              <w:keepNext w:val="false"/>
               <w:spacing w:after="40" w:before="0"/>
               <w:jc w:val="left"/>
             </w:pPr>
@@ -4535,6 +4628,7 @@
           </w:tcPr>
           <w:p>
             <w:pPr>
+              <w:keepNext w:val="false"/>
               <w:spacing w:after="40" w:before="0"/>
               <w:jc w:val="left"/>
             </w:pPr>
@@ -4569,6 +4663,7 @@
           </w:tcPr>
           <w:p>
             <w:pPr>
+              <w:keepNext w:val="false"/>
               <w:spacing w:after="40" w:before="0"/>
               <w:jc w:val="left"/>
             </w:pPr>
@@ -4606,7 +4701,7 @@
             <w:pPr>
               <w:spacing w:after="20" w:before="0"/>
             </w:pPr>
-            <w:hyperlink w:history="1" r:id="rIdvn7qyzblnbp3efovlv4jx">
+            <w:hyperlink w:history="1" r:id="rIdrpwolqc-jthn7evobxmg2">
               <w:r>
                 <w:rPr>
                   <w:rFonts w:ascii="Arial" w:cs="Arial" w:eastAsia="Arial" w:hAnsi="Arial"/>
@@ -4655,7 +4750,7 @@
               <w:spacing w:after="10" w:before="0"/>
               <w:ind w:left="120"/>
             </w:pPr>
-            <w:hyperlink w:history="1" r:id="rId9eqyntvntaooao5b7dehp">
+            <w:hyperlink w:history="1" r:id="rIda3z_rwjqf-nwcwlg7yz5f">
               <w:r>
                 <w:rPr>
                   <w:rFonts w:ascii="Arial" w:cs="Arial" w:eastAsia="Arial" w:hAnsi="Arial"/>
@@ -4700,7 +4795,7 @@
             <w:pPr>
               <w:spacing w:after="20" w:before="0"/>
             </w:pPr>
-            <w:hyperlink w:history="1" r:id="rIdni23agdv70plft4a3bl9y">
+            <w:hyperlink w:history="1" r:id="rIdkvvcdesqphtddaymj9c6d">
               <w:r>
                 <w:rPr>
                   <w:rFonts w:ascii="Arial" w:cs="Arial" w:eastAsia="Arial" w:hAnsi="Arial"/>
@@ -4733,7 +4828,7 @@
               <w:spacing w:after="10" w:before="0"/>
               <w:ind w:left="120"/>
             </w:pPr>
-            <w:hyperlink w:history="1" r:id="rIdv2e-k98v6t0l1ebhy-fru">
+            <w:hyperlink w:history="1" r:id="rIdpckbummrin77cjqoqut6l">
               <w:r>
                 <w:rPr>
                   <w:rFonts w:ascii="Arial" w:cs="Arial" w:eastAsia="Arial" w:hAnsi="Arial"/>
@@ -4761,6 +4856,7 @@
           </w:tcPr>
           <w:p>
             <w:pPr>
+              <w:keepNext w:val="false"/>
               <w:spacing w:after="40" w:before="0"/>
               <w:jc w:val="left"/>
             </w:pPr>
@@ -4793,6 +4889,7 @@
           </w:tcPr>
           <w:p>
             <w:pPr>
+              <w:keepNext w:val="false"/>
               <w:spacing w:after="40" w:before="0"/>
               <w:jc w:val="left"/>
             </w:pPr>
@@ -4825,6 +4922,7 @@
           </w:tcPr>
           <w:p>
             <w:pPr>
+              <w:keepNext w:val="false"/>
               <w:spacing w:after="40" w:before="0"/>
               <w:jc w:val="left"/>
             </w:pPr>
@@ -4857,6 +4955,7 @@
           </w:tcPr>
           <w:p>
             <w:pPr>
+              <w:keepNext w:val="false"/>
               <w:spacing w:after="40" w:before="0"/>
               <w:jc w:val="left"/>
             </w:pPr>
@@ -4916,6 +5015,7 @@
           </w:tcPr>
           <w:p>
             <w:pPr>
+              <w:keepNext w:val="false"/>
               <w:spacing w:after="40" w:before="0"/>
               <w:jc w:val="center"/>
             </w:pPr>
@@ -4950,6 +5050,7 @@
           </w:tcPr>
           <w:p>
             <w:pPr>
+              <w:keepNext w:val="false"/>
               <w:spacing w:after="40" w:before="0"/>
               <w:jc w:val="left"/>
             </w:pPr>
@@ -5011,6 +5112,7 @@
           </w:tcPr>
           <w:p>
             <w:pPr>
+              <w:keepNext w:val="false"/>
               <w:spacing w:after="40" w:before="0"/>
               <w:jc w:val="center"/>
             </w:pPr>
@@ -5045,6 +5147,7 @@
           </w:tcPr>
           <w:p>
             <w:pPr>
+              <w:keepNext w:val="false"/>
               <w:spacing w:after="40" w:before="0"/>
               <w:jc w:val="left"/>
             </w:pPr>
@@ -5077,6 +5180,7 @@
           </w:tcPr>
           <w:p>
             <w:pPr>
+              <w:keepNext w:val="false"/>
               <w:spacing w:after="40" w:before="0"/>
               <w:jc w:val="left"/>
             </w:pPr>
@@ -5111,6 +5215,7 @@
           </w:tcPr>
           <w:p>
             <w:pPr>
+              <w:keepNext w:val="false"/>
               <w:spacing w:after="40" w:before="0"/>
               <w:jc w:val="left"/>
             </w:pPr>
@@ -5143,6 +5248,7 @@
           </w:tcPr>
           <w:p>
             <w:pPr>
+              <w:keepNext w:val="false"/>
               <w:spacing w:after="40" w:before="0"/>
               <w:jc w:val="left"/>
             </w:pPr>
@@ -5177,6 +5283,7 @@
           </w:tcPr>
           <w:p>
             <w:pPr>
+              <w:keepNext w:val="false"/>
               <w:spacing w:after="40" w:before="0"/>
               <w:jc w:val="left"/>
             </w:pPr>
@@ -5209,6 +5316,7 @@
           </w:tcPr>
           <w:p>
             <w:pPr>
+              <w:keepNext w:val="false"/>
               <w:spacing w:after="40" w:before="0"/>
               <w:jc w:val="left"/>
             </w:pPr>
@@ -5245,7 +5353,7 @@
         </w:rPr>
         <w:t xml:space="preserve">© 2026 SeaVuria and ARES. Aligned with KICD objectives. Developed by SeaVuria; technical implementation by ARES (with AI assistance from Claude). Licensed under </w:t>
       </w:r>
-      <w:hyperlink w:history="1" r:id="rId8l5zai_cqkwy-lmlqwr3y">
+      <w:hyperlink w:history="1" r:id="rIdi6frxridnnzlcnsd6iaha">
         <w:r>
           <w:rPr>
             <w:rFonts w:ascii="Arial" w:cs="Arial" w:eastAsia="Arial" w:hAnsi="Arial"/>
@@ -5266,7 +5374,7 @@
         </w:rPr>
         <w:t xml:space="preserve"> (</w:t>
       </w:r>
-      <w:hyperlink w:history="1" r:id="rIdd8jmazwsxzdufjpxt8a2a">
+      <w:hyperlink w:history="1" r:id="rIdmbs8nvhdp9b79fdzj86yk">
         <w:r>
           <w:rPr>
             <w:rFonts w:ascii="Arial" w:cs="Arial" w:eastAsia="Arial" w:hAnsi="Arial"/>
@@ -5326,6 +5434,7 @@
           </w:tcPr>
           <w:p>
             <w:pPr>
+              <w:keepNext w:val="false"/>
               <w:spacing w:after="40" w:before="0"/>
               <w:jc w:val="center"/>
             </w:pPr>
@@ -5361,6 +5470,7 @@
           </w:tcPr>
           <w:p>
             <w:pPr>
+              <w:keepNext w:val="false"/>
               <w:spacing w:after="40" w:before="0"/>
               <w:jc w:val="center"/>
             </w:pPr>
@@ -5395,6 +5505,7 @@
           </w:tcPr>
           <w:p>
             <w:pPr>
+              <w:keepNext w:val="false"/>
               <w:spacing w:after="40" w:before="0"/>
               <w:jc w:val="left"/>
             </w:pPr>
@@ -5427,6 +5538,7 @@
           </w:tcPr>
           <w:p>
             <w:pPr>
+              <w:keepNext w:val="false"/>
               <w:spacing w:after="40" w:before="0"/>
               <w:jc w:val="left"/>
             </w:pPr>
@@ -5461,6 +5573,7 @@
           </w:tcPr>
           <w:p>
             <w:pPr>
+              <w:keepNext w:val="false"/>
               <w:spacing w:after="40" w:before="0"/>
               <w:jc w:val="left"/>
             </w:pPr>
@@ -5493,6 +5606,7 @@
           </w:tcPr>
           <w:p>
             <w:pPr>
+              <w:keepNext w:val="false"/>
               <w:spacing w:after="40" w:before="0"/>
               <w:jc w:val="left"/>
             </w:pPr>
@@ -5527,6 +5641,7 @@
           </w:tcPr>
           <w:p>
             <w:pPr>
+              <w:keepNext w:val="false"/>
               <w:spacing w:after="40" w:before="0"/>
               <w:jc w:val="left"/>
             </w:pPr>
@@ -5559,6 +5674,7 @@
           </w:tcPr>
           <w:p>
             <w:pPr>
+              <w:keepNext w:val="false"/>
               <w:spacing w:after="40" w:before="0"/>
               <w:jc w:val="left"/>
             </w:pPr>
@@ -5593,6 +5709,7 @@
           </w:tcPr>
           <w:p>
             <w:pPr>
+              <w:keepNext w:val="false"/>
               <w:spacing w:after="40" w:before="0"/>
               <w:jc w:val="left"/>
             </w:pPr>
@@ -5625,6 +5742,7 @@
           </w:tcPr>
           <w:p>
             <w:pPr>
+              <w:keepNext w:val="false"/>
               <w:spacing w:after="40" w:before="0"/>
               <w:jc w:val="left"/>
             </w:pPr>
@@ -5659,6 +5777,7 @@
           </w:tcPr>
           <w:p>
             <w:pPr>
+              <w:keepNext w:val="false"/>
               <w:spacing w:after="40" w:before="0"/>
               <w:jc w:val="left"/>
             </w:pPr>
@@ -5691,6 +5810,7 @@
           </w:tcPr>
           <w:p>
             <w:pPr>
+              <w:keepNext w:val="false"/>
               <w:spacing w:after="40" w:before="0"/>
               <w:jc w:val="left"/>
             </w:pPr>
@@ -5725,6 +5845,7 @@
           </w:tcPr>
           <w:p>
             <w:pPr>
+              <w:keepNext w:val="false"/>
               <w:spacing w:after="40" w:before="0"/>
               <w:jc w:val="left"/>
             </w:pPr>
@@ -5757,6 +5878,7 @@
           </w:tcPr>
           <w:p>
             <w:pPr>
+              <w:keepNext w:val="false"/>
               <w:spacing w:after="40" w:before="0"/>
               <w:jc w:val="left"/>
             </w:pPr>
@@ -5791,6 +5913,7 @@
           </w:tcPr>
           <w:p>
             <w:pPr>
+              <w:keepNext w:val="false"/>
               <w:spacing w:after="40" w:before="0"/>
               <w:jc w:val="left"/>
             </w:pPr>
@@ -5823,6 +5946,7 @@
           </w:tcPr>
           <w:p>
             <w:pPr>
+              <w:keepNext w:val="false"/>
               <w:spacing w:after="40" w:before="0"/>
               <w:jc w:val="left"/>
             </w:pPr>
@@ -5857,6 +5981,7 @@
           </w:tcPr>
           <w:p>
             <w:pPr>
+              <w:keepNext w:val="false"/>
               <w:spacing w:after="40" w:before="0"/>
               <w:jc w:val="left"/>
             </w:pPr>
@@ -5889,6 +6014,7 @@
           </w:tcPr>
           <w:p>
             <w:pPr>
+              <w:keepNext w:val="false"/>
               <w:spacing w:after="40" w:before="0"/>
               <w:jc w:val="left"/>
             </w:pPr>
@@ -5948,6 +6074,7 @@
           </w:tcPr>
           <w:p>
             <w:pPr>
+              <w:keepNext w:val="false"/>
               <w:spacing w:after="40" w:before="0"/>
               <w:jc w:val="center"/>
             </w:pPr>
@@ -5982,6 +6109,7 @@
           </w:tcPr>
           <w:p>
             <w:pPr>
+              <w:keepNext w:val="false"/>
               <w:spacing w:after="40" w:before="0"/>
               <w:jc w:val="left"/>
             </w:pPr>
@@ -6046,6 +6174,7 @@
           </w:tcPr>
           <w:p>
             <w:pPr>
+              <w:keepNext w:val="false"/>
               <w:spacing w:after="40" w:before="0"/>
               <w:jc w:val="center"/>
             </w:pPr>
@@ -6080,6 +6209,7 @@
           </w:tcPr>
           <w:p>
             <w:pPr>
+              <w:keepNext w:val="false"/>
               <w:spacing w:after="40" w:before="0"/>
               <w:jc w:val="left"/>
             </w:pPr>
@@ -6112,6 +6242,7 @@
           </w:tcPr>
           <w:p>
             <w:pPr>
+              <w:keepNext w:val="false"/>
               <w:spacing w:after="40" w:before="0"/>
               <w:jc w:val="left"/>
             </w:pPr>
@@ -6144,6 +6275,7 @@
           </w:tcPr>
           <w:p>
             <w:pPr>
+              <w:keepNext w:val="false"/>
               <w:spacing w:after="40" w:before="0"/>
               <w:jc w:val="left"/>
             </w:pPr>
@@ -6176,6 +6308,7 @@
           </w:tcPr>
           <w:p>
             <w:pPr>
+              <w:keepNext w:val="false"/>
               <w:spacing w:after="40" w:before="0"/>
               <w:jc w:val="left"/>
             </w:pPr>
@@ -6208,6 +6341,7 @@
           </w:tcPr>
           <w:p>
             <w:pPr>
+              <w:keepNext w:val="false"/>
               <w:spacing w:after="40" w:before="0"/>
               <w:jc w:val="left"/>
             </w:pPr>
@@ -6242,6 +6376,7 @@
           </w:tcPr>
           <w:p>
             <w:pPr>
+              <w:keepNext w:val="false"/>
               <w:spacing w:after="40" w:before="0"/>
               <w:jc w:val="left"/>
             </w:pPr>
@@ -6279,7 +6414,7 @@
             <w:pPr>
               <w:spacing w:after="20" w:before="0"/>
             </w:pPr>
-            <w:hyperlink w:history="1" r:id="rId110ixmzb24a5ywvsdkgmo">
+            <w:hyperlink w:history="1" r:id="rIdznbrsni54rbpcsyprhfdg">
               <w:r>
                 <w:rPr>
                   <w:rFonts w:ascii="Arial" w:cs="Arial" w:eastAsia="Arial" w:hAnsi="Arial"/>
@@ -6328,7 +6463,7 @@
               <w:spacing w:after="10" w:before="0"/>
               <w:ind w:left="120"/>
             </w:pPr>
-            <w:hyperlink w:history="1" r:id="rIdev4zge_ta4i-ck3ylpxf6">
+            <w:hyperlink w:history="1" r:id="rIdq2120o-eytpm_mzjxlinc">
               <w:r>
                 <w:rPr>
                   <w:rFonts w:ascii="Arial" w:cs="Arial" w:eastAsia="Arial" w:hAnsi="Arial"/>
@@ -6373,7 +6508,7 @@
             <w:pPr>
               <w:spacing w:after="20" w:before="0"/>
             </w:pPr>
-            <w:hyperlink w:history="1" r:id="rIdsyofsxzrsqzgx0vthpgi0">
+            <w:hyperlink w:history="1" r:id="rIdmrqp-aiky1zuui8qcexs1">
               <w:r>
                 <w:rPr>
                   <w:rFonts w:ascii="Arial" w:cs="Arial" w:eastAsia="Arial" w:hAnsi="Arial"/>
@@ -6422,7 +6557,7 @@
               <w:spacing w:after="10" w:before="0"/>
               <w:ind w:left="120"/>
             </w:pPr>
-            <w:hyperlink w:history="1" r:id="rIdu6uvu1dn5csevjrybsnbm">
+            <w:hyperlink w:history="1" r:id="rIdd8zke6uwql6jllqpn1hdj">
               <w:r>
                 <w:rPr>
                   <w:rFonts w:ascii="Arial" w:cs="Arial" w:eastAsia="Arial" w:hAnsi="Arial"/>
@@ -6450,6 +6585,7 @@
           </w:tcPr>
           <w:p>
             <w:pPr>
+              <w:keepNext w:val="false"/>
               <w:spacing w:after="40" w:before="0"/>
               <w:jc w:val="left"/>
             </w:pPr>
@@ -6482,6 +6618,7 @@
           </w:tcPr>
           <w:p>
             <w:pPr>
+              <w:keepNext w:val="false"/>
               <w:spacing w:after="40" w:before="0"/>
               <w:jc w:val="left"/>
             </w:pPr>
@@ -6514,6 +6651,7 @@
           </w:tcPr>
           <w:p>
             <w:pPr>
+              <w:keepNext w:val="false"/>
               <w:spacing w:after="40" w:before="0"/>
               <w:jc w:val="left"/>
             </w:pPr>
@@ -6546,6 +6684,7 @@
           </w:tcPr>
           <w:p>
             <w:pPr>
+              <w:keepNext w:val="false"/>
               <w:spacing w:after="40" w:before="0"/>
               <w:jc w:val="left"/>
             </w:pPr>
@@ -6580,6 +6719,7 @@
           </w:tcPr>
           <w:p>
             <w:pPr>
+              <w:keepNext w:val="false"/>
               <w:spacing w:after="40" w:before="0"/>
               <w:jc w:val="left"/>
             </w:pPr>
@@ -6617,7 +6757,7 @@
             <w:pPr>
               <w:spacing w:after="20" w:before="0"/>
             </w:pPr>
-            <w:hyperlink w:history="1" r:id="rIdn_luz5zjy1wugrn74x4gn">
+            <w:hyperlink w:history="1" r:id="rIdmnixb7hatisshirxeipg1">
               <w:r>
                 <w:rPr>
                   <w:rFonts w:ascii="Arial" w:cs="Arial" w:eastAsia="Arial" w:hAnsi="Arial"/>
@@ -6666,7 +6806,7 @@
               <w:spacing w:after="10" w:before="0"/>
               <w:ind w:left="120"/>
             </w:pPr>
-            <w:hyperlink w:history="1" r:id="rId5ai9iderxjttgcrdzubkn">
+            <w:hyperlink w:history="1" r:id="rIdvfsb-ljisivpjclrf74vd">
               <w:r>
                 <w:rPr>
                   <w:rFonts w:ascii="Arial" w:cs="Arial" w:eastAsia="Arial" w:hAnsi="Arial"/>
@@ -6711,7 +6851,7 @@
             <w:pPr>
               <w:spacing w:after="20" w:before="0"/>
             </w:pPr>
-            <w:hyperlink w:history="1" r:id="rIdguivxiv9cpijtvbscuxeo">
+            <w:hyperlink w:history="1" r:id="rIdvdws6v21b5jrlwbvxed5z">
               <w:r>
                 <w:rPr>
                   <w:rFonts w:ascii="Arial" w:cs="Arial" w:eastAsia="Arial" w:hAnsi="Arial"/>
@@ -6760,7 +6900,7 @@
               <w:spacing w:after="10" w:before="0"/>
               <w:ind w:left="120"/>
             </w:pPr>
-            <w:hyperlink w:history="1" r:id="rIdjp889xw5itaixwzpex6sw">
+            <w:hyperlink w:history="1" r:id="rId2gvpcbh9nwcmywywycp4q">
               <w:r>
                 <w:rPr>
                   <w:rFonts w:ascii="Arial" w:cs="Arial" w:eastAsia="Arial" w:hAnsi="Arial"/>
@@ -6788,6 +6928,7 @@
           </w:tcPr>
           <w:p>
             <w:pPr>
+              <w:keepNext w:val="false"/>
               <w:spacing w:after="40" w:before="0"/>
               <w:jc w:val="left"/>
             </w:pPr>
@@ -6820,6 +6961,7 @@
           </w:tcPr>
           <w:p>
             <w:pPr>
+              <w:keepNext w:val="false"/>
               <w:spacing w:after="40" w:before="0"/>
               <w:jc w:val="left"/>
             </w:pPr>
@@ -6852,6 +6994,7 @@
           </w:tcPr>
           <w:p>
             <w:pPr>
+              <w:keepNext w:val="false"/>
               <w:spacing w:after="40" w:before="0"/>
               <w:jc w:val="left"/>
             </w:pPr>
@@ -6884,6 +7027,7 @@
           </w:tcPr>
           <w:p>
             <w:pPr>
+              <w:keepNext w:val="false"/>
               <w:spacing w:after="40" w:before="0"/>
               <w:jc w:val="left"/>
             </w:pPr>
@@ -6918,6 +7062,7 @@
           </w:tcPr>
           <w:p>
             <w:pPr>
+              <w:keepNext w:val="false"/>
               <w:spacing w:after="40" w:before="0"/>
               <w:jc w:val="left"/>
             </w:pPr>
@@ -6955,7 +7100,7 @@
             <w:pPr>
               <w:spacing w:after="20" w:before="0"/>
             </w:pPr>
-            <w:hyperlink w:history="1" r:id="rIdtfdfeve1g5m6rwae8q3u3">
+            <w:hyperlink w:history="1" r:id="rId_hn03blso7wfwner4tfxo">
               <w:r>
                 <w:rPr>
                   <w:rFonts w:ascii="Arial" w:cs="Arial" w:eastAsia="Arial" w:hAnsi="Arial"/>
@@ -7004,7 +7149,7 @@
               <w:spacing w:after="10" w:before="0"/>
               <w:ind w:left="120"/>
             </w:pPr>
-            <w:hyperlink w:history="1" r:id="rIdy8ak9sdnldirie7qyru75">
+            <w:hyperlink w:history="1" r:id="rIdygdwstlo1c8hmhpv3ksz2">
               <w:r>
                 <w:rPr>
                   <w:rFonts w:ascii="Arial" w:cs="Arial" w:eastAsia="Arial" w:hAnsi="Arial"/>
@@ -7049,7 +7194,7 @@
             <w:pPr>
               <w:spacing w:after="20" w:before="0"/>
             </w:pPr>
-            <w:hyperlink w:history="1" r:id="rIdm2v7my3sx81vbu0zzox8l">
+            <w:hyperlink w:history="1" r:id="rIdickwntixr5vukcm2yep7j">
               <w:r>
                 <w:rPr>
                   <w:rFonts w:ascii="Arial" w:cs="Arial" w:eastAsia="Arial" w:hAnsi="Arial"/>
@@ -7098,7 +7243,7 @@
               <w:spacing w:after="10" w:before="0"/>
               <w:ind w:left="120"/>
             </w:pPr>
-            <w:hyperlink w:history="1" r:id="rId1p-9psye3hdz6yvqll96c">
+            <w:hyperlink w:history="1" r:id="rIdkgtrvzkhqqbp87mflfjqa">
               <w:r>
                 <w:rPr>
                   <w:rFonts w:ascii="Arial" w:cs="Arial" w:eastAsia="Arial" w:hAnsi="Arial"/>
@@ -7126,6 +7271,7 @@
           </w:tcPr>
           <w:p>
             <w:pPr>
+              <w:keepNext w:val="false"/>
               <w:spacing w:after="40" w:before="0"/>
               <w:jc w:val="left"/>
             </w:pPr>
@@ -7158,6 +7304,7 @@
           </w:tcPr>
           <w:p>
             <w:pPr>
+              <w:keepNext w:val="false"/>
               <w:spacing w:after="40" w:before="0"/>
               <w:jc w:val="left"/>
             </w:pPr>
@@ -7190,6 +7337,7 @@
           </w:tcPr>
           <w:p>
             <w:pPr>
+              <w:keepNext w:val="false"/>
               <w:spacing w:after="40" w:before="0"/>
               <w:jc w:val="left"/>
             </w:pPr>
@@ -7222,6 +7370,7 @@
           </w:tcPr>
           <w:p>
             <w:pPr>
+              <w:keepNext w:val="false"/>
               <w:spacing w:after="40" w:before="0"/>
               <w:jc w:val="left"/>
             </w:pPr>
@@ -7256,6 +7405,7 @@
           </w:tcPr>
           <w:p>
             <w:pPr>
+              <w:keepNext w:val="false"/>
               <w:spacing w:after="40" w:before="0"/>
               <w:jc w:val="left"/>
             </w:pPr>
@@ -7293,7 +7443,7 @@
             <w:pPr>
               <w:spacing w:after="20" w:before="0"/>
             </w:pPr>
-            <w:hyperlink w:history="1" r:id="rIdmoqubi4iua-ark0qcyl0v">
+            <w:hyperlink w:history="1" r:id="rIdxzzosw-zr0zkm1lrjxpeu">
               <w:r>
                 <w:rPr>
                   <w:rFonts w:ascii="Arial" w:cs="Arial" w:eastAsia="Arial" w:hAnsi="Arial"/>
@@ -7342,7 +7492,7 @@
               <w:spacing w:after="10" w:before="0"/>
               <w:ind w:left="120"/>
             </w:pPr>
-            <w:hyperlink w:history="1" r:id="rId_qjt0hov1fgwa7kcki9rp">
+            <w:hyperlink w:history="1" r:id="rIdmfrjkpmdoszb5ccrwpfly">
               <w:r>
                 <w:rPr>
                   <w:rFonts w:ascii="Arial" w:cs="Arial" w:eastAsia="Arial" w:hAnsi="Arial"/>
@@ -7387,7 +7537,7 @@
             <w:pPr>
               <w:spacing w:after="20" w:before="0"/>
             </w:pPr>
-            <w:hyperlink w:history="1" r:id="rIdkgy_n2ua9_9mo2vm9araa">
+            <w:hyperlink w:history="1" r:id="rId6fbfdsuel9qtmbweqa4ko">
               <w:r>
                 <w:rPr>
                   <w:rFonts w:ascii="Arial" w:cs="Arial" w:eastAsia="Arial" w:hAnsi="Arial"/>
@@ -7436,7 +7586,7 @@
               <w:spacing w:after="10" w:before="0"/>
               <w:ind w:left="120"/>
             </w:pPr>
-            <w:hyperlink w:history="1" r:id="rIdwh5bmobfx8s2_y9nq2phd">
+            <w:hyperlink w:history="1" r:id="rIdgv4xhc5mzykxobykmw4d3">
               <w:r>
                 <w:rPr>
                   <w:rFonts w:ascii="Arial" w:cs="Arial" w:eastAsia="Arial" w:hAnsi="Arial"/>
@@ -7464,6 +7614,7 @@
           </w:tcPr>
           <w:p>
             <w:pPr>
+              <w:keepNext w:val="false"/>
               <w:spacing w:after="40" w:before="0"/>
               <w:jc w:val="left"/>
             </w:pPr>
@@ -7496,6 +7647,7 @@
           </w:tcPr>
           <w:p>
             <w:pPr>
+              <w:keepNext w:val="false"/>
               <w:spacing w:after="40" w:before="0"/>
               <w:jc w:val="left"/>
             </w:pPr>
@@ -7528,6 +7680,7 @@
           </w:tcPr>
           <w:p>
             <w:pPr>
+              <w:keepNext w:val="false"/>
               <w:spacing w:after="40" w:before="0"/>
               <w:jc w:val="left"/>
             </w:pPr>
@@ -7560,6 +7713,7 @@
           </w:tcPr>
           <w:p>
             <w:pPr>
+              <w:keepNext w:val="false"/>
               <w:spacing w:after="40" w:before="0"/>
               <w:jc w:val="left"/>
             </w:pPr>
@@ -7594,6 +7748,7 @@
           </w:tcPr>
           <w:p>
             <w:pPr>
+              <w:keepNext w:val="false"/>
               <w:spacing w:after="40" w:before="0"/>
               <w:jc w:val="left"/>
             </w:pPr>
@@ -7631,7 +7786,7 @@
             <w:pPr>
               <w:spacing w:after="20" w:before="0"/>
             </w:pPr>
-            <w:hyperlink w:history="1" r:id="rIdwxnhlse7muibtry4ymhzg">
+            <w:hyperlink w:history="1" r:id="rIdnmpyincrouqenfyxw0h_z">
               <w:r>
                 <w:rPr>
                   <w:rFonts w:ascii="Arial" w:cs="Arial" w:eastAsia="Arial" w:hAnsi="Arial"/>
@@ -7680,7 +7835,7 @@
               <w:spacing w:after="10" w:before="0"/>
               <w:ind w:left="120"/>
             </w:pPr>
-            <w:hyperlink w:history="1" r:id="rIdlyhcq62aznasc2d58jt3a">
+            <w:hyperlink w:history="1" r:id="rIdz1n3p8mbyrpwirtda2uzb">
               <w:r>
                 <w:rPr>
                   <w:rFonts w:ascii="Arial" w:cs="Arial" w:eastAsia="Arial" w:hAnsi="Arial"/>
@@ -7725,7 +7880,7 @@
             <w:pPr>
               <w:spacing w:after="20" w:before="0"/>
             </w:pPr>
-            <w:hyperlink w:history="1" r:id="rIdvjfhrf0np9jl_nls4yczr">
+            <w:hyperlink w:history="1" r:id="rIdhchlepdlyi8el--21aqnm">
               <w:r>
                 <w:rPr>
                   <w:rFonts w:ascii="Arial" w:cs="Arial" w:eastAsia="Arial" w:hAnsi="Arial"/>
@@ -7774,7 +7929,7 @@
               <w:spacing w:after="10" w:before="0"/>
               <w:ind w:left="120"/>
             </w:pPr>
-            <w:hyperlink w:history="1" r:id="rIdvti5tkvwto1utfedrx9oh">
+            <w:hyperlink w:history="1" r:id="rId3q1bvnas2t1owylrstv8b">
               <w:r>
                 <w:rPr>
                   <w:rFonts w:ascii="Arial" w:cs="Arial" w:eastAsia="Arial" w:hAnsi="Arial"/>
@@ -7802,6 +7957,7 @@
           </w:tcPr>
           <w:p>
             <w:pPr>
+              <w:keepNext w:val="false"/>
               <w:spacing w:after="40" w:before="0"/>
               <w:jc w:val="left"/>
             </w:pPr>
@@ -7834,6 +7990,7 @@
           </w:tcPr>
           <w:p>
             <w:pPr>
+              <w:keepNext w:val="false"/>
               <w:spacing w:after="40" w:before="0"/>
               <w:jc w:val="left"/>
             </w:pPr>
@@ -7866,6 +8023,7 @@
           </w:tcPr>
           <w:p>
             <w:pPr>
+              <w:keepNext w:val="false"/>
               <w:spacing w:after="40" w:before="0"/>
               <w:jc w:val="left"/>
             </w:pPr>
@@ -7898,6 +8056,7 @@
           </w:tcPr>
           <w:p>
             <w:pPr>
+              <w:keepNext w:val="false"/>
               <w:spacing w:after="40" w:before="0"/>
               <w:jc w:val="left"/>
             </w:pPr>
@@ -7957,6 +8116,7 @@
           </w:tcPr>
           <w:p>
             <w:pPr>
+              <w:keepNext w:val="false"/>
               <w:spacing w:after="40" w:before="0"/>
               <w:jc w:val="center"/>
             </w:pPr>
@@ -7991,6 +8151,7 @@
           </w:tcPr>
           <w:p>
             <w:pPr>
+              <w:keepNext w:val="false"/>
               <w:spacing w:after="40" w:before="0"/>
               <w:jc w:val="left"/>
             </w:pPr>
@@ -8052,6 +8213,7 @@
           </w:tcPr>
           <w:p>
             <w:pPr>
+              <w:keepNext w:val="false"/>
               <w:spacing w:after="40" w:before="0"/>
               <w:jc w:val="center"/>
             </w:pPr>
@@ -8086,6 +8248,7 @@
           </w:tcPr>
           <w:p>
             <w:pPr>
+              <w:keepNext w:val="false"/>
               <w:spacing w:after="40" w:before="0"/>
               <w:jc w:val="left"/>
             </w:pPr>
@@ -8118,6 +8281,7 @@
           </w:tcPr>
           <w:p>
             <w:pPr>
+              <w:keepNext w:val="false"/>
               <w:spacing w:after="40" w:before="0"/>
               <w:jc w:val="left"/>
             </w:pPr>
@@ -8152,6 +8316,7 @@
           </w:tcPr>
           <w:p>
             <w:pPr>
+              <w:keepNext w:val="false"/>
               <w:spacing w:after="40" w:before="0"/>
               <w:jc w:val="left"/>
             </w:pPr>
@@ -8184,6 +8349,7 @@
           </w:tcPr>
           <w:p>
             <w:pPr>
+              <w:keepNext w:val="false"/>
               <w:spacing w:after="40" w:before="0"/>
               <w:jc w:val="left"/>
             </w:pPr>
@@ -8218,6 +8384,7 @@
           </w:tcPr>
           <w:p>
             <w:pPr>
+              <w:keepNext w:val="false"/>
               <w:spacing w:after="40" w:before="0"/>
               <w:jc w:val="left"/>
             </w:pPr>
@@ -8250,6 +8417,7 @@
           </w:tcPr>
           <w:p>
             <w:pPr>
+              <w:keepNext w:val="false"/>
               <w:spacing w:after="40" w:before="0"/>
               <w:jc w:val="left"/>
             </w:pPr>
@@ -8286,7 +8454,7 @@
         </w:rPr>
         <w:t xml:space="preserve">© 2026 SeaVuria and ARES. Aligned with KICD objectives. Developed by SeaVuria; technical implementation by ARES (with AI assistance from Claude). Licensed under </w:t>
       </w:r>
-      <w:hyperlink w:history="1" r:id="rIdnk0mg1spzmb-et5hbejkb">
+      <w:hyperlink w:history="1" r:id="rIdzhralwobb_fdld-xj58c1">
         <w:r>
           <w:rPr>
             <w:rFonts w:ascii="Arial" w:cs="Arial" w:eastAsia="Arial" w:hAnsi="Arial"/>
@@ -8307,7 +8475,7 @@
         </w:rPr>
         <w:t xml:space="preserve"> (</w:t>
       </w:r>
-      <w:hyperlink w:history="1" r:id="rId4lwtbs47qa1xybsniem19">
+      <w:hyperlink w:history="1" r:id="rIdwkowxk94rx_wwjmcxy-19">
         <w:r>
           <w:rPr>
             <w:rFonts w:ascii="Arial" w:cs="Arial" w:eastAsia="Arial" w:hAnsi="Arial"/>
@@ -8367,6 +8535,7 @@
           </w:tcPr>
           <w:p>
             <w:pPr>
+              <w:keepNext w:val="false"/>
               <w:spacing w:after="40" w:before="0"/>
               <w:jc w:val="center"/>
             </w:pPr>
@@ -8402,6 +8571,7 @@
           </w:tcPr>
           <w:p>
             <w:pPr>
+              <w:keepNext w:val="false"/>
               <w:spacing w:after="40" w:before="0"/>
               <w:jc w:val="center"/>
             </w:pPr>
@@ -8436,6 +8606,7 @@
           </w:tcPr>
           <w:p>
             <w:pPr>
+              <w:keepNext w:val="false"/>
               <w:spacing w:after="40" w:before="0"/>
               <w:jc w:val="left"/>
             </w:pPr>
@@ -8468,6 +8639,7 @@
           </w:tcPr>
           <w:p>
             <w:pPr>
+              <w:keepNext w:val="false"/>
               <w:spacing w:after="40" w:before="0"/>
               <w:jc w:val="left"/>
             </w:pPr>
@@ -8502,6 +8674,7 @@
           </w:tcPr>
           <w:p>
             <w:pPr>
+              <w:keepNext w:val="false"/>
               <w:spacing w:after="40" w:before="0"/>
               <w:jc w:val="left"/>
             </w:pPr>
@@ -8534,6 +8707,7 @@
           </w:tcPr>
           <w:p>
             <w:pPr>
+              <w:keepNext w:val="false"/>
               <w:spacing w:after="40" w:before="0"/>
               <w:jc w:val="left"/>
             </w:pPr>
@@ -8568,6 +8742,7 @@
           </w:tcPr>
           <w:p>
             <w:pPr>
+              <w:keepNext w:val="false"/>
               <w:spacing w:after="40" w:before="0"/>
               <w:jc w:val="left"/>
             </w:pPr>
@@ -8600,6 +8775,7 @@
           </w:tcPr>
           <w:p>
             <w:pPr>
+              <w:keepNext w:val="false"/>
               <w:spacing w:after="40" w:before="0"/>
               <w:jc w:val="left"/>
             </w:pPr>
@@ -8634,6 +8810,7 @@
           </w:tcPr>
           <w:p>
             <w:pPr>
+              <w:keepNext w:val="false"/>
               <w:spacing w:after="40" w:before="0"/>
               <w:jc w:val="left"/>
             </w:pPr>
@@ -8666,6 +8843,7 @@
           </w:tcPr>
           <w:p>
             <w:pPr>
+              <w:keepNext w:val="false"/>
               <w:spacing w:after="40" w:before="0"/>
               <w:jc w:val="left"/>
             </w:pPr>
@@ -8700,6 +8878,7 @@
           </w:tcPr>
           <w:p>
             <w:pPr>
+              <w:keepNext w:val="false"/>
               <w:spacing w:after="40" w:before="0"/>
               <w:jc w:val="left"/>
             </w:pPr>
@@ -8732,6 +8911,7 @@
           </w:tcPr>
           <w:p>
             <w:pPr>
+              <w:keepNext w:val="false"/>
               <w:spacing w:after="40" w:before="0"/>
               <w:jc w:val="left"/>
             </w:pPr>
@@ -8766,6 +8946,7 @@
           </w:tcPr>
           <w:p>
             <w:pPr>
+              <w:keepNext w:val="false"/>
               <w:spacing w:after="40" w:before="0"/>
               <w:jc w:val="left"/>
             </w:pPr>
@@ -8798,6 +8979,7 @@
           </w:tcPr>
           <w:p>
             <w:pPr>
+              <w:keepNext w:val="false"/>
               <w:spacing w:after="40" w:before="0"/>
               <w:jc w:val="left"/>
             </w:pPr>
@@ -8832,6 +9014,7 @@
           </w:tcPr>
           <w:p>
             <w:pPr>
+              <w:keepNext w:val="false"/>
               <w:spacing w:after="40" w:before="0"/>
               <w:jc w:val="left"/>
             </w:pPr>
@@ -8864,6 +9047,7 @@
           </w:tcPr>
           <w:p>
             <w:pPr>
+              <w:keepNext w:val="false"/>
               <w:spacing w:after="40" w:before="0"/>
               <w:jc w:val="left"/>
             </w:pPr>
@@ -8898,6 +9082,7 @@
           </w:tcPr>
           <w:p>
             <w:pPr>
+              <w:keepNext w:val="false"/>
               <w:spacing w:after="40" w:before="0"/>
               <w:jc w:val="left"/>
             </w:pPr>
@@ -8930,6 +9115,7 @@
           </w:tcPr>
           <w:p>
             <w:pPr>
+              <w:keepNext w:val="false"/>
               <w:spacing w:after="40" w:before="0"/>
               <w:jc w:val="left"/>
             </w:pPr>
@@ -8989,6 +9175,7 @@
           </w:tcPr>
           <w:p>
             <w:pPr>
+              <w:keepNext w:val="false"/>
               <w:spacing w:after="40" w:before="0"/>
               <w:jc w:val="center"/>
             </w:pPr>
@@ -9023,6 +9210,7 @@
           </w:tcPr>
           <w:p>
             <w:pPr>
+              <w:keepNext w:val="false"/>
               <w:spacing w:after="40" w:before="0"/>
               <w:jc w:val="left"/>
             </w:pPr>
@@ -9087,6 +9275,7 @@
           </w:tcPr>
           <w:p>
             <w:pPr>
+              <w:keepNext w:val="false"/>
               <w:spacing w:after="40" w:before="0"/>
               <w:jc w:val="center"/>
             </w:pPr>
@@ -9121,6 +9310,7 @@
           </w:tcPr>
           <w:p>
             <w:pPr>
+              <w:keepNext w:val="false"/>
               <w:spacing w:after="40" w:before="0"/>
               <w:jc w:val="left"/>
             </w:pPr>
@@ -9153,6 +9343,7 @@
           </w:tcPr>
           <w:p>
             <w:pPr>
+              <w:keepNext w:val="false"/>
               <w:spacing w:after="40" w:before="0"/>
               <w:jc w:val="left"/>
             </w:pPr>
@@ -9185,6 +9376,7 @@
           </w:tcPr>
           <w:p>
             <w:pPr>
+              <w:keepNext w:val="false"/>
               <w:spacing w:after="40" w:before="0"/>
               <w:jc w:val="left"/>
             </w:pPr>
@@ -9217,6 +9409,7 @@
           </w:tcPr>
           <w:p>
             <w:pPr>
+              <w:keepNext w:val="false"/>
               <w:spacing w:after="40" w:before="0"/>
               <w:jc w:val="left"/>
             </w:pPr>
@@ -9249,6 +9442,7 @@
           </w:tcPr>
           <w:p>
             <w:pPr>
+              <w:keepNext w:val="false"/>
               <w:spacing w:after="40" w:before="0"/>
               <w:jc w:val="left"/>
             </w:pPr>
@@ -9283,6 +9477,7 @@
           </w:tcPr>
           <w:p>
             <w:pPr>
+              <w:keepNext w:val="false"/>
               <w:spacing w:after="40" w:before="0"/>
               <w:jc w:val="left"/>
             </w:pPr>
@@ -9320,7 +9515,7 @@
             <w:pPr>
               <w:spacing w:after="20" w:before="0"/>
             </w:pPr>
-            <w:hyperlink w:history="1" r:id="rId3zawdend1mettxgxlrsbv">
+            <w:hyperlink w:history="1" r:id="rIdrox0y--l5nx8cviidj2za">
               <w:r>
                 <w:rPr>
                   <w:rFonts w:ascii="Arial" w:cs="Arial" w:eastAsia="Arial" w:hAnsi="Arial"/>
@@ -9353,7 +9548,7 @@
               <w:spacing w:after="10" w:before="0"/>
               <w:ind w:left="120"/>
             </w:pPr>
-            <w:hyperlink w:history="1" r:id="rIdg0ex6dhw6jaxaow2fshn8">
+            <w:hyperlink w:history="1" r:id="rIddatzhrpcir6wamivn9xzc">
               <w:r>
                 <w:rPr>
                   <w:rFonts w:ascii="Arial" w:cs="Arial" w:eastAsia="Arial" w:hAnsi="Arial"/>
@@ -9398,7 +9593,7 @@
             <w:pPr>
               <w:spacing w:after="20" w:before="0"/>
             </w:pPr>
-            <w:hyperlink w:history="1" r:id="rId-1z5i59fowvwp0aob8xwf">
+            <w:hyperlink w:history="1" r:id="rIddlpaoygzs-ey6_l8zhite">
               <w:r>
                 <w:rPr>
                   <w:rFonts w:ascii="Arial" w:cs="Arial" w:eastAsia="Arial" w:hAnsi="Arial"/>
@@ -9431,7 +9626,7 @@
               <w:spacing w:after="10" w:before="0"/>
               <w:ind w:left="120"/>
             </w:pPr>
-            <w:hyperlink w:history="1" r:id="rIdr15yg4mnyc3newthfupl4">
+            <w:hyperlink w:history="1" r:id="rIdqcchtrmy95yrfscjcqqzf">
               <w:r>
                 <w:rPr>
                   <w:rFonts w:ascii="Arial" w:cs="Arial" w:eastAsia="Arial" w:hAnsi="Arial"/>
@@ -9459,6 +9654,7 @@
           </w:tcPr>
           <w:p>
             <w:pPr>
+              <w:keepNext w:val="false"/>
               <w:spacing w:after="40" w:before="0"/>
               <w:jc w:val="left"/>
             </w:pPr>
@@ -9491,6 +9687,7 @@
           </w:tcPr>
           <w:p>
             <w:pPr>
+              <w:keepNext w:val="false"/>
               <w:spacing w:after="40" w:before="0"/>
               <w:jc w:val="left"/>
             </w:pPr>
@@ -9523,6 +9720,7 @@
           </w:tcPr>
           <w:p>
             <w:pPr>
+              <w:keepNext w:val="false"/>
               <w:spacing w:after="40" w:before="0"/>
               <w:jc w:val="left"/>
             </w:pPr>
@@ -9555,6 +9753,7 @@
           </w:tcPr>
           <w:p>
             <w:pPr>
+              <w:keepNext w:val="false"/>
               <w:spacing w:after="40" w:before="0"/>
               <w:jc w:val="left"/>
             </w:pPr>
@@ -9589,6 +9788,7 @@
           </w:tcPr>
           <w:p>
             <w:pPr>
+              <w:keepNext w:val="false"/>
               <w:spacing w:after="40" w:before="0"/>
               <w:jc w:val="left"/>
             </w:pPr>
@@ -9626,7 +9826,7 @@
             <w:pPr>
               <w:spacing w:after="20" w:before="0"/>
             </w:pPr>
-            <w:hyperlink w:history="1" r:id="rIdlh8s4qiu_xcjw2yt6f-mu">
+            <w:hyperlink w:history="1" r:id="rIdihptbspkilysdw7mfhgcb">
               <w:r>
                 <w:rPr>
                   <w:rFonts w:ascii="Arial" w:cs="Arial" w:eastAsia="Arial" w:hAnsi="Arial"/>
@@ -9659,7 +9859,7 @@
               <w:spacing w:after="10" w:before="0"/>
               <w:ind w:left="120"/>
             </w:pPr>
-            <w:hyperlink w:history="1" r:id="rIdq2gdsrol0ncl_yhxrms-_">
+            <w:hyperlink w:history="1" r:id="rId-s21bmo46uht5kixxhh8v">
               <w:r>
                 <w:rPr>
                   <w:rFonts w:ascii="Arial" w:cs="Arial" w:eastAsia="Arial" w:hAnsi="Arial"/>
@@ -9704,7 +9904,7 @@
             <w:pPr>
               <w:spacing w:after="20" w:before="0"/>
             </w:pPr>
-            <w:hyperlink w:history="1" r:id="rIdbeiafc3_2mtpo2abcwz_v">
+            <w:hyperlink w:history="1" r:id="rIdsk71nr5nstclqtkhdxzbe">
               <w:r>
                 <w:rPr>
                   <w:rFonts w:ascii="Arial" w:cs="Arial" w:eastAsia="Arial" w:hAnsi="Arial"/>
@@ -9737,7 +9937,7 @@
               <w:spacing w:after="10" w:before="0"/>
               <w:ind w:left="120"/>
             </w:pPr>
-            <w:hyperlink w:history="1" r:id="rIdpujrgyvd-jyknwayo5_lt">
+            <w:hyperlink w:history="1" r:id="rId0yuler6x5inq11ror97_-">
               <w:r>
                 <w:rPr>
                   <w:rFonts w:ascii="Arial" w:cs="Arial" w:eastAsia="Arial" w:hAnsi="Arial"/>
@@ -9765,6 +9965,7 @@
           </w:tcPr>
           <w:p>
             <w:pPr>
+              <w:keepNext w:val="false"/>
               <w:spacing w:after="40" w:before="0"/>
               <w:jc w:val="left"/>
             </w:pPr>
@@ -9797,6 +9998,7 @@
           </w:tcPr>
           <w:p>
             <w:pPr>
+              <w:keepNext w:val="false"/>
               <w:spacing w:after="40" w:before="0"/>
               <w:jc w:val="left"/>
             </w:pPr>
@@ -9829,6 +10031,7 @@
           </w:tcPr>
           <w:p>
             <w:pPr>
+              <w:keepNext w:val="false"/>
               <w:spacing w:after="40" w:before="0"/>
               <w:jc w:val="left"/>
             </w:pPr>
@@ -9861,6 +10064,7 @@
           </w:tcPr>
           <w:p>
             <w:pPr>
+              <w:keepNext w:val="false"/>
               <w:spacing w:after="40" w:before="0"/>
               <w:jc w:val="left"/>
             </w:pPr>
@@ -9895,6 +10099,7 @@
           </w:tcPr>
           <w:p>
             <w:pPr>
+              <w:keepNext w:val="false"/>
               <w:spacing w:after="40" w:before="0"/>
               <w:jc w:val="left"/>
             </w:pPr>
@@ -9932,7 +10137,7 @@
             <w:pPr>
               <w:spacing w:after="20" w:before="0"/>
             </w:pPr>
-            <w:hyperlink w:history="1" r:id="rIdfzlgcajnpeay-x48uxizv">
+            <w:hyperlink w:history="1" r:id="rIdhsry7wigca8ahgk3irejd">
               <w:r>
                 <w:rPr>
                   <w:rFonts w:ascii="Arial" w:cs="Arial" w:eastAsia="Arial" w:hAnsi="Arial"/>
@@ -9981,7 +10186,7 @@
               <w:spacing w:after="10" w:before="0"/>
               <w:ind w:left="120"/>
             </w:pPr>
-            <w:hyperlink w:history="1" r:id="rIdckhatc0uvz2dvxe3tudr4">
+            <w:hyperlink w:history="1" r:id="rIdc4edbyk7641s5cvhokpyc">
               <w:r>
                 <w:rPr>
                   <w:rFonts w:ascii="Arial" w:cs="Arial" w:eastAsia="Arial" w:hAnsi="Arial"/>
@@ -10026,7 +10231,7 @@
             <w:pPr>
               <w:spacing w:after="20" w:before="0"/>
             </w:pPr>
-            <w:hyperlink w:history="1" r:id="rIdfvixxacyhd-xmmzhhzx69">
+            <w:hyperlink w:history="1" r:id="rIda-hxmzfuxjvjb3o4-sca8">
               <w:r>
                 <w:rPr>
                   <w:rFonts w:ascii="Arial" w:cs="Arial" w:eastAsia="Arial" w:hAnsi="Arial"/>
@@ -10059,7 +10264,7 @@
               <w:spacing w:after="10" w:before="0"/>
               <w:ind w:left="120"/>
             </w:pPr>
-            <w:hyperlink w:history="1" r:id="rIdcophbv_1ykp057hl_k44s">
+            <w:hyperlink w:history="1" r:id="rId2b9lon5rmtyz73iocsrvn">
               <w:r>
                 <w:rPr>
                   <w:rFonts w:ascii="Arial" w:cs="Arial" w:eastAsia="Arial" w:hAnsi="Arial"/>
@@ -10087,6 +10292,7 @@
           </w:tcPr>
           <w:p>
             <w:pPr>
+              <w:keepNext w:val="false"/>
               <w:spacing w:after="40" w:before="0"/>
               <w:jc w:val="left"/>
             </w:pPr>
@@ -10119,6 +10325,7 @@
           </w:tcPr>
           <w:p>
             <w:pPr>
+              <w:keepNext w:val="false"/>
               <w:spacing w:after="40" w:before="0"/>
               <w:jc w:val="left"/>
             </w:pPr>
@@ -10151,6 +10358,7 @@
           </w:tcPr>
           <w:p>
             <w:pPr>
+              <w:keepNext w:val="false"/>
               <w:spacing w:after="40" w:before="0"/>
               <w:jc w:val="left"/>
             </w:pPr>
@@ -10183,6 +10391,7 @@
           </w:tcPr>
           <w:p>
             <w:pPr>
+              <w:keepNext w:val="false"/>
               <w:spacing w:after="40" w:before="0"/>
               <w:jc w:val="left"/>
             </w:pPr>
@@ -10217,6 +10426,7 @@
           </w:tcPr>
           <w:p>
             <w:pPr>
+              <w:keepNext w:val="false"/>
               <w:spacing w:after="40" w:before="0"/>
               <w:jc w:val="left"/>
             </w:pPr>
@@ -10254,7 +10464,7 @@
             <w:pPr>
               <w:spacing w:after="20" w:before="0"/>
             </w:pPr>
-            <w:hyperlink w:history="1" r:id="rIdwm4g_agbgfnqpboffaxp9">
+            <w:hyperlink w:history="1" r:id="rIdg1cbatcvij4jpjvamzfco">
               <w:r>
                 <w:rPr>
                   <w:rFonts w:ascii="Arial" w:cs="Arial" w:eastAsia="Arial" w:hAnsi="Arial"/>
@@ -10303,7 +10513,7 @@
               <w:spacing w:after="10" w:before="0"/>
               <w:ind w:left="120"/>
             </w:pPr>
-            <w:hyperlink w:history="1" r:id="rIdtfdrux5qbrhcexfm_3f9u">
+            <w:hyperlink w:history="1" r:id="rIdudrm2uhlpj13uawiuxbhf">
               <w:r>
                 <w:rPr>
                   <w:rFonts w:ascii="Arial" w:cs="Arial" w:eastAsia="Arial" w:hAnsi="Arial"/>
@@ -10348,7 +10558,7 @@
             <w:pPr>
               <w:spacing w:after="20" w:before="0"/>
             </w:pPr>
-            <w:hyperlink w:history="1" r:id="rIdutjfw111quwzwrvv8by3d">
+            <w:hyperlink w:history="1" r:id="rIdysjijn6sfmgfiq7ufsrt7">
               <w:r>
                 <w:rPr>
                   <w:rFonts w:ascii="Arial" w:cs="Arial" w:eastAsia="Arial" w:hAnsi="Arial"/>
@@ -10381,7 +10591,7 @@
               <w:spacing w:after="10" w:before="0"/>
               <w:ind w:left="120"/>
             </w:pPr>
-            <w:hyperlink w:history="1" r:id="rId6jsk8zp6boxifsgaz9_lp">
+            <w:hyperlink w:history="1" r:id="rIdsmchewacvzed5tmulxkym">
               <w:r>
                 <w:rPr>
                   <w:rFonts w:ascii="Arial" w:cs="Arial" w:eastAsia="Arial" w:hAnsi="Arial"/>
@@ -10409,6 +10619,7 @@
           </w:tcPr>
           <w:p>
             <w:pPr>
+              <w:keepNext w:val="false"/>
               <w:spacing w:after="40" w:before="0"/>
               <w:jc w:val="left"/>
             </w:pPr>
@@ -10441,6 +10652,7 @@
           </w:tcPr>
           <w:p>
             <w:pPr>
+              <w:keepNext w:val="false"/>
               <w:spacing w:after="40" w:before="0"/>
               <w:jc w:val="left"/>
             </w:pPr>
@@ -10473,6 +10685,7 @@
           </w:tcPr>
           <w:p>
             <w:pPr>
+              <w:keepNext w:val="false"/>
               <w:spacing w:after="40" w:before="0"/>
               <w:jc w:val="left"/>
             </w:pPr>
@@ -10505,6 +10718,7 @@
           </w:tcPr>
           <w:p>
             <w:pPr>
+              <w:keepNext w:val="false"/>
               <w:spacing w:after="40" w:before="0"/>
               <w:jc w:val="left"/>
             </w:pPr>
@@ -10539,6 +10753,7 @@
           </w:tcPr>
           <w:p>
             <w:pPr>
+              <w:keepNext w:val="false"/>
               <w:spacing w:after="40" w:before="0"/>
               <w:jc w:val="left"/>
             </w:pPr>
@@ -10576,7 +10791,7 @@
             <w:pPr>
               <w:spacing w:after="20" w:before="0"/>
             </w:pPr>
-            <w:hyperlink w:history="1" r:id="rIdyievqpgvx6gu97d0paypm">
+            <w:hyperlink w:history="1" r:id="rIdhuaavkr2ylkv5wv2wkskn">
               <w:r>
                 <w:rPr>
                   <w:rFonts w:ascii="Arial" w:cs="Arial" w:eastAsia="Arial" w:hAnsi="Arial"/>
@@ -10625,7 +10840,7 @@
               <w:spacing w:after="10" w:before="0"/>
               <w:ind w:left="120"/>
             </w:pPr>
-            <w:hyperlink w:history="1" r:id="rIdpa-b2ia0dodczsxdcxbbj">
+            <w:hyperlink w:history="1" r:id="rIdiu4swzw_a9sn2xnlvtzz4">
               <w:r>
                 <w:rPr>
                   <w:rFonts w:ascii="Arial" w:cs="Arial" w:eastAsia="Arial" w:hAnsi="Arial"/>
@@ -10670,7 +10885,7 @@
             <w:pPr>
               <w:spacing w:after="20" w:before="0"/>
             </w:pPr>
-            <w:hyperlink w:history="1" r:id="rIdbmkf4cjlxdxe68h0lhenz">
+            <w:hyperlink w:history="1" r:id="rId4n-ebsgtmo9ma6k6p_3yg">
               <w:r>
                 <w:rPr>
                   <w:rFonts w:ascii="Arial" w:cs="Arial" w:eastAsia="Arial" w:hAnsi="Arial"/>
@@ -10719,7 +10934,7 @@
               <w:spacing w:after="10" w:before="0"/>
               <w:ind w:left="120"/>
             </w:pPr>
-            <w:hyperlink w:history="1" r:id="rIdi5vij2av2dkrgxg5q_euz">
+            <w:hyperlink w:history="1" r:id="rIdnm0mjimrx6ftsaqkax6xb">
               <w:r>
                 <w:rPr>
                   <w:rFonts w:ascii="Arial" w:cs="Arial" w:eastAsia="Arial" w:hAnsi="Arial"/>
@@ -10747,6 +10962,7 @@
           </w:tcPr>
           <w:p>
             <w:pPr>
+              <w:keepNext w:val="false"/>
               <w:spacing w:after="40" w:before="0"/>
               <w:jc w:val="left"/>
             </w:pPr>
@@ -10779,6 +10995,7 @@
           </w:tcPr>
           <w:p>
             <w:pPr>
+              <w:keepNext w:val="false"/>
               <w:spacing w:after="40" w:before="0"/>
               <w:jc w:val="left"/>
             </w:pPr>
@@ -10811,6 +11028,7 @@
           </w:tcPr>
           <w:p>
             <w:pPr>
+              <w:keepNext w:val="false"/>
               <w:spacing w:after="40" w:before="0"/>
               <w:jc w:val="left"/>
             </w:pPr>
@@ -10843,6 +11061,7 @@
           </w:tcPr>
           <w:p>
             <w:pPr>
+              <w:keepNext w:val="false"/>
               <w:spacing w:after="40" w:before="0"/>
               <w:jc w:val="left"/>
             </w:pPr>
@@ -10902,6 +11121,7 @@
           </w:tcPr>
           <w:p>
             <w:pPr>
+              <w:keepNext w:val="false"/>
               <w:spacing w:after="40" w:before="0"/>
               <w:jc w:val="center"/>
             </w:pPr>
@@ -10936,6 +11156,7 @@
           </w:tcPr>
           <w:p>
             <w:pPr>
+              <w:keepNext w:val="false"/>
               <w:spacing w:after="40" w:before="0"/>
               <w:jc w:val="left"/>
             </w:pPr>
@@ -10997,6 +11218,7 @@
           </w:tcPr>
           <w:p>
             <w:pPr>
+              <w:keepNext w:val="false"/>
               <w:spacing w:after="40" w:before="0"/>
               <w:jc w:val="center"/>
             </w:pPr>
@@ -11031,6 +11253,7 @@
           </w:tcPr>
           <w:p>
             <w:pPr>
+              <w:keepNext w:val="false"/>
               <w:spacing w:after="40" w:before="0"/>
               <w:jc w:val="left"/>
             </w:pPr>
@@ -11063,6 +11286,7 @@
           </w:tcPr>
           <w:p>
             <w:pPr>
+              <w:keepNext w:val="false"/>
               <w:spacing w:after="40" w:before="0"/>
               <w:jc w:val="left"/>
             </w:pPr>
@@ -11097,6 +11321,7 @@
           </w:tcPr>
           <w:p>
             <w:pPr>
+              <w:keepNext w:val="false"/>
               <w:spacing w:after="40" w:before="0"/>
               <w:jc w:val="left"/>
             </w:pPr>
@@ -11129,6 +11354,7 @@
           </w:tcPr>
           <w:p>
             <w:pPr>
+              <w:keepNext w:val="false"/>
               <w:spacing w:after="40" w:before="0"/>
               <w:jc w:val="left"/>
             </w:pPr>
@@ -11163,6 +11389,7 @@
           </w:tcPr>
           <w:p>
             <w:pPr>
+              <w:keepNext w:val="false"/>
               <w:spacing w:after="40" w:before="0"/>
               <w:jc w:val="left"/>
             </w:pPr>
@@ -11195,6 +11422,7 @@
           </w:tcPr>
           <w:p>
             <w:pPr>
+              <w:keepNext w:val="false"/>
               <w:spacing w:after="40" w:before="0"/>
               <w:jc w:val="left"/>
             </w:pPr>
@@ -11231,7 +11459,7 @@
         </w:rPr>
         <w:t xml:space="preserve">© 2026 SeaVuria and ARES. Aligned with KICD objectives. Developed by SeaVuria; technical implementation by ARES (with AI assistance from Claude). Licensed under </w:t>
       </w:r>
-      <w:hyperlink w:history="1" r:id="rIdnztm1d6b5a53sznrwfoqu">
+      <w:hyperlink w:history="1" r:id="rId-qydul9ol5gbeklqbucyz">
         <w:r>
           <w:rPr>
             <w:rFonts w:ascii="Arial" w:cs="Arial" w:eastAsia="Arial" w:hAnsi="Arial"/>
@@ -11252,7 +11480,7 @@
         </w:rPr>
         <w:t xml:space="preserve"> (</w:t>
       </w:r>
-      <w:hyperlink w:history="1" r:id="rIdx6olx_q5h0cj4xt8gvlau">
+      <w:hyperlink w:history="1" r:id="rIdjucexe39bvpgqohclltc5">
         <w:r>
           <w:rPr>
             <w:rFonts w:ascii="Arial" w:cs="Arial" w:eastAsia="Arial" w:hAnsi="Arial"/>
@@ -11312,6 +11540,7 @@
           </w:tcPr>
           <w:p>
             <w:pPr>
+              <w:keepNext w:val="false"/>
               <w:spacing w:after="40" w:before="0"/>
               <w:jc w:val="center"/>
             </w:pPr>
@@ -11347,6 +11576,7 @@
           </w:tcPr>
           <w:p>
             <w:pPr>
+              <w:keepNext w:val="false"/>
               <w:spacing w:after="40" w:before="0"/>
               <w:jc w:val="center"/>
             </w:pPr>
@@ -11381,6 +11611,7 @@
           </w:tcPr>
           <w:p>
             <w:pPr>
+              <w:keepNext w:val="false"/>
               <w:spacing w:after="40" w:before="0"/>
               <w:jc w:val="left"/>
             </w:pPr>
@@ -11413,6 +11644,7 @@
           </w:tcPr>
           <w:p>
             <w:pPr>
+              <w:keepNext w:val="false"/>
               <w:spacing w:after="40" w:before="0"/>
               <w:jc w:val="left"/>
             </w:pPr>
@@ -11447,6 +11679,7 @@
           </w:tcPr>
           <w:p>
             <w:pPr>
+              <w:keepNext w:val="false"/>
               <w:spacing w:after="40" w:before="0"/>
               <w:jc w:val="left"/>
             </w:pPr>
@@ -11479,6 +11712,7 @@
           </w:tcPr>
           <w:p>
             <w:pPr>
+              <w:keepNext w:val="false"/>
               <w:spacing w:after="40" w:before="0"/>
               <w:jc w:val="left"/>
             </w:pPr>
@@ -11513,6 +11747,7 @@
           </w:tcPr>
           <w:p>
             <w:pPr>
+              <w:keepNext w:val="false"/>
               <w:spacing w:after="40" w:before="0"/>
               <w:jc w:val="left"/>
             </w:pPr>
@@ -11545,6 +11780,7 @@
           </w:tcPr>
           <w:p>
             <w:pPr>
+              <w:keepNext w:val="false"/>
               <w:spacing w:after="40" w:before="0"/>
               <w:jc w:val="left"/>
             </w:pPr>
@@ -11579,6 +11815,7 @@
           </w:tcPr>
           <w:p>
             <w:pPr>
+              <w:keepNext w:val="false"/>
               <w:spacing w:after="40" w:before="0"/>
               <w:jc w:val="left"/>
             </w:pPr>
@@ -11611,6 +11848,7 @@
           </w:tcPr>
           <w:p>
             <w:pPr>
+              <w:keepNext w:val="false"/>
               <w:spacing w:after="40" w:before="0"/>
               <w:jc w:val="left"/>
             </w:pPr>
@@ -11645,6 +11883,7 @@
           </w:tcPr>
           <w:p>
             <w:pPr>
+              <w:keepNext w:val="false"/>
               <w:spacing w:after="40" w:before="0"/>
               <w:jc w:val="left"/>
             </w:pPr>
@@ -11677,6 +11916,7 @@
           </w:tcPr>
           <w:p>
             <w:pPr>
+              <w:keepNext w:val="false"/>
               <w:spacing w:after="40" w:before="0"/>
               <w:jc w:val="left"/>
             </w:pPr>
@@ -11711,6 +11951,7 @@
           </w:tcPr>
           <w:p>
             <w:pPr>
+              <w:keepNext w:val="false"/>
               <w:spacing w:after="40" w:before="0"/>
               <w:jc w:val="left"/>
             </w:pPr>
@@ -11743,6 +11984,7 @@
           </w:tcPr>
           <w:p>
             <w:pPr>
+              <w:keepNext w:val="false"/>
               <w:spacing w:after="40" w:before="0"/>
               <w:jc w:val="left"/>
             </w:pPr>
@@ -11777,6 +12019,7 @@
           </w:tcPr>
           <w:p>
             <w:pPr>
+              <w:keepNext w:val="false"/>
               <w:spacing w:after="40" w:before="0"/>
               <w:jc w:val="left"/>
             </w:pPr>
@@ -11809,6 +12052,7 @@
           </w:tcPr>
           <w:p>
             <w:pPr>
+              <w:keepNext w:val="false"/>
               <w:spacing w:after="40" w:before="0"/>
               <w:jc w:val="left"/>
             </w:pPr>
@@ -11843,6 +12087,7 @@
           </w:tcPr>
           <w:p>
             <w:pPr>
+              <w:keepNext w:val="false"/>
               <w:spacing w:after="40" w:before="0"/>
               <w:jc w:val="left"/>
             </w:pPr>
@@ -11875,6 +12120,7 @@
           </w:tcPr>
           <w:p>
             <w:pPr>
+              <w:keepNext w:val="false"/>
               <w:spacing w:after="40" w:before="0"/>
               <w:jc w:val="left"/>
             </w:pPr>
@@ -11934,6 +12180,7 @@
           </w:tcPr>
           <w:p>
             <w:pPr>
+              <w:keepNext w:val="false"/>
               <w:spacing w:after="40" w:before="0"/>
               <w:jc w:val="center"/>
             </w:pPr>
@@ -11968,6 +12215,7 @@
           </w:tcPr>
           <w:p>
             <w:pPr>
+              <w:keepNext w:val="false"/>
               <w:spacing w:after="40" w:before="0"/>
               <w:jc w:val="left"/>
             </w:pPr>
@@ -12032,6 +12280,7 @@
           </w:tcPr>
           <w:p>
             <w:pPr>
+              <w:keepNext w:val="false"/>
               <w:spacing w:after="40" w:before="0"/>
               <w:jc w:val="center"/>
             </w:pPr>
@@ -12066,6 +12315,7 @@
           </w:tcPr>
           <w:p>
             <w:pPr>
+              <w:keepNext w:val="false"/>
               <w:spacing w:after="40" w:before="0"/>
               <w:jc w:val="left"/>
             </w:pPr>
@@ -12098,6 +12348,7 @@
           </w:tcPr>
           <w:p>
             <w:pPr>
+              <w:keepNext w:val="false"/>
               <w:spacing w:after="40" w:before="0"/>
               <w:jc w:val="left"/>
             </w:pPr>
@@ -12130,6 +12381,7 @@
           </w:tcPr>
           <w:p>
             <w:pPr>
+              <w:keepNext w:val="false"/>
               <w:spacing w:after="40" w:before="0"/>
               <w:jc w:val="left"/>
             </w:pPr>
@@ -12162,6 +12414,7 @@
           </w:tcPr>
           <w:p>
             <w:pPr>
+              <w:keepNext w:val="false"/>
               <w:spacing w:after="40" w:before="0"/>
               <w:jc w:val="left"/>
             </w:pPr>
@@ -12194,6 +12447,7 @@
           </w:tcPr>
           <w:p>
             <w:pPr>
+              <w:keepNext w:val="false"/>
               <w:spacing w:after="40" w:before="0"/>
               <w:jc w:val="left"/>
             </w:pPr>
@@ -12228,6 +12482,7 @@
           </w:tcPr>
           <w:p>
             <w:pPr>
+              <w:keepNext w:val="false"/>
               <w:spacing w:after="40" w:before="0"/>
               <w:jc w:val="left"/>
             </w:pPr>
@@ -12265,7 +12520,7 @@
             <w:pPr>
               <w:spacing w:after="20" w:before="0"/>
             </w:pPr>
-            <w:hyperlink w:history="1" r:id="rIdim_mxw7vhfjek26lfyua9">
+            <w:hyperlink w:history="1" r:id="rIdl_wjqsjzo4i1rumdjuvr6">
               <w:r>
                 <w:rPr>
                   <w:rFonts w:ascii="Arial" w:cs="Arial" w:eastAsia="Arial" w:hAnsi="Arial"/>
@@ -12298,7 +12553,7 @@
               <w:spacing w:after="10" w:before="0"/>
               <w:ind w:left="120"/>
             </w:pPr>
-            <w:hyperlink w:history="1" r:id="rId310jxnupzaycp0ihtfj3i">
+            <w:hyperlink w:history="1" r:id="rIdd2ysjozntzfxedgvzz1if">
               <w:r>
                 <w:rPr>
                   <w:rFonts w:ascii="Arial" w:cs="Arial" w:eastAsia="Arial" w:hAnsi="Arial"/>
@@ -12343,7 +12598,7 @@
             <w:pPr>
               <w:spacing w:after="20" w:before="0"/>
             </w:pPr>
-            <w:hyperlink w:history="1" r:id="rIdhh5tfcccwblnvypouode1">
+            <w:hyperlink w:history="1" r:id="rId_9akolaw5h8kpstgkgamv">
               <w:r>
                 <w:rPr>
                   <w:rFonts w:ascii="Arial" w:cs="Arial" w:eastAsia="Arial" w:hAnsi="Arial"/>
@@ -12376,7 +12631,7 @@
               <w:spacing w:after="10" w:before="0"/>
               <w:ind w:left="120"/>
             </w:pPr>
-            <w:hyperlink w:history="1" r:id="rIdjwwfonkgi4egby3tw0dd0">
+            <w:hyperlink w:history="1" r:id="rIdh6cb_tn5wygq-nm4o7cna">
               <w:r>
                 <w:rPr>
                   <w:rFonts w:ascii="Arial" w:cs="Arial" w:eastAsia="Arial" w:hAnsi="Arial"/>
@@ -12404,6 +12659,7 @@
           </w:tcPr>
           <w:p>
             <w:pPr>
+              <w:keepNext w:val="false"/>
               <w:spacing w:after="40" w:before="0"/>
               <w:jc w:val="left"/>
             </w:pPr>
@@ -12436,6 +12692,7 @@
           </w:tcPr>
           <w:p>
             <w:pPr>
+              <w:keepNext w:val="false"/>
               <w:spacing w:after="40" w:before="0"/>
               <w:jc w:val="left"/>
             </w:pPr>
@@ -12468,6 +12725,7 @@
           </w:tcPr>
           <w:p>
             <w:pPr>
+              <w:keepNext w:val="false"/>
               <w:spacing w:after="40" w:before="0"/>
               <w:jc w:val="left"/>
             </w:pPr>
@@ -12500,6 +12758,7 @@
           </w:tcPr>
           <w:p>
             <w:pPr>
+              <w:keepNext w:val="false"/>
               <w:spacing w:after="40" w:before="0"/>
               <w:jc w:val="left"/>
             </w:pPr>
@@ -12534,6 +12793,7 @@
           </w:tcPr>
           <w:p>
             <w:pPr>
+              <w:keepNext w:val="false"/>
               <w:spacing w:after="40" w:before="0"/>
               <w:jc w:val="left"/>
             </w:pPr>
@@ -12571,7 +12831,7 @@
             <w:pPr>
               <w:spacing w:after="20" w:before="0"/>
             </w:pPr>
-            <w:hyperlink w:history="1" r:id="rId7asb_gcqhbhqaqupha70u">
+            <w:hyperlink w:history="1" r:id="rIduppornjp_jbdtccsi6jjg">
               <w:r>
                 <w:rPr>
                   <w:rFonts w:ascii="Arial" w:cs="Arial" w:eastAsia="Arial" w:hAnsi="Arial"/>
@@ -12604,7 +12864,7 @@
               <w:spacing w:after="10" w:before="0"/>
               <w:ind w:left="120"/>
             </w:pPr>
-            <w:hyperlink w:history="1" r:id="rIdtoffqavvc5enyhdmvdc_i">
+            <w:hyperlink w:history="1" r:id="rId0pc4bwagrkvbe_qpvczhd">
               <w:r>
                 <w:rPr>
                   <w:rFonts w:ascii="Arial" w:cs="Arial" w:eastAsia="Arial" w:hAnsi="Arial"/>
@@ -12649,7 +12909,7 @@
             <w:pPr>
               <w:spacing w:after="20" w:before="0"/>
             </w:pPr>
-            <w:hyperlink w:history="1" r:id="rIdq-0mlrtb_r0bhmhzxnnah">
+            <w:hyperlink w:history="1" r:id="rIdb1uch0yqdf-osk5i6i5zv">
               <w:r>
                 <w:rPr>
                   <w:rFonts w:ascii="Arial" w:cs="Arial" w:eastAsia="Arial" w:hAnsi="Arial"/>
@@ -12682,7 +12942,7 @@
               <w:spacing w:after="10" w:before="0"/>
               <w:ind w:left="120"/>
             </w:pPr>
-            <w:hyperlink w:history="1" r:id="rIdoicbakrvfkto3jwtd-2nb">
+            <w:hyperlink w:history="1" r:id="rIdwpnqc89xxad88k3mgvic6">
               <w:r>
                 <w:rPr>
                   <w:rFonts w:ascii="Arial" w:cs="Arial" w:eastAsia="Arial" w:hAnsi="Arial"/>
@@ -12710,6 +12970,7 @@
           </w:tcPr>
           <w:p>
             <w:pPr>
+              <w:keepNext w:val="false"/>
               <w:spacing w:after="40" w:before="0"/>
               <w:jc w:val="left"/>
             </w:pPr>
@@ -12742,6 +13003,7 @@
           </w:tcPr>
           <w:p>
             <w:pPr>
+              <w:keepNext w:val="false"/>
               <w:spacing w:after="40" w:before="0"/>
               <w:jc w:val="left"/>
             </w:pPr>
@@ -12774,6 +13036,7 @@
           </w:tcPr>
           <w:p>
             <w:pPr>
+              <w:keepNext w:val="false"/>
               <w:spacing w:after="40" w:before="0"/>
               <w:jc w:val="left"/>
             </w:pPr>
@@ -12806,6 +13069,7 @@
           </w:tcPr>
           <w:p>
             <w:pPr>
+              <w:keepNext w:val="false"/>
               <w:spacing w:after="40" w:before="0"/>
               <w:jc w:val="left"/>
             </w:pPr>
@@ -12840,6 +13104,7 @@
           </w:tcPr>
           <w:p>
             <w:pPr>
+              <w:keepNext w:val="false"/>
               <w:spacing w:after="40" w:before="0"/>
               <w:jc w:val="left"/>
             </w:pPr>
@@ -12877,7 +13142,7 @@
             <w:pPr>
               <w:spacing w:after="20" w:before="0"/>
             </w:pPr>
-            <w:hyperlink w:history="1" r:id="rIdzma5dgg90n-hldin4e3zs">
+            <w:hyperlink w:history="1" r:id="rIdhepw51bftormpyemluu4t">
               <w:r>
                 <w:rPr>
                   <w:rFonts w:ascii="Arial" w:cs="Arial" w:eastAsia="Arial" w:hAnsi="Arial"/>
@@ -12910,7 +13175,7 @@
               <w:spacing w:after="10" w:before="0"/>
               <w:ind w:left="120"/>
             </w:pPr>
-            <w:hyperlink w:history="1" r:id="rIdfqpb7uahw0tn5hy0bcqlt">
+            <w:hyperlink w:history="1" r:id="rIdqcbfekrf1nr-j_2rxjldu">
               <w:r>
                 <w:rPr>
                   <w:rFonts w:ascii="Arial" w:cs="Arial" w:eastAsia="Arial" w:hAnsi="Arial"/>
@@ -12955,7 +13220,7 @@
             <w:pPr>
               <w:spacing w:after="20" w:before="0"/>
             </w:pPr>
-            <w:hyperlink w:history="1" r:id="rIdlcc4oxodayzxpb8tziub8">
+            <w:hyperlink w:history="1" r:id="rIdessttj_jntrxegodtieue">
               <w:r>
                 <w:rPr>
                   <w:rFonts w:ascii="Arial" w:cs="Arial" w:eastAsia="Arial" w:hAnsi="Arial"/>
@@ -12988,7 +13253,7 @@
               <w:spacing w:after="10" w:before="0"/>
               <w:ind w:left="120"/>
             </w:pPr>
-            <w:hyperlink w:history="1" r:id="rIdw7i-ctniswu_amg3qlfgb">
+            <w:hyperlink w:history="1" r:id="rIdgt2xgcuizzqrwdsohv86p">
               <w:r>
                 <w:rPr>
                   <w:rFonts w:ascii="Arial" w:cs="Arial" w:eastAsia="Arial" w:hAnsi="Arial"/>
@@ -13016,6 +13281,7 @@
           </w:tcPr>
           <w:p>
             <w:pPr>
+              <w:keepNext w:val="false"/>
               <w:spacing w:after="40" w:before="0"/>
               <w:jc w:val="left"/>
             </w:pPr>
@@ -13048,6 +13314,7 @@
           </w:tcPr>
           <w:p>
             <w:pPr>
+              <w:keepNext w:val="false"/>
               <w:spacing w:after="40" w:before="0"/>
               <w:jc w:val="left"/>
             </w:pPr>
@@ -13080,6 +13347,7 @@
           </w:tcPr>
           <w:p>
             <w:pPr>
+              <w:keepNext w:val="false"/>
               <w:spacing w:after="40" w:before="0"/>
               <w:jc w:val="left"/>
             </w:pPr>
@@ -13112,6 +13380,7 @@
           </w:tcPr>
           <w:p>
             <w:pPr>
+              <w:keepNext w:val="false"/>
               <w:spacing w:after="40" w:before="0"/>
               <w:jc w:val="left"/>
             </w:pPr>
@@ -13146,6 +13415,7 @@
           </w:tcPr>
           <w:p>
             <w:pPr>
+              <w:keepNext w:val="false"/>
               <w:spacing w:after="40" w:before="0"/>
               <w:jc w:val="left"/>
             </w:pPr>
@@ -13183,7 +13453,7 @@
             <w:pPr>
               <w:spacing w:after="20" w:before="0"/>
             </w:pPr>
-            <w:hyperlink w:history="1" r:id="rIdrcqlbozzwoyd1ripclmzw">
+            <w:hyperlink w:history="1" r:id="rId5c9ezihgj2m4b6s_aolr3">
               <w:r>
                 <w:rPr>
                   <w:rFonts w:ascii="Arial" w:cs="Arial" w:eastAsia="Arial" w:hAnsi="Arial"/>
@@ -13216,7 +13486,7 @@
               <w:spacing w:after="10" w:before="0"/>
               <w:ind w:left="120"/>
             </w:pPr>
-            <w:hyperlink w:history="1" r:id="rIdijl-_nwb-ryvzbzu3ntp4">
+            <w:hyperlink w:history="1" r:id="rIdhoe4pahb9qwzjoeppbywe">
               <w:r>
                 <w:rPr>
                   <w:rFonts w:ascii="Arial" w:cs="Arial" w:eastAsia="Arial" w:hAnsi="Arial"/>
@@ -13261,7 +13531,7 @@
             <w:pPr>
               <w:spacing w:after="20" w:before="0"/>
             </w:pPr>
-            <w:hyperlink w:history="1" r:id="rIdlzbixyic92hhdvry9jugk">
+            <w:hyperlink w:history="1" r:id="rId0oaaf5vrihhurkltfym4r">
               <w:r>
                 <w:rPr>
                   <w:rFonts w:ascii="Arial" w:cs="Arial" w:eastAsia="Arial" w:hAnsi="Arial"/>
@@ -13294,7 +13564,7 @@
               <w:spacing w:after="10" w:before="0"/>
               <w:ind w:left="120"/>
             </w:pPr>
-            <w:hyperlink w:history="1" r:id="rIdlupty0ll_ylew8siwot-j">
+            <w:hyperlink w:history="1" r:id="rIdz9k5wisnbdfpc6u9ckdu4">
               <w:r>
                 <w:rPr>
                   <w:rFonts w:ascii="Arial" w:cs="Arial" w:eastAsia="Arial" w:hAnsi="Arial"/>
@@ -13322,6 +13592,7 @@
           </w:tcPr>
           <w:p>
             <w:pPr>
+              <w:keepNext w:val="false"/>
               <w:spacing w:after="40" w:before="0"/>
               <w:jc w:val="left"/>
             </w:pPr>
@@ -13354,6 +13625,7 @@
           </w:tcPr>
           <w:p>
             <w:pPr>
+              <w:keepNext w:val="false"/>
               <w:spacing w:after="40" w:before="0"/>
               <w:jc w:val="left"/>
             </w:pPr>
@@ -13386,6 +13658,7 @@
           </w:tcPr>
           <w:p>
             <w:pPr>
+              <w:keepNext w:val="false"/>
               <w:spacing w:after="40" w:before="0"/>
               <w:jc w:val="left"/>
             </w:pPr>
@@ -13418,6 +13691,7 @@
           </w:tcPr>
           <w:p>
             <w:pPr>
+              <w:keepNext w:val="false"/>
               <w:spacing w:after="40" w:before="0"/>
               <w:jc w:val="left"/>
             </w:pPr>
@@ -13452,6 +13726,7 @@
           </w:tcPr>
           <w:p>
             <w:pPr>
+              <w:keepNext w:val="false"/>
               <w:spacing w:after="40" w:before="0"/>
               <w:jc w:val="left"/>
             </w:pPr>
@@ -13489,7 +13764,7 @@
             <w:pPr>
               <w:spacing w:after="20" w:before="0"/>
             </w:pPr>
-            <w:hyperlink w:history="1" r:id="rIdaa7_jp0zf2o7uz-g3bfab">
+            <w:hyperlink w:history="1" r:id="rIddoouml67yvclsnyadjzru">
               <w:r>
                 <w:rPr>
                   <w:rFonts w:ascii="Arial" w:cs="Arial" w:eastAsia="Arial" w:hAnsi="Arial"/>
@@ -13538,7 +13813,7 @@
               <w:spacing w:after="10" w:before="0"/>
               <w:ind w:left="120"/>
             </w:pPr>
-            <w:hyperlink w:history="1" r:id="rIdzsqdvffcjpme0feyzdvqy">
+            <w:hyperlink w:history="1" r:id="rIdfrrkgdzdkbr1eapbdkdil">
               <w:r>
                 <w:rPr>
                   <w:rFonts w:ascii="Arial" w:cs="Arial" w:eastAsia="Arial" w:hAnsi="Arial"/>
@@ -13583,7 +13858,7 @@
             <w:pPr>
               <w:spacing w:after="20" w:before="0"/>
             </w:pPr>
-            <w:hyperlink w:history="1" r:id="rIdkvkony85zhpci6cu342my">
+            <w:hyperlink w:history="1" r:id="rIdhrqhkvy-tttij7qeyrby8">
               <w:r>
                 <w:rPr>
                   <w:rFonts w:ascii="Arial" w:cs="Arial" w:eastAsia="Arial" w:hAnsi="Arial"/>
@@ -13632,7 +13907,7 @@
               <w:spacing w:after="10" w:before="0"/>
               <w:ind w:left="120"/>
             </w:pPr>
-            <w:hyperlink w:history="1" r:id="rIdee2-mc8iluldfhdfk8usz">
+            <w:hyperlink w:history="1" r:id="rIdlfb2bk91c0vvkmsqkyldx">
               <w:r>
                 <w:rPr>
                   <w:rFonts w:ascii="Arial" w:cs="Arial" w:eastAsia="Arial" w:hAnsi="Arial"/>
@@ -13660,6 +13935,7 @@
           </w:tcPr>
           <w:p>
             <w:pPr>
+              <w:keepNext w:val="false"/>
               <w:spacing w:after="40" w:before="0"/>
               <w:jc w:val="left"/>
             </w:pPr>
@@ -13692,6 +13968,7 @@
           </w:tcPr>
           <w:p>
             <w:pPr>
+              <w:keepNext w:val="false"/>
               <w:spacing w:after="40" w:before="0"/>
               <w:jc w:val="left"/>
             </w:pPr>
@@ -13724,6 +14001,7 @@
           </w:tcPr>
           <w:p>
             <w:pPr>
+              <w:keepNext w:val="false"/>
               <w:spacing w:after="40" w:before="0"/>
               <w:jc w:val="left"/>
             </w:pPr>
@@ -13756,6 +14034,7 @@
           </w:tcPr>
           <w:p>
             <w:pPr>
+              <w:keepNext w:val="false"/>
               <w:spacing w:after="40" w:before="0"/>
               <w:jc w:val="left"/>
             </w:pPr>
@@ -13815,6 +14094,7 @@
           </w:tcPr>
           <w:p>
             <w:pPr>
+              <w:keepNext w:val="false"/>
               <w:spacing w:after="40" w:before="0"/>
               <w:jc w:val="center"/>
             </w:pPr>
@@ -13849,6 +14129,7 @@
           </w:tcPr>
           <w:p>
             <w:pPr>
+              <w:keepNext w:val="false"/>
               <w:spacing w:after="40" w:before="0"/>
               <w:jc w:val="left"/>
             </w:pPr>
@@ -13910,6 +14191,7 @@
           </w:tcPr>
           <w:p>
             <w:pPr>
+              <w:keepNext w:val="false"/>
               <w:spacing w:after="40" w:before="0"/>
               <w:jc w:val="center"/>
             </w:pPr>
@@ -13944,6 +14226,7 @@
           </w:tcPr>
           <w:p>
             <w:pPr>
+              <w:keepNext w:val="false"/>
               <w:spacing w:after="40" w:before="0"/>
               <w:jc w:val="left"/>
             </w:pPr>
@@ -13976,6 +14259,7 @@
           </w:tcPr>
           <w:p>
             <w:pPr>
+              <w:keepNext w:val="false"/>
               <w:spacing w:after="40" w:before="0"/>
               <w:jc w:val="left"/>
             </w:pPr>
@@ -14010,6 +14294,7 @@
           </w:tcPr>
           <w:p>
             <w:pPr>
+              <w:keepNext w:val="false"/>
               <w:spacing w:after="40" w:before="0"/>
               <w:jc w:val="left"/>
             </w:pPr>
@@ -14042,6 +14327,7 @@
           </w:tcPr>
           <w:p>
             <w:pPr>
+              <w:keepNext w:val="false"/>
               <w:spacing w:after="40" w:before="0"/>
               <w:jc w:val="left"/>
             </w:pPr>
@@ -14076,6 +14362,7 @@
           </w:tcPr>
           <w:p>
             <w:pPr>
+              <w:keepNext w:val="false"/>
               <w:spacing w:after="40" w:before="0"/>
               <w:jc w:val="left"/>
             </w:pPr>
@@ -14108,6 +14395,7 @@
           </w:tcPr>
           <w:p>
             <w:pPr>
+              <w:keepNext w:val="false"/>
               <w:spacing w:after="40" w:before="0"/>
               <w:jc w:val="left"/>
             </w:pPr>
@@ -14144,7 +14432,7 @@
         </w:rPr>
         <w:t xml:space="preserve">© 2026 SeaVuria and ARES. Aligned with KICD objectives. Developed by SeaVuria; technical implementation by ARES (with AI assistance from Claude). Licensed under </w:t>
       </w:r>
-      <w:hyperlink w:history="1" r:id="rId3c-rmxmilclhihdd5sp6x">
+      <w:hyperlink w:history="1" r:id="rIdv8jitokxzyyxz679i8k8p">
         <w:r>
           <w:rPr>
             <w:rFonts w:ascii="Arial" w:cs="Arial" w:eastAsia="Arial" w:hAnsi="Arial"/>
@@ -14165,7 +14453,7 @@
         </w:rPr>
         <w:t xml:space="preserve"> (</w:t>
       </w:r>
-      <w:hyperlink w:history="1" r:id="rId-lhysrksey4st9v5tw7o5">
+      <w:hyperlink w:history="1" r:id="rIde0exsc3xop1csr9_p8zcb">
         <w:r>
           <w:rPr>
             <w:rFonts w:ascii="Arial" w:cs="Arial" w:eastAsia="Arial" w:hAnsi="Arial"/>
@@ -14225,6 +14513,7 @@
           </w:tcPr>
           <w:p>
             <w:pPr>
+              <w:keepNext w:val="false"/>
               <w:spacing w:after="40" w:before="0"/>
               <w:jc w:val="center"/>
             </w:pPr>
@@ -14260,6 +14549,7 @@
           </w:tcPr>
           <w:p>
             <w:pPr>
+              <w:keepNext w:val="false"/>
               <w:spacing w:after="40" w:before="0"/>
               <w:jc w:val="center"/>
             </w:pPr>
@@ -14294,6 +14584,7 @@
           </w:tcPr>
           <w:p>
             <w:pPr>
+              <w:keepNext w:val="false"/>
               <w:spacing w:after="40" w:before="0"/>
               <w:jc w:val="left"/>
             </w:pPr>
@@ -14326,6 +14617,7 @@
           </w:tcPr>
           <w:p>
             <w:pPr>
+              <w:keepNext w:val="false"/>
               <w:spacing w:after="40" w:before="0"/>
               <w:jc w:val="left"/>
             </w:pPr>
@@ -14360,6 +14652,7 @@
           </w:tcPr>
           <w:p>
             <w:pPr>
+              <w:keepNext w:val="false"/>
               <w:spacing w:after="40" w:before="0"/>
               <w:jc w:val="left"/>
             </w:pPr>
@@ -14392,6 +14685,7 @@
           </w:tcPr>
           <w:p>
             <w:pPr>
+              <w:keepNext w:val="false"/>
               <w:spacing w:after="40" w:before="0"/>
               <w:jc w:val="left"/>
             </w:pPr>
@@ -14426,6 +14720,7 @@
           </w:tcPr>
           <w:p>
             <w:pPr>
+              <w:keepNext w:val="false"/>
               <w:spacing w:after="40" w:before="0"/>
               <w:jc w:val="left"/>
             </w:pPr>
@@ -14458,6 +14753,7 @@
           </w:tcPr>
           <w:p>
             <w:pPr>
+              <w:keepNext w:val="false"/>
               <w:spacing w:after="40" w:before="0"/>
               <w:jc w:val="left"/>
             </w:pPr>
@@ -14492,6 +14788,7 @@
           </w:tcPr>
           <w:p>
             <w:pPr>
+              <w:keepNext w:val="false"/>
               <w:spacing w:after="40" w:before="0"/>
               <w:jc w:val="left"/>
             </w:pPr>
@@ -14524,6 +14821,7 @@
           </w:tcPr>
           <w:p>
             <w:pPr>
+              <w:keepNext w:val="false"/>
               <w:spacing w:after="40" w:before="0"/>
               <w:jc w:val="left"/>
             </w:pPr>
@@ -14558,6 +14856,7 @@
           </w:tcPr>
           <w:p>
             <w:pPr>
+              <w:keepNext w:val="false"/>
               <w:spacing w:after="40" w:before="0"/>
               <w:jc w:val="left"/>
             </w:pPr>
@@ -14590,6 +14889,7 @@
           </w:tcPr>
           <w:p>
             <w:pPr>
+              <w:keepNext w:val="false"/>
               <w:spacing w:after="40" w:before="0"/>
               <w:jc w:val="left"/>
             </w:pPr>
@@ -14624,6 +14924,7 @@
           </w:tcPr>
           <w:p>
             <w:pPr>
+              <w:keepNext w:val="false"/>
               <w:spacing w:after="40" w:before="0"/>
               <w:jc w:val="left"/>
             </w:pPr>
@@ -14656,6 +14957,7 @@
           </w:tcPr>
           <w:p>
             <w:pPr>
+              <w:keepNext w:val="false"/>
               <w:spacing w:after="40" w:before="0"/>
               <w:jc w:val="left"/>
             </w:pPr>
@@ -14690,6 +14992,7 @@
           </w:tcPr>
           <w:p>
             <w:pPr>
+              <w:keepNext w:val="false"/>
               <w:spacing w:after="40" w:before="0"/>
               <w:jc w:val="left"/>
             </w:pPr>
@@ -14722,6 +15025,7 @@
           </w:tcPr>
           <w:p>
             <w:pPr>
+              <w:keepNext w:val="false"/>
               <w:spacing w:after="40" w:before="0"/>
               <w:jc w:val="left"/>
             </w:pPr>
@@ -14756,6 +15060,7 @@
           </w:tcPr>
           <w:p>
             <w:pPr>
+              <w:keepNext w:val="false"/>
               <w:spacing w:after="40" w:before="0"/>
               <w:jc w:val="left"/>
             </w:pPr>
@@ -14788,6 +15093,7 @@
           </w:tcPr>
           <w:p>
             <w:pPr>
+              <w:keepNext w:val="false"/>
               <w:spacing w:after="40" w:before="0"/>
               <w:jc w:val="left"/>
             </w:pPr>
@@ -14847,6 +15153,7 @@
           </w:tcPr>
           <w:p>
             <w:pPr>
+              <w:keepNext w:val="false"/>
               <w:spacing w:after="40" w:before="0"/>
               <w:jc w:val="center"/>
             </w:pPr>
@@ -14881,6 +15188,7 @@
           </w:tcPr>
           <w:p>
             <w:pPr>
+              <w:keepNext w:val="false"/>
               <w:spacing w:after="40" w:before="0"/>
               <w:jc w:val="left"/>
             </w:pPr>
@@ -14945,6 +15253,7 @@
           </w:tcPr>
           <w:p>
             <w:pPr>
+              <w:keepNext w:val="false"/>
               <w:spacing w:after="40" w:before="0"/>
               <w:jc w:val="center"/>
             </w:pPr>
@@ -14979,6 +15288,7 @@
           </w:tcPr>
           <w:p>
             <w:pPr>
+              <w:keepNext w:val="false"/>
               <w:spacing w:after="40" w:before="0"/>
               <w:jc w:val="left"/>
             </w:pPr>
@@ -15011,6 +15321,7 @@
           </w:tcPr>
           <w:p>
             <w:pPr>
+              <w:keepNext w:val="false"/>
               <w:spacing w:after="40" w:before="0"/>
               <w:jc w:val="left"/>
             </w:pPr>
@@ -15043,6 +15354,7 @@
           </w:tcPr>
           <w:p>
             <w:pPr>
+              <w:keepNext w:val="false"/>
               <w:spacing w:after="40" w:before="0"/>
               <w:jc w:val="left"/>
             </w:pPr>
@@ -15075,6 +15387,7 @@
           </w:tcPr>
           <w:p>
             <w:pPr>
+              <w:keepNext w:val="false"/>
               <w:spacing w:after="40" w:before="0"/>
               <w:jc w:val="left"/>
             </w:pPr>
@@ -15107,6 +15420,7 @@
           </w:tcPr>
           <w:p>
             <w:pPr>
+              <w:keepNext w:val="false"/>
               <w:spacing w:after="40" w:before="0"/>
               <w:jc w:val="left"/>
             </w:pPr>
@@ -15141,6 +15455,7 @@
           </w:tcPr>
           <w:p>
             <w:pPr>
+              <w:keepNext w:val="false"/>
               <w:spacing w:after="40" w:before="0"/>
               <w:jc w:val="left"/>
             </w:pPr>
@@ -15178,7 +15493,7 @@
             <w:pPr>
               <w:spacing w:after="20" w:before="0"/>
             </w:pPr>
-            <w:hyperlink w:history="1" r:id="rIdtaux67w_7jbiw7e3nxduk">
+            <w:hyperlink w:history="1" r:id="rIdp63p4m0xq6mt37yejov3d">
               <w:r>
                 <w:rPr>
                   <w:rFonts w:ascii="Arial" w:cs="Arial" w:eastAsia="Arial" w:hAnsi="Arial"/>
@@ -15211,7 +15526,7 @@
               <w:spacing w:after="10" w:before="0"/>
               <w:ind w:left="120"/>
             </w:pPr>
-            <w:hyperlink w:history="1" r:id="rIdtd2c5kqtpf4vu9lmsho2s">
+            <w:hyperlink w:history="1" r:id="rIdqhgsrpvmvkp9ibhpmxkmx">
               <w:r>
                 <w:rPr>
                   <w:rFonts w:ascii="Arial" w:cs="Arial" w:eastAsia="Arial" w:hAnsi="Arial"/>
@@ -15256,7 +15571,7 @@
             <w:pPr>
               <w:spacing w:after="20" w:before="0"/>
             </w:pPr>
-            <w:hyperlink w:history="1" r:id="rIdijff8zoejl5rxlm8yd4q2">
+            <w:hyperlink w:history="1" r:id="rId-chgon3o7zoctecgpd2we">
               <w:r>
                 <w:rPr>
                   <w:rFonts w:ascii="Arial" w:cs="Arial" w:eastAsia="Arial" w:hAnsi="Arial"/>
@@ -15289,7 +15604,7 @@
               <w:spacing w:after="10" w:before="0"/>
               <w:ind w:left="120"/>
             </w:pPr>
-            <w:hyperlink w:history="1" r:id="rIdvxeowdt2n5qswge1ln_l6">
+            <w:hyperlink w:history="1" r:id="rIdb0bkl4dew7vxnfdijf84y">
               <w:r>
                 <w:rPr>
                   <w:rFonts w:ascii="Arial" w:cs="Arial" w:eastAsia="Arial" w:hAnsi="Arial"/>
@@ -15317,6 +15632,7 @@
           </w:tcPr>
           <w:p>
             <w:pPr>
+              <w:keepNext w:val="false"/>
               <w:spacing w:after="40" w:before="0"/>
               <w:jc w:val="left"/>
             </w:pPr>
@@ -15349,6 +15665,7 @@
           </w:tcPr>
           <w:p>
             <w:pPr>
+              <w:keepNext w:val="false"/>
               <w:spacing w:after="40" w:before="0"/>
               <w:jc w:val="left"/>
             </w:pPr>
@@ -15381,6 +15698,7 @@
           </w:tcPr>
           <w:p>
             <w:pPr>
+              <w:keepNext w:val="false"/>
               <w:spacing w:after="40" w:before="0"/>
               <w:jc w:val="left"/>
             </w:pPr>
@@ -15413,6 +15731,7 @@
           </w:tcPr>
           <w:p>
             <w:pPr>
+              <w:keepNext w:val="false"/>
               <w:spacing w:after="40" w:before="0"/>
               <w:jc w:val="left"/>
             </w:pPr>
@@ -15447,6 +15766,7 @@
           </w:tcPr>
           <w:p>
             <w:pPr>
+              <w:keepNext w:val="false"/>
               <w:spacing w:after="40" w:before="0"/>
               <w:jc w:val="left"/>
             </w:pPr>
@@ -15484,7 +15804,7 @@
             <w:pPr>
               <w:spacing w:after="20" w:before="0"/>
             </w:pPr>
-            <w:hyperlink w:history="1" r:id="rIdkcyuim9s0zliw_1f0vjza">
+            <w:hyperlink w:history="1" r:id="rIdtpuptg-ofq_pnlrxkzyax">
               <w:r>
                 <w:rPr>
                   <w:rFonts w:ascii="Arial" w:cs="Arial" w:eastAsia="Arial" w:hAnsi="Arial"/>
@@ -15517,7 +15837,7 @@
               <w:spacing w:after="10" w:before="0"/>
               <w:ind w:left="120"/>
             </w:pPr>
-            <w:hyperlink w:history="1" r:id="rIderccy5rley4kg1whr2c3s">
+            <w:hyperlink w:history="1" r:id="rIdhnru0ckvhm5rnic-isygv">
               <w:r>
                 <w:rPr>
                   <w:rFonts w:ascii="Arial" w:cs="Arial" w:eastAsia="Arial" w:hAnsi="Arial"/>
@@ -15562,7 +15882,7 @@
             <w:pPr>
               <w:spacing w:after="20" w:before="0"/>
             </w:pPr>
-            <w:hyperlink w:history="1" r:id="rIduvkks0euvlsj62ajgtq9s">
+            <w:hyperlink w:history="1" r:id="rId5z0_drrzhtmydojqlvpdz">
               <w:r>
                 <w:rPr>
                   <w:rFonts w:ascii="Arial" w:cs="Arial" w:eastAsia="Arial" w:hAnsi="Arial"/>
@@ -15595,7 +15915,7 @@
               <w:spacing w:after="10" w:before="0"/>
               <w:ind w:left="120"/>
             </w:pPr>
-            <w:hyperlink w:history="1" r:id="rIdh9410ewpjjrrj6_9ghf8j">
+            <w:hyperlink w:history="1" r:id="rIdw1si9sx6lkaab_hzh5xfy">
               <w:r>
                 <w:rPr>
                   <w:rFonts w:ascii="Arial" w:cs="Arial" w:eastAsia="Arial" w:hAnsi="Arial"/>
@@ -15623,6 +15943,7 @@
           </w:tcPr>
           <w:p>
             <w:pPr>
+              <w:keepNext w:val="false"/>
               <w:spacing w:after="40" w:before="0"/>
               <w:jc w:val="left"/>
             </w:pPr>
@@ -15655,6 +15976,7 @@
           </w:tcPr>
           <w:p>
             <w:pPr>
+              <w:keepNext w:val="false"/>
               <w:spacing w:after="40" w:before="0"/>
               <w:jc w:val="left"/>
             </w:pPr>
@@ -15687,6 +16009,7 @@
           </w:tcPr>
           <w:p>
             <w:pPr>
+              <w:keepNext w:val="false"/>
               <w:spacing w:after="40" w:before="0"/>
               <w:jc w:val="left"/>
             </w:pPr>
@@ -15719,6 +16042,7 @@
           </w:tcPr>
           <w:p>
             <w:pPr>
+              <w:keepNext w:val="false"/>
               <w:spacing w:after="40" w:before="0"/>
               <w:jc w:val="left"/>
             </w:pPr>
@@ -15753,6 +16077,7 @@
           </w:tcPr>
           <w:p>
             <w:pPr>
+              <w:keepNext w:val="false"/>
               <w:spacing w:after="40" w:before="0"/>
               <w:jc w:val="left"/>
             </w:pPr>
@@ -15790,7 +16115,7 @@
             <w:pPr>
               <w:spacing w:after="20" w:before="0"/>
             </w:pPr>
-            <w:hyperlink w:history="1" r:id="rId-esejsb4zhlshjq2nenvy">
+            <w:hyperlink w:history="1" r:id="rId2yik8blicqmsz8drlf5a0">
               <w:r>
                 <w:rPr>
                   <w:rFonts w:ascii="Arial" w:cs="Arial" w:eastAsia="Arial" w:hAnsi="Arial"/>
@@ -15839,7 +16164,7 @@
               <w:spacing w:after="10" w:before="0"/>
               <w:ind w:left="120"/>
             </w:pPr>
-            <w:hyperlink w:history="1" r:id="rIdakrr-wjaicbtnwmgfi9gq">
+            <w:hyperlink w:history="1" r:id="rIdagomdkvbq95ulrxfkbe3g">
               <w:r>
                 <w:rPr>
                   <w:rFonts w:ascii="Arial" w:cs="Arial" w:eastAsia="Arial" w:hAnsi="Arial"/>
@@ -15884,7 +16209,7 @@
             <w:pPr>
               <w:spacing w:after="20" w:before="0"/>
             </w:pPr>
-            <w:hyperlink w:history="1" r:id="rIdabrnvujuny_dopt1xm26o">
+            <w:hyperlink w:history="1" r:id="rIdnmuaehpwenzfrqqfp0lly">
               <w:r>
                 <w:rPr>
                   <w:rFonts w:ascii="Arial" w:cs="Arial" w:eastAsia="Arial" w:hAnsi="Arial"/>
@@ -15917,7 +16242,7 @@
               <w:spacing w:after="10" w:before="0"/>
               <w:ind w:left="120"/>
             </w:pPr>
-            <w:hyperlink w:history="1" r:id="rIdkiug_dylihkzhelq7iuqx">
+            <w:hyperlink w:history="1" r:id="rIdr8ugg9mxcdgebq49trt_m">
               <w:r>
                 <w:rPr>
                   <w:rFonts w:ascii="Arial" w:cs="Arial" w:eastAsia="Arial" w:hAnsi="Arial"/>
@@ -15945,6 +16270,7 @@
           </w:tcPr>
           <w:p>
             <w:pPr>
+              <w:keepNext w:val="false"/>
               <w:spacing w:after="40" w:before="0"/>
               <w:jc w:val="left"/>
             </w:pPr>
@@ -15977,6 +16303,7 @@
           </w:tcPr>
           <w:p>
             <w:pPr>
+              <w:keepNext w:val="false"/>
               <w:spacing w:after="40" w:before="0"/>
               <w:jc w:val="left"/>
             </w:pPr>
@@ -16009,6 +16336,7 @@
           </w:tcPr>
           <w:p>
             <w:pPr>
+              <w:keepNext w:val="false"/>
               <w:spacing w:after="40" w:before="0"/>
               <w:jc w:val="left"/>
             </w:pPr>
@@ -16041,6 +16369,7 @@
           </w:tcPr>
           <w:p>
             <w:pPr>
+              <w:keepNext w:val="false"/>
               <w:spacing w:after="40" w:before="0"/>
               <w:jc w:val="left"/>
             </w:pPr>
@@ -16075,6 +16404,7 @@
           </w:tcPr>
           <w:p>
             <w:pPr>
+              <w:keepNext w:val="false"/>
               <w:spacing w:after="40" w:before="0"/>
               <w:jc w:val="left"/>
             </w:pPr>
@@ -16112,7 +16442,7 @@
             <w:pPr>
               <w:spacing w:after="20" w:before="0"/>
             </w:pPr>
-            <w:hyperlink w:history="1" r:id="rIdmurnipzklca8fhehe1qmt">
+            <w:hyperlink w:history="1" r:id="rIdnd0dah17-iakctedbjqxp">
               <w:r>
                 <w:rPr>
                   <w:rFonts w:ascii="Arial" w:cs="Arial" w:eastAsia="Arial" w:hAnsi="Arial"/>
@@ -16161,7 +16491,7 @@
               <w:spacing w:after="10" w:before="0"/>
               <w:ind w:left="120"/>
             </w:pPr>
-            <w:hyperlink w:history="1" r:id="rIdkjuoby2enhwqy5j-cwixz">
+            <w:hyperlink w:history="1" r:id="rIdojf6jhik-rwsggg5t0itf">
               <w:r>
                 <w:rPr>
                   <w:rFonts w:ascii="Arial" w:cs="Arial" w:eastAsia="Arial" w:hAnsi="Arial"/>
@@ -16206,7 +16536,7 @@
             <w:pPr>
               <w:spacing w:after="20" w:before="0"/>
             </w:pPr>
-            <w:hyperlink w:history="1" r:id="rIdfilcqeeq7c9uok3aidz7m">
+            <w:hyperlink w:history="1" r:id="rIdmehfqisqgxmrrscnet-84">
               <w:r>
                 <w:rPr>
                   <w:rFonts w:ascii="Arial" w:cs="Arial" w:eastAsia="Arial" w:hAnsi="Arial"/>
@@ -16239,7 +16569,7 @@
               <w:spacing w:after="10" w:before="0"/>
               <w:ind w:left="120"/>
             </w:pPr>
-            <w:hyperlink w:history="1" r:id="rId0dodza-o4muksh3zac7n5">
+            <w:hyperlink w:history="1" r:id="rIdlzmb6vevhd3gdnbxr9kld">
               <w:r>
                 <w:rPr>
                   <w:rFonts w:ascii="Arial" w:cs="Arial" w:eastAsia="Arial" w:hAnsi="Arial"/>
@@ -16267,6 +16597,7 @@
           </w:tcPr>
           <w:p>
             <w:pPr>
+              <w:keepNext w:val="false"/>
               <w:spacing w:after="40" w:before="0"/>
               <w:jc w:val="left"/>
             </w:pPr>
@@ -16299,6 +16630,7 @@
           </w:tcPr>
           <w:p>
             <w:pPr>
+              <w:keepNext w:val="false"/>
               <w:spacing w:after="40" w:before="0"/>
               <w:jc w:val="left"/>
             </w:pPr>
@@ -16331,6 +16663,7 @@
           </w:tcPr>
           <w:p>
             <w:pPr>
+              <w:keepNext w:val="false"/>
               <w:spacing w:after="40" w:before="0"/>
               <w:jc w:val="left"/>
             </w:pPr>
@@ -16363,6 +16696,7 @@
           </w:tcPr>
           <w:p>
             <w:pPr>
+              <w:keepNext w:val="false"/>
               <w:spacing w:after="40" w:before="0"/>
               <w:jc w:val="left"/>
             </w:pPr>
@@ -16397,6 +16731,7 @@
           </w:tcPr>
           <w:p>
             <w:pPr>
+              <w:keepNext w:val="false"/>
               <w:spacing w:after="40" w:before="0"/>
               <w:jc w:val="left"/>
             </w:pPr>
@@ -16434,7 +16769,7 @@
             <w:pPr>
               <w:spacing w:after="20" w:before="0"/>
             </w:pPr>
-            <w:hyperlink w:history="1" r:id="rIdiocxkxkqykcitpgvxej5l">
+            <w:hyperlink w:history="1" r:id="rIdjtdavja-yce2dlohj8zqg">
               <w:r>
                 <w:rPr>
                   <w:rFonts w:ascii="Arial" w:cs="Arial" w:eastAsia="Arial" w:hAnsi="Arial"/>
@@ -16467,7 +16802,7 @@
               <w:spacing w:after="10" w:before="0"/>
               <w:ind w:left="120"/>
             </w:pPr>
-            <w:hyperlink w:history="1" r:id="rIdq9z_fhxqlyq30km78y5pf">
+            <w:hyperlink w:history="1" r:id="rIdtdfrtbk9g5x18kvmz31ek">
               <w:r>
                 <w:rPr>
                   <w:rFonts w:ascii="Arial" w:cs="Arial" w:eastAsia="Arial" w:hAnsi="Arial"/>
@@ -16512,7 +16847,7 @@
             <w:pPr>
               <w:spacing w:after="20" w:before="0"/>
             </w:pPr>
-            <w:hyperlink w:history="1" r:id="rIdgsejgacnpez5ekt5uwsh-">
+            <w:hyperlink w:history="1" r:id="rIdb5ji1yca94wcklxugbqie">
               <w:r>
                 <w:rPr>
                   <w:rFonts w:ascii="Arial" w:cs="Arial" w:eastAsia="Arial" w:hAnsi="Arial"/>
@@ -16561,7 +16896,7 @@
               <w:spacing w:after="10" w:before="0"/>
               <w:ind w:left="120"/>
             </w:pPr>
-            <w:hyperlink w:history="1" r:id="rIdhy9kxjustpxxnntos52lo">
+            <w:hyperlink w:history="1" r:id="rIdnd8utkol1mbyn-jhs4gxd">
               <w:r>
                 <w:rPr>
                   <w:rFonts w:ascii="Arial" w:cs="Arial" w:eastAsia="Arial" w:hAnsi="Arial"/>
@@ -16589,6 +16924,7 @@
           </w:tcPr>
           <w:p>
             <w:pPr>
+              <w:keepNext w:val="false"/>
               <w:spacing w:after="40" w:before="0"/>
               <w:jc w:val="left"/>
             </w:pPr>
@@ -16621,6 +16957,7 @@
           </w:tcPr>
           <w:p>
             <w:pPr>
+              <w:keepNext w:val="false"/>
               <w:spacing w:after="40" w:before="0"/>
               <w:jc w:val="left"/>
             </w:pPr>
@@ -16653,6 +16990,7 @@
           </w:tcPr>
           <w:p>
             <w:pPr>
+              <w:keepNext w:val="false"/>
               <w:spacing w:after="40" w:before="0"/>
               <w:jc w:val="left"/>
             </w:pPr>
@@ -16685,6 +17023,7 @@
           </w:tcPr>
           <w:p>
             <w:pPr>
+              <w:keepNext w:val="false"/>
               <w:spacing w:after="40" w:before="0"/>
               <w:jc w:val="left"/>
             </w:pPr>
@@ -16744,6 +17083,7 @@
           </w:tcPr>
           <w:p>
             <w:pPr>
+              <w:keepNext w:val="false"/>
               <w:spacing w:after="40" w:before="0"/>
               <w:jc w:val="center"/>
             </w:pPr>
@@ -16778,6 +17118,7 @@
           </w:tcPr>
           <w:p>
             <w:pPr>
+              <w:keepNext w:val="false"/>
               <w:spacing w:after="40" w:before="0"/>
               <w:jc w:val="left"/>
             </w:pPr>
@@ -16839,6 +17180,7 @@
           </w:tcPr>
           <w:p>
             <w:pPr>
+              <w:keepNext w:val="false"/>
               <w:spacing w:after="40" w:before="0"/>
               <w:jc w:val="center"/>
             </w:pPr>
@@ -16873,6 +17215,7 @@
           </w:tcPr>
           <w:p>
             <w:pPr>
+              <w:keepNext w:val="false"/>
               <w:spacing w:after="40" w:before="0"/>
               <w:jc w:val="left"/>
             </w:pPr>
@@ -16905,6 +17248,7 @@
           </w:tcPr>
           <w:p>
             <w:pPr>
+              <w:keepNext w:val="false"/>
               <w:spacing w:after="40" w:before="0"/>
               <w:jc w:val="left"/>
             </w:pPr>
@@ -16939,6 +17283,7 @@
           </w:tcPr>
           <w:p>
             <w:pPr>
+              <w:keepNext w:val="false"/>
               <w:spacing w:after="40" w:before="0"/>
               <w:jc w:val="left"/>
             </w:pPr>
@@ -16971,6 +17316,7 @@
           </w:tcPr>
           <w:p>
             <w:pPr>
+              <w:keepNext w:val="false"/>
               <w:spacing w:after="40" w:before="0"/>
               <w:jc w:val="left"/>
             </w:pPr>
@@ -17005,6 +17351,7 @@
           </w:tcPr>
           <w:p>
             <w:pPr>
+              <w:keepNext w:val="false"/>
               <w:spacing w:after="40" w:before="0"/>
               <w:jc w:val="left"/>
             </w:pPr>
@@ -17037,6 +17384,7 @@
           </w:tcPr>
           <w:p>
             <w:pPr>
+              <w:keepNext w:val="false"/>
               <w:spacing w:after="40" w:before="0"/>
               <w:jc w:val="left"/>
             </w:pPr>
@@ -17073,7 +17421,7 @@
         </w:rPr>
         <w:t xml:space="preserve">© 2026 SeaVuria and ARES. Aligned with KICD objectives. Developed by SeaVuria; technical implementation by ARES (with AI assistance from Claude). Licensed under </w:t>
       </w:r>
-      <w:hyperlink w:history="1" r:id="rIdxp9avebjaityxb4iiy_de">
+      <w:hyperlink w:history="1" r:id="rIdvemsnegbzj_i18zojl16u">
         <w:r>
           <w:rPr>
             <w:rFonts w:ascii="Arial" w:cs="Arial" w:eastAsia="Arial" w:hAnsi="Arial"/>
@@ -17094,7 +17442,7 @@
         </w:rPr>
         <w:t xml:space="preserve"> (</w:t>
       </w:r>
-      <w:hyperlink w:history="1" r:id="rIdzp9qqe_4crrlrebtcqi4d">
+      <w:hyperlink w:history="1" r:id="rId1ic1zo5c19eyzjhkihlal">
         <w:r>
           <w:rPr>
             <w:rFonts w:ascii="Arial" w:cs="Arial" w:eastAsia="Arial" w:hAnsi="Arial"/>
@@ -17154,6 +17502,7 @@
           </w:tcPr>
           <w:p>
             <w:pPr>
+              <w:keepNext w:val="false"/>
               <w:spacing w:after="40" w:before="0"/>
               <w:jc w:val="center"/>
             </w:pPr>
@@ -17189,6 +17538,7 @@
           </w:tcPr>
           <w:p>
             <w:pPr>
+              <w:keepNext w:val="false"/>
               <w:spacing w:after="40" w:before="0"/>
               <w:jc w:val="center"/>
             </w:pPr>
@@ -17223,6 +17573,7 @@
           </w:tcPr>
           <w:p>
             <w:pPr>
+              <w:keepNext w:val="false"/>
               <w:spacing w:after="40" w:before="0"/>
               <w:jc w:val="left"/>
             </w:pPr>
@@ -17255,6 +17606,7 @@
           </w:tcPr>
           <w:p>
             <w:pPr>
+              <w:keepNext w:val="false"/>
               <w:spacing w:after="40" w:before="0"/>
               <w:jc w:val="left"/>
             </w:pPr>
@@ -17289,6 +17641,7 @@
           </w:tcPr>
           <w:p>
             <w:pPr>
+              <w:keepNext w:val="false"/>
               <w:spacing w:after="40" w:before="0"/>
               <w:jc w:val="left"/>
             </w:pPr>
@@ -17321,6 +17674,7 @@
           </w:tcPr>
           <w:p>
             <w:pPr>
+              <w:keepNext w:val="false"/>
               <w:spacing w:after="40" w:before="0"/>
               <w:jc w:val="left"/>
             </w:pPr>
@@ -17355,6 +17709,7 @@
           </w:tcPr>
           <w:p>
             <w:pPr>
+              <w:keepNext w:val="false"/>
               <w:spacing w:after="40" w:before="0"/>
               <w:jc w:val="left"/>
             </w:pPr>
@@ -17387,6 +17742,7 @@
           </w:tcPr>
           <w:p>
             <w:pPr>
+              <w:keepNext w:val="false"/>
               <w:spacing w:after="40" w:before="0"/>
               <w:jc w:val="left"/>
             </w:pPr>
@@ -17421,6 +17777,7 @@
           </w:tcPr>
           <w:p>
             <w:pPr>
+              <w:keepNext w:val="false"/>
               <w:spacing w:after="40" w:before="0"/>
               <w:jc w:val="left"/>
             </w:pPr>
@@ -17453,6 +17810,7 @@
           </w:tcPr>
           <w:p>
             <w:pPr>
+              <w:keepNext w:val="false"/>
               <w:spacing w:after="40" w:before="0"/>
               <w:jc w:val="left"/>
             </w:pPr>
@@ -17487,6 +17845,7 @@
           </w:tcPr>
           <w:p>
             <w:pPr>
+              <w:keepNext w:val="false"/>
               <w:spacing w:after="40" w:before="0"/>
               <w:jc w:val="left"/>
             </w:pPr>
@@ -17519,6 +17878,7 @@
           </w:tcPr>
           <w:p>
             <w:pPr>
+              <w:keepNext w:val="false"/>
               <w:spacing w:after="40" w:before="0"/>
               <w:jc w:val="left"/>
             </w:pPr>
@@ -17553,6 +17913,7 @@
           </w:tcPr>
           <w:p>
             <w:pPr>
+              <w:keepNext w:val="false"/>
               <w:spacing w:after="40" w:before="0"/>
               <w:jc w:val="left"/>
             </w:pPr>
@@ -17585,6 +17946,7 @@
           </w:tcPr>
           <w:p>
             <w:pPr>
+              <w:keepNext w:val="false"/>
               <w:spacing w:after="40" w:before="0"/>
               <w:jc w:val="left"/>
             </w:pPr>
@@ -17619,6 +17981,7 @@
           </w:tcPr>
           <w:p>
             <w:pPr>
+              <w:keepNext w:val="false"/>
               <w:spacing w:after="40" w:before="0"/>
               <w:jc w:val="left"/>
             </w:pPr>
@@ -17651,6 +18014,7 @@
           </w:tcPr>
           <w:p>
             <w:pPr>
+              <w:keepNext w:val="false"/>
               <w:spacing w:after="40" w:before="0"/>
               <w:jc w:val="left"/>
             </w:pPr>
@@ -17685,6 +18049,7 @@
           </w:tcPr>
           <w:p>
             <w:pPr>
+              <w:keepNext w:val="false"/>
               <w:spacing w:after="40" w:before="0"/>
               <w:jc w:val="left"/>
             </w:pPr>
@@ -17717,6 +18082,7 @@
           </w:tcPr>
           <w:p>
             <w:pPr>
+              <w:keepNext w:val="false"/>
               <w:spacing w:after="40" w:before="0"/>
               <w:jc w:val="left"/>
             </w:pPr>
@@ -17776,6 +18142,7 @@
           </w:tcPr>
           <w:p>
             <w:pPr>
+              <w:keepNext w:val="false"/>
               <w:spacing w:after="40" w:before="0"/>
               <w:jc w:val="center"/>
             </w:pPr>
@@ -17810,6 +18177,7 @@
           </w:tcPr>
           <w:p>
             <w:pPr>
+              <w:keepNext w:val="false"/>
               <w:spacing w:after="40" w:before="0"/>
               <w:jc w:val="left"/>
             </w:pPr>
@@ -17874,6 +18242,7 @@
           </w:tcPr>
           <w:p>
             <w:pPr>
+              <w:keepNext w:val="false"/>
               <w:spacing w:after="40" w:before="0"/>
               <w:jc w:val="center"/>
             </w:pPr>
@@ -17908,6 +18277,7 @@
           </w:tcPr>
           <w:p>
             <w:pPr>
+              <w:keepNext w:val="false"/>
               <w:spacing w:after="40" w:before="0"/>
               <w:jc w:val="left"/>
             </w:pPr>
@@ -17940,6 +18310,7 @@
           </w:tcPr>
           <w:p>
             <w:pPr>
+              <w:keepNext w:val="false"/>
               <w:spacing w:after="40" w:before="0"/>
               <w:jc w:val="left"/>
             </w:pPr>
@@ -17972,6 +18343,7 @@
           </w:tcPr>
           <w:p>
             <w:pPr>
+              <w:keepNext w:val="false"/>
               <w:spacing w:after="40" w:before="0"/>
               <w:jc w:val="left"/>
             </w:pPr>
@@ -18004,6 +18376,7 @@
           </w:tcPr>
           <w:p>
             <w:pPr>
+              <w:keepNext w:val="false"/>
               <w:spacing w:after="40" w:before="0"/>
               <w:jc w:val="left"/>
             </w:pPr>
@@ -18036,6 +18409,7 @@
           </w:tcPr>
           <w:p>
             <w:pPr>
+              <w:keepNext w:val="false"/>
               <w:spacing w:after="40" w:before="0"/>
               <w:jc w:val="left"/>
             </w:pPr>
@@ -18070,6 +18444,7 @@
           </w:tcPr>
           <w:p>
             <w:pPr>
+              <w:keepNext w:val="false"/>
               <w:spacing w:after="40" w:before="0"/>
               <w:jc w:val="left"/>
             </w:pPr>
@@ -18107,7 +18482,7 @@
             <w:pPr>
               <w:spacing w:after="20" w:before="0"/>
             </w:pPr>
-            <w:hyperlink w:history="1" r:id="rIdp03nh6okwyxrs25prhrzj">
+            <w:hyperlink w:history="1" r:id="rIdurmjef5rp1znybnw1d5ht">
               <w:r>
                 <w:rPr>
                   <w:rFonts w:ascii="Arial" w:cs="Arial" w:eastAsia="Arial" w:hAnsi="Arial"/>
@@ -18156,7 +18531,7 @@
               <w:spacing w:after="10" w:before="0"/>
               <w:ind w:left="120"/>
             </w:pPr>
-            <w:hyperlink w:history="1" r:id="rIdqumeifyncwidwenfow4pu">
+            <w:hyperlink w:history="1" r:id="rIdp8uwoeaw2oqfn6dr4ongl">
               <w:r>
                 <w:rPr>
                   <w:rFonts w:ascii="Arial" w:cs="Arial" w:eastAsia="Arial" w:hAnsi="Arial"/>
@@ -18201,7 +18576,7 @@
             <w:pPr>
               <w:spacing w:after="20" w:before="0"/>
             </w:pPr>
-            <w:hyperlink w:history="1" r:id="rIdbwktqqcsw3hodemly4j5d">
+            <w:hyperlink w:history="1" r:id="rIdv-i1rheewunbrjsragxmy">
               <w:r>
                 <w:rPr>
                   <w:rFonts w:ascii="Arial" w:cs="Arial" w:eastAsia="Arial" w:hAnsi="Arial"/>
@@ -18234,7 +18609,7 @@
               <w:spacing w:after="10" w:before="0"/>
               <w:ind w:left="120"/>
             </w:pPr>
-            <w:hyperlink w:history="1" r:id="rId0d7guo_1y8ewaykmwfc6f">
+            <w:hyperlink w:history="1" r:id="rId3ye9dsuhoyhbueulhm6sf">
               <w:r>
                 <w:rPr>
                   <w:rFonts w:ascii="Arial" w:cs="Arial" w:eastAsia="Arial" w:hAnsi="Arial"/>
@@ -18262,6 +18637,7 @@
           </w:tcPr>
           <w:p>
             <w:pPr>
+              <w:keepNext w:val="false"/>
               <w:spacing w:after="40" w:before="0"/>
               <w:jc w:val="left"/>
             </w:pPr>
@@ -18294,6 +18670,7 @@
           </w:tcPr>
           <w:p>
             <w:pPr>
+              <w:keepNext w:val="false"/>
               <w:spacing w:after="40" w:before="0"/>
               <w:jc w:val="left"/>
             </w:pPr>
@@ -18326,6 +18703,7 @@
           </w:tcPr>
           <w:p>
             <w:pPr>
+              <w:keepNext w:val="false"/>
               <w:spacing w:after="40" w:before="0"/>
               <w:jc w:val="left"/>
             </w:pPr>
@@ -18358,6 +18736,7 @@
           </w:tcPr>
           <w:p>
             <w:pPr>
+              <w:keepNext w:val="false"/>
               <w:spacing w:after="40" w:before="0"/>
               <w:jc w:val="left"/>
             </w:pPr>
@@ -18392,6 +18771,7 @@
           </w:tcPr>
           <w:p>
             <w:pPr>
+              <w:keepNext w:val="false"/>
               <w:spacing w:after="40" w:before="0"/>
               <w:jc w:val="left"/>
             </w:pPr>
@@ -18429,7 +18809,7 @@
             <w:pPr>
               <w:spacing w:after="20" w:before="0"/>
             </w:pPr>
-            <w:hyperlink w:history="1" r:id="rIdhdp_6k8sj8verotwa0j8n">
+            <w:hyperlink w:history="1" r:id="rIdmocw9dtktmtbucewwla68">
               <w:r>
                 <w:rPr>
                   <w:rFonts w:ascii="Arial" w:cs="Arial" w:eastAsia="Arial" w:hAnsi="Arial"/>
@@ -18478,7 +18858,7 @@
               <w:spacing w:after="10" w:before="0"/>
               <w:ind w:left="120"/>
             </w:pPr>
-            <w:hyperlink w:history="1" r:id="rIdthy7afh2qkpmbjoj3hl2t">
+            <w:hyperlink w:history="1" r:id="rIdd2hqjv1lecexfl7lgox8-">
               <w:r>
                 <w:rPr>
                   <w:rFonts w:ascii="Arial" w:cs="Arial" w:eastAsia="Arial" w:hAnsi="Arial"/>
@@ -18523,7 +18903,7 @@
             <w:pPr>
               <w:spacing w:after="20" w:before="0"/>
             </w:pPr>
-            <w:hyperlink w:history="1" r:id="rId7w2dcpsmmjtwvflxp8vaf">
+            <w:hyperlink w:history="1" r:id="rIdsg78tlxhc36mudeuvgw-t">
               <w:r>
                 <w:rPr>
                   <w:rFonts w:ascii="Arial" w:cs="Arial" w:eastAsia="Arial" w:hAnsi="Arial"/>
@@ -18556,7 +18936,7 @@
               <w:spacing w:after="10" w:before="0"/>
               <w:ind w:left="120"/>
             </w:pPr>
-            <w:hyperlink w:history="1" r:id="rIdx23ezbbk_3mcyr0ztj8yy">
+            <w:hyperlink w:history="1" r:id="rIdumzhlkcbieunzqcq4r_ly">
               <w:r>
                 <w:rPr>
                   <w:rFonts w:ascii="Arial" w:cs="Arial" w:eastAsia="Arial" w:hAnsi="Arial"/>
@@ -18584,6 +18964,7 @@
           </w:tcPr>
           <w:p>
             <w:pPr>
+              <w:keepNext w:val="false"/>
               <w:spacing w:after="40" w:before="0"/>
               <w:jc w:val="left"/>
             </w:pPr>
@@ -18616,6 +18997,7 @@
           </w:tcPr>
           <w:p>
             <w:pPr>
+              <w:keepNext w:val="false"/>
               <w:spacing w:after="40" w:before="0"/>
               <w:jc w:val="left"/>
             </w:pPr>
@@ -18648,6 +19030,7 @@
           </w:tcPr>
           <w:p>
             <w:pPr>
+              <w:keepNext w:val="false"/>
               <w:spacing w:after="40" w:before="0"/>
               <w:jc w:val="left"/>
             </w:pPr>
@@ -18680,6 +19063,7 @@
           </w:tcPr>
           <w:p>
             <w:pPr>
+              <w:keepNext w:val="false"/>
               <w:spacing w:after="40" w:before="0"/>
               <w:jc w:val="left"/>
             </w:pPr>
@@ -18714,6 +19098,7 @@
           </w:tcPr>
           <w:p>
             <w:pPr>
+              <w:keepNext w:val="false"/>
               <w:spacing w:after="40" w:before="0"/>
               <w:jc w:val="left"/>
             </w:pPr>
@@ -18751,7 +19136,7 @@
             <w:pPr>
               <w:spacing w:after="20" w:before="0"/>
             </w:pPr>
-            <w:hyperlink w:history="1" r:id="rIdpwfdrqynsyzi3d5iukvp-">
+            <w:hyperlink w:history="1" r:id="rIdcxegc_ysvazaoptc-z9fi">
               <w:r>
                 <w:rPr>
                   <w:rFonts w:ascii="Arial" w:cs="Arial" w:eastAsia="Arial" w:hAnsi="Arial"/>
@@ -18800,7 +19185,7 @@
               <w:spacing w:after="10" w:before="0"/>
               <w:ind w:left="120"/>
             </w:pPr>
-            <w:hyperlink w:history="1" r:id="rIdcqakuykowruke8of4zsqx">
+            <w:hyperlink w:history="1" r:id="rIdzdbnvry6af1sqlaqbnxlz">
               <w:r>
                 <w:rPr>
                   <w:rFonts w:ascii="Arial" w:cs="Arial" w:eastAsia="Arial" w:hAnsi="Arial"/>
@@ -18845,7 +19230,7 @@
             <w:pPr>
               <w:spacing w:after="20" w:before="0"/>
             </w:pPr>
-            <w:hyperlink w:history="1" r:id="rIdf5z8wcqtinfrnlarfew9t">
+            <w:hyperlink w:history="1" r:id="rId_zcpm0yah10i6us1axafh">
               <w:r>
                 <w:rPr>
                   <w:rFonts w:ascii="Arial" w:cs="Arial" w:eastAsia="Arial" w:hAnsi="Arial"/>
@@ -18878,7 +19263,7 @@
               <w:spacing w:after="10" w:before="0"/>
               <w:ind w:left="120"/>
             </w:pPr>
-            <w:hyperlink w:history="1" r:id="rIdohwjwyf8mh_efwqpi7nje">
+            <w:hyperlink w:history="1" r:id="rIdtlhwsfszvyuge6i6bunxs">
               <w:r>
                 <w:rPr>
                   <w:rFonts w:ascii="Arial" w:cs="Arial" w:eastAsia="Arial" w:hAnsi="Arial"/>
@@ -18906,6 +19291,7 @@
           </w:tcPr>
           <w:p>
             <w:pPr>
+              <w:keepNext w:val="false"/>
               <w:spacing w:after="40" w:before="0"/>
               <w:jc w:val="left"/>
             </w:pPr>
@@ -18938,6 +19324,7 @@
           </w:tcPr>
           <w:p>
             <w:pPr>
+              <w:keepNext w:val="false"/>
               <w:spacing w:after="40" w:before="0"/>
               <w:jc w:val="left"/>
             </w:pPr>
@@ -18970,6 +19357,7 @@
           </w:tcPr>
           <w:p>
             <w:pPr>
+              <w:keepNext w:val="false"/>
               <w:spacing w:after="40" w:before="0"/>
               <w:jc w:val="left"/>
             </w:pPr>
@@ -19002,6 +19390,7 @@
           </w:tcPr>
           <w:p>
             <w:pPr>
+              <w:keepNext w:val="false"/>
               <w:spacing w:after="40" w:before="0"/>
               <w:jc w:val="left"/>
             </w:pPr>
@@ -19036,6 +19425,7 @@
           </w:tcPr>
           <w:p>
             <w:pPr>
+              <w:keepNext w:val="false"/>
               <w:spacing w:after="40" w:before="0"/>
               <w:jc w:val="left"/>
             </w:pPr>
@@ -19073,7 +19463,7 @@
             <w:pPr>
               <w:spacing w:after="20" w:before="0"/>
             </w:pPr>
-            <w:hyperlink w:history="1" r:id="rIdeewfi8ife-mhyjekx0_mt">
+            <w:hyperlink w:history="1" r:id="rIdbf-f5hy9e4r4g5nj8hnyg">
               <w:r>
                 <w:rPr>
                   <w:rFonts w:ascii="Arial" w:cs="Arial" w:eastAsia="Arial" w:hAnsi="Arial"/>
@@ -19122,7 +19512,7 @@
               <w:spacing w:after="10" w:before="0"/>
               <w:ind w:left="120"/>
             </w:pPr>
-            <w:hyperlink w:history="1" r:id="rIdobihengbrtachtxjt0hii">
+            <w:hyperlink w:history="1" r:id="rIdqpin2kwtjtvnq2vd11fbe">
               <w:r>
                 <w:rPr>
                   <w:rFonts w:ascii="Arial" w:cs="Arial" w:eastAsia="Arial" w:hAnsi="Arial"/>
@@ -19167,7 +19557,7 @@
             <w:pPr>
               <w:spacing w:after="20" w:before="0"/>
             </w:pPr>
-            <w:hyperlink w:history="1" r:id="rIdcs3tdc4iwas-4ygjs6eoi">
+            <w:hyperlink w:history="1" r:id="rIdvfwwkd_jlaskzph9vznbx">
               <w:r>
                 <w:rPr>
                   <w:rFonts w:ascii="Arial" w:cs="Arial" w:eastAsia="Arial" w:hAnsi="Arial"/>
@@ -19200,7 +19590,7 @@
               <w:spacing w:after="10" w:before="0"/>
               <w:ind w:left="120"/>
             </w:pPr>
-            <w:hyperlink w:history="1" r:id="rIdcdqd1u25qkiwakn1lotwc">
+            <w:hyperlink w:history="1" r:id="rIdz8e6um9yylav095xiqrpu">
               <w:r>
                 <w:rPr>
                   <w:rFonts w:ascii="Arial" w:cs="Arial" w:eastAsia="Arial" w:hAnsi="Arial"/>
@@ -19228,6 +19618,7 @@
           </w:tcPr>
           <w:p>
             <w:pPr>
+              <w:keepNext w:val="false"/>
               <w:spacing w:after="40" w:before="0"/>
               <w:jc w:val="left"/>
             </w:pPr>
@@ -19260,6 +19651,7 @@
           </w:tcPr>
           <w:p>
             <w:pPr>
+              <w:keepNext w:val="false"/>
               <w:spacing w:after="40" w:before="0"/>
               <w:jc w:val="left"/>
             </w:pPr>
@@ -19292,6 +19684,7 @@
           </w:tcPr>
           <w:p>
             <w:pPr>
+              <w:keepNext w:val="false"/>
               <w:spacing w:after="40" w:before="0"/>
               <w:jc w:val="left"/>
             </w:pPr>
@@ -19324,6 +19717,7 @@
           </w:tcPr>
           <w:p>
             <w:pPr>
+              <w:keepNext w:val="false"/>
               <w:spacing w:after="40" w:before="0"/>
               <w:jc w:val="left"/>
             </w:pPr>
@@ -19358,6 +19752,7 @@
           </w:tcPr>
           <w:p>
             <w:pPr>
+              <w:keepNext w:val="false"/>
               <w:spacing w:after="40" w:before="0"/>
               <w:jc w:val="left"/>
             </w:pPr>
@@ -19395,7 +19790,7 @@
             <w:pPr>
               <w:spacing w:after="20" w:before="0"/>
             </w:pPr>
-            <w:hyperlink w:history="1" r:id="rIdkqo1tuybg48mmanfgl6uk">
+            <w:hyperlink w:history="1" r:id="rIdjjis-e_um_r6-ww1mr4kc">
               <w:r>
                 <w:rPr>
                   <w:rFonts w:ascii="Arial" w:cs="Arial" w:eastAsia="Arial" w:hAnsi="Arial"/>
@@ -19444,7 +19839,7 @@
               <w:spacing w:after="10" w:before="0"/>
               <w:ind w:left="120"/>
             </w:pPr>
-            <w:hyperlink w:history="1" r:id="rIdxxef731bwnqrnfj3eg_qc">
+            <w:hyperlink w:history="1" r:id="rIdn-iqukuos5igom5siw-ua">
               <w:r>
                 <w:rPr>
                   <w:rFonts w:ascii="Arial" w:cs="Arial" w:eastAsia="Arial" w:hAnsi="Arial"/>
@@ -19489,7 +19884,7 @@
             <w:pPr>
               <w:spacing w:after="20" w:before="0"/>
             </w:pPr>
-            <w:hyperlink w:history="1" r:id="rIdesj8ow1sx_3nv3wvv7uan">
+            <w:hyperlink w:history="1" r:id="rId1-cj9e0h1jtucdeygznvh">
               <w:r>
                 <w:rPr>
                   <w:rFonts w:ascii="Arial" w:cs="Arial" w:eastAsia="Arial" w:hAnsi="Arial"/>
@@ -19522,7 +19917,7 @@
               <w:spacing w:after="10" w:before="0"/>
               <w:ind w:left="120"/>
             </w:pPr>
-            <w:hyperlink w:history="1" r:id="rIdizcbx5loj_wdj-nze5rai">
+            <w:hyperlink w:history="1" r:id="rIdiip3ti-acgowea6aingnh">
               <w:r>
                 <w:rPr>
                   <w:rFonts w:ascii="Arial" w:cs="Arial" w:eastAsia="Arial" w:hAnsi="Arial"/>
@@ -19550,6 +19945,7 @@
           </w:tcPr>
           <w:p>
             <w:pPr>
+              <w:keepNext w:val="false"/>
               <w:spacing w:after="40" w:before="0"/>
               <w:jc w:val="left"/>
             </w:pPr>
@@ -19582,6 +19978,7 @@
           </w:tcPr>
           <w:p>
             <w:pPr>
+              <w:keepNext w:val="false"/>
               <w:spacing w:after="40" w:before="0"/>
               <w:jc w:val="left"/>
             </w:pPr>
@@ -19614,6 +20011,7 @@
           </w:tcPr>
           <w:p>
             <w:pPr>
+              <w:keepNext w:val="false"/>
               <w:spacing w:after="40" w:before="0"/>
               <w:jc w:val="left"/>
             </w:pPr>
@@ -19646,6 +20044,7 @@
           </w:tcPr>
           <w:p>
             <w:pPr>
+              <w:keepNext w:val="false"/>
               <w:spacing w:after="40" w:before="0"/>
               <w:jc w:val="left"/>
             </w:pPr>
@@ -19705,6 +20104,7 @@
           </w:tcPr>
           <w:p>
             <w:pPr>
+              <w:keepNext w:val="false"/>
               <w:spacing w:after="40" w:before="0"/>
               <w:jc w:val="center"/>
             </w:pPr>
@@ -19739,6 +20139,7 @@
           </w:tcPr>
           <w:p>
             <w:pPr>
+              <w:keepNext w:val="false"/>
               <w:spacing w:after="40" w:before="0"/>
               <w:jc w:val="left"/>
             </w:pPr>
@@ -19800,6 +20201,7 @@
           </w:tcPr>
           <w:p>
             <w:pPr>
+              <w:keepNext w:val="false"/>
               <w:spacing w:after="40" w:before="0"/>
               <w:jc w:val="center"/>
             </w:pPr>
@@ -19834,6 +20236,7 @@
           </w:tcPr>
           <w:p>
             <w:pPr>
+              <w:keepNext w:val="false"/>
               <w:spacing w:after="40" w:before="0"/>
               <w:jc w:val="left"/>
             </w:pPr>
@@ -19866,6 +20269,7 @@
           </w:tcPr>
           <w:p>
             <w:pPr>
+              <w:keepNext w:val="false"/>
               <w:spacing w:after="40" w:before="0"/>
               <w:jc w:val="left"/>
             </w:pPr>
@@ -19900,6 +20304,7 @@
           </w:tcPr>
           <w:p>
             <w:pPr>
+              <w:keepNext w:val="false"/>
               <w:spacing w:after="40" w:before="0"/>
               <w:jc w:val="left"/>
             </w:pPr>
@@ -19932,6 +20337,7 @@
           </w:tcPr>
           <w:p>
             <w:pPr>
+              <w:keepNext w:val="false"/>
               <w:spacing w:after="40" w:before="0"/>
               <w:jc w:val="left"/>
             </w:pPr>
@@ -19966,6 +20372,7 @@
           </w:tcPr>
           <w:p>
             <w:pPr>
+              <w:keepNext w:val="false"/>
               <w:spacing w:after="40" w:before="0"/>
               <w:jc w:val="left"/>
             </w:pPr>
@@ -19998,6 +20405,7 @@
           </w:tcPr>
           <w:p>
             <w:pPr>
+              <w:keepNext w:val="false"/>
               <w:spacing w:after="40" w:before="0"/>
               <w:jc w:val="left"/>
             </w:pPr>
@@ -20034,7 +20442,7 @@
         </w:rPr>
         <w:t xml:space="preserve">© 2026 SeaVuria and ARES. Aligned with KICD objectives. Developed by SeaVuria; technical implementation by ARES (with AI assistance from Claude). Licensed under </w:t>
       </w:r>
-      <w:hyperlink w:history="1" r:id="rIdzifrprpwf6o67goilg6xu">
+      <w:hyperlink w:history="1" r:id="rId_vjblnxvjqm5tghic5aod">
         <w:r>
           <w:rPr>
             <w:rFonts w:ascii="Arial" w:cs="Arial" w:eastAsia="Arial" w:hAnsi="Arial"/>
@@ -20055,7 +20463,7 @@
         </w:rPr>
         <w:t xml:space="preserve"> (</w:t>
       </w:r>
-      <w:hyperlink w:history="1" r:id="rIdhso4yj85j9y2j4thlzf9a">
+      <w:hyperlink w:history="1" r:id="rIdzhpimhmz7txnvmiypqk3w">
         <w:r>
           <w:rPr>
             <w:rFonts w:ascii="Arial" w:cs="Arial" w:eastAsia="Arial" w:hAnsi="Arial"/>
@@ -20115,6 +20523,7 @@
           </w:tcPr>
           <w:p>
             <w:pPr>
+              <w:keepNext w:val="false"/>
               <w:spacing w:after="40" w:before="0"/>
               <w:jc w:val="center"/>
             </w:pPr>
@@ -20150,6 +20559,7 @@
           </w:tcPr>
           <w:p>
             <w:pPr>
+              <w:keepNext w:val="false"/>
               <w:spacing w:after="40" w:before="0"/>
               <w:jc w:val="center"/>
             </w:pPr>
@@ -20184,6 +20594,7 @@
           </w:tcPr>
           <w:p>
             <w:pPr>
+              <w:keepNext w:val="false"/>
               <w:spacing w:after="40" w:before="0"/>
               <w:jc w:val="left"/>
             </w:pPr>
@@ -20216,6 +20627,7 @@
           </w:tcPr>
           <w:p>
             <w:pPr>
+              <w:keepNext w:val="false"/>
               <w:spacing w:after="40" w:before="0"/>
               <w:jc w:val="left"/>
             </w:pPr>
@@ -20250,6 +20662,7 @@
           </w:tcPr>
           <w:p>
             <w:pPr>
+              <w:keepNext w:val="false"/>
               <w:spacing w:after="40" w:before="0"/>
               <w:jc w:val="left"/>
             </w:pPr>
@@ -20282,6 +20695,7 @@
           </w:tcPr>
           <w:p>
             <w:pPr>
+              <w:keepNext w:val="false"/>
               <w:spacing w:after="40" w:before="0"/>
               <w:jc w:val="left"/>
             </w:pPr>
@@ -20316,6 +20730,7 @@
           </w:tcPr>
           <w:p>
             <w:pPr>
+              <w:keepNext w:val="false"/>
               <w:spacing w:after="40" w:before="0"/>
               <w:jc w:val="left"/>
             </w:pPr>
@@ -20348,6 +20763,7 @@
           </w:tcPr>
           <w:p>
             <w:pPr>
+              <w:keepNext w:val="false"/>
               <w:spacing w:after="40" w:before="0"/>
               <w:jc w:val="left"/>
             </w:pPr>
@@ -20382,6 +20798,7 @@
           </w:tcPr>
           <w:p>
             <w:pPr>
+              <w:keepNext w:val="false"/>
               <w:spacing w:after="40" w:before="0"/>
               <w:jc w:val="left"/>
             </w:pPr>
@@ -20414,6 +20831,7 @@
           </w:tcPr>
           <w:p>
             <w:pPr>
+              <w:keepNext w:val="false"/>
               <w:spacing w:after="40" w:before="0"/>
               <w:jc w:val="left"/>
             </w:pPr>
@@ -20448,6 +20866,7 @@
           </w:tcPr>
           <w:p>
             <w:pPr>
+              <w:keepNext w:val="false"/>
               <w:spacing w:after="40" w:before="0"/>
               <w:jc w:val="left"/>
             </w:pPr>
@@ -20480,6 +20899,7 @@
           </w:tcPr>
           <w:p>
             <w:pPr>
+              <w:keepNext w:val="false"/>
               <w:spacing w:after="40" w:before="0"/>
               <w:jc w:val="left"/>
             </w:pPr>
@@ -20514,6 +20934,7 @@
           </w:tcPr>
           <w:p>
             <w:pPr>
+              <w:keepNext w:val="false"/>
               <w:spacing w:after="40" w:before="0"/>
               <w:jc w:val="left"/>
             </w:pPr>
@@ -20546,6 +20967,7 @@
           </w:tcPr>
           <w:p>
             <w:pPr>
+              <w:keepNext w:val="false"/>
               <w:spacing w:after="40" w:before="0"/>
               <w:jc w:val="left"/>
             </w:pPr>
@@ -20580,6 +21002,7 @@
           </w:tcPr>
           <w:p>
             <w:pPr>
+              <w:keepNext w:val="false"/>
               <w:spacing w:after="40" w:before="0"/>
               <w:jc w:val="left"/>
             </w:pPr>
@@ -20612,6 +21035,7 @@
           </w:tcPr>
           <w:p>
             <w:pPr>
+              <w:keepNext w:val="false"/>
               <w:spacing w:after="40" w:before="0"/>
               <w:jc w:val="left"/>
             </w:pPr>
@@ -20646,6 +21070,7 @@
           </w:tcPr>
           <w:p>
             <w:pPr>
+              <w:keepNext w:val="false"/>
               <w:spacing w:after="40" w:before="0"/>
               <w:jc w:val="left"/>
             </w:pPr>
@@ -20678,6 +21103,7 @@
           </w:tcPr>
           <w:p>
             <w:pPr>
+              <w:keepNext w:val="false"/>
               <w:spacing w:after="40" w:before="0"/>
               <w:jc w:val="left"/>
             </w:pPr>
@@ -20737,6 +21163,7 @@
           </w:tcPr>
           <w:p>
             <w:pPr>
+              <w:keepNext w:val="false"/>
               <w:spacing w:after="40" w:before="0"/>
               <w:jc w:val="center"/>
             </w:pPr>
@@ -20771,6 +21198,7 @@
           </w:tcPr>
           <w:p>
             <w:pPr>
+              <w:keepNext w:val="false"/>
               <w:spacing w:after="40" w:before="0"/>
               <w:jc w:val="left"/>
             </w:pPr>
@@ -20835,6 +21263,7 @@
           </w:tcPr>
           <w:p>
             <w:pPr>
+              <w:keepNext w:val="false"/>
               <w:spacing w:after="40" w:before="0"/>
               <w:jc w:val="center"/>
             </w:pPr>
@@ -20869,6 +21298,7 @@
           </w:tcPr>
           <w:p>
             <w:pPr>
+              <w:keepNext w:val="false"/>
               <w:spacing w:after="40" w:before="0"/>
               <w:jc w:val="left"/>
             </w:pPr>
@@ -20901,6 +21331,7 @@
           </w:tcPr>
           <w:p>
             <w:pPr>
+              <w:keepNext w:val="false"/>
               <w:spacing w:after="40" w:before="0"/>
               <w:jc w:val="left"/>
             </w:pPr>
@@ -20933,6 +21364,7 @@
           </w:tcPr>
           <w:p>
             <w:pPr>
+              <w:keepNext w:val="false"/>
               <w:spacing w:after="40" w:before="0"/>
               <w:jc w:val="left"/>
             </w:pPr>
@@ -20965,6 +21397,7 @@
           </w:tcPr>
           <w:p>
             <w:pPr>
+              <w:keepNext w:val="false"/>
               <w:spacing w:after="40" w:before="0"/>
               <w:jc w:val="left"/>
             </w:pPr>
@@ -20997,6 +21430,7 @@
           </w:tcPr>
           <w:p>
             <w:pPr>
+              <w:keepNext w:val="false"/>
               <w:spacing w:after="40" w:before="0"/>
               <w:jc w:val="left"/>
             </w:pPr>
@@ -21031,6 +21465,7 @@
           </w:tcPr>
           <w:p>
             <w:pPr>
+              <w:keepNext w:val="false"/>
               <w:spacing w:after="40" w:before="0"/>
               <w:jc w:val="left"/>
             </w:pPr>
@@ -21068,7 +21503,7 @@
             <w:pPr>
               <w:spacing w:after="20" w:before="0"/>
             </w:pPr>
-            <w:hyperlink w:history="1" r:id="rIdxf5ututdbbiltbppso96q">
+            <w:hyperlink w:history="1" r:id="rIdbfkrytu3l44ju_08lw-hh">
               <w:r>
                 <w:rPr>
                   <w:rFonts w:ascii="Arial" w:cs="Arial" w:eastAsia="Arial" w:hAnsi="Arial"/>
@@ -21101,7 +21536,7 @@
               <w:spacing w:after="10" w:before="0"/>
               <w:ind w:left="120"/>
             </w:pPr>
-            <w:hyperlink w:history="1" r:id="rIdnv-zw5f7ufk49qs1ynr8q">
+            <w:hyperlink w:history="1" r:id="rId0mxmqtirjhigqcfpae8uo">
               <w:r>
                 <w:rPr>
                   <w:rFonts w:ascii="Arial" w:cs="Arial" w:eastAsia="Arial" w:hAnsi="Arial"/>
@@ -21146,7 +21581,7 @@
             <w:pPr>
               <w:spacing w:after="20" w:before="0"/>
             </w:pPr>
-            <w:hyperlink w:history="1" r:id="rIdqaouvgv9yvgaghx3-h3b8">
+            <w:hyperlink w:history="1" r:id="rIdvw04ioc_jpqiq5y0qau47">
               <w:r>
                 <w:rPr>
                   <w:rFonts w:ascii="Arial" w:cs="Arial" w:eastAsia="Arial" w:hAnsi="Arial"/>
@@ -21179,7 +21614,7 @@
               <w:spacing w:after="10" w:before="0"/>
               <w:ind w:left="120"/>
             </w:pPr>
-            <w:hyperlink w:history="1" r:id="rIdorhi4svc_q5lwoejo99om">
+            <w:hyperlink w:history="1" r:id="rIdaq2ibr30hkx2thdr3qpyc">
               <w:r>
                 <w:rPr>
                   <w:rFonts w:ascii="Arial" w:cs="Arial" w:eastAsia="Arial" w:hAnsi="Arial"/>
@@ -21207,6 +21642,7 @@
           </w:tcPr>
           <w:p>
             <w:pPr>
+              <w:keepNext w:val="false"/>
               <w:spacing w:after="40" w:before="0"/>
               <w:jc w:val="left"/>
             </w:pPr>
@@ -21239,6 +21675,7 @@
           </w:tcPr>
           <w:p>
             <w:pPr>
+              <w:keepNext w:val="false"/>
               <w:spacing w:after="40" w:before="0"/>
               <w:jc w:val="left"/>
             </w:pPr>
@@ -21271,6 +21708,7 @@
           </w:tcPr>
           <w:p>
             <w:pPr>
+              <w:keepNext w:val="false"/>
               <w:spacing w:after="40" w:before="0"/>
               <w:jc w:val="left"/>
             </w:pPr>
@@ -21303,6 +21741,7 @@
           </w:tcPr>
           <w:p>
             <w:pPr>
+              <w:keepNext w:val="false"/>
               <w:spacing w:after="40" w:before="0"/>
               <w:jc w:val="left"/>
             </w:pPr>
@@ -21337,6 +21776,7 @@
           </w:tcPr>
           <w:p>
             <w:pPr>
+              <w:keepNext w:val="false"/>
               <w:spacing w:after="40" w:before="0"/>
               <w:jc w:val="left"/>
             </w:pPr>
@@ -21374,7 +21814,7 @@
             <w:pPr>
               <w:spacing w:after="20" w:before="0"/>
             </w:pPr>
-            <w:hyperlink w:history="1" r:id="rIdf15kcvm7hufaob2sye6tq">
+            <w:hyperlink w:history="1" r:id="rIdhgn10gp-9mdci10grjktp">
               <w:r>
                 <w:rPr>
                   <w:rFonts w:ascii="Arial" w:cs="Arial" w:eastAsia="Arial" w:hAnsi="Arial"/>
@@ -21407,7 +21847,7 @@
               <w:spacing w:after="10" w:before="0"/>
               <w:ind w:left="120"/>
             </w:pPr>
-            <w:hyperlink w:history="1" r:id="rIdtokwqecypymltkqssmbpw">
+            <w:hyperlink w:history="1" r:id="rIdt46e4ooo7jcuiindo-qum">
               <w:r>
                 <w:rPr>
                   <w:rFonts w:ascii="Arial" w:cs="Arial" w:eastAsia="Arial" w:hAnsi="Arial"/>
@@ -21452,7 +21892,7 @@
             <w:pPr>
               <w:spacing w:after="20" w:before="0"/>
             </w:pPr>
-            <w:hyperlink w:history="1" r:id="rIdcjlgja71a-luud9qqjhrv">
+            <w:hyperlink w:history="1" r:id="rIdzwticiol-4d3ffsnozqbe">
               <w:r>
                 <w:rPr>
                   <w:rFonts w:ascii="Arial" w:cs="Arial" w:eastAsia="Arial" w:hAnsi="Arial"/>
@@ -21485,7 +21925,7 @@
               <w:spacing w:after="10" w:before="0"/>
               <w:ind w:left="120"/>
             </w:pPr>
-            <w:hyperlink w:history="1" r:id="rIdgeeqc-pxdbwp-u9y3l-mc">
+            <w:hyperlink w:history="1" r:id="rIdzeufhhupp8djs5kxfn1ld">
               <w:r>
                 <w:rPr>
                   <w:rFonts w:ascii="Arial" w:cs="Arial" w:eastAsia="Arial" w:hAnsi="Arial"/>
@@ -21513,6 +21953,7 @@
           </w:tcPr>
           <w:p>
             <w:pPr>
+              <w:keepNext w:val="false"/>
               <w:spacing w:after="40" w:before="0"/>
               <w:jc w:val="left"/>
             </w:pPr>
@@ -21545,6 +21986,7 @@
           </w:tcPr>
           <w:p>
             <w:pPr>
+              <w:keepNext w:val="false"/>
               <w:spacing w:after="40" w:before="0"/>
               <w:jc w:val="left"/>
             </w:pPr>
@@ -21577,6 +22019,7 @@
           </w:tcPr>
           <w:p>
             <w:pPr>
+              <w:keepNext w:val="false"/>
               <w:spacing w:after="40" w:before="0"/>
               <w:jc w:val="left"/>
             </w:pPr>
@@ -21609,6 +22052,7 @@
           </w:tcPr>
           <w:p>
             <w:pPr>
+              <w:keepNext w:val="false"/>
               <w:spacing w:after="40" w:before="0"/>
               <w:jc w:val="left"/>
             </w:pPr>
@@ -21643,6 +22087,7 @@
           </w:tcPr>
           <w:p>
             <w:pPr>
+              <w:keepNext w:val="false"/>
               <w:spacing w:after="40" w:before="0"/>
               <w:jc w:val="left"/>
             </w:pPr>
@@ -21680,7 +22125,7 @@
             <w:pPr>
               <w:spacing w:after="20" w:before="0"/>
             </w:pPr>
-            <w:hyperlink w:history="1" r:id="rId_mvhdqokrljea1bpvrhtf">
+            <w:hyperlink w:history="1" r:id="rIdggiyesrbdgrbc7qvz554z">
               <w:r>
                 <w:rPr>
                   <w:rFonts w:ascii="Arial" w:cs="Arial" w:eastAsia="Arial" w:hAnsi="Arial"/>
@@ -21729,7 +22174,7 @@
               <w:spacing w:after="10" w:before="0"/>
               <w:ind w:left="120"/>
             </w:pPr>
-            <w:hyperlink w:history="1" r:id="rId97t1vd4iwurpiuwbjmafw">
+            <w:hyperlink w:history="1" r:id="rIdld7rj4fo4khyuljlethwz">
               <w:r>
                 <w:rPr>
                   <w:rFonts w:ascii="Arial" w:cs="Arial" w:eastAsia="Arial" w:hAnsi="Arial"/>
@@ -21774,7 +22219,7 @@
             <w:pPr>
               <w:spacing w:after="20" w:before="0"/>
             </w:pPr>
-            <w:hyperlink w:history="1" r:id="rIdvcypsm42evejhxpos-jzk">
+            <w:hyperlink w:history="1" r:id="rIdozpzkahxo3pv_2pzabtn3">
               <w:r>
                 <w:rPr>
                   <w:rFonts w:ascii="Arial" w:cs="Arial" w:eastAsia="Arial" w:hAnsi="Arial"/>
@@ -21807,7 +22252,7 @@
               <w:spacing w:after="10" w:before="0"/>
               <w:ind w:left="120"/>
             </w:pPr>
-            <w:hyperlink w:history="1" r:id="rIdxgoc6s1wqtluhbpr3vcr-">
+            <w:hyperlink w:history="1" r:id="rIdls0gfma1mvsuwjf-mior9">
               <w:r>
                 <w:rPr>
                   <w:rFonts w:ascii="Arial" w:cs="Arial" w:eastAsia="Arial" w:hAnsi="Arial"/>
@@ -21835,6 +22280,7 @@
           </w:tcPr>
           <w:p>
             <w:pPr>
+              <w:keepNext w:val="false"/>
               <w:spacing w:after="40" w:before="0"/>
               <w:jc w:val="left"/>
             </w:pPr>
@@ -21867,6 +22313,7 @@
           </w:tcPr>
           <w:p>
             <w:pPr>
+              <w:keepNext w:val="false"/>
               <w:spacing w:after="40" w:before="0"/>
               <w:jc w:val="left"/>
             </w:pPr>
@@ -21899,6 +22346,7 @@
           </w:tcPr>
           <w:p>
             <w:pPr>
+              <w:keepNext w:val="false"/>
               <w:spacing w:after="40" w:before="0"/>
               <w:jc w:val="left"/>
             </w:pPr>
@@ -21931,6 +22379,7 @@
           </w:tcPr>
           <w:p>
             <w:pPr>
+              <w:keepNext w:val="false"/>
               <w:spacing w:after="40" w:before="0"/>
               <w:jc w:val="left"/>
             </w:pPr>
@@ -21965,6 +22414,7 @@
           </w:tcPr>
           <w:p>
             <w:pPr>
+              <w:keepNext w:val="false"/>
               <w:spacing w:after="40" w:before="0"/>
               <w:jc w:val="left"/>
             </w:pPr>
@@ -22002,7 +22452,7 @@
             <w:pPr>
               <w:spacing w:after="20" w:before="0"/>
             </w:pPr>
-            <w:hyperlink w:history="1" r:id="rIdygvts1t6gfjj-x1vrh-pw">
+            <w:hyperlink w:history="1" r:id="rIdnz7drcmwbegz05mrnxq69">
               <w:r>
                 <w:rPr>
                   <w:rFonts w:ascii="Arial" w:cs="Arial" w:eastAsia="Arial" w:hAnsi="Arial"/>
@@ -22051,7 +22501,7 @@
               <w:spacing w:after="10" w:before="0"/>
               <w:ind w:left="120"/>
             </w:pPr>
-            <w:hyperlink w:history="1" r:id="rId16udtca04tnmqwi3kevj_">
+            <w:hyperlink w:history="1" r:id="rIdwddxinuacpglridxjctbp">
               <w:r>
                 <w:rPr>
                   <w:rFonts w:ascii="Arial" w:cs="Arial" w:eastAsia="Arial" w:hAnsi="Arial"/>
@@ -22096,7 +22546,7 @@
             <w:pPr>
               <w:spacing w:after="20" w:before="0"/>
             </w:pPr>
-            <w:hyperlink w:history="1" r:id="rIdnaedwbq76xli_zv--zibo">
+            <w:hyperlink w:history="1" r:id="rId90vuyxa1dxgeqc_oythzq">
               <w:r>
                 <w:rPr>
                   <w:rFonts w:ascii="Arial" w:cs="Arial" w:eastAsia="Arial" w:hAnsi="Arial"/>
@@ -22129,7 +22579,7 @@
               <w:spacing w:after="10" w:before="0"/>
               <w:ind w:left="120"/>
             </w:pPr>
-            <w:hyperlink w:history="1" r:id="rIdib6azj9fksbfdivdm1re4">
+            <w:hyperlink w:history="1" r:id="rIdmpwlxfd2oyr-ilhtksfhd">
               <w:r>
                 <w:rPr>
                   <w:rFonts w:ascii="Arial" w:cs="Arial" w:eastAsia="Arial" w:hAnsi="Arial"/>
@@ -22157,6 +22607,7 @@
           </w:tcPr>
           <w:p>
             <w:pPr>
+              <w:keepNext w:val="false"/>
               <w:spacing w:after="40" w:before="0"/>
               <w:jc w:val="left"/>
             </w:pPr>
@@ -22189,6 +22640,7 @@
           </w:tcPr>
           <w:p>
             <w:pPr>
+              <w:keepNext w:val="false"/>
               <w:spacing w:after="40" w:before="0"/>
               <w:jc w:val="left"/>
             </w:pPr>
@@ -22221,6 +22673,7 @@
           </w:tcPr>
           <w:p>
             <w:pPr>
+              <w:keepNext w:val="false"/>
               <w:spacing w:after="40" w:before="0"/>
               <w:jc w:val="left"/>
             </w:pPr>
@@ -22253,6 +22706,7 @@
           </w:tcPr>
           <w:p>
             <w:pPr>
+              <w:keepNext w:val="false"/>
               <w:spacing w:after="40" w:before="0"/>
               <w:jc w:val="left"/>
             </w:pPr>
@@ -22287,6 +22741,7 @@
           </w:tcPr>
           <w:p>
             <w:pPr>
+              <w:keepNext w:val="false"/>
               <w:spacing w:after="40" w:before="0"/>
               <w:jc w:val="left"/>
             </w:pPr>
@@ -22324,7 +22779,7 @@
             <w:pPr>
               <w:spacing w:after="20" w:before="0"/>
             </w:pPr>
-            <w:hyperlink w:history="1" r:id="rIdztm5srmnouq_gw1xdlwia">
+            <w:hyperlink w:history="1" r:id="rIdscxp4akbv7ak5sk9v6ohh">
               <w:r>
                 <w:rPr>
                   <w:rFonts w:ascii="Arial" w:cs="Arial" w:eastAsia="Arial" w:hAnsi="Arial"/>
@@ -22373,7 +22828,7 @@
               <w:spacing w:after="10" w:before="0"/>
               <w:ind w:left="120"/>
             </w:pPr>
-            <w:hyperlink w:history="1" r:id="rId0ige_bf8uu99vyaa6kp1k">
+            <w:hyperlink w:history="1" r:id="rIdf6xygan7w3hz_e5gu0mey">
               <w:r>
                 <w:rPr>
                   <w:rFonts w:ascii="Arial" w:cs="Arial" w:eastAsia="Arial" w:hAnsi="Arial"/>
@@ -22418,7 +22873,7 @@
             <w:pPr>
               <w:spacing w:after="20" w:before="0"/>
             </w:pPr>
-            <w:hyperlink w:history="1" r:id="rIdtugljwlietys64sh0cz3j">
+            <w:hyperlink w:history="1" r:id="rIdd0jvao3mhwcv63szdkopv">
               <w:r>
                 <w:rPr>
                   <w:rFonts w:ascii="Arial" w:cs="Arial" w:eastAsia="Arial" w:hAnsi="Arial"/>
@@ -22451,7 +22906,7 @@
               <w:spacing w:after="10" w:before="0"/>
               <w:ind w:left="120"/>
             </w:pPr>
-            <w:hyperlink w:history="1" r:id="rId--k-zd0yjyzqb8nmseeq0">
+            <w:hyperlink w:history="1" r:id="rIdgts5anbuwxczhih87pajt">
               <w:r>
                 <w:rPr>
                   <w:rFonts w:ascii="Arial" w:cs="Arial" w:eastAsia="Arial" w:hAnsi="Arial"/>
@@ -22479,6 +22934,7 @@
           </w:tcPr>
           <w:p>
             <w:pPr>
+              <w:keepNext w:val="false"/>
               <w:spacing w:after="40" w:before="0"/>
               <w:jc w:val="left"/>
             </w:pPr>
@@ -22511,6 +22967,7 @@
           </w:tcPr>
           <w:p>
             <w:pPr>
+              <w:keepNext w:val="false"/>
               <w:spacing w:after="40" w:before="0"/>
               <w:jc w:val="left"/>
             </w:pPr>
@@ -22543,6 +23000,7 @@
           </w:tcPr>
           <w:p>
             <w:pPr>
+              <w:keepNext w:val="false"/>
               <w:spacing w:after="40" w:before="0"/>
               <w:jc w:val="left"/>
             </w:pPr>
@@ -22575,6 +23033,7 @@
           </w:tcPr>
           <w:p>
             <w:pPr>
+              <w:keepNext w:val="false"/>
               <w:spacing w:after="40" w:before="0"/>
               <w:jc w:val="left"/>
             </w:pPr>
@@ -22634,6 +23093,7 @@
           </w:tcPr>
           <w:p>
             <w:pPr>
+              <w:keepNext w:val="false"/>
               <w:spacing w:after="40" w:before="0"/>
               <w:jc w:val="center"/>
             </w:pPr>
@@ -22668,6 +23128,7 @@
           </w:tcPr>
           <w:p>
             <w:pPr>
+              <w:keepNext w:val="false"/>
               <w:spacing w:after="40" w:before="0"/>
               <w:jc w:val="left"/>
             </w:pPr>
@@ -22729,6 +23190,7 @@
           </w:tcPr>
           <w:p>
             <w:pPr>
+              <w:keepNext w:val="false"/>
               <w:spacing w:after="40" w:before="0"/>
               <w:jc w:val="center"/>
             </w:pPr>
@@ -22763,6 +23225,7 @@
           </w:tcPr>
           <w:p>
             <w:pPr>
+              <w:keepNext w:val="false"/>
               <w:spacing w:after="40" w:before="0"/>
               <w:jc w:val="left"/>
             </w:pPr>
@@ -22795,6 +23258,7 @@
           </w:tcPr>
           <w:p>
             <w:pPr>
+              <w:keepNext w:val="false"/>
               <w:spacing w:after="40" w:before="0"/>
               <w:jc w:val="left"/>
             </w:pPr>
@@ -22829,6 +23293,7 @@
           </w:tcPr>
           <w:p>
             <w:pPr>
+              <w:keepNext w:val="false"/>
               <w:spacing w:after="40" w:before="0"/>
               <w:jc w:val="left"/>
             </w:pPr>
@@ -22861,6 +23326,7 @@
           </w:tcPr>
           <w:p>
             <w:pPr>
+              <w:keepNext w:val="false"/>
               <w:spacing w:after="40" w:before="0"/>
               <w:jc w:val="left"/>
             </w:pPr>
@@ -22895,6 +23361,7 @@
           </w:tcPr>
           <w:p>
             <w:pPr>
+              <w:keepNext w:val="false"/>
               <w:spacing w:after="40" w:before="0"/>
               <w:jc w:val="left"/>
             </w:pPr>
@@ -22927,6 +23394,7 @@
           </w:tcPr>
           <w:p>
             <w:pPr>
+              <w:keepNext w:val="false"/>
               <w:spacing w:after="40" w:before="0"/>
               <w:jc w:val="left"/>
             </w:pPr>
@@ -22963,7 +23431,7 @@
         </w:rPr>
         <w:t xml:space="preserve">© 2026 SeaVuria and ARES. Aligned with KICD objectives. Developed by SeaVuria; technical implementation by ARES (with AI assistance from Claude). Licensed under </w:t>
       </w:r>
-      <w:hyperlink w:history="1" r:id="rIdy3hh3oq2fwsoz89pnirg0">
+      <w:hyperlink w:history="1" r:id="rId_deujw48c0jiz1_-krd7r">
         <w:r>
           <w:rPr>
             <w:rFonts w:ascii="Arial" w:cs="Arial" w:eastAsia="Arial" w:hAnsi="Arial"/>
@@ -22984,7 +23452,7 @@
         </w:rPr>
         <w:t xml:space="preserve"> (</w:t>
       </w:r>
-      <w:hyperlink w:history="1" r:id="rIdd3epvm7cec7ompqjwp6vm">
+      <w:hyperlink w:history="1" r:id="rIdf217_ctfrlwzp_uxyzpvs">
         <w:r>
           <w:rPr>
             <w:rFonts w:ascii="Arial" w:cs="Arial" w:eastAsia="Arial" w:hAnsi="Arial"/>
@@ -23044,6 +23512,7 @@
           </w:tcPr>
           <w:p>
             <w:pPr>
+              <w:keepNext w:val="false"/>
               <w:spacing w:after="40" w:before="0"/>
               <w:jc w:val="center"/>
             </w:pPr>
@@ -23079,6 +23548,7 @@
           </w:tcPr>
           <w:p>
             <w:pPr>
+              <w:keepNext w:val="false"/>
               <w:spacing w:after="40" w:before="0"/>
               <w:jc w:val="center"/>
             </w:pPr>
@@ -23113,6 +23583,7 @@
           </w:tcPr>
           <w:p>
             <w:pPr>
+              <w:keepNext w:val="false"/>
               <w:spacing w:after="40" w:before="0"/>
               <w:jc w:val="left"/>
             </w:pPr>
@@ -23145,6 +23616,7 @@
           </w:tcPr>
           <w:p>
             <w:pPr>
+              <w:keepNext w:val="false"/>
               <w:spacing w:after="40" w:before="0"/>
               <w:jc w:val="left"/>
             </w:pPr>
@@ -23179,6 +23651,7 @@
           </w:tcPr>
           <w:p>
             <w:pPr>
+              <w:keepNext w:val="false"/>
               <w:spacing w:after="40" w:before="0"/>
               <w:jc w:val="left"/>
             </w:pPr>
@@ -23211,6 +23684,7 @@
           </w:tcPr>
           <w:p>
             <w:pPr>
+              <w:keepNext w:val="false"/>
               <w:spacing w:after="40" w:before="0"/>
               <w:jc w:val="left"/>
             </w:pPr>
@@ -23245,6 +23719,7 @@
           </w:tcPr>
           <w:p>
             <w:pPr>
+              <w:keepNext w:val="false"/>
               <w:spacing w:after="40" w:before="0"/>
               <w:jc w:val="left"/>
             </w:pPr>
@@ -23277,6 +23752,7 @@
           </w:tcPr>
           <w:p>
             <w:pPr>
+              <w:keepNext w:val="false"/>
               <w:spacing w:after="40" w:before="0"/>
               <w:jc w:val="left"/>
             </w:pPr>
@@ -23311,6 +23787,7 @@
           </w:tcPr>
           <w:p>
             <w:pPr>
+              <w:keepNext w:val="false"/>
               <w:spacing w:after="40" w:before="0"/>
               <w:jc w:val="left"/>
             </w:pPr>
@@ -23343,6 +23820,7 @@
           </w:tcPr>
           <w:p>
             <w:pPr>
+              <w:keepNext w:val="false"/>
               <w:spacing w:after="40" w:before="0"/>
               <w:jc w:val="left"/>
             </w:pPr>
@@ -23377,6 +23855,7 @@
           </w:tcPr>
           <w:p>
             <w:pPr>
+              <w:keepNext w:val="false"/>
               <w:spacing w:after="40" w:before="0"/>
               <w:jc w:val="left"/>
             </w:pPr>
@@ -23409,6 +23888,7 @@
           </w:tcPr>
           <w:p>
             <w:pPr>
+              <w:keepNext w:val="false"/>
               <w:spacing w:after="40" w:before="0"/>
               <w:jc w:val="left"/>
             </w:pPr>
@@ -23443,6 +23923,7 @@
           </w:tcPr>
           <w:p>
             <w:pPr>
+              <w:keepNext w:val="false"/>
               <w:spacing w:after="40" w:before="0"/>
               <w:jc w:val="left"/>
             </w:pPr>
@@ -23475,6 +23956,7 @@
           </w:tcPr>
           <w:p>
             <w:pPr>
+              <w:keepNext w:val="false"/>
               <w:spacing w:after="40" w:before="0"/>
               <w:jc w:val="left"/>
             </w:pPr>
@@ -23509,6 +23991,7 @@
           </w:tcPr>
           <w:p>
             <w:pPr>
+              <w:keepNext w:val="false"/>
               <w:spacing w:after="40" w:before="0"/>
               <w:jc w:val="left"/>
             </w:pPr>
@@ -23541,6 +24024,7 @@
           </w:tcPr>
           <w:p>
             <w:pPr>
+              <w:keepNext w:val="false"/>
               <w:spacing w:after="40" w:before="0"/>
               <w:jc w:val="left"/>
             </w:pPr>
@@ -23575,6 +24059,7 @@
           </w:tcPr>
           <w:p>
             <w:pPr>
+              <w:keepNext w:val="false"/>
               <w:spacing w:after="40" w:before="0"/>
               <w:jc w:val="left"/>
             </w:pPr>
@@ -23607,6 +24092,7 @@
           </w:tcPr>
           <w:p>
             <w:pPr>
+              <w:keepNext w:val="false"/>
               <w:spacing w:after="40" w:before="0"/>
               <w:jc w:val="left"/>
             </w:pPr>
@@ -23666,6 +24152,7 @@
           </w:tcPr>
           <w:p>
             <w:pPr>
+              <w:keepNext w:val="false"/>
               <w:spacing w:after="40" w:before="0"/>
               <w:jc w:val="center"/>
             </w:pPr>
@@ -23700,6 +24187,7 @@
           </w:tcPr>
           <w:p>
             <w:pPr>
+              <w:keepNext w:val="false"/>
               <w:spacing w:after="40" w:before="0"/>
               <w:jc w:val="left"/>
             </w:pPr>
@@ -23764,6 +24252,7 @@
           </w:tcPr>
           <w:p>
             <w:pPr>
+              <w:keepNext w:val="false"/>
               <w:spacing w:after="40" w:before="0"/>
               <w:jc w:val="center"/>
             </w:pPr>
@@ -23798,6 +24287,7 @@
           </w:tcPr>
           <w:p>
             <w:pPr>
+              <w:keepNext w:val="false"/>
               <w:spacing w:after="40" w:before="0"/>
               <w:jc w:val="left"/>
             </w:pPr>
@@ -23830,6 +24320,7 @@
           </w:tcPr>
           <w:p>
             <w:pPr>
+              <w:keepNext w:val="false"/>
               <w:spacing w:after="40" w:before="0"/>
               <w:jc w:val="left"/>
             </w:pPr>
@@ -23862,6 +24353,7 @@
           </w:tcPr>
           <w:p>
             <w:pPr>
+              <w:keepNext w:val="false"/>
               <w:spacing w:after="40" w:before="0"/>
               <w:jc w:val="left"/>
             </w:pPr>
@@ -23894,6 +24386,7 @@
           </w:tcPr>
           <w:p>
             <w:pPr>
+              <w:keepNext w:val="false"/>
               <w:spacing w:after="40" w:before="0"/>
               <w:jc w:val="left"/>
             </w:pPr>
@@ -23926,6 +24419,7 @@
           </w:tcPr>
           <w:p>
             <w:pPr>
+              <w:keepNext w:val="false"/>
               <w:spacing w:after="40" w:before="0"/>
               <w:jc w:val="left"/>
             </w:pPr>
@@ -23960,6 +24454,7 @@
           </w:tcPr>
           <w:p>
             <w:pPr>
+              <w:keepNext w:val="false"/>
               <w:spacing w:after="40" w:before="0"/>
               <w:jc w:val="left"/>
             </w:pPr>
@@ -23997,7 +24492,7 @@
             <w:pPr>
               <w:spacing w:after="20" w:before="0"/>
             </w:pPr>
-            <w:hyperlink w:history="1" r:id="rIdvhd69tzdrgs6myu3swqde">
+            <w:hyperlink w:history="1" r:id="rIdmn0e-0lobhn_rjwa4yphl">
               <w:r>
                 <w:rPr>
                   <w:rFonts w:ascii="Arial" w:cs="Arial" w:eastAsia="Arial" w:hAnsi="Arial"/>
@@ -24030,7 +24525,7 @@
               <w:spacing w:after="10" w:before="0"/>
               <w:ind w:left="120"/>
             </w:pPr>
-            <w:hyperlink w:history="1" r:id="rIdaawiaheegti70xehnqleq">
+            <w:hyperlink w:history="1" r:id="rIdftial-wthkh5v1-fokvog">
               <w:r>
                 <w:rPr>
                   <w:rFonts w:ascii="Arial" w:cs="Arial" w:eastAsia="Arial" w:hAnsi="Arial"/>
@@ -24075,7 +24570,7 @@
             <w:pPr>
               <w:spacing w:after="20" w:before="0"/>
             </w:pPr>
-            <w:hyperlink w:history="1" r:id="rIdxsql3ltolqengokg5zqbj">
+            <w:hyperlink w:history="1" r:id="rId6-uuaqov89tg84bzu_zf1">
               <w:r>
                 <w:rPr>
                   <w:rFonts w:ascii="Arial" w:cs="Arial" w:eastAsia="Arial" w:hAnsi="Arial"/>
@@ -24108,7 +24603,7 @@
               <w:spacing w:after="10" w:before="0"/>
               <w:ind w:left="120"/>
             </w:pPr>
-            <w:hyperlink w:history="1" r:id="rIdh11gx4vjhicsurv3za2wf">
+            <w:hyperlink w:history="1" r:id="rId_6njvzvn2sjgzvhkmifud">
               <w:r>
                 <w:rPr>
                   <w:rFonts w:ascii="Arial" w:cs="Arial" w:eastAsia="Arial" w:hAnsi="Arial"/>
@@ -24136,6 +24631,7 @@
           </w:tcPr>
           <w:p>
             <w:pPr>
+              <w:keepNext w:val="false"/>
               <w:spacing w:after="40" w:before="0"/>
               <w:jc w:val="left"/>
             </w:pPr>
@@ -24168,6 +24664,7 @@
           </w:tcPr>
           <w:p>
             <w:pPr>
+              <w:keepNext w:val="false"/>
               <w:spacing w:after="40" w:before="0"/>
               <w:jc w:val="left"/>
             </w:pPr>
@@ -24200,6 +24697,7 @@
           </w:tcPr>
           <w:p>
             <w:pPr>
+              <w:keepNext w:val="false"/>
               <w:spacing w:after="40" w:before="0"/>
               <w:jc w:val="left"/>
             </w:pPr>
@@ -24232,6 +24730,7 @@
           </w:tcPr>
           <w:p>
             <w:pPr>
+              <w:keepNext w:val="false"/>
               <w:spacing w:after="40" w:before="0"/>
               <w:jc w:val="left"/>
             </w:pPr>
@@ -24266,6 +24765,7 @@
           </w:tcPr>
           <w:p>
             <w:pPr>
+              <w:keepNext w:val="false"/>
               <w:spacing w:after="40" w:before="0"/>
               <w:jc w:val="left"/>
             </w:pPr>
@@ -24303,7 +24803,7 @@
             <w:pPr>
               <w:spacing w:after="20" w:before="0"/>
             </w:pPr>
-            <w:hyperlink w:history="1" r:id="rIdmkpfpyvoedfjy_twzuf4b">
+            <w:hyperlink w:history="1" r:id="rIdkqi-rwnew8p4vicnqhwsn">
               <w:r>
                 <w:rPr>
                   <w:rFonts w:ascii="Arial" w:cs="Arial" w:eastAsia="Arial" w:hAnsi="Arial"/>
@@ -24336,7 +24836,7 @@
               <w:spacing w:after="10" w:before="0"/>
               <w:ind w:left="120"/>
             </w:pPr>
-            <w:hyperlink w:history="1" r:id="rIdn9_r8hjctpicxhmmvmjcr">
+            <w:hyperlink w:history="1" r:id="rId4ui81aozcilo2_gn05sse">
               <w:r>
                 <w:rPr>
                   <w:rFonts w:ascii="Arial" w:cs="Arial" w:eastAsia="Arial" w:hAnsi="Arial"/>
@@ -24381,7 +24881,7 @@
             <w:pPr>
               <w:spacing w:after="20" w:before="0"/>
             </w:pPr>
-            <w:hyperlink w:history="1" r:id="rIdf0v21qfqsleesvn6cqjbs">
+            <w:hyperlink w:history="1" r:id="rIdcfb5ubzfxyqrhyzbjl-5r">
               <w:r>
                 <w:rPr>
                   <w:rFonts w:ascii="Arial" w:cs="Arial" w:eastAsia="Arial" w:hAnsi="Arial"/>
@@ -24414,7 +24914,7 @@
               <w:spacing w:after="10" w:before="0"/>
               <w:ind w:left="120"/>
             </w:pPr>
-            <w:hyperlink w:history="1" r:id="rIdrvuxltscblhzr1j_rurbb">
+            <w:hyperlink w:history="1" r:id="rId37l8vigg_v7i85lcdl2re">
               <w:r>
                 <w:rPr>
                   <w:rFonts w:ascii="Arial" w:cs="Arial" w:eastAsia="Arial" w:hAnsi="Arial"/>
@@ -24442,6 +24942,7 @@
           </w:tcPr>
           <w:p>
             <w:pPr>
+              <w:keepNext w:val="false"/>
               <w:spacing w:after="40" w:before="0"/>
               <w:jc w:val="left"/>
             </w:pPr>
@@ -24474,6 +24975,7 @@
           </w:tcPr>
           <w:p>
             <w:pPr>
+              <w:keepNext w:val="false"/>
               <w:spacing w:after="40" w:before="0"/>
               <w:jc w:val="left"/>
             </w:pPr>
@@ -24506,6 +25008,7 @@
           </w:tcPr>
           <w:p>
             <w:pPr>
+              <w:keepNext w:val="false"/>
               <w:spacing w:after="40" w:before="0"/>
               <w:jc w:val="left"/>
             </w:pPr>
@@ -24538,6 +25041,7 @@
           </w:tcPr>
           <w:p>
             <w:pPr>
+              <w:keepNext w:val="false"/>
               <w:spacing w:after="40" w:before="0"/>
               <w:jc w:val="left"/>
             </w:pPr>
@@ -24572,6 +25076,7 @@
           </w:tcPr>
           <w:p>
             <w:pPr>
+              <w:keepNext w:val="false"/>
               <w:spacing w:after="40" w:before="0"/>
               <w:jc w:val="left"/>
             </w:pPr>
@@ -24609,7 +25114,7 @@
             <w:pPr>
               <w:spacing w:after="20" w:before="0"/>
             </w:pPr>
-            <w:hyperlink w:history="1" r:id="rId9jsdc1rulcp9sjqbtbqqc">
+            <w:hyperlink w:history="1" r:id="rIdtkg9pf3qe8a52boxbszb8">
               <w:r>
                 <w:rPr>
                   <w:rFonts w:ascii="Arial" w:cs="Arial" w:eastAsia="Arial" w:hAnsi="Arial"/>
@@ -24642,7 +25147,7 @@
               <w:spacing w:after="10" w:before="0"/>
               <w:ind w:left="120"/>
             </w:pPr>
-            <w:hyperlink w:history="1" r:id="rIdi9m_v3tcvfk3d1kynl4s0">
+            <w:hyperlink w:history="1" r:id="rIdj-8j2ym9uags89s4ozdme">
               <w:r>
                 <w:rPr>
                   <w:rFonts w:ascii="Arial" w:cs="Arial" w:eastAsia="Arial" w:hAnsi="Arial"/>
@@ -24687,7 +25192,7 @@
             <w:pPr>
               <w:spacing w:after="20" w:before="0"/>
             </w:pPr>
-            <w:hyperlink w:history="1" r:id="rIdypesdv-tetx5uh0oe-s3v">
+            <w:hyperlink w:history="1" r:id="rIdwud65ebmmafyuepohwoew">
               <w:r>
                 <w:rPr>
                   <w:rFonts w:ascii="Arial" w:cs="Arial" w:eastAsia="Arial" w:hAnsi="Arial"/>
@@ -24720,7 +25225,7 @@
               <w:spacing w:after="10" w:before="0"/>
               <w:ind w:left="120"/>
             </w:pPr>
-            <w:hyperlink w:history="1" r:id="rIdywrydthjqwaq8oezgqati">
+            <w:hyperlink w:history="1" r:id="rIdgblkcruowsgr9-4ugnxgs">
               <w:r>
                 <w:rPr>
                   <w:rFonts w:ascii="Arial" w:cs="Arial" w:eastAsia="Arial" w:hAnsi="Arial"/>
@@ -24748,6 +25253,7 @@
           </w:tcPr>
           <w:p>
             <w:pPr>
+              <w:keepNext w:val="false"/>
               <w:spacing w:after="40" w:before="0"/>
               <w:jc w:val="left"/>
             </w:pPr>
@@ -24780,6 +25286,7 @@
           </w:tcPr>
           <w:p>
             <w:pPr>
+              <w:keepNext w:val="false"/>
               <w:spacing w:after="40" w:before="0"/>
               <w:jc w:val="left"/>
             </w:pPr>
@@ -24812,6 +25319,7 @@
           </w:tcPr>
           <w:p>
             <w:pPr>
+              <w:keepNext w:val="false"/>
               <w:spacing w:after="40" w:before="0"/>
               <w:jc w:val="left"/>
             </w:pPr>
@@ -24844,6 +25352,7 @@
           </w:tcPr>
           <w:p>
             <w:pPr>
+              <w:keepNext w:val="false"/>
               <w:spacing w:after="40" w:before="0"/>
               <w:jc w:val="left"/>
             </w:pPr>
@@ -24878,6 +25387,7 @@
           </w:tcPr>
           <w:p>
             <w:pPr>
+              <w:keepNext w:val="false"/>
               <w:spacing w:after="40" w:before="0"/>
               <w:jc w:val="left"/>
             </w:pPr>
@@ -24915,7 +25425,7 @@
             <w:pPr>
               <w:spacing w:after="20" w:before="0"/>
             </w:pPr>
-            <w:hyperlink w:history="1" r:id="rIdpaom-t3o3uelypsci5vwf">
+            <w:hyperlink w:history="1" r:id="rIdy0nqcozy04lmblbuh-ikt">
               <w:r>
                 <w:rPr>
                   <w:rFonts w:ascii="Arial" w:cs="Arial" w:eastAsia="Arial" w:hAnsi="Arial"/>
@@ -24948,7 +25458,7 @@
               <w:spacing w:after="10" w:before="0"/>
               <w:ind w:left="120"/>
             </w:pPr>
-            <w:hyperlink w:history="1" r:id="rId71wfi0swzhl6ezdbhc_xj">
+            <w:hyperlink w:history="1" r:id="rIdssf3cuc8jaizmosd-n2ju">
               <w:r>
                 <w:rPr>
                   <w:rFonts w:ascii="Arial" w:cs="Arial" w:eastAsia="Arial" w:hAnsi="Arial"/>
@@ -24993,7 +25503,7 @@
             <w:pPr>
               <w:spacing w:after="20" w:before="0"/>
             </w:pPr>
-            <w:hyperlink w:history="1" r:id="rId4wkh2vv5bfpzakancrf2d">
+            <w:hyperlink w:history="1" r:id="rIdj1q2jfh1yvlguhfxw9u5l">
               <w:r>
                 <w:rPr>
                   <w:rFonts w:ascii="Arial" w:cs="Arial" w:eastAsia="Arial" w:hAnsi="Arial"/>
@@ -25026,7 +25536,7 @@
               <w:spacing w:after="10" w:before="0"/>
               <w:ind w:left="120"/>
             </w:pPr>
-            <w:hyperlink w:history="1" r:id="rIdpj7jdhwt3rati9svc83lv">
+            <w:hyperlink w:history="1" r:id="rIdi9qujpb7bbhahbh9noulx">
               <w:r>
                 <w:rPr>
                   <w:rFonts w:ascii="Arial" w:cs="Arial" w:eastAsia="Arial" w:hAnsi="Arial"/>
@@ -25054,6 +25564,7 @@
           </w:tcPr>
           <w:p>
             <w:pPr>
+              <w:keepNext w:val="false"/>
               <w:spacing w:after="40" w:before="0"/>
               <w:jc w:val="left"/>
             </w:pPr>
@@ -25086,6 +25597,7 @@
           </w:tcPr>
           <w:p>
             <w:pPr>
+              <w:keepNext w:val="false"/>
               <w:spacing w:after="40" w:before="0"/>
               <w:jc w:val="left"/>
             </w:pPr>
@@ -25118,6 +25630,7 @@
           </w:tcPr>
           <w:p>
             <w:pPr>
+              <w:keepNext w:val="false"/>
               <w:spacing w:after="40" w:before="0"/>
               <w:jc w:val="left"/>
             </w:pPr>
@@ -25150,6 +25663,7 @@
           </w:tcPr>
           <w:p>
             <w:pPr>
+              <w:keepNext w:val="false"/>
               <w:spacing w:after="40" w:before="0"/>
               <w:jc w:val="left"/>
             </w:pPr>
@@ -25184,6 +25698,7 @@
           </w:tcPr>
           <w:p>
             <w:pPr>
+              <w:keepNext w:val="false"/>
               <w:spacing w:after="40" w:before="0"/>
               <w:jc w:val="left"/>
             </w:pPr>
@@ -25221,7 +25736,7 @@
             <w:pPr>
               <w:spacing w:after="20" w:before="0"/>
             </w:pPr>
-            <w:hyperlink w:history="1" r:id="rIdkdnzvjxie8yloqlt0kdp_">
+            <w:hyperlink w:history="1" r:id="rIdqtaqr9bx_gpzx1tery1gf">
               <w:r>
                 <w:rPr>
                   <w:rFonts w:ascii="Arial" w:cs="Arial" w:eastAsia="Arial" w:hAnsi="Arial"/>
@@ -25254,7 +25769,7 @@
               <w:spacing w:after="10" w:before="0"/>
               <w:ind w:left="120"/>
             </w:pPr>
-            <w:hyperlink w:history="1" r:id="rId6oin9qlaqgk3y9g1wq8ks">
+            <w:hyperlink w:history="1" r:id="rIdmr19w-8rjz3v8hzift9o8">
               <w:r>
                 <w:rPr>
                   <w:rFonts w:ascii="Arial" w:cs="Arial" w:eastAsia="Arial" w:hAnsi="Arial"/>
@@ -25299,7 +25814,7 @@
             <w:pPr>
               <w:spacing w:after="20" w:before="0"/>
             </w:pPr>
-            <w:hyperlink w:history="1" r:id="rIdzi2eb9cbo78jpeix4he3p">
+            <w:hyperlink w:history="1" r:id="rIdwndyxf_d92jepopemzamc">
               <w:r>
                 <w:rPr>
                   <w:rFonts w:ascii="Arial" w:cs="Arial" w:eastAsia="Arial" w:hAnsi="Arial"/>
@@ -25332,7 +25847,7 @@
               <w:spacing w:after="10" w:before="0"/>
               <w:ind w:left="120"/>
             </w:pPr>
-            <w:hyperlink w:history="1" r:id="rIdffax4vsxpw2ifz78wih9m">
+            <w:hyperlink w:history="1" r:id="rIdzee-hfh8reu-_0rxnydfz">
               <w:r>
                 <w:rPr>
                   <w:rFonts w:ascii="Arial" w:cs="Arial" w:eastAsia="Arial" w:hAnsi="Arial"/>
@@ -25360,6 +25875,7 @@
           </w:tcPr>
           <w:p>
             <w:pPr>
+              <w:keepNext w:val="false"/>
               <w:spacing w:after="40" w:before="0"/>
               <w:jc w:val="left"/>
             </w:pPr>
@@ -25392,6 +25908,7 @@
           </w:tcPr>
           <w:p>
             <w:pPr>
+              <w:keepNext w:val="false"/>
               <w:spacing w:after="40" w:before="0"/>
               <w:jc w:val="left"/>
             </w:pPr>
@@ -25424,6 +25941,7 @@
           </w:tcPr>
           <w:p>
             <w:pPr>
+              <w:keepNext w:val="false"/>
               <w:spacing w:after="40" w:before="0"/>
               <w:jc w:val="left"/>
             </w:pPr>
@@ -25456,6 +25974,7 @@
           </w:tcPr>
           <w:p>
             <w:pPr>
+              <w:keepNext w:val="false"/>
               <w:spacing w:after="40" w:before="0"/>
               <w:jc w:val="left"/>
             </w:pPr>
@@ -25515,6 +26034,7 @@
           </w:tcPr>
           <w:p>
             <w:pPr>
+              <w:keepNext w:val="false"/>
               <w:spacing w:after="40" w:before="0"/>
               <w:jc w:val="center"/>
             </w:pPr>
@@ -25549,6 +26069,7 @@
           </w:tcPr>
           <w:p>
             <w:pPr>
+              <w:keepNext w:val="false"/>
               <w:spacing w:after="40" w:before="0"/>
               <w:jc w:val="left"/>
             </w:pPr>
@@ -25610,6 +26131,7 @@
           </w:tcPr>
           <w:p>
             <w:pPr>
+              <w:keepNext w:val="false"/>
               <w:spacing w:after="40" w:before="0"/>
               <w:jc w:val="center"/>
             </w:pPr>
@@ -25644,6 +26166,7 @@
           </w:tcPr>
           <w:p>
             <w:pPr>
+              <w:keepNext w:val="false"/>
               <w:spacing w:after="40" w:before="0"/>
               <w:jc w:val="left"/>
             </w:pPr>
@@ -25676,6 +26199,7 @@
           </w:tcPr>
           <w:p>
             <w:pPr>
+              <w:keepNext w:val="false"/>
               <w:spacing w:after="40" w:before="0"/>
               <w:jc w:val="left"/>
             </w:pPr>
@@ -25710,6 +26234,7 @@
           </w:tcPr>
           <w:p>
             <w:pPr>
+              <w:keepNext w:val="false"/>
               <w:spacing w:after="40" w:before="0"/>
               <w:jc w:val="left"/>
             </w:pPr>
@@ -25742,6 +26267,7 @@
           </w:tcPr>
           <w:p>
             <w:pPr>
+              <w:keepNext w:val="false"/>
               <w:spacing w:after="40" w:before="0"/>
               <w:jc w:val="left"/>
             </w:pPr>
@@ -25776,6 +26302,7 @@
           </w:tcPr>
           <w:p>
             <w:pPr>
+              <w:keepNext w:val="false"/>
               <w:spacing w:after="40" w:before="0"/>
               <w:jc w:val="left"/>
             </w:pPr>
@@ -25808,6 +26335,7 @@
           </w:tcPr>
           <w:p>
             <w:pPr>
+              <w:keepNext w:val="false"/>
               <w:spacing w:after="40" w:before="0"/>
               <w:jc w:val="left"/>
             </w:pPr>
@@ -25844,7 +26372,7 @@
         </w:rPr>
         <w:t xml:space="preserve">© 2026 SeaVuria and ARES. Aligned with KICD objectives. Developed by SeaVuria; technical implementation by ARES (with AI assistance from Claude). Licensed under </w:t>
       </w:r>
-      <w:hyperlink w:history="1" r:id="rId-koysu4stt0cwnevvnr-0">
+      <w:hyperlink w:history="1" r:id="rIdd8-ofkv9r6uznhtlzjq6m">
         <w:r>
           <w:rPr>
             <w:rFonts w:ascii="Arial" w:cs="Arial" w:eastAsia="Arial" w:hAnsi="Arial"/>
@@ -25865,7 +26393,7 @@
         </w:rPr>
         <w:t xml:space="preserve"> (</w:t>
       </w:r>
-      <w:hyperlink w:history="1" r:id="rIdbvzxbjhd5g4qqpay4anek">
+      <w:hyperlink w:history="1" r:id="rId7jzobm-prxn8ccqfhcgcr">
         <w:r>
           <w:rPr>
             <w:rFonts w:ascii="Arial" w:cs="Arial" w:eastAsia="Arial" w:hAnsi="Arial"/>
@@ -25925,6 +26453,7 @@
           </w:tcPr>
           <w:p>
             <w:pPr>
+              <w:keepNext w:val="false"/>
               <w:spacing w:after="40" w:before="0"/>
               <w:jc w:val="center"/>
             </w:pPr>
@@ -25960,6 +26489,7 @@
           </w:tcPr>
           <w:p>
             <w:pPr>
+              <w:keepNext w:val="false"/>
               <w:spacing w:after="40" w:before="0"/>
               <w:jc w:val="center"/>
             </w:pPr>
@@ -25994,6 +26524,7 @@
           </w:tcPr>
           <w:p>
             <w:pPr>
+              <w:keepNext w:val="false"/>
               <w:spacing w:after="40" w:before="0"/>
               <w:jc w:val="left"/>
             </w:pPr>
@@ -26026,6 +26557,7 @@
           </w:tcPr>
           <w:p>
             <w:pPr>
+              <w:keepNext w:val="false"/>
               <w:spacing w:after="40" w:before="0"/>
               <w:jc w:val="left"/>
             </w:pPr>
@@ -26060,6 +26592,7 @@
           </w:tcPr>
           <w:p>
             <w:pPr>
+              <w:keepNext w:val="false"/>
               <w:spacing w:after="40" w:before="0"/>
               <w:jc w:val="left"/>
             </w:pPr>
@@ -26092,6 +26625,7 @@
           </w:tcPr>
           <w:p>
             <w:pPr>
+              <w:keepNext w:val="false"/>
               <w:spacing w:after="40" w:before="0"/>
               <w:jc w:val="left"/>
             </w:pPr>
@@ -26126,6 +26660,7 @@
           </w:tcPr>
           <w:p>
             <w:pPr>
+              <w:keepNext w:val="false"/>
               <w:spacing w:after="40" w:before="0"/>
               <w:jc w:val="left"/>
             </w:pPr>
@@ -26158,6 +26693,7 @@
           </w:tcPr>
           <w:p>
             <w:pPr>
+              <w:keepNext w:val="false"/>
               <w:spacing w:after="40" w:before="0"/>
               <w:jc w:val="left"/>
             </w:pPr>
@@ -26192,6 +26728,7 @@
           </w:tcPr>
           <w:p>
             <w:pPr>
+              <w:keepNext w:val="false"/>
               <w:spacing w:after="40" w:before="0"/>
               <w:jc w:val="left"/>
             </w:pPr>
@@ -26224,6 +26761,7 @@
           </w:tcPr>
           <w:p>
             <w:pPr>
+              <w:keepNext w:val="false"/>
               <w:spacing w:after="40" w:before="0"/>
               <w:jc w:val="left"/>
             </w:pPr>
@@ -26258,6 +26796,7 @@
           </w:tcPr>
           <w:p>
             <w:pPr>
+              <w:keepNext w:val="false"/>
               <w:spacing w:after="40" w:before="0"/>
               <w:jc w:val="left"/>
             </w:pPr>
@@ -26290,6 +26829,7 @@
           </w:tcPr>
           <w:p>
             <w:pPr>
+              <w:keepNext w:val="false"/>
               <w:spacing w:after="40" w:before="0"/>
               <w:jc w:val="left"/>
             </w:pPr>
@@ -26324,6 +26864,7 @@
           </w:tcPr>
           <w:p>
             <w:pPr>
+              <w:keepNext w:val="false"/>
               <w:spacing w:after="40" w:before="0"/>
               <w:jc w:val="left"/>
             </w:pPr>
@@ -26356,6 +26897,7 @@
           </w:tcPr>
           <w:p>
             <w:pPr>
+              <w:keepNext w:val="false"/>
               <w:spacing w:after="40" w:before="0"/>
               <w:jc w:val="left"/>
             </w:pPr>
@@ -26390,6 +26932,7 @@
           </w:tcPr>
           <w:p>
             <w:pPr>
+              <w:keepNext w:val="false"/>
               <w:spacing w:after="40" w:before="0"/>
               <w:jc w:val="left"/>
             </w:pPr>
@@ -26422,6 +26965,7 @@
           </w:tcPr>
           <w:p>
             <w:pPr>
+              <w:keepNext w:val="false"/>
               <w:spacing w:after="40" w:before="0"/>
               <w:jc w:val="left"/>
             </w:pPr>
@@ -26456,6 +27000,7 @@
           </w:tcPr>
           <w:p>
             <w:pPr>
+              <w:keepNext w:val="false"/>
               <w:spacing w:after="40" w:before="0"/>
               <w:jc w:val="left"/>
             </w:pPr>
@@ -26488,6 +27033,7 @@
           </w:tcPr>
           <w:p>
             <w:pPr>
+              <w:keepNext w:val="false"/>
               <w:spacing w:after="40" w:before="0"/>
               <w:jc w:val="left"/>
             </w:pPr>
@@ -26547,6 +27093,7 @@
           </w:tcPr>
           <w:p>
             <w:pPr>
+              <w:keepNext w:val="false"/>
               <w:spacing w:after="40" w:before="0"/>
               <w:jc w:val="center"/>
             </w:pPr>
@@ -26581,6 +27128,7 @@
           </w:tcPr>
           <w:p>
             <w:pPr>
+              <w:keepNext w:val="false"/>
               <w:spacing w:after="40" w:before="0"/>
               <w:jc w:val="left"/>
             </w:pPr>
@@ -26645,6 +27193,7 @@
           </w:tcPr>
           <w:p>
             <w:pPr>
+              <w:keepNext w:val="false"/>
               <w:spacing w:after="40" w:before="0"/>
               <w:jc w:val="center"/>
             </w:pPr>
@@ -26679,6 +27228,7 @@
           </w:tcPr>
           <w:p>
             <w:pPr>
+              <w:keepNext w:val="false"/>
               <w:spacing w:after="40" w:before="0"/>
               <w:jc w:val="left"/>
             </w:pPr>
@@ -26711,6 +27261,7 @@
           </w:tcPr>
           <w:p>
             <w:pPr>
+              <w:keepNext w:val="false"/>
               <w:spacing w:after="40" w:before="0"/>
               <w:jc w:val="left"/>
             </w:pPr>
@@ -26743,6 +27294,7 @@
           </w:tcPr>
           <w:p>
             <w:pPr>
+              <w:keepNext w:val="false"/>
               <w:spacing w:after="40" w:before="0"/>
               <w:jc w:val="left"/>
             </w:pPr>
@@ -26775,6 +27327,7 @@
           </w:tcPr>
           <w:p>
             <w:pPr>
+              <w:keepNext w:val="false"/>
               <w:spacing w:after="40" w:before="0"/>
               <w:jc w:val="left"/>
             </w:pPr>
@@ -26807,6 +27360,7 @@
           </w:tcPr>
           <w:p>
             <w:pPr>
+              <w:keepNext w:val="false"/>
               <w:spacing w:after="40" w:before="0"/>
               <w:jc w:val="left"/>
             </w:pPr>
@@ -26841,6 +27395,7 @@
           </w:tcPr>
           <w:p>
             <w:pPr>
+              <w:keepNext w:val="false"/>
               <w:spacing w:after="40" w:before="0"/>
               <w:jc w:val="left"/>
             </w:pPr>
@@ -26895,7 +27450,7 @@
               <w:spacing w:after="10" w:before="0"/>
               <w:ind w:left="120"/>
             </w:pPr>
-            <w:hyperlink w:history="1" r:id="rIdgsjajmijsauwac5w43hay">
+            <w:hyperlink w:history="1" r:id="rIdj2pzjgirq4c4v_65hpfqa">
               <w:r>
                 <w:rPr>
                   <w:rFonts w:ascii="Arial" w:cs="Arial" w:eastAsia="Arial" w:hAnsi="Arial"/>
@@ -26955,7 +27510,7 @@
             <w:pPr>
               <w:spacing w:after="20" w:before="0"/>
             </w:pPr>
-            <w:hyperlink w:history="1" r:id="rIdolgdwjs4bnldjjyyjwvt3">
+            <w:hyperlink w:history="1" r:id="rId7pp7gr26i7uaeyeggxjuj">
               <w:r>
                 <w:rPr>
                   <w:rFonts w:ascii="Arial" w:cs="Arial" w:eastAsia="Arial" w:hAnsi="Arial"/>
@@ -26988,7 +27543,7 @@
               <w:spacing w:after="10" w:before="0"/>
               <w:ind w:left="120"/>
             </w:pPr>
-            <w:hyperlink w:history="1" r:id="rIdqotj0ldogd7kkhv0ajko5">
+            <w:hyperlink w:history="1" r:id="rId7vdwltbqcwhytnnksmp5b">
               <w:r>
                 <w:rPr>
                   <w:rFonts w:ascii="Arial" w:cs="Arial" w:eastAsia="Arial" w:hAnsi="Arial"/>
@@ -27016,6 +27571,7 @@
           </w:tcPr>
           <w:p>
             <w:pPr>
+              <w:keepNext w:val="false"/>
               <w:spacing w:after="40" w:before="0"/>
               <w:jc w:val="left"/>
             </w:pPr>
@@ -27048,6 +27604,7 @@
           </w:tcPr>
           <w:p>
             <w:pPr>
+              <w:keepNext w:val="false"/>
               <w:spacing w:after="40" w:before="0"/>
               <w:jc w:val="left"/>
             </w:pPr>
@@ -27080,6 +27637,7 @@
           </w:tcPr>
           <w:p>
             <w:pPr>
+              <w:keepNext w:val="false"/>
               <w:spacing w:after="40" w:before="0"/>
               <w:jc w:val="left"/>
             </w:pPr>
@@ -27112,6 +27670,7 @@
           </w:tcPr>
           <w:p>
             <w:pPr>
+              <w:keepNext w:val="false"/>
               <w:spacing w:after="40" w:before="0"/>
               <w:jc w:val="left"/>
             </w:pPr>
@@ -27146,6 +27705,7 @@
           </w:tcPr>
           <w:p>
             <w:pPr>
+              <w:keepNext w:val="false"/>
               <w:spacing w:after="40" w:before="0"/>
               <w:jc w:val="left"/>
             </w:pPr>
@@ -27200,7 +27760,7 @@
               <w:spacing w:after="10" w:before="0"/>
               <w:ind w:left="120"/>
             </w:pPr>
-            <w:hyperlink w:history="1" r:id="rIdsza1hthhshrk77wziohua">
+            <w:hyperlink w:history="1" r:id="rIditoilljqovehmtpnbiw1x">
               <w:r>
                 <w:rPr>
                   <w:rFonts w:ascii="Arial" w:cs="Arial" w:eastAsia="Arial" w:hAnsi="Arial"/>
@@ -27260,7 +27820,7 @@
             <w:pPr>
               <w:spacing w:after="20" w:before="0"/>
             </w:pPr>
-            <w:hyperlink w:history="1" r:id="rIdnwcdjsdfdjl3phs7vc8gz">
+            <w:hyperlink w:history="1" r:id="rIdquyuk4faecv-hg-g0qhna">
               <w:r>
                 <w:rPr>
                   <w:rFonts w:ascii="Arial" w:cs="Arial" w:eastAsia="Arial" w:hAnsi="Arial"/>
@@ -27293,7 +27853,7 @@
               <w:spacing w:after="10" w:before="0"/>
               <w:ind w:left="120"/>
             </w:pPr>
-            <w:hyperlink w:history="1" r:id="rIdlpft5lzzjkp7dz-0bzlbp">
+            <w:hyperlink w:history="1" r:id="rId7cponkcufgwsqshsuuwy_">
               <w:r>
                 <w:rPr>
                   <w:rFonts w:ascii="Arial" w:cs="Arial" w:eastAsia="Arial" w:hAnsi="Arial"/>
@@ -27321,6 +27881,7 @@
           </w:tcPr>
           <w:p>
             <w:pPr>
+              <w:keepNext w:val="false"/>
               <w:spacing w:after="40" w:before="0"/>
               <w:jc w:val="left"/>
             </w:pPr>
@@ -27353,6 +27914,7 @@
           </w:tcPr>
           <w:p>
             <w:pPr>
+              <w:keepNext w:val="false"/>
               <w:spacing w:after="40" w:before="0"/>
               <w:jc w:val="left"/>
             </w:pPr>
@@ -27385,6 +27947,7 @@
           </w:tcPr>
           <w:p>
             <w:pPr>
+              <w:keepNext w:val="false"/>
               <w:spacing w:after="40" w:before="0"/>
               <w:jc w:val="left"/>
             </w:pPr>
@@ -27417,6 +27980,7 @@
           </w:tcPr>
           <w:p>
             <w:pPr>
+              <w:keepNext w:val="false"/>
               <w:spacing w:after="40" w:before="0"/>
               <w:jc w:val="left"/>
             </w:pPr>
@@ -27451,6 +28015,7 @@
           </w:tcPr>
           <w:p>
             <w:pPr>
+              <w:keepNext w:val="false"/>
               <w:spacing w:after="40" w:before="0"/>
               <w:jc w:val="left"/>
             </w:pPr>
@@ -27505,7 +28070,7 @@
               <w:spacing w:after="10" w:before="0"/>
               <w:ind w:left="120"/>
             </w:pPr>
-            <w:hyperlink w:history="1" r:id="rIdxxr9qmuz2yfpxl1v4i850">
+            <w:hyperlink w:history="1" r:id="rIdw8srxx6td53xjszp88rej">
               <w:r>
                 <w:rPr>
                   <w:rFonts w:ascii="Arial" w:cs="Arial" w:eastAsia="Arial" w:hAnsi="Arial"/>
@@ -27565,7 +28130,7 @@
             <w:pPr>
               <w:spacing w:after="20" w:before="0"/>
             </w:pPr>
-            <w:hyperlink w:history="1" r:id="rId2qv2tgxyxs4aqbai3g-wq">
+            <w:hyperlink w:history="1" r:id="rIdtkfj6huz1hc5qbomdf_e3">
               <w:r>
                 <w:rPr>
                   <w:rFonts w:ascii="Arial" w:cs="Arial" w:eastAsia="Arial" w:hAnsi="Arial"/>
@@ -27598,7 +28163,7 @@
               <w:spacing w:after="10" w:before="0"/>
               <w:ind w:left="120"/>
             </w:pPr>
-            <w:hyperlink w:history="1" r:id="rIdjhfw_l0odqmwch7nnwy8h">
+            <w:hyperlink w:history="1" r:id="rIdedzgmtoojk5hxnpogflr-">
               <w:r>
                 <w:rPr>
                   <w:rFonts w:ascii="Arial" w:cs="Arial" w:eastAsia="Arial" w:hAnsi="Arial"/>
@@ -27626,6 +28191,7 @@
           </w:tcPr>
           <w:p>
             <w:pPr>
+              <w:keepNext w:val="false"/>
               <w:spacing w:after="40" w:before="0"/>
               <w:jc w:val="left"/>
             </w:pPr>
@@ -27658,6 +28224,7 @@
           </w:tcPr>
           <w:p>
             <w:pPr>
+              <w:keepNext w:val="false"/>
               <w:spacing w:after="40" w:before="0"/>
               <w:jc w:val="left"/>
             </w:pPr>
@@ -27690,6 +28257,7 @@
           </w:tcPr>
           <w:p>
             <w:pPr>
+              <w:keepNext w:val="false"/>
               <w:spacing w:after="40" w:before="0"/>
               <w:jc w:val="left"/>
             </w:pPr>
@@ -27722,6 +28290,7 @@
           </w:tcPr>
           <w:p>
             <w:pPr>
+              <w:keepNext w:val="false"/>
               <w:spacing w:after="40" w:before="0"/>
               <w:jc w:val="left"/>
             </w:pPr>
@@ -27756,6 +28325,7 @@
           </w:tcPr>
           <w:p>
             <w:pPr>
+              <w:keepNext w:val="false"/>
               <w:spacing w:after="40" w:before="0"/>
               <w:jc w:val="left"/>
             </w:pPr>
@@ -27810,7 +28380,7 @@
               <w:spacing w:after="10" w:before="0"/>
               <w:ind w:left="120"/>
             </w:pPr>
-            <w:hyperlink w:history="1" r:id="rIdss54lqyeyabhotlaz17if">
+            <w:hyperlink w:history="1" r:id="rIdhg98pfstmb2dfushcuzwq">
               <w:r>
                 <w:rPr>
                   <w:rFonts w:ascii="Arial" w:cs="Arial" w:eastAsia="Arial" w:hAnsi="Arial"/>
@@ -27870,7 +28440,7 @@
             <w:pPr>
               <w:spacing w:after="20" w:before="0"/>
             </w:pPr>
-            <w:hyperlink w:history="1" r:id="rIdlucvxdvkbq4n-nm1uw6kb">
+            <w:hyperlink w:history="1" r:id="rId-rj8pmpuivs98nd7fyuse">
               <w:r>
                 <w:rPr>
                   <w:rFonts w:ascii="Arial" w:cs="Arial" w:eastAsia="Arial" w:hAnsi="Arial"/>
@@ -27903,7 +28473,7 @@
               <w:spacing w:after="10" w:before="0"/>
               <w:ind w:left="120"/>
             </w:pPr>
-            <w:hyperlink w:history="1" r:id="rIdlzcsqlzydvjabunmtsga_">
+            <w:hyperlink w:history="1" r:id="rIdclkwmgohiv11q4e_p-qvg">
               <w:r>
                 <w:rPr>
                   <w:rFonts w:ascii="Arial" w:cs="Arial" w:eastAsia="Arial" w:hAnsi="Arial"/>
@@ -27931,6 +28501,7 @@
           </w:tcPr>
           <w:p>
             <w:pPr>
+              <w:keepNext w:val="false"/>
               <w:spacing w:after="40" w:before="0"/>
               <w:jc w:val="left"/>
             </w:pPr>
@@ -27963,6 +28534,7 @@
           </w:tcPr>
           <w:p>
             <w:pPr>
+              <w:keepNext w:val="false"/>
               <w:spacing w:after="40" w:before="0"/>
               <w:jc w:val="left"/>
             </w:pPr>
@@ -27995,6 +28567,7 @@
           </w:tcPr>
           <w:p>
             <w:pPr>
+              <w:keepNext w:val="false"/>
               <w:spacing w:after="40" w:before="0"/>
               <w:jc w:val="left"/>
             </w:pPr>
@@ -28027,6 +28600,7 @@
           </w:tcPr>
           <w:p>
             <w:pPr>
+              <w:keepNext w:val="false"/>
               <w:spacing w:after="40" w:before="0"/>
               <w:jc w:val="left"/>
             </w:pPr>
@@ -28061,6 +28635,7 @@
           </w:tcPr>
           <w:p>
             <w:pPr>
+              <w:keepNext w:val="false"/>
               <w:spacing w:after="40" w:before="0"/>
               <w:jc w:val="left"/>
             </w:pPr>
@@ -28115,7 +28690,7 @@
               <w:spacing w:after="10" w:before="0"/>
               <w:ind w:left="120"/>
             </w:pPr>
-            <w:hyperlink w:history="1" r:id="rIdufkan8ouljycq4daibi51">
+            <w:hyperlink w:history="1" r:id="rIdmapyvjzckz-18efmmsrpi">
               <w:r>
                 <w:rPr>
                   <w:rFonts w:ascii="Arial" w:cs="Arial" w:eastAsia="Arial" w:hAnsi="Arial"/>
@@ -28175,7 +28750,7 @@
             <w:pPr>
               <w:spacing w:after="20" w:before="0"/>
             </w:pPr>
-            <w:hyperlink w:history="1" r:id="rIdw6nxvmbm0znyfyeacwm7m">
+            <w:hyperlink w:history="1" r:id="rIdc6ft0fbfxnkipshjgkc4h">
               <w:r>
                 <w:rPr>
                   <w:rFonts w:ascii="Arial" w:cs="Arial" w:eastAsia="Arial" w:hAnsi="Arial"/>
@@ -28208,7 +28783,7 @@
               <w:spacing w:after="10" w:before="0"/>
               <w:ind w:left="120"/>
             </w:pPr>
-            <w:hyperlink w:history="1" r:id="rIdkwszvnlyefc9aaz98avj-">
+            <w:hyperlink w:history="1" r:id="rId2j-85f_ejs7g_kkjcaxfv">
               <w:r>
                 <w:rPr>
                   <w:rFonts w:ascii="Arial" w:cs="Arial" w:eastAsia="Arial" w:hAnsi="Arial"/>
@@ -28236,6 +28811,7 @@
           </w:tcPr>
           <w:p>
             <w:pPr>
+              <w:keepNext w:val="false"/>
               <w:spacing w:after="40" w:before="0"/>
               <w:jc w:val="left"/>
             </w:pPr>
@@ -28268,6 +28844,7 @@
           </w:tcPr>
           <w:p>
             <w:pPr>
+              <w:keepNext w:val="false"/>
               <w:spacing w:after="40" w:before="0"/>
               <w:jc w:val="left"/>
             </w:pPr>
@@ -28300,6 +28877,7 @@
           </w:tcPr>
           <w:p>
             <w:pPr>
+              <w:keepNext w:val="false"/>
               <w:spacing w:after="40" w:before="0"/>
               <w:jc w:val="left"/>
             </w:pPr>
@@ -28332,6 +28910,7 @@
           </w:tcPr>
           <w:p>
             <w:pPr>
+              <w:keepNext w:val="false"/>
               <w:spacing w:after="40" w:before="0"/>
               <w:jc w:val="left"/>
             </w:pPr>
@@ -28391,6 +28970,7 @@
           </w:tcPr>
           <w:p>
             <w:pPr>
+              <w:keepNext w:val="false"/>
               <w:spacing w:after="40" w:before="0"/>
               <w:jc w:val="center"/>
             </w:pPr>
@@ -28425,6 +29005,7 @@
           </w:tcPr>
           <w:p>
             <w:pPr>
+              <w:keepNext w:val="false"/>
               <w:spacing w:after="40" w:before="0"/>
               <w:jc w:val="left"/>
             </w:pPr>
@@ -28486,6 +29067,7 @@
           </w:tcPr>
           <w:p>
             <w:pPr>
+              <w:keepNext w:val="false"/>
               <w:spacing w:after="40" w:before="0"/>
               <w:jc w:val="center"/>
             </w:pPr>
@@ -28520,6 +29102,7 @@
           </w:tcPr>
           <w:p>
             <w:pPr>
+              <w:keepNext w:val="false"/>
               <w:spacing w:after="40" w:before="0"/>
               <w:jc w:val="left"/>
             </w:pPr>
@@ -28552,6 +29135,7 @@
           </w:tcPr>
           <w:p>
             <w:pPr>
+              <w:keepNext w:val="false"/>
               <w:spacing w:after="40" w:before="0"/>
               <w:jc w:val="left"/>
             </w:pPr>
@@ -28586,6 +29170,7 @@
           </w:tcPr>
           <w:p>
             <w:pPr>
+              <w:keepNext w:val="false"/>
               <w:spacing w:after="40" w:before="0"/>
               <w:jc w:val="left"/>
             </w:pPr>
@@ -28618,6 +29203,7 @@
           </w:tcPr>
           <w:p>
             <w:pPr>
+              <w:keepNext w:val="false"/>
               <w:spacing w:after="40" w:before="0"/>
               <w:jc w:val="left"/>
             </w:pPr>
@@ -28652,6 +29238,7 @@
           </w:tcPr>
           <w:p>
             <w:pPr>
+              <w:keepNext w:val="false"/>
               <w:spacing w:after="40" w:before="0"/>
               <w:jc w:val="left"/>
             </w:pPr>
@@ -28684,6 +29271,7 @@
           </w:tcPr>
           <w:p>
             <w:pPr>
+              <w:keepNext w:val="false"/>
               <w:spacing w:after="40" w:before="0"/>
               <w:jc w:val="left"/>
             </w:pPr>
@@ -28720,7 +29308,7 @@
         </w:rPr>
         <w:t xml:space="preserve">© 2026 SeaVuria and ARES. Aligned with KICD objectives. Developed by SeaVuria; technical implementation by ARES (with AI assistance from Claude). Licensed under </w:t>
       </w:r>
-      <w:hyperlink w:history="1" r:id="rIdxcio3zvdro8epupu_xngv">
+      <w:hyperlink w:history="1" r:id="rId2fco6sfqwaoufzxxxd8ik">
         <w:r>
           <w:rPr>
             <w:rFonts w:ascii="Arial" w:cs="Arial" w:eastAsia="Arial" w:hAnsi="Arial"/>
@@ -28741,7 +29329,7 @@
         </w:rPr>
         <w:t xml:space="preserve"> (</w:t>
       </w:r>
-      <w:hyperlink w:history="1" r:id="rIdbk_mt5c_qjfs9v1m-smmn">
+      <w:hyperlink w:history="1" r:id="rIdz9ctvwbdm1ekmzmvuvl77">
         <w:r>
           <w:rPr>
             <w:rFonts w:ascii="Arial" w:cs="Arial" w:eastAsia="Arial" w:hAnsi="Arial"/>
@@ -28802,6 +29390,7 @@
           </w:tcPr>
           <w:p>
             <w:pPr>
+              <w:keepNext w:val="false"/>
               <w:spacing w:after="40" w:before="0"/>
               <w:jc w:val="center"/>
             </w:pPr>
@@ -28836,6 +29425,7 @@
           </w:tcPr>
           <w:p>
             <w:pPr>
+              <w:keepNext w:val="false"/>
               <w:spacing w:after="40" w:before="0"/>
               <w:jc w:val="left"/>
             </w:pPr>
@@ -28868,6 +29458,7 @@
           </w:tcPr>
           <w:p>
             <w:pPr>
+              <w:keepNext w:val="false"/>
               <w:spacing w:after="40" w:before="0"/>
               <w:jc w:val="left"/>
             </w:pPr>
@@ -28900,6 +29491,7 @@
           </w:tcPr>
           <w:p>
             <w:pPr>
+              <w:keepNext w:val="false"/>
               <w:spacing w:after="40" w:before="0"/>
               <w:jc w:val="left"/>
             </w:pPr>
@@ -28934,6 +29526,7 @@
           </w:tcPr>
           <w:p>
             <w:pPr>
+              <w:keepNext w:val="false"/>
               <w:spacing w:after="40" w:before="0"/>
               <w:jc w:val="left"/>
             </w:pPr>
@@ -28966,6 +29559,7 @@
           </w:tcPr>
           <w:p>
             <w:pPr>
+              <w:keepNext w:val="false"/>
               <w:spacing w:after="40" w:before="0"/>
               <w:jc w:val="left"/>
             </w:pPr>
@@ -28998,6 +29592,7 @@
           </w:tcPr>
           <w:p>
             <w:pPr>
+              <w:keepNext w:val="false"/>
               <w:spacing w:after="40" w:before="0"/>
               <w:jc w:val="left"/>
             </w:pPr>
@@ -29032,6 +29627,7 @@
           </w:tcPr>
           <w:p>
             <w:pPr>
+              <w:keepNext w:val="false"/>
               <w:spacing w:after="40" w:before="0"/>
               <w:jc w:val="left"/>
             </w:pPr>
@@ -29064,6 +29660,7 @@
           </w:tcPr>
           <w:p>
             <w:pPr>
+              <w:keepNext w:val="false"/>
               <w:spacing w:after="40" w:before="0"/>
               <w:jc w:val="left"/>
             </w:pPr>
@@ -29096,6 +29693,7 @@
           </w:tcPr>
           <w:p>
             <w:pPr>
+              <w:keepNext w:val="false"/>
               <w:spacing w:after="40" w:before="0"/>
               <w:jc w:val="left"/>
             </w:pPr>
@@ -29130,6 +29728,7 @@
           </w:tcPr>
           <w:p>
             <w:pPr>
+              <w:keepNext w:val="false"/>
               <w:spacing w:after="40" w:before="0"/>
               <w:jc w:val="left"/>
             </w:pPr>
@@ -29162,6 +29761,7 @@
           </w:tcPr>
           <w:p>
             <w:pPr>
+              <w:keepNext w:val="false"/>
               <w:spacing w:after="40" w:before="0"/>
               <w:jc w:val="left"/>
             </w:pPr>
@@ -29194,6 +29794,7 @@
           </w:tcPr>
           <w:p>
             <w:pPr>
+              <w:keepNext w:val="false"/>
               <w:spacing w:after="40" w:before="0"/>
               <w:jc w:val="left"/>
             </w:pPr>

--- a/data/outputs/v2/Grade11/Biology/Lesson_Plans/SS1.2_Ecology/Biology_Ecology_CBE_LessonSequence.docx
+++ b/data/outputs/v2/Grade11/Biology/Lesson_Plans/SS1.2_Ecology/Biology_Ecology_CBE_LessonSequence.docx
@@ -2378,7 +2378,7 @@
         </w:rPr>
         <w:t xml:space="preserve">© 2026 SeaVuria and ARES. This work is licensed under a </w:t>
       </w:r>
-      <w:hyperlink w:history="1" r:id="rIdoik1hweynwmjge-u7lhq-">
+      <w:hyperlink w:history="1" r:id="rIdpaff5jh7kpktkf-6vhxue">
         <w:r>
           <w:rPr>
             <w:rFonts w:ascii="Arial" w:cs="Arial" w:eastAsia="Arial" w:hAnsi="Arial"/>
@@ -2398,7 +2398,7 @@
         </w:rPr>
         <w:t xml:space="preserve"> (</w:t>
       </w:r>
-      <w:hyperlink w:history="1" r:id="rIdnjtyzw_s5ulbmq4yxsjgb">
+      <w:hyperlink w:history="1" r:id="rIdk6dlzab2hrqifrzzww5a7">
         <w:r>
           <w:rPr>
             <w:rFonts w:ascii="Arial" w:cs="Arial" w:eastAsia="Arial" w:hAnsi="Arial"/>
@@ -2418,7 +2418,7 @@
         </w:rPr>
         <w:t xml:space="preserve">). To view a copy of this license, visit </w:t>
       </w:r>
-      <w:hyperlink w:history="1" r:id="rId27kdpodfnqmwjyrcj2uux">
+      <w:hyperlink w:history="1" r:id="rId3xaqh-uv7a50xwt1grxxs">
         <w:r>
           <w:rPr>
             <w:rFonts w:ascii="Arial" w:cs="Arial" w:eastAsia="Arial" w:hAnsi="Arial"/>
@@ -3457,7 +3457,7 @@
             <w:pPr>
               <w:spacing w:after="20" w:before="0"/>
             </w:pPr>
-            <w:hyperlink w:history="1" r:id="rIdxf95acft1y9qdagla62ao">
+            <w:hyperlink w:history="1" r:id="rIdrsch4umai3fkr_ernxhil">
               <w:r>
                 <w:rPr>
                   <w:rFonts w:ascii="Arial" w:cs="Arial" w:eastAsia="Arial" w:hAnsi="Arial"/>
@@ -3490,7 +3490,7 @@
               <w:spacing w:after="10" w:before="0"/>
               <w:ind w:left="120"/>
             </w:pPr>
-            <w:hyperlink w:history="1" r:id="rIdglrmrom_1hewkrjw7hek7">
+            <w:hyperlink w:history="1" r:id="rIdnnjtqnwydcwxar3nzc4hb">
               <w:r>
                 <w:rPr>
                   <w:rFonts w:ascii="Arial" w:cs="Arial" w:eastAsia="Arial" w:hAnsi="Arial"/>
@@ -3535,7 +3535,7 @@
             <w:pPr>
               <w:spacing w:after="20" w:before="0"/>
             </w:pPr>
-            <w:hyperlink w:history="1" r:id="rIdmndu-6z1eiqorryxjxyor">
+            <w:hyperlink w:history="1" r:id="rIdzne_ren4jepojpzkdqcvw">
               <w:r>
                 <w:rPr>
                   <w:rFonts w:ascii="Arial" w:cs="Arial" w:eastAsia="Arial" w:hAnsi="Arial"/>
@@ -3568,7 +3568,7 @@
               <w:spacing w:after="10" w:before="0"/>
               <w:ind w:left="120"/>
             </w:pPr>
-            <w:hyperlink w:history="1" r:id="rId3ayzreqjmxkdgbdlzumy-">
+            <w:hyperlink w:history="1" r:id="rIdkdc4aibyrqlkeas2bm53m">
               <w:r>
                 <w:rPr>
                   <w:rFonts w:ascii="Arial" w:cs="Arial" w:eastAsia="Arial" w:hAnsi="Arial"/>
@@ -3768,7 +3768,7 @@
             <w:pPr>
               <w:spacing w:after="20" w:before="0"/>
             </w:pPr>
-            <w:hyperlink w:history="1" r:id="rIdxkelzpjxissp7ypk8ux01">
+            <w:hyperlink w:history="1" r:id="rIdw3xdujfpunyuv1gvggnt1">
               <w:r>
                 <w:rPr>
                   <w:rFonts w:ascii="Arial" w:cs="Arial" w:eastAsia="Arial" w:hAnsi="Arial"/>
@@ -3801,7 +3801,7 @@
               <w:spacing w:after="10" w:before="0"/>
               <w:ind w:left="120"/>
             </w:pPr>
-            <w:hyperlink w:history="1" r:id="rIdqiaydwqkgrep-2vd7pcfi">
+            <w:hyperlink w:history="1" r:id="rIdlgbv5tf64i5bpu6dvlkos">
               <w:r>
                 <w:rPr>
                   <w:rFonts w:ascii="Arial" w:cs="Arial" w:eastAsia="Arial" w:hAnsi="Arial"/>
@@ -3846,7 +3846,7 @@
             <w:pPr>
               <w:spacing w:after="20" w:before="0"/>
             </w:pPr>
-            <w:hyperlink w:history="1" r:id="rIdhn4oeq8wan_bk-q-p63iv">
+            <w:hyperlink w:history="1" r:id="rIdg6bfxkdtid9qte1xp5wlo">
               <w:r>
                 <w:rPr>
                   <w:rFonts w:ascii="Arial" w:cs="Arial" w:eastAsia="Arial" w:hAnsi="Arial"/>
@@ -3879,7 +3879,7 @@
               <w:spacing w:after="10" w:before="0"/>
               <w:ind w:left="120"/>
             </w:pPr>
-            <w:hyperlink w:history="1" r:id="rId0_6ixhyqz_w-cjufvo-vz">
+            <w:hyperlink w:history="1" r:id="rIdpmiu6ngmot3mnczilvb7c">
               <w:r>
                 <w:rPr>
                   <w:rFonts w:ascii="Arial" w:cs="Arial" w:eastAsia="Arial" w:hAnsi="Arial"/>
@@ -4079,7 +4079,7 @@
             <w:pPr>
               <w:spacing w:after="20" w:before="0"/>
             </w:pPr>
-            <w:hyperlink w:history="1" r:id="rId7zee0xfmfjuucbdlae6eo">
+            <w:hyperlink w:history="1" r:id="rIdfwhia4-vr1bpp06chu66y">
               <w:r>
                 <w:rPr>
                   <w:rFonts w:ascii="Arial" w:cs="Arial" w:eastAsia="Arial" w:hAnsi="Arial"/>
@@ -4112,7 +4112,7 @@
               <w:spacing w:after="10" w:before="0"/>
               <w:ind w:left="120"/>
             </w:pPr>
-            <w:hyperlink w:history="1" r:id="rIdhve5xon3agy2lf8zgbxpg">
+            <w:hyperlink w:history="1" r:id="rId6ll140nip4n-zjofahtww">
               <w:r>
                 <w:rPr>
                   <w:rFonts w:ascii="Arial" w:cs="Arial" w:eastAsia="Arial" w:hAnsi="Arial"/>
@@ -4157,7 +4157,7 @@
             <w:pPr>
               <w:spacing w:after="20" w:before="0"/>
             </w:pPr>
-            <w:hyperlink w:history="1" r:id="rIdxpihkx8rcuezskz1l1-de">
+            <w:hyperlink w:history="1" r:id="rIdfxtgyjlsrmz4g1lhwiz68">
               <w:r>
                 <w:rPr>
                   <w:rFonts w:ascii="Arial" w:cs="Arial" w:eastAsia="Arial" w:hAnsi="Arial"/>
@@ -4190,7 +4190,7 @@
               <w:spacing w:after="10" w:before="0"/>
               <w:ind w:left="120"/>
             </w:pPr>
-            <w:hyperlink w:history="1" r:id="rIdoxtukqpoaamecmyfi2kgw">
+            <w:hyperlink w:history="1" r:id="rIdf_dahdik5dx6gbsvaykv2">
               <w:r>
                 <w:rPr>
                   <w:rFonts w:ascii="Arial" w:cs="Arial" w:eastAsia="Arial" w:hAnsi="Arial"/>
@@ -4390,7 +4390,7 @@
             <w:pPr>
               <w:spacing w:after="20" w:before="0"/>
             </w:pPr>
-            <w:hyperlink w:history="1" r:id="rIdqkm5mhgi8pqmvekmy4c9d">
+            <w:hyperlink w:history="1" r:id="rId_l_ch2c_n4ucyekvpx62b">
               <w:r>
                 <w:rPr>
                   <w:rFonts w:ascii="Arial" w:cs="Arial" w:eastAsia="Arial" w:hAnsi="Arial"/>
@@ -4423,7 +4423,7 @@
               <w:spacing w:after="10" w:before="0"/>
               <w:ind w:left="120"/>
             </w:pPr>
-            <w:hyperlink w:history="1" r:id="rIdkwmzsad2uyo9k4exvnz_p">
+            <w:hyperlink w:history="1" r:id="rId4vl8pfvi0iiwerlqnvgmp">
               <w:r>
                 <w:rPr>
                   <w:rFonts w:ascii="Arial" w:cs="Arial" w:eastAsia="Arial" w:hAnsi="Arial"/>
@@ -4468,7 +4468,7 @@
             <w:pPr>
               <w:spacing w:after="20" w:before="0"/>
             </w:pPr>
-            <w:hyperlink w:history="1" r:id="rId0xv8xixsbkyt5zxdx3liy">
+            <w:hyperlink w:history="1" r:id="rIdijstn9c9h5knhbwl67bmx">
               <w:r>
                 <w:rPr>
                   <w:rFonts w:ascii="Arial" w:cs="Arial" w:eastAsia="Arial" w:hAnsi="Arial"/>
@@ -4501,7 +4501,7 @@
               <w:spacing w:after="10" w:before="0"/>
               <w:ind w:left="120"/>
             </w:pPr>
-            <w:hyperlink w:history="1" r:id="rIdow0wp7wrnlyvtcbuyfqyf">
+            <w:hyperlink w:history="1" r:id="rIdifr9ur-nq9lteuc1nxwko">
               <w:r>
                 <w:rPr>
                   <w:rFonts w:ascii="Arial" w:cs="Arial" w:eastAsia="Arial" w:hAnsi="Arial"/>
@@ -4701,7 +4701,7 @@
             <w:pPr>
               <w:spacing w:after="20" w:before="0"/>
             </w:pPr>
-            <w:hyperlink w:history="1" r:id="rIdrpwolqc-jthn7evobxmg2">
+            <w:hyperlink w:history="1" r:id="rIdytrbnjtolbgjzzv68vkpb">
               <w:r>
                 <w:rPr>
                   <w:rFonts w:ascii="Arial" w:cs="Arial" w:eastAsia="Arial" w:hAnsi="Arial"/>
@@ -4750,7 +4750,7 @@
               <w:spacing w:after="10" w:before="0"/>
               <w:ind w:left="120"/>
             </w:pPr>
-            <w:hyperlink w:history="1" r:id="rIda3z_rwjqf-nwcwlg7yz5f">
+            <w:hyperlink w:history="1" r:id="rIdrivloejgmmiauvzjqcqdh">
               <w:r>
                 <w:rPr>
                   <w:rFonts w:ascii="Arial" w:cs="Arial" w:eastAsia="Arial" w:hAnsi="Arial"/>
@@ -4795,7 +4795,7 @@
             <w:pPr>
               <w:spacing w:after="20" w:before="0"/>
             </w:pPr>
-            <w:hyperlink w:history="1" r:id="rIdkvvcdesqphtddaymj9c6d">
+            <w:hyperlink w:history="1" r:id="rId1hdkrcwi-z2k-ayadxrye">
               <w:r>
                 <w:rPr>
                   <w:rFonts w:ascii="Arial" w:cs="Arial" w:eastAsia="Arial" w:hAnsi="Arial"/>
@@ -4828,7 +4828,7 @@
               <w:spacing w:after="10" w:before="0"/>
               <w:ind w:left="120"/>
             </w:pPr>
-            <w:hyperlink w:history="1" r:id="rIdpckbummrin77cjqoqut6l">
+            <w:hyperlink w:history="1" r:id="rIddjd7ilj-3bmf75_5-tldx">
               <w:r>
                 <w:rPr>
                   <w:rFonts w:ascii="Arial" w:cs="Arial" w:eastAsia="Arial" w:hAnsi="Arial"/>
@@ -5353,7 +5353,7 @@
         </w:rPr>
         <w:t xml:space="preserve">© 2026 SeaVuria and ARES. Aligned with KICD objectives. Developed by SeaVuria; technical implementation by ARES (with AI assistance from Claude). Licensed under </w:t>
       </w:r>
-      <w:hyperlink w:history="1" r:id="rIdi6frxridnnzlcnsd6iaha">
+      <w:hyperlink w:history="1" r:id="rIdotky9mvti7rjyranawgpr">
         <w:r>
           <w:rPr>
             <w:rFonts w:ascii="Arial" w:cs="Arial" w:eastAsia="Arial" w:hAnsi="Arial"/>
@@ -5374,7 +5374,7 @@
         </w:rPr>
         <w:t xml:space="preserve"> (</w:t>
       </w:r>
-      <w:hyperlink w:history="1" r:id="rIdmbs8nvhdp9b79fdzj86yk">
+      <w:hyperlink w:history="1" r:id="rIdljntaqlcdk3hgacpijv77">
         <w:r>
           <w:rPr>
             <w:rFonts w:ascii="Arial" w:cs="Arial" w:eastAsia="Arial" w:hAnsi="Arial"/>
@@ -6414,7 +6414,7 @@
             <w:pPr>
               <w:spacing w:after="20" w:before="0"/>
             </w:pPr>
-            <w:hyperlink w:history="1" r:id="rIdznbrsni54rbpcsyprhfdg">
+            <w:hyperlink w:history="1" r:id="rIdzxoyxjxdjtjfsdftjfeir">
               <w:r>
                 <w:rPr>
                   <w:rFonts w:ascii="Arial" w:cs="Arial" w:eastAsia="Arial" w:hAnsi="Arial"/>
@@ -6463,7 +6463,7 @@
               <w:spacing w:after="10" w:before="0"/>
               <w:ind w:left="120"/>
             </w:pPr>
-            <w:hyperlink w:history="1" r:id="rIdq2120o-eytpm_mzjxlinc">
+            <w:hyperlink w:history="1" r:id="rIdcdlopz7u5cwgfw-zntrrs">
               <w:r>
                 <w:rPr>
                   <w:rFonts w:ascii="Arial" w:cs="Arial" w:eastAsia="Arial" w:hAnsi="Arial"/>
@@ -6508,7 +6508,7 @@
             <w:pPr>
               <w:spacing w:after="20" w:before="0"/>
             </w:pPr>
-            <w:hyperlink w:history="1" r:id="rIdmrqp-aiky1zuui8qcexs1">
+            <w:hyperlink w:history="1" r:id="rId00po0vv3v529_tdq7vzkw">
               <w:r>
                 <w:rPr>
                   <w:rFonts w:ascii="Arial" w:cs="Arial" w:eastAsia="Arial" w:hAnsi="Arial"/>
@@ -6557,7 +6557,7 @@
               <w:spacing w:after="10" w:before="0"/>
               <w:ind w:left="120"/>
             </w:pPr>
-            <w:hyperlink w:history="1" r:id="rIdd8zke6uwql6jllqpn1hdj">
+            <w:hyperlink w:history="1" r:id="rId0ibdddeuxklbn7lhrpoev">
               <w:r>
                 <w:rPr>
                   <w:rFonts w:ascii="Arial" w:cs="Arial" w:eastAsia="Arial" w:hAnsi="Arial"/>
@@ -6757,7 +6757,7 @@
             <w:pPr>
               <w:spacing w:after="20" w:before="0"/>
             </w:pPr>
-            <w:hyperlink w:history="1" r:id="rIdmnixb7hatisshirxeipg1">
+            <w:hyperlink w:history="1" r:id="rIdvmhdknurbxmmmaelurdo5">
               <w:r>
                 <w:rPr>
                   <w:rFonts w:ascii="Arial" w:cs="Arial" w:eastAsia="Arial" w:hAnsi="Arial"/>
@@ -6806,7 +6806,7 @@
               <w:spacing w:after="10" w:before="0"/>
               <w:ind w:left="120"/>
             </w:pPr>
-            <w:hyperlink w:history="1" r:id="rIdvfsb-ljisivpjclrf74vd">
+            <w:hyperlink w:history="1" r:id="rIdh6ka5h7owejr_igypqybt">
               <w:r>
                 <w:rPr>
                   <w:rFonts w:ascii="Arial" w:cs="Arial" w:eastAsia="Arial" w:hAnsi="Arial"/>
@@ -6851,7 +6851,7 @@
             <w:pPr>
               <w:spacing w:after="20" w:before="0"/>
             </w:pPr>
-            <w:hyperlink w:history="1" r:id="rIdvdws6v21b5jrlwbvxed5z">
+            <w:hyperlink w:history="1" r:id="rIdlhv5yimb-d3jioaa-ecff">
               <w:r>
                 <w:rPr>
                   <w:rFonts w:ascii="Arial" w:cs="Arial" w:eastAsia="Arial" w:hAnsi="Arial"/>
@@ -6900,7 +6900,7 @@
               <w:spacing w:after="10" w:before="0"/>
               <w:ind w:left="120"/>
             </w:pPr>
-            <w:hyperlink w:history="1" r:id="rId2gvpcbh9nwcmywywycp4q">
+            <w:hyperlink w:history="1" r:id="rIdt6w8ph0gmjojr-znin9rx">
               <w:r>
                 <w:rPr>
                   <w:rFonts w:ascii="Arial" w:cs="Arial" w:eastAsia="Arial" w:hAnsi="Arial"/>
@@ -7100,7 +7100,7 @@
             <w:pPr>
               <w:spacing w:after="20" w:before="0"/>
             </w:pPr>
-            <w:hyperlink w:history="1" r:id="rId_hn03blso7wfwner4tfxo">
+            <w:hyperlink w:history="1" r:id="rIdxgd5rvtrivzq7_4oqnly4">
               <w:r>
                 <w:rPr>
                   <w:rFonts w:ascii="Arial" w:cs="Arial" w:eastAsia="Arial" w:hAnsi="Arial"/>
@@ -7149,7 +7149,7 @@
               <w:spacing w:after="10" w:before="0"/>
               <w:ind w:left="120"/>
             </w:pPr>
-            <w:hyperlink w:history="1" r:id="rIdygdwstlo1c8hmhpv3ksz2">
+            <w:hyperlink w:history="1" r:id="rId6mb-9qnbioglzdonbq04g">
               <w:r>
                 <w:rPr>
                   <w:rFonts w:ascii="Arial" w:cs="Arial" w:eastAsia="Arial" w:hAnsi="Arial"/>
@@ -7194,7 +7194,7 @@
             <w:pPr>
               <w:spacing w:after="20" w:before="0"/>
             </w:pPr>
-            <w:hyperlink w:history="1" r:id="rIdickwntixr5vukcm2yep7j">
+            <w:hyperlink w:history="1" r:id="rIdezw1rqsqyuwvvdgtu4nzy">
               <w:r>
                 <w:rPr>
                   <w:rFonts w:ascii="Arial" w:cs="Arial" w:eastAsia="Arial" w:hAnsi="Arial"/>
@@ -7243,7 +7243,7 @@
               <w:spacing w:after="10" w:before="0"/>
               <w:ind w:left="120"/>
             </w:pPr>
-            <w:hyperlink w:history="1" r:id="rIdkgtrvzkhqqbp87mflfjqa">
+            <w:hyperlink w:history="1" r:id="rIdqhslik0cvelxkaueff5ri">
               <w:r>
                 <w:rPr>
                   <w:rFonts w:ascii="Arial" w:cs="Arial" w:eastAsia="Arial" w:hAnsi="Arial"/>
@@ -7443,7 +7443,7 @@
             <w:pPr>
               <w:spacing w:after="20" w:before="0"/>
             </w:pPr>
-            <w:hyperlink w:history="1" r:id="rIdxzzosw-zr0zkm1lrjxpeu">
+            <w:hyperlink w:history="1" r:id="rIddbrz0ugt7ayyb9kijskxf">
               <w:r>
                 <w:rPr>
                   <w:rFonts w:ascii="Arial" w:cs="Arial" w:eastAsia="Arial" w:hAnsi="Arial"/>
@@ -7492,7 +7492,7 @@
               <w:spacing w:after="10" w:before="0"/>
               <w:ind w:left="120"/>
             </w:pPr>
-            <w:hyperlink w:history="1" r:id="rIdmfrjkpmdoszb5ccrwpfly">
+            <w:hyperlink w:history="1" r:id="rIdyo_xrpzrtuhiprwvqj7ni">
               <w:r>
                 <w:rPr>
                   <w:rFonts w:ascii="Arial" w:cs="Arial" w:eastAsia="Arial" w:hAnsi="Arial"/>
@@ -7537,7 +7537,7 @@
             <w:pPr>
               <w:spacing w:after="20" w:before="0"/>
             </w:pPr>
-            <w:hyperlink w:history="1" r:id="rId6fbfdsuel9qtmbweqa4ko">
+            <w:hyperlink w:history="1" r:id="rIdk5onjl8s4syhm_w0xsitg">
               <w:r>
                 <w:rPr>
                   <w:rFonts w:ascii="Arial" w:cs="Arial" w:eastAsia="Arial" w:hAnsi="Arial"/>
@@ -7586,7 +7586,7 @@
               <w:spacing w:after="10" w:before="0"/>
               <w:ind w:left="120"/>
             </w:pPr>
-            <w:hyperlink w:history="1" r:id="rIdgv4xhc5mzykxobykmw4d3">
+            <w:hyperlink w:history="1" r:id="rIduo78innlc3ce8dowu8_ze">
               <w:r>
                 <w:rPr>
                   <w:rFonts w:ascii="Arial" w:cs="Arial" w:eastAsia="Arial" w:hAnsi="Arial"/>
@@ -7786,7 +7786,7 @@
             <w:pPr>
               <w:spacing w:after="20" w:before="0"/>
             </w:pPr>
-            <w:hyperlink w:history="1" r:id="rIdnmpyincrouqenfyxw0h_z">
+            <w:hyperlink w:history="1" r:id="rIdpjzef7ug-nt6brxn509m9">
               <w:r>
                 <w:rPr>
                   <w:rFonts w:ascii="Arial" w:cs="Arial" w:eastAsia="Arial" w:hAnsi="Arial"/>
@@ -7835,7 +7835,7 @@
               <w:spacing w:after="10" w:before="0"/>
               <w:ind w:left="120"/>
             </w:pPr>
-            <w:hyperlink w:history="1" r:id="rIdz1n3p8mbyrpwirtda2uzb">
+            <w:hyperlink w:history="1" r:id="rId4gz-w6iovc6brlsvqagyl">
               <w:r>
                 <w:rPr>
                   <w:rFonts w:ascii="Arial" w:cs="Arial" w:eastAsia="Arial" w:hAnsi="Arial"/>
@@ -7880,7 +7880,7 @@
             <w:pPr>
               <w:spacing w:after="20" w:before="0"/>
             </w:pPr>
-            <w:hyperlink w:history="1" r:id="rIdhchlepdlyi8el--21aqnm">
+            <w:hyperlink w:history="1" r:id="rIdzahr92ji9z7qwl9qnw4ew">
               <w:r>
                 <w:rPr>
                   <w:rFonts w:ascii="Arial" w:cs="Arial" w:eastAsia="Arial" w:hAnsi="Arial"/>
@@ -7929,7 +7929,7 @@
               <w:spacing w:after="10" w:before="0"/>
               <w:ind w:left="120"/>
             </w:pPr>
-            <w:hyperlink w:history="1" r:id="rId3q1bvnas2t1owylrstv8b">
+            <w:hyperlink w:history="1" r:id="rIda2udzo4mn8tk6nx9k4hx4">
               <w:r>
                 <w:rPr>
                   <w:rFonts w:ascii="Arial" w:cs="Arial" w:eastAsia="Arial" w:hAnsi="Arial"/>
@@ -8454,7 +8454,7 @@
         </w:rPr>
         <w:t xml:space="preserve">© 2026 SeaVuria and ARES. Aligned with KICD objectives. Developed by SeaVuria; technical implementation by ARES (with AI assistance from Claude). Licensed under </w:t>
       </w:r>
-      <w:hyperlink w:history="1" r:id="rIdzhralwobb_fdld-xj58c1">
+      <w:hyperlink w:history="1" r:id="rIdhi0qisys17kv-iajkcpel">
         <w:r>
           <w:rPr>
             <w:rFonts w:ascii="Arial" w:cs="Arial" w:eastAsia="Arial" w:hAnsi="Arial"/>
@@ -8475,7 +8475,7 @@
         </w:rPr>
         <w:t xml:space="preserve"> (</w:t>
       </w:r>
-      <w:hyperlink w:history="1" r:id="rIdwkowxk94rx_wwjmcxy-19">
+      <w:hyperlink w:history="1" r:id="rIdzxblsxgtizevdbq_5fuci">
         <w:r>
           <w:rPr>
             <w:rFonts w:ascii="Arial" w:cs="Arial" w:eastAsia="Arial" w:hAnsi="Arial"/>
@@ -9515,7 +9515,7 @@
             <w:pPr>
               <w:spacing w:after="20" w:before="0"/>
             </w:pPr>
-            <w:hyperlink w:history="1" r:id="rIdrox0y--l5nx8cviidj2za">
+            <w:hyperlink w:history="1" r:id="rIdeiso0u7mjatkwgza2tkpa">
               <w:r>
                 <w:rPr>
                   <w:rFonts w:ascii="Arial" w:cs="Arial" w:eastAsia="Arial" w:hAnsi="Arial"/>
@@ -9548,7 +9548,7 @@
               <w:spacing w:after="10" w:before="0"/>
               <w:ind w:left="120"/>
             </w:pPr>
-            <w:hyperlink w:history="1" r:id="rIddatzhrpcir6wamivn9xzc">
+            <w:hyperlink w:history="1" r:id="rId4leb3ekox8qtjaflrotte">
               <w:r>
                 <w:rPr>
                   <w:rFonts w:ascii="Arial" w:cs="Arial" w:eastAsia="Arial" w:hAnsi="Arial"/>
@@ -9593,7 +9593,7 @@
             <w:pPr>
               <w:spacing w:after="20" w:before="0"/>
             </w:pPr>
-            <w:hyperlink w:history="1" r:id="rIddlpaoygzs-ey6_l8zhite">
+            <w:hyperlink w:history="1" r:id="rId-cwmff2cirfwxifm2rw_y">
               <w:r>
                 <w:rPr>
                   <w:rFonts w:ascii="Arial" w:cs="Arial" w:eastAsia="Arial" w:hAnsi="Arial"/>
@@ -9626,7 +9626,7 @@
               <w:spacing w:after="10" w:before="0"/>
               <w:ind w:left="120"/>
             </w:pPr>
-            <w:hyperlink w:history="1" r:id="rIdqcchtrmy95yrfscjcqqzf">
+            <w:hyperlink w:history="1" r:id="rIdrnd8cnpdkwig1bysfx-hk">
               <w:r>
                 <w:rPr>
                   <w:rFonts w:ascii="Arial" w:cs="Arial" w:eastAsia="Arial" w:hAnsi="Arial"/>
@@ -9826,7 +9826,7 @@
             <w:pPr>
               <w:spacing w:after="20" w:before="0"/>
             </w:pPr>
-            <w:hyperlink w:history="1" r:id="rIdihptbspkilysdw7mfhgcb">
+            <w:hyperlink w:history="1" r:id="rIdylcuqs3xktwbyruqb9sth">
               <w:r>
                 <w:rPr>
                   <w:rFonts w:ascii="Arial" w:cs="Arial" w:eastAsia="Arial" w:hAnsi="Arial"/>
@@ -9859,7 +9859,7 @@
               <w:spacing w:after="10" w:before="0"/>
               <w:ind w:left="120"/>
             </w:pPr>
-            <w:hyperlink w:history="1" r:id="rId-s21bmo46uht5kixxhh8v">
+            <w:hyperlink w:history="1" r:id="rId5h9wvv-9veza3b3koa1ry">
               <w:r>
                 <w:rPr>
                   <w:rFonts w:ascii="Arial" w:cs="Arial" w:eastAsia="Arial" w:hAnsi="Arial"/>
@@ -9904,7 +9904,7 @@
             <w:pPr>
               <w:spacing w:after="20" w:before="0"/>
             </w:pPr>
-            <w:hyperlink w:history="1" r:id="rIdsk71nr5nstclqtkhdxzbe">
+            <w:hyperlink w:history="1" r:id="rIdzhqqcuprl3admy-gi72ej">
               <w:r>
                 <w:rPr>
                   <w:rFonts w:ascii="Arial" w:cs="Arial" w:eastAsia="Arial" w:hAnsi="Arial"/>
@@ -9937,7 +9937,7 @@
               <w:spacing w:after="10" w:before="0"/>
               <w:ind w:left="120"/>
             </w:pPr>
-            <w:hyperlink w:history="1" r:id="rId0yuler6x5inq11ror97_-">
+            <w:hyperlink w:history="1" r:id="rIduyiojplfmhbvbjkxx9gvc">
               <w:r>
                 <w:rPr>
                   <w:rFonts w:ascii="Arial" w:cs="Arial" w:eastAsia="Arial" w:hAnsi="Arial"/>
@@ -10137,7 +10137,7 @@
             <w:pPr>
               <w:spacing w:after="20" w:before="0"/>
             </w:pPr>
-            <w:hyperlink w:history="1" r:id="rIdhsry7wigca8ahgk3irejd">
+            <w:hyperlink w:history="1" r:id="rIdo9mrq3n_jmimcxy4yqt65">
               <w:r>
                 <w:rPr>
                   <w:rFonts w:ascii="Arial" w:cs="Arial" w:eastAsia="Arial" w:hAnsi="Arial"/>
@@ -10186,7 +10186,7 @@
               <w:spacing w:after="10" w:before="0"/>
               <w:ind w:left="120"/>
             </w:pPr>
-            <w:hyperlink w:history="1" r:id="rIdc4edbyk7641s5cvhokpyc">
+            <w:hyperlink w:history="1" r:id="rIdc0wjfhm1nmchwzj98cyal">
               <w:r>
                 <w:rPr>
                   <w:rFonts w:ascii="Arial" w:cs="Arial" w:eastAsia="Arial" w:hAnsi="Arial"/>
@@ -10231,7 +10231,7 @@
             <w:pPr>
               <w:spacing w:after="20" w:before="0"/>
             </w:pPr>
-            <w:hyperlink w:history="1" r:id="rIda-hxmzfuxjvjb3o4-sca8">
+            <w:hyperlink w:history="1" r:id="rIdhki-5q9a25_k2dh6vxia2">
               <w:r>
                 <w:rPr>
                   <w:rFonts w:ascii="Arial" w:cs="Arial" w:eastAsia="Arial" w:hAnsi="Arial"/>
@@ -10264,7 +10264,7 @@
               <w:spacing w:after="10" w:before="0"/>
               <w:ind w:left="120"/>
             </w:pPr>
-            <w:hyperlink w:history="1" r:id="rId2b9lon5rmtyz73iocsrvn">
+            <w:hyperlink w:history="1" r:id="rIdjc6ghjhbrpvus5uhzcaf1">
               <w:r>
                 <w:rPr>
                   <w:rFonts w:ascii="Arial" w:cs="Arial" w:eastAsia="Arial" w:hAnsi="Arial"/>
@@ -10464,7 +10464,7 @@
             <w:pPr>
               <w:spacing w:after="20" w:before="0"/>
             </w:pPr>
-            <w:hyperlink w:history="1" r:id="rIdg1cbatcvij4jpjvamzfco">
+            <w:hyperlink w:history="1" r:id="rId6rxvh_qbglnluiuhcwb4q">
               <w:r>
                 <w:rPr>
                   <w:rFonts w:ascii="Arial" w:cs="Arial" w:eastAsia="Arial" w:hAnsi="Arial"/>
@@ -10513,7 +10513,7 @@
               <w:spacing w:after="10" w:before="0"/>
               <w:ind w:left="120"/>
             </w:pPr>
-            <w:hyperlink w:history="1" r:id="rIdudrm2uhlpj13uawiuxbhf">
+            <w:hyperlink w:history="1" r:id="rIdhqlysrjwurgs3cfhmwh7h">
               <w:r>
                 <w:rPr>
                   <w:rFonts w:ascii="Arial" w:cs="Arial" w:eastAsia="Arial" w:hAnsi="Arial"/>
@@ -10558,7 +10558,7 @@
             <w:pPr>
               <w:spacing w:after="20" w:before="0"/>
             </w:pPr>
-            <w:hyperlink w:history="1" r:id="rIdysjijn6sfmgfiq7ufsrt7">
+            <w:hyperlink w:history="1" r:id="rIdjtfjygt647yc5j5zkxa0m">
               <w:r>
                 <w:rPr>
                   <w:rFonts w:ascii="Arial" w:cs="Arial" w:eastAsia="Arial" w:hAnsi="Arial"/>
@@ -10591,7 +10591,7 @@
               <w:spacing w:after="10" w:before="0"/>
               <w:ind w:left="120"/>
             </w:pPr>
-            <w:hyperlink w:history="1" r:id="rIdsmchewacvzed5tmulxkym">
+            <w:hyperlink w:history="1" r:id="rIdto3tq9v52-4jy5js1kibh">
               <w:r>
                 <w:rPr>
                   <w:rFonts w:ascii="Arial" w:cs="Arial" w:eastAsia="Arial" w:hAnsi="Arial"/>
@@ -10791,7 +10791,7 @@
             <w:pPr>
               <w:spacing w:after="20" w:before="0"/>
             </w:pPr>
-            <w:hyperlink w:history="1" r:id="rIdhuaavkr2ylkv5wv2wkskn">
+            <w:hyperlink w:history="1" r:id="rIdyemlk9l7edk6vvxwkpd5g">
               <w:r>
                 <w:rPr>
                   <w:rFonts w:ascii="Arial" w:cs="Arial" w:eastAsia="Arial" w:hAnsi="Arial"/>
@@ -10840,7 +10840,7 @@
               <w:spacing w:after="10" w:before="0"/>
               <w:ind w:left="120"/>
             </w:pPr>
-            <w:hyperlink w:history="1" r:id="rIdiu4swzw_a9sn2xnlvtzz4">
+            <w:hyperlink w:history="1" r:id="rId2m9jxuee5qgtcjbxaf6_l">
               <w:r>
                 <w:rPr>
                   <w:rFonts w:ascii="Arial" w:cs="Arial" w:eastAsia="Arial" w:hAnsi="Arial"/>
@@ -10885,7 +10885,7 @@
             <w:pPr>
               <w:spacing w:after="20" w:before="0"/>
             </w:pPr>
-            <w:hyperlink w:history="1" r:id="rId4n-ebsgtmo9ma6k6p_3yg">
+            <w:hyperlink w:history="1" r:id="rIdxzhnzkp6n0fnst0oo14xv">
               <w:r>
                 <w:rPr>
                   <w:rFonts w:ascii="Arial" w:cs="Arial" w:eastAsia="Arial" w:hAnsi="Arial"/>
@@ -10934,7 +10934,7 @@
               <w:spacing w:after="10" w:before="0"/>
               <w:ind w:left="120"/>
             </w:pPr>
-            <w:hyperlink w:history="1" r:id="rIdnm0mjimrx6ftsaqkax6xb">
+            <w:hyperlink w:history="1" r:id="rIdohi7dchqhc9rvsqksddgm">
               <w:r>
                 <w:rPr>
                   <w:rFonts w:ascii="Arial" w:cs="Arial" w:eastAsia="Arial" w:hAnsi="Arial"/>
@@ -11459,7 +11459,7 @@
         </w:rPr>
         <w:t xml:space="preserve">© 2026 SeaVuria and ARES. Aligned with KICD objectives. Developed by SeaVuria; technical implementation by ARES (with AI assistance from Claude). Licensed under </w:t>
       </w:r>
-      <w:hyperlink w:history="1" r:id="rId-qydul9ol5gbeklqbucyz">
+      <w:hyperlink w:history="1" r:id="rIdh-e0wj-qqacrnltljkstt">
         <w:r>
           <w:rPr>
             <w:rFonts w:ascii="Arial" w:cs="Arial" w:eastAsia="Arial" w:hAnsi="Arial"/>
@@ -11480,7 +11480,7 @@
         </w:rPr>
         <w:t xml:space="preserve"> (</w:t>
       </w:r>
-      <w:hyperlink w:history="1" r:id="rIdjucexe39bvpgqohclltc5">
+      <w:hyperlink w:history="1" r:id="rId7dngiwwz6dzuiofgde13c">
         <w:r>
           <w:rPr>
             <w:rFonts w:ascii="Arial" w:cs="Arial" w:eastAsia="Arial" w:hAnsi="Arial"/>
@@ -12520,7 +12520,7 @@
             <w:pPr>
               <w:spacing w:after="20" w:before="0"/>
             </w:pPr>
-            <w:hyperlink w:history="1" r:id="rIdl_wjqsjzo4i1rumdjuvr6">
+            <w:hyperlink w:history="1" r:id="rIdr6vd0mfmxptmoaxxstxui">
               <w:r>
                 <w:rPr>
                   <w:rFonts w:ascii="Arial" w:cs="Arial" w:eastAsia="Arial" w:hAnsi="Arial"/>
@@ -12553,7 +12553,7 @@
               <w:spacing w:after="10" w:before="0"/>
               <w:ind w:left="120"/>
             </w:pPr>
-            <w:hyperlink w:history="1" r:id="rIdd2ysjozntzfxedgvzz1if">
+            <w:hyperlink w:history="1" r:id="rId1fatcqfuoxyi12qet083q">
               <w:r>
                 <w:rPr>
                   <w:rFonts w:ascii="Arial" w:cs="Arial" w:eastAsia="Arial" w:hAnsi="Arial"/>
@@ -12598,7 +12598,7 @@
             <w:pPr>
               <w:spacing w:after="20" w:before="0"/>
             </w:pPr>
-            <w:hyperlink w:history="1" r:id="rId_9akolaw5h8kpstgkgamv">
+            <w:hyperlink w:history="1" r:id="rIdwgexmyrkxckd5nmkkzqxq">
               <w:r>
                 <w:rPr>
                   <w:rFonts w:ascii="Arial" w:cs="Arial" w:eastAsia="Arial" w:hAnsi="Arial"/>
@@ -12631,7 +12631,7 @@
               <w:spacing w:after="10" w:before="0"/>
               <w:ind w:left="120"/>
             </w:pPr>
-            <w:hyperlink w:history="1" r:id="rIdh6cb_tn5wygq-nm4o7cna">
+            <w:hyperlink w:history="1" r:id="rId5gujaez5nilo3g9bk5zms">
               <w:r>
                 <w:rPr>
                   <w:rFonts w:ascii="Arial" w:cs="Arial" w:eastAsia="Arial" w:hAnsi="Arial"/>
@@ -12831,7 +12831,7 @@
             <w:pPr>
               <w:spacing w:after="20" w:before="0"/>
             </w:pPr>
-            <w:hyperlink w:history="1" r:id="rIduppornjp_jbdtccsi6jjg">
+            <w:hyperlink w:history="1" r:id="rIdbtxzf3n77qzdzlnr5qw9v">
               <w:r>
                 <w:rPr>
                   <w:rFonts w:ascii="Arial" w:cs="Arial" w:eastAsia="Arial" w:hAnsi="Arial"/>
@@ -12864,7 +12864,7 @@
               <w:spacing w:after="10" w:before="0"/>
               <w:ind w:left="120"/>
             </w:pPr>
-            <w:hyperlink w:history="1" r:id="rId0pc4bwagrkvbe_qpvczhd">
+            <w:hyperlink w:history="1" r:id="rIdutc_sllz6e1nl2ykmqcrq">
               <w:r>
                 <w:rPr>
                   <w:rFonts w:ascii="Arial" w:cs="Arial" w:eastAsia="Arial" w:hAnsi="Arial"/>
@@ -12909,7 +12909,7 @@
             <w:pPr>
               <w:spacing w:after="20" w:before="0"/>
             </w:pPr>
-            <w:hyperlink w:history="1" r:id="rIdb1uch0yqdf-osk5i6i5zv">
+            <w:hyperlink w:history="1" r:id="rIdpovc2qdhry46ilzgd40p7">
               <w:r>
                 <w:rPr>
                   <w:rFonts w:ascii="Arial" w:cs="Arial" w:eastAsia="Arial" w:hAnsi="Arial"/>
@@ -12942,7 +12942,7 @@
               <w:spacing w:after="10" w:before="0"/>
               <w:ind w:left="120"/>
             </w:pPr>
-            <w:hyperlink w:history="1" r:id="rIdwpnqc89xxad88k3mgvic6">
+            <w:hyperlink w:history="1" r:id="rIdipcr19iqvv4au8yb-41ib">
               <w:r>
                 <w:rPr>
                   <w:rFonts w:ascii="Arial" w:cs="Arial" w:eastAsia="Arial" w:hAnsi="Arial"/>
@@ -13142,7 +13142,7 @@
             <w:pPr>
               <w:spacing w:after="20" w:before="0"/>
             </w:pPr>
-            <w:hyperlink w:history="1" r:id="rIdhepw51bftormpyemluu4t">
+            <w:hyperlink w:history="1" r:id="rIdxsinsztww8m7mhss5fzyo">
               <w:r>
                 <w:rPr>
                   <w:rFonts w:ascii="Arial" w:cs="Arial" w:eastAsia="Arial" w:hAnsi="Arial"/>
@@ -13175,7 +13175,7 @@
               <w:spacing w:after="10" w:before="0"/>
               <w:ind w:left="120"/>
             </w:pPr>
-            <w:hyperlink w:history="1" r:id="rIdqcbfekrf1nr-j_2rxjldu">
+            <w:hyperlink w:history="1" r:id="rIdtpj3vnzqg4u7ghs0nsq9l">
               <w:r>
                 <w:rPr>
                   <w:rFonts w:ascii="Arial" w:cs="Arial" w:eastAsia="Arial" w:hAnsi="Arial"/>
@@ -13220,7 +13220,7 @@
             <w:pPr>
               <w:spacing w:after="20" w:before="0"/>
             </w:pPr>
-            <w:hyperlink w:history="1" r:id="rIdessttj_jntrxegodtieue">
+            <w:hyperlink w:history="1" r:id="rIdvugrzfugtqcdvkpuhuymf">
               <w:r>
                 <w:rPr>
                   <w:rFonts w:ascii="Arial" w:cs="Arial" w:eastAsia="Arial" w:hAnsi="Arial"/>
@@ -13253,7 +13253,7 @@
               <w:spacing w:after="10" w:before="0"/>
               <w:ind w:left="120"/>
             </w:pPr>
-            <w:hyperlink w:history="1" r:id="rIdgt2xgcuizzqrwdsohv86p">
+            <w:hyperlink w:history="1" r:id="rIdiajkfewdi3ydrpj7bvd70">
               <w:r>
                 <w:rPr>
                   <w:rFonts w:ascii="Arial" w:cs="Arial" w:eastAsia="Arial" w:hAnsi="Arial"/>
@@ -13453,7 +13453,7 @@
             <w:pPr>
               <w:spacing w:after="20" w:before="0"/>
             </w:pPr>
-            <w:hyperlink w:history="1" r:id="rId5c9ezihgj2m4b6s_aolr3">
+            <w:hyperlink w:history="1" r:id="rId_hf40utfipy_9xwztzci6">
               <w:r>
                 <w:rPr>
                   <w:rFonts w:ascii="Arial" w:cs="Arial" w:eastAsia="Arial" w:hAnsi="Arial"/>
@@ -13486,7 +13486,7 @@
               <w:spacing w:after="10" w:before="0"/>
               <w:ind w:left="120"/>
             </w:pPr>
-            <w:hyperlink w:history="1" r:id="rIdhoe4pahb9qwzjoeppbywe">
+            <w:hyperlink w:history="1" r:id="rId5x7fnt7sydpbzuw-yn_as">
               <w:r>
                 <w:rPr>
                   <w:rFonts w:ascii="Arial" w:cs="Arial" w:eastAsia="Arial" w:hAnsi="Arial"/>
@@ -13531,7 +13531,7 @@
             <w:pPr>
               <w:spacing w:after="20" w:before="0"/>
             </w:pPr>
-            <w:hyperlink w:history="1" r:id="rId0oaaf5vrihhurkltfym4r">
+            <w:hyperlink w:history="1" r:id="rIdrthjjhnajxyvzclxdilzj">
               <w:r>
                 <w:rPr>
                   <w:rFonts w:ascii="Arial" w:cs="Arial" w:eastAsia="Arial" w:hAnsi="Arial"/>
@@ -13564,7 +13564,7 @@
               <w:spacing w:after="10" w:before="0"/>
               <w:ind w:left="120"/>
             </w:pPr>
-            <w:hyperlink w:history="1" r:id="rIdz9k5wisnbdfpc6u9ckdu4">
+            <w:hyperlink w:history="1" r:id="rIdvtgctc6onyvm3w94hsrnd">
               <w:r>
                 <w:rPr>
                   <w:rFonts w:ascii="Arial" w:cs="Arial" w:eastAsia="Arial" w:hAnsi="Arial"/>
@@ -13764,7 +13764,7 @@
             <w:pPr>
               <w:spacing w:after="20" w:before="0"/>
             </w:pPr>
-            <w:hyperlink w:history="1" r:id="rIddoouml67yvclsnyadjzru">
+            <w:hyperlink w:history="1" r:id="rIdwxtll8ub8rbpywmynl1dw">
               <w:r>
                 <w:rPr>
                   <w:rFonts w:ascii="Arial" w:cs="Arial" w:eastAsia="Arial" w:hAnsi="Arial"/>
@@ -13813,7 +13813,7 @@
               <w:spacing w:after="10" w:before="0"/>
               <w:ind w:left="120"/>
             </w:pPr>
-            <w:hyperlink w:history="1" r:id="rIdfrrkgdzdkbr1eapbdkdil">
+            <w:hyperlink w:history="1" r:id="rIdujp-8-sc0hop4k-rnveon">
               <w:r>
                 <w:rPr>
                   <w:rFonts w:ascii="Arial" w:cs="Arial" w:eastAsia="Arial" w:hAnsi="Arial"/>
@@ -13858,7 +13858,7 @@
             <w:pPr>
               <w:spacing w:after="20" w:before="0"/>
             </w:pPr>
-            <w:hyperlink w:history="1" r:id="rIdhrqhkvy-tttij7qeyrby8">
+            <w:hyperlink w:history="1" r:id="rId0jj8xuer-b67yq2fx1b7n">
               <w:r>
                 <w:rPr>
                   <w:rFonts w:ascii="Arial" w:cs="Arial" w:eastAsia="Arial" w:hAnsi="Arial"/>
@@ -13907,7 +13907,7 @@
               <w:spacing w:after="10" w:before="0"/>
               <w:ind w:left="120"/>
             </w:pPr>
-            <w:hyperlink w:history="1" r:id="rIdlfb2bk91c0vvkmsqkyldx">
+            <w:hyperlink w:history="1" r:id="rIdplknu9d1a8kb3qpsmrvy7">
               <w:r>
                 <w:rPr>
                   <w:rFonts w:ascii="Arial" w:cs="Arial" w:eastAsia="Arial" w:hAnsi="Arial"/>
@@ -14432,7 +14432,7 @@
         </w:rPr>
         <w:t xml:space="preserve">© 2026 SeaVuria and ARES. Aligned with KICD objectives. Developed by SeaVuria; technical implementation by ARES (with AI assistance from Claude). Licensed under </w:t>
       </w:r>
-      <w:hyperlink w:history="1" r:id="rIdv8jitokxzyyxz679i8k8p">
+      <w:hyperlink w:history="1" r:id="rIdezta9dpfve58db860haie">
         <w:r>
           <w:rPr>
             <w:rFonts w:ascii="Arial" w:cs="Arial" w:eastAsia="Arial" w:hAnsi="Arial"/>
@@ -14453,7 +14453,7 @@
         </w:rPr>
         <w:t xml:space="preserve"> (</w:t>
       </w:r>
-      <w:hyperlink w:history="1" r:id="rIde0exsc3xop1csr9_p8zcb">
+      <w:hyperlink w:history="1" r:id="rId59szhmr_ch3lut0rfms5y">
         <w:r>
           <w:rPr>
             <w:rFonts w:ascii="Arial" w:cs="Arial" w:eastAsia="Arial" w:hAnsi="Arial"/>
@@ -15493,7 +15493,7 @@
             <w:pPr>
               <w:spacing w:after="20" w:before="0"/>
             </w:pPr>
-            <w:hyperlink w:history="1" r:id="rIdp63p4m0xq6mt37yejov3d">
+            <w:hyperlink w:history="1" r:id="rIdc01ssojamosas8owb7t-h">
               <w:r>
                 <w:rPr>
                   <w:rFonts w:ascii="Arial" w:cs="Arial" w:eastAsia="Arial" w:hAnsi="Arial"/>
@@ -15526,7 +15526,7 @@
               <w:spacing w:after="10" w:before="0"/>
               <w:ind w:left="120"/>
             </w:pPr>
-            <w:hyperlink w:history="1" r:id="rIdqhgsrpvmvkp9ibhpmxkmx">
+            <w:hyperlink w:history="1" r:id="rId36zkbewx-2-vahue_tmtg">
               <w:r>
                 <w:rPr>
                   <w:rFonts w:ascii="Arial" w:cs="Arial" w:eastAsia="Arial" w:hAnsi="Arial"/>
@@ -15571,7 +15571,7 @@
             <w:pPr>
               <w:spacing w:after="20" w:before="0"/>
             </w:pPr>
-            <w:hyperlink w:history="1" r:id="rId-chgon3o7zoctecgpd2we">
+            <w:hyperlink w:history="1" r:id="rIde6mgr8sglh47hxtefgpkk">
               <w:r>
                 <w:rPr>
                   <w:rFonts w:ascii="Arial" w:cs="Arial" w:eastAsia="Arial" w:hAnsi="Arial"/>
@@ -15604,7 +15604,7 @@
               <w:spacing w:after="10" w:before="0"/>
               <w:ind w:left="120"/>
             </w:pPr>
-            <w:hyperlink w:history="1" r:id="rIdb0bkl4dew7vxnfdijf84y">
+            <w:hyperlink w:history="1" r:id="rId7h0a5lgj6yafvdvimfwon">
               <w:r>
                 <w:rPr>
                   <w:rFonts w:ascii="Arial" w:cs="Arial" w:eastAsia="Arial" w:hAnsi="Arial"/>
@@ -15804,7 +15804,7 @@
             <w:pPr>
               <w:spacing w:after="20" w:before="0"/>
             </w:pPr>
-            <w:hyperlink w:history="1" r:id="rIdtpuptg-ofq_pnlrxkzyax">
+            <w:hyperlink w:history="1" r:id="rIdt9u3ypssjkrw4oxjqrkga">
               <w:r>
                 <w:rPr>
                   <w:rFonts w:ascii="Arial" w:cs="Arial" w:eastAsia="Arial" w:hAnsi="Arial"/>
@@ -15837,7 +15837,7 @@
               <w:spacing w:after="10" w:before="0"/>
               <w:ind w:left="120"/>
             </w:pPr>
-            <w:hyperlink w:history="1" r:id="rIdhnru0ckvhm5rnic-isygv">
+            <w:hyperlink w:history="1" r:id="rIdznskmvmt6epycvj0j7c61">
               <w:r>
                 <w:rPr>
                   <w:rFonts w:ascii="Arial" w:cs="Arial" w:eastAsia="Arial" w:hAnsi="Arial"/>
@@ -15882,7 +15882,7 @@
             <w:pPr>
               <w:spacing w:after="20" w:before="0"/>
             </w:pPr>
-            <w:hyperlink w:history="1" r:id="rId5z0_drrzhtmydojqlvpdz">
+            <w:hyperlink w:history="1" r:id="rIdzfou5hltxhgzxcuqwgvz3">
               <w:r>
                 <w:rPr>
                   <w:rFonts w:ascii="Arial" w:cs="Arial" w:eastAsia="Arial" w:hAnsi="Arial"/>
@@ -15915,7 +15915,7 @@
               <w:spacing w:after="10" w:before="0"/>
               <w:ind w:left="120"/>
             </w:pPr>
-            <w:hyperlink w:history="1" r:id="rIdw1si9sx6lkaab_hzh5xfy">
+            <w:hyperlink w:history="1" r:id="rId7-5wgpkupbonecncorn_n">
               <w:r>
                 <w:rPr>
                   <w:rFonts w:ascii="Arial" w:cs="Arial" w:eastAsia="Arial" w:hAnsi="Arial"/>
@@ -16115,7 +16115,7 @@
             <w:pPr>
               <w:spacing w:after="20" w:before="0"/>
             </w:pPr>
-            <w:hyperlink w:history="1" r:id="rId2yik8blicqmsz8drlf5a0">
+            <w:hyperlink w:history="1" r:id="rIdsdbf2rfz-7kfyrausbqoz">
               <w:r>
                 <w:rPr>
                   <w:rFonts w:ascii="Arial" w:cs="Arial" w:eastAsia="Arial" w:hAnsi="Arial"/>
@@ -16164,7 +16164,7 @@
               <w:spacing w:after="10" w:before="0"/>
               <w:ind w:left="120"/>
             </w:pPr>
-            <w:hyperlink w:history="1" r:id="rIdagomdkvbq95ulrxfkbe3g">
+            <w:hyperlink w:history="1" r:id="rIdovtckdwll_aosrchwppv-">
               <w:r>
                 <w:rPr>
                   <w:rFonts w:ascii="Arial" w:cs="Arial" w:eastAsia="Arial" w:hAnsi="Arial"/>
@@ -16209,7 +16209,7 @@
             <w:pPr>
               <w:spacing w:after="20" w:before="0"/>
             </w:pPr>
-            <w:hyperlink w:history="1" r:id="rIdnmuaehpwenzfrqqfp0lly">
+            <w:hyperlink w:history="1" r:id="rIdq0qduxrdjcb7slowvfv6u">
               <w:r>
                 <w:rPr>
                   <w:rFonts w:ascii="Arial" w:cs="Arial" w:eastAsia="Arial" w:hAnsi="Arial"/>
@@ -16242,7 +16242,7 @@
               <w:spacing w:after="10" w:before="0"/>
               <w:ind w:left="120"/>
             </w:pPr>
-            <w:hyperlink w:history="1" r:id="rIdr8ugg9mxcdgebq49trt_m">
+            <w:hyperlink w:history="1" r:id="rIdea2voqzjvyk5bvi1n6isc">
               <w:r>
                 <w:rPr>
                   <w:rFonts w:ascii="Arial" w:cs="Arial" w:eastAsia="Arial" w:hAnsi="Arial"/>
@@ -16442,7 +16442,7 @@
             <w:pPr>
               <w:spacing w:after="20" w:before="0"/>
             </w:pPr>
-            <w:hyperlink w:history="1" r:id="rIdnd0dah17-iakctedbjqxp">
+            <w:hyperlink w:history="1" r:id="rId0wpbiusb5minhk_5le-ri">
               <w:r>
                 <w:rPr>
                   <w:rFonts w:ascii="Arial" w:cs="Arial" w:eastAsia="Arial" w:hAnsi="Arial"/>
@@ -16491,7 +16491,7 @@
               <w:spacing w:after="10" w:before="0"/>
               <w:ind w:left="120"/>
             </w:pPr>
-            <w:hyperlink w:history="1" r:id="rIdojf6jhik-rwsggg5t0itf">
+            <w:hyperlink w:history="1" r:id="rIdbqd3setnhshvuw1zexm7g">
               <w:r>
                 <w:rPr>
                   <w:rFonts w:ascii="Arial" w:cs="Arial" w:eastAsia="Arial" w:hAnsi="Arial"/>
@@ -16536,7 +16536,7 @@
             <w:pPr>
               <w:spacing w:after="20" w:before="0"/>
             </w:pPr>
-            <w:hyperlink w:history="1" r:id="rIdmehfqisqgxmrrscnet-84">
+            <w:hyperlink w:history="1" r:id="rIdg-buvoijzukjyekvlbut3">
               <w:r>
                 <w:rPr>
                   <w:rFonts w:ascii="Arial" w:cs="Arial" w:eastAsia="Arial" w:hAnsi="Arial"/>
@@ -16569,7 +16569,7 @@
               <w:spacing w:after="10" w:before="0"/>
               <w:ind w:left="120"/>
             </w:pPr>
-            <w:hyperlink w:history="1" r:id="rIdlzmb6vevhd3gdnbxr9kld">
+            <w:hyperlink w:history="1" r:id="rId1crikuqkvtwa4ofl0zidl">
               <w:r>
                 <w:rPr>
                   <w:rFonts w:ascii="Arial" w:cs="Arial" w:eastAsia="Arial" w:hAnsi="Arial"/>
@@ -16769,7 +16769,7 @@
             <w:pPr>
               <w:spacing w:after="20" w:before="0"/>
             </w:pPr>
-            <w:hyperlink w:history="1" r:id="rIdjtdavja-yce2dlohj8zqg">
+            <w:hyperlink w:history="1" r:id="rIdoupzdriyiw8foeouc-eal">
               <w:r>
                 <w:rPr>
                   <w:rFonts w:ascii="Arial" w:cs="Arial" w:eastAsia="Arial" w:hAnsi="Arial"/>
@@ -16802,7 +16802,7 @@
               <w:spacing w:after="10" w:before="0"/>
               <w:ind w:left="120"/>
             </w:pPr>
-            <w:hyperlink w:history="1" r:id="rIdtdfrtbk9g5x18kvmz31ek">
+            <w:hyperlink w:history="1" r:id="rIdaghpcysjbph9vfhl0xffi">
               <w:r>
                 <w:rPr>
                   <w:rFonts w:ascii="Arial" w:cs="Arial" w:eastAsia="Arial" w:hAnsi="Arial"/>
@@ -16847,7 +16847,7 @@
             <w:pPr>
               <w:spacing w:after="20" w:before="0"/>
             </w:pPr>
-            <w:hyperlink w:history="1" r:id="rIdb5ji1yca94wcklxugbqie">
+            <w:hyperlink w:history="1" r:id="rIdl3qrvw9j_deh53n6pzvcb">
               <w:r>
                 <w:rPr>
                   <w:rFonts w:ascii="Arial" w:cs="Arial" w:eastAsia="Arial" w:hAnsi="Arial"/>
@@ -16896,7 +16896,7 @@
               <w:spacing w:after="10" w:before="0"/>
               <w:ind w:left="120"/>
             </w:pPr>
-            <w:hyperlink w:history="1" r:id="rIdnd8utkol1mbyn-jhs4gxd">
+            <w:hyperlink w:history="1" r:id="rIdvir6h03kkxvh0zgihbi4y">
               <w:r>
                 <w:rPr>
                   <w:rFonts w:ascii="Arial" w:cs="Arial" w:eastAsia="Arial" w:hAnsi="Arial"/>
@@ -17421,7 +17421,7 @@
         </w:rPr>
         <w:t xml:space="preserve">© 2026 SeaVuria and ARES. Aligned with KICD objectives. Developed by SeaVuria; technical implementation by ARES (with AI assistance from Claude). Licensed under </w:t>
       </w:r>
-      <w:hyperlink w:history="1" r:id="rIdvemsnegbzj_i18zojl16u">
+      <w:hyperlink w:history="1" r:id="rIdc81fsqdk1czt_9zla6hmg">
         <w:r>
           <w:rPr>
             <w:rFonts w:ascii="Arial" w:cs="Arial" w:eastAsia="Arial" w:hAnsi="Arial"/>
@@ -17442,7 +17442,7 @@
         </w:rPr>
         <w:t xml:space="preserve"> (</w:t>
       </w:r>
-      <w:hyperlink w:history="1" r:id="rId1ic1zo5c19eyzjhkihlal">
+      <w:hyperlink w:history="1" r:id="rIduuko0ojnktfesyqohqzg_">
         <w:r>
           <w:rPr>
             <w:rFonts w:ascii="Arial" w:cs="Arial" w:eastAsia="Arial" w:hAnsi="Arial"/>
@@ -18482,7 +18482,7 @@
             <w:pPr>
               <w:spacing w:after="20" w:before="0"/>
             </w:pPr>
-            <w:hyperlink w:history="1" r:id="rIdurmjef5rp1znybnw1d5ht">
+            <w:hyperlink w:history="1" r:id="rIdnzytezpb7326phwzko3k2">
               <w:r>
                 <w:rPr>
                   <w:rFonts w:ascii="Arial" w:cs="Arial" w:eastAsia="Arial" w:hAnsi="Arial"/>
@@ -18531,7 +18531,7 @@
               <w:spacing w:after="10" w:before="0"/>
               <w:ind w:left="120"/>
             </w:pPr>
-            <w:hyperlink w:history="1" r:id="rIdp8uwoeaw2oqfn6dr4ongl">
+            <w:hyperlink w:history="1" r:id="rIdintwbcqxricq5dp5smka2">
               <w:r>
                 <w:rPr>
                   <w:rFonts w:ascii="Arial" w:cs="Arial" w:eastAsia="Arial" w:hAnsi="Arial"/>
@@ -18576,7 +18576,7 @@
             <w:pPr>
               <w:spacing w:after="20" w:before="0"/>
             </w:pPr>
-            <w:hyperlink w:history="1" r:id="rIdv-i1rheewunbrjsragxmy">
+            <w:hyperlink w:history="1" r:id="rIdgxztgijko10uvibbugfu6">
               <w:r>
                 <w:rPr>
                   <w:rFonts w:ascii="Arial" w:cs="Arial" w:eastAsia="Arial" w:hAnsi="Arial"/>
@@ -18609,7 +18609,7 @@
               <w:spacing w:after="10" w:before="0"/>
               <w:ind w:left="120"/>
             </w:pPr>
-            <w:hyperlink w:history="1" r:id="rId3ye9dsuhoyhbueulhm6sf">
+            <w:hyperlink w:history="1" r:id="rId_b4v1otb4h11jro2qzbj0">
               <w:r>
                 <w:rPr>
                   <w:rFonts w:ascii="Arial" w:cs="Arial" w:eastAsia="Arial" w:hAnsi="Arial"/>
@@ -18809,7 +18809,7 @@
             <w:pPr>
               <w:spacing w:after="20" w:before="0"/>
             </w:pPr>
-            <w:hyperlink w:history="1" r:id="rIdmocw9dtktmtbucewwla68">
+            <w:hyperlink w:history="1" r:id="rIdmliqxyq65nq0mfxm8mx_w">
               <w:r>
                 <w:rPr>
                   <w:rFonts w:ascii="Arial" w:cs="Arial" w:eastAsia="Arial" w:hAnsi="Arial"/>
@@ -18858,7 +18858,7 @@
               <w:spacing w:after="10" w:before="0"/>
               <w:ind w:left="120"/>
             </w:pPr>
-            <w:hyperlink w:history="1" r:id="rIdd2hqjv1lecexfl7lgox8-">
+            <w:hyperlink w:history="1" r:id="rIdivf8zxgcwjrlmoazvamyt">
               <w:r>
                 <w:rPr>
                   <w:rFonts w:ascii="Arial" w:cs="Arial" w:eastAsia="Arial" w:hAnsi="Arial"/>
@@ -18903,7 +18903,7 @@
             <w:pPr>
               <w:spacing w:after="20" w:before="0"/>
             </w:pPr>
-            <w:hyperlink w:history="1" r:id="rIdsg78tlxhc36mudeuvgw-t">
+            <w:hyperlink w:history="1" r:id="rIdplofnyxcrvlfi1lvnoat9">
               <w:r>
                 <w:rPr>
                   <w:rFonts w:ascii="Arial" w:cs="Arial" w:eastAsia="Arial" w:hAnsi="Arial"/>
@@ -18936,7 +18936,7 @@
               <w:spacing w:after="10" w:before="0"/>
               <w:ind w:left="120"/>
             </w:pPr>
-            <w:hyperlink w:history="1" r:id="rIdumzhlkcbieunzqcq4r_ly">
+            <w:hyperlink w:history="1" r:id="rIdvgvsgzfvva39xmvhuhw4k">
               <w:r>
                 <w:rPr>
                   <w:rFonts w:ascii="Arial" w:cs="Arial" w:eastAsia="Arial" w:hAnsi="Arial"/>
@@ -19136,7 +19136,7 @@
             <w:pPr>
               <w:spacing w:after="20" w:before="0"/>
             </w:pPr>
-            <w:hyperlink w:history="1" r:id="rIdcxegc_ysvazaoptc-z9fi">
+            <w:hyperlink w:history="1" r:id="rId6byiu2vqelqjccb8pfckh">
               <w:r>
                 <w:rPr>
                   <w:rFonts w:ascii="Arial" w:cs="Arial" w:eastAsia="Arial" w:hAnsi="Arial"/>
@@ -19185,7 +19185,7 @@
               <w:spacing w:after="10" w:before="0"/>
               <w:ind w:left="120"/>
             </w:pPr>
-            <w:hyperlink w:history="1" r:id="rIdzdbnvry6af1sqlaqbnxlz">
+            <w:hyperlink w:history="1" r:id="rIdoyvqhj28t2omzalc_vtdb">
               <w:r>
                 <w:rPr>
                   <w:rFonts w:ascii="Arial" w:cs="Arial" w:eastAsia="Arial" w:hAnsi="Arial"/>
@@ -19230,7 +19230,7 @@
             <w:pPr>
               <w:spacing w:after="20" w:before="0"/>
             </w:pPr>
-            <w:hyperlink w:history="1" r:id="rId_zcpm0yah10i6us1axafh">
+            <w:hyperlink w:history="1" r:id="rIdxc8vpoyoup9ieyr2zn72-">
               <w:r>
                 <w:rPr>
                   <w:rFonts w:ascii="Arial" w:cs="Arial" w:eastAsia="Arial" w:hAnsi="Arial"/>
@@ -19263,7 +19263,7 @@
               <w:spacing w:after="10" w:before="0"/>
               <w:ind w:left="120"/>
             </w:pPr>
-            <w:hyperlink w:history="1" r:id="rIdtlhwsfszvyuge6i6bunxs">
+            <w:hyperlink w:history="1" r:id="rIdqqfyexaj0wr1fbtwyb8xn">
               <w:r>
                 <w:rPr>
                   <w:rFonts w:ascii="Arial" w:cs="Arial" w:eastAsia="Arial" w:hAnsi="Arial"/>
@@ -19463,7 +19463,7 @@
             <w:pPr>
               <w:spacing w:after="20" w:before="0"/>
             </w:pPr>
-            <w:hyperlink w:history="1" r:id="rIdbf-f5hy9e4r4g5nj8hnyg">
+            <w:hyperlink w:history="1" r:id="rIdyskclg5bkhthwo87ztgkd">
               <w:r>
                 <w:rPr>
                   <w:rFonts w:ascii="Arial" w:cs="Arial" w:eastAsia="Arial" w:hAnsi="Arial"/>
@@ -19512,7 +19512,7 @@
               <w:spacing w:after="10" w:before="0"/>
               <w:ind w:left="120"/>
             </w:pPr>
-            <w:hyperlink w:history="1" r:id="rIdqpin2kwtjtvnq2vd11fbe">
+            <w:hyperlink w:history="1" r:id="rIdrukq52k-dcjkrxmkittg4">
               <w:r>
                 <w:rPr>
                   <w:rFonts w:ascii="Arial" w:cs="Arial" w:eastAsia="Arial" w:hAnsi="Arial"/>
@@ -19557,7 +19557,7 @@
             <w:pPr>
               <w:spacing w:after="20" w:before="0"/>
             </w:pPr>
-            <w:hyperlink w:history="1" r:id="rIdvfwwkd_jlaskzph9vznbx">
+            <w:hyperlink w:history="1" r:id="rIdvgzm4rdhqx0-gstrjr82v">
               <w:r>
                 <w:rPr>
                   <w:rFonts w:ascii="Arial" w:cs="Arial" w:eastAsia="Arial" w:hAnsi="Arial"/>
@@ -19590,7 +19590,7 @@
               <w:spacing w:after="10" w:before="0"/>
               <w:ind w:left="120"/>
             </w:pPr>
-            <w:hyperlink w:history="1" r:id="rIdz8e6um9yylav095xiqrpu">
+            <w:hyperlink w:history="1" r:id="rId2wrwysya7svwtii3thjxp">
               <w:r>
                 <w:rPr>
                   <w:rFonts w:ascii="Arial" w:cs="Arial" w:eastAsia="Arial" w:hAnsi="Arial"/>
@@ -19790,7 +19790,7 @@
             <w:pPr>
               <w:spacing w:after="20" w:before="0"/>
             </w:pPr>
-            <w:hyperlink w:history="1" r:id="rIdjjis-e_um_r6-ww1mr4kc">
+            <w:hyperlink w:history="1" r:id="rIdndt2vgfjg_8bfuscrl9py">
               <w:r>
                 <w:rPr>
                   <w:rFonts w:ascii="Arial" w:cs="Arial" w:eastAsia="Arial" w:hAnsi="Arial"/>
@@ -19839,7 +19839,7 @@
               <w:spacing w:after="10" w:before="0"/>
               <w:ind w:left="120"/>
             </w:pPr>
-            <w:hyperlink w:history="1" r:id="rIdn-iqukuos5igom5siw-ua">
+            <w:hyperlink w:history="1" r:id="rIdnihejkpe25xugd6ymxloc">
               <w:r>
                 <w:rPr>
                   <w:rFonts w:ascii="Arial" w:cs="Arial" w:eastAsia="Arial" w:hAnsi="Arial"/>
@@ -19884,7 +19884,7 @@
             <w:pPr>
               <w:spacing w:after="20" w:before="0"/>
             </w:pPr>
-            <w:hyperlink w:history="1" r:id="rId1-cj9e0h1jtucdeygznvh">
+            <w:hyperlink w:history="1" r:id="rIdj0pqjnnfjk7kcv-0nbtqh">
               <w:r>
                 <w:rPr>
                   <w:rFonts w:ascii="Arial" w:cs="Arial" w:eastAsia="Arial" w:hAnsi="Arial"/>
@@ -19917,7 +19917,7 @@
               <w:spacing w:after="10" w:before="0"/>
               <w:ind w:left="120"/>
             </w:pPr>
-            <w:hyperlink w:history="1" r:id="rIdiip3ti-acgowea6aingnh">
+            <w:hyperlink w:history="1" r:id="rId-uu8-o4wi0yeng85p0f1n">
               <w:r>
                 <w:rPr>
                   <w:rFonts w:ascii="Arial" w:cs="Arial" w:eastAsia="Arial" w:hAnsi="Arial"/>
@@ -20442,7 +20442,7 @@
         </w:rPr>
         <w:t xml:space="preserve">© 2026 SeaVuria and ARES. Aligned with KICD objectives. Developed by SeaVuria; technical implementation by ARES (with AI assistance from Claude). Licensed under </w:t>
       </w:r>
-      <w:hyperlink w:history="1" r:id="rId_vjblnxvjqm5tghic5aod">
+      <w:hyperlink w:history="1" r:id="rIdi8vjqwrwmi_n8x0qunwvu">
         <w:r>
           <w:rPr>
             <w:rFonts w:ascii="Arial" w:cs="Arial" w:eastAsia="Arial" w:hAnsi="Arial"/>
@@ -20463,7 +20463,7 @@
         </w:rPr>
         <w:t xml:space="preserve"> (</w:t>
       </w:r>
-      <w:hyperlink w:history="1" r:id="rIdzhpimhmz7txnvmiypqk3w">
+      <w:hyperlink w:history="1" r:id="rIdywnowx7ixci6hex9fxe72">
         <w:r>
           <w:rPr>
             <w:rFonts w:ascii="Arial" w:cs="Arial" w:eastAsia="Arial" w:hAnsi="Arial"/>
@@ -21503,7 +21503,7 @@
             <w:pPr>
               <w:spacing w:after="20" w:before="0"/>
             </w:pPr>
-            <w:hyperlink w:history="1" r:id="rIdbfkrytu3l44ju_08lw-hh">
+            <w:hyperlink w:history="1" r:id="rIdxrwxa_jnq-paoko6q9bkh">
               <w:r>
                 <w:rPr>
                   <w:rFonts w:ascii="Arial" w:cs="Arial" w:eastAsia="Arial" w:hAnsi="Arial"/>
@@ -21536,7 +21536,7 @@
               <w:spacing w:after="10" w:before="0"/>
               <w:ind w:left="120"/>
             </w:pPr>
-            <w:hyperlink w:history="1" r:id="rId0mxmqtirjhigqcfpae8uo">
+            <w:hyperlink w:history="1" r:id="rIdkrunwkqcif44mtflu2xs9">
               <w:r>
                 <w:rPr>
                   <w:rFonts w:ascii="Arial" w:cs="Arial" w:eastAsia="Arial" w:hAnsi="Arial"/>
@@ -21581,7 +21581,7 @@
             <w:pPr>
               <w:spacing w:after="20" w:before="0"/>
             </w:pPr>
-            <w:hyperlink w:history="1" r:id="rIdvw04ioc_jpqiq5y0qau47">
+            <w:hyperlink w:history="1" r:id="rIdip4xqev2kgovqigwbehkw">
               <w:r>
                 <w:rPr>
                   <w:rFonts w:ascii="Arial" w:cs="Arial" w:eastAsia="Arial" w:hAnsi="Arial"/>
@@ -21614,7 +21614,7 @@
               <w:spacing w:after="10" w:before="0"/>
               <w:ind w:left="120"/>
             </w:pPr>
-            <w:hyperlink w:history="1" r:id="rIdaq2ibr30hkx2thdr3qpyc">
+            <w:hyperlink w:history="1" r:id="rId0ytwrkmpnamd5y-rfjczs">
               <w:r>
                 <w:rPr>
                   <w:rFonts w:ascii="Arial" w:cs="Arial" w:eastAsia="Arial" w:hAnsi="Arial"/>
@@ -21814,7 +21814,7 @@
             <w:pPr>
               <w:spacing w:after="20" w:before="0"/>
             </w:pPr>
-            <w:hyperlink w:history="1" r:id="rIdhgn10gp-9mdci10grjktp">
+            <w:hyperlink w:history="1" r:id="rIdk_hvwxk6k40w2wjgymk8h">
               <w:r>
                 <w:rPr>
                   <w:rFonts w:ascii="Arial" w:cs="Arial" w:eastAsia="Arial" w:hAnsi="Arial"/>
@@ -21847,7 +21847,7 @@
               <w:spacing w:after="10" w:before="0"/>
               <w:ind w:left="120"/>
             </w:pPr>
-            <w:hyperlink w:history="1" r:id="rIdt46e4ooo7jcuiindo-qum">
+            <w:hyperlink w:history="1" r:id="rId0zmhcwczj7ypnl4qmmycl">
               <w:r>
                 <w:rPr>
                   <w:rFonts w:ascii="Arial" w:cs="Arial" w:eastAsia="Arial" w:hAnsi="Arial"/>
@@ -21892,7 +21892,7 @@
             <w:pPr>
               <w:spacing w:after="20" w:before="0"/>
             </w:pPr>
-            <w:hyperlink w:history="1" r:id="rIdzwticiol-4d3ffsnozqbe">
+            <w:hyperlink w:history="1" r:id="rIdenrmnw9caeckdnalq4rda">
               <w:r>
                 <w:rPr>
                   <w:rFonts w:ascii="Arial" w:cs="Arial" w:eastAsia="Arial" w:hAnsi="Arial"/>
@@ -21925,7 +21925,7 @@
               <w:spacing w:after="10" w:before="0"/>
               <w:ind w:left="120"/>
             </w:pPr>
-            <w:hyperlink w:history="1" r:id="rIdzeufhhupp8djs5kxfn1ld">
+            <w:hyperlink w:history="1" r:id="rIdnz8_mmu_-xrwsdqsb3qvt">
               <w:r>
                 <w:rPr>
                   <w:rFonts w:ascii="Arial" w:cs="Arial" w:eastAsia="Arial" w:hAnsi="Arial"/>
@@ -22125,7 +22125,7 @@
             <w:pPr>
               <w:spacing w:after="20" w:before="0"/>
             </w:pPr>
-            <w:hyperlink w:history="1" r:id="rIdggiyesrbdgrbc7qvz554z">
+            <w:hyperlink w:history="1" r:id="rId7xnhx9dda_e-7ec0jfwgq">
               <w:r>
                 <w:rPr>
                   <w:rFonts w:ascii="Arial" w:cs="Arial" w:eastAsia="Arial" w:hAnsi="Arial"/>
@@ -22174,7 +22174,7 @@
               <w:spacing w:after="10" w:before="0"/>
               <w:ind w:left="120"/>
             </w:pPr>
-            <w:hyperlink w:history="1" r:id="rIdld7rj4fo4khyuljlethwz">
+            <w:hyperlink w:history="1" r:id="rId5mzdvubiyyzrlbubyadtu">
               <w:r>
                 <w:rPr>
                   <w:rFonts w:ascii="Arial" w:cs="Arial" w:eastAsia="Arial" w:hAnsi="Arial"/>
@@ -22219,7 +22219,7 @@
             <w:pPr>
               <w:spacing w:after="20" w:before="0"/>
             </w:pPr>
-            <w:hyperlink w:history="1" r:id="rIdozpzkahxo3pv_2pzabtn3">
+            <w:hyperlink w:history="1" r:id="rId59mhvrut5bbnhmxnyzyux">
               <w:r>
                 <w:rPr>
                   <w:rFonts w:ascii="Arial" w:cs="Arial" w:eastAsia="Arial" w:hAnsi="Arial"/>
@@ -22252,7 +22252,7 @@
               <w:spacing w:after="10" w:before="0"/>
               <w:ind w:left="120"/>
             </w:pPr>
-            <w:hyperlink w:history="1" r:id="rIdls0gfma1mvsuwjf-mior9">
+            <w:hyperlink w:history="1" r:id="rIdjgvhuhnozsx2wvh643uh8">
               <w:r>
                 <w:rPr>
                   <w:rFonts w:ascii="Arial" w:cs="Arial" w:eastAsia="Arial" w:hAnsi="Arial"/>
@@ -22452,7 +22452,7 @@
             <w:pPr>
               <w:spacing w:after="20" w:before="0"/>
             </w:pPr>
-            <w:hyperlink w:history="1" r:id="rIdnz7drcmwbegz05mrnxq69">
+            <w:hyperlink w:history="1" r:id="rIdxrvkmrsmz-zidezjytkmb">
               <w:r>
                 <w:rPr>
                   <w:rFonts w:ascii="Arial" w:cs="Arial" w:eastAsia="Arial" w:hAnsi="Arial"/>
@@ -22501,7 +22501,7 @@
               <w:spacing w:after="10" w:before="0"/>
               <w:ind w:left="120"/>
             </w:pPr>
-            <w:hyperlink w:history="1" r:id="rIdwddxinuacpglridxjctbp">
+            <w:hyperlink w:history="1" r:id="rIdwoccsnnzycna1kxlcreww">
               <w:r>
                 <w:rPr>
                   <w:rFonts w:ascii="Arial" w:cs="Arial" w:eastAsia="Arial" w:hAnsi="Arial"/>
@@ -22546,7 +22546,7 @@
             <w:pPr>
               <w:spacing w:after="20" w:before="0"/>
             </w:pPr>
-            <w:hyperlink w:history="1" r:id="rId90vuyxa1dxgeqc_oythzq">
+            <w:hyperlink w:history="1" r:id="rIdpv7nhu_roeqzrwwsgcv8l">
               <w:r>
                 <w:rPr>
                   <w:rFonts w:ascii="Arial" w:cs="Arial" w:eastAsia="Arial" w:hAnsi="Arial"/>
@@ -22579,7 +22579,7 @@
               <w:spacing w:after="10" w:before="0"/>
               <w:ind w:left="120"/>
             </w:pPr>
-            <w:hyperlink w:history="1" r:id="rIdmpwlxfd2oyr-ilhtksfhd">
+            <w:hyperlink w:history="1" r:id="rIds0n0v4agaa70jhbqfggxf">
               <w:r>
                 <w:rPr>
                   <w:rFonts w:ascii="Arial" w:cs="Arial" w:eastAsia="Arial" w:hAnsi="Arial"/>
@@ -22779,7 +22779,7 @@
             <w:pPr>
               <w:spacing w:after="20" w:before="0"/>
             </w:pPr>
-            <w:hyperlink w:history="1" r:id="rIdscxp4akbv7ak5sk9v6ohh">
+            <w:hyperlink w:history="1" r:id="rIdts9jgs6-0ussdj-bptqjp">
               <w:r>
                 <w:rPr>
                   <w:rFonts w:ascii="Arial" w:cs="Arial" w:eastAsia="Arial" w:hAnsi="Arial"/>
@@ -22828,7 +22828,7 @@
               <w:spacing w:after="10" w:before="0"/>
               <w:ind w:left="120"/>
             </w:pPr>
-            <w:hyperlink w:history="1" r:id="rIdf6xygan7w3hz_e5gu0mey">
+            <w:hyperlink w:history="1" r:id="rIdlogesam8lmgtk-ocafww0">
               <w:r>
                 <w:rPr>
                   <w:rFonts w:ascii="Arial" w:cs="Arial" w:eastAsia="Arial" w:hAnsi="Arial"/>
@@ -22873,7 +22873,7 @@
             <w:pPr>
               <w:spacing w:after="20" w:before="0"/>
             </w:pPr>
-            <w:hyperlink w:history="1" r:id="rIdd0jvao3mhwcv63szdkopv">
+            <w:hyperlink w:history="1" r:id="rIda0z3tqhlgp4-bjimw3kgl">
               <w:r>
                 <w:rPr>
                   <w:rFonts w:ascii="Arial" w:cs="Arial" w:eastAsia="Arial" w:hAnsi="Arial"/>
@@ -22906,7 +22906,7 @@
               <w:spacing w:after="10" w:before="0"/>
               <w:ind w:left="120"/>
             </w:pPr>
-            <w:hyperlink w:history="1" r:id="rIdgts5anbuwxczhih87pajt">
+            <w:hyperlink w:history="1" r:id="rIdts5ogf2iis7f8yshyjhhr">
               <w:r>
                 <w:rPr>
                   <w:rFonts w:ascii="Arial" w:cs="Arial" w:eastAsia="Arial" w:hAnsi="Arial"/>
@@ -23431,7 +23431,7 @@
         </w:rPr>
         <w:t xml:space="preserve">© 2026 SeaVuria and ARES. Aligned with KICD objectives. Developed by SeaVuria; technical implementation by ARES (with AI assistance from Claude). Licensed under </w:t>
       </w:r>
-      <w:hyperlink w:history="1" r:id="rId_deujw48c0jiz1_-krd7r">
+      <w:hyperlink w:history="1" r:id="rIdbrliqs0xlovdwzahslnei">
         <w:r>
           <w:rPr>
             <w:rFonts w:ascii="Arial" w:cs="Arial" w:eastAsia="Arial" w:hAnsi="Arial"/>
@@ -23452,7 +23452,7 @@
         </w:rPr>
         <w:t xml:space="preserve"> (</w:t>
       </w:r>
-      <w:hyperlink w:history="1" r:id="rIdf217_ctfrlwzp_uxyzpvs">
+      <w:hyperlink w:history="1" r:id="rIdbdbcjwhoqdjlgevxre7qc">
         <w:r>
           <w:rPr>
             <w:rFonts w:ascii="Arial" w:cs="Arial" w:eastAsia="Arial" w:hAnsi="Arial"/>
@@ -24492,7 +24492,7 @@
             <w:pPr>
               <w:spacing w:after="20" w:before="0"/>
             </w:pPr>
-            <w:hyperlink w:history="1" r:id="rIdmn0e-0lobhn_rjwa4yphl">
+            <w:hyperlink w:history="1" r:id="rIdeyuxex0asqw6mp_idkmxy">
               <w:r>
                 <w:rPr>
                   <w:rFonts w:ascii="Arial" w:cs="Arial" w:eastAsia="Arial" w:hAnsi="Arial"/>
@@ -24525,7 +24525,7 @@
               <w:spacing w:after="10" w:before="0"/>
               <w:ind w:left="120"/>
             </w:pPr>
-            <w:hyperlink w:history="1" r:id="rIdftial-wthkh5v1-fokvog">
+            <w:hyperlink w:history="1" r:id="rIdcfn2ifubs4dipglu-m01s">
               <w:r>
                 <w:rPr>
                   <w:rFonts w:ascii="Arial" w:cs="Arial" w:eastAsia="Arial" w:hAnsi="Arial"/>
@@ -24570,7 +24570,7 @@
             <w:pPr>
               <w:spacing w:after="20" w:before="0"/>
             </w:pPr>
-            <w:hyperlink w:history="1" r:id="rId6-uuaqov89tg84bzu_zf1">
+            <w:hyperlink w:history="1" r:id="rIdwz8qz-rebjxfaww9rhdlh">
               <w:r>
                 <w:rPr>
                   <w:rFonts w:ascii="Arial" w:cs="Arial" w:eastAsia="Arial" w:hAnsi="Arial"/>
@@ -24603,7 +24603,7 @@
               <w:spacing w:after="10" w:before="0"/>
               <w:ind w:left="120"/>
             </w:pPr>
-            <w:hyperlink w:history="1" r:id="rId_6njvzvn2sjgzvhkmifud">
+            <w:hyperlink w:history="1" r:id="rId1xkplf2cddzxxtrowtoco">
               <w:r>
                 <w:rPr>
                   <w:rFonts w:ascii="Arial" w:cs="Arial" w:eastAsia="Arial" w:hAnsi="Arial"/>
@@ -24803,7 +24803,7 @@
             <w:pPr>
               <w:spacing w:after="20" w:before="0"/>
             </w:pPr>
-            <w:hyperlink w:history="1" r:id="rIdkqi-rwnew8p4vicnqhwsn">
+            <w:hyperlink w:history="1" r:id="rIdgl-uzo1wy0dshwg-dynvy">
               <w:r>
                 <w:rPr>
                   <w:rFonts w:ascii="Arial" w:cs="Arial" w:eastAsia="Arial" w:hAnsi="Arial"/>
@@ -24836,7 +24836,7 @@
               <w:spacing w:after="10" w:before="0"/>
               <w:ind w:left="120"/>
             </w:pPr>
-            <w:hyperlink w:history="1" r:id="rId4ui81aozcilo2_gn05sse">
+            <w:hyperlink w:history="1" r:id="rIdrh9q0_sq1xj-qkpcsrfs9">
               <w:r>
                 <w:rPr>
                   <w:rFonts w:ascii="Arial" w:cs="Arial" w:eastAsia="Arial" w:hAnsi="Arial"/>
@@ -24881,7 +24881,7 @@
             <w:pPr>
               <w:spacing w:after="20" w:before="0"/>
             </w:pPr>
-            <w:hyperlink w:history="1" r:id="rIdcfb5ubzfxyqrhyzbjl-5r">
+            <w:hyperlink w:history="1" r:id="rIdml-0mn_k5pluvwiwt8gjw">
               <w:r>
                 <w:rPr>
                   <w:rFonts w:ascii="Arial" w:cs="Arial" w:eastAsia="Arial" w:hAnsi="Arial"/>
@@ -24914,7 +24914,7 @@
               <w:spacing w:after="10" w:before="0"/>
               <w:ind w:left="120"/>
             </w:pPr>
-            <w:hyperlink w:history="1" r:id="rId37l8vigg_v7i85lcdl2re">
+            <w:hyperlink w:history="1" r:id="rIdmbeup-unupqkgjojctfwf">
               <w:r>
                 <w:rPr>
                   <w:rFonts w:ascii="Arial" w:cs="Arial" w:eastAsia="Arial" w:hAnsi="Arial"/>
@@ -25114,7 +25114,7 @@
             <w:pPr>
               <w:spacing w:after="20" w:before="0"/>
             </w:pPr>
-            <w:hyperlink w:history="1" r:id="rIdtkg9pf3qe8a52boxbszb8">
+            <w:hyperlink w:history="1" r:id="rId0v_vub-kry29ws5mhfxvw">
               <w:r>
                 <w:rPr>
                   <w:rFonts w:ascii="Arial" w:cs="Arial" w:eastAsia="Arial" w:hAnsi="Arial"/>
@@ -25147,7 +25147,7 @@
               <w:spacing w:after="10" w:before="0"/>
               <w:ind w:left="120"/>
             </w:pPr>
-            <w:hyperlink w:history="1" r:id="rIdj-8j2ym9uags89s4ozdme">
+            <w:hyperlink w:history="1" r:id="rId2blhvemx8dd5aw2nuehky">
               <w:r>
                 <w:rPr>
                   <w:rFonts w:ascii="Arial" w:cs="Arial" w:eastAsia="Arial" w:hAnsi="Arial"/>
@@ -25192,7 +25192,7 @@
             <w:pPr>
               <w:spacing w:after="20" w:before="0"/>
             </w:pPr>
-            <w:hyperlink w:history="1" r:id="rIdwud65ebmmafyuepohwoew">
+            <w:hyperlink w:history="1" r:id="rIdbqxwjf0vl9ecn6487mrlc">
               <w:r>
                 <w:rPr>
                   <w:rFonts w:ascii="Arial" w:cs="Arial" w:eastAsia="Arial" w:hAnsi="Arial"/>
@@ -25225,7 +25225,7 @@
               <w:spacing w:after="10" w:before="0"/>
               <w:ind w:left="120"/>
             </w:pPr>
-            <w:hyperlink w:history="1" r:id="rIdgblkcruowsgr9-4ugnxgs">
+            <w:hyperlink w:history="1" r:id="rIdtrefn79__l29gvtdkkbtx">
               <w:r>
                 <w:rPr>
                   <w:rFonts w:ascii="Arial" w:cs="Arial" w:eastAsia="Arial" w:hAnsi="Arial"/>
@@ -25425,7 +25425,7 @@
             <w:pPr>
               <w:spacing w:after="20" w:before="0"/>
             </w:pPr>
-            <w:hyperlink w:history="1" r:id="rIdy0nqcozy04lmblbuh-ikt">
+            <w:hyperlink w:history="1" r:id="rIdcbrq-liumynl7b8_whyj0">
               <w:r>
                 <w:rPr>
                   <w:rFonts w:ascii="Arial" w:cs="Arial" w:eastAsia="Arial" w:hAnsi="Arial"/>
@@ -25458,7 +25458,7 @@
               <w:spacing w:after="10" w:before="0"/>
               <w:ind w:left="120"/>
             </w:pPr>
-            <w:hyperlink w:history="1" r:id="rIdssf3cuc8jaizmosd-n2ju">
+            <w:hyperlink w:history="1" r:id="rIdqzfstecs23hg_s3inrtz6">
               <w:r>
                 <w:rPr>
                   <w:rFonts w:ascii="Arial" w:cs="Arial" w:eastAsia="Arial" w:hAnsi="Arial"/>
@@ -25503,7 +25503,7 @@
             <w:pPr>
               <w:spacing w:after="20" w:before="0"/>
             </w:pPr>
-            <w:hyperlink w:history="1" r:id="rIdj1q2jfh1yvlguhfxw9u5l">
+            <w:hyperlink w:history="1" r:id="rIdomv_wo-abxhur8sd9rclk">
               <w:r>
                 <w:rPr>
                   <w:rFonts w:ascii="Arial" w:cs="Arial" w:eastAsia="Arial" w:hAnsi="Arial"/>
@@ -25536,7 +25536,7 @@
               <w:spacing w:after="10" w:before="0"/>
               <w:ind w:left="120"/>
             </w:pPr>
-            <w:hyperlink w:history="1" r:id="rIdi9qujpb7bbhahbh9noulx">
+            <w:hyperlink w:history="1" r:id="rIdslfzzqxxte4xco7jwolg5">
               <w:r>
                 <w:rPr>
                   <w:rFonts w:ascii="Arial" w:cs="Arial" w:eastAsia="Arial" w:hAnsi="Arial"/>
@@ -25736,7 +25736,7 @@
             <w:pPr>
               <w:spacing w:after="20" w:before="0"/>
             </w:pPr>
-            <w:hyperlink w:history="1" r:id="rIdqtaqr9bx_gpzx1tery1gf">
+            <w:hyperlink w:history="1" r:id="rIdx-ppughamj6jqmjejeppx">
               <w:r>
                 <w:rPr>
                   <w:rFonts w:ascii="Arial" w:cs="Arial" w:eastAsia="Arial" w:hAnsi="Arial"/>
@@ -25769,7 +25769,7 @@
               <w:spacing w:after="10" w:before="0"/>
               <w:ind w:left="120"/>
             </w:pPr>
-            <w:hyperlink w:history="1" r:id="rIdmr19w-8rjz3v8hzift9o8">
+            <w:hyperlink w:history="1" r:id="rIdeqbp-bttpqugc01y-ppxo">
               <w:r>
                 <w:rPr>
                   <w:rFonts w:ascii="Arial" w:cs="Arial" w:eastAsia="Arial" w:hAnsi="Arial"/>
@@ -25814,7 +25814,7 @@
             <w:pPr>
               <w:spacing w:after="20" w:before="0"/>
             </w:pPr>
-            <w:hyperlink w:history="1" r:id="rIdwndyxf_d92jepopemzamc">
+            <w:hyperlink w:history="1" r:id="rIdhdfg4qarp_hafdolewolu">
               <w:r>
                 <w:rPr>
                   <w:rFonts w:ascii="Arial" w:cs="Arial" w:eastAsia="Arial" w:hAnsi="Arial"/>
@@ -25847,7 +25847,7 @@
               <w:spacing w:after="10" w:before="0"/>
               <w:ind w:left="120"/>
             </w:pPr>
-            <w:hyperlink w:history="1" r:id="rIdzee-hfh8reu-_0rxnydfz">
+            <w:hyperlink w:history="1" r:id="rId9ie6xh7gnbx3hgpmbhdtr">
               <w:r>
                 <w:rPr>
                   <w:rFonts w:ascii="Arial" w:cs="Arial" w:eastAsia="Arial" w:hAnsi="Arial"/>
@@ -26372,7 +26372,7 @@
         </w:rPr>
         <w:t xml:space="preserve">© 2026 SeaVuria and ARES. Aligned with KICD objectives. Developed by SeaVuria; technical implementation by ARES (with AI assistance from Claude). Licensed under </w:t>
       </w:r>
-      <w:hyperlink w:history="1" r:id="rIdd8-ofkv9r6uznhtlzjq6m">
+      <w:hyperlink w:history="1" r:id="rIdqg_o_fafqut7denkwavuq">
         <w:r>
           <w:rPr>
             <w:rFonts w:ascii="Arial" w:cs="Arial" w:eastAsia="Arial" w:hAnsi="Arial"/>
@@ -26393,7 +26393,7 @@
         </w:rPr>
         <w:t xml:space="preserve"> (</w:t>
       </w:r>
-      <w:hyperlink w:history="1" r:id="rId7jzobm-prxn8ccqfhcgcr">
+      <w:hyperlink w:history="1" r:id="rIdul_lyhf2bcuesqf0r_1qw">
         <w:r>
           <w:rPr>
             <w:rFonts w:ascii="Arial" w:cs="Arial" w:eastAsia="Arial" w:hAnsi="Arial"/>
@@ -27450,7 +27450,7 @@
               <w:spacing w:after="10" w:before="0"/>
               <w:ind w:left="120"/>
             </w:pPr>
-            <w:hyperlink w:history="1" r:id="rIdj2pzjgirq4c4v_65hpfqa">
+            <w:hyperlink w:history="1" r:id="rIdlm-nc8iixyt2ar7uoj-o3">
               <w:r>
                 <w:rPr>
                   <w:rFonts w:ascii="Arial" w:cs="Arial" w:eastAsia="Arial" w:hAnsi="Arial"/>
@@ -27510,7 +27510,7 @@
             <w:pPr>
               <w:spacing w:after="20" w:before="0"/>
             </w:pPr>
-            <w:hyperlink w:history="1" r:id="rId7pp7gr26i7uaeyeggxjuj">
+            <w:hyperlink w:history="1" r:id="rIdhpow6_9hgu7pz1crjxbp9">
               <w:r>
                 <w:rPr>
                   <w:rFonts w:ascii="Arial" w:cs="Arial" w:eastAsia="Arial" w:hAnsi="Arial"/>
@@ -27543,7 +27543,7 @@
               <w:spacing w:after="10" w:before="0"/>
               <w:ind w:left="120"/>
             </w:pPr>
-            <w:hyperlink w:history="1" r:id="rId7vdwltbqcwhytnnksmp5b">
+            <w:hyperlink w:history="1" r:id="rIddgdhoefssgytxvrqfy04k">
               <w:r>
                 <w:rPr>
                   <w:rFonts w:ascii="Arial" w:cs="Arial" w:eastAsia="Arial" w:hAnsi="Arial"/>
@@ -27760,7 +27760,7 @@
               <w:spacing w:after="10" w:before="0"/>
               <w:ind w:left="120"/>
             </w:pPr>
-            <w:hyperlink w:history="1" r:id="rIditoilljqovehmtpnbiw1x">
+            <w:hyperlink w:history="1" r:id="rIdualvr03icyqk_jtjdyih3">
               <w:r>
                 <w:rPr>
                   <w:rFonts w:ascii="Arial" w:cs="Arial" w:eastAsia="Arial" w:hAnsi="Arial"/>
@@ -27820,7 +27820,7 @@
             <w:pPr>
               <w:spacing w:after="20" w:before="0"/>
             </w:pPr>
-            <w:hyperlink w:history="1" r:id="rIdquyuk4faecv-hg-g0qhna">
+            <w:hyperlink w:history="1" r:id="rIdz2zyawwrupmyazvb6kfza">
               <w:r>
                 <w:rPr>
                   <w:rFonts w:ascii="Arial" w:cs="Arial" w:eastAsia="Arial" w:hAnsi="Arial"/>
@@ -27853,7 +27853,7 @@
               <w:spacing w:after="10" w:before="0"/>
               <w:ind w:left="120"/>
             </w:pPr>
-            <w:hyperlink w:history="1" r:id="rId7cponkcufgwsqshsuuwy_">
+            <w:hyperlink w:history="1" r:id="rIdrz6xhgjwut4nfj0xv-mb0">
               <w:r>
                 <w:rPr>
                   <w:rFonts w:ascii="Arial" w:cs="Arial" w:eastAsia="Arial" w:hAnsi="Arial"/>
@@ -28070,7 +28070,7 @@
               <w:spacing w:after="10" w:before="0"/>
               <w:ind w:left="120"/>
             </w:pPr>
-            <w:hyperlink w:history="1" r:id="rIdw8srxx6td53xjszp88rej">
+            <w:hyperlink w:history="1" r:id="rIdavtdrzi8mvhaq8_jlhbvf">
               <w:r>
                 <w:rPr>
                   <w:rFonts w:ascii="Arial" w:cs="Arial" w:eastAsia="Arial" w:hAnsi="Arial"/>
@@ -28130,7 +28130,7 @@
             <w:pPr>
               <w:spacing w:after="20" w:before="0"/>
             </w:pPr>
-            <w:hyperlink w:history="1" r:id="rIdtkfj6huz1hc5qbomdf_e3">
+            <w:hyperlink w:history="1" r:id="rIdz01n8pzg2yqa3hhjfjans">
               <w:r>
                 <w:rPr>
                   <w:rFonts w:ascii="Arial" w:cs="Arial" w:eastAsia="Arial" w:hAnsi="Arial"/>
@@ -28163,7 +28163,7 @@
               <w:spacing w:after="10" w:before="0"/>
               <w:ind w:left="120"/>
             </w:pPr>
-            <w:hyperlink w:history="1" r:id="rIdedzgmtoojk5hxnpogflr-">
+            <w:hyperlink w:history="1" r:id="rIdoye8mbechxiusiiz44jqn">
               <w:r>
                 <w:rPr>
                   <w:rFonts w:ascii="Arial" w:cs="Arial" w:eastAsia="Arial" w:hAnsi="Arial"/>
@@ -28380,7 +28380,7 @@
               <w:spacing w:after="10" w:before="0"/>
               <w:ind w:left="120"/>
             </w:pPr>
-            <w:hyperlink w:history="1" r:id="rIdhg98pfstmb2dfushcuzwq">
+            <w:hyperlink w:history="1" r:id="rIdy5_rs1dqw8qaj9hgjg6lx">
               <w:r>
                 <w:rPr>
                   <w:rFonts w:ascii="Arial" w:cs="Arial" w:eastAsia="Arial" w:hAnsi="Arial"/>
@@ -28440,7 +28440,7 @@
             <w:pPr>
               <w:spacing w:after="20" w:before="0"/>
             </w:pPr>
-            <w:hyperlink w:history="1" r:id="rId-rj8pmpuivs98nd7fyuse">
+            <w:hyperlink w:history="1" r:id="rIdmytgxt-xlpfsdceygracg">
               <w:r>
                 <w:rPr>
                   <w:rFonts w:ascii="Arial" w:cs="Arial" w:eastAsia="Arial" w:hAnsi="Arial"/>
@@ -28473,7 +28473,7 @@
               <w:spacing w:after="10" w:before="0"/>
               <w:ind w:left="120"/>
             </w:pPr>
-            <w:hyperlink w:history="1" r:id="rIdclkwmgohiv11q4e_p-qvg">
+            <w:hyperlink w:history="1" r:id="rIdzaqlozafkb_okylueelnj">
               <w:r>
                 <w:rPr>
                   <w:rFonts w:ascii="Arial" w:cs="Arial" w:eastAsia="Arial" w:hAnsi="Arial"/>
@@ -28690,7 +28690,7 @@
               <w:spacing w:after="10" w:before="0"/>
               <w:ind w:left="120"/>
             </w:pPr>
-            <w:hyperlink w:history="1" r:id="rIdmapyvjzckz-18efmmsrpi">
+            <w:hyperlink w:history="1" r:id="rId33licniiz_ciypvzbfb8k">
               <w:r>
                 <w:rPr>
                   <w:rFonts w:ascii="Arial" w:cs="Arial" w:eastAsia="Arial" w:hAnsi="Arial"/>
@@ -28750,7 +28750,7 @@
             <w:pPr>
               <w:spacing w:after="20" w:before="0"/>
             </w:pPr>
-            <w:hyperlink w:history="1" r:id="rIdc6ft0fbfxnkipshjgkc4h">
+            <w:hyperlink w:history="1" r:id="rIdcja6nzfl0j072e1jh0euu">
               <w:r>
                 <w:rPr>
                   <w:rFonts w:ascii="Arial" w:cs="Arial" w:eastAsia="Arial" w:hAnsi="Arial"/>
@@ -28783,7 +28783,7 @@
               <w:spacing w:after="10" w:before="0"/>
               <w:ind w:left="120"/>
             </w:pPr>
-            <w:hyperlink w:history="1" r:id="rId2j-85f_ejs7g_kkjcaxfv">
+            <w:hyperlink w:history="1" r:id="rId_ogx_bvnwldcnj4az-rec">
               <w:r>
                 <w:rPr>
                   <w:rFonts w:ascii="Arial" w:cs="Arial" w:eastAsia="Arial" w:hAnsi="Arial"/>
@@ -29308,7 +29308,7 @@
         </w:rPr>
         <w:t xml:space="preserve">© 2026 SeaVuria and ARES. Aligned with KICD objectives. Developed by SeaVuria; technical implementation by ARES (with AI assistance from Claude). Licensed under </w:t>
       </w:r>
-      <w:hyperlink w:history="1" r:id="rId2fco6sfqwaoufzxxxd8ik">
+      <w:hyperlink w:history="1" r:id="rIduewopnrjiyhvmivhgsdoe">
         <w:r>
           <w:rPr>
             <w:rFonts w:ascii="Arial" w:cs="Arial" w:eastAsia="Arial" w:hAnsi="Arial"/>
@@ -29329,7 +29329,7 @@
         </w:rPr>
         <w:t xml:space="preserve"> (</w:t>
       </w:r>
-      <w:hyperlink w:history="1" r:id="rIdz9ctvwbdm1ekmzmvuvl77">
+      <w:hyperlink w:history="1" r:id="rIdtixnyqbrphvehljjxv7qb">
         <w:r>
           <w:rPr>
             <w:rFonts w:ascii="Arial" w:cs="Arial" w:eastAsia="Arial" w:hAnsi="Arial"/>
